--- a/Módulo_6_Testando e Automatizando Testes em Aplicações Web/Módulo 6 - Testando e Automatizando Testes em Aplicações Web.docx
+++ b/Módulo_6_Testando e Automatizando Testes em Aplicações Web/Módulo 6 - Testando e Automatizando Testes em Aplicações Web.docx
@@ -641,6 +641,15 @@
         </w:rPr>
         <w:t>MENTALIDADE DE TESTES EM APLICAÇÕES WEB</w:t>
       </w:r>
+    </w:p>
+    <w:p>
+      <w:pPr>
+        <w:spacing w:after="0"/>
+        <w:rPr>
+          <w:b/>
+          <w:bCs/>
+        </w:rPr>
+      </w:pPr>
     </w:p>
     <w:p>
       <w:pPr>
@@ -1190,11 +1199,6 @@
       <w:pPr>
         <w:spacing w:after="0"/>
       </w:pPr>
-    </w:p>
-    <w:p>
-      <w:pPr>
-        <w:spacing w:after="0"/>
-      </w:pPr>
       <w:r>
         <w:lastRenderedPageBreak/>
         <w:t>Essas características ajudam o QA a identificar o que precisa ser avaliado em cada projeto e funcionam como um checklist para orientar a execução dos testes.</w:t>
@@ -1970,15 +1974,6 @@
     <w:p>
       <w:pPr>
         <w:spacing w:after="0"/>
-        <w:rPr>
-          <w:b/>
-          <w:bCs/>
-        </w:rPr>
-      </w:pPr>
-    </w:p>
-    <w:p>
-      <w:pPr>
-        <w:spacing w:after="0"/>
       </w:pPr>
       <w:r>
         <w:t>Ao receber uma aplicação web para testar, o QA deve pensar além do caminho principal de utilização.</w:t>
@@ -2078,20 +2073,15 @@
         <w:spacing w:after="0"/>
       </w:pPr>
       <w:r>
+        <w:t>Os elementos podem ser utilizados por pessoas que dependem de recursos de acessibilidade?</w:t>
+      </w:r>
+    </w:p>
+    <w:p>
+      <w:pPr>
+        <w:spacing w:after="0"/>
+      </w:pPr>
+      <w:r>
         <w:lastRenderedPageBreak/>
-        <w:t>Os elementos podem ser utilizados por pessoas que dependem de recursos de acessibilidade?</w:t>
-      </w:r>
-    </w:p>
-    <w:p>
-      <w:pPr>
-        <w:spacing w:after="0"/>
-      </w:pPr>
-    </w:p>
-    <w:p>
-      <w:pPr>
-        <w:spacing w:after="0"/>
-      </w:pPr>
-      <w:r>
         <w:t>Essas perguntas ajudam a ampliar a cobertura dos testes e a identificar riscos que poderiam passar despercebidos em uma verificação superficial.</w:t>
       </w:r>
     </w:p>
@@ -2294,6 +2284,15 @@
           <w:bCs/>
         </w:rPr>
       </w:pPr>
+    </w:p>
+    <w:p>
+      <w:pPr>
+        <w:spacing w:after="0"/>
+        <w:rPr>
+          <w:b/>
+          <w:bCs/>
+        </w:rPr>
+      </w:pPr>
       <w:r>
         <w:rPr>
           <w:b/>
@@ -2438,6 +2437,21 @@
       </w:pPr>
       <w:r>
         <w:t>O QA deve identificar barreiras de acessibilidade para que os desenvolvedores possam corrigi-las.</w:t>
+      </w:r>
+    </w:p>
+    <w:p>
+      <w:pPr>
+        <w:rPr>
+          <w:b/>
+          <w:bCs/>
+        </w:rPr>
+      </w:pPr>
+      <w:r>
+        <w:rPr>
+          <w:b/>
+          <w:bCs/>
+        </w:rPr>
+        <w:br w:type="page"/>
       </w:r>
     </w:p>
     <w:p>
@@ -3706,11 +3720,10 @@
     </w:p>
     <w:p>
       <w:pPr>
-        <w:spacing w:after="0"/>
-        <w:rPr>
-          <w:b/>
-          <w:bCs/>
-        </w:rPr>
+        <w:tabs>
+          <w:tab w:val="center" w:pos="5233"/>
+        </w:tabs>
+        <w:spacing w:after="0"/>
       </w:pPr>
       <w:r>
         <w:rPr>
@@ -3719,11 +3732,13 @@
         </w:rPr>
         <w:t>8. Como registrar os defeitos encontrados</w:t>
       </w:r>
-    </w:p>
-    <w:p>
-      <w:pPr>
-        <w:spacing w:after="0"/>
-      </w:pPr>
+      <w:r>
+        <w:rPr>
+          <w:b/>
+          <w:bCs/>
+        </w:rPr>
+        <w:tab/>
+      </w:r>
     </w:p>
     <w:p>
       <w:pPr>
@@ -3840,20 +3855,15 @@
         <w:spacing w:after="0"/>
       </w:pPr>
       <w:r>
+        <w:t>Prioridade ou severidade definida pela equipe.</w:t>
+      </w:r>
+    </w:p>
+    <w:p>
+      <w:pPr>
+        <w:spacing w:after="0"/>
+      </w:pPr>
+      <w:r>
         <w:lastRenderedPageBreak/>
-        <w:t>Prioridade ou severidade definida pela equipe.</w:t>
-      </w:r>
-    </w:p>
-    <w:p>
-      <w:pPr>
-        <w:spacing w:after="0"/>
-      </w:pPr>
-    </w:p>
-    <w:p>
-      <w:pPr>
-        <w:spacing w:after="0"/>
-      </w:pPr>
-      <w:r>
         <w:t>O objetivo é fornecer informações suficientes para que o defeito seja compreendido, corrigido e posteriormente validado.</w:t>
       </w:r>
     </w:p>
@@ -4211,6 +4221,21 @@
     </w:p>
     <w:p>
       <w:pPr>
+        <w:rPr>
+          <w:b/>
+          <w:bCs/>
+        </w:rPr>
+      </w:pPr>
+      <w:r>
+        <w:rPr>
+          <w:b/>
+          <w:bCs/>
+        </w:rPr>
+        <w:br w:type="page"/>
+      </w:r>
+    </w:p>
+    <w:p>
+      <w:pPr>
         <w:spacing w:after="0"/>
         <w:rPr>
           <w:b/>
@@ -4232,6 +4257,15 @@
         </w:rPr>
         <w:t>TESTES DE PERFORMANCE DO FRONTEND</w:t>
       </w:r>
+    </w:p>
+    <w:p>
+      <w:pPr>
+        <w:spacing w:after="0"/>
+        <w:rPr>
+          <w:b/>
+          <w:bCs/>
+        </w:rPr>
+      </w:pPr>
     </w:p>
     <w:p>
       <w:pPr>
@@ -4537,11 +4571,6 @@
         </w:rPr>
         <w:t>3. Principais métricas de performance</w:t>
       </w:r>
-    </w:p>
-    <w:p>
-      <w:pPr>
-        <w:spacing w:after="0"/>
-      </w:pPr>
     </w:p>
     <w:p>
       <w:pPr>
@@ -8407,6 +8436,15 @@
           <w:bCs/>
         </w:rPr>
       </w:pPr>
+    </w:p>
+    <w:p>
+      <w:pPr>
+        <w:spacing w:after="0"/>
+        <w:rPr>
+          <w:b/>
+          <w:bCs/>
+        </w:rPr>
+      </w:pPr>
       <w:r>
         <w:rPr>
           <w:b/>
@@ -8709,6 +8747,7 @@
           <w:b/>
           <w:bCs/>
         </w:rPr>
+        <w:lastRenderedPageBreak/>
         <w:t>Como testar:</w:t>
       </w:r>
       <w:r>
@@ -8728,7 +8767,6 @@
           <w:b/>
           <w:bCs/>
         </w:rPr>
-        <w:lastRenderedPageBreak/>
         <w:t>5. Mensagens de erro inadequadas</w:t>
       </w:r>
     </w:p>
@@ -8985,15 +9023,6 @@
         </w:rPr>
         <w:t>4. Como transformar os achados em registros de QA</w:t>
       </w:r>
-    </w:p>
-    <w:p>
-      <w:pPr>
-        <w:spacing w:after="0"/>
-        <w:rPr>
-          <w:b/>
-          <w:bCs/>
-        </w:rPr>
-      </w:pPr>
     </w:p>
     <w:p>
       <w:pPr>
@@ -9333,11 +9362,6 @@
       <w:pPr>
         <w:spacing w:after="0"/>
       </w:pPr>
-    </w:p>
-    <w:p>
-      <w:pPr>
-        <w:spacing w:after="0"/>
-      </w:pPr>
       <w:r>
         <w:lastRenderedPageBreak/>
         <w:t>Exemplo de registro:</w:t>
@@ -9678,17 +9702,33 @@
     </w:p>
     <w:p>
       <w:pPr>
-        <w:spacing w:after="0"/>
-        <w:rPr>
-          <w:b/>
-          <w:bCs/>
-        </w:rPr>
-      </w:pPr>
-      <w:r>
-        <w:rPr>
-          <w:b/>
-          <w:bCs/>
-        </w:rPr>
+        <w:rPr>
+          <w:b/>
+          <w:bCs/>
+        </w:rPr>
+      </w:pPr>
+      <w:r>
+        <w:rPr>
+          <w:b/>
+          <w:bCs/>
+        </w:rPr>
+        <w:br w:type="page"/>
+      </w:r>
+    </w:p>
+    <w:p>
+      <w:pPr>
+        <w:spacing w:after="0"/>
+        <w:rPr>
+          <w:b/>
+          <w:bCs/>
+        </w:rPr>
+      </w:pPr>
+      <w:r>
+        <w:rPr>
+          <w:b/>
+          <w:bCs/>
+        </w:rPr>
+        <w:lastRenderedPageBreak/>
         <w:t xml:space="preserve">8. </w:t>
       </w:r>
       <w:r>
@@ -9834,7 +9874,6 @@
           <w:b/>
           <w:bCs/>
         </w:rPr>
-        <w:lastRenderedPageBreak/>
         <w:t>2. Documentação oficial</w:t>
       </w:r>
     </w:p>
@@ -10976,160 +11015,6 @@
     <w:p>
       <w:pPr>
         <w:spacing w:after="0"/>
-        <w:rPr>
-          <w:b/>
-          <w:bCs/>
-        </w:rPr>
-      </w:pPr>
-    </w:p>
-    <w:p>
-      <w:pPr>
-        <w:spacing w:after="0"/>
-        <w:rPr>
-          <w:b/>
-          <w:bCs/>
-        </w:rPr>
-      </w:pPr>
-      <w:r>
-        <w:rPr>
-          <w:b/>
-          <w:bCs/>
-        </w:rPr>
-        <w:t>6. Teste rápido de aprendizagem</w:t>
-      </w:r>
-    </w:p>
-    <w:p>
-      <w:pPr>
-        <w:spacing w:after="0"/>
-      </w:pPr>
-      <w:r>
-        <w:t xml:space="preserve">1. Qual é a finalidade do comando </w:t>
-      </w:r>
-      <w:proofErr w:type="spellStart"/>
-      <w:proofErr w:type="gramStart"/>
-      <w:r>
-        <w:t>cy.visit</w:t>
-      </w:r>
-      <w:proofErr w:type="spellEnd"/>
-      <w:proofErr w:type="gramEnd"/>
-      <w:r>
-        <w:t>()?</w:t>
-      </w:r>
-    </w:p>
-    <w:p>
-      <w:pPr>
-        <w:spacing w:after="0"/>
-      </w:pPr>
-      <w:r>
-        <w:t>Validar um campo obrigatório.</w:t>
-      </w:r>
-    </w:p>
-    <w:p>
-      <w:pPr>
-        <w:spacing w:after="0"/>
-      </w:pPr>
-      <w:r>
-        <w:t>Acessar uma URL.</w:t>
-      </w:r>
-    </w:p>
-    <w:p>
-      <w:pPr>
-        <w:spacing w:after="0"/>
-      </w:pPr>
-      <w:r>
-        <w:t>Criar um relatório de bugs.</w:t>
-      </w:r>
-    </w:p>
-    <w:p>
-      <w:pPr>
-        <w:spacing w:after="0"/>
-      </w:pPr>
-    </w:p>
-    <w:p>
-      <w:pPr>
-        <w:spacing w:after="0"/>
-      </w:pPr>
-      <w:r>
-        <w:t>2. Para que serve a documentação oficial?</w:t>
-      </w:r>
-    </w:p>
-    <w:p>
-      <w:pPr>
-        <w:spacing w:after="0"/>
-      </w:pPr>
-      <w:r>
-        <w:t>Consultar comandos, exemplos e orientações da ferramenta.</w:t>
-      </w:r>
-    </w:p>
-    <w:p>
-      <w:pPr>
-        <w:spacing w:after="0"/>
-      </w:pPr>
-      <w:r>
-        <w:t>Substituir todos os testes manuais.</w:t>
-      </w:r>
-    </w:p>
-    <w:p>
-      <w:pPr>
-        <w:spacing w:after="0"/>
-      </w:pPr>
-      <w:r>
-        <w:t>Corrigir automaticamente qualquer defeito da aplicação.</w:t>
-      </w:r>
-    </w:p>
-    <w:p>
-      <w:pPr>
-        <w:spacing w:after="0"/>
-      </w:pPr>
-    </w:p>
-    <w:p>
-      <w:pPr>
-        <w:spacing w:after="0"/>
-      </w:pPr>
-      <w:r>
-        <w:t xml:space="preserve">3. Qual é a principal vantagem dos Custom </w:t>
-      </w:r>
-      <w:proofErr w:type="spellStart"/>
-      <w:r>
-        <w:t>Commands</w:t>
-      </w:r>
-      <w:proofErr w:type="spellEnd"/>
-      <w:r>
-        <w:t>?</w:t>
-      </w:r>
-    </w:p>
-    <w:p>
-      <w:pPr>
-        <w:spacing w:after="0"/>
-      </w:pPr>
-      <w:r>
-        <w:t>Eliminar a necessidade de escrever testes.</w:t>
-      </w:r>
-    </w:p>
-    <w:p>
-      <w:pPr>
-        <w:spacing w:after="0"/>
-      </w:pPr>
-      <w:r>
-        <w:t>Executar testes somente em dispositivos móveis.</w:t>
-      </w:r>
-    </w:p>
-    <w:p>
-      <w:pPr>
-        <w:spacing w:after="0"/>
-      </w:pPr>
-      <w:r>
-        <w:t>Reutilizar ações e organizar melhor o código.</w:t>
-      </w:r>
-    </w:p>
-    <w:p>
-      <w:pPr>
-        <w:spacing w:after="0"/>
-      </w:pPr>
-    </w:p>
-    <w:p>
-      <w:pPr>
-        <w:spacing w:after="0"/>
       </w:pPr>
       <w:r>
         <w:pict w14:anchorId="29BDAFB8">
@@ -11248,69 +11133,69 @@
         <w:spacing w:after="0"/>
       </w:pPr>
       <w:r>
+        <w:t>A aplicação Banco Web se comunica com a Banco API. Nosso trabalho como QA será verificar se os comportamentos da aplicação funcionam conforme o esperado.</w:t>
+      </w:r>
+    </w:p>
+    <w:p>
+      <w:pPr>
+        <w:spacing w:after="0"/>
+        <w:rPr>
+          <w:b/>
+          <w:bCs/>
+        </w:rPr>
+      </w:pPr>
+    </w:p>
+    <w:p>
+      <w:pPr>
+        <w:spacing w:after="0"/>
+        <w:rPr>
+          <w:b/>
+          <w:bCs/>
+        </w:rPr>
+      </w:pPr>
+      <w:r>
+        <w:rPr>
+          <w:b/>
+          <w:bCs/>
+        </w:rPr>
+        <w:t>2. Etapas realizadas na aula</w:t>
+      </w:r>
+    </w:p>
+    <w:p>
+      <w:pPr>
+        <w:spacing w:after="0"/>
+        <w:rPr>
+          <w:b/>
+          <w:bCs/>
+        </w:rPr>
+      </w:pPr>
+    </w:p>
+    <w:p>
+      <w:pPr>
+        <w:spacing w:after="0"/>
+        <w:rPr>
+          <w:b/>
+          <w:bCs/>
+        </w:rPr>
+      </w:pPr>
+      <w:r>
+        <w:rPr>
+          <w:b/>
+          <w:bCs/>
+        </w:rPr>
+        <w:t>1. Criar o repositório no GitHub</w:t>
+      </w:r>
+    </w:p>
+    <w:p>
+      <w:pPr>
+        <w:spacing w:after="0"/>
+      </w:pPr>
+      <w:r>
+        <w:rPr>
+          <w:b/>
+          <w:bCs/>
+        </w:rPr>
         <w:lastRenderedPageBreak/>
-        <w:t>A aplicação Banco Web se comunica com a Banco API. Nosso trabalho como QA será verificar se os comportamentos da aplicação funcionam conforme o esperado.</w:t>
-      </w:r>
-    </w:p>
-    <w:p>
-      <w:pPr>
-        <w:spacing w:after="0"/>
-        <w:rPr>
-          <w:b/>
-          <w:bCs/>
-        </w:rPr>
-      </w:pPr>
-    </w:p>
-    <w:p>
-      <w:pPr>
-        <w:spacing w:after="0"/>
-        <w:rPr>
-          <w:b/>
-          <w:bCs/>
-        </w:rPr>
-      </w:pPr>
-      <w:r>
-        <w:rPr>
-          <w:b/>
-          <w:bCs/>
-        </w:rPr>
-        <w:t>2. Etapas realizadas na aula</w:t>
-      </w:r>
-    </w:p>
-    <w:p>
-      <w:pPr>
-        <w:spacing w:after="0"/>
-        <w:rPr>
-          <w:b/>
-          <w:bCs/>
-        </w:rPr>
-      </w:pPr>
-    </w:p>
-    <w:p>
-      <w:pPr>
-        <w:spacing w:after="0"/>
-        <w:rPr>
-          <w:b/>
-          <w:bCs/>
-        </w:rPr>
-      </w:pPr>
-      <w:r>
-        <w:rPr>
-          <w:b/>
-          <w:bCs/>
-        </w:rPr>
-        <w:t>1. Criar o repositório no GitHub</w:t>
-      </w:r>
-    </w:p>
-    <w:p>
-      <w:pPr>
-        <w:spacing w:after="0"/>
-      </w:pPr>
-      <w:r>
-        <w:rPr>
-          <w:b/>
-          <w:bCs/>
-        </w:rPr>
         <w:t>Nome:</w:t>
       </w:r>
       <w:r>
@@ -12136,7 +12021,6 @@
           <w:b/>
           <w:bCs/>
         </w:rPr>
-        <w:lastRenderedPageBreak/>
         <w:t>5. O que vem na próxima aula?</w:t>
       </w:r>
     </w:p>
@@ -12198,6 +12082,7 @@
         <w:spacing w:after="0"/>
       </w:pPr>
       <w:r>
+        <w:lastRenderedPageBreak/>
         <w:t>Criar a estrutura inicial dos testes.</w:t>
       </w:r>
     </w:p>
@@ -12630,7 +12515,6 @@
         <w:spacing w:after="0"/>
       </w:pPr>
       <w:r>
-        <w:lastRenderedPageBreak/>
         <w:t>O parâmetro --</w:t>
       </w:r>
       <w:proofErr w:type="spellStart"/>
@@ -13447,6 +13331,7 @@
         <w:spacing w:after="0"/>
       </w:pPr>
       <w:r>
+        <w:lastRenderedPageBreak/>
         <w:t xml:space="preserve">    </w:t>
       </w:r>
       <w:proofErr w:type="spellStart"/>
@@ -13674,536 +13559,6 @@
       <w:pPr>
         <w:spacing w:after="0"/>
       </w:pPr>
-    </w:p>
-    <w:p>
-      <w:pPr>
-        <w:spacing w:after="0"/>
-        <w:rPr>
-          <w:b/>
-          <w:bCs/>
-        </w:rPr>
-      </w:pPr>
-      <w:r>
-        <w:rPr>
-          <w:b/>
-          <w:bCs/>
-        </w:rPr>
-        <w:t>6. Vamos conferir seu aprendizado</w:t>
-      </w:r>
-    </w:p>
-    <w:p>
-      <w:pPr>
-        <w:spacing w:after="0"/>
-      </w:pPr>
-    </w:p>
-    <w:p>
-      <w:pPr>
-        <w:spacing w:after="0"/>
-        <w:rPr>
-          <w:b/>
-          <w:bCs/>
-        </w:rPr>
-      </w:pPr>
-      <w:r>
-        <w:rPr>
-          <w:b/>
-          <w:bCs/>
-        </w:rPr>
-        <w:t>Exercício — Instalando e configurando o Cypress</w:t>
-      </w:r>
-    </w:p>
-    <w:p>
-      <w:pPr>
-        <w:spacing w:after="0"/>
-        <w:rPr>
-          <w:b/>
-          <w:bCs/>
-        </w:rPr>
-      </w:pPr>
-    </w:p>
-    <w:p>
-      <w:pPr>
-        <w:spacing w:after="0"/>
-      </w:pPr>
-      <w:r>
-        <w:rPr>
-          <w:b/>
-          <w:bCs/>
-        </w:rPr>
-        <w:t>1. Qual comando inicializa o projeto Node.js?</w:t>
-      </w:r>
-    </w:p>
-    <w:p>
-      <w:pPr>
-        <w:spacing w:after="0"/>
-      </w:pPr>
-      <w:r>
-        <w:t xml:space="preserve">A) </w:t>
-      </w:r>
-      <w:proofErr w:type="spellStart"/>
-      <w:r>
-        <w:t>npm</w:t>
-      </w:r>
-      <w:proofErr w:type="spellEnd"/>
-      <w:r>
-        <w:t xml:space="preserve"> </w:t>
-      </w:r>
-      <w:proofErr w:type="spellStart"/>
-      <w:r>
-        <w:t>install</w:t>
-      </w:r>
-      <w:proofErr w:type="spellEnd"/>
-      <w:r>
-        <w:t xml:space="preserve"> </w:t>
-      </w:r>
-      <w:proofErr w:type="spellStart"/>
-      <w:r>
-        <w:t>cypress</w:t>
-      </w:r>
-      <w:proofErr w:type="spellEnd"/>
-    </w:p>
-    <w:p>
-      <w:pPr>
-        <w:spacing w:after="0"/>
-        <w:rPr>
-          <w:b/>
-          <w:bCs/>
-        </w:rPr>
-      </w:pPr>
-      <w:r>
-        <w:rPr>
-          <w:b/>
-          <w:bCs/>
-        </w:rPr>
-        <w:t xml:space="preserve">B) </w:t>
-      </w:r>
-      <w:proofErr w:type="spellStart"/>
-      <w:r>
-        <w:rPr>
-          <w:b/>
-          <w:bCs/>
-        </w:rPr>
-        <w:t>npm</w:t>
-      </w:r>
-      <w:proofErr w:type="spellEnd"/>
-      <w:r>
-        <w:rPr>
-          <w:b/>
-          <w:bCs/>
-        </w:rPr>
-        <w:t xml:space="preserve"> </w:t>
-      </w:r>
-      <w:proofErr w:type="spellStart"/>
-      <w:r>
-        <w:rPr>
-          <w:b/>
-          <w:bCs/>
-        </w:rPr>
-        <w:t>init</w:t>
-      </w:r>
-      <w:proofErr w:type="spellEnd"/>
-      <w:r>
-        <w:rPr>
-          <w:b/>
-          <w:bCs/>
-        </w:rPr>
-        <w:t xml:space="preserve"> -y</w:t>
-      </w:r>
-    </w:p>
-    <w:p>
-      <w:pPr>
-        <w:spacing w:after="0"/>
-      </w:pPr>
-      <w:r>
-        <w:t xml:space="preserve">C) </w:t>
-      </w:r>
-      <w:proofErr w:type="spellStart"/>
-      <w:r>
-        <w:t>npx</w:t>
-      </w:r>
-      <w:proofErr w:type="spellEnd"/>
-      <w:r>
-        <w:t xml:space="preserve"> </w:t>
-      </w:r>
-      <w:proofErr w:type="spellStart"/>
-      <w:r>
-        <w:t>cypress</w:t>
-      </w:r>
-      <w:proofErr w:type="spellEnd"/>
-      <w:r>
-        <w:t xml:space="preserve"> open</w:t>
-      </w:r>
-    </w:p>
-    <w:p>
-      <w:pPr>
-        <w:spacing w:after="0"/>
-      </w:pPr>
-    </w:p>
-    <w:p>
-      <w:pPr>
-        <w:spacing w:after="0"/>
-      </w:pPr>
-      <w:r>
-        <w:t>Correto!</w:t>
-      </w:r>
-      <w:r>
-        <w:t xml:space="preserve"> </w:t>
-      </w:r>
-      <w:r>
-        <w:t xml:space="preserve">O comando </w:t>
-      </w:r>
-      <w:proofErr w:type="spellStart"/>
-      <w:r>
-        <w:t>npm</w:t>
-      </w:r>
-      <w:proofErr w:type="spellEnd"/>
-      <w:r>
-        <w:t xml:space="preserve"> </w:t>
-      </w:r>
-      <w:proofErr w:type="spellStart"/>
-      <w:r>
-        <w:t>init</w:t>
-      </w:r>
-      <w:proofErr w:type="spellEnd"/>
-      <w:r>
-        <w:t xml:space="preserve"> -y cria o </w:t>
-      </w:r>
-      <w:proofErr w:type="spellStart"/>
-      <w:proofErr w:type="gramStart"/>
-      <w:r>
-        <w:t>package.json</w:t>
-      </w:r>
-      <w:proofErr w:type="spellEnd"/>
-      <w:proofErr w:type="gramEnd"/>
-      <w:r>
-        <w:t xml:space="preserve"> com as configurações iniciais.</w:t>
-      </w:r>
-    </w:p>
-    <w:p>
-      <w:pPr>
-        <w:spacing w:after="0"/>
-        <w:rPr>
-          <w:b/>
-          <w:bCs/>
-        </w:rPr>
-      </w:pPr>
-    </w:p>
-    <w:p>
-      <w:pPr>
-        <w:spacing w:after="0"/>
-      </w:pPr>
-      <w:r>
-        <w:rPr>
-          <w:b/>
-          <w:bCs/>
-        </w:rPr>
-        <w:t xml:space="preserve">2. Qual é a função do comando </w:t>
-      </w:r>
-      <w:proofErr w:type="spellStart"/>
-      <w:proofErr w:type="gramStart"/>
-      <w:r>
-        <w:rPr>
-          <w:b/>
-          <w:bCs/>
-        </w:rPr>
-        <w:t>cy.visit</w:t>
-      </w:r>
-      <w:proofErr w:type="spellEnd"/>
-      <w:proofErr w:type="gramEnd"/>
-      <w:r>
-        <w:rPr>
-          <w:b/>
-          <w:bCs/>
-        </w:rPr>
-        <w:t>()?</w:t>
-      </w:r>
-    </w:p>
-    <w:p>
-      <w:pPr>
-        <w:spacing w:after="0"/>
-      </w:pPr>
-      <w:r>
-        <w:t>A) Instalar o Cypress.</w:t>
-      </w:r>
-    </w:p>
-    <w:p>
-      <w:pPr>
-        <w:spacing w:after="0"/>
-      </w:pPr>
-      <w:r>
-        <w:t>B) Criar um usuário.</w:t>
-      </w:r>
-    </w:p>
-    <w:p>
-      <w:pPr>
-        <w:spacing w:after="0"/>
-        <w:rPr>
-          <w:b/>
-          <w:bCs/>
-        </w:rPr>
-      </w:pPr>
-      <w:r>
-        <w:rPr>
-          <w:b/>
-          <w:bCs/>
-        </w:rPr>
-        <w:lastRenderedPageBreak/>
-        <w:t>C) Navegar até uma URL.</w:t>
-      </w:r>
-    </w:p>
-    <w:p>
-      <w:pPr>
-        <w:spacing w:after="0"/>
-      </w:pPr>
-      <w:r>
-        <w:t>Correto!</w:t>
-      </w:r>
-      <w:r>
-        <w:tab/>
-      </w:r>
-    </w:p>
-    <w:p>
-      <w:pPr>
-        <w:spacing w:after="0"/>
-      </w:pPr>
-      <w:r>
-        <w:t xml:space="preserve">O </w:t>
-      </w:r>
-      <w:proofErr w:type="spellStart"/>
-      <w:proofErr w:type="gramStart"/>
-      <w:r>
-        <w:t>cy.visit</w:t>
-      </w:r>
-      <w:proofErr w:type="spellEnd"/>
-      <w:proofErr w:type="gramEnd"/>
-      <w:r>
-        <w:t>() solicita que o navegador controlado pelo Cypress acesse uma página.</w:t>
-      </w:r>
-    </w:p>
-    <w:p>
-      <w:pPr>
-        <w:spacing w:after="0"/>
-      </w:pPr>
-    </w:p>
-    <w:p>
-      <w:pPr>
-        <w:spacing w:after="0"/>
-        <w:rPr>
-          <w:b/>
-          <w:bCs/>
-        </w:rPr>
-      </w:pPr>
-    </w:p>
-    <w:p>
-      <w:pPr>
-        <w:spacing w:after="0"/>
-      </w:pPr>
-      <w:r>
-        <w:rPr>
-          <w:b/>
-          <w:bCs/>
-        </w:rPr>
-        <w:t xml:space="preserve">3. O que o </w:t>
-      </w:r>
-      <w:proofErr w:type="spellStart"/>
-      <w:proofErr w:type="gramStart"/>
-      <w:r>
-        <w:rPr>
-          <w:b/>
-          <w:bCs/>
-        </w:rPr>
-        <w:t>describe</w:t>
-      </w:r>
-      <w:proofErr w:type="spellEnd"/>
-      <w:r>
-        <w:rPr>
-          <w:b/>
-          <w:bCs/>
-        </w:rPr>
-        <w:t>(</w:t>
-      </w:r>
-      <w:proofErr w:type="gramEnd"/>
-      <w:r>
-        <w:rPr>
-          <w:b/>
-          <w:bCs/>
-        </w:rPr>
-        <w:t>) faz no teste?</w:t>
-      </w:r>
-    </w:p>
-    <w:p>
-      <w:pPr>
-        <w:spacing w:after="0"/>
-        <w:rPr>
-          <w:b/>
-          <w:bCs/>
-        </w:rPr>
-      </w:pPr>
-      <w:r>
-        <w:rPr>
-          <w:b/>
-          <w:bCs/>
-        </w:rPr>
-        <w:t>A) Agrupa testes relacionados.</w:t>
-      </w:r>
-    </w:p>
-    <w:p>
-      <w:pPr>
-        <w:spacing w:after="0"/>
-      </w:pPr>
-      <w:r>
-        <w:t>B) Abre o navegador.</w:t>
-      </w:r>
-    </w:p>
-    <w:p>
-      <w:pPr>
-        <w:spacing w:after="0"/>
-      </w:pPr>
-      <w:r>
-        <w:t>C) Valida automaticamente o login.</w:t>
-      </w:r>
-    </w:p>
-    <w:p>
-      <w:pPr>
-        <w:spacing w:after="0"/>
-      </w:pPr>
-    </w:p>
-    <w:p>
-      <w:pPr>
-        <w:spacing w:after="0"/>
-      </w:pPr>
-      <w:r>
-        <w:t>Correto!</w:t>
-      </w:r>
-    </w:p>
-    <w:p>
-      <w:pPr>
-        <w:spacing w:after="0"/>
-      </w:pPr>
-      <w:r>
-        <w:t xml:space="preserve">O </w:t>
-      </w:r>
-      <w:proofErr w:type="spellStart"/>
-      <w:proofErr w:type="gramStart"/>
-      <w:r>
-        <w:t>describe</w:t>
-      </w:r>
-      <w:proofErr w:type="spellEnd"/>
-      <w:r>
-        <w:t>(</w:t>
-      </w:r>
-      <w:proofErr w:type="gramEnd"/>
-      <w:r>
-        <w:t>) organiza os testes em grupos relacionados a um contexto.</w:t>
-      </w:r>
-    </w:p>
-    <w:p>
-      <w:pPr>
-        <w:spacing w:after="0"/>
-        <w:rPr>
-          <w:b/>
-          <w:bCs/>
-        </w:rPr>
-      </w:pPr>
-    </w:p>
-    <w:p>
-      <w:pPr>
-        <w:spacing w:after="0"/>
-      </w:pPr>
-      <w:r>
-        <w:rPr>
-          <w:b/>
-          <w:bCs/>
-        </w:rPr>
-        <w:t>4. O teste que apenas acessa uma página comprova que o login funciona?</w:t>
-      </w:r>
-    </w:p>
-    <w:p>
-      <w:pPr>
-        <w:spacing w:after="0"/>
-      </w:pPr>
-      <w:r>
-        <w:t>A) Sim, sempre.</w:t>
-      </w:r>
-    </w:p>
-    <w:p>
-      <w:pPr>
-        <w:spacing w:after="0"/>
-        <w:rPr>
-          <w:b/>
-          <w:bCs/>
-        </w:rPr>
-      </w:pPr>
-      <w:r>
-        <w:rPr>
-          <w:b/>
-          <w:bCs/>
-        </w:rPr>
-        <w:t>B) Não. É necessário executar ações e validar os resultados esperados.</w:t>
-      </w:r>
-    </w:p>
-    <w:p>
-      <w:pPr>
-        <w:spacing w:after="0"/>
-      </w:pPr>
-    </w:p>
-    <w:p>
-      <w:pPr>
-        <w:spacing w:after="0"/>
-      </w:pPr>
-      <w:r>
-        <w:t>Correto!</w:t>
-      </w:r>
-    </w:p>
-    <w:p>
-      <w:pPr>
-        <w:spacing w:after="0"/>
-        <w:rPr>
-          <w:u w:val="single"/>
-        </w:rPr>
-      </w:pPr>
-      <w:r>
-        <w:t>Para testar login, é necessário verificar o comportamento esperado, como autenticação válida e tratamento de credenciais inválidas.</w:t>
-      </w:r>
-    </w:p>
-    <w:p>
-      <w:pPr>
-        <w:spacing w:after="0"/>
-      </w:pPr>
-    </w:p>
-    <w:p>
-      <w:pPr>
-        <w:spacing w:after="0"/>
-      </w:pPr>
-      <w:r>
-        <w:t>Quando terminar, o próximo passo é praticar a instalação no seu próprio projeto e aprender a criar testes com asserções (</w:t>
-      </w:r>
-      <w:proofErr w:type="spellStart"/>
-      <w:r>
-        <w:t>should</w:t>
-      </w:r>
-      <w:proofErr w:type="spellEnd"/>
-      <w:r>
-        <w:t xml:space="preserve"> e </w:t>
-      </w:r>
-      <w:proofErr w:type="spellStart"/>
-      <w:r>
-        <w:t>expect</w:t>
-      </w:r>
-      <w:proofErr w:type="spellEnd"/>
-      <w:r>
-        <w:t>), para verificar resultados, em vez de apenas navegar por páginas.</w:t>
-      </w:r>
-    </w:p>
-    <w:p>
-      <w:pPr>
-        <w:spacing w:after="0"/>
-      </w:pPr>
-    </w:p>
-    <w:p>
-      <w:pPr>
-        <w:spacing w:after="0"/>
-      </w:pPr>
       <w:r>
         <w:pict w14:anchorId="09B93132">
           <v:rect id="_x0000_i1036" style="width:0;height:1.5pt" o:hrstd="t" o:hr="t" fillcolor="#a0a0a0" stroked="f"/>
@@ -14368,213 +13723,198 @@
     </w:p>
     <w:p>
       <w:pPr>
-        <w:rPr>
-          <w:b/>
-          <w:bCs/>
-        </w:rPr>
-      </w:pPr>
-      <w:r>
-        <w:rPr>
-          <w:b/>
-          <w:bCs/>
-        </w:rPr>
-        <w:br w:type="page"/>
-      </w:r>
-    </w:p>
-    <w:p>
-      <w:pPr>
-        <w:spacing w:after="0"/>
-        <w:rPr>
-          <w:b/>
-          <w:bCs/>
-        </w:rPr>
-      </w:pPr>
-      <w:r>
-        <w:rPr>
-          <w:b/>
-          <w:bCs/>
-        </w:rPr>
+        <w:spacing w:after="0"/>
+        <w:rPr>
+          <w:b/>
+          <w:bCs/>
+        </w:rPr>
+      </w:pPr>
+      <w:r>
+        <w:rPr>
+          <w:b/>
+          <w:bCs/>
+        </w:rPr>
+        <w:t>2</w:t>
+      </w:r>
+      <w:r>
+        <w:rPr>
+          <w:b/>
+          <w:bCs/>
+        </w:rPr>
+        <w:t>. Código completo do teste</w:t>
+      </w:r>
+    </w:p>
+    <w:p>
+      <w:pPr>
+        <w:spacing w:after="0"/>
+      </w:pPr>
+      <w:r>
+        <w:t xml:space="preserve">No arquivo </w:t>
+      </w:r>
+      <w:proofErr w:type="spellStart"/>
+      <w:r>
+        <w:t>cypress</w:t>
+      </w:r>
+      <w:proofErr w:type="spellEnd"/>
+      <w:r>
+        <w:t>/e2e/login.cy.js, coloque:</w:t>
+      </w:r>
+    </w:p>
+    <w:p>
+      <w:pPr>
+        <w:spacing w:after="0"/>
+      </w:pPr>
+    </w:p>
+    <w:p>
+      <w:pPr>
+        <w:spacing w:after="0"/>
+      </w:pPr>
+      <w:proofErr w:type="spellStart"/>
+      <w:proofErr w:type="gramStart"/>
+      <w:r>
+        <w:t>describe</w:t>
+      </w:r>
+      <w:proofErr w:type="spellEnd"/>
+      <w:r>
+        <w:t>(</w:t>
+      </w:r>
+      <w:proofErr w:type="gramEnd"/>
+      <w:r>
+        <w:t>'Login', () =&gt; {</w:t>
+      </w:r>
+    </w:p>
+    <w:p>
+      <w:pPr>
+        <w:spacing w:after="0"/>
+      </w:pPr>
+      <w:r>
+        <w:t xml:space="preserve">    </w:t>
+      </w:r>
+      <w:proofErr w:type="gramStart"/>
+      <w:r>
+        <w:t>it(</w:t>
+      </w:r>
+      <w:proofErr w:type="gramEnd"/>
+      <w:r>
+        <w:t>'Login com dados validos deve permitir entrada no sistema', () =&gt; {</w:t>
+      </w:r>
+    </w:p>
+    <w:p>
+      <w:pPr>
+        <w:spacing w:after="0"/>
+      </w:pPr>
+      <w:r>
+        <w:t xml:space="preserve">        </w:t>
+      </w:r>
+      <w:proofErr w:type="spellStart"/>
+      <w:proofErr w:type="gramStart"/>
+      <w:r>
+        <w:t>cy.visit</w:t>
+      </w:r>
+      <w:proofErr w:type="spellEnd"/>
+      <w:proofErr w:type="gramEnd"/>
+      <w:r>
+        <w:t>('http://localhost:4000')</w:t>
+      </w:r>
+    </w:p>
+    <w:p>
+      <w:pPr>
+        <w:spacing w:after="0"/>
+      </w:pPr>
+      <w:r>
+        <w:t xml:space="preserve">        </w:t>
+      </w:r>
+      <w:proofErr w:type="spellStart"/>
+      <w:r>
+        <w:t>cy.get</w:t>
+      </w:r>
+      <w:proofErr w:type="spellEnd"/>
+      <w:r>
+        <w:t>('#</w:t>
+      </w:r>
+      <w:proofErr w:type="spellStart"/>
+      <w:r>
+        <w:t>username</w:t>
+      </w:r>
+      <w:proofErr w:type="spellEnd"/>
+      <w:r>
+        <w:t>'</w:t>
+      </w:r>
+      <w:proofErr w:type="gramStart"/>
+      <w:r>
+        <w:t>).click</w:t>
+      </w:r>
+      <w:proofErr w:type="gramEnd"/>
+      <w:r>
+        <w:t>(</w:t>
+      </w:r>
+      <w:proofErr w:type="gramStart"/>
+      <w:r>
+        <w:t>).</w:t>
+      </w:r>
+      <w:proofErr w:type="spellStart"/>
+      <w:r>
+        <w:t>type</w:t>
+      </w:r>
+      <w:proofErr w:type="spellEnd"/>
+      <w:proofErr w:type="gramEnd"/>
+      <w:r>
+        <w:t>('</w:t>
+      </w:r>
+      <w:proofErr w:type="spellStart"/>
+      <w:proofErr w:type="gramStart"/>
+      <w:r>
+        <w:t>julio.lima</w:t>
+      </w:r>
+      <w:proofErr w:type="spellEnd"/>
+      <w:proofErr w:type="gramEnd"/>
+      <w:r>
+        <w:t>')</w:t>
+      </w:r>
+    </w:p>
+    <w:p>
+      <w:pPr>
+        <w:spacing w:after="0"/>
+      </w:pPr>
+      <w:r>
+        <w:t xml:space="preserve">        </w:t>
+      </w:r>
+      <w:proofErr w:type="spellStart"/>
+      <w:r>
+        <w:t>cy.get</w:t>
+      </w:r>
+      <w:proofErr w:type="spellEnd"/>
+      <w:r>
+        <w:t>('#senha'</w:t>
+      </w:r>
+      <w:proofErr w:type="gramStart"/>
+      <w:r>
+        <w:t>).click</w:t>
+      </w:r>
+      <w:proofErr w:type="gramEnd"/>
+      <w:r>
+        <w:t>(</w:t>
+      </w:r>
+      <w:proofErr w:type="gramStart"/>
+      <w:r>
+        <w:t>).</w:t>
+      </w:r>
+      <w:proofErr w:type="spellStart"/>
+      <w:r>
+        <w:t>type</w:t>
+      </w:r>
+      <w:proofErr w:type="spellEnd"/>
+      <w:proofErr w:type="gramEnd"/>
+      <w:r>
+        <w:t>('123456')</w:t>
+      </w:r>
+    </w:p>
+    <w:p>
+      <w:pPr>
+        <w:spacing w:after="0"/>
+      </w:pPr>
+      <w:r>
         <w:lastRenderedPageBreak/>
-        <w:t>2</w:t>
-      </w:r>
-      <w:r>
-        <w:rPr>
-          <w:b/>
-          <w:bCs/>
-        </w:rPr>
-        <w:t>. Código completo do teste</w:t>
-      </w:r>
-    </w:p>
-    <w:p>
-      <w:pPr>
-        <w:spacing w:after="0"/>
-      </w:pPr>
-      <w:r>
-        <w:t xml:space="preserve">No arquivo </w:t>
-      </w:r>
-      <w:proofErr w:type="spellStart"/>
-      <w:r>
-        <w:t>cypress</w:t>
-      </w:r>
-      <w:proofErr w:type="spellEnd"/>
-      <w:r>
-        <w:t>/e2e/login.cy.js, coloque:</w:t>
-      </w:r>
-    </w:p>
-    <w:p>
-      <w:pPr>
-        <w:spacing w:after="0"/>
-      </w:pPr>
-    </w:p>
-    <w:p>
-      <w:pPr>
-        <w:spacing w:after="0"/>
-      </w:pPr>
-      <w:proofErr w:type="spellStart"/>
-      <w:proofErr w:type="gramStart"/>
-      <w:r>
-        <w:t>describe</w:t>
-      </w:r>
-      <w:proofErr w:type="spellEnd"/>
-      <w:r>
-        <w:t>(</w:t>
-      </w:r>
-      <w:proofErr w:type="gramEnd"/>
-      <w:r>
-        <w:t>'Login', () =&gt; {</w:t>
-      </w:r>
-    </w:p>
-    <w:p>
-      <w:pPr>
-        <w:spacing w:after="0"/>
-      </w:pPr>
-      <w:r>
-        <w:t xml:space="preserve">    </w:t>
-      </w:r>
-      <w:proofErr w:type="gramStart"/>
-      <w:r>
-        <w:t>it(</w:t>
-      </w:r>
-      <w:proofErr w:type="gramEnd"/>
-      <w:r>
-        <w:t>'Login com dados validos deve permitir entrada no sistema', () =&gt; {</w:t>
-      </w:r>
-    </w:p>
-    <w:p>
-      <w:pPr>
-        <w:spacing w:after="0"/>
-      </w:pPr>
-      <w:r>
-        <w:t xml:space="preserve">        </w:t>
-      </w:r>
-      <w:proofErr w:type="spellStart"/>
-      <w:proofErr w:type="gramStart"/>
-      <w:r>
-        <w:t>cy.visit</w:t>
-      </w:r>
-      <w:proofErr w:type="spellEnd"/>
-      <w:proofErr w:type="gramEnd"/>
-      <w:r>
-        <w:t>('http://localhost:4000')</w:t>
-      </w:r>
-    </w:p>
-    <w:p>
-      <w:pPr>
-        <w:spacing w:after="0"/>
-      </w:pPr>
-      <w:r>
-        <w:t xml:space="preserve">        </w:t>
-      </w:r>
-      <w:proofErr w:type="spellStart"/>
-      <w:r>
-        <w:t>cy.get</w:t>
-      </w:r>
-      <w:proofErr w:type="spellEnd"/>
-      <w:r>
-        <w:t>('#</w:t>
-      </w:r>
-      <w:proofErr w:type="spellStart"/>
-      <w:r>
-        <w:t>username</w:t>
-      </w:r>
-      <w:proofErr w:type="spellEnd"/>
-      <w:r>
-        <w:t>'</w:t>
-      </w:r>
-      <w:proofErr w:type="gramStart"/>
-      <w:r>
-        <w:t>).click</w:t>
-      </w:r>
-      <w:proofErr w:type="gramEnd"/>
-      <w:r>
-        <w:t>(</w:t>
-      </w:r>
-      <w:proofErr w:type="gramStart"/>
-      <w:r>
-        <w:t>).</w:t>
-      </w:r>
-      <w:proofErr w:type="spellStart"/>
-      <w:r>
-        <w:t>type</w:t>
-      </w:r>
-      <w:proofErr w:type="spellEnd"/>
-      <w:proofErr w:type="gramEnd"/>
-      <w:r>
-        <w:t>('</w:t>
-      </w:r>
-      <w:proofErr w:type="spellStart"/>
-      <w:proofErr w:type="gramStart"/>
-      <w:r>
-        <w:t>julio.lima</w:t>
-      </w:r>
-      <w:proofErr w:type="spellEnd"/>
-      <w:proofErr w:type="gramEnd"/>
-      <w:r>
-        <w:t>')</w:t>
-      </w:r>
-    </w:p>
-    <w:p>
-      <w:pPr>
-        <w:spacing w:after="0"/>
-      </w:pPr>
-      <w:r>
-        <w:t xml:space="preserve">        </w:t>
-      </w:r>
-      <w:proofErr w:type="spellStart"/>
-      <w:r>
-        <w:t>cy.get</w:t>
-      </w:r>
-      <w:proofErr w:type="spellEnd"/>
-      <w:r>
-        <w:t>('#senha'</w:t>
-      </w:r>
-      <w:proofErr w:type="gramStart"/>
-      <w:r>
-        <w:t>).click</w:t>
-      </w:r>
-      <w:proofErr w:type="gramEnd"/>
-      <w:r>
-        <w:t>(</w:t>
-      </w:r>
-      <w:proofErr w:type="gramStart"/>
-      <w:r>
-        <w:t>).</w:t>
-      </w:r>
-      <w:proofErr w:type="spellStart"/>
-      <w:r>
-        <w:t>type</w:t>
-      </w:r>
-      <w:proofErr w:type="spellEnd"/>
-      <w:proofErr w:type="gramEnd"/>
-      <w:r>
-        <w:t>('123456')</w:t>
-      </w:r>
-    </w:p>
-    <w:p>
-      <w:pPr>
-        <w:spacing w:after="0"/>
-      </w:pPr>
-      <w:r>
         <w:t xml:space="preserve">        </w:t>
       </w:r>
       <w:proofErr w:type="spellStart"/>
@@ -14888,7 +14228,11 @@
     </w:p>
     <w:p>
       <w:pPr>
-        <w:spacing w:after="0"/>
+        <w:spacing w:after="0" w:line="240" w:lineRule="auto"/>
+        <w:rPr>
+          <w:b/>
+          <w:bCs/>
+        </w:rPr>
       </w:pPr>
       <w:r>
         <w:rPr>
@@ -14911,11 +14255,901 @@
         </w:rPr>
         <w:t xml:space="preserve">. </w:t>
       </w:r>
-    </w:p>
-    <w:p>
-      <w:pPr>
-        <w:spacing w:after="0"/>
-      </w:pPr>
+      <w:r>
+        <w:rPr>
+          <w:b/>
+          <w:bCs/>
+        </w:rPr>
+        <w:t>ADICIONANDO ASSERÇÕES</w:t>
+      </w:r>
+    </w:p>
+    <w:p>
+      <w:pPr>
+        <w:spacing w:after="0" w:line="240" w:lineRule="auto"/>
+        <w:rPr>
+          <w:b/>
+          <w:bCs/>
+        </w:rPr>
+      </w:pPr>
+    </w:p>
+    <w:p>
+      <w:pPr>
+        <w:spacing w:after="0" w:line="240" w:lineRule="auto"/>
+        <w:rPr>
+          <w:b/>
+          <w:bCs/>
+        </w:rPr>
+      </w:pPr>
+      <w:hyperlink r:id="rId18" w:history="1">
+        <w:proofErr w:type="spellStart"/>
+        <w:r>
+          <w:rPr>
+            <w:rStyle w:val="Hyperlink"/>
+            <w:b/>
+            <w:bCs/>
+          </w:rPr>
+          <w:t>Assertions</w:t>
+        </w:r>
+        <w:proofErr w:type="spellEnd"/>
+      </w:hyperlink>
+    </w:p>
+    <w:p>
+      <w:pPr>
+        <w:spacing w:after="0" w:line="240" w:lineRule="auto"/>
+        <w:rPr>
+          <w:b/>
+          <w:bCs/>
+        </w:rPr>
+      </w:pPr>
+    </w:p>
+    <w:p>
+      <w:pPr>
+        <w:spacing w:after="0" w:line="240" w:lineRule="auto"/>
+        <w:rPr>
+          <w:b/>
+          <w:bCs/>
+        </w:rPr>
+      </w:pPr>
+      <w:r>
+        <w:rPr>
+          <w:b/>
+          <w:bCs/>
+        </w:rPr>
+        <w:t>1. O que é uma asserção?</w:t>
+      </w:r>
+    </w:p>
+    <w:p>
+      <w:pPr>
+        <w:spacing w:after="0" w:line="240" w:lineRule="auto"/>
+      </w:pPr>
+      <w:r>
+        <w:t>Uma asserção é uma verificação que compara o resultado atual da aplicação com o resultado esperado.</w:t>
+      </w:r>
+    </w:p>
+    <w:p>
+      <w:pPr>
+        <w:spacing w:after="0" w:line="240" w:lineRule="auto"/>
+      </w:pPr>
+      <w:r>
+        <w:t>No teste de login, o objetivo é:</w:t>
+      </w:r>
+    </w:p>
+    <w:p>
+      <w:pPr>
+        <w:spacing w:after="0" w:line="240" w:lineRule="auto"/>
+        <w:rPr>
+          <w:b/>
+          <w:bCs/>
+        </w:rPr>
+      </w:pPr>
+    </w:p>
+    <w:p>
+      <w:pPr>
+        <w:spacing w:after="0" w:line="240" w:lineRule="auto"/>
+      </w:pPr>
+      <w:r>
+        <w:rPr>
+          <w:b/>
+          <w:bCs/>
+        </w:rPr>
+        <w:t>Login com dados válidos deve permitir a entrada no sistema.</w:t>
+      </w:r>
+    </w:p>
+    <w:p>
+      <w:pPr>
+        <w:spacing w:after="0" w:line="240" w:lineRule="auto"/>
+      </w:pPr>
+      <w:r>
+        <w:t xml:space="preserve">Para verificar se o login funcionou, podemos conferir se o </w:t>
+      </w:r>
+      <w:proofErr w:type="gramStart"/>
+      <w:r>
+        <w:t xml:space="preserve">título </w:t>
+      </w:r>
+      <w:r>
+        <w:rPr>
+          <w:b/>
+          <w:bCs/>
+        </w:rPr>
+        <w:t>Realizar</w:t>
+      </w:r>
+      <w:proofErr w:type="gramEnd"/>
+      <w:r>
+        <w:rPr>
+          <w:b/>
+          <w:bCs/>
+        </w:rPr>
+        <w:t xml:space="preserve"> transferência</w:t>
+      </w:r>
+      <w:r>
+        <w:t xml:space="preserve"> está visível após a autenticação.</w:t>
+      </w:r>
+    </w:p>
+    <w:p>
+      <w:pPr>
+        <w:spacing w:after="0" w:line="240" w:lineRule="auto"/>
+        <w:rPr>
+          <w:b/>
+          <w:bCs/>
+        </w:rPr>
+      </w:pPr>
+    </w:p>
+    <w:p>
+      <w:pPr>
+        <w:spacing w:after="0" w:line="240" w:lineRule="auto"/>
+        <w:rPr>
+          <w:b/>
+          <w:bCs/>
+        </w:rPr>
+      </w:pPr>
+      <w:r>
+        <w:rPr>
+          <w:b/>
+          <w:bCs/>
+        </w:rPr>
+        <w:t>2. Código completo do teste</w:t>
+      </w:r>
+    </w:p>
+    <w:p>
+      <w:pPr>
+        <w:spacing w:after="0" w:line="240" w:lineRule="auto"/>
+      </w:pPr>
+      <w:r>
+        <w:t xml:space="preserve">    </w:t>
+      </w:r>
+      <w:proofErr w:type="spellStart"/>
+      <w:proofErr w:type="gramStart"/>
+      <w:r>
+        <w:t>cy.contains</w:t>
+      </w:r>
+      <w:proofErr w:type="spellEnd"/>
+      <w:proofErr w:type="gramEnd"/>
+      <w:r>
+        <w:t>('h4', 'Realizar transferência')</w:t>
+      </w:r>
+      <w:r>
+        <w:t xml:space="preserve"> </w:t>
+      </w:r>
+      <w:proofErr w:type="spellStart"/>
+      <w:r>
+        <w:t>should</w:t>
+      </w:r>
+      <w:proofErr w:type="spellEnd"/>
+      <w:r>
+        <w:t>('</w:t>
+      </w:r>
+      <w:proofErr w:type="spellStart"/>
+      <w:proofErr w:type="gramStart"/>
+      <w:r>
+        <w:t>be.visible</w:t>
+      </w:r>
+      <w:proofErr w:type="spellEnd"/>
+      <w:proofErr w:type="gramEnd"/>
+      <w:r>
+        <w:t>')</w:t>
+      </w:r>
+    </w:p>
+    <w:p>
+      <w:pPr>
+        <w:spacing w:after="0" w:line="240" w:lineRule="auto"/>
+        <w:rPr>
+          <w:b/>
+          <w:bCs/>
+        </w:rPr>
+      </w:pPr>
+    </w:p>
+    <w:p>
+      <w:pPr>
+        <w:spacing w:after="0" w:line="240" w:lineRule="auto"/>
+      </w:pPr>
+      <w:r>
+        <w:rPr>
+          <w:b/>
+          <w:bCs/>
+        </w:rPr>
+        <w:t>Como funciona a asserção:</w:t>
+      </w:r>
+    </w:p>
+    <w:p>
+      <w:pPr>
+        <w:numPr>
+          <w:ilvl w:val="0"/>
+          <w:numId w:val="36"/>
+        </w:numPr>
+        <w:spacing w:after="0" w:line="240" w:lineRule="auto"/>
+      </w:pPr>
+      <w:proofErr w:type="spellStart"/>
+      <w:proofErr w:type="gramStart"/>
+      <w:r>
+        <w:t>cy.contains</w:t>
+      </w:r>
+      <w:proofErr w:type="spellEnd"/>
+      <w:proofErr w:type="gramEnd"/>
+      <w:r>
+        <w:t>('h4', 'Realizar transferência'): procura um elemento h4 que contenha o texto informado.</w:t>
+      </w:r>
+    </w:p>
+    <w:p>
+      <w:pPr>
+        <w:numPr>
+          <w:ilvl w:val="0"/>
+          <w:numId w:val="36"/>
+        </w:numPr>
+        <w:spacing w:after="0" w:line="240" w:lineRule="auto"/>
+      </w:pPr>
+      <w:proofErr w:type="gramStart"/>
+      <w:r>
+        <w:t>.</w:t>
+      </w:r>
+      <w:proofErr w:type="spellStart"/>
+      <w:r>
+        <w:t>should</w:t>
+      </w:r>
+      <w:proofErr w:type="spellEnd"/>
+      <w:proofErr w:type="gramEnd"/>
+      <w:r>
+        <w:t>('</w:t>
+      </w:r>
+      <w:proofErr w:type="spellStart"/>
+      <w:proofErr w:type="gramStart"/>
+      <w:r>
+        <w:t>be.visible</w:t>
+      </w:r>
+      <w:proofErr w:type="spellEnd"/>
+      <w:proofErr w:type="gramEnd"/>
+      <w:r>
+        <w:t>'): verifica se o elemento está visível na página.</w:t>
+      </w:r>
+    </w:p>
+    <w:p>
+      <w:pPr>
+        <w:spacing w:after="0" w:line="240" w:lineRule="auto"/>
+      </w:pPr>
+    </w:p>
+    <w:p>
+      <w:pPr>
+        <w:spacing w:after="0" w:line="240" w:lineRule="auto"/>
+      </w:pPr>
+      <w:r>
+        <w:t>Se o título estiver visível, a verificação passa. Se não estiver visível dentro do tempo de espera do Cypress, a asserção falha.</w:t>
+      </w:r>
+    </w:p>
+    <w:p>
+      <w:pPr>
+        <w:spacing w:after="0" w:line="240" w:lineRule="auto"/>
+      </w:pPr>
+    </w:p>
+    <w:p>
+      <w:pPr>
+        <w:spacing w:after="0" w:line="240" w:lineRule="auto"/>
+        <w:rPr>
+          <w:b/>
+          <w:bCs/>
+        </w:rPr>
+      </w:pPr>
+      <w:r>
+        <w:rPr>
+          <w:b/>
+          <w:bCs/>
+        </w:rPr>
+        <w:t>3. Por que as asserções são importantes?</w:t>
+      </w:r>
+    </w:p>
+    <w:p>
+      <w:pPr>
+        <w:spacing w:after="0" w:line="240" w:lineRule="auto"/>
+        <w:rPr>
+          <w:b/>
+          <w:bCs/>
+        </w:rPr>
+      </w:pPr>
+    </w:p>
+    <w:p>
+      <w:pPr>
+        <w:spacing w:after="0" w:line="240" w:lineRule="auto"/>
+      </w:pPr>
+      <w:r>
+        <w:t>Elas permitem identificar defeitos que impedem a aplicação de apresentar o resultado esperado.</w:t>
+      </w:r>
+    </w:p>
+    <w:p>
+      <w:pPr>
+        <w:spacing w:after="0" w:line="240" w:lineRule="auto"/>
+        <w:rPr>
+          <w:u w:val="single"/>
+        </w:rPr>
+      </w:pPr>
+    </w:p>
+    <w:p>
+      <w:pPr>
+        <w:spacing w:after="0" w:line="240" w:lineRule="auto"/>
+      </w:pPr>
+      <w:r>
+        <w:lastRenderedPageBreak/>
+        <w:t>Por exemplo, se um desenvolvedor alterar incorretamente o código de autenticação, o login poderá falhar. Nesse caso, o título de transferência não ficará visível e o teste identificará o problema.</w:t>
+      </w:r>
+    </w:p>
+    <w:p>
+      <w:pPr>
+        <w:spacing w:after="0" w:line="240" w:lineRule="auto"/>
+      </w:pPr>
+    </w:p>
+    <w:p>
+      <w:pPr>
+        <w:spacing w:after="0" w:line="240" w:lineRule="auto"/>
+      </w:pPr>
+      <w:r>
+        <w:t>Esse processo ajuda a detectar regressões, ou seja, situações em que uma alteração prejudica uma funcionalidade que deveria continuar funcionando.</w:t>
+      </w:r>
+    </w:p>
+    <w:p>
+      <w:pPr>
+        <w:spacing w:after="0" w:line="240" w:lineRule="auto"/>
+      </w:pPr>
+    </w:p>
+    <w:p>
+      <w:pPr>
+        <w:spacing w:after="0" w:line="240" w:lineRule="auto"/>
+        <w:rPr>
+          <w:b/>
+          <w:bCs/>
+        </w:rPr>
+      </w:pPr>
+      <w:r>
+        <w:rPr>
+          <w:b/>
+          <w:bCs/>
+        </w:rPr>
+        <w:t>4. Outros exemplos de asserções</w:t>
+      </w:r>
+    </w:p>
+    <w:p>
+      <w:pPr>
+        <w:spacing w:after="0" w:line="240" w:lineRule="auto"/>
+      </w:pPr>
+    </w:p>
+    <w:p>
+      <w:pPr>
+        <w:spacing w:after="0" w:line="240" w:lineRule="auto"/>
+      </w:pPr>
+      <w:r>
+        <w:t xml:space="preserve">O método </w:t>
+      </w:r>
+      <w:proofErr w:type="spellStart"/>
+      <w:proofErr w:type="gramStart"/>
+      <w:r>
+        <w:t>should</w:t>
+      </w:r>
+      <w:proofErr w:type="spellEnd"/>
+      <w:r>
+        <w:t>(</w:t>
+      </w:r>
+      <w:proofErr w:type="gramEnd"/>
+      <w:r>
+        <w:t xml:space="preserve">) aceita diferentes verificações, chamadas </w:t>
+      </w:r>
+      <w:proofErr w:type="spellStart"/>
+      <w:r>
+        <w:rPr>
+          <w:i/>
+          <w:iCs/>
+        </w:rPr>
+        <w:t>chainers</w:t>
+      </w:r>
+      <w:proofErr w:type="spellEnd"/>
+      <w:r>
+        <w:t>.</w:t>
+      </w:r>
+    </w:p>
+    <w:p>
+      <w:pPr>
+        <w:spacing w:after="0" w:line="240" w:lineRule="auto"/>
+      </w:pPr>
+    </w:p>
+    <w:tbl>
+      <w:tblPr>
+        <w:tblW w:w="0" w:type="auto"/>
+        <w:tblCellSpacing w:w="15" w:type="dxa"/>
+        <w:tblBorders>
+          <w:top w:val="single" w:sz="4" w:space="0" w:color="auto"/>
+          <w:left w:val="single" w:sz="4" w:space="0" w:color="auto"/>
+          <w:bottom w:val="single" w:sz="4" w:space="0" w:color="auto"/>
+          <w:right w:val="single" w:sz="4" w:space="0" w:color="auto"/>
+          <w:insideH w:val="single" w:sz="4" w:space="0" w:color="auto"/>
+          <w:insideV w:val="single" w:sz="4" w:space="0" w:color="auto"/>
+        </w:tblBorders>
+        <w:tblCellMar>
+          <w:top w:w="15" w:type="dxa"/>
+          <w:left w:w="15" w:type="dxa"/>
+          <w:bottom w:w="15" w:type="dxa"/>
+          <w:right w:w="15" w:type="dxa"/>
+        </w:tblCellMar>
+        <w:tblLook w:val="04A0" w:firstRow="1" w:lastRow="0" w:firstColumn="1" w:lastColumn="0" w:noHBand="0" w:noVBand="1"/>
+      </w:tblPr>
+      <w:tblGrid>
+        <w:gridCol w:w="3658"/>
+        <w:gridCol w:w="5911"/>
+      </w:tblGrid>
+      <w:tr>
+        <w:trPr>
+          <w:tblCellSpacing w:w="15" w:type="dxa"/>
+        </w:trPr>
+        <w:tc>
+          <w:tcPr>
+            <w:tcW w:w="0" w:type="auto"/>
+            <w:vAlign w:val="center"/>
+            <w:hideMark/>
+          </w:tcPr>
+          <w:p>
+            <w:pPr>
+              <w:spacing w:after="0" w:line="240" w:lineRule="auto"/>
+              <w:rPr>
+                <w:b/>
+                <w:bCs/>
+              </w:rPr>
+            </w:pPr>
+            <w:r>
+              <w:rPr>
+                <w:b/>
+                <w:bCs/>
+              </w:rPr>
+              <w:t>Asserção</w:t>
+            </w:r>
+          </w:p>
+        </w:tc>
+        <w:tc>
+          <w:tcPr>
+            <w:tcW w:w="0" w:type="auto"/>
+            <w:vAlign w:val="center"/>
+            <w:hideMark/>
+          </w:tcPr>
+          <w:p>
+            <w:pPr>
+              <w:spacing w:after="0" w:line="240" w:lineRule="auto"/>
+              <w:rPr>
+                <w:b/>
+                <w:bCs/>
+              </w:rPr>
+            </w:pPr>
+            <w:r>
+              <w:rPr>
+                <w:b/>
+                <w:bCs/>
+              </w:rPr>
+              <w:t>O que verifica</w:t>
+            </w:r>
+          </w:p>
+        </w:tc>
+      </w:tr>
+      <w:tr>
+        <w:trPr>
+          <w:tblCellSpacing w:w="15" w:type="dxa"/>
+        </w:trPr>
+        <w:tc>
+          <w:tcPr>
+            <w:tcW w:w="0" w:type="auto"/>
+            <w:vAlign w:val="center"/>
+            <w:hideMark/>
+          </w:tcPr>
+          <w:p>
+            <w:pPr>
+              <w:spacing w:after="0" w:line="240" w:lineRule="auto"/>
+            </w:pPr>
+            <w:proofErr w:type="gramStart"/>
+            <w:r>
+              <w:t>.</w:t>
+            </w:r>
+            <w:proofErr w:type="spellStart"/>
+            <w:r>
+              <w:t>should</w:t>
+            </w:r>
+            <w:proofErr w:type="spellEnd"/>
+            <w:proofErr w:type="gramEnd"/>
+            <w:r>
+              <w:t>('</w:t>
+            </w:r>
+            <w:proofErr w:type="spellStart"/>
+            <w:proofErr w:type="gramStart"/>
+            <w:r>
+              <w:t>be.visible</w:t>
+            </w:r>
+            <w:proofErr w:type="spellEnd"/>
+            <w:proofErr w:type="gramEnd"/>
+            <w:r>
+              <w:t>')</w:t>
+            </w:r>
+          </w:p>
+        </w:tc>
+        <w:tc>
+          <w:tcPr>
+            <w:tcW w:w="0" w:type="auto"/>
+            <w:vAlign w:val="center"/>
+            <w:hideMark/>
+          </w:tcPr>
+          <w:p>
+            <w:pPr>
+              <w:spacing w:after="0" w:line="240" w:lineRule="auto"/>
+            </w:pPr>
+            <w:r>
+              <w:t>O elemento está visível.</w:t>
+            </w:r>
+          </w:p>
+        </w:tc>
+      </w:tr>
+      <w:tr>
+        <w:trPr>
+          <w:tblCellSpacing w:w="15" w:type="dxa"/>
+        </w:trPr>
+        <w:tc>
+          <w:tcPr>
+            <w:tcW w:w="0" w:type="auto"/>
+            <w:vAlign w:val="center"/>
+            <w:hideMark/>
+          </w:tcPr>
+          <w:p>
+            <w:pPr>
+              <w:spacing w:after="0" w:line="240" w:lineRule="auto"/>
+            </w:pPr>
+            <w:proofErr w:type="gramStart"/>
+            <w:r>
+              <w:t>.</w:t>
+            </w:r>
+            <w:proofErr w:type="spellStart"/>
+            <w:r>
+              <w:t>should</w:t>
+            </w:r>
+            <w:proofErr w:type="spellEnd"/>
+            <w:proofErr w:type="gramEnd"/>
+            <w:r>
+              <w:t>('</w:t>
+            </w:r>
+            <w:proofErr w:type="spellStart"/>
+            <w:r>
+              <w:t>exist</w:t>
+            </w:r>
+            <w:proofErr w:type="spellEnd"/>
+            <w:r>
+              <w:t>')</w:t>
+            </w:r>
+          </w:p>
+        </w:tc>
+        <w:tc>
+          <w:tcPr>
+            <w:tcW w:w="0" w:type="auto"/>
+            <w:vAlign w:val="center"/>
+            <w:hideMark/>
+          </w:tcPr>
+          <w:p>
+            <w:pPr>
+              <w:spacing w:after="0" w:line="240" w:lineRule="auto"/>
+            </w:pPr>
+            <w:r>
+              <w:t>O elemento existe no DOM.</w:t>
+            </w:r>
+          </w:p>
+        </w:tc>
+      </w:tr>
+      <w:tr>
+        <w:trPr>
+          <w:tblCellSpacing w:w="15" w:type="dxa"/>
+        </w:trPr>
+        <w:tc>
+          <w:tcPr>
+            <w:tcW w:w="0" w:type="auto"/>
+            <w:vAlign w:val="center"/>
+            <w:hideMark/>
+          </w:tcPr>
+          <w:p>
+            <w:pPr>
+              <w:spacing w:after="0" w:line="240" w:lineRule="auto"/>
+            </w:pPr>
+            <w:proofErr w:type="gramStart"/>
+            <w:r>
+              <w:t>.</w:t>
+            </w:r>
+            <w:proofErr w:type="spellStart"/>
+            <w:r>
+              <w:t>should</w:t>
+            </w:r>
+            <w:proofErr w:type="spellEnd"/>
+            <w:proofErr w:type="gramEnd"/>
+            <w:r>
+              <w:t>('</w:t>
+            </w:r>
+            <w:proofErr w:type="spellStart"/>
+            <w:proofErr w:type="gramStart"/>
+            <w:r>
+              <w:t>not.exist</w:t>
+            </w:r>
+            <w:proofErr w:type="spellEnd"/>
+            <w:proofErr w:type="gramEnd"/>
+            <w:r>
+              <w:t>')</w:t>
+            </w:r>
+          </w:p>
+        </w:tc>
+        <w:tc>
+          <w:tcPr>
+            <w:tcW w:w="0" w:type="auto"/>
+            <w:vAlign w:val="center"/>
+            <w:hideMark/>
+          </w:tcPr>
+          <w:p>
+            <w:pPr>
+              <w:spacing w:after="0" w:line="240" w:lineRule="auto"/>
+            </w:pPr>
+            <w:r>
+              <w:t>O elemento não existe no DOM.</w:t>
+            </w:r>
+          </w:p>
+        </w:tc>
+      </w:tr>
+      <w:tr>
+        <w:trPr>
+          <w:tblCellSpacing w:w="15" w:type="dxa"/>
+        </w:trPr>
+        <w:tc>
+          <w:tcPr>
+            <w:tcW w:w="0" w:type="auto"/>
+            <w:vAlign w:val="center"/>
+            <w:hideMark/>
+          </w:tcPr>
+          <w:p>
+            <w:pPr>
+              <w:spacing w:after="0" w:line="240" w:lineRule="auto"/>
+            </w:pPr>
+            <w:proofErr w:type="gramStart"/>
+            <w:r>
+              <w:t>.</w:t>
+            </w:r>
+            <w:proofErr w:type="spellStart"/>
+            <w:r>
+              <w:t>should</w:t>
+            </w:r>
+            <w:proofErr w:type="spellEnd"/>
+            <w:proofErr w:type="gramEnd"/>
+            <w:r>
+              <w:t>('</w:t>
+            </w:r>
+            <w:proofErr w:type="spellStart"/>
+            <w:proofErr w:type="gramStart"/>
+            <w:r>
+              <w:t>be.enabled</w:t>
+            </w:r>
+            <w:proofErr w:type="spellEnd"/>
+            <w:proofErr w:type="gramEnd"/>
+            <w:r>
+              <w:t>')</w:t>
+            </w:r>
+          </w:p>
+        </w:tc>
+        <w:tc>
+          <w:tcPr>
+            <w:tcW w:w="0" w:type="auto"/>
+            <w:vAlign w:val="center"/>
+            <w:hideMark/>
+          </w:tcPr>
+          <w:p>
+            <w:pPr>
+              <w:spacing w:after="0" w:line="240" w:lineRule="auto"/>
+            </w:pPr>
+            <w:r>
+              <w:t>O elemento está habilitado.</w:t>
+            </w:r>
+          </w:p>
+        </w:tc>
+      </w:tr>
+      <w:tr>
+        <w:trPr>
+          <w:tblCellSpacing w:w="15" w:type="dxa"/>
+        </w:trPr>
+        <w:tc>
+          <w:tcPr>
+            <w:tcW w:w="0" w:type="auto"/>
+            <w:vAlign w:val="center"/>
+            <w:hideMark/>
+          </w:tcPr>
+          <w:p>
+            <w:pPr>
+              <w:spacing w:after="0" w:line="240" w:lineRule="auto"/>
+            </w:pPr>
+            <w:proofErr w:type="gramStart"/>
+            <w:r>
+              <w:t>.</w:t>
+            </w:r>
+            <w:proofErr w:type="spellStart"/>
+            <w:r>
+              <w:t>should</w:t>
+            </w:r>
+            <w:proofErr w:type="spellEnd"/>
+            <w:proofErr w:type="gramEnd"/>
+            <w:r>
+              <w:t>('</w:t>
+            </w:r>
+            <w:proofErr w:type="spellStart"/>
+            <w:r>
+              <w:t>have.text</w:t>
+            </w:r>
+            <w:proofErr w:type="spellEnd"/>
+            <w:r>
+              <w:t>', 'Texto esperado')</w:t>
+            </w:r>
+          </w:p>
+        </w:tc>
+        <w:tc>
+          <w:tcPr>
+            <w:tcW w:w="0" w:type="auto"/>
+            <w:vAlign w:val="center"/>
+            <w:hideMark/>
+          </w:tcPr>
+          <w:p>
+            <w:pPr>
+              <w:spacing w:after="0" w:line="240" w:lineRule="auto"/>
+            </w:pPr>
+            <w:r>
+              <w:t>O texto do elemento corresponde exatamente ao esperado.</w:t>
+            </w:r>
+          </w:p>
+        </w:tc>
+      </w:tr>
+      <w:tr>
+        <w:trPr>
+          <w:tblCellSpacing w:w="15" w:type="dxa"/>
+        </w:trPr>
+        <w:tc>
+          <w:tcPr>
+            <w:tcW w:w="0" w:type="auto"/>
+            <w:vAlign w:val="center"/>
+            <w:hideMark/>
+          </w:tcPr>
+          <w:p>
+            <w:pPr>
+              <w:spacing w:after="0" w:line="240" w:lineRule="auto"/>
+            </w:pPr>
+            <w:proofErr w:type="gramStart"/>
+            <w:r>
+              <w:t>.</w:t>
+            </w:r>
+            <w:proofErr w:type="spellStart"/>
+            <w:r>
+              <w:t>should</w:t>
+            </w:r>
+            <w:proofErr w:type="spellEnd"/>
+            <w:proofErr w:type="gramEnd"/>
+            <w:r>
+              <w:t>('</w:t>
+            </w:r>
+            <w:proofErr w:type="spellStart"/>
+            <w:r>
+              <w:t>contain.text</w:t>
+            </w:r>
+            <w:proofErr w:type="spellEnd"/>
+            <w:r>
+              <w:t>', 'Texto')</w:t>
+            </w:r>
+          </w:p>
+        </w:tc>
+        <w:tc>
+          <w:tcPr>
+            <w:tcW w:w="0" w:type="auto"/>
+            <w:vAlign w:val="center"/>
+            <w:hideMark/>
+          </w:tcPr>
+          <w:p>
+            <w:pPr>
+              <w:spacing w:after="0" w:line="240" w:lineRule="auto"/>
+            </w:pPr>
+            <w:r>
+              <w:t>O elemento contém o texto informado.</w:t>
+            </w:r>
+          </w:p>
+        </w:tc>
+      </w:tr>
+    </w:tbl>
+    <w:p>
+      <w:pPr>
+        <w:spacing w:after="0" w:line="240" w:lineRule="auto"/>
+      </w:pPr>
+    </w:p>
+    <w:p>
+      <w:pPr>
+        <w:spacing w:after="0" w:line="240" w:lineRule="auto"/>
+      </w:pPr>
+      <w:r>
+        <w:t xml:space="preserve">A documentação oficial apresenta outras opções: </w:t>
+      </w:r>
+      <w:hyperlink r:id="rId19" w:history="1">
+        <w:r>
+          <w:rPr>
+            <w:rStyle w:val="Hyperlink"/>
+          </w:rPr>
+          <w:t>https://docs.cypress.io/api/commands/should</w:t>
+        </w:r>
+      </w:hyperlink>
+    </w:p>
+    <w:p>
+      <w:pPr>
+        <w:spacing w:after="0" w:line="240" w:lineRule="auto"/>
+        <w:rPr>
+          <w:b/>
+          <w:bCs/>
+        </w:rPr>
+      </w:pPr>
+    </w:p>
+    <w:p>
+      <w:pPr>
+        <w:spacing w:after="0" w:line="240" w:lineRule="auto"/>
+        <w:rPr>
+          <w:b/>
+          <w:bCs/>
+        </w:rPr>
+      </w:pPr>
+      <w:r>
+        <w:rPr>
+          <w:b/>
+          <w:bCs/>
+        </w:rPr>
+        <w:t>5. Conceito importante: teste como contrato</w:t>
+      </w:r>
+    </w:p>
+    <w:p>
+      <w:pPr>
+        <w:spacing w:after="0" w:line="240" w:lineRule="auto"/>
+      </w:pPr>
+    </w:p>
+    <w:p>
+      <w:pPr>
+        <w:spacing w:after="0" w:line="240" w:lineRule="auto"/>
+      </w:pPr>
+      <w:r>
+        <w:t>O teste documenta um comportamento esperado da aplicação. Quando uma alteração faz o teste falhar, é necessário investigar a causa.</w:t>
+      </w:r>
+    </w:p>
+    <w:p>
+      <w:pPr>
+        <w:spacing w:after="0" w:line="240" w:lineRule="auto"/>
+      </w:pPr>
+    </w:p>
+    <w:p>
+      <w:pPr>
+        <w:spacing w:after="0" w:line="240" w:lineRule="auto"/>
+      </w:pPr>
+      <w:r>
+        <w:t>A falha pode indicar um defeito no código, mas também pode decorrer de uma mudança legítima na aplicação ou de um problema no próprio teste. Por isso, o resultado deve ser analisado antes de concluir que existe um bug.</w:t>
+      </w:r>
+    </w:p>
+    <w:p>
+      <w:pPr>
+        <w:spacing w:after="0" w:line="240" w:lineRule="auto"/>
+      </w:pPr>
+    </w:p>
+    <w:p>
+      <w:pPr>
+        <w:spacing w:after="0" w:line="240" w:lineRule="auto"/>
+      </w:pPr>
+      <w:r>
+        <w:t>Em projetos profissionais, os testes automatizados podem ser executados em pipelines de CI/CD, ajudando a identificar problemas antes que as alterações sejam integradas ou publicadas.</w:t>
+      </w:r>
     </w:p>
     <w:p>
       <w:pPr>
@@ -14933,7 +15167,10 @@
     </w:p>
     <w:p>
       <w:pPr>
-        <w:spacing w:after="0"/>
+        <w:rPr>
+          <w:b/>
+          <w:bCs/>
+        </w:rPr>
       </w:pPr>
       <w:r>
         <w:rPr>
@@ -14955,6 +15192,2311 @@
           <w:bCs/>
         </w:rPr>
         <w:t xml:space="preserve">. </w:t>
+      </w:r>
+      <w:r>
+        <w:rPr>
+          <w:b/>
+          <w:bCs/>
+        </w:rPr>
+        <w:t>ADICIONANDO UM SEGUNDO TESTE A SUITE</w:t>
+      </w:r>
+    </w:p>
+    <w:p>
+      <w:pPr>
+        <w:spacing w:after="0" w:line="240" w:lineRule="auto"/>
+        <w:rPr>
+          <w:b/>
+          <w:bCs/>
+        </w:rPr>
+      </w:pPr>
+      <w:r>
+        <w:rPr>
+          <w:b/>
+          <w:bCs/>
+        </w:rPr>
+        <w:t>1. Objetivo da aula</w:t>
+      </w:r>
+    </w:p>
+    <w:p>
+      <w:pPr>
+        <w:spacing w:after="0" w:line="240" w:lineRule="auto"/>
+      </w:pPr>
+      <w:r>
+        <w:t>Adicionar um segundo teste automatizado para verificar o comportamento do sistema quando o usuário informa uma senha incorreta.</w:t>
+      </w:r>
+    </w:p>
+    <w:p>
+      <w:pPr>
+        <w:spacing w:after="0" w:line="240" w:lineRule="auto"/>
+      </w:pPr>
+    </w:p>
+    <w:p>
+      <w:pPr>
+        <w:spacing w:after="0" w:line="240" w:lineRule="auto"/>
+      </w:pPr>
+      <w:r>
+        <w:t>Ao final, a suíte terá dois testes:</w:t>
+      </w:r>
+    </w:p>
+    <w:p>
+      <w:pPr>
+        <w:numPr>
+          <w:ilvl w:val="0"/>
+          <w:numId w:val="37"/>
+        </w:numPr>
+        <w:spacing w:after="0" w:line="240" w:lineRule="auto"/>
+      </w:pPr>
+      <w:r>
+        <w:rPr>
+          <w:b/>
+          <w:bCs/>
+        </w:rPr>
+        <w:t>Login válido:</w:t>
+      </w:r>
+      <w:r>
+        <w:t xml:space="preserve"> verifica se o usuário consegue entrar no sistema.</w:t>
+      </w:r>
+    </w:p>
+    <w:p>
+      <w:pPr>
+        <w:numPr>
+          <w:ilvl w:val="0"/>
+          <w:numId w:val="37"/>
+        </w:numPr>
+        <w:spacing w:after="0" w:line="240" w:lineRule="auto"/>
+      </w:pPr>
+      <w:r>
+        <w:rPr>
+          <w:b/>
+          <w:bCs/>
+        </w:rPr>
+        <w:t>Login inválido:</w:t>
+      </w:r>
+      <w:r>
+        <w:t xml:space="preserve"> verifica se o sistema apresenta a mensagem Erro no login, tente novamente.</w:t>
+      </w:r>
+    </w:p>
+    <w:p>
+      <w:pPr>
+        <w:rPr>
+          <w:b/>
+          <w:bCs/>
+        </w:rPr>
+      </w:pPr>
+      <w:r>
+        <w:rPr>
+          <w:b/>
+          <w:bCs/>
+        </w:rPr>
+        <w:br w:type="page"/>
+      </w:r>
+    </w:p>
+    <w:p>
+      <w:pPr>
+        <w:spacing w:after="0" w:line="240" w:lineRule="auto"/>
+        <w:rPr>
+          <w:b/>
+          <w:bCs/>
+        </w:rPr>
+      </w:pPr>
+      <w:r>
+        <w:rPr>
+          <w:b/>
+          <w:bCs/>
+        </w:rPr>
+        <w:lastRenderedPageBreak/>
+        <w:t>2. Código completo dos testes</w:t>
+      </w:r>
+    </w:p>
+    <w:p>
+      <w:pPr>
+        <w:spacing w:after="0" w:line="240" w:lineRule="auto"/>
+      </w:pPr>
+      <w:r>
+        <w:t xml:space="preserve">Arquivo: </w:t>
+      </w:r>
+      <w:proofErr w:type="spellStart"/>
+      <w:r>
+        <w:t>cypress</w:t>
+      </w:r>
+      <w:proofErr w:type="spellEnd"/>
+      <w:r>
+        <w:t>/e2e/login.cy.js</w:t>
+      </w:r>
+    </w:p>
+    <w:p>
+      <w:pPr>
+        <w:spacing w:after="0" w:line="240" w:lineRule="auto"/>
+      </w:pPr>
+    </w:p>
+    <w:p>
+      <w:pPr>
+        <w:spacing w:after="0" w:line="240" w:lineRule="auto"/>
+      </w:pPr>
+      <w:r>
+        <w:t xml:space="preserve">  </w:t>
+      </w:r>
+      <w:proofErr w:type="gramStart"/>
+      <w:r>
+        <w:t>it(</w:t>
+      </w:r>
+      <w:proofErr w:type="gramEnd"/>
+      <w:r>
+        <w:t>'Login com dados inválidos deve apresentar mensagem de erro', () =&gt; {</w:t>
+      </w:r>
+    </w:p>
+    <w:p>
+      <w:pPr>
+        <w:spacing w:after="0" w:line="240" w:lineRule="auto"/>
+      </w:pPr>
+      <w:r>
+        <w:t xml:space="preserve">    </w:t>
+      </w:r>
+      <w:proofErr w:type="spellStart"/>
+      <w:proofErr w:type="gramStart"/>
+      <w:r>
+        <w:t>cy.visit</w:t>
+      </w:r>
+      <w:proofErr w:type="spellEnd"/>
+      <w:proofErr w:type="gramEnd"/>
+      <w:r>
+        <w:t>('http://localhost:4000')</w:t>
+      </w:r>
+    </w:p>
+    <w:p>
+      <w:pPr>
+        <w:spacing w:after="0" w:line="240" w:lineRule="auto"/>
+      </w:pPr>
+    </w:p>
+    <w:p>
+      <w:pPr>
+        <w:spacing w:after="0" w:line="240" w:lineRule="auto"/>
+      </w:pPr>
+      <w:r>
+        <w:t xml:space="preserve">    </w:t>
+      </w:r>
+      <w:proofErr w:type="spellStart"/>
+      <w:r>
+        <w:t>cy.get</w:t>
+      </w:r>
+      <w:proofErr w:type="spellEnd"/>
+      <w:r>
+        <w:t>('#</w:t>
+      </w:r>
+      <w:proofErr w:type="spellStart"/>
+      <w:r>
+        <w:t>username</w:t>
+      </w:r>
+      <w:proofErr w:type="spellEnd"/>
+      <w:r>
+        <w:t>'</w:t>
+      </w:r>
+      <w:proofErr w:type="gramStart"/>
+      <w:r>
+        <w:t>)</w:t>
+      </w:r>
+      <w:r>
+        <w:t>.</w:t>
+      </w:r>
+      <w:r>
+        <w:t>click</w:t>
+      </w:r>
+      <w:proofErr w:type="gramEnd"/>
+      <w:r>
+        <w:t>(</w:t>
+      </w:r>
+      <w:proofErr w:type="gramStart"/>
+      <w:r>
+        <w:t>)</w:t>
+      </w:r>
+      <w:r>
+        <w:t>.</w:t>
+      </w:r>
+      <w:proofErr w:type="spellStart"/>
+      <w:r>
+        <w:t>type</w:t>
+      </w:r>
+      <w:proofErr w:type="spellEnd"/>
+      <w:proofErr w:type="gramEnd"/>
+      <w:r>
+        <w:t>('</w:t>
+      </w:r>
+      <w:proofErr w:type="spellStart"/>
+      <w:r>
+        <w:t>Julio.Lima</w:t>
+      </w:r>
+      <w:proofErr w:type="spellEnd"/>
+      <w:r>
+        <w:t>')</w:t>
+      </w:r>
+    </w:p>
+    <w:p>
+      <w:pPr>
+        <w:spacing w:after="0" w:line="240" w:lineRule="auto"/>
+      </w:pPr>
+      <w:r>
+        <w:t xml:space="preserve">    </w:t>
+      </w:r>
+      <w:proofErr w:type="spellStart"/>
+      <w:r>
+        <w:t>cy.get</w:t>
+      </w:r>
+      <w:proofErr w:type="spellEnd"/>
+      <w:r>
+        <w:t>('#</w:t>
+      </w:r>
+      <w:proofErr w:type="spellStart"/>
+      <w:r>
+        <w:t>password</w:t>
+      </w:r>
+      <w:proofErr w:type="spellEnd"/>
+      <w:r>
+        <w:t>'</w:t>
+      </w:r>
+      <w:proofErr w:type="gramStart"/>
+      <w:r>
+        <w:t>)</w:t>
+      </w:r>
+      <w:r>
+        <w:t>.</w:t>
+      </w:r>
+      <w:r>
+        <w:t>click</w:t>
+      </w:r>
+      <w:proofErr w:type="gramEnd"/>
+      <w:r>
+        <w:t>(</w:t>
+      </w:r>
+      <w:proofErr w:type="gramStart"/>
+      <w:r>
+        <w:t>)</w:t>
+      </w:r>
+      <w:r>
+        <w:t>.</w:t>
+      </w:r>
+      <w:proofErr w:type="spellStart"/>
+      <w:r>
+        <w:t>type</w:t>
+      </w:r>
+      <w:proofErr w:type="spellEnd"/>
+      <w:proofErr w:type="gramEnd"/>
+      <w:r>
+        <w:t>('65432')</w:t>
+      </w:r>
+    </w:p>
+    <w:p>
+      <w:pPr>
+        <w:spacing w:after="0" w:line="240" w:lineRule="auto"/>
+      </w:pPr>
+      <w:r>
+        <w:t xml:space="preserve">    </w:t>
+      </w:r>
+      <w:proofErr w:type="spellStart"/>
+      <w:proofErr w:type="gramStart"/>
+      <w:r>
+        <w:t>cy.contains</w:t>
+      </w:r>
+      <w:proofErr w:type="spellEnd"/>
+      <w:proofErr w:type="gramEnd"/>
+      <w:r>
+        <w:t>('</w:t>
+      </w:r>
+      <w:proofErr w:type="spellStart"/>
+      <w:r>
+        <w:t>button</w:t>
+      </w:r>
+      <w:proofErr w:type="spellEnd"/>
+      <w:r>
+        <w:t>', 'Entrar'</w:t>
+      </w:r>
+      <w:proofErr w:type="gramStart"/>
+      <w:r>
+        <w:t>).click</w:t>
+      </w:r>
+      <w:proofErr w:type="gramEnd"/>
+      <w:r>
+        <w:t>()</w:t>
+      </w:r>
+    </w:p>
+    <w:p>
+      <w:pPr>
+        <w:spacing w:after="0" w:line="240" w:lineRule="auto"/>
+      </w:pPr>
+      <w:r>
+        <w:t xml:space="preserve">    </w:t>
+      </w:r>
+      <w:proofErr w:type="spellStart"/>
+      <w:r>
+        <w:t>cy.get</w:t>
+      </w:r>
+      <w:proofErr w:type="spellEnd"/>
+      <w:r>
+        <w:t>('.</w:t>
+      </w:r>
+      <w:proofErr w:type="spellStart"/>
+      <w:r>
+        <w:t>toast</w:t>
+      </w:r>
+      <w:proofErr w:type="spellEnd"/>
+      <w:r>
+        <w:t>'</w:t>
+      </w:r>
+      <w:proofErr w:type="gramStart"/>
+      <w:r>
+        <w:t>)</w:t>
+      </w:r>
+      <w:r>
+        <w:t>.</w:t>
+      </w:r>
+      <w:proofErr w:type="spellStart"/>
+      <w:r>
+        <w:t>should</w:t>
+      </w:r>
+      <w:proofErr w:type="spellEnd"/>
+      <w:proofErr w:type="gramEnd"/>
+      <w:r>
+        <w:t>('</w:t>
+      </w:r>
+      <w:proofErr w:type="spellStart"/>
+      <w:proofErr w:type="gramStart"/>
+      <w:r>
+        <w:t>be.visible</w:t>
+      </w:r>
+      <w:proofErr w:type="spellEnd"/>
+      <w:proofErr w:type="gramEnd"/>
+      <w:r>
+        <w:t>')</w:t>
+      </w:r>
+      <w:r>
+        <w:t>.</w:t>
+      </w:r>
+      <w:r>
+        <w:t xml:space="preserve"> </w:t>
+      </w:r>
+      <w:proofErr w:type="spellStart"/>
+      <w:proofErr w:type="gramStart"/>
+      <w:r>
+        <w:t>and</w:t>
+      </w:r>
+      <w:proofErr w:type="spellEnd"/>
+      <w:r>
+        <w:t>(</w:t>
+      </w:r>
+      <w:proofErr w:type="gramEnd"/>
+      <w:r>
+        <w:t>'</w:t>
+      </w:r>
+      <w:proofErr w:type="spellStart"/>
+      <w:r>
+        <w:t>have.text</w:t>
+      </w:r>
+      <w:proofErr w:type="spellEnd"/>
+      <w:r>
+        <w:t>', 'Erro no login, tente novamente')</w:t>
+      </w:r>
+    </w:p>
+    <w:p>
+      <w:pPr>
+        <w:spacing w:after="0" w:line="240" w:lineRule="auto"/>
+      </w:pPr>
+      <w:r>
+        <w:t xml:space="preserve">  })</w:t>
+      </w:r>
+    </w:p>
+    <w:p>
+      <w:pPr>
+        <w:spacing w:after="0" w:line="240" w:lineRule="auto"/>
+      </w:pPr>
+    </w:p>
+    <w:p>
+      <w:pPr>
+        <w:spacing w:after="0" w:line="240" w:lineRule="auto"/>
+      </w:pPr>
+      <w:r>
+        <w:rPr>
+          <w:b/>
+          <w:bCs/>
+        </w:rPr>
+        <w:t>Atenção:</w:t>
+      </w:r>
+      <w:r>
+        <w:t xml:space="preserve"> confirme se os seletores, as credenciais, o título e a mensagem correspondem ao projeto utilizado na aula. A classe .</w:t>
+      </w:r>
+      <w:proofErr w:type="spellStart"/>
+      <w:r>
+        <w:t>toast</w:t>
+      </w:r>
+      <w:proofErr w:type="spellEnd"/>
+      <w:r>
+        <w:t xml:space="preserve"> e o texto exato precisam ser os mesmos da aplicação. Se a mensagem incluir espaços ou quebras de linha, a asserção de texto exato poderá precisar de ajuste.</w:t>
+      </w:r>
+    </w:p>
+    <w:p>
+      <w:pPr>
+        <w:spacing w:after="0" w:line="240" w:lineRule="auto"/>
+        <w:rPr>
+          <w:b/>
+          <w:bCs/>
+        </w:rPr>
+      </w:pPr>
+    </w:p>
+    <w:p>
+      <w:pPr>
+        <w:spacing w:after="0" w:line="240" w:lineRule="auto"/>
+        <w:rPr>
+          <w:b/>
+          <w:bCs/>
+        </w:rPr>
+      </w:pPr>
+      <w:r>
+        <w:rPr>
+          <w:b/>
+          <w:bCs/>
+        </w:rPr>
+        <w:t>3. Entendendo o segundo teste</w:t>
+      </w:r>
+    </w:p>
+    <w:p>
+      <w:pPr>
+        <w:spacing w:after="0" w:line="240" w:lineRule="auto"/>
+      </w:pPr>
+      <w:r>
+        <w:t xml:space="preserve">O segundo </w:t>
+      </w:r>
+      <w:proofErr w:type="gramStart"/>
+      <w:r>
+        <w:t>it(</w:t>
+      </w:r>
+      <w:proofErr w:type="gramEnd"/>
+      <w:r>
+        <w:t>) executa estas etapas:</w:t>
+      </w:r>
+    </w:p>
+    <w:p>
+      <w:pPr>
+        <w:numPr>
+          <w:ilvl w:val="0"/>
+          <w:numId w:val="38"/>
+        </w:numPr>
+        <w:spacing w:after="0" w:line="240" w:lineRule="auto"/>
+      </w:pPr>
+      <w:r>
+        <w:t>Abre a página de login.</w:t>
+      </w:r>
+    </w:p>
+    <w:p>
+      <w:pPr>
+        <w:numPr>
+          <w:ilvl w:val="0"/>
+          <w:numId w:val="38"/>
+        </w:numPr>
+        <w:spacing w:after="0" w:line="240" w:lineRule="auto"/>
+      </w:pPr>
+      <w:r>
+        <w:t>Preenche o usuário válido.</w:t>
+      </w:r>
+    </w:p>
+    <w:p>
+      <w:pPr>
+        <w:numPr>
+          <w:ilvl w:val="0"/>
+          <w:numId w:val="38"/>
+        </w:numPr>
+        <w:spacing w:after="0" w:line="240" w:lineRule="auto"/>
+      </w:pPr>
+      <w:r>
+        <w:t>Preenche uma senha incorreta.</w:t>
+      </w:r>
+    </w:p>
+    <w:p>
+      <w:pPr>
+        <w:numPr>
+          <w:ilvl w:val="0"/>
+          <w:numId w:val="38"/>
+        </w:numPr>
+        <w:spacing w:after="0" w:line="240" w:lineRule="auto"/>
+      </w:pPr>
+      <w:r>
+        <w:t xml:space="preserve">Clica no botão </w:t>
+      </w:r>
+      <w:r>
+        <w:rPr>
+          <w:b/>
+          <w:bCs/>
+        </w:rPr>
+        <w:t>Entrar</w:t>
+      </w:r>
+      <w:r>
+        <w:t>.</w:t>
+      </w:r>
+    </w:p>
+    <w:p>
+      <w:pPr>
+        <w:numPr>
+          <w:ilvl w:val="0"/>
+          <w:numId w:val="38"/>
+        </w:numPr>
+        <w:spacing w:after="0" w:line="240" w:lineRule="auto"/>
+      </w:pPr>
+      <w:r>
+        <w:t>Verifica se a mensagem de erro aparece.</w:t>
+      </w:r>
+    </w:p>
+    <w:p>
+      <w:pPr>
+        <w:numPr>
+          <w:ilvl w:val="0"/>
+          <w:numId w:val="38"/>
+        </w:numPr>
+        <w:spacing w:after="0" w:line="240" w:lineRule="auto"/>
+      </w:pPr>
+      <w:r>
+        <w:t>Verifica se a mensagem contém o texto esperado, exatamente.</w:t>
+      </w:r>
+    </w:p>
+    <w:p>
+      <w:pPr>
+        <w:spacing w:after="0" w:line="240" w:lineRule="auto"/>
+        <w:rPr>
+          <w:b/>
+          <w:bCs/>
+        </w:rPr>
+      </w:pPr>
+    </w:p>
+    <w:p>
+      <w:pPr>
+        <w:spacing w:after="0" w:line="240" w:lineRule="auto"/>
+        <w:rPr>
+          <w:b/>
+          <w:bCs/>
+        </w:rPr>
+      </w:pPr>
+      <w:r>
+        <w:rPr>
+          <w:b/>
+          <w:bCs/>
+        </w:rPr>
+        <w:t>Comandos importantes</w:t>
+      </w:r>
+    </w:p>
+    <w:p>
+      <w:pPr>
+        <w:spacing w:after="0" w:line="240" w:lineRule="auto"/>
+        <w:rPr>
+          <w:b/>
+          <w:bCs/>
+        </w:rPr>
+      </w:pPr>
+    </w:p>
+    <w:tbl>
+      <w:tblPr>
+        <w:tblW w:w="0" w:type="auto"/>
+        <w:tblCellSpacing w:w="15" w:type="dxa"/>
+        <w:tblBorders>
+          <w:top w:val="single" w:sz="4" w:space="0" w:color="auto"/>
+          <w:left w:val="single" w:sz="4" w:space="0" w:color="auto"/>
+          <w:bottom w:val="single" w:sz="4" w:space="0" w:color="auto"/>
+          <w:right w:val="single" w:sz="4" w:space="0" w:color="auto"/>
+          <w:insideH w:val="single" w:sz="4" w:space="0" w:color="auto"/>
+          <w:insideV w:val="single" w:sz="4" w:space="0" w:color="auto"/>
+        </w:tblBorders>
+        <w:tblCellMar>
+          <w:top w:w="15" w:type="dxa"/>
+          <w:left w:w="15" w:type="dxa"/>
+          <w:bottom w:w="15" w:type="dxa"/>
+          <w:right w:w="15" w:type="dxa"/>
+        </w:tblCellMar>
+        <w:tblLook w:val="04A0" w:firstRow="1" w:lastRow="0" w:firstColumn="1" w:lastColumn="0" w:noHBand="0" w:noVBand="1"/>
+      </w:tblPr>
+      <w:tblGrid>
+        <w:gridCol w:w="2893"/>
+        <w:gridCol w:w="5399"/>
+      </w:tblGrid>
+      <w:tr>
+        <w:trPr>
+          <w:tblCellSpacing w:w="15" w:type="dxa"/>
+        </w:trPr>
+        <w:tc>
+          <w:tcPr>
+            <w:tcW w:w="0" w:type="auto"/>
+            <w:vAlign w:val="center"/>
+            <w:hideMark/>
+          </w:tcPr>
+          <w:p>
+            <w:pPr>
+              <w:spacing w:after="0" w:line="240" w:lineRule="auto"/>
+              <w:rPr>
+                <w:b/>
+                <w:bCs/>
+              </w:rPr>
+            </w:pPr>
+            <w:r>
+              <w:rPr>
+                <w:b/>
+                <w:bCs/>
+              </w:rPr>
+              <w:t>Comando</w:t>
+            </w:r>
+          </w:p>
+        </w:tc>
+        <w:tc>
+          <w:tcPr>
+            <w:tcW w:w="0" w:type="auto"/>
+            <w:vAlign w:val="center"/>
+            <w:hideMark/>
+          </w:tcPr>
+          <w:p>
+            <w:pPr>
+              <w:spacing w:after="0" w:line="240" w:lineRule="auto"/>
+              <w:rPr>
+                <w:b/>
+                <w:bCs/>
+              </w:rPr>
+            </w:pPr>
+            <w:r>
+              <w:rPr>
+                <w:b/>
+                <w:bCs/>
+              </w:rPr>
+              <w:t>Finalidade</w:t>
+            </w:r>
+          </w:p>
+        </w:tc>
+      </w:tr>
+      <w:tr>
+        <w:trPr>
+          <w:tblCellSpacing w:w="15" w:type="dxa"/>
+        </w:trPr>
+        <w:tc>
+          <w:tcPr>
+            <w:tcW w:w="0" w:type="auto"/>
+            <w:vAlign w:val="center"/>
+            <w:hideMark/>
+          </w:tcPr>
+          <w:p>
+            <w:pPr>
+              <w:spacing w:after="0" w:line="240" w:lineRule="auto"/>
+            </w:pPr>
+            <w:proofErr w:type="spellStart"/>
+            <w:proofErr w:type="gramStart"/>
+            <w:r>
+              <w:t>cy.visit</w:t>
+            </w:r>
+            <w:proofErr w:type="spellEnd"/>
+            <w:proofErr w:type="gramEnd"/>
+            <w:r>
+              <w:t>()</w:t>
+            </w:r>
+          </w:p>
+        </w:tc>
+        <w:tc>
+          <w:tcPr>
+            <w:tcW w:w="0" w:type="auto"/>
+            <w:vAlign w:val="center"/>
+            <w:hideMark/>
+          </w:tcPr>
+          <w:p>
+            <w:pPr>
+              <w:spacing w:after="0" w:line="240" w:lineRule="auto"/>
+            </w:pPr>
+            <w:r>
+              <w:t>Abre a página da aplicação.</w:t>
+            </w:r>
+          </w:p>
+        </w:tc>
+      </w:tr>
+      <w:tr>
+        <w:trPr>
+          <w:tblCellSpacing w:w="15" w:type="dxa"/>
+        </w:trPr>
+        <w:tc>
+          <w:tcPr>
+            <w:tcW w:w="0" w:type="auto"/>
+            <w:vAlign w:val="center"/>
+            <w:hideMark/>
+          </w:tcPr>
+          <w:p>
+            <w:pPr>
+              <w:spacing w:after="0" w:line="240" w:lineRule="auto"/>
+            </w:pPr>
+            <w:proofErr w:type="spellStart"/>
+            <w:r>
+              <w:t>cy.get</w:t>
+            </w:r>
+            <w:proofErr w:type="spellEnd"/>
+            <w:r>
+              <w:t>('.</w:t>
+            </w:r>
+            <w:proofErr w:type="spellStart"/>
+            <w:r>
+              <w:t>toast</w:t>
+            </w:r>
+            <w:proofErr w:type="spellEnd"/>
+            <w:r>
+              <w:t>')</w:t>
+            </w:r>
+          </w:p>
+        </w:tc>
+        <w:tc>
+          <w:tcPr>
+            <w:tcW w:w="0" w:type="auto"/>
+            <w:vAlign w:val="center"/>
+            <w:hideMark/>
+          </w:tcPr>
+          <w:p>
+            <w:pPr>
+              <w:spacing w:after="0" w:line="240" w:lineRule="auto"/>
+            </w:pPr>
+            <w:r>
+              <w:t xml:space="preserve">Localiza o elemento pela classe CSS </w:t>
+            </w:r>
+            <w:proofErr w:type="spellStart"/>
+            <w:r>
+              <w:t>toast</w:t>
+            </w:r>
+            <w:proofErr w:type="spellEnd"/>
+            <w:r>
+              <w:t>.</w:t>
+            </w:r>
+          </w:p>
+        </w:tc>
+      </w:tr>
+      <w:tr>
+        <w:trPr>
+          <w:tblCellSpacing w:w="15" w:type="dxa"/>
+        </w:trPr>
+        <w:tc>
+          <w:tcPr>
+            <w:tcW w:w="0" w:type="auto"/>
+            <w:vAlign w:val="center"/>
+            <w:hideMark/>
+          </w:tcPr>
+          <w:p>
+            <w:pPr>
+              <w:spacing w:after="0" w:line="240" w:lineRule="auto"/>
+            </w:pPr>
+            <w:proofErr w:type="gramStart"/>
+            <w:r>
+              <w:t>.</w:t>
+            </w:r>
+            <w:proofErr w:type="spellStart"/>
+            <w:r>
+              <w:t>should</w:t>
+            </w:r>
+            <w:proofErr w:type="spellEnd"/>
+            <w:proofErr w:type="gramEnd"/>
+            <w:r>
+              <w:t>('</w:t>
+            </w:r>
+            <w:proofErr w:type="spellStart"/>
+            <w:proofErr w:type="gramStart"/>
+            <w:r>
+              <w:t>be.visible</w:t>
+            </w:r>
+            <w:proofErr w:type="spellEnd"/>
+            <w:proofErr w:type="gramEnd"/>
+            <w:r>
+              <w:t>')</w:t>
+            </w:r>
+          </w:p>
+        </w:tc>
+        <w:tc>
+          <w:tcPr>
+            <w:tcW w:w="0" w:type="auto"/>
+            <w:vAlign w:val="center"/>
+            <w:hideMark/>
+          </w:tcPr>
+          <w:p>
+            <w:pPr>
+              <w:spacing w:after="0" w:line="240" w:lineRule="auto"/>
+            </w:pPr>
+            <w:r>
+              <w:t>Verifica se o elemento está visível.</w:t>
+            </w:r>
+          </w:p>
+        </w:tc>
+      </w:tr>
+      <w:tr>
+        <w:trPr>
+          <w:tblCellSpacing w:w="15" w:type="dxa"/>
+        </w:trPr>
+        <w:tc>
+          <w:tcPr>
+            <w:tcW w:w="0" w:type="auto"/>
+            <w:vAlign w:val="center"/>
+            <w:hideMark/>
+          </w:tcPr>
+          <w:p>
+            <w:pPr>
+              <w:spacing w:after="0" w:line="240" w:lineRule="auto"/>
+            </w:pPr>
+            <w:r>
+              <w:t>.</w:t>
+            </w:r>
+            <w:proofErr w:type="spellStart"/>
+            <w:proofErr w:type="gramStart"/>
+            <w:r>
+              <w:t>and</w:t>
+            </w:r>
+            <w:proofErr w:type="spellEnd"/>
+            <w:r>
+              <w:t>(</w:t>
+            </w:r>
+            <w:proofErr w:type="gramEnd"/>
+            <w:r>
+              <w:t>'</w:t>
+            </w:r>
+            <w:proofErr w:type="spellStart"/>
+            <w:r>
+              <w:t>have.text</w:t>
+            </w:r>
+            <w:proofErr w:type="spellEnd"/>
+            <w:r>
+              <w:t>', '...')</w:t>
+            </w:r>
+          </w:p>
+        </w:tc>
+        <w:tc>
+          <w:tcPr>
+            <w:tcW w:w="0" w:type="auto"/>
+            <w:vAlign w:val="center"/>
+            <w:hideMark/>
+          </w:tcPr>
+          <w:p>
+            <w:pPr>
+              <w:spacing w:after="0" w:line="240" w:lineRule="auto"/>
+            </w:pPr>
+            <w:r>
+              <w:t>Verifica se o texto completo corresponde ao esperado.</w:t>
+            </w:r>
+          </w:p>
+        </w:tc>
+      </w:tr>
+      <w:tr>
+        <w:trPr>
+          <w:tblCellSpacing w:w="15" w:type="dxa"/>
+        </w:trPr>
+        <w:tc>
+          <w:tcPr>
+            <w:tcW w:w="0" w:type="auto"/>
+            <w:vAlign w:val="center"/>
+            <w:hideMark/>
+          </w:tcPr>
+          <w:p>
+            <w:pPr>
+              <w:spacing w:after="0" w:line="240" w:lineRule="auto"/>
+            </w:pPr>
+            <w:proofErr w:type="spellStart"/>
+            <w:proofErr w:type="gramStart"/>
+            <w:r>
+              <w:t>cy.contains</w:t>
+            </w:r>
+            <w:proofErr w:type="spellEnd"/>
+            <w:proofErr w:type="gramEnd"/>
+            <w:r>
+              <w:t>('</w:t>
+            </w:r>
+            <w:proofErr w:type="spellStart"/>
+            <w:r>
+              <w:t>button</w:t>
+            </w:r>
+            <w:proofErr w:type="spellEnd"/>
+            <w:r>
+              <w:t>', 'Entrar')</w:t>
+            </w:r>
+          </w:p>
+        </w:tc>
+        <w:tc>
+          <w:tcPr>
+            <w:tcW w:w="0" w:type="auto"/>
+            <w:vAlign w:val="center"/>
+            <w:hideMark/>
+          </w:tcPr>
+          <w:p>
+            <w:pPr>
+              <w:spacing w:after="0" w:line="240" w:lineRule="auto"/>
+            </w:pPr>
+            <w:r>
+              <w:t>Localiza um botão que contém o texto Entrar.</w:t>
+            </w:r>
+          </w:p>
+        </w:tc>
+      </w:tr>
+    </w:tbl>
+    <w:p>
+      <w:pPr>
+        <w:spacing w:after="0" w:line="240" w:lineRule="auto"/>
+        <w:rPr>
+          <w:b/>
+          <w:bCs/>
+        </w:rPr>
+      </w:pPr>
+    </w:p>
+    <w:p>
+      <w:pPr>
+        <w:spacing w:after="0" w:line="240" w:lineRule="auto"/>
+        <w:rPr>
+          <w:b/>
+          <w:bCs/>
+        </w:rPr>
+      </w:pPr>
+      <w:r>
+        <w:rPr>
+          <w:b/>
+          <w:bCs/>
+        </w:rPr>
+        <w:t xml:space="preserve">Diferença entre </w:t>
+      </w:r>
+      <w:proofErr w:type="spellStart"/>
+      <w:r>
+        <w:rPr>
+          <w:b/>
+          <w:bCs/>
+        </w:rPr>
+        <w:t>have.text</w:t>
+      </w:r>
+      <w:proofErr w:type="spellEnd"/>
+      <w:r>
+        <w:rPr>
+          <w:b/>
+          <w:bCs/>
+        </w:rPr>
+        <w:t xml:space="preserve"> e </w:t>
+      </w:r>
+      <w:proofErr w:type="spellStart"/>
+      <w:r>
+        <w:rPr>
+          <w:b/>
+          <w:bCs/>
+        </w:rPr>
+        <w:t>contain.text</w:t>
+      </w:r>
+      <w:proofErr w:type="spellEnd"/>
+    </w:p>
+    <w:p>
+      <w:pPr>
+        <w:numPr>
+          <w:ilvl w:val="0"/>
+          <w:numId w:val="39"/>
+        </w:numPr>
+        <w:spacing w:after="0" w:line="240" w:lineRule="auto"/>
+      </w:pPr>
+      <w:proofErr w:type="spellStart"/>
+      <w:r>
+        <w:rPr>
+          <w:b/>
+          <w:bCs/>
+        </w:rPr>
+        <w:t>have.text</w:t>
+      </w:r>
+      <w:proofErr w:type="spellEnd"/>
+      <w:r>
+        <w:rPr>
+          <w:b/>
+          <w:bCs/>
+        </w:rPr>
+        <w:t>:</w:t>
+      </w:r>
+      <w:r>
+        <w:t xml:space="preserve"> verifica se o texto completo corresponde ao esperado.</w:t>
+      </w:r>
+    </w:p>
+    <w:p>
+      <w:pPr>
+        <w:numPr>
+          <w:ilvl w:val="0"/>
+          <w:numId w:val="39"/>
+        </w:numPr>
+        <w:spacing w:after="0" w:line="240" w:lineRule="auto"/>
+      </w:pPr>
+      <w:proofErr w:type="spellStart"/>
+      <w:r>
+        <w:rPr>
+          <w:b/>
+          <w:bCs/>
+        </w:rPr>
+        <w:t>contain.text</w:t>
+      </w:r>
+      <w:proofErr w:type="spellEnd"/>
+      <w:r>
+        <w:rPr>
+          <w:b/>
+          <w:bCs/>
+        </w:rPr>
+        <w:t>:</w:t>
+      </w:r>
+      <w:r>
+        <w:t xml:space="preserve"> verifica se o texto contém um trecho específico.</w:t>
+      </w:r>
+    </w:p>
+    <w:p>
+      <w:pPr>
+        <w:spacing w:after="0" w:line="240" w:lineRule="auto"/>
+      </w:pPr>
+    </w:p>
+    <w:p>
+      <w:pPr>
+        <w:spacing w:after="0" w:line="240" w:lineRule="auto"/>
+        <w:rPr>
+          <w:b/>
+          <w:bCs/>
+        </w:rPr>
+      </w:pPr>
+      <w:r>
+        <w:t>Exemplo:</w:t>
+      </w:r>
+      <w:r>
+        <w:t xml:space="preserve"> </w:t>
+      </w:r>
+      <w:proofErr w:type="spellStart"/>
+      <w:r>
+        <w:rPr>
+          <w:b/>
+          <w:bCs/>
+        </w:rPr>
+        <w:t>cy.get</w:t>
+      </w:r>
+      <w:proofErr w:type="spellEnd"/>
+      <w:r>
+        <w:rPr>
+          <w:b/>
+          <w:bCs/>
+        </w:rPr>
+        <w:t>('.</w:t>
+      </w:r>
+      <w:proofErr w:type="spellStart"/>
+      <w:r>
+        <w:rPr>
+          <w:b/>
+          <w:bCs/>
+        </w:rPr>
+        <w:t>toast</w:t>
+      </w:r>
+      <w:proofErr w:type="spellEnd"/>
+      <w:r>
+        <w:rPr>
+          <w:b/>
+          <w:bCs/>
+        </w:rPr>
+        <w:t>'</w:t>
+      </w:r>
+      <w:proofErr w:type="gramStart"/>
+      <w:r>
+        <w:rPr>
+          <w:b/>
+          <w:bCs/>
+        </w:rPr>
+        <w:t>).</w:t>
+      </w:r>
+      <w:proofErr w:type="spellStart"/>
+      <w:r>
+        <w:rPr>
+          <w:b/>
+          <w:bCs/>
+        </w:rPr>
+        <w:t>should</w:t>
+      </w:r>
+      <w:proofErr w:type="spellEnd"/>
+      <w:proofErr w:type="gramEnd"/>
+      <w:r>
+        <w:rPr>
+          <w:b/>
+          <w:bCs/>
+        </w:rPr>
+        <w:t>('</w:t>
+      </w:r>
+      <w:proofErr w:type="spellStart"/>
+      <w:r>
+        <w:rPr>
+          <w:b/>
+          <w:bCs/>
+        </w:rPr>
+        <w:t>contain.text</w:t>
+      </w:r>
+      <w:proofErr w:type="spellEnd"/>
+      <w:r>
+        <w:rPr>
+          <w:b/>
+          <w:bCs/>
+        </w:rPr>
+        <w:t>', 'Erro no login')</w:t>
+      </w:r>
+    </w:p>
+    <w:p>
+      <w:pPr>
+        <w:spacing w:after="0" w:line="240" w:lineRule="auto"/>
+      </w:pPr>
+    </w:p>
+    <w:p>
+      <w:pPr>
+        <w:spacing w:after="0" w:line="240" w:lineRule="auto"/>
+      </w:pPr>
+      <w:r>
+        <w:t>Essa segunda opção permite validar apenas uma parte da mensagem.</w:t>
+      </w:r>
+    </w:p>
+    <w:p>
+      <w:pPr>
+        <w:spacing w:after="0" w:line="240" w:lineRule="auto"/>
+      </w:pPr>
+    </w:p>
+    <w:p>
+      <w:pPr>
+        <w:spacing w:after="0" w:line="240" w:lineRule="auto"/>
+        <w:rPr>
+          <w:b/>
+          <w:bCs/>
+        </w:rPr>
+      </w:pPr>
+      <w:r>
+        <w:rPr>
+          <w:b/>
+          <w:bCs/>
+        </w:rPr>
+        <w:t>4. O que é uma suíte de testes?</w:t>
+      </w:r>
+    </w:p>
+    <w:p>
+      <w:pPr>
+        <w:spacing w:after="0" w:line="240" w:lineRule="auto"/>
+      </w:pPr>
+    </w:p>
+    <w:p>
+      <w:pPr>
+        <w:spacing w:after="0" w:line="240" w:lineRule="auto"/>
+      </w:pPr>
+      <w:r>
+        <w:t xml:space="preserve">Uma </w:t>
+      </w:r>
+      <w:r>
+        <w:rPr>
+          <w:b/>
+          <w:bCs/>
+        </w:rPr>
+        <w:t>suíte de testes</w:t>
+      </w:r>
+      <w:r>
+        <w:t xml:space="preserve"> é um conjunto de testes automatizados relacionados.</w:t>
+      </w:r>
+    </w:p>
+    <w:p>
+      <w:pPr>
+        <w:spacing w:after="0" w:line="240" w:lineRule="auto"/>
+      </w:pPr>
+      <w:r>
+        <w:t xml:space="preserve">Neste exemplo, o </w:t>
+      </w:r>
+      <w:proofErr w:type="spellStart"/>
+      <w:proofErr w:type="gramStart"/>
+      <w:r>
+        <w:t>describe</w:t>
+      </w:r>
+      <w:proofErr w:type="spellEnd"/>
+      <w:r>
+        <w:t>(</w:t>
+      </w:r>
+      <w:proofErr w:type="gramEnd"/>
+      <w:r>
+        <w:t xml:space="preserve">'Login', ...) agrupa os dois cenários de login, enquanto cada </w:t>
+      </w:r>
+      <w:proofErr w:type="gramStart"/>
+      <w:r>
+        <w:t>it(</w:t>
+      </w:r>
+      <w:proofErr w:type="gramEnd"/>
+      <w:r>
+        <w:t>) representa um teste independente.</w:t>
+      </w:r>
+    </w:p>
+    <w:p>
+      <w:pPr>
+        <w:spacing w:after="0" w:line="240" w:lineRule="auto"/>
+        <w:rPr>
+          <w:b/>
+          <w:bCs/>
+        </w:rPr>
+      </w:pPr>
+    </w:p>
+    <w:p>
+      <w:pPr>
+        <w:rPr>
+          <w:b/>
+          <w:bCs/>
+        </w:rPr>
+      </w:pPr>
+      <w:r>
+        <w:rPr>
+          <w:b/>
+          <w:bCs/>
+        </w:rPr>
+        <w:br w:type="page"/>
+      </w:r>
+    </w:p>
+    <w:p>
+      <w:pPr>
+        <w:spacing w:after="0" w:line="240" w:lineRule="auto"/>
+        <w:rPr>
+          <w:b/>
+          <w:bCs/>
+        </w:rPr>
+      </w:pPr>
+      <w:r>
+        <w:rPr>
+          <w:b/>
+          <w:bCs/>
+        </w:rPr>
+        <w:lastRenderedPageBreak/>
+        <w:t>5. Executar apenas um teste</w:t>
+      </w:r>
+    </w:p>
+    <w:p>
+      <w:pPr>
+        <w:spacing w:after="0" w:line="240" w:lineRule="auto"/>
+      </w:pPr>
+    </w:p>
+    <w:p>
+      <w:pPr>
+        <w:spacing w:after="0" w:line="240" w:lineRule="auto"/>
+      </w:pPr>
+      <w:r>
+        <w:t xml:space="preserve">Durante o desenvolvimento, é possível executar somente um teste </w:t>
+      </w:r>
+      <w:proofErr w:type="gramStart"/>
+      <w:r>
+        <w:t>usando .</w:t>
+      </w:r>
+      <w:proofErr w:type="spellStart"/>
+      <w:r>
+        <w:t>only</w:t>
+      </w:r>
+      <w:proofErr w:type="spellEnd"/>
+      <w:proofErr w:type="gramEnd"/>
+      <w:r>
+        <w:t>:</w:t>
+      </w:r>
+    </w:p>
+    <w:p>
+      <w:pPr>
+        <w:spacing w:after="0" w:line="240" w:lineRule="auto"/>
+      </w:pPr>
+    </w:p>
+    <w:p>
+      <w:pPr>
+        <w:spacing w:after="0" w:line="240" w:lineRule="auto"/>
+      </w:pPr>
+      <w:proofErr w:type="spellStart"/>
+      <w:proofErr w:type="gramStart"/>
+      <w:r>
+        <w:t>it.only</w:t>
+      </w:r>
+      <w:proofErr w:type="spellEnd"/>
+      <w:proofErr w:type="gramEnd"/>
+      <w:r>
+        <w:t>('Login com dados inválidos deve apresentar mensagem de erro', () =&gt; {</w:t>
+      </w:r>
+    </w:p>
+    <w:p>
+      <w:pPr>
+        <w:spacing w:after="0" w:line="240" w:lineRule="auto"/>
+      </w:pPr>
+      <w:r>
+        <w:t xml:space="preserve">  // Código do teste</w:t>
+      </w:r>
+    </w:p>
+    <w:p>
+      <w:pPr>
+        <w:spacing w:after="0" w:line="240" w:lineRule="auto"/>
+      </w:pPr>
+      <w:r>
+        <w:t>})</w:t>
+      </w:r>
+    </w:p>
+    <w:p>
+      <w:pPr>
+        <w:spacing w:after="0" w:line="240" w:lineRule="auto"/>
+      </w:pPr>
+    </w:p>
+    <w:p>
+      <w:pPr>
+        <w:spacing w:after="0" w:line="240" w:lineRule="auto"/>
+      </w:pPr>
+      <w:r>
+        <w:t xml:space="preserve">Para executar novamente toda a suíte, remova </w:t>
+      </w:r>
+      <w:proofErr w:type="gramStart"/>
+      <w:r>
+        <w:t>o .</w:t>
+      </w:r>
+      <w:proofErr w:type="spellStart"/>
+      <w:r>
+        <w:t>only</w:t>
+      </w:r>
+      <w:proofErr w:type="spellEnd"/>
+      <w:proofErr w:type="gramEnd"/>
+      <w:r>
+        <w:t>.</w:t>
+      </w:r>
+    </w:p>
+    <w:p>
+      <w:pPr>
+        <w:spacing w:after="0" w:line="240" w:lineRule="auto"/>
+        <w:rPr>
+          <w:b/>
+          <w:bCs/>
+        </w:rPr>
+      </w:pPr>
+    </w:p>
+    <w:p>
+      <w:pPr>
+        <w:spacing w:after="0" w:line="240" w:lineRule="auto"/>
+      </w:pPr>
+      <w:r>
+        <w:rPr>
+          <w:b/>
+          <w:bCs/>
+        </w:rPr>
+        <w:t>Importante:</w:t>
+      </w:r>
+      <w:r>
+        <w:t xml:space="preserve"> não deixe </w:t>
+      </w:r>
+      <w:proofErr w:type="spellStart"/>
+      <w:proofErr w:type="gramStart"/>
+      <w:r>
+        <w:t>it.only</w:t>
+      </w:r>
+      <w:proofErr w:type="spellEnd"/>
+      <w:proofErr w:type="gramEnd"/>
+      <w:r>
+        <w:t xml:space="preserve"> ou </w:t>
+      </w:r>
+      <w:proofErr w:type="spellStart"/>
+      <w:proofErr w:type="gramStart"/>
+      <w:r>
+        <w:t>describe.only</w:t>
+      </w:r>
+      <w:proofErr w:type="spellEnd"/>
+      <w:proofErr w:type="gramEnd"/>
+      <w:r>
+        <w:t xml:space="preserve"> no código enviado ao repositório, pois os demais testes podem deixar de ser executados.</w:t>
+      </w:r>
+    </w:p>
+    <w:p>
+      <w:pPr>
+        <w:spacing w:after="0" w:line="240" w:lineRule="auto"/>
+        <w:rPr>
+          <w:b/>
+          <w:bCs/>
+        </w:rPr>
+      </w:pPr>
+    </w:p>
+    <w:p>
+      <w:pPr>
+        <w:spacing w:after="0" w:line="240" w:lineRule="auto"/>
+        <w:rPr>
+          <w:b/>
+          <w:bCs/>
+        </w:rPr>
+      </w:pPr>
+      <w:r>
+        <w:rPr>
+          <w:b/>
+          <w:bCs/>
+        </w:rPr>
+        <w:t xml:space="preserve">6. Usando </w:t>
+      </w:r>
+      <w:proofErr w:type="spellStart"/>
+      <w:proofErr w:type="gramStart"/>
+      <w:r>
+        <w:rPr>
+          <w:b/>
+          <w:bCs/>
+        </w:rPr>
+        <w:t>cy.contains</w:t>
+      </w:r>
+      <w:proofErr w:type="spellEnd"/>
+      <w:proofErr w:type="gramEnd"/>
+      <w:r>
+        <w:rPr>
+          <w:b/>
+          <w:bCs/>
+        </w:rPr>
+        <w:t>() para melhorar a leitura</w:t>
+      </w:r>
+    </w:p>
+    <w:p>
+      <w:pPr>
+        <w:spacing w:after="0" w:line="240" w:lineRule="auto"/>
+        <w:rPr>
+          <w:b/>
+          <w:bCs/>
+        </w:rPr>
+      </w:pPr>
+      <w:r>
+        <w:t>Em vez de localizar o botão por um seletor técnico, como:</w:t>
+      </w:r>
+      <w:r>
+        <w:t xml:space="preserve"> </w:t>
+      </w:r>
+      <w:proofErr w:type="spellStart"/>
+      <w:r>
+        <w:rPr>
+          <w:b/>
+          <w:bCs/>
+        </w:rPr>
+        <w:t>cy.get</w:t>
+      </w:r>
+      <w:proofErr w:type="spellEnd"/>
+      <w:r>
+        <w:rPr>
+          <w:b/>
+          <w:bCs/>
+        </w:rPr>
+        <w:t>('#login-</w:t>
+      </w:r>
+      <w:proofErr w:type="spellStart"/>
+      <w:r>
+        <w:rPr>
+          <w:b/>
+          <w:bCs/>
+        </w:rPr>
+        <w:t>selection</w:t>
+      </w:r>
+      <w:proofErr w:type="spellEnd"/>
+      <w:r>
+        <w:rPr>
+          <w:b/>
+          <w:bCs/>
+        </w:rPr>
+        <w:t>-</w:t>
+      </w:r>
+      <w:proofErr w:type="spellStart"/>
+      <w:r>
+        <w:rPr>
+          <w:b/>
+          <w:bCs/>
+        </w:rPr>
+        <w:t>btn</w:t>
+      </w:r>
+      <w:proofErr w:type="spellEnd"/>
+      <w:r>
+        <w:rPr>
+          <w:b/>
+          <w:bCs/>
+        </w:rPr>
+        <w:t>'</w:t>
+      </w:r>
+      <w:proofErr w:type="gramStart"/>
+      <w:r>
+        <w:rPr>
+          <w:b/>
+          <w:bCs/>
+        </w:rPr>
+        <w:t>).click</w:t>
+      </w:r>
+      <w:proofErr w:type="gramEnd"/>
+      <w:r>
+        <w:rPr>
+          <w:b/>
+          <w:bCs/>
+        </w:rPr>
+        <w:t>()</w:t>
+      </w:r>
+    </w:p>
+    <w:p>
+      <w:pPr>
+        <w:spacing w:after="0" w:line="240" w:lineRule="auto"/>
+        <w:rPr>
+          <w:b/>
+          <w:bCs/>
+        </w:rPr>
+      </w:pPr>
+      <w:r>
+        <w:t>Podemos utilizar:</w:t>
+      </w:r>
+      <w:r>
+        <w:t xml:space="preserve"> </w:t>
+      </w:r>
+      <w:proofErr w:type="spellStart"/>
+      <w:proofErr w:type="gramStart"/>
+      <w:r>
+        <w:rPr>
+          <w:b/>
+          <w:bCs/>
+        </w:rPr>
+        <w:t>cy.contains</w:t>
+      </w:r>
+      <w:proofErr w:type="spellEnd"/>
+      <w:proofErr w:type="gramEnd"/>
+      <w:r>
+        <w:rPr>
+          <w:b/>
+          <w:bCs/>
+        </w:rPr>
+        <w:t>('</w:t>
+      </w:r>
+      <w:proofErr w:type="spellStart"/>
+      <w:r>
+        <w:rPr>
+          <w:b/>
+          <w:bCs/>
+        </w:rPr>
+        <w:t>button</w:t>
+      </w:r>
+      <w:proofErr w:type="spellEnd"/>
+      <w:r>
+        <w:rPr>
+          <w:b/>
+          <w:bCs/>
+        </w:rPr>
+        <w:t>', 'Entrar'</w:t>
+      </w:r>
+      <w:proofErr w:type="gramStart"/>
+      <w:r>
+        <w:rPr>
+          <w:b/>
+          <w:bCs/>
+        </w:rPr>
+        <w:t>).click</w:t>
+      </w:r>
+      <w:proofErr w:type="gramEnd"/>
+      <w:r>
+        <w:rPr>
+          <w:b/>
+          <w:bCs/>
+        </w:rPr>
+        <w:t>()</w:t>
+      </w:r>
+    </w:p>
+    <w:p>
+      <w:pPr>
+        <w:spacing w:after="0" w:line="240" w:lineRule="auto"/>
+      </w:pPr>
+    </w:p>
+    <w:p>
+      <w:pPr>
+        <w:spacing w:after="0" w:line="240" w:lineRule="auto"/>
+      </w:pPr>
+      <w:r>
+        <w:t>A segunda forma deixa mais claro o objetivo do comando: clicar no botão que contém o texto Entrar.</w:t>
+      </w:r>
+    </w:p>
+    <w:p>
+      <w:pPr>
+        <w:spacing w:after="0" w:line="240" w:lineRule="auto"/>
+      </w:pPr>
+    </w:p>
+    <w:p>
+      <w:pPr>
+        <w:spacing w:after="0" w:line="240" w:lineRule="auto"/>
+      </w:pPr>
+      <w:r>
+        <w:t xml:space="preserve">O </w:t>
+      </w:r>
+      <w:proofErr w:type="spellStart"/>
+      <w:proofErr w:type="gramStart"/>
+      <w:r>
+        <w:t>cy.contains</w:t>
+      </w:r>
+      <w:proofErr w:type="spellEnd"/>
+      <w:proofErr w:type="gramEnd"/>
+      <w:r>
+        <w:t>() recebe o tipo do elemento e o texto que ele deve conter. O texto precisa corresponder ao conteúdo da interface, respeitando diferenças relevantes de escrita.</w:t>
+      </w:r>
+    </w:p>
+    <w:p>
+      <w:pPr>
+        <w:spacing w:after="0" w:line="240" w:lineRule="auto"/>
+      </w:pPr>
+    </w:p>
+    <w:p>
+      <w:pPr>
+        <w:spacing w:after="0" w:line="240" w:lineRule="auto"/>
+        <w:rPr>
+          <w:b/>
+          <w:bCs/>
+        </w:rPr>
+      </w:pPr>
+      <w:r>
+        <w:rPr>
+          <w:b/>
+          <w:bCs/>
+        </w:rPr>
+        <w:t>7. Depurando o teste no Cypress</w:t>
+      </w:r>
+    </w:p>
+    <w:p>
+      <w:pPr>
+        <w:spacing w:after="0" w:line="240" w:lineRule="auto"/>
+      </w:pPr>
+      <w:r>
+        <w:t>O Cypress permite examinar os estados da aplicação antes e depois de cada comando.</w:t>
+      </w:r>
+    </w:p>
+    <w:p>
+      <w:pPr>
+        <w:spacing w:after="0" w:line="240" w:lineRule="auto"/>
+      </w:pPr>
+    </w:p>
+    <w:p>
+      <w:pPr>
+        <w:spacing w:after="0" w:line="240" w:lineRule="auto"/>
+      </w:pPr>
+      <w:r>
+        <w:t>Na janela do Cypress:</w:t>
+      </w:r>
+    </w:p>
+    <w:p>
+      <w:pPr>
+        <w:numPr>
+          <w:ilvl w:val="0"/>
+          <w:numId w:val="40"/>
+        </w:numPr>
+        <w:spacing w:after="0" w:line="240" w:lineRule="auto"/>
+      </w:pPr>
+      <w:r>
+        <w:t>Execute o teste.</w:t>
+      </w:r>
+    </w:p>
+    <w:p>
+      <w:pPr>
+        <w:numPr>
+          <w:ilvl w:val="0"/>
+          <w:numId w:val="40"/>
+        </w:numPr>
+        <w:spacing w:after="0" w:line="240" w:lineRule="auto"/>
+      </w:pPr>
+      <w:r>
+        <w:t>Selecione o comando desejado no histórico.</w:t>
+      </w:r>
+    </w:p>
+    <w:p>
+      <w:pPr>
+        <w:numPr>
+          <w:ilvl w:val="0"/>
+          <w:numId w:val="40"/>
+        </w:numPr>
+        <w:spacing w:after="0" w:line="240" w:lineRule="auto"/>
+      </w:pPr>
+      <w:r>
+        <w:t>Examine o estado anterior (</w:t>
+      </w:r>
+      <w:proofErr w:type="spellStart"/>
+      <w:r>
+        <w:rPr>
+          <w:i/>
+          <w:iCs/>
+        </w:rPr>
+        <w:t>before</w:t>
+      </w:r>
+      <w:proofErr w:type="spellEnd"/>
+      <w:r>
+        <w:t>) e o posterior (</w:t>
+      </w:r>
+      <w:proofErr w:type="spellStart"/>
+      <w:r>
+        <w:rPr>
+          <w:i/>
+          <w:iCs/>
+        </w:rPr>
+        <w:t>after</w:t>
+      </w:r>
+      <w:proofErr w:type="spellEnd"/>
+      <w:r>
+        <w:t>).</w:t>
+      </w:r>
+    </w:p>
+    <w:p>
+      <w:pPr>
+        <w:numPr>
+          <w:ilvl w:val="0"/>
+          <w:numId w:val="40"/>
+        </w:numPr>
+        <w:spacing w:after="0" w:line="240" w:lineRule="auto"/>
+      </w:pPr>
+      <w:r>
+        <w:t>Inspecione o elemento para identificar seus seletores CSS e seu conteúdo.</w:t>
+      </w:r>
+    </w:p>
+    <w:p>
+      <w:pPr>
+        <w:spacing w:after="0" w:line="240" w:lineRule="auto"/>
+      </w:pPr>
+    </w:p>
+    <w:p>
+      <w:pPr>
+        <w:spacing w:after="0" w:line="240" w:lineRule="auto"/>
+      </w:pPr>
+      <w:r>
+        <w:t>Esse recurso ajuda a descobrir por que um teste falhou e quais elementos estavam presentes na tela.</w:t>
+      </w:r>
+    </w:p>
+    <w:p>
+      <w:pPr>
+        <w:spacing w:after="0" w:line="240" w:lineRule="auto"/>
+        <w:rPr>
+          <w:b/>
+          <w:bCs/>
+        </w:rPr>
+      </w:pPr>
+    </w:p>
+    <w:p>
+      <w:pPr>
+        <w:spacing w:after="0" w:line="240" w:lineRule="auto"/>
+        <w:rPr>
+          <w:b/>
+          <w:bCs/>
+        </w:rPr>
+      </w:pPr>
+      <w:r>
+        <w:rPr>
+          <w:b/>
+          <w:bCs/>
+        </w:rPr>
+        <w:t>8. V</w:t>
+      </w:r>
+      <w:proofErr w:type="spellStart"/>
+      <w:r>
+        <w:rPr>
+          <w:b/>
+          <w:bCs/>
+        </w:rPr>
+        <w:t>ersionando</w:t>
+      </w:r>
+      <w:proofErr w:type="spellEnd"/>
+      <w:r>
+        <w:rPr>
+          <w:b/>
+          <w:bCs/>
+        </w:rPr>
+        <w:t xml:space="preserve"> a alteração com </w:t>
+      </w:r>
+      <w:proofErr w:type="spellStart"/>
+      <w:r>
+        <w:rPr>
+          <w:b/>
+          <w:bCs/>
+        </w:rPr>
+        <w:t>Git</w:t>
+      </w:r>
+      <w:proofErr w:type="spellEnd"/>
+    </w:p>
+    <w:p>
+      <w:pPr>
+        <w:spacing w:after="0" w:line="240" w:lineRule="auto"/>
+      </w:pPr>
+      <w:r>
+        <w:t xml:space="preserve">O fluxo apresentado na aula é criar uma </w:t>
+      </w:r>
+      <w:proofErr w:type="spellStart"/>
+      <w:r>
+        <w:t>branch</w:t>
+      </w:r>
+      <w:proofErr w:type="spellEnd"/>
+      <w:r>
+        <w:t xml:space="preserve"> para o novo teste, implementar a alteração e enviá-la ao GitHub para revisão.</w:t>
+      </w:r>
+    </w:p>
+    <w:p>
+      <w:pPr>
+        <w:spacing w:after="0" w:line="240" w:lineRule="auto"/>
+      </w:pPr>
+    </w:p>
+    <w:p>
+      <w:pPr>
+        <w:spacing w:after="0" w:line="240" w:lineRule="auto"/>
+      </w:pPr>
+      <w:r>
+        <w:t xml:space="preserve">Os comandos abaixo são exemplos. Use o nome real da sua </w:t>
+      </w:r>
+      <w:proofErr w:type="spellStart"/>
+      <w:r>
+        <w:t>branch</w:t>
+      </w:r>
+      <w:proofErr w:type="spellEnd"/>
+      <w:r>
+        <w:t xml:space="preserve"> e confirme se o repositório está atualizado antes de começar.</w:t>
+      </w:r>
+    </w:p>
+    <w:p>
+      <w:pPr>
+        <w:spacing w:after="0" w:line="240" w:lineRule="auto"/>
+      </w:pPr>
+    </w:p>
+    <w:p>
+      <w:pPr>
+        <w:spacing w:after="0" w:line="240" w:lineRule="auto"/>
+      </w:pPr>
+      <w:proofErr w:type="spellStart"/>
+      <w:r>
+        <w:t>git</w:t>
+      </w:r>
+      <w:proofErr w:type="spellEnd"/>
+      <w:r>
+        <w:t xml:space="preserve"> checkout </w:t>
+      </w:r>
+      <w:proofErr w:type="spellStart"/>
+      <w:r>
+        <w:t>main</w:t>
+      </w:r>
+      <w:proofErr w:type="spellEnd"/>
+    </w:p>
+    <w:p>
+      <w:pPr>
+        <w:spacing w:after="0" w:line="240" w:lineRule="auto"/>
+      </w:pPr>
+      <w:proofErr w:type="spellStart"/>
+      <w:r>
+        <w:t>git</w:t>
+      </w:r>
+      <w:proofErr w:type="spellEnd"/>
+      <w:r>
+        <w:t xml:space="preserve"> </w:t>
+      </w:r>
+      <w:proofErr w:type="spellStart"/>
+      <w:r>
+        <w:t>pull</w:t>
+      </w:r>
+      <w:proofErr w:type="spellEnd"/>
+    </w:p>
+    <w:p>
+      <w:pPr>
+        <w:spacing w:after="0" w:line="240" w:lineRule="auto"/>
+      </w:pPr>
+      <w:proofErr w:type="spellStart"/>
+      <w:r>
+        <w:t>git</w:t>
+      </w:r>
+      <w:proofErr w:type="spellEnd"/>
+      <w:r>
+        <w:t xml:space="preserve"> checkout -b adicionando-novo-teste-login-falho</w:t>
+      </w:r>
+    </w:p>
+    <w:p>
+      <w:pPr>
+        <w:spacing w:after="0" w:line="240" w:lineRule="auto"/>
+      </w:pPr>
+      <w:r>
+        <w:t>Depois de implementar e testar o código:</w:t>
+      </w:r>
+    </w:p>
+    <w:p>
+      <w:pPr>
+        <w:spacing w:after="0" w:line="240" w:lineRule="auto"/>
+      </w:pPr>
+      <w:proofErr w:type="spellStart"/>
+      <w:r>
+        <w:t>git</w:t>
+      </w:r>
+      <w:proofErr w:type="spellEnd"/>
+      <w:r>
+        <w:t xml:space="preserve"> status</w:t>
+      </w:r>
+    </w:p>
+    <w:p>
+      <w:pPr>
+        <w:spacing w:after="0" w:line="240" w:lineRule="auto"/>
+      </w:pPr>
+      <w:proofErr w:type="spellStart"/>
+      <w:r>
+        <w:t>git</w:t>
+      </w:r>
+      <w:proofErr w:type="spellEnd"/>
+      <w:r>
+        <w:t xml:space="preserve"> </w:t>
+      </w:r>
+      <w:proofErr w:type="spellStart"/>
+      <w:proofErr w:type="gramStart"/>
+      <w:r>
+        <w:t>add</w:t>
+      </w:r>
+      <w:proofErr w:type="spellEnd"/>
+      <w:r>
+        <w:t xml:space="preserve"> .</w:t>
+      </w:r>
+      <w:proofErr w:type="gramEnd"/>
+    </w:p>
+    <w:p>
+      <w:pPr>
+        <w:spacing w:after="0" w:line="240" w:lineRule="auto"/>
+      </w:pPr>
+      <w:proofErr w:type="spellStart"/>
+      <w:r>
+        <w:t>git</w:t>
+      </w:r>
+      <w:proofErr w:type="spellEnd"/>
+      <w:r>
+        <w:t xml:space="preserve"> status</w:t>
+      </w:r>
+    </w:p>
+    <w:p>
+      <w:pPr>
+        <w:spacing w:after="0" w:line="240" w:lineRule="auto"/>
+      </w:pPr>
+      <w:proofErr w:type="spellStart"/>
+      <w:r>
+        <w:t>git</w:t>
+      </w:r>
+      <w:proofErr w:type="spellEnd"/>
+      <w:r>
+        <w:t xml:space="preserve"> </w:t>
+      </w:r>
+      <w:proofErr w:type="spellStart"/>
+      <w:r>
+        <w:t>commit</w:t>
+      </w:r>
+      <w:proofErr w:type="spellEnd"/>
+      <w:r>
+        <w:t xml:space="preserve"> -m "Adiciona teste para login com credenciais inválidas"</w:t>
+      </w:r>
+    </w:p>
+    <w:p>
+      <w:pPr>
+        <w:spacing w:after="0" w:line="240" w:lineRule="auto"/>
+      </w:pPr>
+      <w:proofErr w:type="spellStart"/>
+      <w:r>
+        <w:t>git</w:t>
+      </w:r>
+      <w:proofErr w:type="spellEnd"/>
+      <w:r>
+        <w:t xml:space="preserve"> </w:t>
+      </w:r>
+      <w:proofErr w:type="spellStart"/>
+      <w:r>
+        <w:t>push</w:t>
+      </w:r>
+      <w:proofErr w:type="spellEnd"/>
+      <w:r>
+        <w:t xml:space="preserve"> -u </w:t>
+      </w:r>
+      <w:proofErr w:type="spellStart"/>
+      <w:r>
+        <w:t>origin</w:t>
+      </w:r>
+      <w:proofErr w:type="spellEnd"/>
+      <w:r>
+        <w:t xml:space="preserve"> adicionando-novo-teste-login-falho</w:t>
+      </w:r>
+    </w:p>
+    <w:p>
+      <w:pPr>
+        <w:spacing w:after="0" w:line="240" w:lineRule="auto"/>
+      </w:pPr>
+    </w:p>
+    <w:p>
+      <w:pPr>
+        <w:spacing w:after="0" w:line="240" w:lineRule="auto"/>
+      </w:pPr>
+      <w:r>
+        <w:t xml:space="preserve">Em seguida, abra um </w:t>
+      </w:r>
+      <w:proofErr w:type="spellStart"/>
+      <w:r>
+        <w:rPr>
+          <w:b/>
+          <w:bCs/>
+        </w:rPr>
+        <w:t>Pull</w:t>
+      </w:r>
+      <w:proofErr w:type="spellEnd"/>
+      <w:r>
+        <w:rPr>
+          <w:b/>
+          <w:bCs/>
+        </w:rPr>
+        <w:t xml:space="preserve"> </w:t>
+      </w:r>
+      <w:proofErr w:type="spellStart"/>
+      <w:r>
+        <w:rPr>
+          <w:b/>
+          <w:bCs/>
+        </w:rPr>
+        <w:t>Request</w:t>
+      </w:r>
+      <w:proofErr w:type="spellEnd"/>
+      <w:r>
+        <w:t xml:space="preserve"> no GitHub para revisar e integrar a alteração à </w:t>
+      </w:r>
+      <w:proofErr w:type="spellStart"/>
+      <w:r>
+        <w:t>branch</w:t>
+      </w:r>
+      <w:proofErr w:type="spellEnd"/>
+      <w:r>
+        <w:t xml:space="preserve"> principal.</w:t>
+      </w:r>
+    </w:p>
+    <w:p>
+      <w:pPr>
+        <w:spacing w:after="0" w:line="240" w:lineRule="auto"/>
+      </w:pPr>
+    </w:p>
+    <w:p>
+      <w:pPr>
+        <w:spacing w:after="0" w:line="240" w:lineRule="auto"/>
+      </w:pPr>
+      <w:r>
+        <w:lastRenderedPageBreak/>
+        <w:t xml:space="preserve">Se a </w:t>
+      </w:r>
+      <w:proofErr w:type="spellStart"/>
+      <w:r>
+        <w:t>branch</w:t>
+      </w:r>
+      <w:proofErr w:type="spellEnd"/>
+      <w:r>
+        <w:t xml:space="preserve"> </w:t>
+      </w:r>
+      <w:proofErr w:type="spellStart"/>
+      <w:r>
+        <w:t>main</w:t>
+      </w:r>
+      <w:proofErr w:type="spellEnd"/>
+      <w:r>
+        <w:t xml:space="preserve"> tiver novas alterações depois do seu trabalho, atualize sua </w:t>
+      </w:r>
+      <w:proofErr w:type="spellStart"/>
+      <w:r>
+        <w:t>branch</w:t>
+      </w:r>
+      <w:proofErr w:type="spellEnd"/>
+      <w:r>
+        <w:t xml:space="preserve"> conforme o fluxo adotado pelo projeto antes de concluir a revisão.</w:t>
+      </w:r>
+    </w:p>
+    <w:p>
+      <w:pPr>
+        <w:spacing w:after="0" w:line="240" w:lineRule="auto"/>
+        <w:rPr>
+          <w:b/>
+          <w:bCs/>
+        </w:rPr>
+      </w:pPr>
+    </w:p>
+    <w:p>
+      <w:pPr>
+        <w:spacing w:after="0" w:line="240" w:lineRule="auto"/>
+        <w:rPr>
+          <w:b/>
+          <w:bCs/>
+        </w:rPr>
+      </w:pPr>
+      <w:r>
+        <w:rPr>
+          <w:b/>
+          <w:bCs/>
+        </w:rPr>
+        <w:t>9. Checklist de aprendizado</w:t>
+      </w:r>
+    </w:p>
+    <w:p>
+      <w:pPr>
+        <w:numPr>
+          <w:ilvl w:val="0"/>
+          <w:numId w:val="41"/>
+        </w:numPr>
+        <w:spacing w:after="0" w:line="240" w:lineRule="auto"/>
+      </w:pPr>
+      <w:r>
+        <w:t xml:space="preserve">Criar um segundo </w:t>
+      </w:r>
+      <w:proofErr w:type="gramStart"/>
+      <w:r>
+        <w:t>it(</w:t>
+      </w:r>
+      <w:proofErr w:type="gramEnd"/>
+      <w:r>
+        <w:t xml:space="preserve">) dentro do mesmo </w:t>
+      </w:r>
+      <w:proofErr w:type="spellStart"/>
+      <w:proofErr w:type="gramStart"/>
+      <w:r>
+        <w:t>describe</w:t>
+      </w:r>
+      <w:proofErr w:type="spellEnd"/>
+      <w:r>
+        <w:t>(</w:t>
+      </w:r>
+      <w:proofErr w:type="gramEnd"/>
+      <w:r>
+        <w:t>).</w:t>
+      </w:r>
+    </w:p>
+    <w:p>
+      <w:pPr>
+        <w:numPr>
+          <w:ilvl w:val="0"/>
+          <w:numId w:val="41"/>
+        </w:numPr>
+        <w:spacing w:after="0" w:line="240" w:lineRule="auto"/>
+      </w:pPr>
+      <w:r>
+        <w:t>Diferenciar o cenário de login válido do inválido.</w:t>
+      </w:r>
+    </w:p>
+    <w:p>
+      <w:pPr>
+        <w:numPr>
+          <w:ilvl w:val="0"/>
+          <w:numId w:val="41"/>
+        </w:numPr>
+        <w:spacing w:after="0" w:line="240" w:lineRule="auto"/>
+      </w:pPr>
+      <w:r>
+        <w:t xml:space="preserve">Validar a visibilidade de uma mensagem com </w:t>
+      </w:r>
+      <w:proofErr w:type="spellStart"/>
+      <w:proofErr w:type="gramStart"/>
+      <w:r>
+        <w:t>be.visible</w:t>
+      </w:r>
+      <w:proofErr w:type="spellEnd"/>
+      <w:proofErr w:type="gramEnd"/>
+      <w:r>
+        <w:t>.</w:t>
+      </w:r>
+    </w:p>
+    <w:p>
+      <w:pPr>
+        <w:numPr>
+          <w:ilvl w:val="0"/>
+          <w:numId w:val="41"/>
+        </w:numPr>
+        <w:spacing w:after="0" w:line="240" w:lineRule="auto"/>
+      </w:pPr>
+      <w:r>
+        <w:t xml:space="preserve">Validar o texto completo com </w:t>
+      </w:r>
+      <w:proofErr w:type="spellStart"/>
+      <w:r>
+        <w:t>have.text</w:t>
+      </w:r>
+      <w:proofErr w:type="spellEnd"/>
+      <w:r>
+        <w:t>.</w:t>
+      </w:r>
+    </w:p>
+    <w:p>
+      <w:pPr>
+        <w:numPr>
+          <w:ilvl w:val="0"/>
+          <w:numId w:val="41"/>
+        </w:numPr>
+        <w:spacing w:after="0" w:line="240" w:lineRule="auto"/>
+      </w:pPr>
+      <w:r>
+        <w:t xml:space="preserve">Entender a diferença entre </w:t>
+      </w:r>
+      <w:proofErr w:type="spellStart"/>
+      <w:proofErr w:type="gramStart"/>
+      <w:r>
+        <w:t>cy.get</w:t>
+      </w:r>
+      <w:proofErr w:type="spellEnd"/>
+      <w:r>
+        <w:t>(</w:t>
+      </w:r>
+      <w:proofErr w:type="gramEnd"/>
+      <w:r>
+        <w:t xml:space="preserve">) e </w:t>
+      </w:r>
+      <w:proofErr w:type="spellStart"/>
+      <w:proofErr w:type="gramStart"/>
+      <w:r>
+        <w:t>cy.contains</w:t>
+      </w:r>
+      <w:proofErr w:type="spellEnd"/>
+      <w:proofErr w:type="gramEnd"/>
+      <w:r>
+        <w:t>().</w:t>
+      </w:r>
+    </w:p>
+    <w:p>
+      <w:pPr>
+        <w:numPr>
+          <w:ilvl w:val="0"/>
+          <w:numId w:val="41"/>
+        </w:numPr>
+        <w:spacing w:after="0" w:line="240" w:lineRule="auto"/>
+      </w:pPr>
+      <w:r>
+        <w:t xml:space="preserve">Executar apenas um teste com </w:t>
+      </w:r>
+      <w:proofErr w:type="spellStart"/>
+      <w:proofErr w:type="gramStart"/>
+      <w:r>
+        <w:t>it.only</w:t>
+      </w:r>
+      <w:proofErr w:type="spellEnd"/>
+      <w:proofErr w:type="gramEnd"/>
+      <w:r>
+        <w:t xml:space="preserve"> e depois removê-lo.</w:t>
+      </w:r>
+    </w:p>
+    <w:p>
+      <w:pPr>
+        <w:numPr>
+          <w:ilvl w:val="0"/>
+          <w:numId w:val="41"/>
+        </w:numPr>
+        <w:spacing w:after="0" w:line="240" w:lineRule="auto"/>
+      </w:pPr>
+      <w:r>
+        <w:t>Executar os dois testes juntos.</w:t>
+      </w:r>
+    </w:p>
+    <w:p>
+      <w:pPr>
+        <w:numPr>
+          <w:ilvl w:val="0"/>
+          <w:numId w:val="41"/>
+        </w:numPr>
+        <w:spacing w:after="0" w:line="240" w:lineRule="auto"/>
+      </w:pPr>
+      <w:r>
+        <w:t xml:space="preserve">Criar uma </w:t>
+      </w:r>
+      <w:proofErr w:type="spellStart"/>
+      <w:r>
+        <w:t>branch</w:t>
+      </w:r>
+      <w:proofErr w:type="spellEnd"/>
+      <w:r>
+        <w:t xml:space="preserve">, fazer </w:t>
+      </w:r>
+      <w:proofErr w:type="spellStart"/>
+      <w:r>
+        <w:t>commit</w:t>
+      </w:r>
+      <w:proofErr w:type="spellEnd"/>
+      <w:r>
+        <w:t xml:space="preserve"> e enviar a alteração ao GitHub.</w:t>
+      </w:r>
+    </w:p>
+    <w:p>
+      <w:pPr>
+        <w:spacing w:after="0" w:line="240" w:lineRule="auto"/>
+        <w:rPr>
+          <w:b/>
+          <w:bCs/>
+        </w:rPr>
+      </w:pPr>
+    </w:p>
+    <w:p>
+      <w:pPr>
+        <w:spacing w:after="0" w:line="240" w:lineRule="auto"/>
+      </w:pPr>
+      <w:r>
+        <w:rPr>
+          <w:b/>
+          <w:bCs/>
+        </w:rPr>
+        <w:t>Principal aprendizado:</w:t>
+      </w:r>
+      <w:r>
+        <w:t xml:space="preserve"> um teste automatizado não deve apenas executar ações na interface. Ele também precisa verificar se a aplicação apresentou o resultado esperado para cada cenário.</w:t>
       </w:r>
     </w:p>
     <w:p>
@@ -14975,6 +17517,10 @@
     <w:p>
       <w:pPr>
         <w:spacing w:after="0"/>
+        <w:rPr>
+          <w:b/>
+          <w:bCs/>
+        </w:rPr>
       </w:pPr>
       <w:r>
         <w:rPr>
@@ -14997,6 +17543,52 @@
         </w:rPr>
         <w:t xml:space="preserve">. </w:t>
       </w:r>
+      <w:r>
+        <w:rPr>
+          <w:b/>
+          <w:bCs/>
+        </w:rPr>
+        <w:t>REDUZINDO DUPLICAÇÃO DE CÓDIGO COM HOOKS</w:t>
+      </w:r>
+    </w:p>
+    <w:p>
+      <w:pPr>
+        <w:rPr>
+          <w:b/>
+          <w:bCs/>
+          <w:u w:val="single"/>
+        </w:rPr>
+      </w:pPr>
+      <w:hyperlink r:id="rId20" w:history="1">
+        <w:proofErr w:type="spellStart"/>
+        <w:r>
+          <w:rPr>
+            <w:rStyle w:val="Hyperlink"/>
+            <w:b/>
+            <w:bCs/>
+          </w:rPr>
+          <w:t>Bundled</w:t>
+        </w:r>
+        <w:proofErr w:type="spellEnd"/>
+        <w:r>
+          <w:rPr>
+            <w:rStyle w:val="Hyperlink"/>
+            <w:b/>
+            <w:bCs/>
+          </w:rPr>
+          <w:t> </w:t>
+        </w:r>
+        <w:proofErr w:type="spellStart"/>
+        <w:r>
+          <w:rPr>
+            <w:rStyle w:val="Hyperlink"/>
+            <w:b/>
+            <w:bCs/>
+          </w:rPr>
+          <w:t>Libraries</w:t>
+        </w:r>
+        <w:proofErr w:type="spellEnd"/>
+      </w:hyperlink>
     </w:p>
     <w:p>
       <w:pPr>
@@ -15019,7 +17611,10 @@
     </w:p>
     <w:p>
       <w:pPr>
-        <w:spacing w:after="0"/>
+        <w:rPr>
+          <w:b/>
+          <w:bCs/>
+        </w:rPr>
       </w:pPr>
       <w:r>
         <w:rPr>
@@ -15041,6 +17636,13 @@
           <w:bCs/>
         </w:rPr>
         <w:t xml:space="preserve">. </w:t>
+      </w:r>
+      <w:r>
+        <w:rPr>
+          <w:b/>
+          <w:bCs/>
+        </w:rPr>
+        <w:t>EXECUÇÃO DOS TESTES VIA LINHA DE COMANDO</w:t>
       </w:r>
     </w:p>
     <w:p>
@@ -15116,7 +17718,6 @@
           <w:b/>
           <w:bCs/>
         </w:rPr>
-        <w:lastRenderedPageBreak/>
         <w:t>1</w:t>
       </w:r>
       <w:r>
@@ -15385,6 +17986,155 @@
     </w:lvl>
   </w:abstractNum>
   <w:abstractNum w:abstractNumId="1" w15:restartNumberingAfterBreak="0">
+    <w:nsid w:val="067B56F7"/>
+    <w:multiLevelType w:val="multilevel"/>
+    <w:tmpl w:val="284434FE"/>
+    <w:lvl w:ilvl="0">
+      <w:start w:val="1"/>
+      <w:numFmt w:val="bullet"/>
+      <w:lvlText w:val=""/>
+      <w:lvlJc w:val="left"/>
+      <w:pPr>
+        <w:tabs>
+          <w:tab w:val="num" w:pos="720"/>
+        </w:tabs>
+        <w:ind w:left="720" w:hanging="360"/>
+      </w:pPr>
+      <w:rPr>
+        <w:rFonts w:ascii="Symbol" w:hAnsi="Symbol" w:hint="default"/>
+        <w:sz w:val="20"/>
+      </w:rPr>
+    </w:lvl>
+    <w:lvl w:ilvl="1" w:tentative="1">
+      <w:start w:val="1"/>
+      <w:numFmt w:val="bullet"/>
+      <w:lvlText w:val="o"/>
+      <w:lvlJc w:val="left"/>
+      <w:pPr>
+        <w:tabs>
+          <w:tab w:val="num" w:pos="1440"/>
+        </w:tabs>
+        <w:ind w:left="1440" w:hanging="360"/>
+      </w:pPr>
+      <w:rPr>
+        <w:rFonts w:ascii="Courier New" w:hAnsi="Courier New" w:hint="default"/>
+        <w:sz w:val="20"/>
+      </w:rPr>
+    </w:lvl>
+    <w:lvl w:ilvl="2" w:tentative="1">
+      <w:start w:val="1"/>
+      <w:numFmt w:val="bullet"/>
+      <w:lvlText w:val=""/>
+      <w:lvlJc w:val="left"/>
+      <w:pPr>
+        <w:tabs>
+          <w:tab w:val="num" w:pos="2160"/>
+        </w:tabs>
+        <w:ind w:left="2160" w:hanging="360"/>
+      </w:pPr>
+      <w:rPr>
+        <w:rFonts w:ascii="Wingdings" w:hAnsi="Wingdings" w:hint="default"/>
+        <w:sz w:val="20"/>
+      </w:rPr>
+    </w:lvl>
+    <w:lvl w:ilvl="3" w:tentative="1">
+      <w:start w:val="1"/>
+      <w:numFmt w:val="bullet"/>
+      <w:lvlText w:val=""/>
+      <w:lvlJc w:val="left"/>
+      <w:pPr>
+        <w:tabs>
+          <w:tab w:val="num" w:pos="2880"/>
+        </w:tabs>
+        <w:ind w:left="2880" w:hanging="360"/>
+      </w:pPr>
+      <w:rPr>
+        <w:rFonts w:ascii="Wingdings" w:hAnsi="Wingdings" w:hint="default"/>
+        <w:sz w:val="20"/>
+      </w:rPr>
+    </w:lvl>
+    <w:lvl w:ilvl="4" w:tentative="1">
+      <w:start w:val="1"/>
+      <w:numFmt w:val="bullet"/>
+      <w:lvlText w:val=""/>
+      <w:lvlJc w:val="left"/>
+      <w:pPr>
+        <w:tabs>
+          <w:tab w:val="num" w:pos="3600"/>
+        </w:tabs>
+        <w:ind w:left="3600" w:hanging="360"/>
+      </w:pPr>
+      <w:rPr>
+        <w:rFonts w:ascii="Wingdings" w:hAnsi="Wingdings" w:hint="default"/>
+        <w:sz w:val="20"/>
+      </w:rPr>
+    </w:lvl>
+    <w:lvl w:ilvl="5" w:tentative="1">
+      <w:start w:val="1"/>
+      <w:numFmt w:val="bullet"/>
+      <w:lvlText w:val=""/>
+      <w:lvlJc w:val="left"/>
+      <w:pPr>
+        <w:tabs>
+          <w:tab w:val="num" w:pos="4320"/>
+        </w:tabs>
+        <w:ind w:left="4320" w:hanging="360"/>
+      </w:pPr>
+      <w:rPr>
+        <w:rFonts w:ascii="Wingdings" w:hAnsi="Wingdings" w:hint="default"/>
+        <w:sz w:val="20"/>
+      </w:rPr>
+    </w:lvl>
+    <w:lvl w:ilvl="6" w:tentative="1">
+      <w:start w:val="1"/>
+      <w:numFmt w:val="bullet"/>
+      <w:lvlText w:val=""/>
+      <w:lvlJc w:val="left"/>
+      <w:pPr>
+        <w:tabs>
+          <w:tab w:val="num" w:pos="5040"/>
+        </w:tabs>
+        <w:ind w:left="5040" w:hanging="360"/>
+      </w:pPr>
+      <w:rPr>
+        <w:rFonts w:ascii="Wingdings" w:hAnsi="Wingdings" w:hint="default"/>
+        <w:sz w:val="20"/>
+      </w:rPr>
+    </w:lvl>
+    <w:lvl w:ilvl="7" w:tentative="1">
+      <w:start w:val="1"/>
+      <w:numFmt w:val="bullet"/>
+      <w:lvlText w:val=""/>
+      <w:lvlJc w:val="left"/>
+      <w:pPr>
+        <w:tabs>
+          <w:tab w:val="num" w:pos="5760"/>
+        </w:tabs>
+        <w:ind w:left="5760" w:hanging="360"/>
+      </w:pPr>
+      <w:rPr>
+        <w:rFonts w:ascii="Wingdings" w:hAnsi="Wingdings" w:hint="default"/>
+        <w:sz w:val="20"/>
+      </w:rPr>
+    </w:lvl>
+    <w:lvl w:ilvl="8" w:tentative="1">
+      <w:start w:val="1"/>
+      <w:numFmt w:val="bullet"/>
+      <w:lvlText w:val=""/>
+      <w:lvlJc w:val="left"/>
+      <w:pPr>
+        <w:tabs>
+          <w:tab w:val="num" w:pos="6480"/>
+        </w:tabs>
+        <w:ind w:left="6480" w:hanging="360"/>
+      </w:pPr>
+      <w:rPr>
+        <w:rFonts w:ascii="Wingdings" w:hAnsi="Wingdings" w:hint="default"/>
+        <w:sz w:val="20"/>
+      </w:rPr>
+    </w:lvl>
+  </w:abstractNum>
+  <w:abstractNum w:abstractNumId="2" w15:restartNumberingAfterBreak="0">
     <w:nsid w:val="07184DE8"/>
     <w:multiLevelType w:val="multilevel"/>
     <w:tmpl w:val="F674812C"/>
@@ -15497,7 +18247,7 @@
       </w:pPr>
     </w:lvl>
   </w:abstractNum>
-  <w:abstractNum w:abstractNumId="2" w15:restartNumberingAfterBreak="0">
+  <w:abstractNum w:abstractNumId="3" w15:restartNumberingAfterBreak="0">
     <w:nsid w:val="0B492AF0"/>
     <w:multiLevelType w:val="multilevel"/>
     <w:tmpl w:val="EFD69A36"/>
@@ -15646,7 +18396,7 @@
       </w:rPr>
     </w:lvl>
   </w:abstractNum>
-  <w:abstractNum w:abstractNumId="3" w15:restartNumberingAfterBreak="0">
+  <w:abstractNum w:abstractNumId="4" w15:restartNumberingAfterBreak="0">
     <w:nsid w:val="0FCF1907"/>
     <w:multiLevelType w:val="multilevel"/>
     <w:tmpl w:val="88A0DCC4"/>
@@ -15763,7 +18513,7 @@
       </w:pPr>
     </w:lvl>
   </w:abstractNum>
-  <w:abstractNum w:abstractNumId="4" w15:restartNumberingAfterBreak="0">
+  <w:abstractNum w:abstractNumId="5" w15:restartNumberingAfterBreak="0">
     <w:nsid w:val="107E64E8"/>
     <w:multiLevelType w:val="multilevel"/>
     <w:tmpl w:val="E09665AC"/>
@@ -15912,7 +18662,156 @@
       </w:rPr>
     </w:lvl>
   </w:abstractNum>
-  <w:abstractNum w:abstractNumId="5" w15:restartNumberingAfterBreak="0">
+  <w:abstractNum w:abstractNumId="6" w15:restartNumberingAfterBreak="0">
+    <w:nsid w:val="18D009B6"/>
+    <w:multiLevelType w:val="multilevel"/>
+    <w:tmpl w:val="8BBAD87E"/>
+    <w:lvl w:ilvl="0">
+      <w:start w:val="1"/>
+      <w:numFmt w:val="bullet"/>
+      <w:lvlText w:val=""/>
+      <w:lvlJc w:val="left"/>
+      <w:pPr>
+        <w:tabs>
+          <w:tab w:val="num" w:pos="720"/>
+        </w:tabs>
+        <w:ind w:left="720" w:hanging="360"/>
+      </w:pPr>
+      <w:rPr>
+        <w:rFonts w:ascii="Symbol" w:hAnsi="Symbol" w:hint="default"/>
+        <w:sz w:val="20"/>
+      </w:rPr>
+    </w:lvl>
+    <w:lvl w:ilvl="1" w:tentative="1">
+      <w:start w:val="1"/>
+      <w:numFmt w:val="bullet"/>
+      <w:lvlText w:val="o"/>
+      <w:lvlJc w:val="left"/>
+      <w:pPr>
+        <w:tabs>
+          <w:tab w:val="num" w:pos="1440"/>
+        </w:tabs>
+        <w:ind w:left="1440" w:hanging="360"/>
+      </w:pPr>
+      <w:rPr>
+        <w:rFonts w:ascii="Courier New" w:hAnsi="Courier New" w:hint="default"/>
+        <w:sz w:val="20"/>
+      </w:rPr>
+    </w:lvl>
+    <w:lvl w:ilvl="2" w:tentative="1">
+      <w:start w:val="1"/>
+      <w:numFmt w:val="bullet"/>
+      <w:lvlText w:val=""/>
+      <w:lvlJc w:val="left"/>
+      <w:pPr>
+        <w:tabs>
+          <w:tab w:val="num" w:pos="2160"/>
+        </w:tabs>
+        <w:ind w:left="2160" w:hanging="360"/>
+      </w:pPr>
+      <w:rPr>
+        <w:rFonts w:ascii="Wingdings" w:hAnsi="Wingdings" w:hint="default"/>
+        <w:sz w:val="20"/>
+      </w:rPr>
+    </w:lvl>
+    <w:lvl w:ilvl="3" w:tentative="1">
+      <w:start w:val="1"/>
+      <w:numFmt w:val="bullet"/>
+      <w:lvlText w:val=""/>
+      <w:lvlJc w:val="left"/>
+      <w:pPr>
+        <w:tabs>
+          <w:tab w:val="num" w:pos="2880"/>
+        </w:tabs>
+        <w:ind w:left="2880" w:hanging="360"/>
+      </w:pPr>
+      <w:rPr>
+        <w:rFonts w:ascii="Wingdings" w:hAnsi="Wingdings" w:hint="default"/>
+        <w:sz w:val="20"/>
+      </w:rPr>
+    </w:lvl>
+    <w:lvl w:ilvl="4" w:tentative="1">
+      <w:start w:val="1"/>
+      <w:numFmt w:val="bullet"/>
+      <w:lvlText w:val=""/>
+      <w:lvlJc w:val="left"/>
+      <w:pPr>
+        <w:tabs>
+          <w:tab w:val="num" w:pos="3600"/>
+        </w:tabs>
+        <w:ind w:left="3600" w:hanging="360"/>
+      </w:pPr>
+      <w:rPr>
+        <w:rFonts w:ascii="Wingdings" w:hAnsi="Wingdings" w:hint="default"/>
+        <w:sz w:val="20"/>
+      </w:rPr>
+    </w:lvl>
+    <w:lvl w:ilvl="5" w:tentative="1">
+      <w:start w:val="1"/>
+      <w:numFmt w:val="bullet"/>
+      <w:lvlText w:val=""/>
+      <w:lvlJc w:val="left"/>
+      <w:pPr>
+        <w:tabs>
+          <w:tab w:val="num" w:pos="4320"/>
+        </w:tabs>
+        <w:ind w:left="4320" w:hanging="360"/>
+      </w:pPr>
+      <w:rPr>
+        <w:rFonts w:ascii="Wingdings" w:hAnsi="Wingdings" w:hint="default"/>
+        <w:sz w:val="20"/>
+      </w:rPr>
+    </w:lvl>
+    <w:lvl w:ilvl="6" w:tentative="1">
+      <w:start w:val="1"/>
+      <w:numFmt w:val="bullet"/>
+      <w:lvlText w:val=""/>
+      <w:lvlJc w:val="left"/>
+      <w:pPr>
+        <w:tabs>
+          <w:tab w:val="num" w:pos="5040"/>
+        </w:tabs>
+        <w:ind w:left="5040" w:hanging="360"/>
+      </w:pPr>
+      <w:rPr>
+        <w:rFonts w:ascii="Wingdings" w:hAnsi="Wingdings" w:hint="default"/>
+        <w:sz w:val="20"/>
+      </w:rPr>
+    </w:lvl>
+    <w:lvl w:ilvl="7" w:tentative="1">
+      <w:start w:val="1"/>
+      <w:numFmt w:val="bullet"/>
+      <w:lvlText w:val=""/>
+      <w:lvlJc w:val="left"/>
+      <w:pPr>
+        <w:tabs>
+          <w:tab w:val="num" w:pos="5760"/>
+        </w:tabs>
+        <w:ind w:left="5760" w:hanging="360"/>
+      </w:pPr>
+      <w:rPr>
+        <w:rFonts w:ascii="Wingdings" w:hAnsi="Wingdings" w:hint="default"/>
+        <w:sz w:val="20"/>
+      </w:rPr>
+    </w:lvl>
+    <w:lvl w:ilvl="8" w:tentative="1">
+      <w:start w:val="1"/>
+      <w:numFmt w:val="bullet"/>
+      <w:lvlText w:val=""/>
+      <w:lvlJc w:val="left"/>
+      <w:pPr>
+        <w:tabs>
+          <w:tab w:val="num" w:pos="6480"/>
+        </w:tabs>
+        <w:ind w:left="6480" w:hanging="360"/>
+      </w:pPr>
+      <w:rPr>
+        <w:rFonts w:ascii="Wingdings" w:hAnsi="Wingdings" w:hint="default"/>
+        <w:sz w:val="20"/>
+      </w:rPr>
+    </w:lvl>
+  </w:abstractNum>
+  <w:abstractNum w:abstractNumId="7" w15:restartNumberingAfterBreak="0">
     <w:nsid w:val="1A8C1E10"/>
     <w:multiLevelType w:val="multilevel"/>
     <w:tmpl w:val="1FC2C6E0"/>
@@ -16061,7 +18960,7 @@
       </w:rPr>
     </w:lvl>
   </w:abstractNum>
-  <w:abstractNum w:abstractNumId="6" w15:restartNumberingAfterBreak="0">
+  <w:abstractNum w:abstractNumId="8" w15:restartNumberingAfterBreak="0">
     <w:nsid w:val="1CCF769D"/>
     <w:multiLevelType w:val="multilevel"/>
     <w:tmpl w:val="81B2FB98"/>
@@ -16210,7 +19109,7 @@
       </w:rPr>
     </w:lvl>
   </w:abstractNum>
-  <w:abstractNum w:abstractNumId="7" w15:restartNumberingAfterBreak="0">
+  <w:abstractNum w:abstractNumId="9" w15:restartNumberingAfterBreak="0">
     <w:nsid w:val="1FB818D5"/>
     <w:multiLevelType w:val="multilevel"/>
     <w:tmpl w:val="9C2CCD1C"/>
@@ -16323,7 +19222,7 @@
       </w:pPr>
     </w:lvl>
   </w:abstractNum>
-  <w:abstractNum w:abstractNumId="8" w15:restartNumberingAfterBreak="0">
+  <w:abstractNum w:abstractNumId="10" w15:restartNumberingAfterBreak="0">
     <w:nsid w:val="23896E71"/>
     <w:multiLevelType w:val="multilevel"/>
     <w:tmpl w:val="87D21BCC"/>
@@ -16472,7 +19371,7 @@
       </w:rPr>
     </w:lvl>
   </w:abstractNum>
-  <w:abstractNum w:abstractNumId="9" w15:restartNumberingAfterBreak="0">
+  <w:abstractNum w:abstractNumId="11" w15:restartNumberingAfterBreak="0">
     <w:nsid w:val="283C448A"/>
     <w:multiLevelType w:val="multilevel"/>
     <w:tmpl w:val="5518EB7A"/>
@@ -16621,7 +19520,7 @@
       </w:rPr>
     </w:lvl>
   </w:abstractNum>
-  <w:abstractNum w:abstractNumId="10" w15:restartNumberingAfterBreak="0">
+  <w:abstractNum w:abstractNumId="12" w15:restartNumberingAfterBreak="0">
     <w:nsid w:val="2A7E5B87"/>
     <w:multiLevelType w:val="multilevel"/>
     <w:tmpl w:val="236AE22C"/>
@@ -16770,7 +19669,7 @@
       </w:rPr>
     </w:lvl>
   </w:abstractNum>
-  <w:abstractNum w:abstractNumId="11" w15:restartNumberingAfterBreak="0">
+  <w:abstractNum w:abstractNumId="13" w15:restartNumberingAfterBreak="0">
     <w:nsid w:val="2B5A5E0B"/>
     <w:multiLevelType w:val="multilevel"/>
     <w:tmpl w:val="24F04C84"/>
@@ -16919,7 +19818,7 @@
       </w:rPr>
     </w:lvl>
   </w:abstractNum>
-  <w:abstractNum w:abstractNumId="12" w15:restartNumberingAfterBreak="0">
+  <w:abstractNum w:abstractNumId="14" w15:restartNumberingAfterBreak="0">
     <w:nsid w:val="2F550B18"/>
     <w:multiLevelType w:val="multilevel"/>
     <w:tmpl w:val="78CA4050"/>
@@ -17068,7 +19967,7 @@
       </w:rPr>
     </w:lvl>
   </w:abstractNum>
-  <w:abstractNum w:abstractNumId="13" w15:restartNumberingAfterBreak="0">
+  <w:abstractNum w:abstractNumId="15" w15:restartNumberingAfterBreak="0">
     <w:nsid w:val="2F6159A4"/>
     <w:multiLevelType w:val="multilevel"/>
     <w:tmpl w:val="623ADA6E"/>
@@ -17181,7 +20080,7 @@
       </w:pPr>
     </w:lvl>
   </w:abstractNum>
-  <w:abstractNum w:abstractNumId="14" w15:restartNumberingAfterBreak="0">
+  <w:abstractNum w:abstractNumId="16" w15:restartNumberingAfterBreak="0">
     <w:nsid w:val="2F655F95"/>
     <w:multiLevelType w:val="multilevel"/>
     <w:tmpl w:val="9C2CCD1C"/>
@@ -17294,7 +20193,7 @@
       </w:pPr>
     </w:lvl>
   </w:abstractNum>
-  <w:abstractNum w:abstractNumId="15" w15:restartNumberingAfterBreak="0">
+  <w:abstractNum w:abstractNumId="17" w15:restartNumberingAfterBreak="0">
     <w:nsid w:val="34205F5B"/>
     <w:multiLevelType w:val="multilevel"/>
     <w:tmpl w:val="D7E4E6AA"/>
@@ -17443,7 +20342,7 @@
       </w:rPr>
     </w:lvl>
   </w:abstractNum>
-  <w:abstractNum w:abstractNumId="16" w15:restartNumberingAfterBreak="0">
+  <w:abstractNum w:abstractNumId="18" w15:restartNumberingAfterBreak="0">
     <w:nsid w:val="35EC4C35"/>
     <w:multiLevelType w:val="multilevel"/>
     <w:tmpl w:val="C044817E"/>
@@ -17592,7 +20491,7 @@
       </w:rPr>
     </w:lvl>
   </w:abstractNum>
-  <w:abstractNum w:abstractNumId="17" w15:restartNumberingAfterBreak="0">
+  <w:abstractNum w:abstractNumId="19" w15:restartNumberingAfterBreak="0">
     <w:nsid w:val="4001201C"/>
     <w:multiLevelType w:val="multilevel"/>
     <w:tmpl w:val="04082470"/>
@@ -17705,7 +20604,7 @@
       </w:pPr>
     </w:lvl>
   </w:abstractNum>
-  <w:abstractNum w:abstractNumId="18" w15:restartNumberingAfterBreak="0">
+  <w:abstractNum w:abstractNumId="20" w15:restartNumberingAfterBreak="0">
     <w:nsid w:val="4AA84A18"/>
     <w:multiLevelType w:val="multilevel"/>
     <w:tmpl w:val="806AE8EA"/>
@@ -17854,7 +20753,7 @@
       </w:rPr>
     </w:lvl>
   </w:abstractNum>
-  <w:abstractNum w:abstractNumId="19" w15:restartNumberingAfterBreak="0">
+  <w:abstractNum w:abstractNumId="21" w15:restartNumberingAfterBreak="0">
     <w:nsid w:val="508D7154"/>
     <w:multiLevelType w:val="multilevel"/>
     <w:tmpl w:val="05BA29AE"/>
@@ -18003,7 +20902,7 @@
       </w:rPr>
     </w:lvl>
   </w:abstractNum>
-  <w:abstractNum w:abstractNumId="20" w15:restartNumberingAfterBreak="0">
+  <w:abstractNum w:abstractNumId="22" w15:restartNumberingAfterBreak="0">
     <w:nsid w:val="50AF1916"/>
     <w:multiLevelType w:val="multilevel"/>
     <w:tmpl w:val="1CDEC6D6"/>
@@ -18152,7 +21051,7 @@
       </w:rPr>
     </w:lvl>
   </w:abstractNum>
-  <w:abstractNum w:abstractNumId="21" w15:restartNumberingAfterBreak="0">
+  <w:abstractNum w:abstractNumId="23" w15:restartNumberingAfterBreak="0">
     <w:nsid w:val="52B35D9C"/>
     <w:multiLevelType w:val="multilevel"/>
     <w:tmpl w:val="F036D8DA"/>
@@ -18301,7 +21200,156 @@
       </w:rPr>
     </w:lvl>
   </w:abstractNum>
-  <w:abstractNum w:abstractNumId="22" w15:restartNumberingAfterBreak="0">
+  <w:abstractNum w:abstractNumId="24" w15:restartNumberingAfterBreak="0">
+    <w:nsid w:val="54050725"/>
+    <w:multiLevelType w:val="multilevel"/>
+    <w:tmpl w:val="82C40B8A"/>
+    <w:lvl w:ilvl="0">
+      <w:start w:val="1"/>
+      <w:numFmt w:val="bullet"/>
+      <w:lvlText w:val=""/>
+      <w:lvlJc w:val="left"/>
+      <w:pPr>
+        <w:tabs>
+          <w:tab w:val="num" w:pos="720"/>
+        </w:tabs>
+        <w:ind w:left="720" w:hanging="360"/>
+      </w:pPr>
+      <w:rPr>
+        <w:rFonts w:ascii="Symbol" w:hAnsi="Symbol" w:hint="default"/>
+        <w:sz w:val="20"/>
+      </w:rPr>
+    </w:lvl>
+    <w:lvl w:ilvl="1" w:tentative="1">
+      <w:start w:val="1"/>
+      <w:numFmt w:val="bullet"/>
+      <w:lvlText w:val="o"/>
+      <w:lvlJc w:val="left"/>
+      <w:pPr>
+        <w:tabs>
+          <w:tab w:val="num" w:pos="1440"/>
+        </w:tabs>
+        <w:ind w:left="1440" w:hanging="360"/>
+      </w:pPr>
+      <w:rPr>
+        <w:rFonts w:ascii="Courier New" w:hAnsi="Courier New" w:hint="default"/>
+        <w:sz w:val="20"/>
+      </w:rPr>
+    </w:lvl>
+    <w:lvl w:ilvl="2" w:tentative="1">
+      <w:start w:val="1"/>
+      <w:numFmt w:val="bullet"/>
+      <w:lvlText w:val=""/>
+      <w:lvlJc w:val="left"/>
+      <w:pPr>
+        <w:tabs>
+          <w:tab w:val="num" w:pos="2160"/>
+        </w:tabs>
+        <w:ind w:left="2160" w:hanging="360"/>
+      </w:pPr>
+      <w:rPr>
+        <w:rFonts w:ascii="Wingdings" w:hAnsi="Wingdings" w:hint="default"/>
+        <w:sz w:val="20"/>
+      </w:rPr>
+    </w:lvl>
+    <w:lvl w:ilvl="3" w:tentative="1">
+      <w:start w:val="1"/>
+      <w:numFmt w:val="bullet"/>
+      <w:lvlText w:val=""/>
+      <w:lvlJc w:val="left"/>
+      <w:pPr>
+        <w:tabs>
+          <w:tab w:val="num" w:pos="2880"/>
+        </w:tabs>
+        <w:ind w:left="2880" w:hanging="360"/>
+      </w:pPr>
+      <w:rPr>
+        <w:rFonts w:ascii="Wingdings" w:hAnsi="Wingdings" w:hint="default"/>
+        <w:sz w:val="20"/>
+      </w:rPr>
+    </w:lvl>
+    <w:lvl w:ilvl="4" w:tentative="1">
+      <w:start w:val="1"/>
+      <w:numFmt w:val="bullet"/>
+      <w:lvlText w:val=""/>
+      <w:lvlJc w:val="left"/>
+      <w:pPr>
+        <w:tabs>
+          <w:tab w:val="num" w:pos="3600"/>
+        </w:tabs>
+        <w:ind w:left="3600" w:hanging="360"/>
+      </w:pPr>
+      <w:rPr>
+        <w:rFonts w:ascii="Wingdings" w:hAnsi="Wingdings" w:hint="default"/>
+        <w:sz w:val="20"/>
+      </w:rPr>
+    </w:lvl>
+    <w:lvl w:ilvl="5" w:tentative="1">
+      <w:start w:val="1"/>
+      <w:numFmt w:val="bullet"/>
+      <w:lvlText w:val=""/>
+      <w:lvlJc w:val="left"/>
+      <w:pPr>
+        <w:tabs>
+          <w:tab w:val="num" w:pos="4320"/>
+        </w:tabs>
+        <w:ind w:left="4320" w:hanging="360"/>
+      </w:pPr>
+      <w:rPr>
+        <w:rFonts w:ascii="Wingdings" w:hAnsi="Wingdings" w:hint="default"/>
+        <w:sz w:val="20"/>
+      </w:rPr>
+    </w:lvl>
+    <w:lvl w:ilvl="6" w:tentative="1">
+      <w:start w:val="1"/>
+      <w:numFmt w:val="bullet"/>
+      <w:lvlText w:val=""/>
+      <w:lvlJc w:val="left"/>
+      <w:pPr>
+        <w:tabs>
+          <w:tab w:val="num" w:pos="5040"/>
+        </w:tabs>
+        <w:ind w:left="5040" w:hanging="360"/>
+      </w:pPr>
+      <w:rPr>
+        <w:rFonts w:ascii="Wingdings" w:hAnsi="Wingdings" w:hint="default"/>
+        <w:sz w:val="20"/>
+      </w:rPr>
+    </w:lvl>
+    <w:lvl w:ilvl="7" w:tentative="1">
+      <w:start w:val="1"/>
+      <w:numFmt w:val="bullet"/>
+      <w:lvlText w:val=""/>
+      <w:lvlJc w:val="left"/>
+      <w:pPr>
+        <w:tabs>
+          <w:tab w:val="num" w:pos="5760"/>
+        </w:tabs>
+        <w:ind w:left="5760" w:hanging="360"/>
+      </w:pPr>
+      <w:rPr>
+        <w:rFonts w:ascii="Wingdings" w:hAnsi="Wingdings" w:hint="default"/>
+        <w:sz w:val="20"/>
+      </w:rPr>
+    </w:lvl>
+    <w:lvl w:ilvl="8" w:tentative="1">
+      <w:start w:val="1"/>
+      <w:numFmt w:val="bullet"/>
+      <w:lvlText w:val=""/>
+      <w:lvlJc w:val="left"/>
+      <w:pPr>
+        <w:tabs>
+          <w:tab w:val="num" w:pos="6480"/>
+        </w:tabs>
+        <w:ind w:left="6480" w:hanging="360"/>
+      </w:pPr>
+      <w:rPr>
+        <w:rFonts w:ascii="Wingdings" w:hAnsi="Wingdings" w:hint="default"/>
+        <w:sz w:val="20"/>
+      </w:rPr>
+    </w:lvl>
+  </w:abstractNum>
+  <w:abstractNum w:abstractNumId="25" w15:restartNumberingAfterBreak="0">
     <w:nsid w:val="549B7A3F"/>
     <w:multiLevelType w:val="multilevel"/>
     <w:tmpl w:val="0F20AB3A"/>
@@ -18450,7 +21498,7 @@
       </w:rPr>
     </w:lvl>
   </w:abstractNum>
-  <w:abstractNum w:abstractNumId="23" w15:restartNumberingAfterBreak="0">
+  <w:abstractNum w:abstractNumId="26" w15:restartNumberingAfterBreak="0">
     <w:nsid w:val="562D489C"/>
     <w:multiLevelType w:val="multilevel"/>
     <w:tmpl w:val="86F008FA"/>
@@ -18599,7 +21647,7 @@
       </w:rPr>
     </w:lvl>
   </w:abstractNum>
-  <w:abstractNum w:abstractNumId="24" w15:restartNumberingAfterBreak="0">
+  <w:abstractNum w:abstractNumId="27" w15:restartNumberingAfterBreak="0">
     <w:nsid w:val="5E4B3C32"/>
     <w:multiLevelType w:val="multilevel"/>
     <w:tmpl w:val="2C82D658"/>
@@ -18748,7 +21796,7 @@
       </w:rPr>
     </w:lvl>
   </w:abstractNum>
-  <w:abstractNum w:abstractNumId="25" w15:restartNumberingAfterBreak="0">
+  <w:abstractNum w:abstractNumId="28" w15:restartNumberingAfterBreak="0">
     <w:nsid w:val="600B5A80"/>
     <w:multiLevelType w:val="multilevel"/>
     <w:tmpl w:val="4D9E1450"/>
@@ -18897,7 +21945,7 @@
       </w:rPr>
     </w:lvl>
   </w:abstractNum>
-  <w:abstractNum w:abstractNumId="26" w15:restartNumberingAfterBreak="0">
+  <w:abstractNum w:abstractNumId="29" w15:restartNumberingAfterBreak="0">
     <w:nsid w:val="628D780C"/>
     <w:multiLevelType w:val="multilevel"/>
     <w:tmpl w:val="6338E36A"/>
@@ -19046,7 +22094,7 @@
       </w:rPr>
     </w:lvl>
   </w:abstractNum>
-  <w:abstractNum w:abstractNumId="27" w15:restartNumberingAfterBreak="0">
+  <w:abstractNum w:abstractNumId="30" w15:restartNumberingAfterBreak="0">
     <w:nsid w:val="63D52A4F"/>
     <w:multiLevelType w:val="multilevel"/>
     <w:tmpl w:val="BE346338"/>
@@ -19195,7 +22243,7 @@
       </w:rPr>
     </w:lvl>
   </w:abstractNum>
-  <w:abstractNum w:abstractNumId="28" w15:restartNumberingAfterBreak="0">
+  <w:abstractNum w:abstractNumId="31" w15:restartNumberingAfterBreak="0">
     <w:nsid w:val="64C63B97"/>
     <w:multiLevelType w:val="multilevel"/>
     <w:tmpl w:val="81889C6E"/>
@@ -19308,7 +22356,7 @@
       </w:pPr>
     </w:lvl>
   </w:abstractNum>
-  <w:abstractNum w:abstractNumId="29" w15:restartNumberingAfterBreak="0">
+  <w:abstractNum w:abstractNumId="32" w15:restartNumberingAfterBreak="0">
     <w:nsid w:val="685308A7"/>
     <w:multiLevelType w:val="multilevel"/>
     <w:tmpl w:val="27A080CC"/>
@@ -19457,7 +22505,7 @@
       </w:rPr>
     </w:lvl>
   </w:abstractNum>
-  <w:abstractNum w:abstractNumId="30" w15:restartNumberingAfterBreak="0">
+  <w:abstractNum w:abstractNumId="33" w15:restartNumberingAfterBreak="0">
     <w:nsid w:val="750B7303"/>
     <w:multiLevelType w:val="multilevel"/>
     <w:tmpl w:val="109A2098"/>
@@ -19606,7 +22654,233 @@
       </w:rPr>
     </w:lvl>
   </w:abstractNum>
-  <w:abstractNum w:abstractNumId="31" w15:restartNumberingAfterBreak="0">
+  <w:abstractNum w:abstractNumId="34" w15:restartNumberingAfterBreak="0">
+    <w:nsid w:val="76E61CAC"/>
+    <w:multiLevelType w:val="multilevel"/>
+    <w:tmpl w:val="76503626"/>
+    <w:lvl w:ilvl="0">
+      <w:start w:val="1"/>
+      <w:numFmt w:val="decimal"/>
+      <w:lvlText w:val="%1."/>
+      <w:lvlJc w:val="left"/>
+      <w:pPr>
+        <w:tabs>
+          <w:tab w:val="num" w:pos="720"/>
+        </w:tabs>
+        <w:ind w:left="720" w:hanging="360"/>
+      </w:pPr>
+    </w:lvl>
+    <w:lvl w:ilvl="1" w:tentative="1">
+      <w:start w:val="1"/>
+      <w:numFmt w:val="decimal"/>
+      <w:lvlText w:val="%2."/>
+      <w:lvlJc w:val="left"/>
+      <w:pPr>
+        <w:tabs>
+          <w:tab w:val="num" w:pos="1440"/>
+        </w:tabs>
+        <w:ind w:left="1440" w:hanging="360"/>
+      </w:pPr>
+    </w:lvl>
+    <w:lvl w:ilvl="2" w:tentative="1">
+      <w:start w:val="1"/>
+      <w:numFmt w:val="decimal"/>
+      <w:lvlText w:val="%3."/>
+      <w:lvlJc w:val="left"/>
+      <w:pPr>
+        <w:tabs>
+          <w:tab w:val="num" w:pos="2160"/>
+        </w:tabs>
+        <w:ind w:left="2160" w:hanging="360"/>
+      </w:pPr>
+    </w:lvl>
+    <w:lvl w:ilvl="3" w:tentative="1">
+      <w:start w:val="1"/>
+      <w:numFmt w:val="decimal"/>
+      <w:lvlText w:val="%4."/>
+      <w:lvlJc w:val="left"/>
+      <w:pPr>
+        <w:tabs>
+          <w:tab w:val="num" w:pos="2880"/>
+        </w:tabs>
+        <w:ind w:left="2880" w:hanging="360"/>
+      </w:pPr>
+    </w:lvl>
+    <w:lvl w:ilvl="4" w:tentative="1">
+      <w:start w:val="1"/>
+      <w:numFmt w:val="decimal"/>
+      <w:lvlText w:val="%5."/>
+      <w:lvlJc w:val="left"/>
+      <w:pPr>
+        <w:tabs>
+          <w:tab w:val="num" w:pos="3600"/>
+        </w:tabs>
+        <w:ind w:left="3600" w:hanging="360"/>
+      </w:pPr>
+    </w:lvl>
+    <w:lvl w:ilvl="5" w:tentative="1">
+      <w:start w:val="1"/>
+      <w:numFmt w:val="decimal"/>
+      <w:lvlText w:val="%6."/>
+      <w:lvlJc w:val="left"/>
+      <w:pPr>
+        <w:tabs>
+          <w:tab w:val="num" w:pos="4320"/>
+        </w:tabs>
+        <w:ind w:left="4320" w:hanging="360"/>
+      </w:pPr>
+    </w:lvl>
+    <w:lvl w:ilvl="6" w:tentative="1">
+      <w:start w:val="1"/>
+      <w:numFmt w:val="decimal"/>
+      <w:lvlText w:val="%7."/>
+      <w:lvlJc w:val="left"/>
+      <w:pPr>
+        <w:tabs>
+          <w:tab w:val="num" w:pos="5040"/>
+        </w:tabs>
+        <w:ind w:left="5040" w:hanging="360"/>
+      </w:pPr>
+    </w:lvl>
+    <w:lvl w:ilvl="7" w:tentative="1">
+      <w:start w:val="1"/>
+      <w:numFmt w:val="decimal"/>
+      <w:lvlText w:val="%8."/>
+      <w:lvlJc w:val="left"/>
+      <w:pPr>
+        <w:tabs>
+          <w:tab w:val="num" w:pos="5760"/>
+        </w:tabs>
+        <w:ind w:left="5760" w:hanging="360"/>
+      </w:pPr>
+    </w:lvl>
+    <w:lvl w:ilvl="8" w:tentative="1">
+      <w:start w:val="1"/>
+      <w:numFmt w:val="decimal"/>
+      <w:lvlText w:val="%9."/>
+      <w:lvlJc w:val="left"/>
+      <w:pPr>
+        <w:tabs>
+          <w:tab w:val="num" w:pos="6480"/>
+        </w:tabs>
+        <w:ind w:left="6480" w:hanging="360"/>
+      </w:pPr>
+    </w:lvl>
+  </w:abstractNum>
+  <w:abstractNum w:abstractNumId="35" w15:restartNumberingAfterBreak="0">
+    <w:nsid w:val="77D029A7"/>
+    <w:multiLevelType w:val="multilevel"/>
+    <w:tmpl w:val="330CDB2A"/>
+    <w:lvl w:ilvl="0">
+      <w:start w:val="1"/>
+      <w:numFmt w:val="decimal"/>
+      <w:lvlText w:val="%1."/>
+      <w:lvlJc w:val="left"/>
+      <w:pPr>
+        <w:tabs>
+          <w:tab w:val="num" w:pos="720"/>
+        </w:tabs>
+        <w:ind w:left="720" w:hanging="360"/>
+      </w:pPr>
+    </w:lvl>
+    <w:lvl w:ilvl="1" w:tentative="1">
+      <w:start w:val="1"/>
+      <w:numFmt w:val="decimal"/>
+      <w:lvlText w:val="%2."/>
+      <w:lvlJc w:val="left"/>
+      <w:pPr>
+        <w:tabs>
+          <w:tab w:val="num" w:pos="1440"/>
+        </w:tabs>
+        <w:ind w:left="1440" w:hanging="360"/>
+      </w:pPr>
+    </w:lvl>
+    <w:lvl w:ilvl="2" w:tentative="1">
+      <w:start w:val="1"/>
+      <w:numFmt w:val="decimal"/>
+      <w:lvlText w:val="%3."/>
+      <w:lvlJc w:val="left"/>
+      <w:pPr>
+        <w:tabs>
+          <w:tab w:val="num" w:pos="2160"/>
+        </w:tabs>
+        <w:ind w:left="2160" w:hanging="360"/>
+      </w:pPr>
+    </w:lvl>
+    <w:lvl w:ilvl="3" w:tentative="1">
+      <w:start w:val="1"/>
+      <w:numFmt w:val="decimal"/>
+      <w:lvlText w:val="%4."/>
+      <w:lvlJc w:val="left"/>
+      <w:pPr>
+        <w:tabs>
+          <w:tab w:val="num" w:pos="2880"/>
+        </w:tabs>
+        <w:ind w:left="2880" w:hanging="360"/>
+      </w:pPr>
+    </w:lvl>
+    <w:lvl w:ilvl="4" w:tentative="1">
+      <w:start w:val="1"/>
+      <w:numFmt w:val="decimal"/>
+      <w:lvlText w:val="%5."/>
+      <w:lvlJc w:val="left"/>
+      <w:pPr>
+        <w:tabs>
+          <w:tab w:val="num" w:pos="3600"/>
+        </w:tabs>
+        <w:ind w:left="3600" w:hanging="360"/>
+      </w:pPr>
+    </w:lvl>
+    <w:lvl w:ilvl="5" w:tentative="1">
+      <w:start w:val="1"/>
+      <w:numFmt w:val="decimal"/>
+      <w:lvlText w:val="%6."/>
+      <w:lvlJc w:val="left"/>
+      <w:pPr>
+        <w:tabs>
+          <w:tab w:val="num" w:pos="4320"/>
+        </w:tabs>
+        <w:ind w:left="4320" w:hanging="360"/>
+      </w:pPr>
+    </w:lvl>
+    <w:lvl w:ilvl="6" w:tentative="1">
+      <w:start w:val="1"/>
+      <w:numFmt w:val="decimal"/>
+      <w:lvlText w:val="%7."/>
+      <w:lvlJc w:val="left"/>
+      <w:pPr>
+        <w:tabs>
+          <w:tab w:val="num" w:pos="5040"/>
+        </w:tabs>
+        <w:ind w:left="5040" w:hanging="360"/>
+      </w:pPr>
+    </w:lvl>
+    <w:lvl w:ilvl="7" w:tentative="1">
+      <w:start w:val="1"/>
+      <w:numFmt w:val="decimal"/>
+      <w:lvlText w:val="%8."/>
+      <w:lvlJc w:val="left"/>
+      <w:pPr>
+        <w:tabs>
+          <w:tab w:val="num" w:pos="5760"/>
+        </w:tabs>
+        <w:ind w:left="5760" w:hanging="360"/>
+      </w:pPr>
+    </w:lvl>
+    <w:lvl w:ilvl="8" w:tentative="1">
+      <w:start w:val="1"/>
+      <w:numFmt w:val="decimal"/>
+      <w:lvlText w:val="%9."/>
+      <w:lvlJc w:val="left"/>
+      <w:pPr>
+        <w:tabs>
+          <w:tab w:val="num" w:pos="6480"/>
+        </w:tabs>
+        <w:ind w:left="6480" w:hanging="360"/>
+      </w:pPr>
+    </w:lvl>
+  </w:abstractNum>
+  <w:abstractNum w:abstractNumId="36" w15:restartNumberingAfterBreak="0">
     <w:nsid w:val="7834320F"/>
     <w:multiLevelType w:val="multilevel"/>
     <w:tmpl w:val="27728F5E"/>
@@ -19719,7 +22993,7 @@
       </w:pPr>
     </w:lvl>
   </w:abstractNum>
-  <w:abstractNum w:abstractNumId="32" w15:restartNumberingAfterBreak="0">
+  <w:abstractNum w:abstractNumId="37" w15:restartNumberingAfterBreak="0">
     <w:nsid w:val="7A4C1AFD"/>
     <w:multiLevelType w:val="multilevel"/>
     <w:tmpl w:val="188635DE"/>
@@ -19868,7 +23142,120 @@
       </w:rPr>
     </w:lvl>
   </w:abstractNum>
-  <w:abstractNum w:abstractNumId="33" w15:restartNumberingAfterBreak="0">
+  <w:abstractNum w:abstractNumId="38" w15:restartNumberingAfterBreak="0">
+    <w:nsid w:val="7C50535F"/>
+    <w:multiLevelType w:val="multilevel"/>
+    <w:tmpl w:val="78C22C92"/>
+    <w:lvl w:ilvl="0">
+      <w:start w:val="1"/>
+      <w:numFmt w:val="decimal"/>
+      <w:lvlText w:val="%1."/>
+      <w:lvlJc w:val="left"/>
+      <w:pPr>
+        <w:tabs>
+          <w:tab w:val="num" w:pos="720"/>
+        </w:tabs>
+        <w:ind w:left="720" w:hanging="360"/>
+      </w:pPr>
+    </w:lvl>
+    <w:lvl w:ilvl="1" w:tentative="1">
+      <w:start w:val="1"/>
+      <w:numFmt w:val="decimal"/>
+      <w:lvlText w:val="%2."/>
+      <w:lvlJc w:val="left"/>
+      <w:pPr>
+        <w:tabs>
+          <w:tab w:val="num" w:pos="1440"/>
+        </w:tabs>
+        <w:ind w:left="1440" w:hanging="360"/>
+      </w:pPr>
+    </w:lvl>
+    <w:lvl w:ilvl="2" w:tentative="1">
+      <w:start w:val="1"/>
+      <w:numFmt w:val="decimal"/>
+      <w:lvlText w:val="%3."/>
+      <w:lvlJc w:val="left"/>
+      <w:pPr>
+        <w:tabs>
+          <w:tab w:val="num" w:pos="2160"/>
+        </w:tabs>
+        <w:ind w:left="2160" w:hanging="360"/>
+      </w:pPr>
+    </w:lvl>
+    <w:lvl w:ilvl="3" w:tentative="1">
+      <w:start w:val="1"/>
+      <w:numFmt w:val="decimal"/>
+      <w:lvlText w:val="%4."/>
+      <w:lvlJc w:val="left"/>
+      <w:pPr>
+        <w:tabs>
+          <w:tab w:val="num" w:pos="2880"/>
+        </w:tabs>
+        <w:ind w:left="2880" w:hanging="360"/>
+      </w:pPr>
+    </w:lvl>
+    <w:lvl w:ilvl="4" w:tentative="1">
+      <w:start w:val="1"/>
+      <w:numFmt w:val="decimal"/>
+      <w:lvlText w:val="%5."/>
+      <w:lvlJc w:val="left"/>
+      <w:pPr>
+        <w:tabs>
+          <w:tab w:val="num" w:pos="3600"/>
+        </w:tabs>
+        <w:ind w:left="3600" w:hanging="360"/>
+      </w:pPr>
+    </w:lvl>
+    <w:lvl w:ilvl="5" w:tentative="1">
+      <w:start w:val="1"/>
+      <w:numFmt w:val="decimal"/>
+      <w:lvlText w:val="%6."/>
+      <w:lvlJc w:val="left"/>
+      <w:pPr>
+        <w:tabs>
+          <w:tab w:val="num" w:pos="4320"/>
+        </w:tabs>
+        <w:ind w:left="4320" w:hanging="360"/>
+      </w:pPr>
+    </w:lvl>
+    <w:lvl w:ilvl="6" w:tentative="1">
+      <w:start w:val="1"/>
+      <w:numFmt w:val="decimal"/>
+      <w:lvlText w:val="%7."/>
+      <w:lvlJc w:val="left"/>
+      <w:pPr>
+        <w:tabs>
+          <w:tab w:val="num" w:pos="5040"/>
+        </w:tabs>
+        <w:ind w:left="5040" w:hanging="360"/>
+      </w:pPr>
+    </w:lvl>
+    <w:lvl w:ilvl="7" w:tentative="1">
+      <w:start w:val="1"/>
+      <w:numFmt w:val="decimal"/>
+      <w:lvlText w:val="%8."/>
+      <w:lvlJc w:val="left"/>
+      <w:pPr>
+        <w:tabs>
+          <w:tab w:val="num" w:pos="5760"/>
+        </w:tabs>
+        <w:ind w:left="5760" w:hanging="360"/>
+      </w:pPr>
+    </w:lvl>
+    <w:lvl w:ilvl="8" w:tentative="1">
+      <w:start w:val="1"/>
+      <w:numFmt w:val="decimal"/>
+      <w:lvlText w:val="%9."/>
+      <w:lvlJc w:val="left"/>
+      <w:pPr>
+        <w:tabs>
+          <w:tab w:val="num" w:pos="6480"/>
+        </w:tabs>
+        <w:ind w:left="6480" w:hanging="360"/>
+      </w:pPr>
+    </w:lvl>
+  </w:abstractNum>
+  <w:abstractNum w:abstractNumId="39" w15:restartNumberingAfterBreak="0">
     <w:nsid w:val="7D190E8C"/>
     <w:multiLevelType w:val="multilevel"/>
     <w:tmpl w:val="6F4AE496"/>
@@ -20017,7 +23404,7 @@
       </w:rPr>
     </w:lvl>
   </w:abstractNum>
-  <w:abstractNum w:abstractNumId="34" w15:restartNumberingAfterBreak="0">
+  <w:abstractNum w:abstractNumId="40" w15:restartNumberingAfterBreak="0">
     <w:nsid w:val="7E57324C"/>
     <w:multiLevelType w:val="multilevel"/>
     <w:tmpl w:val="A83A47B4"/>
@@ -20167,109 +23554,127 @@
     </w:lvl>
   </w:abstractNum>
   <w:num w:numId="1" w16cid:durableId="1807352600">
-    <w:abstractNumId w:val="32"/>
+    <w:abstractNumId w:val="37"/>
   </w:num>
   <w:num w:numId="2" w16cid:durableId="1289313639">
+    <w:abstractNumId w:val="17"/>
+  </w:num>
+  <w:num w:numId="3" w16cid:durableId="105345779">
+    <w:abstractNumId w:val="29"/>
+  </w:num>
+  <w:num w:numId="4" w16cid:durableId="210845180">
+    <w:abstractNumId w:val="40"/>
+  </w:num>
+  <w:num w:numId="5" w16cid:durableId="323512730">
+    <w:abstractNumId w:val="18"/>
+  </w:num>
+  <w:num w:numId="6" w16cid:durableId="1732658656">
+    <w:abstractNumId w:val="10"/>
+  </w:num>
+  <w:num w:numId="7" w16cid:durableId="1541936381">
+    <w:abstractNumId w:val="31"/>
+  </w:num>
+  <w:num w:numId="8" w16cid:durableId="1871409665">
+    <w:abstractNumId w:val="39"/>
+  </w:num>
+  <w:num w:numId="9" w16cid:durableId="1840072043">
+    <w:abstractNumId w:val="23"/>
+  </w:num>
+  <w:num w:numId="10" w16cid:durableId="972641355">
+    <w:abstractNumId w:val="25"/>
+  </w:num>
+  <w:num w:numId="11" w16cid:durableId="1730952846">
+    <w:abstractNumId w:val="4"/>
+  </w:num>
+  <w:num w:numId="12" w16cid:durableId="1090081387">
+    <w:abstractNumId w:val="8"/>
+  </w:num>
+  <w:num w:numId="13" w16cid:durableId="750352990">
+    <w:abstractNumId w:val="12"/>
+  </w:num>
+  <w:num w:numId="14" w16cid:durableId="885679495">
     <w:abstractNumId w:val="15"/>
   </w:num>
-  <w:num w:numId="3" w16cid:durableId="105345779">
+  <w:num w:numId="15" w16cid:durableId="1216351207">
+    <w:abstractNumId w:val="27"/>
+  </w:num>
+  <w:num w:numId="16" w16cid:durableId="1066563910">
+    <w:abstractNumId w:val="21"/>
+  </w:num>
+  <w:num w:numId="17" w16cid:durableId="1275405945">
+    <w:abstractNumId w:val="22"/>
+  </w:num>
+  <w:num w:numId="18" w16cid:durableId="1739939799">
+    <w:abstractNumId w:val="5"/>
+  </w:num>
+  <w:num w:numId="19" w16cid:durableId="78261887">
+    <w:abstractNumId w:val="20"/>
+  </w:num>
+  <w:num w:numId="20" w16cid:durableId="1947617525">
+    <w:abstractNumId w:val="2"/>
+  </w:num>
+  <w:num w:numId="21" w16cid:durableId="661465476">
+    <w:abstractNumId w:val="19"/>
+  </w:num>
+  <w:num w:numId="22" w16cid:durableId="1199202532">
+    <w:abstractNumId w:val="28"/>
+  </w:num>
+  <w:num w:numId="23" w16cid:durableId="1600677296">
     <w:abstractNumId w:val="26"/>
   </w:num>
-  <w:num w:numId="4" w16cid:durableId="210845180">
-    <w:abstractNumId w:val="34"/>
+  <w:num w:numId="24" w16cid:durableId="598756210">
+    <w:abstractNumId w:val="9"/>
   </w:num>
-  <w:num w:numId="5" w16cid:durableId="323512730">
-    <w:abstractNumId w:val="16"/>
-  </w:num>
-  <w:num w:numId="6" w16cid:durableId="1732658656">
-    <w:abstractNumId w:val="8"/>
-  </w:num>
-  <w:num w:numId="7" w16cid:durableId="1541936381">
-    <w:abstractNumId w:val="28"/>
-  </w:num>
-  <w:num w:numId="8" w16cid:durableId="1871409665">
-    <w:abstractNumId w:val="33"/>
-  </w:num>
-  <w:num w:numId="9" w16cid:durableId="1840072043">
-    <w:abstractNumId w:val="21"/>
-  </w:num>
-  <w:num w:numId="10" w16cid:durableId="972641355">
-    <w:abstractNumId w:val="22"/>
-  </w:num>
-  <w:num w:numId="11" w16cid:durableId="1730952846">
+  <w:num w:numId="25" w16cid:durableId="1423454322">
     <w:abstractNumId w:val="3"/>
   </w:num>
-  <w:num w:numId="12" w16cid:durableId="1090081387">
-    <w:abstractNumId w:val="6"/>
-  </w:num>
-  <w:num w:numId="13" w16cid:durableId="750352990">
-    <w:abstractNumId w:val="10"/>
-  </w:num>
-  <w:num w:numId="14" w16cid:durableId="885679495">
-    <w:abstractNumId w:val="13"/>
-  </w:num>
-  <w:num w:numId="15" w16cid:durableId="1216351207">
-    <w:abstractNumId w:val="24"/>
-  </w:num>
-  <w:num w:numId="16" w16cid:durableId="1066563910">
-    <w:abstractNumId w:val="19"/>
-  </w:num>
-  <w:num w:numId="17" w16cid:durableId="1275405945">
-    <w:abstractNumId w:val="20"/>
-  </w:num>
-  <w:num w:numId="18" w16cid:durableId="1739939799">
-    <w:abstractNumId w:val="4"/>
-  </w:num>
-  <w:num w:numId="19" w16cid:durableId="78261887">
-    <w:abstractNumId w:val="18"/>
-  </w:num>
-  <w:num w:numId="20" w16cid:durableId="1947617525">
-    <w:abstractNumId w:val="1"/>
-  </w:num>
-  <w:num w:numId="21" w16cid:durableId="661465476">
-    <w:abstractNumId w:val="17"/>
-  </w:num>
-  <w:num w:numId="22" w16cid:durableId="1199202532">
-    <w:abstractNumId w:val="25"/>
-  </w:num>
-  <w:num w:numId="23" w16cid:durableId="1600677296">
-    <w:abstractNumId w:val="23"/>
-  </w:num>
-  <w:num w:numId="24" w16cid:durableId="598756210">
-    <w:abstractNumId w:val="7"/>
-  </w:num>
-  <w:num w:numId="25" w16cid:durableId="1423454322">
-    <w:abstractNumId w:val="2"/>
-  </w:num>
   <w:num w:numId="26" w16cid:durableId="2030838345">
-    <w:abstractNumId w:val="30"/>
+    <w:abstractNumId w:val="33"/>
   </w:num>
   <w:num w:numId="27" w16cid:durableId="1613170802">
     <w:abstractNumId w:val="0"/>
   </w:num>
   <w:num w:numId="28" w16cid:durableId="1584995561">
-    <w:abstractNumId w:val="27"/>
+    <w:abstractNumId w:val="30"/>
   </w:num>
   <w:num w:numId="29" w16cid:durableId="390422211">
-    <w:abstractNumId w:val="5"/>
+    <w:abstractNumId w:val="7"/>
   </w:num>
   <w:num w:numId="30" w16cid:durableId="1369523729">
-    <w:abstractNumId w:val="12"/>
+    <w:abstractNumId w:val="14"/>
   </w:num>
   <w:num w:numId="31" w16cid:durableId="332877556">
-    <w:abstractNumId w:val="14"/>
+    <w:abstractNumId w:val="16"/>
   </w:num>
   <w:num w:numId="32" w16cid:durableId="1820807917">
+    <w:abstractNumId w:val="13"/>
+  </w:num>
+  <w:num w:numId="33" w16cid:durableId="377435206">
     <w:abstractNumId w:val="11"/>
   </w:num>
-  <w:num w:numId="33" w16cid:durableId="377435206">
-    <w:abstractNumId w:val="9"/>
-  </w:num>
   <w:num w:numId="34" w16cid:durableId="1399357143">
-    <w:abstractNumId w:val="31"/>
+    <w:abstractNumId w:val="36"/>
   </w:num>
   <w:num w:numId="35" w16cid:durableId="1278683558">
-    <w:abstractNumId w:val="29"/>
+    <w:abstractNumId w:val="32"/>
+  </w:num>
+  <w:num w:numId="36" w16cid:durableId="954168010">
+    <w:abstractNumId w:val="1"/>
+  </w:num>
+  <w:num w:numId="37" w16cid:durableId="660890753">
+    <w:abstractNumId w:val="38"/>
+  </w:num>
+  <w:num w:numId="38" w16cid:durableId="1690595081">
+    <w:abstractNumId w:val="34"/>
+  </w:num>
+  <w:num w:numId="39" w16cid:durableId="182745152">
+    <w:abstractNumId w:val="24"/>
+  </w:num>
+  <w:num w:numId="40" w16cid:durableId="834420943">
+    <w:abstractNumId w:val="35"/>
+  </w:num>
+  <w:num w:numId="41" w16cid:durableId="2002419068">
+    <w:abstractNumId w:val="6"/>
   </w:num>
   <w:numIdMacAtCleanup w:val="33"/>
 </w:numbering>

--- a/Módulo_6_Testando e Automatizando Testes em Aplicações Web/Módulo 6 - Testando e Automatizando Testes em Aplicações Web.docx
+++ b/Módulo_6_Testando e Automatizando Testes em Aplicações Web/Módulo 6 - Testando e Automatizando Testes em Aplicações Web.docx
@@ -17593,7 +17593,1311 @@
     <w:p>
       <w:pPr>
         <w:spacing w:after="0"/>
-      </w:pPr>
+        <w:rPr>
+          <w:b/>
+          <w:bCs/>
+        </w:rPr>
+      </w:pPr>
+      <w:r>
+        <w:rPr>
+          <w:b/>
+          <w:bCs/>
+        </w:rPr>
+        <w:t>1. Objetivo</w:t>
+      </w:r>
+    </w:p>
+    <w:p>
+      <w:pPr>
+        <w:spacing w:after="0"/>
+      </w:pPr>
+      <w:r>
+        <w:t xml:space="preserve">Utilizar </w:t>
+      </w:r>
+      <w:proofErr w:type="spellStart"/>
+      <w:r>
+        <w:t>hooks</w:t>
+      </w:r>
+      <w:proofErr w:type="spellEnd"/>
+      <w:r>
+        <w:t xml:space="preserve"> do Mocha para executar ações comuns aos testes sem repetir código.</w:t>
+      </w:r>
+    </w:p>
+    <w:p>
+      <w:pPr>
+        <w:spacing w:after="0"/>
+        <w:rPr>
+          <w:b/>
+          <w:bCs/>
+        </w:rPr>
+      </w:pPr>
+      <w:r>
+        <w:rPr>
+          <w:b/>
+          <w:bCs/>
+        </w:rPr>
+        <w:t xml:space="preserve">2. Código com </w:t>
+      </w:r>
+      <w:proofErr w:type="spellStart"/>
+      <w:proofErr w:type="gramStart"/>
+      <w:r>
+        <w:rPr>
+          <w:b/>
+          <w:bCs/>
+        </w:rPr>
+        <w:t>beforeEach</w:t>
+      </w:r>
+      <w:proofErr w:type="spellEnd"/>
+      <w:r>
+        <w:rPr>
+          <w:b/>
+          <w:bCs/>
+        </w:rPr>
+        <w:t>(</w:t>
+      </w:r>
+      <w:proofErr w:type="gramEnd"/>
+      <w:r>
+        <w:rPr>
+          <w:b/>
+          <w:bCs/>
+        </w:rPr>
+        <w:t>)</w:t>
+      </w:r>
+    </w:p>
+    <w:p>
+      <w:pPr>
+        <w:spacing w:after="0"/>
+      </w:pPr>
+      <w:r>
+        <w:t xml:space="preserve">Arquivo: </w:t>
+      </w:r>
+      <w:proofErr w:type="spellStart"/>
+      <w:r>
+        <w:t>cypress</w:t>
+      </w:r>
+      <w:proofErr w:type="spellEnd"/>
+      <w:r>
+        <w:t>/e2e/login.cy.js</w:t>
+      </w:r>
+    </w:p>
+    <w:p>
+      <w:pPr>
+        <w:spacing w:after="0"/>
+      </w:pPr>
+      <w:proofErr w:type="spellStart"/>
+      <w:proofErr w:type="gramStart"/>
+      <w:r>
+        <w:t>describe</w:t>
+      </w:r>
+      <w:proofErr w:type="spellEnd"/>
+      <w:r>
+        <w:t>(</w:t>
+      </w:r>
+      <w:proofErr w:type="gramEnd"/>
+      <w:r>
+        <w:t>'Login', () =&gt; {</w:t>
+      </w:r>
+    </w:p>
+    <w:p>
+      <w:pPr>
+        <w:spacing w:after="0"/>
+      </w:pPr>
+      <w:r>
+        <w:t xml:space="preserve">  </w:t>
+      </w:r>
+      <w:proofErr w:type="spellStart"/>
+      <w:proofErr w:type="gramStart"/>
+      <w:r>
+        <w:t>beforeEach</w:t>
+      </w:r>
+      <w:proofErr w:type="spellEnd"/>
+      <w:r>
+        <w:t>(</w:t>
+      </w:r>
+      <w:proofErr w:type="gramEnd"/>
+      <w:r>
+        <w:t>() =&gt; {</w:t>
+      </w:r>
+    </w:p>
+    <w:p>
+      <w:pPr>
+        <w:spacing w:after="0"/>
+      </w:pPr>
+      <w:r>
+        <w:t xml:space="preserve">    </w:t>
+      </w:r>
+      <w:proofErr w:type="spellStart"/>
+      <w:proofErr w:type="gramStart"/>
+      <w:r>
+        <w:t>cy.visit</w:t>
+      </w:r>
+      <w:proofErr w:type="spellEnd"/>
+      <w:proofErr w:type="gramEnd"/>
+      <w:r>
+        <w:t>('http://localhost:4000')</w:t>
+      </w:r>
+    </w:p>
+    <w:p>
+      <w:pPr>
+        <w:spacing w:after="0"/>
+      </w:pPr>
+      <w:r>
+        <w:t xml:space="preserve">  })</w:t>
+      </w:r>
+    </w:p>
+    <w:p>
+      <w:pPr>
+        <w:spacing w:after="0"/>
+      </w:pPr>
+    </w:p>
+    <w:p>
+      <w:pPr>
+        <w:spacing w:after="0"/>
+      </w:pPr>
+      <w:r>
+        <w:t xml:space="preserve">  </w:t>
+      </w:r>
+      <w:proofErr w:type="gramStart"/>
+      <w:r>
+        <w:t>it(</w:t>
+      </w:r>
+      <w:proofErr w:type="gramEnd"/>
+      <w:r>
+        <w:t>'Login válido deve permitir entrada no sistema', () =&gt; {</w:t>
+      </w:r>
+    </w:p>
+    <w:p>
+      <w:pPr>
+        <w:spacing w:after="0"/>
+      </w:pPr>
+      <w:r>
+        <w:t xml:space="preserve">    </w:t>
+      </w:r>
+      <w:proofErr w:type="spellStart"/>
+      <w:r>
+        <w:t>cy.get</w:t>
+      </w:r>
+      <w:proofErr w:type="spellEnd"/>
+      <w:r>
+        <w:t>('#</w:t>
+      </w:r>
+      <w:proofErr w:type="spellStart"/>
+      <w:r>
+        <w:t>username</w:t>
+      </w:r>
+      <w:proofErr w:type="spellEnd"/>
+      <w:r>
+        <w:t>'</w:t>
+      </w:r>
+      <w:proofErr w:type="gramStart"/>
+      <w:r>
+        <w:t>).</w:t>
+      </w:r>
+      <w:proofErr w:type="spellStart"/>
+      <w:r>
+        <w:t>type</w:t>
+      </w:r>
+      <w:proofErr w:type="spellEnd"/>
+      <w:proofErr w:type="gramEnd"/>
+      <w:r>
+        <w:t>('</w:t>
+      </w:r>
+      <w:proofErr w:type="spellStart"/>
+      <w:r>
+        <w:t>Julio.Lima</w:t>
+      </w:r>
+      <w:proofErr w:type="spellEnd"/>
+      <w:r>
+        <w:t>')</w:t>
+      </w:r>
+    </w:p>
+    <w:p>
+      <w:pPr>
+        <w:spacing w:after="0"/>
+      </w:pPr>
+      <w:r>
+        <w:t xml:space="preserve">    </w:t>
+      </w:r>
+      <w:proofErr w:type="spellStart"/>
+      <w:r>
+        <w:t>cy.get</w:t>
+      </w:r>
+      <w:proofErr w:type="spellEnd"/>
+      <w:r>
+        <w:t>('#</w:t>
+      </w:r>
+      <w:proofErr w:type="spellStart"/>
+      <w:r>
+        <w:t>password</w:t>
+      </w:r>
+      <w:proofErr w:type="spellEnd"/>
+      <w:r>
+        <w:t>'</w:t>
+      </w:r>
+      <w:proofErr w:type="gramStart"/>
+      <w:r>
+        <w:t>).</w:t>
+      </w:r>
+      <w:proofErr w:type="spellStart"/>
+      <w:r>
+        <w:t>type</w:t>
+      </w:r>
+      <w:proofErr w:type="spellEnd"/>
+      <w:proofErr w:type="gramEnd"/>
+      <w:r>
+        <w:t>('23456')</w:t>
+      </w:r>
+    </w:p>
+    <w:p>
+      <w:pPr>
+        <w:spacing w:after="0"/>
+      </w:pPr>
+      <w:r>
+        <w:t xml:space="preserve">    </w:t>
+      </w:r>
+      <w:proofErr w:type="spellStart"/>
+      <w:proofErr w:type="gramStart"/>
+      <w:r>
+        <w:t>cy.contains</w:t>
+      </w:r>
+      <w:proofErr w:type="spellEnd"/>
+      <w:proofErr w:type="gramEnd"/>
+      <w:r>
+        <w:t>('</w:t>
+      </w:r>
+      <w:proofErr w:type="spellStart"/>
+      <w:r>
+        <w:t>button</w:t>
+      </w:r>
+      <w:proofErr w:type="spellEnd"/>
+      <w:r>
+        <w:t>', 'Entrar'</w:t>
+      </w:r>
+      <w:proofErr w:type="gramStart"/>
+      <w:r>
+        <w:t>).click</w:t>
+      </w:r>
+      <w:proofErr w:type="gramEnd"/>
+      <w:r>
+        <w:t>()</w:t>
+      </w:r>
+    </w:p>
+    <w:p>
+      <w:pPr>
+        <w:spacing w:after="0"/>
+      </w:pPr>
+    </w:p>
+    <w:p>
+      <w:pPr>
+        <w:spacing w:after="0"/>
+      </w:pPr>
+      <w:r>
+        <w:t xml:space="preserve">    </w:t>
+      </w:r>
+      <w:proofErr w:type="spellStart"/>
+      <w:proofErr w:type="gramStart"/>
+      <w:r>
+        <w:t>cy.contains</w:t>
+      </w:r>
+      <w:proofErr w:type="spellEnd"/>
+      <w:proofErr w:type="gramEnd"/>
+      <w:r>
+        <w:t>('h4', 'Realizar transferência')</w:t>
+      </w:r>
+    </w:p>
+    <w:p>
+      <w:pPr>
+        <w:spacing w:after="0"/>
+      </w:pPr>
+      <w:r>
+        <w:t xml:space="preserve">      </w:t>
+      </w:r>
+      <w:proofErr w:type="gramStart"/>
+      <w:r>
+        <w:t>.</w:t>
+      </w:r>
+      <w:proofErr w:type="spellStart"/>
+      <w:r>
+        <w:t>should</w:t>
+      </w:r>
+      <w:proofErr w:type="spellEnd"/>
+      <w:proofErr w:type="gramEnd"/>
+      <w:r>
+        <w:t>('</w:t>
+      </w:r>
+      <w:proofErr w:type="spellStart"/>
+      <w:proofErr w:type="gramStart"/>
+      <w:r>
+        <w:t>be.visible</w:t>
+      </w:r>
+      <w:proofErr w:type="spellEnd"/>
+      <w:proofErr w:type="gramEnd"/>
+      <w:r>
+        <w:t>')</w:t>
+      </w:r>
+    </w:p>
+    <w:p>
+      <w:pPr>
+        <w:spacing w:after="0"/>
+      </w:pPr>
+      <w:r>
+        <w:t xml:space="preserve">  })</w:t>
+      </w:r>
+    </w:p>
+    <w:p>
+      <w:pPr>
+        <w:spacing w:after="0"/>
+      </w:pPr>
+    </w:p>
+    <w:p>
+      <w:pPr>
+        <w:spacing w:after="0"/>
+      </w:pPr>
+      <w:r>
+        <w:t xml:space="preserve">  </w:t>
+      </w:r>
+      <w:proofErr w:type="gramStart"/>
+      <w:r>
+        <w:t>it(</w:t>
+      </w:r>
+      <w:proofErr w:type="gramEnd"/>
+      <w:r>
+        <w:t>'Login inválido deve apresentar mensagem de erro', () =&gt; {</w:t>
+      </w:r>
+    </w:p>
+    <w:p>
+      <w:pPr>
+        <w:spacing w:after="0"/>
+      </w:pPr>
+      <w:r>
+        <w:t xml:space="preserve">    </w:t>
+      </w:r>
+      <w:proofErr w:type="spellStart"/>
+      <w:r>
+        <w:t>cy.get</w:t>
+      </w:r>
+      <w:proofErr w:type="spellEnd"/>
+      <w:r>
+        <w:t>('#</w:t>
+      </w:r>
+      <w:proofErr w:type="spellStart"/>
+      <w:r>
+        <w:t>username</w:t>
+      </w:r>
+      <w:proofErr w:type="spellEnd"/>
+      <w:r>
+        <w:t>'</w:t>
+      </w:r>
+      <w:proofErr w:type="gramStart"/>
+      <w:r>
+        <w:t>).</w:t>
+      </w:r>
+      <w:proofErr w:type="spellStart"/>
+      <w:r>
+        <w:t>type</w:t>
+      </w:r>
+      <w:proofErr w:type="spellEnd"/>
+      <w:proofErr w:type="gramEnd"/>
+      <w:r>
+        <w:t>('</w:t>
+      </w:r>
+      <w:proofErr w:type="spellStart"/>
+      <w:r>
+        <w:t>Julio.Lima</w:t>
+      </w:r>
+      <w:proofErr w:type="spellEnd"/>
+      <w:r>
+        <w:t>')</w:t>
+      </w:r>
+    </w:p>
+    <w:p>
+      <w:pPr>
+        <w:spacing w:after="0"/>
+      </w:pPr>
+      <w:r>
+        <w:t xml:space="preserve">    </w:t>
+      </w:r>
+      <w:proofErr w:type="spellStart"/>
+      <w:r>
+        <w:t>cy.get</w:t>
+      </w:r>
+      <w:proofErr w:type="spellEnd"/>
+      <w:r>
+        <w:t>('#</w:t>
+      </w:r>
+      <w:proofErr w:type="spellStart"/>
+      <w:r>
+        <w:t>password</w:t>
+      </w:r>
+      <w:proofErr w:type="spellEnd"/>
+      <w:r>
+        <w:t>'</w:t>
+      </w:r>
+      <w:proofErr w:type="gramStart"/>
+      <w:r>
+        <w:t>).</w:t>
+      </w:r>
+      <w:proofErr w:type="spellStart"/>
+      <w:r>
+        <w:t>type</w:t>
+      </w:r>
+      <w:proofErr w:type="spellEnd"/>
+      <w:proofErr w:type="gramEnd"/>
+      <w:r>
+        <w:t>('65432')</w:t>
+      </w:r>
+    </w:p>
+    <w:p>
+      <w:pPr>
+        <w:spacing w:after="0"/>
+      </w:pPr>
+      <w:r>
+        <w:t xml:space="preserve">    </w:t>
+      </w:r>
+      <w:proofErr w:type="spellStart"/>
+      <w:proofErr w:type="gramStart"/>
+      <w:r>
+        <w:t>cy.contains</w:t>
+      </w:r>
+      <w:proofErr w:type="spellEnd"/>
+      <w:proofErr w:type="gramEnd"/>
+      <w:r>
+        <w:t>('</w:t>
+      </w:r>
+      <w:proofErr w:type="spellStart"/>
+      <w:r>
+        <w:t>button</w:t>
+      </w:r>
+      <w:proofErr w:type="spellEnd"/>
+      <w:r>
+        <w:t>', 'Entrar'</w:t>
+      </w:r>
+      <w:proofErr w:type="gramStart"/>
+      <w:r>
+        <w:t>).click</w:t>
+      </w:r>
+      <w:proofErr w:type="gramEnd"/>
+      <w:r>
+        <w:t>()</w:t>
+      </w:r>
+    </w:p>
+    <w:p>
+      <w:pPr>
+        <w:spacing w:after="0"/>
+      </w:pPr>
+    </w:p>
+    <w:p>
+      <w:pPr>
+        <w:spacing w:after="0"/>
+      </w:pPr>
+      <w:r>
+        <w:t xml:space="preserve">    </w:t>
+      </w:r>
+      <w:proofErr w:type="spellStart"/>
+      <w:r>
+        <w:t>cy.get</w:t>
+      </w:r>
+      <w:proofErr w:type="spellEnd"/>
+      <w:r>
+        <w:t>('.</w:t>
+      </w:r>
+      <w:proofErr w:type="spellStart"/>
+      <w:r>
+        <w:t>toast</w:t>
+      </w:r>
+      <w:proofErr w:type="spellEnd"/>
+      <w:r>
+        <w:t>')</w:t>
+      </w:r>
+    </w:p>
+    <w:p>
+      <w:pPr>
+        <w:spacing w:after="0"/>
+      </w:pPr>
+      <w:r>
+        <w:t xml:space="preserve">      </w:t>
+      </w:r>
+      <w:proofErr w:type="gramStart"/>
+      <w:r>
+        <w:t>.</w:t>
+      </w:r>
+      <w:proofErr w:type="spellStart"/>
+      <w:r>
+        <w:t>should</w:t>
+      </w:r>
+      <w:proofErr w:type="spellEnd"/>
+      <w:proofErr w:type="gramEnd"/>
+      <w:r>
+        <w:t>('</w:t>
+      </w:r>
+      <w:proofErr w:type="spellStart"/>
+      <w:proofErr w:type="gramStart"/>
+      <w:r>
+        <w:t>be.visible</w:t>
+      </w:r>
+      <w:proofErr w:type="spellEnd"/>
+      <w:proofErr w:type="gramEnd"/>
+      <w:r>
+        <w:t>')</w:t>
+      </w:r>
+    </w:p>
+    <w:p>
+      <w:pPr>
+        <w:spacing w:after="0"/>
+      </w:pPr>
+      <w:r>
+        <w:t xml:space="preserve">      .</w:t>
+      </w:r>
+      <w:proofErr w:type="spellStart"/>
+      <w:proofErr w:type="gramStart"/>
+      <w:r>
+        <w:t>and</w:t>
+      </w:r>
+      <w:proofErr w:type="spellEnd"/>
+      <w:r>
+        <w:t>(</w:t>
+      </w:r>
+      <w:proofErr w:type="gramEnd"/>
+      <w:r>
+        <w:t>'</w:t>
+      </w:r>
+      <w:proofErr w:type="spellStart"/>
+      <w:r>
+        <w:t>have.text</w:t>
+      </w:r>
+      <w:proofErr w:type="spellEnd"/>
+      <w:r>
+        <w:t>', 'Erro no login, tente novamente')</w:t>
+      </w:r>
+    </w:p>
+    <w:p>
+      <w:pPr>
+        <w:spacing w:after="0"/>
+      </w:pPr>
+      <w:r>
+        <w:t xml:space="preserve">  })</w:t>
+      </w:r>
+    </w:p>
+    <w:p>
+      <w:pPr>
+        <w:spacing w:after="0"/>
+      </w:pPr>
+      <w:r>
+        <w:t>})</w:t>
+      </w:r>
+    </w:p>
+    <w:p>
+      <w:pPr>
+        <w:spacing w:after="0"/>
+      </w:pPr>
+      <w:r>
+        <w:rPr>
+          <w:i/>
+          <w:iCs/>
+        </w:rPr>
+        <w:lastRenderedPageBreak/>
+        <w:t>Confirme os seletores e os textos conforme a aplicação utilizada na aula.</w:t>
+      </w:r>
+    </w:p>
+    <w:p>
+      <w:pPr>
+        <w:spacing w:after="0"/>
+        <w:rPr>
+          <w:b/>
+          <w:bCs/>
+        </w:rPr>
+      </w:pPr>
+      <w:r>
+        <w:rPr>
+          <w:b/>
+          <w:bCs/>
+        </w:rPr>
+        <w:t xml:space="preserve">3. </w:t>
+      </w:r>
+      <w:proofErr w:type="spellStart"/>
+      <w:r>
+        <w:rPr>
+          <w:b/>
+          <w:bCs/>
+        </w:rPr>
+        <w:t>Hooks</w:t>
+      </w:r>
+      <w:proofErr w:type="spellEnd"/>
+      <w:r>
+        <w:rPr>
+          <w:b/>
+          <w:bCs/>
+        </w:rPr>
+        <w:t xml:space="preserve"> do Mocha</w:t>
+      </w:r>
+    </w:p>
+    <w:tbl>
+      <w:tblPr>
+        <w:tblW w:w="0" w:type="auto"/>
+        <w:tblCellSpacing w:w="15" w:type="dxa"/>
+        <w:tblCellMar>
+          <w:top w:w="15" w:type="dxa"/>
+          <w:left w:w="15" w:type="dxa"/>
+          <w:bottom w:w="15" w:type="dxa"/>
+          <w:right w:w="15" w:type="dxa"/>
+        </w:tblCellMar>
+        <w:tblLook w:val="04A0" w:firstRow="1" w:lastRow="0" w:firstColumn="1" w:lastColumn="0" w:noHBand="0" w:noVBand="1"/>
+      </w:tblPr>
+      <w:tblGrid>
+        <w:gridCol w:w="1315"/>
+        <w:gridCol w:w="4379"/>
+      </w:tblGrid>
+      <w:tr>
+        <w:trPr>
+          <w:tblCellSpacing w:w="15" w:type="dxa"/>
+        </w:trPr>
+        <w:tc>
+          <w:tcPr>
+            <w:tcW w:w="0" w:type="auto"/>
+            <w:vAlign w:val="center"/>
+            <w:hideMark/>
+          </w:tcPr>
+          <w:p>
+            <w:pPr>
+              <w:spacing w:after="0"/>
+              <w:rPr>
+                <w:b/>
+                <w:bCs/>
+              </w:rPr>
+            </w:pPr>
+            <w:r>
+              <w:rPr>
+                <w:b/>
+                <w:bCs/>
+              </w:rPr>
+              <w:t>Hook</w:t>
+            </w:r>
+          </w:p>
+        </w:tc>
+        <w:tc>
+          <w:tcPr>
+            <w:tcW w:w="0" w:type="auto"/>
+            <w:vAlign w:val="center"/>
+            <w:hideMark/>
+          </w:tcPr>
+          <w:p>
+            <w:pPr>
+              <w:spacing w:after="0"/>
+              <w:rPr>
+                <w:b/>
+                <w:bCs/>
+              </w:rPr>
+            </w:pPr>
+            <w:r>
+              <w:rPr>
+                <w:b/>
+                <w:bCs/>
+              </w:rPr>
+              <w:t>Execução</w:t>
+            </w:r>
+          </w:p>
+        </w:tc>
+      </w:tr>
+      <w:tr>
+        <w:trPr>
+          <w:tblCellSpacing w:w="15" w:type="dxa"/>
+        </w:trPr>
+        <w:tc>
+          <w:tcPr>
+            <w:tcW w:w="0" w:type="auto"/>
+            <w:vAlign w:val="center"/>
+            <w:hideMark/>
+          </w:tcPr>
+          <w:p>
+            <w:pPr>
+              <w:spacing w:after="0"/>
+            </w:pPr>
+            <w:proofErr w:type="spellStart"/>
+            <w:proofErr w:type="gramStart"/>
+            <w:r>
+              <w:t>before</w:t>
+            </w:r>
+            <w:proofErr w:type="spellEnd"/>
+            <w:r>
+              <w:t>(</w:t>
+            </w:r>
+            <w:proofErr w:type="gramEnd"/>
+            <w:r>
+              <w:t>)</w:t>
+            </w:r>
+          </w:p>
+        </w:tc>
+        <w:tc>
+          <w:tcPr>
+            <w:tcW w:w="0" w:type="auto"/>
+            <w:vAlign w:val="center"/>
+            <w:hideMark/>
+          </w:tcPr>
+          <w:p>
+            <w:pPr>
+              <w:spacing w:after="0"/>
+            </w:pPr>
+            <w:r>
+              <w:t>Uma vez antes de todos os testes do bloco.</w:t>
+            </w:r>
+          </w:p>
+        </w:tc>
+      </w:tr>
+      <w:tr>
+        <w:trPr>
+          <w:tblCellSpacing w:w="15" w:type="dxa"/>
+        </w:trPr>
+        <w:tc>
+          <w:tcPr>
+            <w:tcW w:w="0" w:type="auto"/>
+            <w:vAlign w:val="center"/>
+            <w:hideMark/>
+          </w:tcPr>
+          <w:p>
+            <w:pPr>
+              <w:spacing w:after="0"/>
+            </w:pPr>
+            <w:proofErr w:type="spellStart"/>
+            <w:proofErr w:type="gramStart"/>
+            <w:r>
+              <w:t>beforeEach</w:t>
+            </w:r>
+            <w:proofErr w:type="spellEnd"/>
+            <w:r>
+              <w:t>(</w:t>
+            </w:r>
+            <w:proofErr w:type="gramEnd"/>
+            <w:r>
+              <w:t>)</w:t>
+            </w:r>
+          </w:p>
+        </w:tc>
+        <w:tc>
+          <w:tcPr>
+            <w:tcW w:w="0" w:type="auto"/>
+            <w:vAlign w:val="center"/>
+            <w:hideMark/>
+          </w:tcPr>
+          <w:p>
+            <w:pPr>
+              <w:spacing w:after="0"/>
+            </w:pPr>
+            <w:r>
+              <w:t>Antes de cada teste.</w:t>
+            </w:r>
+          </w:p>
+        </w:tc>
+      </w:tr>
+      <w:tr>
+        <w:trPr>
+          <w:tblCellSpacing w:w="15" w:type="dxa"/>
+        </w:trPr>
+        <w:tc>
+          <w:tcPr>
+            <w:tcW w:w="0" w:type="auto"/>
+            <w:vAlign w:val="center"/>
+            <w:hideMark/>
+          </w:tcPr>
+          <w:p>
+            <w:pPr>
+              <w:spacing w:after="0"/>
+            </w:pPr>
+            <w:proofErr w:type="spellStart"/>
+            <w:proofErr w:type="gramStart"/>
+            <w:r>
+              <w:t>afterEach</w:t>
+            </w:r>
+            <w:proofErr w:type="spellEnd"/>
+            <w:r>
+              <w:t>(</w:t>
+            </w:r>
+            <w:proofErr w:type="gramEnd"/>
+            <w:r>
+              <w:t>)</w:t>
+            </w:r>
+          </w:p>
+        </w:tc>
+        <w:tc>
+          <w:tcPr>
+            <w:tcW w:w="0" w:type="auto"/>
+            <w:vAlign w:val="center"/>
+            <w:hideMark/>
+          </w:tcPr>
+          <w:p>
+            <w:pPr>
+              <w:spacing w:after="0"/>
+            </w:pPr>
+            <w:r>
+              <w:t>Depois de cada teste.</w:t>
+            </w:r>
+          </w:p>
+        </w:tc>
+      </w:tr>
+      <w:tr>
+        <w:trPr>
+          <w:tblCellSpacing w:w="15" w:type="dxa"/>
+        </w:trPr>
+        <w:tc>
+          <w:tcPr>
+            <w:tcW w:w="0" w:type="auto"/>
+            <w:vAlign w:val="center"/>
+            <w:hideMark/>
+          </w:tcPr>
+          <w:p>
+            <w:pPr>
+              <w:spacing w:after="0"/>
+            </w:pPr>
+            <w:proofErr w:type="spellStart"/>
+            <w:proofErr w:type="gramStart"/>
+            <w:r>
+              <w:t>after</w:t>
+            </w:r>
+            <w:proofErr w:type="spellEnd"/>
+            <w:r>
+              <w:t>(</w:t>
+            </w:r>
+            <w:proofErr w:type="gramEnd"/>
+            <w:r>
+              <w:t>)</w:t>
+            </w:r>
+          </w:p>
+        </w:tc>
+        <w:tc>
+          <w:tcPr>
+            <w:tcW w:w="0" w:type="auto"/>
+            <w:vAlign w:val="center"/>
+            <w:hideMark/>
+          </w:tcPr>
+          <w:p>
+            <w:pPr>
+              <w:spacing w:after="0"/>
+            </w:pPr>
+            <w:r>
+              <w:t>Uma vez depois de todos os testes do bloco.</w:t>
+            </w:r>
+          </w:p>
+        </w:tc>
+      </w:tr>
+    </w:tbl>
+    <w:p>
+      <w:pPr>
+        <w:spacing w:after="0"/>
+      </w:pPr>
+      <w:r>
+        <w:rPr>
+          <w:b/>
+          <w:bCs/>
+        </w:rPr>
+        <w:t>Neste exemplo:</w:t>
+      </w:r>
+      <w:r>
+        <w:t xml:space="preserve"> </w:t>
+      </w:r>
+      <w:proofErr w:type="spellStart"/>
+      <w:proofErr w:type="gramStart"/>
+      <w:r>
+        <w:t>beforeEach</w:t>
+      </w:r>
+      <w:proofErr w:type="spellEnd"/>
+      <w:r>
+        <w:t>(</w:t>
+      </w:r>
+      <w:proofErr w:type="gramEnd"/>
+      <w:r>
+        <w:t xml:space="preserve">) abre a página antes de cada </w:t>
+      </w:r>
+      <w:proofErr w:type="gramStart"/>
+      <w:r>
+        <w:t>it(</w:t>
+      </w:r>
+      <w:proofErr w:type="gramEnd"/>
+      <w:r>
+        <w:t xml:space="preserve">). Assim, não precisamos repetir </w:t>
+      </w:r>
+      <w:proofErr w:type="spellStart"/>
+      <w:proofErr w:type="gramStart"/>
+      <w:r>
+        <w:t>cy.visit</w:t>
+      </w:r>
+      <w:proofErr w:type="spellEnd"/>
+      <w:proofErr w:type="gramEnd"/>
+      <w:r>
+        <w:t>() nos dois testes.</w:t>
+      </w:r>
+    </w:p>
+    <w:p>
+      <w:pPr>
+        <w:spacing w:after="0"/>
+        <w:rPr>
+          <w:b/>
+          <w:bCs/>
+        </w:rPr>
+      </w:pPr>
+      <w:r>
+        <w:rPr>
+          <w:b/>
+          <w:bCs/>
+        </w:rPr>
+        <w:t xml:space="preserve">4. Versionamento com </w:t>
+      </w:r>
+      <w:proofErr w:type="spellStart"/>
+      <w:r>
+        <w:rPr>
+          <w:b/>
+          <w:bCs/>
+        </w:rPr>
+        <w:t>Git</w:t>
+      </w:r>
+      <w:proofErr w:type="spellEnd"/>
+    </w:p>
+    <w:p>
+      <w:pPr>
+        <w:spacing w:after="0"/>
+      </w:pPr>
+      <w:proofErr w:type="spellStart"/>
+      <w:r>
+        <w:t>git</w:t>
+      </w:r>
+      <w:proofErr w:type="spellEnd"/>
+      <w:r>
+        <w:t xml:space="preserve"> checkout </w:t>
+      </w:r>
+      <w:proofErr w:type="spellStart"/>
+      <w:r>
+        <w:t>main</w:t>
+      </w:r>
+      <w:proofErr w:type="spellEnd"/>
+    </w:p>
+    <w:p>
+      <w:pPr>
+        <w:spacing w:after="0"/>
+      </w:pPr>
+      <w:proofErr w:type="spellStart"/>
+      <w:r>
+        <w:t>git</w:t>
+      </w:r>
+      <w:proofErr w:type="spellEnd"/>
+      <w:r>
+        <w:t xml:space="preserve"> </w:t>
+      </w:r>
+      <w:proofErr w:type="spellStart"/>
+      <w:r>
+        <w:t>pull</w:t>
+      </w:r>
+      <w:proofErr w:type="spellEnd"/>
+    </w:p>
+    <w:p>
+      <w:pPr>
+        <w:spacing w:after="0"/>
+      </w:pPr>
+      <w:proofErr w:type="spellStart"/>
+      <w:r>
+        <w:t>git</w:t>
+      </w:r>
+      <w:proofErr w:type="spellEnd"/>
+      <w:r>
+        <w:t xml:space="preserve"> checkout -b adicionando-</w:t>
+      </w:r>
+      <w:proofErr w:type="spellStart"/>
+      <w:r>
+        <w:t>before</w:t>
+      </w:r>
+      <w:proofErr w:type="spellEnd"/>
+      <w:r>
+        <w:t>-</w:t>
+      </w:r>
+      <w:proofErr w:type="spellStart"/>
+      <w:r>
+        <w:t>each</w:t>
+      </w:r>
+      <w:proofErr w:type="spellEnd"/>
+    </w:p>
+    <w:p>
+      <w:pPr>
+        <w:spacing w:after="0"/>
+      </w:pPr>
+      <w:r>
+        <w:t>Após alterar o código e verificar os testes:</w:t>
+      </w:r>
+    </w:p>
+    <w:p>
+      <w:pPr>
+        <w:spacing w:after="0"/>
+      </w:pPr>
+      <w:proofErr w:type="spellStart"/>
+      <w:r>
+        <w:t>git</w:t>
+      </w:r>
+      <w:proofErr w:type="spellEnd"/>
+      <w:r>
+        <w:t xml:space="preserve"> status</w:t>
+      </w:r>
+    </w:p>
+    <w:p>
+      <w:pPr>
+        <w:spacing w:after="0"/>
+      </w:pPr>
+      <w:proofErr w:type="spellStart"/>
+      <w:r>
+        <w:t>git</w:t>
+      </w:r>
+      <w:proofErr w:type="spellEnd"/>
+      <w:r>
+        <w:t xml:space="preserve"> </w:t>
+      </w:r>
+      <w:proofErr w:type="spellStart"/>
+      <w:proofErr w:type="gramStart"/>
+      <w:r>
+        <w:t>add</w:t>
+      </w:r>
+      <w:proofErr w:type="spellEnd"/>
+      <w:r>
+        <w:t xml:space="preserve"> .</w:t>
+      </w:r>
+      <w:proofErr w:type="gramEnd"/>
+    </w:p>
+    <w:p>
+      <w:pPr>
+        <w:spacing w:after="0"/>
+      </w:pPr>
+      <w:proofErr w:type="spellStart"/>
+      <w:r>
+        <w:t>git</w:t>
+      </w:r>
+      <w:proofErr w:type="spellEnd"/>
+      <w:r>
+        <w:t xml:space="preserve"> </w:t>
+      </w:r>
+      <w:proofErr w:type="spellStart"/>
+      <w:r>
+        <w:t>commit</w:t>
+      </w:r>
+      <w:proofErr w:type="spellEnd"/>
+      <w:r>
+        <w:t xml:space="preserve"> -m "Adiciona </w:t>
+      </w:r>
+      <w:proofErr w:type="spellStart"/>
+      <w:r>
+        <w:t>beforeEach</w:t>
+      </w:r>
+      <w:proofErr w:type="spellEnd"/>
+      <w:r>
+        <w:t xml:space="preserve"> para acesso à página de login"</w:t>
+      </w:r>
+    </w:p>
+    <w:p>
+      <w:pPr>
+        <w:spacing w:after="0"/>
+      </w:pPr>
+      <w:proofErr w:type="spellStart"/>
+      <w:r>
+        <w:t>git</w:t>
+      </w:r>
+      <w:proofErr w:type="spellEnd"/>
+      <w:r>
+        <w:t xml:space="preserve"> </w:t>
+      </w:r>
+      <w:proofErr w:type="spellStart"/>
+      <w:r>
+        <w:t>push</w:t>
+      </w:r>
+      <w:proofErr w:type="spellEnd"/>
+      <w:r>
+        <w:t xml:space="preserve"> -u </w:t>
+      </w:r>
+      <w:proofErr w:type="spellStart"/>
+      <w:r>
+        <w:t>origin</w:t>
+      </w:r>
+      <w:proofErr w:type="spellEnd"/>
+      <w:r>
+        <w:t xml:space="preserve"> adicionando-</w:t>
+      </w:r>
+      <w:proofErr w:type="spellStart"/>
+      <w:r>
+        <w:t>before</w:t>
+      </w:r>
+      <w:proofErr w:type="spellEnd"/>
+      <w:r>
+        <w:t>-</w:t>
+      </w:r>
+      <w:proofErr w:type="spellStart"/>
+      <w:r>
+        <w:t>each</w:t>
+      </w:r>
+      <w:proofErr w:type="spellEnd"/>
+    </w:p>
+    <w:p>
+      <w:pPr>
+        <w:spacing w:after="0"/>
+      </w:pPr>
+      <w:r>
+        <w:t xml:space="preserve">Depois, abra um </w:t>
+      </w:r>
+      <w:proofErr w:type="spellStart"/>
+      <w:r>
+        <w:t>Pull</w:t>
+      </w:r>
+      <w:proofErr w:type="spellEnd"/>
+      <w:r>
+        <w:t xml:space="preserve"> </w:t>
+      </w:r>
+      <w:proofErr w:type="spellStart"/>
+      <w:r>
+        <w:t>Request</w:t>
+      </w:r>
+      <w:proofErr w:type="spellEnd"/>
+      <w:r>
+        <w:t xml:space="preserve"> no GitHub para revisão. Após o merge, atualize a </w:t>
+      </w:r>
+      <w:proofErr w:type="spellStart"/>
+      <w:r>
+        <w:t>branch</w:t>
+      </w:r>
+      <w:proofErr w:type="spellEnd"/>
+      <w:r>
+        <w:t xml:space="preserve"> principal:</w:t>
+      </w:r>
+    </w:p>
+    <w:p>
+      <w:pPr>
+        <w:spacing w:after="0"/>
+      </w:pPr>
+      <w:proofErr w:type="spellStart"/>
+      <w:r>
+        <w:t>git</w:t>
+      </w:r>
+      <w:proofErr w:type="spellEnd"/>
+      <w:r>
+        <w:t xml:space="preserve"> checkout </w:t>
+      </w:r>
+      <w:proofErr w:type="spellStart"/>
+      <w:r>
+        <w:t>main</w:t>
+      </w:r>
+      <w:proofErr w:type="spellEnd"/>
+    </w:p>
+    <w:p>
+      <w:pPr>
+        <w:spacing w:after="0"/>
+      </w:pPr>
+      <w:proofErr w:type="spellStart"/>
+      <w:r>
+        <w:t>git</w:t>
+      </w:r>
+      <w:proofErr w:type="spellEnd"/>
+      <w:r>
+        <w:t xml:space="preserve"> </w:t>
+      </w:r>
+      <w:proofErr w:type="spellStart"/>
+      <w:r>
+        <w:t>pull</w:t>
+      </w:r>
+      <w:proofErr w:type="spellEnd"/>
+    </w:p>
+    <w:p>
+      <w:pPr>
+        <w:spacing w:after="0"/>
+        <w:rPr>
+          <w:b/>
+          <w:bCs/>
+        </w:rPr>
+      </w:pPr>
+      <w:r>
+        <w:rPr>
+          <w:b/>
+          <w:bCs/>
+        </w:rPr>
+        <w:t>5. Prática</w:t>
+      </w:r>
+    </w:p>
+    <w:p>
+      <w:pPr>
+        <w:numPr>
+          <w:ilvl w:val="0"/>
+          <w:numId w:val="42"/>
+        </w:numPr>
+        <w:spacing w:after="0"/>
+      </w:pPr>
+      <w:r>
+        <w:t>Identificar o código repetido.</w:t>
+      </w:r>
+    </w:p>
+    <w:p>
+      <w:pPr>
+        <w:numPr>
+          <w:ilvl w:val="0"/>
+          <w:numId w:val="42"/>
+        </w:numPr>
+        <w:spacing w:after="0"/>
+      </w:pPr>
+      <w:r>
+        <w:t xml:space="preserve">Movê-lo para </w:t>
+      </w:r>
+      <w:proofErr w:type="spellStart"/>
+      <w:proofErr w:type="gramStart"/>
+      <w:r>
+        <w:t>beforeEach</w:t>
+      </w:r>
+      <w:proofErr w:type="spellEnd"/>
+      <w:r>
+        <w:t>(</w:t>
+      </w:r>
+      <w:proofErr w:type="gramEnd"/>
+      <w:r>
+        <w:t>).</w:t>
+      </w:r>
+    </w:p>
+    <w:p>
+      <w:pPr>
+        <w:numPr>
+          <w:ilvl w:val="0"/>
+          <w:numId w:val="42"/>
+        </w:numPr>
+        <w:spacing w:after="0"/>
+      </w:pPr>
+      <w:r>
+        <w:t>Executar os dois testes e confirmar que passaram.</w:t>
+      </w:r>
+    </w:p>
+    <w:p>
+      <w:pPr>
+        <w:numPr>
+          <w:ilvl w:val="0"/>
+          <w:numId w:val="42"/>
+        </w:numPr>
+        <w:spacing w:after="0"/>
+      </w:pPr>
+      <w:proofErr w:type="spellStart"/>
+      <w:r>
+        <w:t>Versionar</w:t>
+      </w:r>
+      <w:proofErr w:type="spellEnd"/>
+      <w:r>
+        <w:t xml:space="preserve"> a alteração no GitHub.</w:t>
+      </w:r>
+    </w:p>
+    <w:p>
+      <w:pPr>
+        <w:spacing w:after="0"/>
+      </w:pPr>
+      <w:r>
+        <w:rPr>
+          <w:b/>
+          <w:bCs/>
+        </w:rPr>
+        <w:t>Conceito-chave:</w:t>
+      </w:r>
+      <w:r>
+        <w:t xml:space="preserve"> </w:t>
+      </w:r>
+      <w:proofErr w:type="spellStart"/>
+      <w:r>
+        <w:t>hooks</w:t>
+      </w:r>
+      <w:proofErr w:type="spellEnd"/>
+      <w:r>
+        <w:t xml:space="preserve"> organizam ações que precisam ocorrer em momentos específicos da execução dos testes.</w:t>
+      </w:r>
     </w:p>
     <w:p>
       <w:pPr>
@@ -17611,6 +18915,7 @@
     </w:p>
     <w:p>
       <w:pPr>
+        <w:spacing w:after="0"/>
         <w:rPr>
           <w:b/>
           <w:bCs/>
@@ -17643,6 +18948,1214 @@
           <w:bCs/>
         </w:rPr>
         <w:t>EXECUÇÃO DOS TESTES VIA LINHA DE COMANDO</w:t>
+      </w:r>
+    </w:p>
+    <w:p>
+      <w:pPr>
+        <w:spacing w:after="0"/>
+        <w:rPr>
+          <w:b/>
+          <w:bCs/>
+        </w:rPr>
+      </w:pPr>
+    </w:p>
+    <w:p>
+      <w:pPr>
+        <w:spacing w:after="0"/>
+      </w:pPr>
+      <w:hyperlink r:id="rId21" w:history="1">
+        <w:r>
+          <w:rPr>
+            <w:rStyle w:val="Hyperlink"/>
+          </w:rPr>
+          <w:t xml:space="preserve">Command </w:t>
+        </w:r>
+        <w:proofErr w:type="spellStart"/>
+        <w:r>
+          <w:rPr>
+            <w:rStyle w:val="Hyperlink"/>
+          </w:rPr>
+          <w:t>Line</w:t>
+        </w:r>
+        <w:proofErr w:type="spellEnd"/>
+      </w:hyperlink>
+    </w:p>
+    <w:p>
+      <w:pPr>
+        <w:spacing w:after="0"/>
+      </w:pPr>
+    </w:p>
+    <w:p>
+      <w:pPr>
+        <w:spacing w:after="0"/>
+        <w:rPr>
+          <w:b/>
+          <w:bCs/>
+        </w:rPr>
+      </w:pPr>
+      <w:r>
+        <w:rPr>
+          <w:b/>
+          <w:bCs/>
+        </w:rPr>
+        <w:t>1. Modos de execução</w:t>
+      </w:r>
+    </w:p>
+    <w:p>
+      <w:pPr>
+        <w:numPr>
+          <w:ilvl w:val="0"/>
+          <w:numId w:val="43"/>
+        </w:numPr>
+        <w:spacing w:after="0"/>
+      </w:pPr>
+      <w:proofErr w:type="spellStart"/>
+      <w:r>
+        <w:rPr>
+          <w:b/>
+          <w:bCs/>
+        </w:rPr>
+        <w:t>Headless</w:t>
+      </w:r>
+      <w:proofErr w:type="spellEnd"/>
+      <w:r>
+        <w:rPr>
+          <w:b/>
+          <w:bCs/>
+        </w:rPr>
+        <w:t>:</w:t>
+      </w:r>
+      <w:r>
+        <w:t xml:space="preserve"> executa os testes sem exibir o navegador. É comum em pipelines de CI/CD.</w:t>
+      </w:r>
+    </w:p>
+    <w:p>
+      <w:pPr>
+        <w:numPr>
+          <w:ilvl w:val="0"/>
+          <w:numId w:val="43"/>
+        </w:numPr>
+        <w:spacing w:after="0"/>
+      </w:pPr>
+      <w:proofErr w:type="spellStart"/>
+      <w:r>
+        <w:rPr>
+          <w:b/>
+          <w:bCs/>
+        </w:rPr>
+        <w:t>Headed</w:t>
+      </w:r>
+      <w:proofErr w:type="spellEnd"/>
+      <w:r>
+        <w:rPr>
+          <w:b/>
+          <w:bCs/>
+        </w:rPr>
+        <w:t>:</w:t>
+      </w:r>
+      <w:r>
+        <w:t xml:space="preserve"> executa os testes com o navegador visível.</w:t>
+      </w:r>
+    </w:p>
+    <w:p>
+      <w:pPr>
+        <w:spacing w:after="0"/>
+      </w:pPr>
+    </w:p>
+    <w:p>
+      <w:pPr>
+        <w:rPr>
+          <w:b/>
+          <w:bCs/>
+        </w:rPr>
+      </w:pPr>
+      <w:r>
+        <w:rPr>
+          <w:b/>
+          <w:bCs/>
+        </w:rPr>
+        <w:br w:type="page"/>
+      </w:r>
+    </w:p>
+    <w:p>
+      <w:pPr>
+        <w:spacing w:after="0"/>
+        <w:rPr>
+          <w:b/>
+          <w:bCs/>
+        </w:rPr>
+      </w:pPr>
+      <w:r>
+        <w:rPr>
+          <w:b/>
+          <w:bCs/>
+        </w:rPr>
+        <w:lastRenderedPageBreak/>
+        <w:t>2. Comandos do Cypress</w:t>
+      </w:r>
+    </w:p>
+    <w:p>
+      <w:pPr>
+        <w:spacing w:after="0"/>
+        <w:rPr>
+          <w:b/>
+          <w:bCs/>
+        </w:rPr>
+      </w:pPr>
+    </w:p>
+    <w:tbl>
+      <w:tblPr>
+        <w:tblW w:w="0" w:type="auto"/>
+        <w:tblCellSpacing w:w="15" w:type="dxa"/>
+        <w:tblBorders>
+          <w:top w:val="single" w:sz="4" w:space="0" w:color="auto"/>
+          <w:left w:val="single" w:sz="4" w:space="0" w:color="auto"/>
+          <w:bottom w:val="single" w:sz="4" w:space="0" w:color="auto"/>
+          <w:right w:val="single" w:sz="4" w:space="0" w:color="auto"/>
+          <w:insideH w:val="single" w:sz="4" w:space="0" w:color="auto"/>
+          <w:insideV w:val="single" w:sz="4" w:space="0" w:color="auto"/>
+        </w:tblBorders>
+        <w:tblCellMar>
+          <w:top w:w="15" w:type="dxa"/>
+          <w:left w:w="15" w:type="dxa"/>
+          <w:bottom w:w="15" w:type="dxa"/>
+          <w:right w:w="15" w:type="dxa"/>
+        </w:tblCellMar>
+        <w:tblLook w:val="04A0" w:firstRow="1" w:lastRow="0" w:firstColumn="1" w:lastColumn="0" w:noHBand="0" w:noVBand="1"/>
+      </w:tblPr>
+      <w:tblGrid>
+        <w:gridCol w:w="4712"/>
+        <w:gridCol w:w="4323"/>
+      </w:tblGrid>
+      <w:tr>
+        <w:trPr>
+          <w:tblCellSpacing w:w="15" w:type="dxa"/>
+        </w:trPr>
+        <w:tc>
+          <w:tcPr>
+            <w:tcW w:w="0" w:type="auto"/>
+            <w:vAlign w:val="center"/>
+            <w:hideMark/>
+          </w:tcPr>
+          <w:p>
+            <w:pPr>
+              <w:spacing w:after="0"/>
+              <w:rPr>
+                <w:b/>
+                <w:bCs/>
+              </w:rPr>
+            </w:pPr>
+            <w:r>
+              <w:rPr>
+                <w:b/>
+                <w:bCs/>
+              </w:rPr>
+              <w:t>Comando</w:t>
+            </w:r>
+          </w:p>
+        </w:tc>
+        <w:tc>
+          <w:tcPr>
+            <w:tcW w:w="0" w:type="auto"/>
+            <w:vAlign w:val="center"/>
+            <w:hideMark/>
+          </w:tcPr>
+          <w:p>
+            <w:pPr>
+              <w:spacing w:after="0"/>
+              <w:rPr>
+                <w:b/>
+                <w:bCs/>
+              </w:rPr>
+            </w:pPr>
+            <w:r>
+              <w:rPr>
+                <w:b/>
+                <w:bCs/>
+              </w:rPr>
+              <w:t>Finalidade</w:t>
+            </w:r>
+          </w:p>
+        </w:tc>
+      </w:tr>
+      <w:tr>
+        <w:trPr>
+          <w:tblCellSpacing w:w="15" w:type="dxa"/>
+        </w:trPr>
+        <w:tc>
+          <w:tcPr>
+            <w:tcW w:w="0" w:type="auto"/>
+            <w:vAlign w:val="center"/>
+            <w:hideMark/>
+          </w:tcPr>
+          <w:p>
+            <w:pPr>
+              <w:spacing w:after="0"/>
+            </w:pPr>
+            <w:proofErr w:type="spellStart"/>
+            <w:r>
+              <w:t>npx</w:t>
+            </w:r>
+            <w:proofErr w:type="spellEnd"/>
+            <w:r>
+              <w:t xml:space="preserve"> </w:t>
+            </w:r>
+            <w:proofErr w:type="spellStart"/>
+            <w:r>
+              <w:t>cypress</w:t>
+            </w:r>
+            <w:proofErr w:type="spellEnd"/>
+            <w:r>
+              <w:t xml:space="preserve"> open</w:t>
+            </w:r>
+          </w:p>
+        </w:tc>
+        <w:tc>
+          <w:tcPr>
+            <w:tcW w:w="0" w:type="auto"/>
+            <w:vAlign w:val="center"/>
+            <w:hideMark/>
+          </w:tcPr>
+          <w:p>
+            <w:pPr>
+              <w:spacing w:after="0"/>
+            </w:pPr>
+            <w:r>
+              <w:t>Abre a interface gráfica do Cypress.</w:t>
+            </w:r>
+          </w:p>
+        </w:tc>
+      </w:tr>
+      <w:tr>
+        <w:trPr>
+          <w:tblCellSpacing w:w="15" w:type="dxa"/>
+        </w:trPr>
+        <w:tc>
+          <w:tcPr>
+            <w:tcW w:w="0" w:type="auto"/>
+            <w:vAlign w:val="center"/>
+            <w:hideMark/>
+          </w:tcPr>
+          <w:p>
+            <w:pPr>
+              <w:spacing w:after="0"/>
+            </w:pPr>
+            <w:proofErr w:type="spellStart"/>
+            <w:r>
+              <w:t>npx</w:t>
+            </w:r>
+            <w:proofErr w:type="spellEnd"/>
+            <w:r>
+              <w:t xml:space="preserve"> </w:t>
+            </w:r>
+            <w:proofErr w:type="spellStart"/>
+            <w:r>
+              <w:t>cypress</w:t>
+            </w:r>
+            <w:proofErr w:type="spellEnd"/>
+            <w:r>
+              <w:t xml:space="preserve"> </w:t>
+            </w:r>
+            <w:proofErr w:type="spellStart"/>
+            <w:r>
+              <w:t>run</w:t>
+            </w:r>
+            <w:proofErr w:type="spellEnd"/>
+          </w:p>
+        </w:tc>
+        <w:tc>
+          <w:tcPr>
+            <w:tcW w:w="0" w:type="auto"/>
+            <w:vAlign w:val="center"/>
+            <w:hideMark/>
+          </w:tcPr>
+          <w:p>
+            <w:pPr>
+              <w:spacing w:after="0"/>
+            </w:pPr>
+            <w:r>
+              <w:t xml:space="preserve">Executa os testes em modo </w:t>
+            </w:r>
+            <w:proofErr w:type="spellStart"/>
+            <w:r>
+              <w:t>headless</w:t>
+            </w:r>
+            <w:proofErr w:type="spellEnd"/>
+            <w:r>
+              <w:t>.</w:t>
+            </w:r>
+          </w:p>
+        </w:tc>
+      </w:tr>
+      <w:tr>
+        <w:trPr>
+          <w:tblCellSpacing w:w="15" w:type="dxa"/>
+        </w:trPr>
+        <w:tc>
+          <w:tcPr>
+            <w:tcW w:w="0" w:type="auto"/>
+            <w:vAlign w:val="center"/>
+            <w:hideMark/>
+          </w:tcPr>
+          <w:p>
+            <w:pPr>
+              <w:spacing w:after="0"/>
+            </w:pPr>
+            <w:proofErr w:type="spellStart"/>
+            <w:r>
+              <w:t>npx</w:t>
+            </w:r>
+            <w:proofErr w:type="spellEnd"/>
+            <w:r>
+              <w:t xml:space="preserve"> </w:t>
+            </w:r>
+            <w:proofErr w:type="spellStart"/>
+            <w:r>
+              <w:t>cypress</w:t>
+            </w:r>
+            <w:proofErr w:type="spellEnd"/>
+            <w:r>
+              <w:t xml:space="preserve"> </w:t>
+            </w:r>
+            <w:proofErr w:type="spellStart"/>
+            <w:r>
+              <w:t>run</w:t>
+            </w:r>
+            <w:proofErr w:type="spellEnd"/>
+            <w:r>
+              <w:t xml:space="preserve"> --</w:t>
+            </w:r>
+            <w:proofErr w:type="spellStart"/>
+            <w:r>
+              <w:t>headed</w:t>
+            </w:r>
+            <w:proofErr w:type="spellEnd"/>
+          </w:p>
+        </w:tc>
+        <w:tc>
+          <w:tcPr>
+            <w:tcW w:w="0" w:type="auto"/>
+            <w:vAlign w:val="center"/>
+            <w:hideMark/>
+          </w:tcPr>
+          <w:p>
+            <w:pPr>
+              <w:spacing w:after="0"/>
+            </w:pPr>
+            <w:r>
+              <w:t>Executa os testes com o navegador visível.</w:t>
+            </w:r>
+          </w:p>
+        </w:tc>
+      </w:tr>
+      <w:tr>
+        <w:trPr>
+          <w:tblCellSpacing w:w="15" w:type="dxa"/>
+        </w:trPr>
+        <w:tc>
+          <w:tcPr>
+            <w:tcW w:w="0" w:type="auto"/>
+            <w:vAlign w:val="center"/>
+            <w:hideMark/>
+          </w:tcPr>
+          <w:p>
+            <w:pPr>
+              <w:spacing w:after="0"/>
+            </w:pPr>
+            <w:proofErr w:type="spellStart"/>
+            <w:r>
+              <w:t>npx</w:t>
+            </w:r>
+            <w:proofErr w:type="spellEnd"/>
+            <w:r>
+              <w:t xml:space="preserve"> </w:t>
+            </w:r>
+            <w:proofErr w:type="spellStart"/>
+            <w:r>
+              <w:t>cypress</w:t>
+            </w:r>
+            <w:proofErr w:type="spellEnd"/>
+            <w:r>
+              <w:t xml:space="preserve"> </w:t>
+            </w:r>
+            <w:proofErr w:type="spellStart"/>
+            <w:r>
+              <w:t>run</w:t>
+            </w:r>
+            <w:proofErr w:type="spellEnd"/>
+            <w:r>
+              <w:t xml:space="preserve"> --browser </w:t>
+            </w:r>
+            <w:proofErr w:type="spellStart"/>
+            <w:r>
+              <w:t>chrome</w:t>
+            </w:r>
+            <w:proofErr w:type="spellEnd"/>
+          </w:p>
+        </w:tc>
+        <w:tc>
+          <w:tcPr>
+            <w:tcW w:w="0" w:type="auto"/>
+            <w:vAlign w:val="center"/>
+            <w:hideMark/>
+          </w:tcPr>
+          <w:p>
+            <w:pPr>
+              <w:spacing w:after="0"/>
+            </w:pPr>
+            <w:r>
+              <w:t>Executa os testes no Chrome, se disponível.</w:t>
+            </w:r>
+          </w:p>
+        </w:tc>
+      </w:tr>
+      <w:tr>
+        <w:trPr>
+          <w:tblCellSpacing w:w="15" w:type="dxa"/>
+        </w:trPr>
+        <w:tc>
+          <w:tcPr>
+            <w:tcW w:w="0" w:type="auto"/>
+            <w:vAlign w:val="center"/>
+            <w:hideMark/>
+          </w:tcPr>
+          <w:p>
+            <w:pPr>
+              <w:spacing w:after="0"/>
+            </w:pPr>
+            <w:proofErr w:type="spellStart"/>
+            <w:r>
+              <w:t>npx</w:t>
+            </w:r>
+            <w:proofErr w:type="spellEnd"/>
+            <w:r>
+              <w:t xml:space="preserve"> </w:t>
+            </w:r>
+            <w:proofErr w:type="spellStart"/>
+            <w:r>
+              <w:t>cypress</w:t>
+            </w:r>
+            <w:proofErr w:type="spellEnd"/>
+            <w:r>
+              <w:t xml:space="preserve"> </w:t>
+            </w:r>
+            <w:proofErr w:type="spellStart"/>
+            <w:r>
+              <w:t>run</w:t>
+            </w:r>
+            <w:proofErr w:type="spellEnd"/>
+            <w:r>
+              <w:t xml:space="preserve"> --</w:t>
+            </w:r>
+            <w:proofErr w:type="spellStart"/>
+            <w:r>
+              <w:t>spec</w:t>
+            </w:r>
+            <w:proofErr w:type="spellEnd"/>
+            <w:r>
+              <w:t xml:space="preserve"> "</w:t>
+            </w:r>
+            <w:proofErr w:type="spellStart"/>
+            <w:r>
+              <w:t>cypress</w:t>
+            </w:r>
+            <w:proofErr w:type="spellEnd"/>
+            <w:r>
+              <w:t>/e2e/login.cy.js"</w:t>
+            </w:r>
+          </w:p>
+        </w:tc>
+        <w:tc>
+          <w:tcPr>
+            <w:tcW w:w="0" w:type="auto"/>
+            <w:vAlign w:val="center"/>
+            <w:hideMark/>
+          </w:tcPr>
+          <w:p>
+            <w:pPr>
+              <w:spacing w:after="0"/>
+            </w:pPr>
+            <w:r>
+              <w:t>Executa somente o arquivo especificado.</w:t>
+            </w:r>
+          </w:p>
+        </w:tc>
+      </w:tr>
+    </w:tbl>
+    <w:p>
+      <w:pPr>
+        <w:spacing w:after="0"/>
+        <w:rPr>
+          <w:b/>
+          <w:bCs/>
+        </w:rPr>
+      </w:pPr>
+    </w:p>
+    <w:p>
+      <w:pPr>
+        <w:spacing w:after="0"/>
+        <w:rPr>
+          <w:b/>
+          <w:bCs/>
+        </w:rPr>
+      </w:pPr>
+      <w:r>
+        <w:rPr>
+          <w:b/>
+          <w:bCs/>
+        </w:rPr>
+        <w:t xml:space="preserve">3. Configurando scripts no </w:t>
+      </w:r>
+      <w:proofErr w:type="spellStart"/>
+      <w:proofErr w:type="gramStart"/>
+      <w:r>
+        <w:rPr>
+          <w:b/>
+          <w:bCs/>
+        </w:rPr>
+        <w:t>package.json</w:t>
+      </w:r>
+      <w:proofErr w:type="spellEnd"/>
+      <w:proofErr w:type="gramEnd"/>
+    </w:p>
+    <w:p>
+      <w:pPr>
+        <w:spacing w:after="0"/>
+      </w:pPr>
+    </w:p>
+    <w:p>
+      <w:pPr>
+        <w:spacing w:after="0"/>
+      </w:pPr>
+      <w:r>
+        <w:t>Adicione os atalhos abaixo à seção scripts do arquivo, preservando as configurações existentes:</w:t>
+      </w:r>
+    </w:p>
+    <w:p>
+      <w:pPr>
+        <w:spacing w:after="0"/>
+      </w:pPr>
+    </w:p>
+    <w:p>
+      <w:pPr>
+        <w:spacing w:after="0"/>
+      </w:pPr>
+      <w:r>
+        <w:t>{</w:t>
+      </w:r>
+    </w:p>
+    <w:p>
+      <w:pPr>
+        <w:spacing w:after="0"/>
+      </w:pPr>
+      <w:r>
+        <w:t xml:space="preserve">  "scripts": {</w:t>
+      </w:r>
+    </w:p>
+    <w:p>
+      <w:pPr>
+        <w:spacing w:after="0"/>
+      </w:pPr>
+      <w:r>
+        <w:t xml:space="preserve">    "</w:t>
+      </w:r>
+      <w:proofErr w:type="spellStart"/>
+      <w:r>
+        <w:t>test</w:t>
+      </w:r>
+      <w:proofErr w:type="spellEnd"/>
+      <w:r>
+        <w:t>": "</w:t>
+      </w:r>
+      <w:proofErr w:type="spellStart"/>
+      <w:r>
+        <w:t>cypress</w:t>
+      </w:r>
+      <w:proofErr w:type="spellEnd"/>
+      <w:r>
+        <w:t xml:space="preserve"> </w:t>
+      </w:r>
+      <w:proofErr w:type="spellStart"/>
+      <w:r>
+        <w:t>run</w:t>
+      </w:r>
+      <w:proofErr w:type="spellEnd"/>
+      <w:r>
+        <w:t>",</w:t>
+      </w:r>
+    </w:p>
+    <w:p>
+      <w:pPr>
+        <w:spacing w:after="0"/>
+      </w:pPr>
+      <w:r>
+        <w:t xml:space="preserve">    "</w:t>
+      </w:r>
+      <w:proofErr w:type="spellStart"/>
+      <w:r>
+        <w:t>cy:headed</w:t>
+      </w:r>
+      <w:proofErr w:type="spellEnd"/>
+      <w:r>
+        <w:t>": "</w:t>
+      </w:r>
+      <w:proofErr w:type="spellStart"/>
+      <w:r>
+        <w:t>cypress</w:t>
+      </w:r>
+      <w:proofErr w:type="spellEnd"/>
+      <w:r>
+        <w:t xml:space="preserve"> </w:t>
+      </w:r>
+      <w:proofErr w:type="spellStart"/>
+      <w:r>
+        <w:t>run</w:t>
+      </w:r>
+      <w:proofErr w:type="spellEnd"/>
+      <w:r>
+        <w:t xml:space="preserve"> --</w:t>
+      </w:r>
+      <w:proofErr w:type="spellStart"/>
+      <w:r>
+        <w:t>headed</w:t>
+      </w:r>
+      <w:proofErr w:type="spellEnd"/>
+      <w:r>
+        <w:t>",</w:t>
+      </w:r>
+    </w:p>
+    <w:p>
+      <w:pPr>
+        <w:spacing w:after="0"/>
+      </w:pPr>
+      <w:r>
+        <w:t xml:space="preserve">    "</w:t>
+      </w:r>
+      <w:proofErr w:type="spellStart"/>
+      <w:r>
+        <w:t>cy:open</w:t>
+      </w:r>
+      <w:proofErr w:type="spellEnd"/>
+      <w:r>
+        <w:t>": "</w:t>
+      </w:r>
+      <w:proofErr w:type="spellStart"/>
+      <w:r>
+        <w:t>cypress</w:t>
+      </w:r>
+      <w:proofErr w:type="spellEnd"/>
+      <w:r>
+        <w:t xml:space="preserve"> open"</w:t>
+      </w:r>
+    </w:p>
+    <w:p>
+      <w:pPr>
+        <w:spacing w:after="0"/>
+      </w:pPr>
+      <w:r>
+        <w:t xml:space="preserve">  }</w:t>
+      </w:r>
+    </w:p>
+    <w:p>
+      <w:pPr>
+        <w:spacing w:after="0"/>
+      </w:pPr>
+      <w:r>
+        <w:t>}</w:t>
+      </w:r>
+    </w:p>
+    <w:p>
+      <w:pPr>
+        <w:spacing w:after="0"/>
+        <w:rPr>
+          <w:b/>
+          <w:bCs/>
+        </w:rPr>
+      </w:pPr>
+    </w:p>
+    <w:p>
+      <w:pPr>
+        <w:spacing w:after="0"/>
+        <w:rPr>
+          <w:b/>
+          <w:bCs/>
+        </w:rPr>
+      </w:pPr>
+      <w:r>
+        <w:rPr>
+          <w:b/>
+          <w:bCs/>
+        </w:rPr>
+        <w:t>Executando os scripts</w:t>
+      </w:r>
+    </w:p>
+    <w:p>
+      <w:pPr>
+        <w:spacing w:after="0"/>
+        <w:rPr>
+          <w:b/>
+          <w:bCs/>
+        </w:rPr>
+      </w:pPr>
+    </w:p>
+    <w:tbl>
+      <w:tblPr>
+        <w:tblW w:w="0" w:type="auto"/>
+        <w:tblCellSpacing w:w="15" w:type="dxa"/>
+        <w:tblBorders>
+          <w:top w:val="single" w:sz="4" w:space="0" w:color="auto"/>
+          <w:left w:val="single" w:sz="4" w:space="0" w:color="auto"/>
+          <w:bottom w:val="single" w:sz="4" w:space="0" w:color="auto"/>
+          <w:right w:val="single" w:sz="4" w:space="0" w:color="auto"/>
+          <w:insideH w:val="single" w:sz="4" w:space="0" w:color="auto"/>
+          <w:insideV w:val="single" w:sz="4" w:space="0" w:color="auto"/>
+        </w:tblBorders>
+        <w:tblCellMar>
+          <w:top w:w="15" w:type="dxa"/>
+          <w:left w:w="15" w:type="dxa"/>
+          <w:bottom w:w="15" w:type="dxa"/>
+          <w:right w:w="15" w:type="dxa"/>
+        </w:tblCellMar>
+        <w:tblLook w:val="04A0" w:firstRow="1" w:lastRow="0" w:firstColumn="1" w:lastColumn="0" w:noHBand="0" w:noVBand="1"/>
+      </w:tblPr>
+      <w:tblGrid>
+        <w:gridCol w:w="1990"/>
+        <w:gridCol w:w="4195"/>
+      </w:tblGrid>
+      <w:tr>
+        <w:trPr>
+          <w:tblCellSpacing w:w="15" w:type="dxa"/>
+        </w:trPr>
+        <w:tc>
+          <w:tcPr>
+            <w:tcW w:w="0" w:type="auto"/>
+            <w:vAlign w:val="center"/>
+            <w:hideMark/>
+          </w:tcPr>
+          <w:p>
+            <w:pPr>
+              <w:spacing w:after="0"/>
+              <w:rPr>
+                <w:b/>
+                <w:bCs/>
+              </w:rPr>
+            </w:pPr>
+            <w:r>
+              <w:rPr>
+                <w:b/>
+                <w:bCs/>
+              </w:rPr>
+              <w:t>Comando</w:t>
+            </w:r>
+          </w:p>
+        </w:tc>
+        <w:tc>
+          <w:tcPr>
+            <w:tcW w:w="0" w:type="auto"/>
+            <w:vAlign w:val="center"/>
+            <w:hideMark/>
+          </w:tcPr>
+          <w:p>
+            <w:pPr>
+              <w:spacing w:after="0"/>
+              <w:rPr>
+                <w:b/>
+                <w:bCs/>
+              </w:rPr>
+            </w:pPr>
+            <w:r>
+              <w:rPr>
+                <w:b/>
+                <w:bCs/>
+              </w:rPr>
+              <w:t>Resultado</w:t>
+            </w:r>
+          </w:p>
+        </w:tc>
+      </w:tr>
+      <w:tr>
+        <w:trPr>
+          <w:tblCellSpacing w:w="15" w:type="dxa"/>
+        </w:trPr>
+        <w:tc>
+          <w:tcPr>
+            <w:tcW w:w="0" w:type="auto"/>
+            <w:vAlign w:val="center"/>
+            <w:hideMark/>
+          </w:tcPr>
+          <w:p>
+            <w:pPr>
+              <w:spacing w:after="0"/>
+            </w:pPr>
+            <w:proofErr w:type="spellStart"/>
+            <w:r>
+              <w:t>npm</w:t>
+            </w:r>
+            <w:proofErr w:type="spellEnd"/>
+            <w:r>
+              <w:t xml:space="preserve"> </w:t>
+            </w:r>
+            <w:proofErr w:type="spellStart"/>
+            <w:r>
+              <w:t>test</w:t>
+            </w:r>
+            <w:proofErr w:type="spellEnd"/>
+          </w:p>
+        </w:tc>
+        <w:tc>
+          <w:tcPr>
+            <w:tcW w:w="0" w:type="auto"/>
+            <w:vAlign w:val="center"/>
+            <w:hideMark/>
+          </w:tcPr>
+          <w:p>
+            <w:pPr>
+              <w:spacing w:after="0"/>
+            </w:pPr>
+            <w:r>
+              <w:t xml:space="preserve">Executa os testes em modo </w:t>
+            </w:r>
+            <w:proofErr w:type="spellStart"/>
+            <w:r>
+              <w:t>headless</w:t>
+            </w:r>
+            <w:proofErr w:type="spellEnd"/>
+            <w:r>
+              <w:t>.</w:t>
+            </w:r>
+          </w:p>
+        </w:tc>
+      </w:tr>
+      <w:tr>
+        <w:trPr>
+          <w:tblCellSpacing w:w="15" w:type="dxa"/>
+        </w:trPr>
+        <w:tc>
+          <w:tcPr>
+            <w:tcW w:w="0" w:type="auto"/>
+            <w:vAlign w:val="center"/>
+            <w:hideMark/>
+          </w:tcPr>
+          <w:p>
+            <w:pPr>
+              <w:spacing w:after="0"/>
+            </w:pPr>
+            <w:proofErr w:type="spellStart"/>
+            <w:r>
+              <w:t>npm</w:t>
+            </w:r>
+            <w:proofErr w:type="spellEnd"/>
+            <w:r>
+              <w:t xml:space="preserve"> </w:t>
+            </w:r>
+            <w:proofErr w:type="spellStart"/>
+            <w:r>
+              <w:t>run</w:t>
+            </w:r>
+            <w:proofErr w:type="spellEnd"/>
+            <w:r>
+              <w:t xml:space="preserve"> </w:t>
+            </w:r>
+            <w:proofErr w:type="spellStart"/>
+            <w:r>
+              <w:t>cy:headed</w:t>
+            </w:r>
+            <w:proofErr w:type="spellEnd"/>
+          </w:p>
+        </w:tc>
+        <w:tc>
+          <w:tcPr>
+            <w:tcW w:w="0" w:type="auto"/>
+            <w:vAlign w:val="center"/>
+            <w:hideMark/>
+          </w:tcPr>
+          <w:p>
+            <w:pPr>
+              <w:spacing w:after="0"/>
+            </w:pPr>
+            <w:r>
+              <w:t>Executa os testes com o navegador visível.</w:t>
+            </w:r>
+          </w:p>
+        </w:tc>
+      </w:tr>
+      <w:tr>
+        <w:trPr>
+          <w:tblCellSpacing w:w="15" w:type="dxa"/>
+        </w:trPr>
+        <w:tc>
+          <w:tcPr>
+            <w:tcW w:w="0" w:type="auto"/>
+            <w:vAlign w:val="center"/>
+            <w:hideMark/>
+          </w:tcPr>
+          <w:p>
+            <w:pPr>
+              <w:spacing w:after="0"/>
+            </w:pPr>
+            <w:proofErr w:type="spellStart"/>
+            <w:r>
+              <w:t>npm</w:t>
+            </w:r>
+            <w:proofErr w:type="spellEnd"/>
+            <w:r>
+              <w:t xml:space="preserve"> </w:t>
+            </w:r>
+            <w:proofErr w:type="spellStart"/>
+            <w:r>
+              <w:t>run</w:t>
+            </w:r>
+            <w:proofErr w:type="spellEnd"/>
+            <w:r>
+              <w:t xml:space="preserve"> </w:t>
+            </w:r>
+            <w:proofErr w:type="spellStart"/>
+            <w:r>
+              <w:t>cy:open</w:t>
+            </w:r>
+            <w:proofErr w:type="spellEnd"/>
+          </w:p>
+        </w:tc>
+        <w:tc>
+          <w:tcPr>
+            <w:tcW w:w="0" w:type="auto"/>
+            <w:vAlign w:val="center"/>
+            <w:hideMark/>
+          </w:tcPr>
+          <w:p>
+            <w:pPr>
+              <w:spacing w:after="0"/>
+            </w:pPr>
+            <w:r>
+              <w:t>Abre a interface gráfica do Cypress.</w:t>
+            </w:r>
+          </w:p>
+        </w:tc>
+      </w:tr>
+    </w:tbl>
+    <w:p>
+      <w:pPr>
+        <w:spacing w:after="0"/>
+      </w:pPr>
+    </w:p>
+    <w:p>
+      <w:pPr>
+        <w:spacing w:after="0"/>
+      </w:pPr>
+      <w:r>
+        <w:t xml:space="preserve">O </w:t>
+      </w:r>
+      <w:proofErr w:type="spellStart"/>
+      <w:r>
+        <w:t>npm</w:t>
+      </w:r>
+      <w:proofErr w:type="spellEnd"/>
+      <w:r>
+        <w:t xml:space="preserve"> </w:t>
+      </w:r>
+      <w:proofErr w:type="spellStart"/>
+      <w:r>
+        <w:t>test</w:t>
+      </w:r>
+      <w:proofErr w:type="spellEnd"/>
+      <w:r>
+        <w:t xml:space="preserve"> executa diretamente o script test. Para os outros scripts, utiliza-se </w:t>
+      </w:r>
+      <w:proofErr w:type="spellStart"/>
+      <w:r>
+        <w:t>npm</w:t>
+      </w:r>
+      <w:proofErr w:type="spellEnd"/>
+      <w:r>
+        <w:t xml:space="preserve"> </w:t>
+      </w:r>
+      <w:proofErr w:type="spellStart"/>
+      <w:r>
+        <w:t>run</w:t>
+      </w:r>
+      <w:proofErr w:type="spellEnd"/>
+      <w:r>
+        <w:t xml:space="preserve"> seguido do nome configurado.</w:t>
+      </w:r>
+    </w:p>
+    <w:p>
+      <w:pPr>
+        <w:spacing w:after="0"/>
+        <w:rPr>
+          <w:b/>
+          <w:bCs/>
+        </w:rPr>
+      </w:pPr>
+    </w:p>
+    <w:p>
+      <w:pPr>
+        <w:spacing w:after="0"/>
+        <w:rPr>
+          <w:b/>
+          <w:bCs/>
+        </w:rPr>
+      </w:pPr>
+      <w:r>
+        <w:rPr>
+          <w:b/>
+          <w:bCs/>
+        </w:rPr>
+        <w:t>4. Aplicação em CI/CD</w:t>
+      </w:r>
+    </w:p>
+    <w:p>
+      <w:pPr>
+        <w:spacing w:after="0"/>
+      </w:pPr>
+      <w:r>
+        <w:t>Em pipelines de integração e entrega contínuas, o Cypress pode executar testes automaticamente para identificar falhas antes da publicação de uma versão.</w:t>
+      </w:r>
+    </w:p>
+    <w:p>
+      <w:pPr>
+        <w:spacing w:after="0"/>
+        <w:rPr>
+          <w:b/>
+          <w:bCs/>
+        </w:rPr>
+      </w:pPr>
+    </w:p>
+    <w:p>
+      <w:pPr>
+        <w:spacing w:after="0"/>
+        <w:rPr>
+          <w:b/>
+          <w:bCs/>
+        </w:rPr>
+      </w:pPr>
+      <w:r>
+        <w:rPr>
+          <w:b/>
+          <w:bCs/>
+        </w:rPr>
+        <w:t>5. Prática</w:t>
+      </w:r>
+    </w:p>
+    <w:p>
+      <w:pPr>
+        <w:numPr>
+          <w:ilvl w:val="0"/>
+          <w:numId w:val="44"/>
+        </w:numPr>
+        <w:spacing w:after="0"/>
+      </w:pPr>
+      <w:r>
+        <w:t xml:space="preserve">Executar </w:t>
+      </w:r>
+      <w:proofErr w:type="spellStart"/>
+      <w:r>
+        <w:t>npx</w:t>
+      </w:r>
+      <w:proofErr w:type="spellEnd"/>
+      <w:r>
+        <w:t xml:space="preserve"> </w:t>
+      </w:r>
+      <w:proofErr w:type="spellStart"/>
+      <w:r>
+        <w:t>cypress</w:t>
+      </w:r>
+      <w:proofErr w:type="spellEnd"/>
+      <w:r>
+        <w:t xml:space="preserve"> </w:t>
+      </w:r>
+      <w:proofErr w:type="spellStart"/>
+      <w:r>
+        <w:t>run</w:t>
+      </w:r>
+      <w:proofErr w:type="spellEnd"/>
+      <w:r>
+        <w:t xml:space="preserve"> e </w:t>
+      </w:r>
+      <w:proofErr w:type="spellStart"/>
+      <w:r>
+        <w:t>npx</w:t>
+      </w:r>
+      <w:proofErr w:type="spellEnd"/>
+      <w:r>
+        <w:t xml:space="preserve"> </w:t>
+      </w:r>
+      <w:proofErr w:type="spellStart"/>
+      <w:r>
+        <w:t>cypress</w:t>
+      </w:r>
+      <w:proofErr w:type="spellEnd"/>
+      <w:r>
+        <w:t xml:space="preserve"> </w:t>
+      </w:r>
+      <w:proofErr w:type="spellStart"/>
+      <w:r>
+        <w:t>run</w:t>
+      </w:r>
+      <w:proofErr w:type="spellEnd"/>
+      <w:r>
+        <w:t xml:space="preserve"> --</w:t>
+      </w:r>
+      <w:proofErr w:type="spellStart"/>
+      <w:r>
+        <w:t>headed</w:t>
+      </w:r>
+      <w:proofErr w:type="spellEnd"/>
+      <w:r>
+        <w:t>.</w:t>
+      </w:r>
+    </w:p>
+    <w:p>
+      <w:pPr>
+        <w:numPr>
+          <w:ilvl w:val="0"/>
+          <w:numId w:val="44"/>
+        </w:numPr>
+        <w:spacing w:after="0"/>
+      </w:pPr>
+      <w:r>
+        <w:t xml:space="preserve">Configurar os scripts no </w:t>
+      </w:r>
+      <w:proofErr w:type="spellStart"/>
+      <w:proofErr w:type="gramStart"/>
+      <w:r>
+        <w:t>package.json</w:t>
+      </w:r>
+      <w:proofErr w:type="spellEnd"/>
+      <w:proofErr w:type="gramEnd"/>
+      <w:r>
+        <w:t>.</w:t>
+      </w:r>
+    </w:p>
+    <w:p>
+      <w:pPr>
+        <w:numPr>
+          <w:ilvl w:val="0"/>
+          <w:numId w:val="44"/>
+        </w:numPr>
+        <w:spacing w:after="0"/>
+      </w:pPr>
+      <w:r>
+        <w:t xml:space="preserve">Executar os três scripts usando </w:t>
+      </w:r>
+      <w:proofErr w:type="spellStart"/>
+      <w:r>
+        <w:t>npm</w:t>
+      </w:r>
+      <w:proofErr w:type="spellEnd"/>
+      <w:r>
+        <w:t>.</w:t>
+      </w:r>
+    </w:p>
+    <w:p>
+      <w:pPr>
+        <w:numPr>
+          <w:ilvl w:val="0"/>
+          <w:numId w:val="44"/>
+        </w:numPr>
+        <w:spacing w:after="0"/>
+      </w:pPr>
+      <w:r>
+        <w:t>Verificar os resultados dos testes.</w:t>
       </w:r>
     </w:p>
     <w:p>
@@ -17667,12 +20180,17 @@
     <w:p>
       <w:pPr>
         <w:spacing w:after="0"/>
-      </w:pPr>
-      <w:r>
-        <w:rPr>
-          <w:b/>
-          <w:bCs/>
-        </w:rPr>
+        <w:rPr>
+          <w:b/>
+          <w:bCs/>
+        </w:rPr>
+      </w:pPr>
+      <w:r>
+        <w:rPr>
+          <w:b/>
+          <w:bCs/>
+        </w:rPr>
+        <w:lastRenderedPageBreak/>
         <w:t>1</w:t>
       </w:r>
       <w:r>
@@ -17688,6 +20206,1031 @@
           <w:bCs/>
         </w:rPr>
         <w:t xml:space="preserve">. </w:t>
+      </w:r>
+      <w:r>
+        <w:rPr>
+          <w:b/>
+          <w:bCs/>
+        </w:rPr>
+        <w:t>GRAVANDO VIDEOS DAS EXECUÇÕES E SCREENSHOTS DAS FALHAS</w:t>
+      </w:r>
+    </w:p>
+    <w:p>
+      <w:pPr>
+        <w:spacing w:after="0"/>
+        <w:rPr>
+          <w:b/>
+          <w:bCs/>
+        </w:rPr>
+      </w:pPr>
+    </w:p>
+    <w:p>
+      <w:pPr>
+        <w:spacing w:after="0"/>
+        <w:rPr>
+          <w:b/>
+          <w:bCs/>
+        </w:rPr>
+      </w:pPr>
+      <w:r>
+        <w:rPr>
+          <w:b/>
+          <w:bCs/>
+        </w:rPr>
+        <w:t>1. Configuração no cypress.config.js</w:t>
+      </w:r>
+    </w:p>
+    <w:p>
+      <w:pPr>
+        <w:spacing w:after="0"/>
+      </w:pPr>
+      <w:r>
+        <w:t xml:space="preserve">Para gravar vídeos das execuções, habilite </w:t>
+      </w:r>
+      <w:proofErr w:type="spellStart"/>
+      <w:r>
+        <w:t>video</w:t>
+      </w:r>
+      <w:proofErr w:type="spellEnd"/>
+      <w:r>
+        <w:t xml:space="preserve">: </w:t>
+      </w:r>
+      <w:proofErr w:type="spellStart"/>
+      <w:r>
+        <w:t>true</w:t>
+      </w:r>
+      <w:proofErr w:type="spellEnd"/>
+      <w:r>
+        <w:t xml:space="preserve"> na configuração principal:</w:t>
+      </w:r>
+    </w:p>
+    <w:p>
+      <w:pPr>
+        <w:spacing w:after="0"/>
+      </w:pPr>
+    </w:p>
+    <w:p>
+      <w:pPr>
+        <w:spacing w:after="0"/>
+      </w:pPr>
+      <w:proofErr w:type="spellStart"/>
+      <w:r>
+        <w:t>const</w:t>
+      </w:r>
+      <w:proofErr w:type="spellEnd"/>
+      <w:r>
+        <w:t xml:space="preserve"> </w:t>
+      </w:r>
+      <w:proofErr w:type="gramStart"/>
+      <w:r>
+        <w:t xml:space="preserve">{ </w:t>
+      </w:r>
+      <w:proofErr w:type="spellStart"/>
+      <w:r>
+        <w:t>defineConfig</w:t>
+      </w:r>
+      <w:proofErr w:type="spellEnd"/>
+      <w:proofErr w:type="gramEnd"/>
+      <w:r>
+        <w:t xml:space="preserve"> } = require("</w:t>
+      </w:r>
+      <w:proofErr w:type="spellStart"/>
+      <w:r>
+        <w:t>cypress</w:t>
+      </w:r>
+      <w:proofErr w:type="spellEnd"/>
+      <w:r>
+        <w:t>");</w:t>
+      </w:r>
+    </w:p>
+    <w:p>
+      <w:pPr>
+        <w:spacing w:after="0"/>
+      </w:pPr>
+    </w:p>
+    <w:p>
+      <w:pPr>
+        <w:spacing w:after="0"/>
+      </w:pPr>
+      <w:proofErr w:type="spellStart"/>
+      <w:proofErr w:type="gramStart"/>
+      <w:r>
+        <w:t>module.exports</w:t>
+      </w:r>
+      <w:proofErr w:type="spellEnd"/>
+      <w:proofErr w:type="gramEnd"/>
+      <w:r>
+        <w:t xml:space="preserve"> = </w:t>
+      </w:r>
+      <w:proofErr w:type="spellStart"/>
+      <w:proofErr w:type="gramStart"/>
+      <w:r>
+        <w:t>defineConfig</w:t>
+      </w:r>
+      <w:proofErr w:type="spellEnd"/>
+      <w:r>
+        <w:t>(</w:t>
+      </w:r>
+      <w:proofErr w:type="gramEnd"/>
+      <w:r>
+        <w:t>{</w:t>
+      </w:r>
+    </w:p>
+    <w:p>
+      <w:pPr>
+        <w:spacing w:after="0"/>
+      </w:pPr>
+      <w:r>
+        <w:t xml:space="preserve">  </w:t>
+      </w:r>
+      <w:proofErr w:type="spellStart"/>
+      <w:r>
+        <w:t>allowCypressEnv</w:t>
+      </w:r>
+      <w:proofErr w:type="spellEnd"/>
+      <w:r>
+        <w:t>: false,</w:t>
+      </w:r>
+    </w:p>
+    <w:p>
+      <w:pPr>
+        <w:spacing w:after="0"/>
+      </w:pPr>
+      <w:r>
+        <w:t xml:space="preserve">  </w:t>
+      </w:r>
+      <w:proofErr w:type="spellStart"/>
+      <w:r>
+        <w:t>video</w:t>
+      </w:r>
+      <w:proofErr w:type="spellEnd"/>
+      <w:r>
+        <w:t xml:space="preserve">: </w:t>
+      </w:r>
+      <w:proofErr w:type="spellStart"/>
+      <w:r>
+        <w:t>true</w:t>
+      </w:r>
+      <w:proofErr w:type="spellEnd"/>
+      <w:r>
+        <w:t>,</w:t>
+      </w:r>
+    </w:p>
+    <w:p>
+      <w:pPr>
+        <w:spacing w:after="0"/>
+      </w:pPr>
+    </w:p>
+    <w:p>
+      <w:pPr>
+        <w:spacing w:after="0"/>
+      </w:pPr>
+      <w:r>
+        <w:t xml:space="preserve">  e2e: {</w:t>
+      </w:r>
+    </w:p>
+    <w:p>
+      <w:pPr>
+        <w:spacing w:after="0"/>
+      </w:pPr>
+      <w:r>
+        <w:t xml:space="preserve">    </w:t>
+      </w:r>
+      <w:proofErr w:type="spellStart"/>
+      <w:r>
+        <w:t>screenshotOnRunFailure</w:t>
+      </w:r>
+      <w:proofErr w:type="spellEnd"/>
+      <w:r>
+        <w:t xml:space="preserve">: </w:t>
+      </w:r>
+      <w:proofErr w:type="spellStart"/>
+      <w:r>
+        <w:t>true</w:t>
+      </w:r>
+      <w:proofErr w:type="spellEnd"/>
+      <w:r>
+        <w:t>,</w:t>
+      </w:r>
+    </w:p>
+    <w:p>
+      <w:pPr>
+        <w:spacing w:after="0"/>
+      </w:pPr>
+    </w:p>
+    <w:p>
+      <w:pPr>
+        <w:spacing w:after="0"/>
+      </w:pPr>
+      <w:r>
+        <w:t xml:space="preserve">    </w:t>
+      </w:r>
+      <w:proofErr w:type="spellStart"/>
+      <w:proofErr w:type="gramStart"/>
+      <w:r>
+        <w:t>setupNodeEvents</w:t>
+      </w:r>
+      <w:proofErr w:type="spellEnd"/>
+      <w:r>
+        <w:t>(</w:t>
+      </w:r>
+      <w:proofErr w:type="spellStart"/>
+      <w:proofErr w:type="gramEnd"/>
+      <w:r>
+        <w:t>on</w:t>
+      </w:r>
+      <w:proofErr w:type="spellEnd"/>
+      <w:r>
+        <w:t xml:space="preserve">, </w:t>
+      </w:r>
+      <w:proofErr w:type="spellStart"/>
+      <w:r>
+        <w:t>config</w:t>
+      </w:r>
+      <w:proofErr w:type="spellEnd"/>
+      <w:r>
+        <w:t>) {</w:t>
+      </w:r>
+    </w:p>
+    <w:p>
+      <w:pPr>
+        <w:spacing w:after="0"/>
+      </w:pPr>
+      <w:r>
+        <w:t xml:space="preserve">      // </w:t>
+      </w:r>
+      <w:proofErr w:type="spellStart"/>
+      <w:r>
+        <w:t>implement</w:t>
+      </w:r>
+      <w:proofErr w:type="spellEnd"/>
+      <w:r>
+        <w:t xml:space="preserve"> node </w:t>
+      </w:r>
+      <w:proofErr w:type="spellStart"/>
+      <w:r>
+        <w:t>event</w:t>
+      </w:r>
+      <w:proofErr w:type="spellEnd"/>
+      <w:r>
+        <w:t xml:space="preserve"> </w:t>
+      </w:r>
+      <w:proofErr w:type="spellStart"/>
+      <w:r>
+        <w:t>listeners</w:t>
+      </w:r>
+      <w:proofErr w:type="spellEnd"/>
+      <w:r>
+        <w:t xml:space="preserve"> </w:t>
+      </w:r>
+      <w:proofErr w:type="spellStart"/>
+      <w:r>
+        <w:t>here</w:t>
+      </w:r>
+      <w:proofErr w:type="spellEnd"/>
+    </w:p>
+    <w:p>
+      <w:pPr>
+        <w:spacing w:after="0"/>
+      </w:pPr>
+      <w:r>
+        <w:t xml:space="preserve">    },</w:t>
+      </w:r>
+    </w:p>
+    <w:p>
+      <w:pPr>
+        <w:spacing w:after="0"/>
+      </w:pPr>
+      <w:r>
+        <w:t xml:space="preserve">  },</w:t>
+      </w:r>
+    </w:p>
+    <w:p>
+      <w:pPr>
+        <w:spacing w:after="0"/>
+      </w:pPr>
+      <w:r>
+        <w:t>});</w:t>
+      </w:r>
+    </w:p>
+    <w:p>
+      <w:pPr>
+        <w:spacing w:after="0"/>
+      </w:pPr>
+    </w:p>
+    <w:p>
+      <w:pPr>
+        <w:pStyle w:val="PargrafodaLista"/>
+        <w:numPr>
+          <w:ilvl w:val="0"/>
+          <w:numId w:val="47"/>
+        </w:numPr>
+        <w:spacing w:after="0"/>
+      </w:pPr>
+      <w:proofErr w:type="spellStart"/>
+      <w:r>
+        <w:rPr>
+          <w:b/>
+          <w:bCs/>
+        </w:rPr>
+        <w:t>video</w:t>
+      </w:r>
+      <w:proofErr w:type="spellEnd"/>
+      <w:r>
+        <w:rPr>
+          <w:b/>
+          <w:bCs/>
+        </w:rPr>
+        <w:t>:</w:t>
+      </w:r>
+      <w:r>
+        <w:t xml:space="preserve"> </w:t>
+      </w:r>
+      <w:proofErr w:type="spellStart"/>
+      <w:r>
+        <w:t>true</w:t>
+      </w:r>
+      <w:proofErr w:type="spellEnd"/>
+      <w:r>
+        <w:t>: grava um vídeo da execução dos testes via linha de comando.</w:t>
+      </w:r>
+    </w:p>
+    <w:p>
+      <w:pPr>
+        <w:pStyle w:val="PargrafodaLista"/>
+        <w:numPr>
+          <w:ilvl w:val="0"/>
+          <w:numId w:val="47"/>
+        </w:numPr>
+        <w:spacing w:after="0"/>
+      </w:pPr>
+      <w:proofErr w:type="spellStart"/>
+      <w:r>
+        <w:rPr>
+          <w:b/>
+          <w:bCs/>
+        </w:rPr>
+        <w:t>screenshotOnRunFailure</w:t>
+      </w:r>
+      <w:proofErr w:type="spellEnd"/>
+      <w:r>
+        <w:rPr>
+          <w:b/>
+          <w:bCs/>
+        </w:rPr>
+        <w:t>:</w:t>
+      </w:r>
+      <w:r>
+        <w:t xml:space="preserve"> </w:t>
+      </w:r>
+      <w:proofErr w:type="spellStart"/>
+      <w:r>
+        <w:t>true</w:t>
+      </w:r>
+      <w:proofErr w:type="spellEnd"/>
+      <w:r>
+        <w:t xml:space="preserve">: tira </w:t>
+      </w:r>
+      <w:proofErr w:type="spellStart"/>
+      <w:r>
+        <w:t>screenshots</w:t>
+      </w:r>
+      <w:proofErr w:type="spellEnd"/>
+      <w:r>
+        <w:t xml:space="preserve"> quando os testes falham durante </w:t>
+      </w:r>
+      <w:proofErr w:type="spellStart"/>
+      <w:r>
+        <w:t>cypress</w:t>
+      </w:r>
+      <w:proofErr w:type="spellEnd"/>
+      <w:r>
+        <w:t xml:space="preserve"> </w:t>
+      </w:r>
+      <w:proofErr w:type="spellStart"/>
+      <w:r>
+        <w:t>run</w:t>
+      </w:r>
+      <w:proofErr w:type="spellEnd"/>
+      <w:r>
+        <w:t>.</w:t>
+      </w:r>
+    </w:p>
+    <w:p>
+      <w:pPr>
+        <w:spacing w:after="0"/>
+        <w:rPr>
+          <w:b/>
+          <w:bCs/>
+        </w:rPr>
+      </w:pPr>
+    </w:p>
+    <w:p>
+      <w:pPr>
+        <w:spacing w:after="0"/>
+        <w:rPr>
+          <w:b/>
+          <w:bCs/>
+        </w:rPr>
+      </w:pPr>
+      <w:r>
+        <w:rPr>
+          <w:b/>
+          <w:bCs/>
+        </w:rPr>
+        <w:t>2. Onde os arquivos são salvos?</w:t>
+      </w:r>
+    </w:p>
+    <w:p>
+      <w:pPr>
+        <w:spacing w:after="0"/>
+        <w:rPr>
+          <w:b/>
+          <w:bCs/>
+        </w:rPr>
+      </w:pPr>
+    </w:p>
+    <w:tbl>
+      <w:tblPr>
+        <w:tblW w:w="0" w:type="auto"/>
+        <w:tblCellSpacing w:w="15" w:type="dxa"/>
+        <w:tblBorders>
+          <w:top w:val="single" w:sz="4" w:space="0" w:color="auto"/>
+          <w:left w:val="single" w:sz="4" w:space="0" w:color="auto"/>
+          <w:bottom w:val="single" w:sz="4" w:space="0" w:color="auto"/>
+          <w:right w:val="single" w:sz="4" w:space="0" w:color="auto"/>
+          <w:insideH w:val="single" w:sz="4" w:space="0" w:color="auto"/>
+          <w:insideV w:val="single" w:sz="4" w:space="0" w:color="auto"/>
+        </w:tblBorders>
+        <w:tblCellMar>
+          <w:top w:w="15" w:type="dxa"/>
+          <w:left w:w="15" w:type="dxa"/>
+          <w:bottom w:w="15" w:type="dxa"/>
+          <w:right w:w="15" w:type="dxa"/>
+        </w:tblCellMar>
+        <w:tblLook w:val="04A0" w:firstRow="1" w:lastRow="0" w:firstColumn="1" w:lastColumn="0" w:noHBand="0" w:noVBand="1"/>
+      </w:tblPr>
+      <w:tblGrid>
+        <w:gridCol w:w="1273"/>
+        <w:gridCol w:w="2162"/>
+      </w:tblGrid>
+      <w:tr>
+        <w:trPr>
+          <w:tblCellSpacing w:w="15" w:type="dxa"/>
+        </w:trPr>
+        <w:tc>
+          <w:tcPr>
+            <w:tcW w:w="0" w:type="auto"/>
+            <w:vAlign w:val="center"/>
+            <w:hideMark/>
+          </w:tcPr>
+          <w:p>
+            <w:pPr>
+              <w:spacing w:after="0"/>
+              <w:rPr>
+                <w:b/>
+                <w:bCs/>
+              </w:rPr>
+            </w:pPr>
+            <w:r>
+              <w:rPr>
+                <w:b/>
+                <w:bCs/>
+              </w:rPr>
+              <w:t>Arquivo</w:t>
+            </w:r>
+          </w:p>
+        </w:tc>
+        <w:tc>
+          <w:tcPr>
+            <w:tcW w:w="0" w:type="auto"/>
+            <w:vAlign w:val="center"/>
+            <w:hideMark/>
+          </w:tcPr>
+          <w:p>
+            <w:pPr>
+              <w:spacing w:after="0"/>
+              <w:rPr>
+                <w:b/>
+                <w:bCs/>
+              </w:rPr>
+            </w:pPr>
+            <w:r>
+              <w:rPr>
+                <w:b/>
+                <w:bCs/>
+              </w:rPr>
+              <w:t>Caminho padrão</w:t>
+            </w:r>
+          </w:p>
+        </w:tc>
+      </w:tr>
+      <w:tr>
+        <w:trPr>
+          <w:tblCellSpacing w:w="15" w:type="dxa"/>
+        </w:trPr>
+        <w:tc>
+          <w:tcPr>
+            <w:tcW w:w="0" w:type="auto"/>
+            <w:vAlign w:val="center"/>
+            <w:hideMark/>
+          </w:tcPr>
+          <w:p>
+            <w:pPr>
+              <w:spacing w:after="0"/>
+            </w:pPr>
+            <w:r>
+              <w:t>Vídeos</w:t>
+            </w:r>
+          </w:p>
+        </w:tc>
+        <w:tc>
+          <w:tcPr>
+            <w:tcW w:w="0" w:type="auto"/>
+            <w:vAlign w:val="center"/>
+            <w:hideMark/>
+          </w:tcPr>
+          <w:p>
+            <w:pPr>
+              <w:spacing w:after="0"/>
+            </w:pPr>
+            <w:proofErr w:type="spellStart"/>
+            <w:r>
+              <w:t>cypress</w:t>
+            </w:r>
+            <w:proofErr w:type="spellEnd"/>
+            <w:r>
+              <w:t>/</w:t>
+            </w:r>
+            <w:proofErr w:type="spellStart"/>
+            <w:r>
+              <w:t>videos</w:t>
+            </w:r>
+            <w:proofErr w:type="spellEnd"/>
+            <w:r>
+              <w:t>/</w:t>
+            </w:r>
+          </w:p>
+        </w:tc>
+      </w:tr>
+      <w:tr>
+        <w:trPr>
+          <w:tblCellSpacing w:w="15" w:type="dxa"/>
+        </w:trPr>
+        <w:tc>
+          <w:tcPr>
+            <w:tcW w:w="0" w:type="auto"/>
+            <w:vAlign w:val="center"/>
+            <w:hideMark/>
+          </w:tcPr>
+          <w:p>
+            <w:pPr>
+              <w:spacing w:after="0"/>
+            </w:pPr>
+            <w:proofErr w:type="spellStart"/>
+            <w:r>
+              <w:t>Screenshots</w:t>
+            </w:r>
+            <w:proofErr w:type="spellEnd"/>
+          </w:p>
+        </w:tc>
+        <w:tc>
+          <w:tcPr>
+            <w:tcW w:w="0" w:type="auto"/>
+            <w:vAlign w:val="center"/>
+            <w:hideMark/>
+          </w:tcPr>
+          <w:p>
+            <w:pPr>
+              <w:spacing w:after="0"/>
+            </w:pPr>
+            <w:proofErr w:type="spellStart"/>
+            <w:r>
+              <w:t>cypress</w:t>
+            </w:r>
+            <w:proofErr w:type="spellEnd"/>
+            <w:r>
+              <w:t>/</w:t>
+            </w:r>
+            <w:proofErr w:type="spellStart"/>
+            <w:r>
+              <w:t>screenshots</w:t>
+            </w:r>
+            <w:proofErr w:type="spellEnd"/>
+            <w:r>
+              <w:t>/</w:t>
+            </w:r>
+          </w:p>
+        </w:tc>
+      </w:tr>
+    </w:tbl>
+    <w:p>
+      <w:pPr>
+        <w:spacing w:after="0"/>
+      </w:pPr>
+    </w:p>
+    <w:p>
+      <w:pPr>
+        <w:spacing w:after="0"/>
+      </w:pPr>
+      <w:r>
+        <w:t>O Cypress pode substituir os vídeos anteriores quando uma nova execução gera arquivos com os mesmos nomes. Os arquivos ocupam espaço, por isso é importante avaliar se vale a pena mantê-los em todas as execuções.</w:t>
+      </w:r>
+    </w:p>
+    <w:p>
+      <w:pPr>
+        <w:spacing w:after="0"/>
+        <w:rPr>
+          <w:b/>
+          <w:bCs/>
+        </w:rPr>
+      </w:pPr>
+    </w:p>
+    <w:p>
+      <w:pPr>
+        <w:spacing w:after="0"/>
+        <w:rPr>
+          <w:b/>
+          <w:bCs/>
+        </w:rPr>
+      </w:pPr>
+      <w:r>
+        <w:rPr>
+          <w:b/>
+          <w:bCs/>
+        </w:rPr>
+        <w:t xml:space="preserve">3. Como funciona o </w:t>
+      </w:r>
+      <w:proofErr w:type="spellStart"/>
+      <w:r>
+        <w:rPr>
+          <w:b/>
+          <w:bCs/>
+        </w:rPr>
+        <w:t>screenshot</w:t>
+      </w:r>
+      <w:proofErr w:type="spellEnd"/>
+      <w:r>
+        <w:rPr>
+          <w:b/>
+          <w:bCs/>
+        </w:rPr>
+        <w:t xml:space="preserve"> de falha?</w:t>
+      </w:r>
+    </w:p>
+    <w:p>
+      <w:pPr>
+        <w:spacing w:after="0"/>
+      </w:pPr>
+    </w:p>
+    <w:p>
+      <w:pPr>
+        <w:spacing w:after="0"/>
+      </w:pPr>
+      <w:r>
+        <w:t>Imagine que o teste espera esta mensagem:</w:t>
+      </w:r>
+    </w:p>
+    <w:p>
+      <w:pPr>
+        <w:spacing w:after="0"/>
+      </w:pPr>
+      <w:proofErr w:type="spellStart"/>
+      <w:r>
+        <w:t>cy.get</w:t>
+      </w:r>
+      <w:proofErr w:type="spellEnd"/>
+      <w:r>
+        <w:t>('.</w:t>
+      </w:r>
+      <w:proofErr w:type="spellStart"/>
+      <w:r>
+        <w:t>toast</w:t>
+      </w:r>
+      <w:proofErr w:type="spellEnd"/>
+      <w:r>
+        <w:t>')</w:t>
+      </w:r>
+    </w:p>
+    <w:p>
+      <w:pPr>
+        <w:spacing w:after="0"/>
+      </w:pPr>
+      <w:r>
+        <w:t xml:space="preserve">  </w:t>
+      </w:r>
+      <w:proofErr w:type="gramStart"/>
+      <w:r>
+        <w:t>.</w:t>
+      </w:r>
+      <w:proofErr w:type="spellStart"/>
+      <w:r>
+        <w:t>should</w:t>
+      </w:r>
+      <w:proofErr w:type="spellEnd"/>
+      <w:proofErr w:type="gramEnd"/>
+      <w:r>
+        <w:t>('</w:t>
+      </w:r>
+      <w:proofErr w:type="spellStart"/>
+      <w:proofErr w:type="gramStart"/>
+      <w:r>
+        <w:t>be.visible</w:t>
+      </w:r>
+      <w:proofErr w:type="spellEnd"/>
+      <w:proofErr w:type="gramEnd"/>
+      <w:r>
+        <w:t>')</w:t>
+      </w:r>
+    </w:p>
+    <w:p>
+      <w:pPr>
+        <w:spacing w:after="0"/>
+      </w:pPr>
+      <w:r>
+        <w:t xml:space="preserve">  .</w:t>
+      </w:r>
+      <w:proofErr w:type="spellStart"/>
+      <w:proofErr w:type="gramStart"/>
+      <w:r>
+        <w:t>and</w:t>
+      </w:r>
+      <w:proofErr w:type="spellEnd"/>
+      <w:r>
+        <w:t>(</w:t>
+      </w:r>
+      <w:proofErr w:type="gramEnd"/>
+      <w:r>
+        <w:t>'</w:t>
+      </w:r>
+      <w:proofErr w:type="spellStart"/>
+      <w:r>
+        <w:t>have.text</w:t>
+      </w:r>
+      <w:proofErr w:type="spellEnd"/>
+      <w:r>
+        <w:t>', 'Erro no login, tente novamente')</w:t>
+      </w:r>
+    </w:p>
+    <w:p>
+      <w:pPr>
+        <w:spacing w:after="0"/>
+      </w:pPr>
+    </w:p>
+    <w:p>
+      <w:pPr>
+        <w:spacing w:after="0"/>
+      </w:pPr>
+      <w:r>
+        <w:t>Mas a aplicação apresenta Sucesso.</w:t>
+      </w:r>
+    </w:p>
+    <w:p>
+      <w:pPr>
+        <w:spacing w:after="0"/>
+      </w:pPr>
+    </w:p>
+    <w:p>
+      <w:pPr>
+        <w:spacing w:after="0"/>
+      </w:pPr>
+      <w:r>
+        <w:t>O Cypress identifica a falha na asserção e, com a captura habilitada, salva uma imagem para ajudar a investigar o problema. O vídeo também permite rever a execução.</w:t>
+      </w:r>
+    </w:p>
+    <w:p>
+      <w:pPr>
+        <w:spacing w:after="0"/>
+      </w:pPr>
+      <w:r>
+        <w:rPr>
+          <w:b/>
+          <w:bCs/>
+        </w:rPr>
+        <w:lastRenderedPageBreak/>
+        <w:t>Importante:</w:t>
+      </w:r>
+      <w:r>
+        <w:t xml:space="preserve"> não é necessário provocar erros na aplicação para configurar esse recurso. O exemplo da aula foi apenas uma demonstração.</w:t>
+      </w:r>
+    </w:p>
+    <w:p>
+      <w:pPr>
+        <w:spacing w:after="0"/>
+        <w:rPr>
+          <w:b/>
+          <w:bCs/>
+        </w:rPr>
+      </w:pPr>
+    </w:p>
+    <w:p>
+      <w:pPr>
+        <w:spacing w:after="0"/>
+        <w:rPr>
+          <w:b/>
+          <w:bCs/>
+        </w:rPr>
+      </w:pPr>
+      <w:r>
+        <w:rPr>
+          <w:b/>
+          <w:bCs/>
+        </w:rPr>
+        <w:t xml:space="preserve">4. Como tirar </w:t>
+      </w:r>
+      <w:proofErr w:type="spellStart"/>
+      <w:r>
+        <w:rPr>
+          <w:b/>
+          <w:bCs/>
+        </w:rPr>
+        <w:t>screenshots</w:t>
+      </w:r>
+      <w:proofErr w:type="spellEnd"/>
+      <w:r>
+        <w:rPr>
+          <w:b/>
+          <w:bCs/>
+        </w:rPr>
+        <w:t xml:space="preserve"> manualmente?</w:t>
+      </w:r>
+    </w:p>
+    <w:p>
+      <w:pPr>
+        <w:spacing w:after="0"/>
+      </w:pPr>
+      <w:r>
+        <w:t>Para capturar uma imagem em um ponto específico do teste:</w:t>
+      </w:r>
+    </w:p>
+    <w:p>
+      <w:pPr>
+        <w:spacing w:after="0"/>
+      </w:pPr>
+      <w:proofErr w:type="spellStart"/>
+      <w:proofErr w:type="gramStart"/>
+      <w:r>
+        <w:t>cy.screenshot</w:t>
+      </w:r>
+      <w:proofErr w:type="spellEnd"/>
+      <w:proofErr w:type="gramEnd"/>
+      <w:r>
+        <w:t>('login-realizado-com-sucesso')</w:t>
+      </w:r>
+    </w:p>
+    <w:p>
+      <w:pPr>
+        <w:spacing w:after="0"/>
+      </w:pPr>
+    </w:p>
+    <w:p>
+      <w:pPr>
+        <w:spacing w:after="0"/>
+      </w:pPr>
+      <w:r>
+        <w:t>Essa instrução pode ser colocada depois da validação do login. Diferentemente da captura automática por falha, ela permite registrar também uma execução bem-sucedida.</w:t>
+      </w:r>
+    </w:p>
+    <w:p>
+      <w:pPr>
+        <w:spacing w:after="0"/>
+        <w:rPr>
+          <w:b/>
+          <w:bCs/>
+        </w:rPr>
+      </w:pPr>
+    </w:p>
+    <w:p>
+      <w:pPr>
+        <w:spacing w:after="0"/>
+        <w:rPr>
+          <w:b/>
+          <w:bCs/>
+        </w:rPr>
+      </w:pPr>
+      <w:r>
+        <w:rPr>
+          <w:b/>
+          <w:bCs/>
+        </w:rPr>
+        <w:t>5. Como equilibrar velocidade e evidências?</w:t>
+      </w:r>
+    </w:p>
+    <w:p>
+      <w:pPr>
+        <w:spacing w:after="0"/>
+      </w:pPr>
+      <w:r>
+        <w:t>Para o seu projeto, recomendo:</w:t>
+      </w:r>
+    </w:p>
+    <w:p>
+      <w:pPr>
+        <w:numPr>
+          <w:ilvl w:val="0"/>
+          <w:numId w:val="46"/>
+        </w:numPr>
+        <w:spacing w:after="0"/>
+      </w:pPr>
+      <w:r>
+        <w:t xml:space="preserve">Durante o aprendizado: mantenha </w:t>
+      </w:r>
+      <w:proofErr w:type="spellStart"/>
+      <w:r>
+        <w:t>video</w:t>
+      </w:r>
+      <w:proofErr w:type="spellEnd"/>
+      <w:r>
+        <w:t xml:space="preserve">: </w:t>
+      </w:r>
+      <w:proofErr w:type="spellStart"/>
+      <w:r>
+        <w:t>true</w:t>
+      </w:r>
+      <w:proofErr w:type="spellEnd"/>
+      <w:r>
+        <w:t xml:space="preserve"> para rever as execuções.</w:t>
+      </w:r>
+    </w:p>
+    <w:p>
+      <w:pPr>
+        <w:numPr>
+          <w:ilvl w:val="0"/>
+          <w:numId w:val="46"/>
+        </w:numPr>
+        <w:spacing w:after="0"/>
+      </w:pPr>
+      <w:r>
+        <w:t xml:space="preserve">Durante a investigação de falhas: mantenha </w:t>
+      </w:r>
+      <w:proofErr w:type="spellStart"/>
+      <w:r>
+        <w:t>screenshotOnRunFailure</w:t>
+      </w:r>
+      <w:proofErr w:type="spellEnd"/>
+      <w:r>
+        <w:t xml:space="preserve">: </w:t>
+      </w:r>
+      <w:proofErr w:type="spellStart"/>
+      <w:r>
+        <w:t>true</w:t>
+      </w:r>
+      <w:proofErr w:type="spellEnd"/>
+      <w:r>
+        <w:t>.</w:t>
+      </w:r>
+    </w:p>
+    <w:p>
+      <w:pPr>
+        <w:numPr>
+          <w:ilvl w:val="0"/>
+          <w:numId w:val="46"/>
+        </w:numPr>
+        <w:spacing w:after="0"/>
+      </w:pPr>
+      <w:r>
+        <w:t>Nas execuções rotineiras: se quiser economizar tempo e espaço, remova a captura manual quando não precisar dela. Você pode manter o vídeo habilitado.</w:t>
+      </w:r>
+    </w:p>
+    <w:p>
+      <w:pPr>
+        <w:spacing w:after="0"/>
+      </w:pPr>
+    </w:p>
+    <w:p>
+      <w:pPr>
+        <w:spacing w:after="0"/>
+      </w:pPr>
+      <w:r>
+        <w:t>A gravação de vídeos pode aumentar o tempo de execução, mas o ganho ao desabilitá-la varia conforme o projeto e o ambiente.</w:t>
+      </w:r>
+    </w:p>
+    <w:p>
+      <w:pPr>
+        <w:spacing w:after="0"/>
+      </w:pPr>
+    </w:p>
+    <w:p>
+      <w:pPr>
+        <w:spacing w:after="0"/>
+      </w:pPr>
+      <w:r>
+        <w:rPr>
+          <w:b/>
+          <w:bCs/>
+        </w:rPr>
+        <w:t>Resumo:</w:t>
+      </w:r>
+      <w:r>
+        <w:t xml:space="preserve"> vídeo registra a execução; </w:t>
+      </w:r>
+      <w:proofErr w:type="spellStart"/>
+      <w:r>
+        <w:t>screenshot</w:t>
+      </w:r>
+      <w:proofErr w:type="spellEnd"/>
+      <w:r>
+        <w:t xml:space="preserve"> registra uma imagem de um momento específico; a captura automática de falhas ajuda a investigar testes que não passaram.</w:t>
       </w:r>
     </w:p>
     <w:p>
@@ -17712,6 +21255,10 @@
     <w:p>
       <w:pPr>
         <w:spacing w:after="0"/>
+        <w:rPr>
+          <w:b/>
+          <w:bCs/>
+        </w:rPr>
       </w:pPr>
       <w:r>
         <w:rPr>
@@ -17734,6 +21281,1552 @@
         </w:rPr>
         <w:t xml:space="preserve">. </w:t>
       </w:r>
+      <w:r>
+        <w:rPr>
+          <w:b/>
+          <w:bCs/>
+        </w:rPr>
+        <w:t>USANDO FIXTURES</w:t>
+      </w:r>
+    </w:p>
+    <w:p>
+      <w:pPr>
+        <w:spacing w:after="0"/>
+      </w:pPr>
+    </w:p>
+    <w:p>
+      <w:pPr>
+        <w:spacing w:after="0"/>
+      </w:pPr>
+      <w:hyperlink r:id="rId22" w:history="1">
+        <w:proofErr w:type="spellStart"/>
+        <w:r>
+          <w:rPr>
+            <w:rStyle w:val="Hyperlink"/>
+          </w:rPr>
+          <w:t>Fixture</w:t>
+        </w:r>
+        <w:proofErr w:type="spellEnd"/>
+      </w:hyperlink>
+    </w:p>
+    <w:p>
+      <w:pPr>
+        <w:spacing w:after="0"/>
+      </w:pPr>
+    </w:p>
+    <w:p>
+      <w:pPr>
+        <w:spacing w:after="0"/>
+        <w:rPr>
+          <w:b/>
+          <w:bCs/>
+        </w:rPr>
+      </w:pPr>
+      <w:r>
+        <w:rPr>
+          <w:b/>
+          <w:bCs/>
+        </w:rPr>
+        <w:t xml:space="preserve">1. O que são </w:t>
+      </w:r>
+      <w:proofErr w:type="spellStart"/>
+      <w:r>
+        <w:rPr>
+          <w:b/>
+          <w:bCs/>
+        </w:rPr>
+        <w:t>Fixtures</w:t>
+      </w:r>
+      <w:proofErr w:type="spellEnd"/>
+      <w:r>
+        <w:rPr>
+          <w:b/>
+          <w:bCs/>
+        </w:rPr>
+        <w:t>?</w:t>
+      </w:r>
+    </w:p>
+    <w:p>
+      <w:pPr>
+        <w:spacing w:after="0"/>
+      </w:pPr>
+    </w:p>
+    <w:p>
+      <w:pPr>
+        <w:spacing w:after="0"/>
+      </w:pPr>
+      <w:proofErr w:type="spellStart"/>
+      <w:r>
+        <w:t>Fixtures</w:t>
+      </w:r>
+      <w:proofErr w:type="spellEnd"/>
+      <w:r>
+        <w:t xml:space="preserve"> permitem armazenar dados de teste em arquivos externos, separando os dados do código dos testes. Isso facilita a reutilização e a manutenção: se uma credencial mudar, basta alterar o arquivo correspondente.</w:t>
+      </w:r>
+    </w:p>
+    <w:p>
+      <w:pPr>
+        <w:spacing w:after="0"/>
+      </w:pPr>
+    </w:p>
+    <w:p>
+      <w:pPr>
+        <w:spacing w:after="0"/>
+      </w:pPr>
+      <w:r>
+        <w:t xml:space="preserve">Por padrão, ficam em </w:t>
+      </w:r>
+      <w:proofErr w:type="spellStart"/>
+      <w:r>
+        <w:t>cypress</w:t>
+      </w:r>
+      <w:proofErr w:type="spellEnd"/>
+      <w:r>
+        <w:t>/</w:t>
+      </w:r>
+      <w:proofErr w:type="spellStart"/>
+      <w:r>
+        <w:t>fixtures</w:t>
+      </w:r>
+      <w:proofErr w:type="spellEnd"/>
+      <w:r>
+        <w:t>/.</w:t>
+      </w:r>
+    </w:p>
+    <w:p>
+      <w:pPr>
+        <w:spacing w:after="0"/>
+        <w:rPr>
+          <w:b/>
+          <w:bCs/>
+        </w:rPr>
+      </w:pPr>
+    </w:p>
+    <w:p>
+      <w:pPr>
+        <w:spacing w:after="0"/>
+        <w:rPr>
+          <w:b/>
+          <w:bCs/>
+        </w:rPr>
+      </w:pPr>
+      <w:r>
+        <w:rPr>
+          <w:b/>
+          <w:bCs/>
+        </w:rPr>
+        <w:t>2. Criando o arquivo de dados</w:t>
+      </w:r>
+    </w:p>
+    <w:p>
+      <w:pPr>
+        <w:spacing w:after="0"/>
+        <w:rPr>
+          <w:b/>
+          <w:bCs/>
+        </w:rPr>
+      </w:pPr>
+    </w:p>
+    <w:p>
+      <w:pPr>
+        <w:spacing w:after="0"/>
+      </w:pPr>
+      <w:r>
+        <w:t xml:space="preserve">Crie </w:t>
+      </w:r>
+      <w:proofErr w:type="spellStart"/>
+      <w:r>
+        <w:t>cypress</w:t>
+      </w:r>
+      <w:proofErr w:type="spellEnd"/>
+      <w:r>
+        <w:t>/</w:t>
+      </w:r>
+      <w:proofErr w:type="spellStart"/>
+      <w:r>
+        <w:t>fixtures</w:t>
+      </w:r>
+      <w:proofErr w:type="spellEnd"/>
+      <w:r>
+        <w:t>/</w:t>
+      </w:r>
+      <w:proofErr w:type="spellStart"/>
+      <w:r>
+        <w:t>credenciais.json</w:t>
+      </w:r>
+      <w:proofErr w:type="spellEnd"/>
+      <w:r>
+        <w:t>:</w:t>
+      </w:r>
+    </w:p>
+    <w:p>
+      <w:pPr>
+        <w:spacing w:after="0"/>
+      </w:pPr>
+      <w:r>
+        <w:t>{</w:t>
+      </w:r>
+    </w:p>
+    <w:p>
+      <w:pPr>
+        <w:spacing w:after="0"/>
+      </w:pPr>
+      <w:r>
+        <w:t xml:space="preserve">  "valida": {</w:t>
+      </w:r>
+    </w:p>
+    <w:p>
+      <w:pPr>
+        <w:spacing w:after="0"/>
+      </w:pPr>
+      <w:r>
+        <w:t xml:space="preserve">    "</w:t>
+      </w:r>
+      <w:proofErr w:type="spellStart"/>
+      <w:r>
+        <w:t>usuario</w:t>
+      </w:r>
+      <w:proofErr w:type="spellEnd"/>
+      <w:r>
+        <w:t>": "</w:t>
+      </w:r>
+      <w:proofErr w:type="spellStart"/>
+      <w:r>
+        <w:t>Julio.Lima</w:t>
+      </w:r>
+      <w:proofErr w:type="spellEnd"/>
+      <w:r>
+        <w:t>",</w:t>
+      </w:r>
+    </w:p>
+    <w:p>
+      <w:pPr>
+        <w:spacing w:after="0"/>
+      </w:pPr>
+      <w:r>
+        <w:t xml:space="preserve">    "senha": "23456"</w:t>
+      </w:r>
+    </w:p>
+    <w:p>
+      <w:pPr>
+        <w:spacing w:after="0"/>
+      </w:pPr>
+      <w:r>
+        <w:t xml:space="preserve">  },</w:t>
+      </w:r>
+    </w:p>
+    <w:p>
+      <w:pPr>
+        <w:spacing w:after="0"/>
+      </w:pPr>
+      <w:r>
+        <w:t xml:space="preserve">  "invalida": {</w:t>
+      </w:r>
+    </w:p>
+    <w:p>
+      <w:pPr>
+        <w:spacing w:after="0"/>
+      </w:pPr>
+      <w:r>
+        <w:lastRenderedPageBreak/>
+        <w:t xml:space="preserve">    "</w:t>
+      </w:r>
+      <w:proofErr w:type="spellStart"/>
+      <w:r>
+        <w:t>usuario</w:t>
+      </w:r>
+      <w:proofErr w:type="spellEnd"/>
+      <w:r>
+        <w:t>": "</w:t>
+      </w:r>
+      <w:proofErr w:type="spellStart"/>
+      <w:r>
+        <w:t>Julio.Lima</w:t>
+      </w:r>
+      <w:proofErr w:type="spellEnd"/>
+      <w:r>
+        <w:t>",</w:t>
+      </w:r>
+    </w:p>
+    <w:p>
+      <w:pPr>
+        <w:spacing w:after="0"/>
+      </w:pPr>
+      <w:r>
+        <w:t xml:space="preserve">    "senha": "65432"</w:t>
+      </w:r>
+    </w:p>
+    <w:p>
+      <w:pPr>
+        <w:spacing w:after="0"/>
+      </w:pPr>
+      <w:r>
+        <w:t xml:space="preserve">  }</w:t>
+      </w:r>
+    </w:p>
+    <w:p>
+      <w:pPr>
+        <w:spacing w:after="0"/>
+      </w:pPr>
+      <w:r>
+        <w:t>}</w:t>
+      </w:r>
+    </w:p>
+    <w:p>
+      <w:pPr>
+        <w:spacing w:after="0"/>
+      </w:pPr>
+    </w:p>
+    <w:p>
+      <w:pPr>
+        <w:spacing w:after="0"/>
+      </w:pPr>
+      <w:r>
+        <w:t xml:space="preserve">O arquivo contém dois objetos, </w:t>
+      </w:r>
+      <w:proofErr w:type="spellStart"/>
+      <w:r>
+        <w:t>valida</w:t>
+      </w:r>
+      <w:proofErr w:type="spellEnd"/>
+      <w:r>
+        <w:t xml:space="preserve"> e invalida, cada um com as propriedades </w:t>
+      </w:r>
+      <w:proofErr w:type="spellStart"/>
+      <w:r>
+        <w:t>usuario</w:t>
+      </w:r>
+      <w:proofErr w:type="spellEnd"/>
+      <w:r>
+        <w:t xml:space="preserve"> e senha.</w:t>
+      </w:r>
+    </w:p>
+    <w:p>
+      <w:pPr>
+        <w:spacing w:after="0"/>
+        <w:rPr>
+          <w:b/>
+          <w:bCs/>
+        </w:rPr>
+      </w:pPr>
+    </w:p>
+    <w:p>
+      <w:pPr>
+        <w:spacing w:after="0"/>
+        <w:rPr>
+          <w:b/>
+          <w:bCs/>
+        </w:rPr>
+      </w:pPr>
+      <w:r>
+        <w:rPr>
+          <w:b/>
+          <w:bCs/>
+        </w:rPr>
+        <w:t xml:space="preserve">3. Utilizando a </w:t>
+      </w:r>
+      <w:proofErr w:type="spellStart"/>
+      <w:r>
+        <w:rPr>
+          <w:b/>
+          <w:bCs/>
+        </w:rPr>
+        <w:t>Fixture</w:t>
+      </w:r>
+      <w:proofErr w:type="spellEnd"/>
+      <w:r>
+        <w:rPr>
+          <w:b/>
+          <w:bCs/>
+        </w:rPr>
+        <w:t xml:space="preserve"> nos testes</w:t>
+      </w:r>
+    </w:p>
+    <w:p>
+      <w:pPr>
+        <w:spacing w:after="0"/>
+      </w:pPr>
+      <w:r>
+        <w:t xml:space="preserve">No arquivo </w:t>
+      </w:r>
+      <w:proofErr w:type="spellStart"/>
+      <w:r>
+        <w:t>cypress</w:t>
+      </w:r>
+      <w:proofErr w:type="spellEnd"/>
+      <w:r>
+        <w:t>/e2e/login.cy.js:</w:t>
+      </w:r>
+    </w:p>
+    <w:p>
+      <w:pPr>
+        <w:spacing w:after="0"/>
+      </w:pPr>
+      <w:proofErr w:type="spellStart"/>
+      <w:proofErr w:type="gramStart"/>
+      <w:r>
+        <w:t>describe</w:t>
+      </w:r>
+      <w:proofErr w:type="spellEnd"/>
+      <w:r>
+        <w:t>(</w:t>
+      </w:r>
+      <w:proofErr w:type="gramEnd"/>
+      <w:r>
+        <w:t>'Login', () =&gt; {</w:t>
+      </w:r>
+    </w:p>
+    <w:p>
+      <w:pPr>
+        <w:spacing w:after="0"/>
+      </w:pPr>
+      <w:r>
+        <w:t xml:space="preserve">  </w:t>
+      </w:r>
+      <w:proofErr w:type="spellStart"/>
+      <w:proofErr w:type="gramStart"/>
+      <w:r>
+        <w:t>beforeEach</w:t>
+      </w:r>
+      <w:proofErr w:type="spellEnd"/>
+      <w:r>
+        <w:t>(</w:t>
+      </w:r>
+      <w:proofErr w:type="gramEnd"/>
+      <w:r>
+        <w:t>() =&gt; {</w:t>
+      </w:r>
+    </w:p>
+    <w:p>
+      <w:pPr>
+        <w:spacing w:after="0"/>
+      </w:pPr>
+      <w:r>
+        <w:t xml:space="preserve">    </w:t>
+      </w:r>
+      <w:proofErr w:type="spellStart"/>
+      <w:proofErr w:type="gramStart"/>
+      <w:r>
+        <w:t>cy.visit</w:t>
+      </w:r>
+      <w:proofErr w:type="spellEnd"/>
+      <w:proofErr w:type="gramEnd"/>
+      <w:r>
+        <w:t>('http://localhost:4000')</w:t>
+      </w:r>
+    </w:p>
+    <w:p>
+      <w:pPr>
+        <w:spacing w:after="0"/>
+      </w:pPr>
+      <w:r>
+        <w:t xml:space="preserve">  })</w:t>
+      </w:r>
+    </w:p>
+    <w:p>
+      <w:pPr>
+        <w:spacing w:after="0"/>
+      </w:pPr>
+    </w:p>
+    <w:p>
+      <w:pPr>
+        <w:spacing w:after="0"/>
+      </w:pPr>
+      <w:r>
+        <w:t xml:space="preserve">  </w:t>
+      </w:r>
+      <w:proofErr w:type="gramStart"/>
+      <w:r>
+        <w:t>it(</w:t>
+      </w:r>
+      <w:proofErr w:type="gramEnd"/>
+      <w:r>
+        <w:t>'Login válido deve permitir entrada no sistema', () =&gt; {</w:t>
+      </w:r>
+    </w:p>
+    <w:p>
+      <w:pPr>
+        <w:spacing w:after="0"/>
+      </w:pPr>
+      <w:r>
+        <w:t xml:space="preserve">    </w:t>
+      </w:r>
+      <w:proofErr w:type="spellStart"/>
+      <w:proofErr w:type="gramStart"/>
+      <w:r>
+        <w:t>cy.fixture</w:t>
+      </w:r>
+      <w:proofErr w:type="spellEnd"/>
+      <w:proofErr w:type="gramEnd"/>
+      <w:r>
+        <w:t>('credenciais'</w:t>
+      </w:r>
+      <w:proofErr w:type="gramStart"/>
+      <w:r>
+        <w:t>).</w:t>
+      </w:r>
+      <w:proofErr w:type="spellStart"/>
+      <w:r>
+        <w:t>then</w:t>
+      </w:r>
+      <w:proofErr w:type="spellEnd"/>
+      <w:proofErr w:type="gramEnd"/>
+      <w:r>
+        <w:t>((credenciais) =&gt; {</w:t>
+      </w:r>
+    </w:p>
+    <w:p>
+      <w:pPr>
+        <w:spacing w:after="0"/>
+      </w:pPr>
+      <w:r>
+        <w:t xml:space="preserve">      </w:t>
+      </w:r>
+      <w:proofErr w:type="spellStart"/>
+      <w:r>
+        <w:t>cy.get</w:t>
+      </w:r>
+      <w:proofErr w:type="spellEnd"/>
+      <w:r>
+        <w:t>('#</w:t>
+      </w:r>
+      <w:proofErr w:type="spellStart"/>
+      <w:r>
+        <w:t>username</w:t>
+      </w:r>
+      <w:proofErr w:type="spellEnd"/>
+      <w:r>
+        <w:t>'</w:t>
+      </w:r>
+      <w:proofErr w:type="gramStart"/>
+      <w:r>
+        <w:t>).</w:t>
+      </w:r>
+      <w:proofErr w:type="spellStart"/>
+      <w:r>
+        <w:t>type</w:t>
+      </w:r>
+      <w:proofErr w:type="spellEnd"/>
+      <w:proofErr w:type="gramEnd"/>
+      <w:r>
+        <w:t>(</w:t>
+      </w:r>
+      <w:proofErr w:type="spellStart"/>
+      <w:proofErr w:type="gramStart"/>
+      <w:r>
+        <w:t>credenciais.valida</w:t>
+      </w:r>
+      <w:proofErr w:type="gramEnd"/>
+      <w:r>
+        <w:t>.usuario</w:t>
+      </w:r>
+      <w:proofErr w:type="spellEnd"/>
+      <w:r>
+        <w:t>)</w:t>
+      </w:r>
+    </w:p>
+    <w:p>
+      <w:pPr>
+        <w:spacing w:after="0"/>
+      </w:pPr>
+      <w:r>
+        <w:t xml:space="preserve">      </w:t>
+      </w:r>
+      <w:proofErr w:type="spellStart"/>
+      <w:r>
+        <w:t>cy.get</w:t>
+      </w:r>
+      <w:proofErr w:type="spellEnd"/>
+      <w:r>
+        <w:t>('#</w:t>
+      </w:r>
+      <w:proofErr w:type="spellStart"/>
+      <w:r>
+        <w:t>password</w:t>
+      </w:r>
+      <w:proofErr w:type="spellEnd"/>
+      <w:r>
+        <w:t>'</w:t>
+      </w:r>
+      <w:proofErr w:type="gramStart"/>
+      <w:r>
+        <w:t>).</w:t>
+      </w:r>
+      <w:proofErr w:type="spellStart"/>
+      <w:r>
+        <w:t>type</w:t>
+      </w:r>
+      <w:proofErr w:type="spellEnd"/>
+      <w:proofErr w:type="gramEnd"/>
+      <w:r>
+        <w:t>(</w:t>
+      </w:r>
+      <w:proofErr w:type="spellStart"/>
+      <w:proofErr w:type="gramStart"/>
+      <w:r>
+        <w:t>credenciais.valida</w:t>
+      </w:r>
+      <w:proofErr w:type="gramEnd"/>
+      <w:r>
+        <w:t>.senha</w:t>
+      </w:r>
+      <w:proofErr w:type="spellEnd"/>
+      <w:r>
+        <w:t>)</w:t>
+      </w:r>
+    </w:p>
+    <w:p>
+      <w:pPr>
+        <w:spacing w:after="0"/>
+      </w:pPr>
+      <w:r>
+        <w:t xml:space="preserve">      </w:t>
+      </w:r>
+      <w:proofErr w:type="spellStart"/>
+      <w:proofErr w:type="gramStart"/>
+      <w:r>
+        <w:t>cy.contains</w:t>
+      </w:r>
+      <w:proofErr w:type="spellEnd"/>
+      <w:proofErr w:type="gramEnd"/>
+      <w:r>
+        <w:t>('</w:t>
+      </w:r>
+      <w:proofErr w:type="spellStart"/>
+      <w:r>
+        <w:t>button</w:t>
+      </w:r>
+      <w:proofErr w:type="spellEnd"/>
+      <w:r>
+        <w:t>', 'Entrar'</w:t>
+      </w:r>
+      <w:proofErr w:type="gramStart"/>
+      <w:r>
+        <w:t>).click</w:t>
+      </w:r>
+      <w:proofErr w:type="gramEnd"/>
+      <w:r>
+        <w:t>()</w:t>
+      </w:r>
+    </w:p>
+    <w:p>
+      <w:pPr>
+        <w:spacing w:after="0"/>
+      </w:pPr>
+    </w:p>
+    <w:p>
+      <w:pPr>
+        <w:spacing w:after="0"/>
+      </w:pPr>
+      <w:r>
+        <w:t xml:space="preserve">      </w:t>
+      </w:r>
+      <w:proofErr w:type="spellStart"/>
+      <w:proofErr w:type="gramStart"/>
+      <w:r>
+        <w:t>cy.contains</w:t>
+      </w:r>
+      <w:proofErr w:type="spellEnd"/>
+      <w:proofErr w:type="gramEnd"/>
+      <w:r>
+        <w:t>('h4', 'Realizar transferência')</w:t>
+      </w:r>
+    </w:p>
+    <w:p>
+      <w:pPr>
+        <w:spacing w:after="0"/>
+      </w:pPr>
+      <w:r>
+        <w:t xml:space="preserve">        </w:t>
+      </w:r>
+      <w:proofErr w:type="gramStart"/>
+      <w:r>
+        <w:t>.</w:t>
+      </w:r>
+      <w:proofErr w:type="spellStart"/>
+      <w:r>
+        <w:t>should</w:t>
+      </w:r>
+      <w:proofErr w:type="spellEnd"/>
+      <w:proofErr w:type="gramEnd"/>
+      <w:r>
+        <w:t>('</w:t>
+      </w:r>
+      <w:proofErr w:type="spellStart"/>
+      <w:proofErr w:type="gramStart"/>
+      <w:r>
+        <w:t>be.visible</w:t>
+      </w:r>
+      <w:proofErr w:type="spellEnd"/>
+      <w:proofErr w:type="gramEnd"/>
+      <w:r>
+        <w:t>')</w:t>
+      </w:r>
+    </w:p>
+    <w:p>
+      <w:pPr>
+        <w:spacing w:after="0"/>
+      </w:pPr>
+      <w:r>
+        <w:t xml:space="preserve">    })</w:t>
+      </w:r>
+    </w:p>
+    <w:p>
+      <w:pPr>
+        <w:spacing w:after="0"/>
+      </w:pPr>
+      <w:r>
+        <w:t xml:space="preserve">  })</w:t>
+      </w:r>
+    </w:p>
+    <w:p>
+      <w:pPr>
+        <w:spacing w:after="0"/>
+      </w:pPr>
+    </w:p>
+    <w:p>
+      <w:pPr>
+        <w:spacing w:after="0"/>
+      </w:pPr>
+      <w:r>
+        <w:t xml:space="preserve">  </w:t>
+      </w:r>
+      <w:proofErr w:type="gramStart"/>
+      <w:r>
+        <w:t>it(</w:t>
+      </w:r>
+      <w:proofErr w:type="gramEnd"/>
+      <w:r>
+        <w:t>'Login inválido deve apresentar mensagem de erro', () =&gt; {</w:t>
+      </w:r>
+    </w:p>
+    <w:p>
+      <w:pPr>
+        <w:spacing w:after="0"/>
+      </w:pPr>
+      <w:r>
+        <w:t xml:space="preserve">    </w:t>
+      </w:r>
+      <w:proofErr w:type="spellStart"/>
+      <w:proofErr w:type="gramStart"/>
+      <w:r>
+        <w:t>cy.fixture</w:t>
+      </w:r>
+      <w:proofErr w:type="spellEnd"/>
+      <w:proofErr w:type="gramEnd"/>
+      <w:r>
+        <w:t>('credenciais'</w:t>
+      </w:r>
+      <w:proofErr w:type="gramStart"/>
+      <w:r>
+        <w:t>).</w:t>
+      </w:r>
+      <w:proofErr w:type="spellStart"/>
+      <w:r>
+        <w:t>then</w:t>
+      </w:r>
+      <w:proofErr w:type="spellEnd"/>
+      <w:proofErr w:type="gramEnd"/>
+      <w:r>
+        <w:t>((credenciais) =&gt; {</w:t>
+      </w:r>
+    </w:p>
+    <w:p>
+      <w:pPr>
+        <w:spacing w:after="0"/>
+      </w:pPr>
+      <w:r>
+        <w:t xml:space="preserve">      </w:t>
+      </w:r>
+      <w:proofErr w:type="spellStart"/>
+      <w:r>
+        <w:t>cy.get</w:t>
+      </w:r>
+      <w:proofErr w:type="spellEnd"/>
+      <w:r>
+        <w:t>('#</w:t>
+      </w:r>
+      <w:proofErr w:type="spellStart"/>
+      <w:r>
+        <w:t>username</w:t>
+      </w:r>
+      <w:proofErr w:type="spellEnd"/>
+      <w:r>
+        <w:t>'</w:t>
+      </w:r>
+      <w:proofErr w:type="gramStart"/>
+      <w:r>
+        <w:t>).</w:t>
+      </w:r>
+      <w:proofErr w:type="spellStart"/>
+      <w:r>
+        <w:t>type</w:t>
+      </w:r>
+      <w:proofErr w:type="spellEnd"/>
+      <w:proofErr w:type="gramEnd"/>
+      <w:r>
+        <w:t>(</w:t>
+      </w:r>
+      <w:proofErr w:type="spellStart"/>
+      <w:proofErr w:type="gramStart"/>
+      <w:r>
+        <w:t>credenciais.invalida</w:t>
+      </w:r>
+      <w:proofErr w:type="gramEnd"/>
+      <w:r>
+        <w:t>.usuario</w:t>
+      </w:r>
+      <w:proofErr w:type="spellEnd"/>
+      <w:r>
+        <w:t>)</w:t>
+      </w:r>
+    </w:p>
+    <w:p>
+      <w:pPr>
+        <w:spacing w:after="0"/>
+      </w:pPr>
+      <w:r>
+        <w:t xml:space="preserve">      </w:t>
+      </w:r>
+      <w:proofErr w:type="spellStart"/>
+      <w:r>
+        <w:t>cy.get</w:t>
+      </w:r>
+      <w:proofErr w:type="spellEnd"/>
+      <w:r>
+        <w:t>('#</w:t>
+      </w:r>
+      <w:proofErr w:type="spellStart"/>
+      <w:r>
+        <w:t>password</w:t>
+      </w:r>
+      <w:proofErr w:type="spellEnd"/>
+      <w:r>
+        <w:t>'</w:t>
+      </w:r>
+      <w:proofErr w:type="gramStart"/>
+      <w:r>
+        <w:t>).</w:t>
+      </w:r>
+      <w:proofErr w:type="spellStart"/>
+      <w:r>
+        <w:t>type</w:t>
+      </w:r>
+      <w:proofErr w:type="spellEnd"/>
+      <w:proofErr w:type="gramEnd"/>
+      <w:r>
+        <w:t>(</w:t>
+      </w:r>
+      <w:proofErr w:type="spellStart"/>
+      <w:proofErr w:type="gramStart"/>
+      <w:r>
+        <w:t>credenciais.invalida</w:t>
+      </w:r>
+      <w:proofErr w:type="gramEnd"/>
+      <w:r>
+        <w:t>.senha</w:t>
+      </w:r>
+      <w:proofErr w:type="spellEnd"/>
+      <w:r>
+        <w:t>)</w:t>
+      </w:r>
+    </w:p>
+    <w:p>
+      <w:pPr>
+        <w:spacing w:after="0"/>
+      </w:pPr>
+      <w:r>
+        <w:t xml:space="preserve">      </w:t>
+      </w:r>
+      <w:proofErr w:type="spellStart"/>
+      <w:proofErr w:type="gramStart"/>
+      <w:r>
+        <w:t>cy.contains</w:t>
+      </w:r>
+      <w:proofErr w:type="spellEnd"/>
+      <w:proofErr w:type="gramEnd"/>
+      <w:r>
+        <w:t>('</w:t>
+      </w:r>
+      <w:proofErr w:type="spellStart"/>
+      <w:r>
+        <w:t>button</w:t>
+      </w:r>
+      <w:proofErr w:type="spellEnd"/>
+      <w:r>
+        <w:t>', 'Entrar'</w:t>
+      </w:r>
+      <w:proofErr w:type="gramStart"/>
+      <w:r>
+        <w:t>).click</w:t>
+      </w:r>
+      <w:proofErr w:type="gramEnd"/>
+      <w:r>
+        <w:t>()</w:t>
+      </w:r>
+    </w:p>
+    <w:p>
+      <w:pPr>
+        <w:spacing w:after="0"/>
+      </w:pPr>
+    </w:p>
+    <w:p>
+      <w:pPr>
+        <w:spacing w:after="0"/>
+      </w:pPr>
+      <w:r>
+        <w:t xml:space="preserve">      </w:t>
+      </w:r>
+      <w:proofErr w:type="spellStart"/>
+      <w:r>
+        <w:t>cy.get</w:t>
+      </w:r>
+      <w:proofErr w:type="spellEnd"/>
+      <w:r>
+        <w:t>('.</w:t>
+      </w:r>
+      <w:proofErr w:type="spellStart"/>
+      <w:r>
+        <w:t>toast</w:t>
+      </w:r>
+      <w:proofErr w:type="spellEnd"/>
+      <w:r>
+        <w:t>')</w:t>
+      </w:r>
+    </w:p>
+    <w:p>
+      <w:pPr>
+        <w:spacing w:after="0"/>
+      </w:pPr>
+      <w:r>
+        <w:t xml:space="preserve">        </w:t>
+      </w:r>
+      <w:proofErr w:type="gramStart"/>
+      <w:r>
+        <w:t>.</w:t>
+      </w:r>
+      <w:proofErr w:type="spellStart"/>
+      <w:r>
+        <w:t>should</w:t>
+      </w:r>
+      <w:proofErr w:type="spellEnd"/>
+      <w:proofErr w:type="gramEnd"/>
+      <w:r>
+        <w:t>('</w:t>
+      </w:r>
+      <w:proofErr w:type="spellStart"/>
+      <w:proofErr w:type="gramStart"/>
+      <w:r>
+        <w:t>be.visible</w:t>
+      </w:r>
+      <w:proofErr w:type="spellEnd"/>
+      <w:proofErr w:type="gramEnd"/>
+      <w:r>
+        <w:t>')</w:t>
+      </w:r>
+    </w:p>
+    <w:p>
+      <w:pPr>
+        <w:spacing w:after="0"/>
+      </w:pPr>
+      <w:r>
+        <w:t xml:space="preserve">        .</w:t>
+      </w:r>
+      <w:proofErr w:type="spellStart"/>
+      <w:proofErr w:type="gramStart"/>
+      <w:r>
+        <w:t>and</w:t>
+      </w:r>
+      <w:proofErr w:type="spellEnd"/>
+      <w:r>
+        <w:t>(</w:t>
+      </w:r>
+      <w:proofErr w:type="gramEnd"/>
+      <w:r>
+        <w:t>'</w:t>
+      </w:r>
+      <w:proofErr w:type="spellStart"/>
+      <w:r>
+        <w:t>have.text</w:t>
+      </w:r>
+      <w:proofErr w:type="spellEnd"/>
+      <w:r>
+        <w:t>', 'Erro no login, tente novamente')</w:t>
+      </w:r>
+    </w:p>
+    <w:p>
+      <w:pPr>
+        <w:spacing w:after="0"/>
+      </w:pPr>
+      <w:r>
+        <w:t xml:space="preserve">    })</w:t>
+      </w:r>
+    </w:p>
+    <w:p>
+      <w:pPr>
+        <w:spacing w:after="0"/>
+      </w:pPr>
+      <w:r>
+        <w:t xml:space="preserve">  })</w:t>
+      </w:r>
+    </w:p>
+    <w:p>
+      <w:pPr>
+        <w:spacing w:after="0"/>
+      </w:pPr>
+      <w:r>
+        <w:t>})</w:t>
+      </w:r>
+    </w:p>
+    <w:p>
+      <w:pPr>
+        <w:spacing w:after="0"/>
+        <w:rPr>
+          <w:b/>
+          <w:bCs/>
+        </w:rPr>
+      </w:pPr>
+    </w:p>
+    <w:p>
+      <w:pPr>
+        <w:spacing w:after="0"/>
+      </w:pPr>
+      <w:r>
+        <w:rPr>
+          <w:b/>
+          <w:bCs/>
+        </w:rPr>
+        <w:t>Como funciona:</w:t>
+      </w:r>
+    </w:p>
+    <w:p>
+      <w:pPr>
+        <w:numPr>
+          <w:ilvl w:val="0"/>
+          <w:numId w:val="48"/>
+        </w:numPr>
+        <w:spacing w:after="0"/>
+      </w:pPr>
+      <w:proofErr w:type="spellStart"/>
+      <w:proofErr w:type="gramStart"/>
+      <w:r>
+        <w:t>cy.fixture</w:t>
+      </w:r>
+      <w:proofErr w:type="spellEnd"/>
+      <w:proofErr w:type="gramEnd"/>
+      <w:r>
+        <w:t xml:space="preserve">('credenciais'): carrega o arquivo sem precisar </w:t>
+      </w:r>
+      <w:proofErr w:type="gramStart"/>
+      <w:r>
+        <w:t>informar .</w:t>
+      </w:r>
+      <w:proofErr w:type="spellStart"/>
+      <w:r>
+        <w:t>json</w:t>
+      </w:r>
+      <w:proofErr w:type="spellEnd"/>
+      <w:proofErr w:type="gramEnd"/>
+      <w:r>
+        <w:t>.</w:t>
+      </w:r>
+    </w:p>
+    <w:p>
+      <w:pPr>
+        <w:numPr>
+          <w:ilvl w:val="0"/>
+          <w:numId w:val="48"/>
+        </w:numPr>
+        <w:spacing w:after="0"/>
+      </w:pPr>
+      <w:proofErr w:type="gramStart"/>
+      <w:r>
+        <w:t>.</w:t>
+      </w:r>
+      <w:proofErr w:type="spellStart"/>
+      <w:r>
+        <w:t>then</w:t>
+      </w:r>
+      <w:proofErr w:type="spellEnd"/>
+      <w:proofErr w:type="gramEnd"/>
+      <w:r>
+        <w:t xml:space="preserve">((credenciais) =&gt; </w:t>
+      </w:r>
+      <w:proofErr w:type="gramStart"/>
+      <w:r>
+        <w:t>{ ...</w:t>
+      </w:r>
+      <w:proofErr w:type="gramEnd"/>
+      <w:r>
+        <w:t xml:space="preserve"> }): disponibiliza os dados carregados.</w:t>
+      </w:r>
+    </w:p>
+    <w:p>
+      <w:pPr>
+        <w:numPr>
+          <w:ilvl w:val="0"/>
+          <w:numId w:val="48"/>
+        </w:numPr>
+        <w:spacing w:after="0"/>
+      </w:pPr>
+      <w:proofErr w:type="spellStart"/>
+      <w:proofErr w:type="gramStart"/>
+      <w:r>
+        <w:t>credenciais.valida</w:t>
+      </w:r>
+      <w:proofErr w:type="gramEnd"/>
+      <w:r>
+        <w:t>.usuario</w:t>
+      </w:r>
+      <w:proofErr w:type="spellEnd"/>
+      <w:r>
+        <w:t>: acessa o usuário válido.</w:t>
+      </w:r>
+    </w:p>
+    <w:p>
+      <w:pPr>
+        <w:numPr>
+          <w:ilvl w:val="0"/>
+          <w:numId w:val="48"/>
+        </w:numPr>
+        <w:spacing w:after="0"/>
+      </w:pPr>
+      <w:proofErr w:type="spellStart"/>
+      <w:proofErr w:type="gramStart"/>
+      <w:r>
+        <w:t>credenciais.invalida</w:t>
+      </w:r>
+      <w:proofErr w:type="gramEnd"/>
+      <w:r>
+        <w:t>.senha</w:t>
+      </w:r>
+      <w:proofErr w:type="spellEnd"/>
+      <w:r>
+        <w:t>: acessa a senha inválida.</w:t>
+      </w:r>
+    </w:p>
+    <w:p>
+      <w:pPr>
+        <w:spacing w:after="0"/>
+        <w:rPr>
+          <w:b/>
+          <w:bCs/>
+        </w:rPr>
+      </w:pPr>
+    </w:p>
+    <w:p>
+      <w:pPr>
+        <w:spacing w:after="0"/>
+        <w:rPr>
+          <w:b/>
+          <w:bCs/>
+        </w:rPr>
+      </w:pPr>
+      <w:r>
+        <w:rPr>
+          <w:b/>
+          <w:bCs/>
+        </w:rPr>
+        <w:t xml:space="preserve">4. Ignorando </w:t>
+      </w:r>
+      <w:proofErr w:type="spellStart"/>
+      <w:r>
+        <w:rPr>
+          <w:b/>
+          <w:bCs/>
+        </w:rPr>
+        <w:t>screenshots</w:t>
+      </w:r>
+      <w:proofErr w:type="spellEnd"/>
+      <w:r>
+        <w:rPr>
+          <w:b/>
+          <w:bCs/>
+        </w:rPr>
+        <w:t xml:space="preserve"> no </w:t>
+      </w:r>
+      <w:proofErr w:type="spellStart"/>
+      <w:r>
+        <w:rPr>
+          <w:b/>
+          <w:bCs/>
+        </w:rPr>
+        <w:t>Git</w:t>
+      </w:r>
+      <w:proofErr w:type="spellEnd"/>
+    </w:p>
+    <w:p>
+      <w:pPr>
+        <w:spacing w:after="0"/>
+      </w:pPr>
+      <w:r>
+        <w:lastRenderedPageBreak/>
+        <w:t xml:space="preserve">Adicione ao </w:t>
+      </w:r>
+      <w:proofErr w:type="gramStart"/>
+      <w:r>
+        <w:t>arquivo .</w:t>
+      </w:r>
+      <w:proofErr w:type="spellStart"/>
+      <w:r>
+        <w:t>gitignore</w:t>
+      </w:r>
+      <w:proofErr w:type="spellEnd"/>
+      <w:proofErr w:type="gramEnd"/>
+      <w:r>
+        <w:t>:</w:t>
+      </w:r>
+    </w:p>
+    <w:p>
+      <w:pPr>
+        <w:spacing w:after="0"/>
+      </w:pPr>
+      <w:proofErr w:type="spellStart"/>
+      <w:r>
+        <w:t>cypress</w:t>
+      </w:r>
+      <w:proofErr w:type="spellEnd"/>
+      <w:r>
+        <w:t>/</w:t>
+      </w:r>
+      <w:proofErr w:type="spellStart"/>
+      <w:r>
+        <w:t>screenshots</w:t>
+      </w:r>
+      <w:proofErr w:type="spellEnd"/>
+      <w:r>
+        <w:t>/</w:t>
+      </w:r>
+    </w:p>
+    <w:p>
+      <w:pPr>
+        <w:spacing w:after="0"/>
+      </w:pPr>
+    </w:p>
+    <w:p>
+      <w:pPr>
+        <w:spacing w:after="0"/>
+      </w:pPr>
+      <w:r>
+        <w:t xml:space="preserve">Isso evita que </w:t>
+      </w:r>
+      <w:proofErr w:type="spellStart"/>
+      <w:r>
+        <w:t>screenshots</w:t>
+      </w:r>
+      <w:proofErr w:type="spellEnd"/>
+      <w:r>
+        <w:t xml:space="preserve"> ainda não rastreados sejam adicionados ao </w:t>
+      </w:r>
+      <w:proofErr w:type="spellStart"/>
+      <w:r>
+        <w:t>Git</w:t>
+      </w:r>
+      <w:proofErr w:type="spellEnd"/>
+      <w:r>
+        <w:t>. Se já estiverem sendo rastreados, será necessário removê-los do índice para aplicar a regra.</w:t>
+      </w:r>
+    </w:p>
+    <w:p>
+      <w:pPr>
+        <w:spacing w:after="0"/>
+        <w:rPr>
+          <w:b/>
+          <w:bCs/>
+        </w:rPr>
+      </w:pPr>
+    </w:p>
+    <w:p>
+      <w:pPr>
+        <w:spacing w:after="0"/>
+        <w:rPr>
+          <w:b/>
+          <w:bCs/>
+        </w:rPr>
+      </w:pPr>
+      <w:r>
+        <w:rPr>
+          <w:b/>
+          <w:bCs/>
+        </w:rPr>
+        <w:t>5. V</w:t>
+      </w:r>
+      <w:proofErr w:type="spellStart"/>
+      <w:r>
+        <w:rPr>
+          <w:b/>
+          <w:bCs/>
+        </w:rPr>
+        <w:t>ersionando</w:t>
+      </w:r>
+      <w:proofErr w:type="spellEnd"/>
+      <w:r>
+        <w:rPr>
+          <w:b/>
+          <w:bCs/>
+        </w:rPr>
+        <w:t xml:space="preserve"> as alterações</w:t>
+      </w:r>
+    </w:p>
+    <w:p>
+      <w:pPr>
+        <w:spacing w:after="0"/>
+      </w:pPr>
+      <w:proofErr w:type="spellStart"/>
+      <w:r>
+        <w:t>git</w:t>
+      </w:r>
+      <w:proofErr w:type="spellEnd"/>
+      <w:r>
+        <w:t xml:space="preserve"> status</w:t>
+      </w:r>
+    </w:p>
+    <w:p>
+      <w:pPr>
+        <w:spacing w:after="0"/>
+      </w:pPr>
+      <w:proofErr w:type="spellStart"/>
+      <w:r>
+        <w:t>git</w:t>
+      </w:r>
+      <w:proofErr w:type="spellEnd"/>
+      <w:r>
+        <w:t xml:space="preserve"> </w:t>
+      </w:r>
+      <w:proofErr w:type="spellStart"/>
+      <w:proofErr w:type="gramStart"/>
+      <w:r>
+        <w:t>add</w:t>
+      </w:r>
+      <w:proofErr w:type="spellEnd"/>
+      <w:r>
+        <w:t xml:space="preserve"> .</w:t>
+      </w:r>
+      <w:proofErr w:type="gramEnd"/>
+    </w:p>
+    <w:p>
+      <w:pPr>
+        <w:spacing w:after="0"/>
+      </w:pPr>
+      <w:proofErr w:type="spellStart"/>
+      <w:r>
+        <w:t>git</w:t>
+      </w:r>
+      <w:proofErr w:type="spellEnd"/>
+      <w:r>
+        <w:t xml:space="preserve"> status</w:t>
+      </w:r>
+    </w:p>
+    <w:p>
+      <w:pPr>
+        <w:spacing w:after="0"/>
+      </w:pPr>
+      <w:proofErr w:type="spellStart"/>
+      <w:r>
+        <w:t>git</w:t>
+      </w:r>
+      <w:proofErr w:type="spellEnd"/>
+      <w:r>
+        <w:t xml:space="preserve"> </w:t>
+      </w:r>
+      <w:proofErr w:type="spellStart"/>
+      <w:r>
+        <w:t>commit</w:t>
+      </w:r>
+      <w:proofErr w:type="spellEnd"/>
+      <w:r>
+        <w:t xml:space="preserve"> -m "Adiciona </w:t>
+      </w:r>
+      <w:proofErr w:type="spellStart"/>
+      <w:r>
+        <w:t>fixtures</w:t>
+      </w:r>
+      <w:proofErr w:type="spellEnd"/>
+      <w:r>
+        <w:t xml:space="preserve"> de credenciais"</w:t>
+      </w:r>
+    </w:p>
+    <w:p>
+      <w:pPr>
+        <w:spacing w:after="0"/>
+      </w:pPr>
+      <w:proofErr w:type="spellStart"/>
+      <w:r>
+        <w:t>git</w:t>
+      </w:r>
+      <w:proofErr w:type="spellEnd"/>
+      <w:r>
+        <w:t xml:space="preserve"> </w:t>
+      </w:r>
+      <w:proofErr w:type="spellStart"/>
+      <w:r>
+        <w:t>push</w:t>
+      </w:r>
+      <w:proofErr w:type="spellEnd"/>
+      <w:r>
+        <w:t xml:space="preserve"> -u </w:t>
+      </w:r>
+      <w:proofErr w:type="spellStart"/>
+      <w:r>
+        <w:t>origin</w:t>
+      </w:r>
+      <w:proofErr w:type="spellEnd"/>
+      <w:r>
+        <w:t xml:space="preserve"> adicionando-</w:t>
+      </w:r>
+      <w:proofErr w:type="spellStart"/>
+      <w:r>
+        <w:t>fixtures</w:t>
+      </w:r>
+      <w:proofErr w:type="spellEnd"/>
+    </w:p>
+    <w:p>
+      <w:pPr>
+        <w:spacing w:after="0"/>
+      </w:pPr>
+    </w:p>
+    <w:p>
+      <w:pPr>
+        <w:spacing w:after="0"/>
+      </w:pPr>
+      <w:r>
+        <w:t xml:space="preserve">Confira o </w:t>
+      </w:r>
+      <w:proofErr w:type="spellStart"/>
+      <w:r>
+        <w:t>git</w:t>
+      </w:r>
+      <w:proofErr w:type="spellEnd"/>
+      <w:r>
+        <w:t xml:space="preserve"> status antes do </w:t>
+      </w:r>
+      <w:proofErr w:type="spellStart"/>
+      <w:r>
+        <w:t>commit</w:t>
+      </w:r>
+      <w:proofErr w:type="spellEnd"/>
+      <w:r>
+        <w:t xml:space="preserve"> e ajuste o nome da </w:t>
+      </w:r>
+      <w:proofErr w:type="spellStart"/>
+      <w:r>
+        <w:t>branch</w:t>
+      </w:r>
+      <w:proofErr w:type="spellEnd"/>
+      <w:r>
+        <w:t xml:space="preserve">, se necessário. Depois, abra um </w:t>
+      </w:r>
+      <w:proofErr w:type="spellStart"/>
+      <w:r>
+        <w:t>Pull</w:t>
+      </w:r>
+      <w:proofErr w:type="spellEnd"/>
+      <w:r>
+        <w:t xml:space="preserve"> </w:t>
+      </w:r>
+      <w:proofErr w:type="spellStart"/>
+      <w:r>
+        <w:t>Request</w:t>
+      </w:r>
+      <w:proofErr w:type="spellEnd"/>
+      <w:r>
+        <w:t xml:space="preserve"> para revisão e merge.</w:t>
+      </w:r>
+    </w:p>
+    <w:p>
+      <w:pPr>
+        <w:spacing w:after="0"/>
+      </w:pPr>
+    </w:p>
+    <w:p>
+      <w:pPr>
+        <w:spacing w:after="0"/>
+      </w:pPr>
+      <w:r>
+        <w:t xml:space="preserve">Após o merge, atualize a </w:t>
+      </w:r>
+      <w:proofErr w:type="spellStart"/>
+      <w:r>
+        <w:t>branch</w:t>
+      </w:r>
+      <w:proofErr w:type="spellEnd"/>
+      <w:r>
+        <w:t xml:space="preserve"> principal:</w:t>
+      </w:r>
+    </w:p>
+    <w:p>
+      <w:pPr>
+        <w:spacing w:after="0"/>
+      </w:pPr>
+      <w:proofErr w:type="spellStart"/>
+      <w:r>
+        <w:t>git</w:t>
+      </w:r>
+      <w:proofErr w:type="spellEnd"/>
+      <w:r>
+        <w:t xml:space="preserve"> checkout </w:t>
+      </w:r>
+      <w:proofErr w:type="spellStart"/>
+      <w:r>
+        <w:t>main</w:t>
+      </w:r>
+      <w:proofErr w:type="spellEnd"/>
+    </w:p>
+    <w:p>
+      <w:pPr>
+        <w:spacing w:after="0"/>
+      </w:pPr>
+      <w:proofErr w:type="spellStart"/>
+      <w:r>
+        <w:t>git</w:t>
+      </w:r>
+      <w:proofErr w:type="spellEnd"/>
+      <w:r>
+        <w:t xml:space="preserve"> </w:t>
+      </w:r>
+      <w:proofErr w:type="spellStart"/>
+      <w:r>
+        <w:t>pull</w:t>
+      </w:r>
+      <w:proofErr w:type="spellEnd"/>
+    </w:p>
+    <w:p>
+      <w:pPr>
+        <w:spacing w:after="0"/>
+        <w:rPr>
+          <w:b/>
+          <w:bCs/>
+        </w:rPr>
+      </w:pPr>
+    </w:p>
+    <w:p>
+      <w:pPr>
+        <w:spacing w:after="0"/>
+        <w:rPr>
+          <w:b/>
+          <w:bCs/>
+        </w:rPr>
+      </w:pPr>
+      <w:r>
+        <w:rPr>
+          <w:b/>
+          <w:bCs/>
+        </w:rPr>
+        <w:t>Documentação oficial</w:t>
+      </w:r>
+    </w:p>
+    <w:p>
+      <w:pPr>
+        <w:spacing w:after="0"/>
+      </w:pPr>
+      <w:hyperlink r:id="rId23" w:history="1">
+        <w:r>
+          <w:rPr>
+            <w:rStyle w:val="Hyperlink"/>
+          </w:rPr>
+          <w:t>https://docs.cypress.io/api/commands/fixture</w:t>
+        </w:r>
+      </w:hyperlink>
     </w:p>
     <w:p>
       <w:pPr>
@@ -17751,6 +22844,158 @@
       <w:r>
         <w:pict w14:anchorId="1CBFA426">
           <v:rect id="_x0000_i1064" style="width:0;height:1.5pt" o:bullet="t" o:hrstd="t" o:hr="t" fillcolor="#a0a0a0" stroked="f"/>
+        </w:pict>
+      </w:r>
+    </w:p>
+    <w:p>
+      <w:pPr>
+        <w:spacing w:after="0"/>
+      </w:pPr>
+      <w:r>
+        <w:rPr>
+          <w:b/>
+          <w:bCs/>
+        </w:rPr>
+        <w:t xml:space="preserve">17. </w:t>
+      </w:r>
+    </w:p>
+    <w:p>
+      <w:pPr>
+        <w:spacing w:after="0"/>
+      </w:pPr>
+    </w:p>
+    <w:p>
+      <w:pPr>
+        <w:spacing w:after="0"/>
+        <w:rPr>
+          <w:b/>
+          <w:bCs/>
+        </w:rPr>
+      </w:pPr>
+      <w:r>
+        <w:pict w14:anchorId="7C677732">
+          <v:rect id="_x0000_i1073" style="width:0;height:1.5pt" o:bullet="t" o:hrstd="t" o:hr="t" fillcolor="#a0a0a0" stroked="f"/>
+        </w:pict>
+      </w:r>
+    </w:p>
+    <w:p>
+      <w:pPr>
+        <w:spacing w:after="0"/>
+      </w:pPr>
+      <w:r>
+        <w:rPr>
+          <w:b/>
+          <w:bCs/>
+        </w:rPr>
+        <w:t xml:space="preserve">17. </w:t>
+      </w:r>
+    </w:p>
+    <w:p>
+      <w:pPr>
+        <w:spacing w:after="0"/>
+      </w:pPr>
+    </w:p>
+    <w:p>
+      <w:pPr>
+        <w:spacing w:after="0"/>
+        <w:rPr>
+          <w:b/>
+          <w:bCs/>
+        </w:rPr>
+      </w:pPr>
+      <w:r>
+        <w:pict w14:anchorId="09BE15C2">
+          <v:rect id="_x0000_i1075" style="width:0;height:1.5pt" o:bullet="t" o:hrstd="t" o:hr="t" fillcolor="#a0a0a0" stroked="f"/>
+        </w:pict>
+      </w:r>
+    </w:p>
+    <w:p>
+      <w:pPr>
+        <w:spacing w:after="0"/>
+      </w:pPr>
+      <w:r>
+        <w:rPr>
+          <w:b/>
+          <w:bCs/>
+        </w:rPr>
+        <w:t xml:space="preserve">17. </w:t>
+      </w:r>
+    </w:p>
+    <w:p>
+      <w:pPr>
+        <w:spacing w:after="0"/>
+      </w:pPr>
+    </w:p>
+    <w:p>
+      <w:pPr>
+        <w:spacing w:after="0"/>
+        <w:rPr>
+          <w:b/>
+          <w:bCs/>
+        </w:rPr>
+      </w:pPr>
+      <w:r>
+        <w:pict w14:anchorId="0A52A50B">
+          <v:rect id="_x0000_i1077" style="width:0;height:1.5pt" o:bullet="t" o:hrstd="t" o:hr="t" fillcolor="#a0a0a0" stroked="f"/>
+        </w:pict>
+      </w:r>
+    </w:p>
+    <w:p>
+      <w:pPr>
+        <w:spacing w:after="0"/>
+      </w:pPr>
+      <w:r>
+        <w:rPr>
+          <w:b/>
+          <w:bCs/>
+        </w:rPr>
+        <w:t xml:space="preserve">17. </w:t>
+      </w:r>
+    </w:p>
+    <w:p>
+      <w:pPr>
+        <w:spacing w:after="0"/>
+      </w:pPr>
+    </w:p>
+    <w:p>
+      <w:pPr>
+        <w:spacing w:after="0"/>
+      </w:pPr>
+      <w:r>
+        <w:pict w14:anchorId="6CC52513">
+          <v:rect id="_x0000_i1086" style="width:0;height:1.5pt" o:bullet="t" o:hrstd="t" o:hr="t" fillcolor="#a0a0a0" stroked="f"/>
+        </w:pict>
+      </w:r>
+    </w:p>
+    <w:p>
+      <w:pPr>
+        <w:spacing w:after="0"/>
+      </w:pPr>
+      <w:r>
+        <w:rPr>
+          <w:b/>
+          <w:bCs/>
+        </w:rPr>
+        <w:t xml:space="preserve">17. </w:t>
+      </w:r>
+    </w:p>
+    <w:p>
+      <w:pPr>
+        <w:spacing w:after="0"/>
+      </w:pPr>
+    </w:p>
+    <w:p>
+      <w:pPr>
+        <w:spacing w:after="0"/>
+        <w:rPr>
+          <w:b/>
+          <w:bCs/>
+          <w:u w:val="single"/>
+        </w:rPr>
+      </w:pPr>
+      <w:r>
+        <w:pict w14:anchorId="6D25F23C">
+          <v:rect id="_x0000_i1087" style="width:0;height:1.5pt" o:bullet="t" o:hrstd="t" o:hr="t" fillcolor="#a0a0a0" stroked="f"/>
         </w:pict>
       </w:r>
     </w:p>
@@ -17872,7 +23117,166 @@
       <v:rect id="_x0000_i1026" style="width:0;height:1.5pt" o:bullet="t" o:hrstd="t" o:hr="t" fillcolor="#a0a0a0" stroked="f"/>
     </w:pict>
   </w:numPicBullet>
+  <w:numPicBullet w:numPicBulletId="2">
+    <w:pict>
+      <v:rect id="_x0000_i1027" style="width:0;height:1.5pt" o:bullet="t" o:hrstd="t" o:hr="t" fillcolor="#a0a0a0" stroked="f"/>
+    </w:pict>
+  </w:numPicBullet>
+  <w:numPicBullet w:numPicBulletId="3">
+    <w:pict>
+      <v:rect id="_x0000_i1028" style="width:0;height:1.5pt" o:bullet="t" o:hrstd="t" o:hr="t" fillcolor="#a0a0a0" stroked="f"/>
+    </w:pict>
+  </w:numPicBullet>
   <w:abstractNum w:abstractNumId="0" w15:restartNumberingAfterBreak="0">
+    <w:nsid w:val="00421587"/>
+    <w:multiLevelType w:val="multilevel"/>
+    <w:tmpl w:val="2C44AE3C"/>
+    <w:lvl w:ilvl="0">
+      <w:start w:val="1"/>
+      <w:numFmt w:val="bullet"/>
+      <w:lvlText w:val=""/>
+      <w:lvlJc w:val="left"/>
+      <w:pPr>
+        <w:tabs>
+          <w:tab w:val="num" w:pos="720"/>
+        </w:tabs>
+        <w:ind w:left="720" w:hanging="360"/>
+      </w:pPr>
+      <w:rPr>
+        <w:rFonts w:ascii="Symbol" w:hAnsi="Symbol" w:hint="default"/>
+        <w:sz w:val="20"/>
+      </w:rPr>
+    </w:lvl>
+    <w:lvl w:ilvl="1" w:tentative="1">
+      <w:start w:val="1"/>
+      <w:numFmt w:val="bullet"/>
+      <w:lvlText w:val="o"/>
+      <w:lvlJc w:val="left"/>
+      <w:pPr>
+        <w:tabs>
+          <w:tab w:val="num" w:pos="1440"/>
+        </w:tabs>
+        <w:ind w:left="1440" w:hanging="360"/>
+      </w:pPr>
+      <w:rPr>
+        <w:rFonts w:ascii="Courier New" w:hAnsi="Courier New" w:hint="default"/>
+        <w:sz w:val="20"/>
+      </w:rPr>
+    </w:lvl>
+    <w:lvl w:ilvl="2" w:tentative="1">
+      <w:start w:val="1"/>
+      <w:numFmt w:val="bullet"/>
+      <w:lvlText w:val=""/>
+      <w:lvlJc w:val="left"/>
+      <w:pPr>
+        <w:tabs>
+          <w:tab w:val="num" w:pos="2160"/>
+        </w:tabs>
+        <w:ind w:left="2160" w:hanging="360"/>
+      </w:pPr>
+      <w:rPr>
+        <w:rFonts w:ascii="Wingdings" w:hAnsi="Wingdings" w:hint="default"/>
+        <w:sz w:val="20"/>
+      </w:rPr>
+    </w:lvl>
+    <w:lvl w:ilvl="3" w:tentative="1">
+      <w:start w:val="1"/>
+      <w:numFmt w:val="bullet"/>
+      <w:lvlText w:val=""/>
+      <w:lvlJc w:val="left"/>
+      <w:pPr>
+        <w:tabs>
+          <w:tab w:val="num" w:pos="2880"/>
+        </w:tabs>
+        <w:ind w:left="2880" w:hanging="360"/>
+      </w:pPr>
+      <w:rPr>
+        <w:rFonts w:ascii="Wingdings" w:hAnsi="Wingdings" w:hint="default"/>
+        <w:sz w:val="20"/>
+      </w:rPr>
+    </w:lvl>
+    <w:lvl w:ilvl="4" w:tentative="1">
+      <w:start w:val="1"/>
+      <w:numFmt w:val="bullet"/>
+      <w:lvlText w:val=""/>
+      <w:lvlJc w:val="left"/>
+      <w:pPr>
+        <w:tabs>
+          <w:tab w:val="num" w:pos="3600"/>
+        </w:tabs>
+        <w:ind w:left="3600" w:hanging="360"/>
+      </w:pPr>
+      <w:rPr>
+        <w:rFonts w:ascii="Wingdings" w:hAnsi="Wingdings" w:hint="default"/>
+        <w:sz w:val="20"/>
+      </w:rPr>
+    </w:lvl>
+    <w:lvl w:ilvl="5" w:tentative="1">
+      <w:start w:val="1"/>
+      <w:numFmt w:val="bullet"/>
+      <w:lvlText w:val=""/>
+      <w:lvlJc w:val="left"/>
+      <w:pPr>
+        <w:tabs>
+          <w:tab w:val="num" w:pos="4320"/>
+        </w:tabs>
+        <w:ind w:left="4320" w:hanging="360"/>
+      </w:pPr>
+      <w:rPr>
+        <w:rFonts w:ascii="Wingdings" w:hAnsi="Wingdings" w:hint="default"/>
+        <w:sz w:val="20"/>
+      </w:rPr>
+    </w:lvl>
+    <w:lvl w:ilvl="6" w:tentative="1">
+      <w:start w:val="1"/>
+      <w:numFmt w:val="bullet"/>
+      <w:lvlText w:val=""/>
+      <w:lvlJc w:val="left"/>
+      <w:pPr>
+        <w:tabs>
+          <w:tab w:val="num" w:pos="5040"/>
+        </w:tabs>
+        <w:ind w:left="5040" w:hanging="360"/>
+      </w:pPr>
+      <w:rPr>
+        <w:rFonts w:ascii="Wingdings" w:hAnsi="Wingdings" w:hint="default"/>
+        <w:sz w:val="20"/>
+      </w:rPr>
+    </w:lvl>
+    <w:lvl w:ilvl="7" w:tentative="1">
+      <w:start w:val="1"/>
+      <w:numFmt w:val="bullet"/>
+      <w:lvlText w:val=""/>
+      <w:lvlJc w:val="left"/>
+      <w:pPr>
+        <w:tabs>
+          <w:tab w:val="num" w:pos="5760"/>
+        </w:tabs>
+        <w:ind w:left="5760" w:hanging="360"/>
+      </w:pPr>
+      <w:rPr>
+        <w:rFonts w:ascii="Wingdings" w:hAnsi="Wingdings" w:hint="default"/>
+        <w:sz w:val="20"/>
+      </w:rPr>
+    </w:lvl>
+    <w:lvl w:ilvl="8" w:tentative="1">
+      <w:start w:val="1"/>
+      <w:numFmt w:val="bullet"/>
+      <w:lvlText w:val=""/>
+      <w:lvlJc w:val="left"/>
+      <w:pPr>
+        <w:tabs>
+          <w:tab w:val="num" w:pos="6480"/>
+        </w:tabs>
+        <w:ind w:left="6480" w:hanging="360"/>
+      </w:pPr>
+      <w:rPr>
+        <w:rFonts w:ascii="Wingdings" w:hAnsi="Wingdings" w:hint="default"/>
+        <w:sz w:val="20"/>
+      </w:rPr>
+    </w:lvl>
+  </w:abstractNum>
+  <w:abstractNum w:abstractNumId="1" w15:restartNumberingAfterBreak="0">
     <w:nsid w:val="04FB4CAC"/>
     <w:multiLevelType w:val="multilevel"/>
     <w:tmpl w:val="5536920E"/>
@@ -17985,7 +23389,7 @@
       </w:pPr>
     </w:lvl>
   </w:abstractNum>
-  <w:abstractNum w:abstractNumId="1" w15:restartNumberingAfterBreak="0">
+  <w:abstractNum w:abstractNumId="2" w15:restartNumberingAfterBreak="0">
     <w:nsid w:val="067B56F7"/>
     <w:multiLevelType w:val="multilevel"/>
     <w:tmpl w:val="284434FE"/>
@@ -18134,7 +23538,7 @@
       </w:rPr>
     </w:lvl>
   </w:abstractNum>
-  <w:abstractNum w:abstractNumId="2" w15:restartNumberingAfterBreak="0">
+  <w:abstractNum w:abstractNumId="3" w15:restartNumberingAfterBreak="0">
     <w:nsid w:val="07184DE8"/>
     <w:multiLevelType w:val="multilevel"/>
     <w:tmpl w:val="F674812C"/>
@@ -18247,7 +23651,7 @@
       </w:pPr>
     </w:lvl>
   </w:abstractNum>
-  <w:abstractNum w:abstractNumId="3" w15:restartNumberingAfterBreak="0">
+  <w:abstractNum w:abstractNumId="4" w15:restartNumberingAfterBreak="0">
     <w:nsid w:val="0B492AF0"/>
     <w:multiLevelType w:val="multilevel"/>
     <w:tmpl w:val="EFD69A36"/>
@@ -18396,7 +23800,156 @@
       </w:rPr>
     </w:lvl>
   </w:abstractNum>
-  <w:abstractNum w:abstractNumId="4" w15:restartNumberingAfterBreak="0">
+  <w:abstractNum w:abstractNumId="5" w15:restartNumberingAfterBreak="0">
+    <w:nsid w:val="0C7927F3"/>
+    <w:multiLevelType w:val="multilevel"/>
+    <w:tmpl w:val="9E7097E0"/>
+    <w:lvl w:ilvl="0">
+      <w:start w:val="1"/>
+      <w:numFmt w:val="bullet"/>
+      <w:lvlText w:val=""/>
+      <w:lvlJc w:val="left"/>
+      <w:pPr>
+        <w:tabs>
+          <w:tab w:val="num" w:pos="720"/>
+        </w:tabs>
+        <w:ind w:left="720" w:hanging="360"/>
+      </w:pPr>
+      <w:rPr>
+        <w:rFonts w:ascii="Symbol" w:hAnsi="Symbol" w:hint="default"/>
+        <w:sz w:val="20"/>
+      </w:rPr>
+    </w:lvl>
+    <w:lvl w:ilvl="1" w:tentative="1">
+      <w:start w:val="1"/>
+      <w:numFmt w:val="bullet"/>
+      <w:lvlText w:val="o"/>
+      <w:lvlJc w:val="left"/>
+      <w:pPr>
+        <w:tabs>
+          <w:tab w:val="num" w:pos="1440"/>
+        </w:tabs>
+        <w:ind w:left="1440" w:hanging="360"/>
+      </w:pPr>
+      <w:rPr>
+        <w:rFonts w:ascii="Courier New" w:hAnsi="Courier New" w:hint="default"/>
+        <w:sz w:val="20"/>
+      </w:rPr>
+    </w:lvl>
+    <w:lvl w:ilvl="2" w:tentative="1">
+      <w:start w:val="1"/>
+      <w:numFmt w:val="bullet"/>
+      <w:lvlText w:val=""/>
+      <w:lvlJc w:val="left"/>
+      <w:pPr>
+        <w:tabs>
+          <w:tab w:val="num" w:pos="2160"/>
+        </w:tabs>
+        <w:ind w:left="2160" w:hanging="360"/>
+      </w:pPr>
+      <w:rPr>
+        <w:rFonts w:ascii="Wingdings" w:hAnsi="Wingdings" w:hint="default"/>
+        <w:sz w:val="20"/>
+      </w:rPr>
+    </w:lvl>
+    <w:lvl w:ilvl="3" w:tentative="1">
+      <w:start w:val="1"/>
+      <w:numFmt w:val="bullet"/>
+      <w:lvlText w:val=""/>
+      <w:lvlJc w:val="left"/>
+      <w:pPr>
+        <w:tabs>
+          <w:tab w:val="num" w:pos="2880"/>
+        </w:tabs>
+        <w:ind w:left="2880" w:hanging="360"/>
+      </w:pPr>
+      <w:rPr>
+        <w:rFonts w:ascii="Wingdings" w:hAnsi="Wingdings" w:hint="default"/>
+        <w:sz w:val="20"/>
+      </w:rPr>
+    </w:lvl>
+    <w:lvl w:ilvl="4" w:tentative="1">
+      <w:start w:val="1"/>
+      <w:numFmt w:val="bullet"/>
+      <w:lvlText w:val=""/>
+      <w:lvlJc w:val="left"/>
+      <w:pPr>
+        <w:tabs>
+          <w:tab w:val="num" w:pos="3600"/>
+        </w:tabs>
+        <w:ind w:left="3600" w:hanging="360"/>
+      </w:pPr>
+      <w:rPr>
+        <w:rFonts w:ascii="Wingdings" w:hAnsi="Wingdings" w:hint="default"/>
+        <w:sz w:val="20"/>
+      </w:rPr>
+    </w:lvl>
+    <w:lvl w:ilvl="5" w:tentative="1">
+      <w:start w:val="1"/>
+      <w:numFmt w:val="bullet"/>
+      <w:lvlText w:val=""/>
+      <w:lvlJc w:val="left"/>
+      <w:pPr>
+        <w:tabs>
+          <w:tab w:val="num" w:pos="4320"/>
+        </w:tabs>
+        <w:ind w:left="4320" w:hanging="360"/>
+      </w:pPr>
+      <w:rPr>
+        <w:rFonts w:ascii="Wingdings" w:hAnsi="Wingdings" w:hint="default"/>
+        <w:sz w:val="20"/>
+      </w:rPr>
+    </w:lvl>
+    <w:lvl w:ilvl="6" w:tentative="1">
+      <w:start w:val="1"/>
+      <w:numFmt w:val="bullet"/>
+      <w:lvlText w:val=""/>
+      <w:lvlJc w:val="left"/>
+      <w:pPr>
+        <w:tabs>
+          <w:tab w:val="num" w:pos="5040"/>
+        </w:tabs>
+        <w:ind w:left="5040" w:hanging="360"/>
+      </w:pPr>
+      <w:rPr>
+        <w:rFonts w:ascii="Wingdings" w:hAnsi="Wingdings" w:hint="default"/>
+        <w:sz w:val="20"/>
+      </w:rPr>
+    </w:lvl>
+    <w:lvl w:ilvl="7" w:tentative="1">
+      <w:start w:val="1"/>
+      <w:numFmt w:val="bullet"/>
+      <w:lvlText w:val=""/>
+      <w:lvlJc w:val="left"/>
+      <w:pPr>
+        <w:tabs>
+          <w:tab w:val="num" w:pos="5760"/>
+        </w:tabs>
+        <w:ind w:left="5760" w:hanging="360"/>
+      </w:pPr>
+      <w:rPr>
+        <w:rFonts w:ascii="Wingdings" w:hAnsi="Wingdings" w:hint="default"/>
+        <w:sz w:val="20"/>
+      </w:rPr>
+    </w:lvl>
+    <w:lvl w:ilvl="8" w:tentative="1">
+      <w:start w:val="1"/>
+      <w:numFmt w:val="bullet"/>
+      <w:lvlText w:val=""/>
+      <w:lvlJc w:val="left"/>
+      <w:pPr>
+        <w:tabs>
+          <w:tab w:val="num" w:pos="6480"/>
+        </w:tabs>
+        <w:ind w:left="6480" w:hanging="360"/>
+      </w:pPr>
+      <w:rPr>
+        <w:rFonts w:ascii="Wingdings" w:hAnsi="Wingdings" w:hint="default"/>
+        <w:sz w:val="20"/>
+      </w:rPr>
+    </w:lvl>
+  </w:abstractNum>
+  <w:abstractNum w:abstractNumId="6" w15:restartNumberingAfterBreak="0">
     <w:nsid w:val="0FCF1907"/>
     <w:multiLevelType w:val="multilevel"/>
     <w:tmpl w:val="88A0DCC4"/>
@@ -18513,7 +24066,7 @@
       </w:pPr>
     </w:lvl>
   </w:abstractNum>
-  <w:abstractNum w:abstractNumId="5" w15:restartNumberingAfterBreak="0">
+  <w:abstractNum w:abstractNumId="7" w15:restartNumberingAfterBreak="0">
     <w:nsid w:val="107E64E8"/>
     <w:multiLevelType w:val="multilevel"/>
     <w:tmpl w:val="E09665AC"/>
@@ -18662,7 +24215,7 @@
       </w:rPr>
     </w:lvl>
   </w:abstractNum>
-  <w:abstractNum w:abstractNumId="6" w15:restartNumberingAfterBreak="0">
+  <w:abstractNum w:abstractNumId="8" w15:restartNumberingAfterBreak="0">
     <w:nsid w:val="18D009B6"/>
     <w:multiLevelType w:val="multilevel"/>
     <w:tmpl w:val="8BBAD87E"/>
@@ -18811,7 +24364,7 @@
       </w:rPr>
     </w:lvl>
   </w:abstractNum>
-  <w:abstractNum w:abstractNumId="7" w15:restartNumberingAfterBreak="0">
+  <w:abstractNum w:abstractNumId="9" w15:restartNumberingAfterBreak="0">
     <w:nsid w:val="1A8C1E10"/>
     <w:multiLevelType w:val="multilevel"/>
     <w:tmpl w:val="1FC2C6E0"/>
@@ -18960,7 +24513,7 @@
       </w:rPr>
     </w:lvl>
   </w:abstractNum>
-  <w:abstractNum w:abstractNumId="8" w15:restartNumberingAfterBreak="0">
+  <w:abstractNum w:abstractNumId="10" w15:restartNumberingAfterBreak="0">
     <w:nsid w:val="1CCF769D"/>
     <w:multiLevelType w:val="multilevel"/>
     <w:tmpl w:val="81B2FB98"/>
@@ -19109,7 +24662,7 @@
       </w:rPr>
     </w:lvl>
   </w:abstractNum>
-  <w:abstractNum w:abstractNumId="9" w15:restartNumberingAfterBreak="0">
+  <w:abstractNum w:abstractNumId="11" w15:restartNumberingAfterBreak="0">
     <w:nsid w:val="1FB818D5"/>
     <w:multiLevelType w:val="multilevel"/>
     <w:tmpl w:val="9C2CCD1C"/>
@@ -19222,7 +24775,156 @@
       </w:pPr>
     </w:lvl>
   </w:abstractNum>
-  <w:abstractNum w:abstractNumId="10" w15:restartNumberingAfterBreak="0">
+  <w:abstractNum w:abstractNumId="12" w15:restartNumberingAfterBreak="0">
+    <w:nsid w:val="231211C9"/>
+    <w:multiLevelType w:val="multilevel"/>
+    <w:tmpl w:val="284434FE"/>
+    <w:lvl w:ilvl="0">
+      <w:start w:val="1"/>
+      <w:numFmt w:val="bullet"/>
+      <w:lvlText w:val=""/>
+      <w:lvlJc w:val="left"/>
+      <w:pPr>
+        <w:tabs>
+          <w:tab w:val="num" w:pos="720"/>
+        </w:tabs>
+        <w:ind w:left="720" w:hanging="360"/>
+      </w:pPr>
+      <w:rPr>
+        <w:rFonts w:ascii="Symbol" w:hAnsi="Symbol" w:hint="default"/>
+        <w:sz w:val="20"/>
+      </w:rPr>
+    </w:lvl>
+    <w:lvl w:ilvl="1" w:tentative="1">
+      <w:start w:val="1"/>
+      <w:numFmt w:val="bullet"/>
+      <w:lvlText w:val="o"/>
+      <w:lvlJc w:val="left"/>
+      <w:pPr>
+        <w:tabs>
+          <w:tab w:val="num" w:pos="1440"/>
+        </w:tabs>
+        <w:ind w:left="1440" w:hanging="360"/>
+      </w:pPr>
+      <w:rPr>
+        <w:rFonts w:ascii="Courier New" w:hAnsi="Courier New" w:hint="default"/>
+        <w:sz w:val="20"/>
+      </w:rPr>
+    </w:lvl>
+    <w:lvl w:ilvl="2" w:tentative="1">
+      <w:start w:val="1"/>
+      <w:numFmt w:val="bullet"/>
+      <w:lvlText w:val=""/>
+      <w:lvlJc w:val="left"/>
+      <w:pPr>
+        <w:tabs>
+          <w:tab w:val="num" w:pos="2160"/>
+        </w:tabs>
+        <w:ind w:left="2160" w:hanging="360"/>
+      </w:pPr>
+      <w:rPr>
+        <w:rFonts w:ascii="Wingdings" w:hAnsi="Wingdings" w:hint="default"/>
+        <w:sz w:val="20"/>
+      </w:rPr>
+    </w:lvl>
+    <w:lvl w:ilvl="3" w:tentative="1">
+      <w:start w:val="1"/>
+      <w:numFmt w:val="bullet"/>
+      <w:lvlText w:val=""/>
+      <w:lvlJc w:val="left"/>
+      <w:pPr>
+        <w:tabs>
+          <w:tab w:val="num" w:pos="2880"/>
+        </w:tabs>
+        <w:ind w:left="2880" w:hanging="360"/>
+      </w:pPr>
+      <w:rPr>
+        <w:rFonts w:ascii="Wingdings" w:hAnsi="Wingdings" w:hint="default"/>
+        <w:sz w:val="20"/>
+      </w:rPr>
+    </w:lvl>
+    <w:lvl w:ilvl="4" w:tentative="1">
+      <w:start w:val="1"/>
+      <w:numFmt w:val="bullet"/>
+      <w:lvlText w:val=""/>
+      <w:lvlJc w:val="left"/>
+      <w:pPr>
+        <w:tabs>
+          <w:tab w:val="num" w:pos="3600"/>
+        </w:tabs>
+        <w:ind w:left="3600" w:hanging="360"/>
+      </w:pPr>
+      <w:rPr>
+        <w:rFonts w:ascii="Wingdings" w:hAnsi="Wingdings" w:hint="default"/>
+        <w:sz w:val="20"/>
+      </w:rPr>
+    </w:lvl>
+    <w:lvl w:ilvl="5" w:tentative="1">
+      <w:start w:val="1"/>
+      <w:numFmt w:val="bullet"/>
+      <w:lvlText w:val=""/>
+      <w:lvlJc w:val="left"/>
+      <w:pPr>
+        <w:tabs>
+          <w:tab w:val="num" w:pos="4320"/>
+        </w:tabs>
+        <w:ind w:left="4320" w:hanging="360"/>
+      </w:pPr>
+      <w:rPr>
+        <w:rFonts w:ascii="Wingdings" w:hAnsi="Wingdings" w:hint="default"/>
+        <w:sz w:val="20"/>
+      </w:rPr>
+    </w:lvl>
+    <w:lvl w:ilvl="6" w:tentative="1">
+      <w:start w:val="1"/>
+      <w:numFmt w:val="bullet"/>
+      <w:lvlText w:val=""/>
+      <w:lvlJc w:val="left"/>
+      <w:pPr>
+        <w:tabs>
+          <w:tab w:val="num" w:pos="5040"/>
+        </w:tabs>
+        <w:ind w:left="5040" w:hanging="360"/>
+      </w:pPr>
+      <w:rPr>
+        <w:rFonts w:ascii="Wingdings" w:hAnsi="Wingdings" w:hint="default"/>
+        <w:sz w:val="20"/>
+      </w:rPr>
+    </w:lvl>
+    <w:lvl w:ilvl="7" w:tentative="1">
+      <w:start w:val="1"/>
+      <w:numFmt w:val="bullet"/>
+      <w:lvlText w:val=""/>
+      <w:lvlJc w:val="left"/>
+      <w:pPr>
+        <w:tabs>
+          <w:tab w:val="num" w:pos="5760"/>
+        </w:tabs>
+        <w:ind w:left="5760" w:hanging="360"/>
+      </w:pPr>
+      <w:rPr>
+        <w:rFonts w:ascii="Wingdings" w:hAnsi="Wingdings" w:hint="default"/>
+        <w:sz w:val="20"/>
+      </w:rPr>
+    </w:lvl>
+    <w:lvl w:ilvl="8" w:tentative="1">
+      <w:start w:val="1"/>
+      <w:numFmt w:val="bullet"/>
+      <w:lvlText w:val=""/>
+      <w:lvlJc w:val="left"/>
+      <w:pPr>
+        <w:tabs>
+          <w:tab w:val="num" w:pos="6480"/>
+        </w:tabs>
+        <w:ind w:left="6480" w:hanging="360"/>
+      </w:pPr>
+      <w:rPr>
+        <w:rFonts w:ascii="Wingdings" w:hAnsi="Wingdings" w:hint="default"/>
+        <w:sz w:val="20"/>
+      </w:rPr>
+    </w:lvl>
+  </w:abstractNum>
+  <w:abstractNum w:abstractNumId="13" w15:restartNumberingAfterBreak="0">
     <w:nsid w:val="23896E71"/>
     <w:multiLevelType w:val="multilevel"/>
     <w:tmpl w:val="87D21BCC"/>
@@ -19371,7 +25073,7 @@
       </w:rPr>
     </w:lvl>
   </w:abstractNum>
-  <w:abstractNum w:abstractNumId="11" w15:restartNumberingAfterBreak="0">
+  <w:abstractNum w:abstractNumId="14" w15:restartNumberingAfterBreak="0">
     <w:nsid w:val="283C448A"/>
     <w:multiLevelType w:val="multilevel"/>
     <w:tmpl w:val="5518EB7A"/>
@@ -19520,7 +25222,7 @@
       </w:rPr>
     </w:lvl>
   </w:abstractNum>
-  <w:abstractNum w:abstractNumId="12" w15:restartNumberingAfterBreak="0">
+  <w:abstractNum w:abstractNumId="15" w15:restartNumberingAfterBreak="0">
     <w:nsid w:val="2A7E5B87"/>
     <w:multiLevelType w:val="multilevel"/>
     <w:tmpl w:val="236AE22C"/>
@@ -19669,7 +25371,7 @@
       </w:rPr>
     </w:lvl>
   </w:abstractNum>
-  <w:abstractNum w:abstractNumId="13" w15:restartNumberingAfterBreak="0">
+  <w:abstractNum w:abstractNumId="16" w15:restartNumberingAfterBreak="0">
     <w:nsid w:val="2B5A5E0B"/>
     <w:multiLevelType w:val="multilevel"/>
     <w:tmpl w:val="24F04C84"/>
@@ -19818,7 +25520,7 @@
       </w:rPr>
     </w:lvl>
   </w:abstractNum>
-  <w:abstractNum w:abstractNumId="14" w15:restartNumberingAfterBreak="0">
+  <w:abstractNum w:abstractNumId="17" w15:restartNumberingAfterBreak="0">
     <w:nsid w:val="2F550B18"/>
     <w:multiLevelType w:val="multilevel"/>
     <w:tmpl w:val="78CA4050"/>
@@ -19967,7 +25669,7 @@
       </w:rPr>
     </w:lvl>
   </w:abstractNum>
-  <w:abstractNum w:abstractNumId="15" w15:restartNumberingAfterBreak="0">
+  <w:abstractNum w:abstractNumId="18" w15:restartNumberingAfterBreak="0">
     <w:nsid w:val="2F6159A4"/>
     <w:multiLevelType w:val="multilevel"/>
     <w:tmpl w:val="623ADA6E"/>
@@ -20080,7 +25782,7 @@
       </w:pPr>
     </w:lvl>
   </w:abstractNum>
-  <w:abstractNum w:abstractNumId="16" w15:restartNumberingAfterBreak="0">
+  <w:abstractNum w:abstractNumId="19" w15:restartNumberingAfterBreak="0">
     <w:nsid w:val="2F655F95"/>
     <w:multiLevelType w:val="multilevel"/>
     <w:tmpl w:val="9C2CCD1C"/>
@@ -20193,7 +25895,7 @@
       </w:pPr>
     </w:lvl>
   </w:abstractNum>
-  <w:abstractNum w:abstractNumId="17" w15:restartNumberingAfterBreak="0">
+  <w:abstractNum w:abstractNumId="20" w15:restartNumberingAfterBreak="0">
     <w:nsid w:val="34205F5B"/>
     <w:multiLevelType w:val="multilevel"/>
     <w:tmpl w:val="D7E4E6AA"/>
@@ -20342,7 +26044,7 @@
       </w:rPr>
     </w:lvl>
   </w:abstractNum>
-  <w:abstractNum w:abstractNumId="18" w15:restartNumberingAfterBreak="0">
+  <w:abstractNum w:abstractNumId="21" w15:restartNumberingAfterBreak="0">
     <w:nsid w:val="35EC4C35"/>
     <w:multiLevelType w:val="multilevel"/>
     <w:tmpl w:val="C044817E"/>
@@ -20491,7 +26193,7 @@
       </w:rPr>
     </w:lvl>
   </w:abstractNum>
-  <w:abstractNum w:abstractNumId="19" w15:restartNumberingAfterBreak="0">
+  <w:abstractNum w:abstractNumId="22" w15:restartNumberingAfterBreak="0">
     <w:nsid w:val="4001201C"/>
     <w:multiLevelType w:val="multilevel"/>
     <w:tmpl w:val="04082470"/>
@@ -20604,7 +26306,7 @@
       </w:pPr>
     </w:lvl>
   </w:abstractNum>
-  <w:abstractNum w:abstractNumId="20" w15:restartNumberingAfterBreak="0">
+  <w:abstractNum w:abstractNumId="23" w15:restartNumberingAfterBreak="0">
     <w:nsid w:val="4AA84A18"/>
     <w:multiLevelType w:val="multilevel"/>
     <w:tmpl w:val="806AE8EA"/>
@@ -20753,7 +26455,156 @@
       </w:rPr>
     </w:lvl>
   </w:abstractNum>
-  <w:abstractNum w:abstractNumId="21" w15:restartNumberingAfterBreak="0">
+  <w:abstractNum w:abstractNumId="24" w15:restartNumberingAfterBreak="0">
+    <w:nsid w:val="4ACC3D8E"/>
+    <w:multiLevelType w:val="multilevel"/>
+    <w:tmpl w:val="689CC926"/>
+    <w:lvl w:ilvl="0">
+      <w:start w:val="1"/>
+      <w:numFmt w:val="bullet"/>
+      <w:lvlText w:val=""/>
+      <w:lvlJc w:val="left"/>
+      <w:pPr>
+        <w:tabs>
+          <w:tab w:val="num" w:pos="720"/>
+        </w:tabs>
+        <w:ind w:left="720" w:hanging="360"/>
+      </w:pPr>
+      <w:rPr>
+        <w:rFonts w:ascii="Symbol" w:hAnsi="Symbol" w:hint="default"/>
+        <w:sz w:val="20"/>
+      </w:rPr>
+    </w:lvl>
+    <w:lvl w:ilvl="1" w:tentative="1">
+      <w:start w:val="1"/>
+      <w:numFmt w:val="bullet"/>
+      <w:lvlText w:val="o"/>
+      <w:lvlJc w:val="left"/>
+      <w:pPr>
+        <w:tabs>
+          <w:tab w:val="num" w:pos="1440"/>
+        </w:tabs>
+        <w:ind w:left="1440" w:hanging="360"/>
+      </w:pPr>
+      <w:rPr>
+        <w:rFonts w:ascii="Courier New" w:hAnsi="Courier New" w:hint="default"/>
+        <w:sz w:val="20"/>
+      </w:rPr>
+    </w:lvl>
+    <w:lvl w:ilvl="2" w:tentative="1">
+      <w:start w:val="1"/>
+      <w:numFmt w:val="bullet"/>
+      <w:lvlText w:val=""/>
+      <w:lvlJc w:val="left"/>
+      <w:pPr>
+        <w:tabs>
+          <w:tab w:val="num" w:pos="2160"/>
+        </w:tabs>
+        <w:ind w:left="2160" w:hanging="360"/>
+      </w:pPr>
+      <w:rPr>
+        <w:rFonts w:ascii="Wingdings" w:hAnsi="Wingdings" w:hint="default"/>
+        <w:sz w:val="20"/>
+      </w:rPr>
+    </w:lvl>
+    <w:lvl w:ilvl="3" w:tentative="1">
+      <w:start w:val="1"/>
+      <w:numFmt w:val="bullet"/>
+      <w:lvlText w:val=""/>
+      <w:lvlJc w:val="left"/>
+      <w:pPr>
+        <w:tabs>
+          <w:tab w:val="num" w:pos="2880"/>
+        </w:tabs>
+        <w:ind w:left="2880" w:hanging="360"/>
+      </w:pPr>
+      <w:rPr>
+        <w:rFonts w:ascii="Wingdings" w:hAnsi="Wingdings" w:hint="default"/>
+        <w:sz w:val="20"/>
+      </w:rPr>
+    </w:lvl>
+    <w:lvl w:ilvl="4" w:tentative="1">
+      <w:start w:val="1"/>
+      <w:numFmt w:val="bullet"/>
+      <w:lvlText w:val=""/>
+      <w:lvlJc w:val="left"/>
+      <w:pPr>
+        <w:tabs>
+          <w:tab w:val="num" w:pos="3600"/>
+        </w:tabs>
+        <w:ind w:left="3600" w:hanging="360"/>
+      </w:pPr>
+      <w:rPr>
+        <w:rFonts w:ascii="Wingdings" w:hAnsi="Wingdings" w:hint="default"/>
+        <w:sz w:val="20"/>
+      </w:rPr>
+    </w:lvl>
+    <w:lvl w:ilvl="5" w:tentative="1">
+      <w:start w:val="1"/>
+      <w:numFmt w:val="bullet"/>
+      <w:lvlText w:val=""/>
+      <w:lvlJc w:val="left"/>
+      <w:pPr>
+        <w:tabs>
+          <w:tab w:val="num" w:pos="4320"/>
+        </w:tabs>
+        <w:ind w:left="4320" w:hanging="360"/>
+      </w:pPr>
+      <w:rPr>
+        <w:rFonts w:ascii="Wingdings" w:hAnsi="Wingdings" w:hint="default"/>
+        <w:sz w:val="20"/>
+      </w:rPr>
+    </w:lvl>
+    <w:lvl w:ilvl="6" w:tentative="1">
+      <w:start w:val="1"/>
+      <w:numFmt w:val="bullet"/>
+      <w:lvlText w:val=""/>
+      <w:lvlJc w:val="left"/>
+      <w:pPr>
+        <w:tabs>
+          <w:tab w:val="num" w:pos="5040"/>
+        </w:tabs>
+        <w:ind w:left="5040" w:hanging="360"/>
+      </w:pPr>
+      <w:rPr>
+        <w:rFonts w:ascii="Wingdings" w:hAnsi="Wingdings" w:hint="default"/>
+        <w:sz w:val="20"/>
+      </w:rPr>
+    </w:lvl>
+    <w:lvl w:ilvl="7" w:tentative="1">
+      <w:start w:val="1"/>
+      <w:numFmt w:val="bullet"/>
+      <w:lvlText w:val=""/>
+      <w:lvlJc w:val="left"/>
+      <w:pPr>
+        <w:tabs>
+          <w:tab w:val="num" w:pos="5760"/>
+        </w:tabs>
+        <w:ind w:left="5760" w:hanging="360"/>
+      </w:pPr>
+      <w:rPr>
+        <w:rFonts w:ascii="Wingdings" w:hAnsi="Wingdings" w:hint="default"/>
+        <w:sz w:val="20"/>
+      </w:rPr>
+    </w:lvl>
+    <w:lvl w:ilvl="8" w:tentative="1">
+      <w:start w:val="1"/>
+      <w:numFmt w:val="bullet"/>
+      <w:lvlText w:val=""/>
+      <w:lvlJc w:val="left"/>
+      <w:pPr>
+        <w:tabs>
+          <w:tab w:val="num" w:pos="6480"/>
+        </w:tabs>
+        <w:ind w:left="6480" w:hanging="360"/>
+      </w:pPr>
+      <w:rPr>
+        <w:rFonts w:ascii="Wingdings" w:hAnsi="Wingdings" w:hint="default"/>
+        <w:sz w:val="20"/>
+      </w:rPr>
+    </w:lvl>
+  </w:abstractNum>
+  <w:abstractNum w:abstractNumId="25" w15:restartNumberingAfterBreak="0">
     <w:nsid w:val="508D7154"/>
     <w:multiLevelType w:val="multilevel"/>
     <w:tmpl w:val="05BA29AE"/>
@@ -20902,7 +26753,7 @@
       </w:rPr>
     </w:lvl>
   </w:abstractNum>
-  <w:abstractNum w:abstractNumId="22" w15:restartNumberingAfterBreak="0">
+  <w:abstractNum w:abstractNumId="26" w15:restartNumberingAfterBreak="0">
     <w:nsid w:val="50AF1916"/>
     <w:multiLevelType w:val="multilevel"/>
     <w:tmpl w:val="1CDEC6D6"/>
@@ -21051,7 +26902,7 @@
       </w:rPr>
     </w:lvl>
   </w:abstractNum>
-  <w:abstractNum w:abstractNumId="23" w15:restartNumberingAfterBreak="0">
+  <w:abstractNum w:abstractNumId="27" w15:restartNumberingAfterBreak="0">
     <w:nsid w:val="52B35D9C"/>
     <w:multiLevelType w:val="multilevel"/>
     <w:tmpl w:val="F036D8DA"/>
@@ -21200,7 +27051,7 @@
       </w:rPr>
     </w:lvl>
   </w:abstractNum>
-  <w:abstractNum w:abstractNumId="24" w15:restartNumberingAfterBreak="0">
+  <w:abstractNum w:abstractNumId="28" w15:restartNumberingAfterBreak="0">
     <w:nsid w:val="54050725"/>
     <w:multiLevelType w:val="multilevel"/>
     <w:tmpl w:val="82C40B8A"/>
@@ -21349,7 +27200,7 @@
       </w:rPr>
     </w:lvl>
   </w:abstractNum>
-  <w:abstractNum w:abstractNumId="25" w15:restartNumberingAfterBreak="0">
+  <w:abstractNum w:abstractNumId="29" w15:restartNumberingAfterBreak="0">
     <w:nsid w:val="549B7A3F"/>
     <w:multiLevelType w:val="multilevel"/>
     <w:tmpl w:val="0F20AB3A"/>
@@ -21498,7 +27349,7 @@
       </w:rPr>
     </w:lvl>
   </w:abstractNum>
-  <w:abstractNum w:abstractNumId="26" w15:restartNumberingAfterBreak="0">
+  <w:abstractNum w:abstractNumId="30" w15:restartNumberingAfterBreak="0">
     <w:nsid w:val="562D489C"/>
     <w:multiLevelType w:val="multilevel"/>
     <w:tmpl w:val="86F008FA"/>
@@ -21647,7 +27498,7 @@
       </w:rPr>
     </w:lvl>
   </w:abstractNum>
-  <w:abstractNum w:abstractNumId="27" w15:restartNumberingAfterBreak="0">
+  <w:abstractNum w:abstractNumId="31" w15:restartNumberingAfterBreak="0">
     <w:nsid w:val="5E4B3C32"/>
     <w:multiLevelType w:val="multilevel"/>
     <w:tmpl w:val="2C82D658"/>
@@ -21796,7 +27647,7 @@
       </w:rPr>
     </w:lvl>
   </w:abstractNum>
-  <w:abstractNum w:abstractNumId="28" w15:restartNumberingAfterBreak="0">
+  <w:abstractNum w:abstractNumId="32" w15:restartNumberingAfterBreak="0">
     <w:nsid w:val="600B5A80"/>
     <w:multiLevelType w:val="multilevel"/>
     <w:tmpl w:val="4D9E1450"/>
@@ -21945,7 +27796,7 @@
       </w:rPr>
     </w:lvl>
   </w:abstractNum>
-  <w:abstractNum w:abstractNumId="29" w15:restartNumberingAfterBreak="0">
+  <w:abstractNum w:abstractNumId="33" w15:restartNumberingAfterBreak="0">
     <w:nsid w:val="628D780C"/>
     <w:multiLevelType w:val="multilevel"/>
     <w:tmpl w:val="6338E36A"/>
@@ -22094,7 +27945,7 @@
       </w:rPr>
     </w:lvl>
   </w:abstractNum>
-  <w:abstractNum w:abstractNumId="30" w15:restartNumberingAfterBreak="0">
+  <w:abstractNum w:abstractNumId="34" w15:restartNumberingAfterBreak="0">
     <w:nsid w:val="63D52A4F"/>
     <w:multiLevelType w:val="multilevel"/>
     <w:tmpl w:val="BE346338"/>
@@ -22243,7 +28094,7 @@
       </w:rPr>
     </w:lvl>
   </w:abstractNum>
-  <w:abstractNum w:abstractNumId="31" w15:restartNumberingAfterBreak="0">
+  <w:abstractNum w:abstractNumId="35" w15:restartNumberingAfterBreak="0">
     <w:nsid w:val="64C63B97"/>
     <w:multiLevelType w:val="multilevel"/>
     <w:tmpl w:val="81889C6E"/>
@@ -22356,7 +28207,7 @@
       </w:pPr>
     </w:lvl>
   </w:abstractNum>
-  <w:abstractNum w:abstractNumId="32" w15:restartNumberingAfterBreak="0">
+  <w:abstractNum w:abstractNumId="36" w15:restartNumberingAfterBreak="0">
     <w:nsid w:val="685308A7"/>
     <w:multiLevelType w:val="multilevel"/>
     <w:tmpl w:val="27A080CC"/>
@@ -22505,7 +28356,156 @@
       </w:rPr>
     </w:lvl>
   </w:abstractNum>
-  <w:abstractNum w:abstractNumId="33" w15:restartNumberingAfterBreak="0">
+  <w:abstractNum w:abstractNumId="37" w15:restartNumberingAfterBreak="0">
+    <w:nsid w:val="688914B3"/>
+    <w:multiLevelType w:val="multilevel"/>
+    <w:tmpl w:val="BC92A496"/>
+    <w:lvl w:ilvl="0">
+      <w:start w:val="1"/>
+      <w:numFmt w:val="bullet"/>
+      <w:lvlText w:val=""/>
+      <w:lvlJc w:val="left"/>
+      <w:pPr>
+        <w:tabs>
+          <w:tab w:val="num" w:pos="720"/>
+        </w:tabs>
+        <w:ind w:left="720" w:hanging="360"/>
+      </w:pPr>
+      <w:rPr>
+        <w:rFonts w:ascii="Symbol" w:hAnsi="Symbol" w:hint="default"/>
+        <w:sz w:val="20"/>
+      </w:rPr>
+    </w:lvl>
+    <w:lvl w:ilvl="1" w:tentative="1">
+      <w:start w:val="1"/>
+      <w:numFmt w:val="bullet"/>
+      <w:lvlText w:val="o"/>
+      <w:lvlJc w:val="left"/>
+      <w:pPr>
+        <w:tabs>
+          <w:tab w:val="num" w:pos="1440"/>
+        </w:tabs>
+        <w:ind w:left="1440" w:hanging="360"/>
+      </w:pPr>
+      <w:rPr>
+        <w:rFonts w:ascii="Courier New" w:hAnsi="Courier New" w:hint="default"/>
+        <w:sz w:val="20"/>
+      </w:rPr>
+    </w:lvl>
+    <w:lvl w:ilvl="2" w:tentative="1">
+      <w:start w:val="1"/>
+      <w:numFmt w:val="bullet"/>
+      <w:lvlText w:val=""/>
+      <w:lvlJc w:val="left"/>
+      <w:pPr>
+        <w:tabs>
+          <w:tab w:val="num" w:pos="2160"/>
+        </w:tabs>
+        <w:ind w:left="2160" w:hanging="360"/>
+      </w:pPr>
+      <w:rPr>
+        <w:rFonts w:ascii="Wingdings" w:hAnsi="Wingdings" w:hint="default"/>
+        <w:sz w:val="20"/>
+      </w:rPr>
+    </w:lvl>
+    <w:lvl w:ilvl="3" w:tentative="1">
+      <w:start w:val="1"/>
+      <w:numFmt w:val="bullet"/>
+      <w:lvlText w:val=""/>
+      <w:lvlJc w:val="left"/>
+      <w:pPr>
+        <w:tabs>
+          <w:tab w:val="num" w:pos="2880"/>
+        </w:tabs>
+        <w:ind w:left="2880" w:hanging="360"/>
+      </w:pPr>
+      <w:rPr>
+        <w:rFonts w:ascii="Wingdings" w:hAnsi="Wingdings" w:hint="default"/>
+        <w:sz w:val="20"/>
+      </w:rPr>
+    </w:lvl>
+    <w:lvl w:ilvl="4" w:tentative="1">
+      <w:start w:val="1"/>
+      <w:numFmt w:val="bullet"/>
+      <w:lvlText w:val=""/>
+      <w:lvlJc w:val="left"/>
+      <w:pPr>
+        <w:tabs>
+          <w:tab w:val="num" w:pos="3600"/>
+        </w:tabs>
+        <w:ind w:left="3600" w:hanging="360"/>
+      </w:pPr>
+      <w:rPr>
+        <w:rFonts w:ascii="Wingdings" w:hAnsi="Wingdings" w:hint="default"/>
+        <w:sz w:val="20"/>
+      </w:rPr>
+    </w:lvl>
+    <w:lvl w:ilvl="5" w:tentative="1">
+      <w:start w:val="1"/>
+      <w:numFmt w:val="bullet"/>
+      <w:lvlText w:val=""/>
+      <w:lvlJc w:val="left"/>
+      <w:pPr>
+        <w:tabs>
+          <w:tab w:val="num" w:pos="4320"/>
+        </w:tabs>
+        <w:ind w:left="4320" w:hanging="360"/>
+      </w:pPr>
+      <w:rPr>
+        <w:rFonts w:ascii="Wingdings" w:hAnsi="Wingdings" w:hint="default"/>
+        <w:sz w:val="20"/>
+      </w:rPr>
+    </w:lvl>
+    <w:lvl w:ilvl="6" w:tentative="1">
+      <w:start w:val="1"/>
+      <w:numFmt w:val="bullet"/>
+      <w:lvlText w:val=""/>
+      <w:lvlJc w:val="left"/>
+      <w:pPr>
+        <w:tabs>
+          <w:tab w:val="num" w:pos="5040"/>
+        </w:tabs>
+        <w:ind w:left="5040" w:hanging="360"/>
+      </w:pPr>
+      <w:rPr>
+        <w:rFonts w:ascii="Wingdings" w:hAnsi="Wingdings" w:hint="default"/>
+        <w:sz w:val="20"/>
+      </w:rPr>
+    </w:lvl>
+    <w:lvl w:ilvl="7" w:tentative="1">
+      <w:start w:val="1"/>
+      <w:numFmt w:val="bullet"/>
+      <w:lvlText w:val=""/>
+      <w:lvlJc w:val="left"/>
+      <w:pPr>
+        <w:tabs>
+          <w:tab w:val="num" w:pos="5760"/>
+        </w:tabs>
+        <w:ind w:left="5760" w:hanging="360"/>
+      </w:pPr>
+      <w:rPr>
+        <w:rFonts w:ascii="Wingdings" w:hAnsi="Wingdings" w:hint="default"/>
+        <w:sz w:val="20"/>
+      </w:rPr>
+    </w:lvl>
+    <w:lvl w:ilvl="8" w:tentative="1">
+      <w:start w:val="1"/>
+      <w:numFmt w:val="bullet"/>
+      <w:lvlText w:val=""/>
+      <w:lvlJc w:val="left"/>
+      <w:pPr>
+        <w:tabs>
+          <w:tab w:val="num" w:pos="6480"/>
+        </w:tabs>
+        <w:ind w:left="6480" w:hanging="360"/>
+      </w:pPr>
+      <w:rPr>
+        <w:rFonts w:ascii="Wingdings" w:hAnsi="Wingdings" w:hint="default"/>
+        <w:sz w:val="20"/>
+      </w:rPr>
+    </w:lvl>
+  </w:abstractNum>
+  <w:abstractNum w:abstractNumId="38" w15:restartNumberingAfterBreak="0">
     <w:nsid w:val="750B7303"/>
     <w:multiLevelType w:val="multilevel"/>
     <w:tmpl w:val="109A2098"/>
@@ -22654,7 +28654,7 @@
       </w:rPr>
     </w:lvl>
   </w:abstractNum>
-  <w:abstractNum w:abstractNumId="34" w15:restartNumberingAfterBreak="0">
+  <w:abstractNum w:abstractNumId="39" w15:restartNumberingAfterBreak="0">
     <w:nsid w:val="76E61CAC"/>
     <w:multiLevelType w:val="multilevel"/>
     <w:tmpl w:val="76503626"/>
@@ -22767,7 +28767,7 @@
       </w:pPr>
     </w:lvl>
   </w:abstractNum>
-  <w:abstractNum w:abstractNumId="35" w15:restartNumberingAfterBreak="0">
+  <w:abstractNum w:abstractNumId="40" w15:restartNumberingAfterBreak="0">
     <w:nsid w:val="77D029A7"/>
     <w:multiLevelType w:val="multilevel"/>
     <w:tmpl w:val="330CDB2A"/>
@@ -22880,7 +28880,7 @@
       </w:pPr>
     </w:lvl>
   </w:abstractNum>
-  <w:abstractNum w:abstractNumId="36" w15:restartNumberingAfterBreak="0">
+  <w:abstractNum w:abstractNumId="41" w15:restartNumberingAfterBreak="0">
     <w:nsid w:val="7834320F"/>
     <w:multiLevelType w:val="multilevel"/>
     <w:tmpl w:val="27728F5E"/>
@@ -22993,7 +28993,156 @@
       </w:pPr>
     </w:lvl>
   </w:abstractNum>
-  <w:abstractNum w:abstractNumId="37" w15:restartNumberingAfterBreak="0">
+  <w:abstractNum w:abstractNumId="42" w15:restartNumberingAfterBreak="0">
+    <w:nsid w:val="79243DA1"/>
+    <w:multiLevelType w:val="multilevel"/>
+    <w:tmpl w:val="284434FE"/>
+    <w:lvl w:ilvl="0">
+      <w:start w:val="1"/>
+      <w:numFmt w:val="bullet"/>
+      <w:lvlText w:val=""/>
+      <w:lvlJc w:val="left"/>
+      <w:pPr>
+        <w:tabs>
+          <w:tab w:val="num" w:pos="720"/>
+        </w:tabs>
+        <w:ind w:left="720" w:hanging="360"/>
+      </w:pPr>
+      <w:rPr>
+        <w:rFonts w:ascii="Symbol" w:hAnsi="Symbol" w:hint="default"/>
+        <w:sz w:val="20"/>
+      </w:rPr>
+    </w:lvl>
+    <w:lvl w:ilvl="1" w:tentative="1">
+      <w:start w:val="1"/>
+      <w:numFmt w:val="bullet"/>
+      <w:lvlText w:val="o"/>
+      <w:lvlJc w:val="left"/>
+      <w:pPr>
+        <w:tabs>
+          <w:tab w:val="num" w:pos="1440"/>
+        </w:tabs>
+        <w:ind w:left="1440" w:hanging="360"/>
+      </w:pPr>
+      <w:rPr>
+        <w:rFonts w:ascii="Courier New" w:hAnsi="Courier New" w:hint="default"/>
+        <w:sz w:val="20"/>
+      </w:rPr>
+    </w:lvl>
+    <w:lvl w:ilvl="2" w:tentative="1">
+      <w:start w:val="1"/>
+      <w:numFmt w:val="bullet"/>
+      <w:lvlText w:val=""/>
+      <w:lvlJc w:val="left"/>
+      <w:pPr>
+        <w:tabs>
+          <w:tab w:val="num" w:pos="2160"/>
+        </w:tabs>
+        <w:ind w:left="2160" w:hanging="360"/>
+      </w:pPr>
+      <w:rPr>
+        <w:rFonts w:ascii="Wingdings" w:hAnsi="Wingdings" w:hint="default"/>
+        <w:sz w:val="20"/>
+      </w:rPr>
+    </w:lvl>
+    <w:lvl w:ilvl="3" w:tentative="1">
+      <w:start w:val="1"/>
+      <w:numFmt w:val="bullet"/>
+      <w:lvlText w:val=""/>
+      <w:lvlJc w:val="left"/>
+      <w:pPr>
+        <w:tabs>
+          <w:tab w:val="num" w:pos="2880"/>
+        </w:tabs>
+        <w:ind w:left="2880" w:hanging="360"/>
+      </w:pPr>
+      <w:rPr>
+        <w:rFonts w:ascii="Wingdings" w:hAnsi="Wingdings" w:hint="default"/>
+        <w:sz w:val="20"/>
+      </w:rPr>
+    </w:lvl>
+    <w:lvl w:ilvl="4" w:tentative="1">
+      <w:start w:val="1"/>
+      <w:numFmt w:val="bullet"/>
+      <w:lvlText w:val=""/>
+      <w:lvlJc w:val="left"/>
+      <w:pPr>
+        <w:tabs>
+          <w:tab w:val="num" w:pos="3600"/>
+        </w:tabs>
+        <w:ind w:left="3600" w:hanging="360"/>
+      </w:pPr>
+      <w:rPr>
+        <w:rFonts w:ascii="Wingdings" w:hAnsi="Wingdings" w:hint="default"/>
+        <w:sz w:val="20"/>
+      </w:rPr>
+    </w:lvl>
+    <w:lvl w:ilvl="5" w:tentative="1">
+      <w:start w:val="1"/>
+      <w:numFmt w:val="bullet"/>
+      <w:lvlText w:val=""/>
+      <w:lvlJc w:val="left"/>
+      <w:pPr>
+        <w:tabs>
+          <w:tab w:val="num" w:pos="4320"/>
+        </w:tabs>
+        <w:ind w:left="4320" w:hanging="360"/>
+      </w:pPr>
+      <w:rPr>
+        <w:rFonts w:ascii="Wingdings" w:hAnsi="Wingdings" w:hint="default"/>
+        <w:sz w:val="20"/>
+      </w:rPr>
+    </w:lvl>
+    <w:lvl w:ilvl="6" w:tentative="1">
+      <w:start w:val="1"/>
+      <w:numFmt w:val="bullet"/>
+      <w:lvlText w:val=""/>
+      <w:lvlJc w:val="left"/>
+      <w:pPr>
+        <w:tabs>
+          <w:tab w:val="num" w:pos="5040"/>
+        </w:tabs>
+        <w:ind w:left="5040" w:hanging="360"/>
+      </w:pPr>
+      <w:rPr>
+        <w:rFonts w:ascii="Wingdings" w:hAnsi="Wingdings" w:hint="default"/>
+        <w:sz w:val="20"/>
+      </w:rPr>
+    </w:lvl>
+    <w:lvl w:ilvl="7" w:tentative="1">
+      <w:start w:val="1"/>
+      <w:numFmt w:val="bullet"/>
+      <w:lvlText w:val=""/>
+      <w:lvlJc w:val="left"/>
+      <w:pPr>
+        <w:tabs>
+          <w:tab w:val="num" w:pos="5760"/>
+        </w:tabs>
+        <w:ind w:left="5760" w:hanging="360"/>
+      </w:pPr>
+      <w:rPr>
+        <w:rFonts w:ascii="Wingdings" w:hAnsi="Wingdings" w:hint="default"/>
+        <w:sz w:val="20"/>
+      </w:rPr>
+    </w:lvl>
+    <w:lvl w:ilvl="8" w:tentative="1">
+      <w:start w:val="1"/>
+      <w:numFmt w:val="bullet"/>
+      <w:lvlText w:val=""/>
+      <w:lvlJc w:val="left"/>
+      <w:pPr>
+        <w:tabs>
+          <w:tab w:val="num" w:pos="6480"/>
+        </w:tabs>
+        <w:ind w:left="6480" w:hanging="360"/>
+      </w:pPr>
+      <w:rPr>
+        <w:rFonts w:ascii="Wingdings" w:hAnsi="Wingdings" w:hint="default"/>
+        <w:sz w:val="20"/>
+      </w:rPr>
+    </w:lvl>
+  </w:abstractNum>
+  <w:abstractNum w:abstractNumId="43" w15:restartNumberingAfterBreak="0">
     <w:nsid w:val="7A4C1AFD"/>
     <w:multiLevelType w:val="multilevel"/>
     <w:tmpl w:val="188635DE"/>
@@ -23142,7 +29291,7 @@
       </w:rPr>
     </w:lvl>
   </w:abstractNum>
-  <w:abstractNum w:abstractNumId="38" w15:restartNumberingAfterBreak="0">
+  <w:abstractNum w:abstractNumId="44" w15:restartNumberingAfterBreak="0">
     <w:nsid w:val="7C50535F"/>
     <w:multiLevelType w:val="multilevel"/>
     <w:tmpl w:val="78C22C92"/>
@@ -23255,7 +29404,7 @@
       </w:pPr>
     </w:lvl>
   </w:abstractNum>
-  <w:abstractNum w:abstractNumId="39" w15:restartNumberingAfterBreak="0">
+  <w:abstractNum w:abstractNumId="45" w15:restartNumberingAfterBreak="0">
     <w:nsid w:val="7D190E8C"/>
     <w:multiLevelType w:val="multilevel"/>
     <w:tmpl w:val="6F4AE496"/>
@@ -23404,7 +29553,156 @@
       </w:rPr>
     </w:lvl>
   </w:abstractNum>
-  <w:abstractNum w:abstractNumId="40" w15:restartNumberingAfterBreak="0">
+  <w:abstractNum w:abstractNumId="46" w15:restartNumberingAfterBreak="0">
+    <w:nsid w:val="7D7E1EB5"/>
+    <w:multiLevelType w:val="multilevel"/>
+    <w:tmpl w:val="A016FBCA"/>
+    <w:lvl w:ilvl="0">
+      <w:start w:val="1"/>
+      <w:numFmt w:val="bullet"/>
+      <w:lvlText w:val=""/>
+      <w:lvlJc w:val="left"/>
+      <w:pPr>
+        <w:tabs>
+          <w:tab w:val="num" w:pos="720"/>
+        </w:tabs>
+        <w:ind w:left="720" w:hanging="360"/>
+      </w:pPr>
+      <w:rPr>
+        <w:rFonts w:ascii="Symbol" w:hAnsi="Symbol" w:hint="default"/>
+        <w:sz w:val="20"/>
+      </w:rPr>
+    </w:lvl>
+    <w:lvl w:ilvl="1" w:tentative="1">
+      <w:start w:val="1"/>
+      <w:numFmt w:val="bullet"/>
+      <w:lvlText w:val="o"/>
+      <w:lvlJc w:val="left"/>
+      <w:pPr>
+        <w:tabs>
+          <w:tab w:val="num" w:pos="1440"/>
+        </w:tabs>
+        <w:ind w:left="1440" w:hanging="360"/>
+      </w:pPr>
+      <w:rPr>
+        <w:rFonts w:ascii="Courier New" w:hAnsi="Courier New" w:hint="default"/>
+        <w:sz w:val="20"/>
+      </w:rPr>
+    </w:lvl>
+    <w:lvl w:ilvl="2" w:tentative="1">
+      <w:start w:val="1"/>
+      <w:numFmt w:val="bullet"/>
+      <w:lvlText w:val=""/>
+      <w:lvlJc w:val="left"/>
+      <w:pPr>
+        <w:tabs>
+          <w:tab w:val="num" w:pos="2160"/>
+        </w:tabs>
+        <w:ind w:left="2160" w:hanging="360"/>
+      </w:pPr>
+      <w:rPr>
+        <w:rFonts w:ascii="Wingdings" w:hAnsi="Wingdings" w:hint="default"/>
+        <w:sz w:val="20"/>
+      </w:rPr>
+    </w:lvl>
+    <w:lvl w:ilvl="3" w:tentative="1">
+      <w:start w:val="1"/>
+      <w:numFmt w:val="bullet"/>
+      <w:lvlText w:val=""/>
+      <w:lvlJc w:val="left"/>
+      <w:pPr>
+        <w:tabs>
+          <w:tab w:val="num" w:pos="2880"/>
+        </w:tabs>
+        <w:ind w:left="2880" w:hanging="360"/>
+      </w:pPr>
+      <w:rPr>
+        <w:rFonts w:ascii="Wingdings" w:hAnsi="Wingdings" w:hint="default"/>
+        <w:sz w:val="20"/>
+      </w:rPr>
+    </w:lvl>
+    <w:lvl w:ilvl="4" w:tentative="1">
+      <w:start w:val="1"/>
+      <w:numFmt w:val="bullet"/>
+      <w:lvlText w:val=""/>
+      <w:lvlJc w:val="left"/>
+      <w:pPr>
+        <w:tabs>
+          <w:tab w:val="num" w:pos="3600"/>
+        </w:tabs>
+        <w:ind w:left="3600" w:hanging="360"/>
+      </w:pPr>
+      <w:rPr>
+        <w:rFonts w:ascii="Wingdings" w:hAnsi="Wingdings" w:hint="default"/>
+        <w:sz w:val="20"/>
+      </w:rPr>
+    </w:lvl>
+    <w:lvl w:ilvl="5" w:tentative="1">
+      <w:start w:val="1"/>
+      <w:numFmt w:val="bullet"/>
+      <w:lvlText w:val=""/>
+      <w:lvlJc w:val="left"/>
+      <w:pPr>
+        <w:tabs>
+          <w:tab w:val="num" w:pos="4320"/>
+        </w:tabs>
+        <w:ind w:left="4320" w:hanging="360"/>
+      </w:pPr>
+      <w:rPr>
+        <w:rFonts w:ascii="Wingdings" w:hAnsi="Wingdings" w:hint="default"/>
+        <w:sz w:val="20"/>
+      </w:rPr>
+    </w:lvl>
+    <w:lvl w:ilvl="6" w:tentative="1">
+      <w:start w:val="1"/>
+      <w:numFmt w:val="bullet"/>
+      <w:lvlText w:val=""/>
+      <w:lvlJc w:val="left"/>
+      <w:pPr>
+        <w:tabs>
+          <w:tab w:val="num" w:pos="5040"/>
+        </w:tabs>
+        <w:ind w:left="5040" w:hanging="360"/>
+      </w:pPr>
+      <w:rPr>
+        <w:rFonts w:ascii="Wingdings" w:hAnsi="Wingdings" w:hint="default"/>
+        <w:sz w:val="20"/>
+      </w:rPr>
+    </w:lvl>
+    <w:lvl w:ilvl="7" w:tentative="1">
+      <w:start w:val="1"/>
+      <w:numFmt w:val="bullet"/>
+      <w:lvlText w:val=""/>
+      <w:lvlJc w:val="left"/>
+      <w:pPr>
+        <w:tabs>
+          <w:tab w:val="num" w:pos="5760"/>
+        </w:tabs>
+        <w:ind w:left="5760" w:hanging="360"/>
+      </w:pPr>
+      <w:rPr>
+        <w:rFonts w:ascii="Wingdings" w:hAnsi="Wingdings" w:hint="default"/>
+        <w:sz w:val="20"/>
+      </w:rPr>
+    </w:lvl>
+    <w:lvl w:ilvl="8" w:tentative="1">
+      <w:start w:val="1"/>
+      <w:numFmt w:val="bullet"/>
+      <w:lvlText w:val=""/>
+      <w:lvlJc w:val="left"/>
+      <w:pPr>
+        <w:tabs>
+          <w:tab w:val="num" w:pos="6480"/>
+        </w:tabs>
+        <w:ind w:left="6480" w:hanging="360"/>
+      </w:pPr>
+      <w:rPr>
+        <w:rFonts w:ascii="Wingdings" w:hAnsi="Wingdings" w:hint="default"/>
+        <w:sz w:val="20"/>
+      </w:rPr>
+    </w:lvl>
+  </w:abstractNum>
+  <w:abstractNum w:abstractNumId="47" w15:restartNumberingAfterBreak="0">
     <w:nsid w:val="7E57324C"/>
     <w:multiLevelType w:val="multilevel"/>
     <w:tmpl w:val="A83A47B4"/>
@@ -23554,127 +29852,148 @@
     </w:lvl>
   </w:abstractNum>
   <w:num w:numId="1" w16cid:durableId="1807352600">
+    <w:abstractNumId w:val="43"/>
+  </w:num>
+  <w:num w:numId="2" w16cid:durableId="1289313639">
+    <w:abstractNumId w:val="20"/>
+  </w:num>
+  <w:num w:numId="3" w16cid:durableId="105345779">
+    <w:abstractNumId w:val="33"/>
+  </w:num>
+  <w:num w:numId="4" w16cid:durableId="210845180">
+    <w:abstractNumId w:val="47"/>
+  </w:num>
+  <w:num w:numId="5" w16cid:durableId="323512730">
+    <w:abstractNumId w:val="21"/>
+  </w:num>
+  <w:num w:numId="6" w16cid:durableId="1732658656">
+    <w:abstractNumId w:val="13"/>
+  </w:num>
+  <w:num w:numId="7" w16cid:durableId="1541936381">
+    <w:abstractNumId w:val="35"/>
+  </w:num>
+  <w:num w:numId="8" w16cid:durableId="1871409665">
+    <w:abstractNumId w:val="45"/>
+  </w:num>
+  <w:num w:numId="9" w16cid:durableId="1840072043">
+    <w:abstractNumId w:val="27"/>
+  </w:num>
+  <w:num w:numId="10" w16cid:durableId="972641355">
+    <w:abstractNumId w:val="29"/>
+  </w:num>
+  <w:num w:numId="11" w16cid:durableId="1730952846">
+    <w:abstractNumId w:val="6"/>
+  </w:num>
+  <w:num w:numId="12" w16cid:durableId="1090081387">
+    <w:abstractNumId w:val="10"/>
+  </w:num>
+  <w:num w:numId="13" w16cid:durableId="750352990">
+    <w:abstractNumId w:val="15"/>
+  </w:num>
+  <w:num w:numId="14" w16cid:durableId="885679495">
+    <w:abstractNumId w:val="18"/>
+  </w:num>
+  <w:num w:numId="15" w16cid:durableId="1216351207">
+    <w:abstractNumId w:val="31"/>
+  </w:num>
+  <w:num w:numId="16" w16cid:durableId="1066563910">
+    <w:abstractNumId w:val="25"/>
+  </w:num>
+  <w:num w:numId="17" w16cid:durableId="1275405945">
+    <w:abstractNumId w:val="26"/>
+  </w:num>
+  <w:num w:numId="18" w16cid:durableId="1739939799">
+    <w:abstractNumId w:val="7"/>
+  </w:num>
+  <w:num w:numId="19" w16cid:durableId="78261887">
+    <w:abstractNumId w:val="23"/>
+  </w:num>
+  <w:num w:numId="20" w16cid:durableId="1947617525">
+    <w:abstractNumId w:val="3"/>
+  </w:num>
+  <w:num w:numId="21" w16cid:durableId="661465476">
+    <w:abstractNumId w:val="22"/>
+  </w:num>
+  <w:num w:numId="22" w16cid:durableId="1199202532">
+    <w:abstractNumId w:val="32"/>
+  </w:num>
+  <w:num w:numId="23" w16cid:durableId="1600677296">
+    <w:abstractNumId w:val="30"/>
+  </w:num>
+  <w:num w:numId="24" w16cid:durableId="598756210">
+    <w:abstractNumId w:val="11"/>
+  </w:num>
+  <w:num w:numId="25" w16cid:durableId="1423454322">
+    <w:abstractNumId w:val="4"/>
+  </w:num>
+  <w:num w:numId="26" w16cid:durableId="2030838345">
+    <w:abstractNumId w:val="38"/>
+  </w:num>
+  <w:num w:numId="27" w16cid:durableId="1613170802">
+    <w:abstractNumId w:val="1"/>
+  </w:num>
+  <w:num w:numId="28" w16cid:durableId="1584995561">
+    <w:abstractNumId w:val="34"/>
+  </w:num>
+  <w:num w:numId="29" w16cid:durableId="390422211">
+    <w:abstractNumId w:val="9"/>
+  </w:num>
+  <w:num w:numId="30" w16cid:durableId="1369523729">
+    <w:abstractNumId w:val="17"/>
+  </w:num>
+  <w:num w:numId="31" w16cid:durableId="332877556">
+    <w:abstractNumId w:val="19"/>
+  </w:num>
+  <w:num w:numId="32" w16cid:durableId="1820807917">
+    <w:abstractNumId w:val="16"/>
+  </w:num>
+  <w:num w:numId="33" w16cid:durableId="377435206">
+    <w:abstractNumId w:val="14"/>
+  </w:num>
+  <w:num w:numId="34" w16cid:durableId="1399357143">
+    <w:abstractNumId w:val="41"/>
+  </w:num>
+  <w:num w:numId="35" w16cid:durableId="1278683558">
+    <w:abstractNumId w:val="36"/>
+  </w:num>
+  <w:num w:numId="36" w16cid:durableId="954168010">
+    <w:abstractNumId w:val="2"/>
+  </w:num>
+  <w:num w:numId="37" w16cid:durableId="660890753">
+    <w:abstractNumId w:val="44"/>
+  </w:num>
+  <w:num w:numId="38" w16cid:durableId="1690595081">
+    <w:abstractNumId w:val="39"/>
+  </w:num>
+  <w:num w:numId="39" w16cid:durableId="182745152">
+    <w:abstractNumId w:val="28"/>
+  </w:num>
+  <w:num w:numId="40" w16cid:durableId="834420943">
+    <w:abstractNumId w:val="40"/>
+  </w:num>
+  <w:num w:numId="41" w16cid:durableId="2002419068">
+    <w:abstractNumId w:val="8"/>
+  </w:num>
+  <w:num w:numId="42" w16cid:durableId="1091240492">
     <w:abstractNumId w:val="37"/>
   </w:num>
-  <w:num w:numId="2" w16cid:durableId="1289313639">
-    <w:abstractNumId w:val="17"/>
+  <w:num w:numId="43" w16cid:durableId="970869620">
+    <w:abstractNumId w:val="24"/>
   </w:num>
-  <w:num w:numId="3" w16cid:durableId="105345779">
-    <w:abstractNumId w:val="29"/>
+  <w:num w:numId="44" w16cid:durableId="333996985">
+    <w:abstractNumId w:val="46"/>
   </w:num>
-  <w:num w:numId="4" w16cid:durableId="210845180">
-    <w:abstractNumId w:val="40"/>
+  <w:num w:numId="45" w16cid:durableId="1749573883">
+    <w:abstractNumId w:val="0"/>
   </w:num>
-  <w:num w:numId="5" w16cid:durableId="323512730">
-    <w:abstractNumId w:val="18"/>
+  <w:num w:numId="46" w16cid:durableId="1873029967">
+    <w:abstractNumId w:val="5"/>
   </w:num>
-  <w:num w:numId="6" w16cid:durableId="1732658656">
-    <w:abstractNumId w:val="10"/>
-  </w:num>
-  <w:num w:numId="7" w16cid:durableId="1541936381">
-    <w:abstractNumId w:val="31"/>
-  </w:num>
-  <w:num w:numId="8" w16cid:durableId="1871409665">
-    <w:abstractNumId w:val="39"/>
-  </w:num>
-  <w:num w:numId="9" w16cid:durableId="1840072043">
-    <w:abstractNumId w:val="23"/>
-  </w:num>
-  <w:num w:numId="10" w16cid:durableId="972641355">
-    <w:abstractNumId w:val="25"/>
-  </w:num>
-  <w:num w:numId="11" w16cid:durableId="1730952846">
-    <w:abstractNumId w:val="4"/>
-  </w:num>
-  <w:num w:numId="12" w16cid:durableId="1090081387">
-    <w:abstractNumId w:val="8"/>
-  </w:num>
-  <w:num w:numId="13" w16cid:durableId="750352990">
+  <w:num w:numId="47" w16cid:durableId="912086002">
     <w:abstractNumId w:val="12"/>
   </w:num>
-  <w:num w:numId="14" w16cid:durableId="885679495">
-    <w:abstractNumId w:val="15"/>
-  </w:num>
-  <w:num w:numId="15" w16cid:durableId="1216351207">
-    <w:abstractNumId w:val="27"/>
-  </w:num>
-  <w:num w:numId="16" w16cid:durableId="1066563910">
-    <w:abstractNumId w:val="21"/>
-  </w:num>
-  <w:num w:numId="17" w16cid:durableId="1275405945">
-    <w:abstractNumId w:val="22"/>
-  </w:num>
-  <w:num w:numId="18" w16cid:durableId="1739939799">
-    <w:abstractNumId w:val="5"/>
-  </w:num>
-  <w:num w:numId="19" w16cid:durableId="78261887">
-    <w:abstractNumId w:val="20"/>
-  </w:num>
-  <w:num w:numId="20" w16cid:durableId="1947617525">
-    <w:abstractNumId w:val="2"/>
-  </w:num>
-  <w:num w:numId="21" w16cid:durableId="661465476">
-    <w:abstractNumId w:val="19"/>
-  </w:num>
-  <w:num w:numId="22" w16cid:durableId="1199202532">
-    <w:abstractNumId w:val="28"/>
-  </w:num>
-  <w:num w:numId="23" w16cid:durableId="1600677296">
-    <w:abstractNumId w:val="26"/>
-  </w:num>
-  <w:num w:numId="24" w16cid:durableId="598756210">
-    <w:abstractNumId w:val="9"/>
-  </w:num>
-  <w:num w:numId="25" w16cid:durableId="1423454322">
-    <w:abstractNumId w:val="3"/>
-  </w:num>
-  <w:num w:numId="26" w16cid:durableId="2030838345">
-    <w:abstractNumId w:val="33"/>
-  </w:num>
-  <w:num w:numId="27" w16cid:durableId="1613170802">
-    <w:abstractNumId w:val="0"/>
-  </w:num>
-  <w:num w:numId="28" w16cid:durableId="1584995561">
-    <w:abstractNumId w:val="30"/>
-  </w:num>
-  <w:num w:numId="29" w16cid:durableId="390422211">
-    <w:abstractNumId w:val="7"/>
-  </w:num>
-  <w:num w:numId="30" w16cid:durableId="1369523729">
-    <w:abstractNumId w:val="14"/>
-  </w:num>
-  <w:num w:numId="31" w16cid:durableId="332877556">
-    <w:abstractNumId w:val="16"/>
-  </w:num>
-  <w:num w:numId="32" w16cid:durableId="1820807917">
-    <w:abstractNumId w:val="13"/>
-  </w:num>
-  <w:num w:numId="33" w16cid:durableId="377435206">
-    <w:abstractNumId w:val="11"/>
-  </w:num>
-  <w:num w:numId="34" w16cid:durableId="1399357143">
-    <w:abstractNumId w:val="36"/>
-  </w:num>
-  <w:num w:numId="35" w16cid:durableId="1278683558">
-    <w:abstractNumId w:val="32"/>
-  </w:num>
-  <w:num w:numId="36" w16cid:durableId="954168010">
-    <w:abstractNumId w:val="1"/>
-  </w:num>
-  <w:num w:numId="37" w16cid:durableId="660890753">
-    <w:abstractNumId w:val="38"/>
-  </w:num>
-  <w:num w:numId="38" w16cid:durableId="1690595081">
-    <w:abstractNumId w:val="34"/>
-  </w:num>
-  <w:num w:numId="39" w16cid:durableId="182745152">
-    <w:abstractNumId w:val="24"/>
-  </w:num>
-  <w:num w:numId="40" w16cid:durableId="834420943">
-    <w:abstractNumId w:val="35"/>
-  </w:num>
-  <w:num w:numId="41" w16cid:durableId="2002419068">
-    <w:abstractNumId w:val="6"/>
+  <w:num w:numId="48" w16cid:durableId="358042909">
+    <w:abstractNumId w:val="42"/>
   </w:num>
   <w:numIdMacAtCleanup w:val="33"/>
 </w:numbering>
@@ -24080,7 +30399,7 @@
   <w:style w:type="paragraph" w:default="1" w:styleId="Normal">
     <w:name w:val="Normal"/>
     <w:qFormat/>
-    <w:rsid w:val="00AF237D"/>
+    <w:rsid w:val="00CF6F93"/>
   </w:style>
   <w:style w:type="paragraph" w:styleId="Ttulo1">
     <w:name w:val="heading 1"/>

--- a/Módulo_6_Testando e Automatizando Testes em Aplicações Web/Módulo 6 - Testando e Automatizando Testes em Aplicações Web.docx
+++ b/Módulo_6_Testando e Automatizando Testes em Aplicações Web/Módulo 6 - Testando e Automatizando Testes em Aplicações Web.docx
@@ -22850,19 +22850,974 @@
     <w:p>
       <w:pPr>
         <w:spacing w:after="0"/>
-      </w:pPr>
-      <w:r>
-        <w:rPr>
-          <w:b/>
-          <w:bCs/>
-        </w:rPr>
-        <w:t xml:space="preserve">17. </w:t>
-      </w:r>
-    </w:p>
-    <w:p>
-      <w:pPr>
-        <w:spacing w:after="0"/>
-      </w:pPr>
+        <w:rPr>
+          <w:b/>
+          <w:bCs/>
+          <w:sz w:val="22"/>
+          <w:szCs w:val="22"/>
+        </w:rPr>
+      </w:pPr>
+      <w:r>
+        <w:rPr>
+          <w:b/>
+          <w:bCs/>
+        </w:rPr>
+        <w:t>1</w:t>
+      </w:r>
+      <w:r>
+        <w:rPr>
+          <w:b/>
+          <w:bCs/>
+        </w:rPr>
+        <w:t>8</w:t>
+      </w:r>
+      <w:r>
+        <w:rPr>
+          <w:b/>
+          <w:bCs/>
+        </w:rPr>
+        <w:t xml:space="preserve">. </w:t>
+      </w:r>
+      <w:r>
+        <w:rPr>
+          <w:b/>
+          <w:bCs/>
+          <w:sz w:val="22"/>
+          <w:szCs w:val="22"/>
+        </w:rPr>
+        <w:t>UTILIZANDO VARIÁVEIS DE AMBIENTE</w:t>
+      </w:r>
+    </w:p>
+    <w:p>
+      <w:pPr>
+        <w:spacing w:after="0"/>
+      </w:pPr>
+    </w:p>
+    <w:p>
+      <w:pPr>
+        <w:spacing w:after="0"/>
+        <w:rPr>
+          <w:b/>
+          <w:bCs/>
+        </w:rPr>
+      </w:pPr>
+      <w:r>
+        <w:rPr>
+          <w:b/>
+          <w:bCs/>
+        </w:rPr>
+        <w:t>1. O que são variáveis de ambiente?</w:t>
+      </w:r>
+    </w:p>
+    <w:p>
+      <w:pPr>
+        <w:spacing w:after="0"/>
+      </w:pPr>
+    </w:p>
+    <w:p>
+      <w:pPr>
+        <w:spacing w:after="0"/>
+      </w:pPr>
+      <w:r>
+        <w:t>Variáveis de ambiente permitem alterar informações utilizadas durante a execução dos testes sem precisar modificar o código dos scripts.</w:t>
+      </w:r>
+    </w:p>
+    <w:p>
+      <w:pPr>
+        <w:spacing w:after="0"/>
+      </w:pPr>
+    </w:p>
+    <w:p>
+      <w:pPr>
+        <w:spacing w:after="0"/>
+      </w:pPr>
+      <w:r>
+        <w:t>Na automação de testes, é comum executar os mesmos testes em diferentes ambientes, como local, QA e produção. Como cada ambiente possui um endereço diferente, as variáveis de ambiente permitem configurar qual aplicação será acessada em cada execução.</w:t>
+      </w:r>
+    </w:p>
+    <w:p>
+      <w:pPr>
+        <w:spacing w:after="0"/>
+      </w:pPr>
+    </w:p>
+    <w:p>
+      <w:pPr>
+        <w:spacing w:after="0"/>
+      </w:pPr>
+      <w:r>
+        <w:t xml:space="preserve">Essa abordagem evita alterações desnecessárias no código, novos </w:t>
+      </w:r>
+      <w:proofErr w:type="spellStart"/>
+      <w:r>
+        <w:t>commits</w:t>
+      </w:r>
+      <w:proofErr w:type="spellEnd"/>
+      <w:r>
+        <w:t xml:space="preserve"> e </w:t>
+      </w:r>
+      <w:proofErr w:type="spellStart"/>
+      <w:r>
+        <w:t>pull</w:t>
+      </w:r>
+      <w:proofErr w:type="spellEnd"/>
+      <w:r>
+        <w:t xml:space="preserve"> </w:t>
+      </w:r>
+      <w:proofErr w:type="spellStart"/>
+      <w:r>
+        <w:t>requests</w:t>
+      </w:r>
+      <w:proofErr w:type="spellEnd"/>
+      <w:r>
+        <w:t xml:space="preserve"> apenas para modificar endereços.</w:t>
+      </w:r>
+    </w:p>
+    <w:p>
+      <w:pPr>
+        <w:spacing w:after="0"/>
+        <w:rPr>
+          <w:b/>
+          <w:bCs/>
+        </w:rPr>
+      </w:pPr>
+    </w:p>
+    <w:p>
+      <w:pPr>
+        <w:spacing w:after="0"/>
+        <w:rPr>
+          <w:b/>
+          <w:bCs/>
+        </w:rPr>
+      </w:pPr>
+      <w:r>
+        <w:rPr>
+          <w:b/>
+          <w:bCs/>
+        </w:rPr>
+        <w:t xml:space="preserve">2. Configurando variáveis de ambiente no </w:t>
+      </w:r>
+      <w:proofErr w:type="spellStart"/>
+      <w:proofErr w:type="gramStart"/>
+      <w:r>
+        <w:rPr>
+          <w:b/>
+          <w:bCs/>
+        </w:rPr>
+        <w:t>package.json</w:t>
+      </w:r>
+      <w:proofErr w:type="spellEnd"/>
+      <w:proofErr w:type="gramEnd"/>
+    </w:p>
+    <w:p>
+      <w:pPr>
+        <w:spacing w:after="0"/>
+      </w:pPr>
+    </w:p>
+    <w:p>
+      <w:pPr>
+        <w:spacing w:after="0"/>
+      </w:pPr>
+      <w:r>
+        <w:t xml:space="preserve">No arquivo </w:t>
+      </w:r>
+      <w:proofErr w:type="spellStart"/>
+      <w:proofErr w:type="gramStart"/>
+      <w:r>
+        <w:t>package.json</w:t>
+      </w:r>
+      <w:proofErr w:type="spellEnd"/>
+      <w:proofErr w:type="gramEnd"/>
+      <w:r>
+        <w:t>, podemos definir comandos diferentes para executar os testes em cada ambiente.</w:t>
+      </w:r>
+    </w:p>
+    <w:p>
+      <w:pPr>
+        <w:spacing w:after="0"/>
+      </w:pPr>
+    </w:p>
+    <w:p>
+      <w:pPr>
+        <w:spacing w:after="0"/>
+      </w:pPr>
+      <w:r>
+        <w:t>Exemplo:</w:t>
+      </w:r>
+    </w:p>
+    <w:p>
+      <w:pPr>
+        <w:spacing w:after="0"/>
+      </w:pPr>
+      <w:r>
+        <w:t>"scripts": {</w:t>
+      </w:r>
+    </w:p>
+    <w:p>
+      <w:pPr>
+        <w:spacing w:after="0"/>
+      </w:pPr>
+      <w:r>
+        <w:t xml:space="preserve">  "</w:t>
+      </w:r>
+      <w:proofErr w:type="spellStart"/>
+      <w:r>
+        <w:t>test</w:t>
+      </w:r>
+      <w:proofErr w:type="spellEnd"/>
+      <w:r>
+        <w:t>": "</w:t>
+      </w:r>
+      <w:proofErr w:type="spellStart"/>
+      <w:r>
+        <w:t>cypress</w:t>
+      </w:r>
+      <w:proofErr w:type="spellEnd"/>
+      <w:r>
+        <w:t xml:space="preserve"> </w:t>
+      </w:r>
+      <w:proofErr w:type="spellStart"/>
+      <w:r>
+        <w:t>run</w:t>
+      </w:r>
+      <w:proofErr w:type="spellEnd"/>
+      <w:r>
+        <w:t xml:space="preserve"> --</w:t>
+      </w:r>
+      <w:proofErr w:type="spellStart"/>
+      <w:r>
+        <w:t>env</w:t>
+      </w:r>
+      <w:proofErr w:type="spellEnd"/>
+      <w:r>
+        <w:t xml:space="preserve"> URL=http://localhost:4000",</w:t>
+      </w:r>
+    </w:p>
+    <w:p>
+      <w:pPr>
+        <w:spacing w:after="0"/>
+      </w:pPr>
+      <w:r>
+        <w:lastRenderedPageBreak/>
+        <w:t xml:space="preserve">  "</w:t>
+      </w:r>
+      <w:proofErr w:type="spellStart"/>
+      <w:r>
+        <w:t>test-qa</w:t>
+      </w:r>
+      <w:proofErr w:type="spellEnd"/>
+      <w:r>
+        <w:t>": "</w:t>
+      </w:r>
+      <w:proofErr w:type="spellStart"/>
+      <w:r>
+        <w:t>cypress</w:t>
+      </w:r>
+      <w:proofErr w:type="spellEnd"/>
+      <w:r>
+        <w:t xml:space="preserve"> </w:t>
+      </w:r>
+      <w:proofErr w:type="spellStart"/>
+      <w:r>
+        <w:t>run</w:t>
+      </w:r>
+      <w:proofErr w:type="spellEnd"/>
+      <w:r>
+        <w:t xml:space="preserve"> --</w:t>
+      </w:r>
+      <w:proofErr w:type="spellStart"/>
+      <w:r>
+        <w:t>env</w:t>
+      </w:r>
+      <w:proofErr w:type="spellEnd"/>
+      <w:r>
+        <w:t xml:space="preserve"> URL=https://qa.exemplo.com",</w:t>
+      </w:r>
+    </w:p>
+    <w:p>
+      <w:pPr>
+        <w:spacing w:after="0"/>
+      </w:pPr>
+      <w:r>
+        <w:t xml:space="preserve">  "</w:t>
+      </w:r>
+      <w:proofErr w:type="spellStart"/>
+      <w:r>
+        <w:t>test-prod</w:t>
+      </w:r>
+      <w:proofErr w:type="spellEnd"/>
+      <w:r>
+        <w:t>": "</w:t>
+      </w:r>
+      <w:proofErr w:type="spellStart"/>
+      <w:r>
+        <w:t>cypress</w:t>
+      </w:r>
+      <w:proofErr w:type="spellEnd"/>
+      <w:r>
+        <w:t xml:space="preserve"> </w:t>
+      </w:r>
+      <w:proofErr w:type="spellStart"/>
+      <w:r>
+        <w:t>run</w:t>
+      </w:r>
+      <w:proofErr w:type="spellEnd"/>
+      <w:r>
+        <w:t xml:space="preserve"> --</w:t>
+      </w:r>
+      <w:proofErr w:type="spellStart"/>
+      <w:r>
+        <w:t>env</w:t>
+      </w:r>
+      <w:proofErr w:type="spellEnd"/>
+      <w:r>
+        <w:t xml:space="preserve"> URL=https://exemplo.com"</w:t>
+      </w:r>
+    </w:p>
+    <w:p>
+      <w:pPr>
+        <w:spacing w:after="0"/>
+      </w:pPr>
+      <w:r>
+        <w:t>}</w:t>
+      </w:r>
+    </w:p>
+    <w:p>
+      <w:pPr>
+        <w:spacing w:after="0"/>
+      </w:pPr>
+    </w:p>
+    <w:p>
+      <w:pPr>
+        <w:spacing w:after="0"/>
+      </w:pPr>
+      <w:r>
+        <w:t>Os endereços de QA e produção são exemplos e devem ser substituídos pelos endereços reais dos ambientes.</w:t>
+      </w:r>
+    </w:p>
+    <w:p>
+      <w:pPr>
+        <w:spacing w:after="0"/>
+      </w:pPr>
+    </w:p>
+    <w:p>
+      <w:pPr>
+        <w:spacing w:after="0"/>
+      </w:pPr>
+      <w:r>
+        <w:t>O parâmetro --</w:t>
+      </w:r>
+      <w:proofErr w:type="spellStart"/>
+      <w:r>
+        <w:t>env</w:t>
+      </w:r>
+      <w:proofErr w:type="spellEnd"/>
+      <w:r>
+        <w:t xml:space="preserve"> permite enviar variáveis de ambiente para o Cypress. Nesse exemplo, a variável se chama URL e recebe um endereço diferente conforme o comando executado.</w:t>
+      </w:r>
+    </w:p>
+    <w:p>
+      <w:pPr>
+        <w:spacing w:after="0"/>
+      </w:pPr>
+    </w:p>
+    <w:p>
+      <w:pPr>
+        <w:spacing w:after="0"/>
+      </w:pPr>
+      <w:r>
+        <w:t>Podemos declarar várias variáveis de ambiente, separando-as por vírgulas.</w:t>
+      </w:r>
+    </w:p>
+    <w:p>
+      <w:pPr>
+        <w:spacing w:after="0"/>
+        <w:rPr>
+          <w:b/>
+          <w:bCs/>
+        </w:rPr>
+      </w:pPr>
+    </w:p>
+    <w:p>
+      <w:pPr>
+        <w:spacing w:after="0"/>
+        <w:rPr>
+          <w:b/>
+          <w:bCs/>
+        </w:rPr>
+      </w:pPr>
+      <w:r>
+        <w:rPr>
+          <w:b/>
+          <w:bCs/>
+        </w:rPr>
+        <w:t>3. Utilizando a variável no script de teste</w:t>
+      </w:r>
+    </w:p>
+    <w:p>
+      <w:pPr>
+        <w:spacing w:after="0"/>
+      </w:pPr>
+    </w:p>
+    <w:p>
+      <w:pPr>
+        <w:spacing w:after="0"/>
+      </w:pPr>
+      <w:r>
+        <w:t xml:space="preserve">No arquivo login.cy.js, substituímos o endereço fixo utilizado no comando </w:t>
+      </w:r>
+      <w:proofErr w:type="spellStart"/>
+      <w:proofErr w:type="gramStart"/>
+      <w:r>
+        <w:t>cy.visit</w:t>
+      </w:r>
+      <w:proofErr w:type="spellEnd"/>
+      <w:proofErr w:type="gramEnd"/>
+      <w:r>
+        <w:t>() pela variável de ambiente.</w:t>
+      </w:r>
+    </w:p>
+    <w:p>
+      <w:pPr>
+        <w:spacing w:after="0"/>
+        <w:rPr>
+          <w:b/>
+          <w:bCs/>
+        </w:rPr>
+      </w:pPr>
+      <w:r>
+        <w:t>Antes:</w:t>
+      </w:r>
+      <w:r>
+        <w:t xml:space="preserve"> </w:t>
+      </w:r>
+      <w:proofErr w:type="spellStart"/>
+      <w:proofErr w:type="gramStart"/>
+      <w:r>
+        <w:rPr>
+          <w:b/>
+          <w:bCs/>
+        </w:rPr>
+        <w:t>cy.visit</w:t>
+      </w:r>
+      <w:proofErr w:type="spellEnd"/>
+      <w:proofErr w:type="gramEnd"/>
+      <w:r>
+        <w:rPr>
+          <w:b/>
+          <w:bCs/>
+        </w:rPr>
+        <w:t>('http://localhost:4000');</w:t>
+      </w:r>
+    </w:p>
+    <w:p>
+      <w:pPr>
+        <w:spacing w:after="0"/>
+        <w:rPr>
+          <w:b/>
+          <w:bCs/>
+        </w:rPr>
+      </w:pPr>
+      <w:r>
+        <w:t>Depois:</w:t>
+      </w:r>
+      <w:r>
+        <w:t xml:space="preserve"> </w:t>
+      </w:r>
+      <w:proofErr w:type="spellStart"/>
+      <w:proofErr w:type="gramStart"/>
+      <w:r>
+        <w:rPr>
+          <w:b/>
+          <w:bCs/>
+        </w:rPr>
+        <w:t>cy.visit</w:t>
+      </w:r>
+      <w:proofErr w:type="spellEnd"/>
+      <w:proofErr w:type="gramEnd"/>
+      <w:r>
+        <w:rPr>
+          <w:b/>
+          <w:bCs/>
+        </w:rPr>
+        <w:t>(</w:t>
+      </w:r>
+      <w:proofErr w:type="spellStart"/>
+      <w:r>
+        <w:rPr>
+          <w:b/>
+          <w:bCs/>
+        </w:rPr>
+        <w:t>Cypress.env</w:t>
+      </w:r>
+      <w:proofErr w:type="spellEnd"/>
+      <w:r>
+        <w:rPr>
+          <w:b/>
+          <w:bCs/>
+        </w:rPr>
+        <w:t>('URL'));</w:t>
+      </w:r>
+    </w:p>
+    <w:p>
+      <w:pPr>
+        <w:spacing w:after="0"/>
+      </w:pPr>
+    </w:p>
+    <w:p>
+      <w:pPr>
+        <w:spacing w:after="0"/>
+      </w:pPr>
+      <w:r>
+        <w:t>Dessa forma, o teste utiliza automaticamente o endereço recebido durante a execução. Não é necessário alterar o script sempre que quisermos acessar outro ambiente.</w:t>
+      </w:r>
+    </w:p>
+    <w:p>
+      <w:pPr>
+        <w:spacing w:after="0"/>
+        <w:rPr>
+          <w:b/>
+          <w:bCs/>
+        </w:rPr>
+      </w:pPr>
+    </w:p>
+    <w:p>
+      <w:pPr>
+        <w:spacing w:after="0"/>
+        <w:rPr>
+          <w:b/>
+          <w:bCs/>
+        </w:rPr>
+      </w:pPr>
+      <w:r>
+        <w:rPr>
+          <w:b/>
+          <w:bCs/>
+        </w:rPr>
+        <w:t>4. Executando os testes em diferentes ambientes</w:t>
+      </w:r>
+    </w:p>
+    <w:p>
+      <w:pPr>
+        <w:spacing w:after="0"/>
+      </w:pPr>
+    </w:p>
+    <w:p>
+      <w:pPr>
+        <w:spacing w:after="0"/>
+      </w:pPr>
+      <w:r>
+        <w:t xml:space="preserve">Os comandos definidos no </w:t>
+      </w:r>
+      <w:proofErr w:type="spellStart"/>
+      <w:proofErr w:type="gramStart"/>
+      <w:r>
+        <w:t>package.json</w:t>
+      </w:r>
+      <w:proofErr w:type="spellEnd"/>
+      <w:proofErr w:type="gramEnd"/>
+      <w:r>
+        <w:t xml:space="preserve"> permitem selecionar o ambiente desejado:</w:t>
+      </w:r>
+    </w:p>
+    <w:p>
+      <w:pPr>
+        <w:numPr>
+          <w:ilvl w:val="0"/>
+          <w:numId w:val="49"/>
+        </w:numPr>
+        <w:spacing w:after="0"/>
+      </w:pPr>
+      <w:proofErr w:type="spellStart"/>
+      <w:r>
+        <w:t>npm</w:t>
+      </w:r>
+      <w:proofErr w:type="spellEnd"/>
+      <w:r>
+        <w:t xml:space="preserve"> </w:t>
+      </w:r>
+      <w:proofErr w:type="spellStart"/>
+      <w:r>
+        <w:t>test</w:t>
+      </w:r>
+      <w:proofErr w:type="spellEnd"/>
+      <w:r>
+        <w:t>: executa os testes no ambiente local, utilizando http://localhost:4000.</w:t>
+      </w:r>
+    </w:p>
+    <w:p>
+      <w:pPr>
+        <w:numPr>
+          <w:ilvl w:val="0"/>
+          <w:numId w:val="49"/>
+        </w:numPr>
+        <w:spacing w:after="0"/>
+      </w:pPr>
+      <w:proofErr w:type="spellStart"/>
+      <w:r>
+        <w:t>npm</w:t>
+      </w:r>
+      <w:proofErr w:type="spellEnd"/>
+      <w:r>
+        <w:t xml:space="preserve"> </w:t>
+      </w:r>
+      <w:proofErr w:type="spellStart"/>
+      <w:r>
+        <w:t>run</w:t>
+      </w:r>
+      <w:proofErr w:type="spellEnd"/>
+      <w:r>
+        <w:t xml:space="preserve"> </w:t>
+      </w:r>
+      <w:proofErr w:type="spellStart"/>
+      <w:r>
+        <w:t>test-qa</w:t>
+      </w:r>
+      <w:proofErr w:type="spellEnd"/>
+      <w:r>
+        <w:t>: executa os testes no ambiente de QA.</w:t>
+      </w:r>
+    </w:p>
+    <w:p>
+      <w:pPr>
+        <w:numPr>
+          <w:ilvl w:val="0"/>
+          <w:numId w:val="49"/>
+        </w:numPr>
+        <w:spacing w:after="0"/>
+      </w:pPr>
+      <w:proofErr w:type="spellStart"/>
+      <w:r>
+        <w:t>npm</w:t>
+      </w:r>
+      <w:proofErr w:type="spellEnd"/>
+      <w:r>
+        <w:t xml:space="preserve"> </w:t>
+      </w:r>
+      <w:proofErr w:type="spellStart"/>
+      <w:r>
+        <w:t>run</w:t>
+      </w:r>
+      <w:proofErr w:type="spellEnd"/>
+      <w:r>
+        <w:t xml:space="preserve"> </w:t>
+      </w:r>
+      <w:proofErr w:type="spellStart"/>
+      <w:r>
+        <w:t>test-prod</w:t>
+      </w:r>
+      <w:proofErr w:type="spellEnd"/>
+      <w:r>
+        <w:t>: executa os testes no ambiente de produção.</w:t>
+      </w:r>
+    </w:p>
+    <w:p>
+      <w:pPr>
+        <w:spacing w:after="0"/>
+      </w:pPr>
+    </w:p>
+    <w:p>
+      <w:pPr>
+        <w:spacing w:after="0"/>
+      </w:pPr>
+      <w:r>
+        <w:t>Quando o comando é executado, o Cypress utiliza o valor atribuído à variável URL para acessar a aplicação.</w:t>
+      </w:r>
+    </w:p>
+    <w:p>
+      <w:pPr>
+        <w:spacing w:after="0"/>
+      </w:pPr>
+    </w:p>
+    <w:p>
+      <w:pPr>
+        <w:spacing w:after="0"/>
+      </w:pPr>
+      <w:r>
+        <w:t>Se o ambiente estiver disponível e apresentar as condições esperadas pelo teste, a execução poderá ser concluída com sucesso. Caso contrário, o teste poderá falhar.</w:t>
+      </w:r>
+    </w:p>
+    <w:p>
+      <w:pPr>
+        <w:spacing w:after="0"/>
+        <w:rPr>
+          <w:b/>
+          <w:bCs/>
+        </w:rPr>
+      </w:pPr>
+    </w:p>
+    <w:p>
+      <w:pPr>
+        <w:spacing w:after="0"/>
+        <w:rPr>
+          <w:b/>
+          <w:bCs/>
+        </w:rPr>
+      </w:pPr>
+      <w:r>
+        <w:rPr>
+          <w:b/>
+          <w:bCs/>
+        </w:rPr>
+        <w:t xml:space="preserve">5. Verificando os resultados com </w:t>
+      </w:r>
+      <w:proofErr w:type="spellStart"/>
+      <w:r>
+        <w:rPr>
+          <w:b/>
+          <w:bCs/>
+        </w:rPr>
+        <w:t>screenshots</w:t>
+      </w:r>
+      <w:proofErr w:type="spellEnd"/>
+    </w:p>
+    <w:p>
+      <w:pPr>
+        <w:spacing w:after="0"/>
+      </w:pPr>
+    </w:p>
+    <w:p>
+      <w:pPr>
+        <w:spacing w:after="0"/>
+      </w:pPr>
+      <w:r>
+        <w:t xml:space="preserve">Os </w:t>
+      </w:r>
+      <w:proofErr w:type="spellStart"/>
+      <w:r>
+        <w:t>screenshots</w:t>
+      </w:r>
+      <w:proofErr w:type="spellEnd"/>
+      <w:r>
+        <w:t xml:space="preserve"> ajudam a visualizar a página acessada durante a execução dos testes.</w:t>
+      </w:r>
+    </w:p>
+    <w:p>
+      <w:pPr>
+        <w:spacing w:after="0"/>
+      </w:pPr>
+    </w:p>
+    <w:p>
+      <w:pPr>
+        <w:spacing w:after="0"/>
+      </w:pPr>
+      <w:r>
+        <w:t xml:space="preserve">Ao utilizar variáveis de ambiente, podemos verificar se o Cypress realmente abriu o endereço configurado. </w:t>
+      </w:r>
+    </w:p>
+    <w:p>
+      <w:pPr>
+        <w:spacing w:after="0"/>
+      </w:pPr>
+    </w:p>
+    <w:p>
+      <w:pPr>
+        <w:spacing w:after="0"/>
+      </w:pPr>
+      <w:r>
+        <w:t xml:space="preserve">Por exemplo, ao executar um teste contra outro ambiente, o </w:t>
+      </w:r>
+      <w:proofErr w:type="spellStart"/>
+      <w:r>
+        <w:t>screenshot</w:t>
+      </w:r>
+      <w:proofErr w:type="spellEnd"/>
+      <w:r>
+        <w:t xml:space="preserve"> pode mostrar a página correspondente a esse endereço.</w:t>
+      </w:r>
+    </w:p>
+    <w:p>
+      <w:pPr>
+        <w:spacing w:after="0"/>
+      </w:pPr>
+    </w:p>
+    <w:p>
+      <w:pPr>
+        <w:spacing w:after="0"/>
+      </w:pPr>
+      <w:r>
+        <w:t>As capturas também auxiliam na investigação de falhas e na identificação de problemas durante a execução.</w:t>
+      </w:r>
+    </w:p>
+    <w:p>
+      <w:pPr>
+        <w:spacing w:after="0"/>
+        <w:rPr>
+          <w:b/>
+          <w:bCs/>
+        </w:rPr>
+      </w:pPr>
+      <w:r>
+        <w:rPr>
+          <w:b/>
+          <w:bCs/>
+        </w:rPr>
+        <w:lastRenderedPageBreak/>
+        <w:t>6. Vantagens das variáveis de ambiente</w:t>
+      </w:r>
+    </w:p>
+    <w:p>
+      <w:pPr>
+        <w:numPr>
+          <w:ilvl w:val="0"/>
+          <w:numId w:val="50"/>
+        </w:numPr>
+        <w:spacing w:after="0"/>
+      </w:pPr>
+      <w:r>
+        <w:t>Permitem executar os mesmos testes em diferentes ambientes.</w:t>
+      </w:r>
+    </w:p>
+    <w:p>
+      <w:pPr>
+        <w:numPr>
+          <w:ilvl w:val="0"/>
+          <w:numId w:val="50"/>
+        </w:numPr>
+        <w:spacing w:after="0"/>
+      </w:pPr>
+      <w:r>
+        <w:t>Evitam alterar o código dos testes para trocar endereços.</w:t>
+      </w:r>
+    </w:p>
+    <w:p>
+      <w:pPr>
+        <w:numPr>
+          <w:ilvl w:val="0"/>
+          <w:numId w:val="50"/>
+        </w:numPr>
+        <w:spacing w:after="0"/>
+      </w:pPr>
+      <w:r>
+        <w:t>Facilitam a manutenção dos scripts.</w:t>
+      </w:r>
+    </w:p>
+    <w:p>
+      <w:pPr>
+        <w:numPr>
+          <w:ilvl w:val="0"/>
+          <w:numId w:val="50"/>
+        </w:numPr>
+        <w:spacing w:after="0"/>
+      </w:pPr>
+      <w:r>
+        <w:t>Reduzem alterações desnecessárias no controle de versão.</w:t>
+      </w:r>
+    </w:p>
+    <w:p>
+      <w:pPr>
+        <w:numPr>
+          <w:ilvl w:val="0"/>
+          <w:numId w:val="50"/>
+        </w:numPr>
+        <w:spacing w:after="0"/>
+      </w:pPr>
+      <w:r>
+        <w:t>Permitem configurar diferentes valores para cada execução.</w:t>
+      </w:r>
+    </w:p>
+    <w:p>
+      <w:pPr>
+        <w:spacing w:after="0"/>
+        <w:rPr>
+          <w:b/>
+          <w:bCs/>
+        </w:rPr>
+      </w:pPr>
+    </w:p>
+    <w:p>
+      <w:pPr>
+        <w:spacing w:after="0"/>
+      </w:pPr>
+      <w:r>
+        <w:rPr>
+          <w:b/>
+          <w:bCs/>
+        </w:rPr>
+        <w:t>Atenção:</w:t>
+      </w:r>
+      <w:r>
+        <w:t xml:space="preserve"> testes em produção devem ser realizados somente com autorização e com cuidado para não modificar dados reais.</w:t>
+      </w:r>
+    </w:p>
+    <w:p>
+      <w:pPr>
+        <w:spacing w:after="0"/>
+        <w:rPr>
+          <w:b/>
+          <w:bCs/>
+        </w:rPr>
+      </w:pPr>
+    </w:p>
+    <w:p>
+      <w:pPr>
+        <w:spacing w:after="0"/>
+        <w:rPr>
+          <w:b/>
+          <w:bCs/>
+        </w:rPr>
+      </w:pPr>
+      <w:r>
+        <w:rPr>
+          <w:b/>
+          <w:bCs/>
+        </w:rPr>
+        <w:t>Conclusão</w:t>
+      </w:r>
+    </w:p>
+    <w:p>
+      <w:pPr>
+        <w:spacing w:after="0"/>
+        <w:rPr>
+          <w:u w:val="single"/>
+        </w:rPr>
+      </w:pPr>
+      <w:r>
+        <w:t xml:space="preserve">As variáveis de ambiente tornam os testes automatizados mais flexíveis e reutilizáveis. No Cypress, podemos definir os valores no </w:t>
+      </w:r>
+      <w:proofErr w:type="spellStart"/>
+      <w:proofErr w:type="gramStart"/>
+      <w:r>
+        <w:t>package.json</w:t>
+      </w:r>
+      <w:proofErr w:type="spellEnd"/>
+      <w:proofErr w:type="gramEnd"/>
+      <w:r>
+        <w:t xml:space="preserve"> utilizando --</w:t>
+      </w:r>
+      <w:proofErr w:type="spellStart"/>
+      <w:r>
+        <w:t>env</w:t>
+      </w:r>
+      <w:proofErr w:type="spellEnd"/>
+      <w:r>
+        <w:t xml:space="preserve"> e recuperá-los no script por meio de </w:t>
+      </w:r>
+      <w:proofErr w:type="spellStart"/>
+      <w:proofErr w:type="gramStart"/>
+      <w:r>
+        <w:t>Cypress.env</w:t>
+      </w:r>
+      <w:proofErr w:type="spellEnd"/>
+      <w:r>
+        <w:t>(</w:t>
+      </w:r>
+      <w:proofErr w:type="gramEnd"/>
+      <w:r>
+        <w:t>).</w:t>
+      </w:r>
+    </w:p>
+    <w:p>
+      <w:pPr>
+        <w:spacing w:after="0"/>
+      </w:pPr>
+    </w:p>
+    <w:p>
+      <w:pPr>
+        <w:spacing w:after="0"/>
+      </w:pPr>
+      <w:r>
+        <w:t>Assim, o mesmo teste de login pode ser executado em diferentes ambientes sem precisar modificar seu código.</w:t>
+      </w:r>
     </w:p>
     <w:p>
       <w:pPr>
@@ -22887,7 +23842,21 @@
           <w:b/>
           <w:bCs/>
         </w:rPr>
-        <w:t xml:space="preserve">17. </w:t>
+        <w:t>1</w:t>
+      </w:r>
+      <w:r>
+        <w:rPr>
+          <w:b/>
+          <w:bCs/>
+        </w:rPr>
+        <w:t>9</w:t>
+      </w:r>
+      <w:r>
+        <w:rPr>
+          <w:b/>
+          <w:bCs/>
+        </w:rPr>
+        <w:t xml:space="preserve">. </w:t>
       </w:r>
     </w:p>
     <w:p>
@@ -22918,7 +23887,14 @@
           <w:b/>
           <w:bCs/>
         </w:rPr>
-        <w:t xml:space="preserve">17. </w:t>
+        <w:t>20</w:t>
+      </w:r>
+      <w:r>
+        <w:rPr>
+          <w:b/>
+          <w:bCs/>
+        </w:rPr>
+        <w:t xml:space="preserve">. </w:t>
       </w:r>
     </w:p>
     <w:p>
@@ -22949,7 +23925,14 @@
           <w:b/>
           <w:bCs/>
         </w:rPr>
-        <w:t xml:space="preserve">17. </w:t>
+        <w:t>21</w:t>
+      </w:r>
+      <w:r>
+        <w:rPr>
+          <w:b/>
+          <w:bCs/>
+        </w:rPr>
+        <w:t xml:space="preserve">. </w:t>
       </w:r>
     </w:p>
     <w:p>
@@ -22976,7 +23959,14 @@
           <w:b/>
           <w:bCs/>
         </w:rPr>
-        <w:t xml:space="preserve">17. </w:t>
+        <w:t>22</w:t>
+      </w:r>
+      <w:r>
+        <w:rPr>
+          <w:b/>
+          <w:bCs/>
+        </w:rPr>
+        <w:t xml:space="preserve">. </w:t>
       </w:r>
     </w:p>
     <w:p>
@@ -23012,14 +24002,7 @@
           <w:b/>
           <w:bCs/>
         </w:rPr>
-        <w:t>1</w:t>
-      </w:r>
-      <w:r>
-        <w:rPr>
-          <w:b/>
-          <w:bCs/>
-        </w:rPr>
-        <w:t>8</w:t>
+        <w:t>23</w:t>
       </w:r>
       <w:r>
         <w:rPr>
@@ -24514,6 +25497,155 @@
     </w:lvl>
   </w:abstractNum>
   <w:abstractNum w:abstractNumId="10" w15:restartNumberingAfterBreak="0">
+    <w:nsid w:val="1B037E19"/>
+    <w:multiLevelType w:val="multilevel"/>
+    <w:tmpl w:val="284434FE"/>
+    <w:lvl w:ilvl="0">
+      <w:start w:val="1"/>
+      <w:numFmt w:val="bullet"/>
+      <w:lvlText w:val=""/>
+      <w:lvlJc w:val="left"/>
+      <w:pPr>
+        <w:tabs>
+          <w:tab w:val="num" w:pos="720"/>
+        </w:tabs>
+        <w:ind w:left="720" w:hanging="360"/>
+      </w:pPr>
+      <w:rPr>
+        <w:rFonts w:ascii="Symbol" w:hAnsi="Symbol" w:hint="default"/>
+        <w:sz w:val="20"/>
+      </w:rPr>
+    </w:lvl>
+    <w:lvl w:ilvl="1" w:tentative="1">
+      <w:start w:val="1"/>
+      <w:numFmt w:val="bullet"/>
+      <w:lvlText w:val="o"/>
+      <w:lvlJc w:val="left"/>
+      <w:pPr>
+        <w:tabs>
+          <w:tab w:val="num" w:pos="1440"/>
+        </w:tabs>
+        <w:ind w:left="1440" w:hanging="360"/>
+      </w:pPr>
+      <w:rPr>
+        <w:rFonts w:ascii="Courier New" w:hAnsi="Courier New" w:hint="default"/>
+        <w:sz w:val="20"/>
+      </w:rPr>
+    </w:lvl>
+    <w:lvl w:ilvl="2" w:tentative="1">
+      <w:start w:val="1"/>
+      <w:numFmt w:val="bullet"/>
+      <w:lvlText w:val=""/>
+      <w:lvlJc w:val="left"/>
+      <w:pPr>
+        <w:tabs>
+          <w:tab w:val="num" w:pos="2160"/>
+        </w:tabs>
+        <w:ind w:left="2160" w:hanging="360"/>
+      </w:pPr>
+      <w:rPr>
+        <w:rFonts w:ascii="Wingdings" w:hAnsi="Wingdings" w:hint="default"/>
+        <w:sz w:val="20"/>
+      </w:rPr>
+    </w:lvl>
+    <w:lvl w:ilvl="3" w:tentative="1">
+      <w:start w:val="1"/>
+      <w:numFmt w:val="bullet"/>
+      <w:lvlText w:val=""/>
+      <w:lvlJc w:val="left"/>
+      <w:pPr>
+        <w:tabs>
+          <w:tab w:val="num" w:pos="2880"/>
+        </w:tabs>
+        <w:ind w:left="2880" w:hanging="360"/>
+      </w:pPr>
+      <w:rPr>
+        <w:rFonts w:ascii="Wingdings" w:hAnsi="Wingdings" w:hint="default"/>
+        <w:sz w:val="20"/>
+      </w:rPr>
+    </w:lvl>
+    <w:lvl w:ilvl="4" w:tentative="1">
+      <w:start w:val="1"/>
+      <w:numFmt w:val="bullet"/>
+      <w:lvlText w:val=""/>
+      <w:lvlJc w:val="left"/>
+      <w:pPr>
+        <w:tabs>
+          <w:tab w:val="num" w:pos="3600"/>
+        </w:tabs>
+        <w:ind w:left="3600" w:hanging="360"/>
+      </w:pPr>
+      <w:rPr>
+        <w:rFonts w:ascii="Wingdings" w:hAnsi="Wingdings" w:hint="default"/>
+        <w:sz w:val="20"/>
+      </w:rPr>
+    </w:lvl>
+    <w:lvl w:ilvl="5" w:tentative="1">
+      <w:start w:val="1"/>
+      <w:numFmt w:val="bullet"/>
+      <w:lvlText w:val=""/>
+      <w:lvlJc w:val="left"/>
+      <w:pPr>
+        <w:tabs>
+          <w:tab w:val="num" w:pos="4320"/>
+        </w:tabs>
+        <w:ind w:left="4320" w:hanging="360"/>
+      </w:pPr>
+      <w:rPr>
+        <w:rFonts w:ascii="Wingdings" w:hAnsi="Wingdings" w:hint="default"/>
+        <w:sz w:val="20"/>
+      </w:rPr>
+    </w:lvl>
+    <w:lvl w:ilvl="6" w:tentative="1">
+      <w:start w:val="1"/>
+      <w:numFmt w:val="bullet"/>
+      <w:lvlText w:val=""/>
+      <w:lvlJc w:val="left"/>
+      <w:pPr>
+        <w:tabs>
+          <w:tab w:val="num" w:pos="5040"/>
+        </w:tabs>
+        <w:ind w:left="5040" w:hanging="360"/>
+      </w:pPr>
+      <w:rPr>
+        <w:rFonts w:ascii="Wingdings" w:hAnsi="Wingdings" w:hint="default"/>
+        <w:sz w:val="20"/>
+      </w:rPr>
+    </w:lvl>
+    <w:lvl w:ilvl="7" w:tentative="1">
+      <w:start w:val="1"/>
+      <w:numFmt w:val="bullet"/>
+      <w:lvlText w:val=""/>
+      <w:lvlJc w:val="left"/>
+      <w:pPr>
+        <w:tabs>
+          <w:tab w:val="num" w:pos="5760"/>
+        </w:tabs>
+        <w:ind w:left="5760" w:hanging="360"/>
+      </w:pPr>
+      <w:rPr>
+        <w:rFonts w:ascii="Wingdings" w:hAnsi="Wingdings" w:hint="default"/>
+        <w:sz w:val="20"/>
+      </w:rPr>
+    </w:lvl>
+    <w:lvl w:ilvl="8" w:tentative="1">
+      <w:start w:val="1"/>
+      <w:numFmt w:val="bullet"/>
+      <w:lvlText w:val=""/>
+      <w:lvlJc w:val="left"/>
+      <w:pPr>
+        <w:tabs>
+          <w:tab w:val="num" w:pos="6480"/>
+        </w:tabs>
+        <w:ind w:left="6480" w:hanging="360"/>
+      </w:pPr>
+      <w:rPr>
+        <w:rFonts w:ascii="Wingdings" w:hAnsi="Wingdings" w:hint="default"/>
+        <w:sz w:val="20"/>
+      </w:rPr>
+    </w:lvl>
+  </w:abstractNum>
+  <w:abstractNum w:abstractNumId="11" w15:restartNumberingAfterBreak="0">
     <w:nsid w:val="1CCF769D"/>
     <w:multiLevelType w:val="multilevel"/>
     <w:tmpl w:val="81B2FB98"/>
@@ -24662,7 +25794,7 @@
       </w:rPr>
     </w:lvl>
   </w:abstractNum>
-  <w:abstractNum w:abstractNumId="11" w15:restartNumberingAfterBreak="0">
+  <w:abstractNum w:abstractNumId="12" w15:restartNumberingAfterBreak="0">
     <w:nsid w:val="1FB818D5"/>
     <w:multiLevelType w:val="multilevel"/>
     <w:tmpl w:val="9C2CCD1C"/>
@@ -24775,7 +25907,7 @@
       </w:pPr>
     </w:lvl>
   </w:abstractNum>
-  <w:abstractNum w:abstractNumId="12" w15:restartNumberingAfterBreak="0">
+  <w:abstractNum w:abstractNumId="13" w15:restartNumberingAfterBreak="0">
     <w:nsid w:val="231211C9"/>
     <w:multiLevelType w:val="multilevel"/>
     <w:tmpl w:val="284434FE"/>
@@ -24924,7 +26056,7 @@
       </w:rPr>
     </w:lvl>
   </w:abstractNum>
-  <w:abstractNum w:abstractNumId="13" w15:restartNumberingAfterBreak="0">
+  <w:abstractNum w:abstractNumId="14" w15:restartNumberingAfterBreak="0">
     <w:nsid w:val="23896E71"/>
     <w:multiLevelType w:val="multilevel"/>
     <w:tmpl w:val="87D21BCC"/>
@@ -25073,7 +26205,7 @@
       </w:rPr>
     </w:lvl>
   </w:abstractNum>
-  <w:abstractNum w:abstractNumId="14" w15:restartNumberingAfterBreak="0">
+  <w:abstractNum w:abstractNumId="15" w15:restartNumberingAfterBreak="0">
     <w:nsid w:val="283C448A"/>
     <w:multiLevelType w:val="multilevel"/>
     <w:tmpl w:val="5518EB7A"/>
@@ -25222,7 +26354,7 @@
       </w:rPr>
     </w:lvl>
   </w:abstractNum>
-  <w:abstractNum w:abstractNumId="15" w15:restartNumberingAfterBreak="0">
+  <w:abstractNum w:abstractNumId="16" w15:restartNumberingAfterBreak="0">
     <w:nsid w:val="2A7E5B87"/>
     <w:multiLevelType w:val="multilevel"/>
     <w:tmpl w:val="236AE22C"/>
@@ -25371,7 +26503,7 @@
       </w:rPr>
     </w:lvl>
   </w:abstractNum>
-  <w:abstractNum w:abstractNumId="16" w15:restartNumberingAfterBreak="0">
+  <w:abstractNum w:abstractNumId="17" w15:restartNumberingAfterBreak="0">
     <w:nsid w:val="2B5A5E0B"/>
     <w:multiLevelType w:val="multilevel"/>
     <w:tmpl w:val="24F04C84"/>
@@ -25520,7 +26652,7 @@
       </w:rPr>
     </w:lvl>
   </w:abstractNum>
-  <w:abstractNum w:abstractNumId="17" w15:restartNumberingAfterBreak="0">
+  <w:abstractNum w:abstractNumId="18" w15:restartNumberingAfterBreak="0">
     <w:nsid w:val="2F550B18"/>
     <w:multiLevelType w:val="multilevel"/>
     <w:tmpl w:val="78CA4050"/>
@@ -25669,7 +26801,7 @@
       </w:rPr>
     </w:lvl>
   </w:abstractNum>
-  <w:abstractNum w:abstractNumId="18" w15:restartNumberingAfterBreak="0">
+  <w:abstractNum w:abstractNumId="19" w15:restartNumberingAfterBreak="0">
     <w:nsid w:val="2F6159A4"/>
     <w:multiLevelType w:val="multilevel"/>
     <w:tmpl w:val="623ADA6E"/>
@@ -25782,7 +26914,7 @@
       </w:pPr>
     </w:lvl>
   </w:abstractNum>
-  <w:abstractNum w:abstractNumId="19" w15:restartNumberingAfterBreak="0">
+  <w:abstractNum w:abstractNumId="20" w15:restartNumberingAfterBreak="0">
     <w:nsid w:val="2F655F95"/>
     <w:multiLevelType w:val="multilevel"/>
     <w:tmpl w:val="9C2CCD1C"/>
@@ -25895,7 +27027,7 @@
       </w:pPr>
     </w:lvl>
   </w:abstractNum>
-  <w:abstractNum w:abstractNumId="20" w15:restartNumberingAfterBreak="0">
+  <w:abstractNum w:abstractNumId="21" w15:restartNumberingAfterBreak="0">
     <w:nsid w:val="34205F5B"/>
     <w:multiLevelType w:val="multilevel"/>
     <w:tmpl w:val="D7E4E6AA"/>
@@ -26044,7 +27176,7 @@
       </w:rPr>
     </w:lvl>
   </w:abstractNum>
-  <w:abstractNum w:abstractNumId="21" w15:restartNumberingAfterBreak="0">
+  <w:abstractNum w:abstractNumId="22" w15:restartNumberingAfterBreak="0">
     <w:nsid w:val="35EC4C35"/>
     <w:multiLevelType w:val="multilevel"/>
     <w:tmpl w:val="C044817E"/>
@@ -26193,7 +27325,7 @@
       </w:rPr>
     </w:lvl>
   </w:abstractNum>
-  <w:abstractNum w:abstractNumId="22" w15:restartNumberingAfterBreak="0">
+  <w:abstractNum w:abstractNumId="23" w15:restartNumberingAfterBreak="0">
     <w:nsid w:val="4001201C"/>
     <w:multiLevelType w:val="multilevel"/>
     <w:tmpl w:val="04082470"/>
@@ -26306,7 +27438,7 @@
       </w:pPr>
     </w:lvl>
   </w:abstractNum>
-  <w:abstractNum w:abstractNumId="23" w15:restartNumberingAfterBreak="0">
+  <w:abstractNum w:abstractNumId="24" w15:restartNumberingAfterBreak="0">
     <w:nsid w:val="4AA84A18"/>
     <w:multiLevelType w:val="multilevel"/>
     <w:tmpl w:val="806AE8EA"/>
@@ -26455,7 +27587,7 @@
       </w:rPr>
     </w:lvl>
   </w:abstractNum>
-  <w:abstractNum w:abstractNumId="24" w15:restartNumberingAfterBreak="0">
+  <w:abstractNum w:abstractNumId="25" w15:restartNumberingAfterBreak="0">
     <w:nsid w:val="4ACC3D8E"/>
     <w:multiLevelType w:val="multilevel"/>
     <w:tmpl w:val="689CC926"/>
@@ -26604,7 +27736,156 @@
       </w:rPr>
     </w:lvl>
   </w:abstractNum>
-  <w:abstractNum w:abstractNumId="25" w15:restartNumberingAfterBreak="0">
+  <w:abstractNum w:abstractNumId="26" w15:restartNumberingAfterBreak="0">
+    <w:nsid w:val="4D1A269D"/>
+    <w:multiLevelType w:val="multilevel"/>
+    <w:tmpl w:val="284434FE"/>
+    <w:lvl w:ilvl="0">
+      <w:start w:val="1"/>
+      <w:numFmt w:val="bullet"/>
+      <w:lvlText w:val=""/>
+      <w:lvlJc w:val="left"/>
+      <w:pPr>
+        <w:tabs>
+          <w:tab w:val="num" w:pos="720"/>
+        </w:tabs>
+        <w:ind w:left="720" w:hanging="360"/>
+      </w:pPr>
+      <w:rPr>
+        <w:rFonts w:ascii="Symbol" w:hAnsi="Symbol" w:hint="default"/>
+        <w:sz w:val="20"/>
+      </w:rPr>
+    </w:lvl>
+    <w:lvl w:ilvl="1" w:tentative="1">
+      <w:start w:val="1"/>
+      <w:numFmt w:val="bullet"/>
+      <w:lvlText w:val="o"/>
+      <w:lvlJc w:val="left"/>
+      <w:pPr>
+        <w:tabs>
+          <w:tab w:val="num" w:pos="1440"/>
+        </w:tabs>
+        <w:ind w:left="1440" w:hanging="360"/>
+      </w:pPr>
+      <w:rPr>
+        <w:rFonts w:ascii="Courier New" w:hAnsi="Courier New" w:hint="default"/>
+        <w:sz w:val="20"/>
+      </w:rPr>
+    </w:lvl>
+    <w:lvl w:ilvl="2" w:tentative="1">
+      <w:start w:val="1"/>
+      <w:numFmt w:val="bullet"/>
+      <w:lvlText w:val=""/>
+      <w:lvlJc w:val="left"/>
+      <w:pPr>
+        <w:tabs>
+          <w:tab w:val="num" w:pos="2160"/>
+        </w:tabs>
+        <w:ind w:left="2160" w:hanging="360"/>
+      </w:pPr>
+      <w:rPr>
+        <w:rFonts w:ascii="Wingdings" w:hAnsi="Wingdings" w:hint="default"/>
+        <w:sz w:val="20"/>
+      </w:rPr>
+    </w:lvl>
+    <w:lvl w:ilvl="3" w:tentative="1">
+      <w:start w:val="1"/>
+      <w:numFmt w:val="bullet"/>
+      <w:lvlText w:val=""/>
+      <w:lvlJc w:val="left"/>
+      <w:pPr>
+        <w:tabs>
+          <w:tab w:val="num" w:pos="2880"/>
+        </w:tabs>
+        <w:ind w:left="2880" w:hanging="360"/>
+      </w:pPr>
+      <w:rPr>
+        <w:rFonts w:ascii="Wingdings" w:hAnsi="Wingdings" w:hint="default"/>
+        <w:sz w:val="20"/>
+      </w:rPr>
+    </w:lvl>
+    <w:lvl w:ilvl="4" w:tentative="1">
+      <w:start w:val="1"/>
+      <w:numFmt w:val="bullet"/>
+      <w:lvlText w:val=""/>
+      <w:lvlJc w:val="left"/>
+      <w:pPr>
+        <w:tabs>
+          <w:tab w:val="num" w:pos="3600"/>
+        </w:tabs>
+        <w:ind w:left="3600" w:hanging="360"/>
+      </w:pPr>
+      <w:rPr>
+        <w:rFonts w:ascii="Wingdings" w:hAnsi="Wingdings" w:hint="default"/>
+        <w:sz w:val="20"/>
+      </w:rPr>
+    </w:lvl>
+    <w:lvl w:ilvl="5" w:tentative="1">
+      <w:start w:val="1"/>
+      <w:numFmt w:val="bullet"/>
+      <w:lvlText w:val=""/>
+      <w:lvlJc w:val="left"/>
+      <w:pPr>
+        <w:tabs>
+          <w:tab w:val="num" w:pos="4320"/>
+        </w:tabs>
+        <w:ind w:left="4320" w:hanging="360"/>
+      </w:pPr>
+      <w:rPr>
+        <w:rFonts w:ascii="Wingdings" w:hAnsi="Wingdings" w:hint="default"/>
+        <w:sz w:val="20"/>
+      </w:rPr>
+    </w:lvl>
+    <w:lvl w:ilvl="6" w:tentative="1">
+      <w:start w:val="1"/>
+      <w:numFmt w:val="bullet"/>
+      <w:lvlText w:val=""/>
+      <w:lvlJc w:val="left"/>
+      <w:pPr>
+        <w:tabs>
+          <w:tab w:val="num" w:pos="5040"/>
+        </w:tabs>
+        <w:ind w:left="5040" w:hanging="360"/>
+      </w:pPr>
+      <w:rPr>
+        <w:rFonts w:ascii="Wingdings" w:hAnsi="Wingdings" w:hint="default"/>
+        <w:sz w:val="20"/>
+      </w:rPr>
+    </w:lvl>
+    <w:lvl w:ilvl="7" w:tentative="1">
+      <w:start w:val="1"/>
+      <w:numFmt w:val="bullet"/>
+      <w:lvlText w:val=""/>
+      <w:lvlJc w:val="left"/>
+      <w:pPr>
+        <w:tabs>
+          <w:tab w:val="num" w:pos="5760"/>
+        </w:tabs>
+        <w:ind w:left="5760" w:hanging="360"/>
+      </w:pPr>
+      <w:rPr>
+        <w:rFonts w:ascii="Wingdings" w:hAnsi="Wingdings" w:hint="default"/>
+        <w:sz w:val="20"/>
+      </w:rPr>
+    </w:lvl>
+    <w:lvl w:ilvl="8" w:tentative="1">
+      <w:start w:val="1"/>
+      <w:numFmt w:val="bullet"/>
+      <w:lvlText w:val=""/>
+      <w:lvlJc w:val="left"/>
+      <w:pPr>
+        <w:tabs>
+          <w:tab w:val="num" w:pos="6480"/>
+        </w:tabs>
+        <w:ind w:left="6480" w:hanging="360"/>
+      </w:pPr>
+      <w:rPr>
+        <w:rFonts w:ascii="Wingdings" w:hAnsi="Wingdings" w:hint="default"/>
+        <w:sz w:val="20"/>
+      </w:rPr>
+    </w:lvl>
+  </w:abstractNum>
+  <w:abstractNum w:abstractNumId="27" w15:restartNumberingAfterBreak="0">
     <w:nsid w:val="508D7154"/>
     <w:multiLevelType w:val="multilevel"/>
     <w:tmpl w:val="05BA29AE"/>
@@ -26753,7 +28034,7 @@
       </w:rPr>
     </w:lvl>
   </w:abstractNum>
-  <w:abstractNum w:abstractNumId="26" w15:restartNumberingAfterBreak="0">
+  <w:abstractNum w:abstractNumId="28" w15:restartNumberingAfterBreak="0">
     <w:nsid w:val="50AF1916"/>
     <w:multiLevelType w:val="multilevel"/>
     <w:tmpl w:val="1CDEC6D6"/>
@@ -26902,7 +28183,7 @@
       </w:rPr>
     </w:lvl>
   </w:abstractNum>
-  <w:abstractNum w:abstractNumId="27" w15:restartNumberingAfterBreak="0">
+  <w:abstractNum w:abstractNumId="29" w15:restartNumberingAfterBreak="0">
     <w:nsid w:val="52B35D9C"/>
     <w:multiLevelType w:val="multilevel"/>
     <w:tmpl w:val="F036D8DA"/>
@@ -27051,7 +28332,7 @@
       </w:rPr>
     </w:lvl>
   </w:abstractNum>
-  <w:abstractNum w:abstractNumId="28" w15:restartNumberingAfterBreak="0">
+  <w:abstractNum w:abstractNumId="30" w15:restartNumberingAfterBreak="0">
     <w:nsid w:val="54050725"/>
     <w:multiLevelType w:val="multilevel"/>
     <w:tmpl w:val="82C40B8A"/>
@@ -27200,7 +28481,7 @@
       </w:rPr>
     </w:lvl>
   </w:abstractNum>
-  <w:abstractNum w:abstractNumId="29" w15:restartNumberingAfterBreak="0">
+  <w:abstractNum w:abstractNumId="31" w15:restartNumberingAfterBreak="0">
     <w:nsid w:val="549B7A3F"/>
     <w:multiLevelType w:val="multilevel"/>
     <w:tmpl w:val="0F20AB3A"/>
@@ -27349,7 +28630,7 @@
       </w:rPr>
     </w:lvl>
   </w:abstractNum>
-  <w:abstractNum w:abstractNumId="30" w15:restartNumberingAfterBreak="0">
+  <w:abstractNum w:abstractNumId="32" w15:restartNumberingAfterBreak="0">
     <w:nsid w:val="562D489C"/>
     <w:multiLevelType w:val="multilevel"/>
     <w:tmpl w:val="86F008FA"/>
@@ -27498,7 +28779,7 @@
       </w:rPr>
     </w:lvl>
   </w:abstractNum>
-  <w:abstractNum w:abstractNumId="31" w15:restartNumberingAfterBreak="0">
+  <w:abstractNum w:abstractNumId="33" w15:restartNumberingAfterBreak="0">
     <w:nsid w:val="5E4B3C32"/>
     <w:multiLevelType w:val="multilevel"/>
     <w:tmpl w:val="2C82D658"/>
@@ -27647,7 +28928,7 @@
       </w:rPr>
     </w:lvl>
   </w:abstractNum>
-  <w:abstractNum w:abstractNumId="32" w15:restartNumberingAfterBreak="0">
+  <w:abstractNum w:abstractNumId="34" w15:restartNumberingAfterBreak="0">
     <w:nsid w:val="600B5A80"/>
     <w:multiLevelType w:val="multilevel"/>
     <w:tmpl w:val="4D9E1450"/>
@@ -27796,7 +29077,7 @@
       </w:rPr>
     </w:lvl>
   </w:abstractNum>
-  <w:abstractNum w:abstractNumId="33" w15:restartNumberingAfterBreak="0">
+  <w:abstractNum w:abstractNumId="35" w15:restartNumberingAfterBreak="0">
     <w:nsid w:val="628D780C"/>
     <w:multiLevelType w:val="multilevel"/>
     <w:tmpl w:val="6338E36A"/>
@@ -27945,7 +29226,7 @@
       </w:rPr>
     </w:lvl>
   </w:abstractNum>
-  <w:abstractNum w:abstractNumId="34" w15:restartNumberingAfterBreak="0">
+  <w:abstractNum w:abstractNumId="36" w15:restartNumberingAfterBreak="0">
     <w:nsid w:val="63D52A4F"/>
     <w:multiLevelType w:val="multilevel"/>
     <w:tmpl w:val="BE346338"/>
@@ -28094,7 +29375,7 @@
       </w:rPr>
     </w:lvl>
   </w:abstractNum>
-  <w:abstractNum w:abstractNumId="35" w15:restartNumberingAfterBreak="0">
+  <w:abstractNum w:abstractNumId="37" w15:restartNumberingAfterBreak="0">
     <w:nsid w:val="64C63B97"/>
     <w:multiLevelType w:val="multilevel"/>
     <w:tmpl w:val="81889C6E"/>
@@ -28207,7 +29488,7 @@
       </w:pPr>
     </w:lvl>
   </w:abstractNum>
-  <w:abstractNum w:abstractNumId="36" w15:restartNumberingAfterBreak="0">
+  <w:abstractNum w:abstractNumId="38" w15:restartNumberingAfterBreak="0">
     <w:nsid w:val="685308A7"/>
     <w:multiLevelType w:val="multilevel"/>
     <w:tmpl w:val="27A080CC"/>
@@ -28356,7 +29637,7 @@
       </w:rPr>
     </w:lvl>
   </w:abstractNum>
-  <w:abstractNum w:abstractNumId="37" w15:restartNumberingAfterBreak="0">
+  <w:abstractNum w:abstractNumId="39" w15:restartNumberingAfterBreak="0">
     <w:nsid w:val="688914B3"/>
     <w:multiLevelType w:val="multilevel"/>
     <w:tmpl w:val="BC92A496"/>
@@ -28505,7 +29786,7 @@
       </w:rPr>
     </w:lvl>
   </w:abstractNum>
-  <w:abstractNum w:abstractNumId="38" w15:restartNumberingAfterBreak="0">
+  <w:abstractNum w:abstractNumId="40" w15:restartNumberingAfterBreak="0">
     <w:nsid w:val="750B7303"/>
     <w:multiLevelType w:val="multilevel"/>
     <w:tmpl w:val="109A2098"/>
@@ -28654,7 +29935,7 @@
       </w:rPr>
     </w:lvl>
   </w:abstractNum>
-  <w:abstractNum w:abstractNumId="39" w15:restartNumberingAfterBreak="0">
+  <w:abstractNum w:abstractNumId="41" w15:restartNumberingAfterBreak="0">
     <w:nsid w:val="76E61CAC"/>
     <w:multiLevelType w:val="multilevel"/>
     <w:tmpl w:val="76503626"/>
@@ -28767,7 +30048,7 @@
       </w:pPr>
     </w:lvl>
   </w:abstractNum>
-  <w:abstractNum w:abstractNumId="40" w15:restartNumberingAfterBreak="0">
+  <w:abstractNum w:abstractNumId="42" w15:restartNumberingAfterBreak="0">
     <w:nsid w:val="77D029A7"/>
     <w:multiLevelType w:val="multilevel"/>
     <w:tmpl w:val="330CDB2A"/>
@@ -28880,7 +30161,7 @@
       </w:pPr>
     </w:lvl>
   </w:abstractNum>
-  <w:abstractNum w:abstractNumId="41" w15:restartNumberingAfterBreak="0">
+  <w:abstractNum w:abstractNumId="43" w15:restartNumberingAfterBreak="0">
     <w:nsid w:val="7834320F"/>
     <w:multiLevelType w:val="multilevel"/>
     <w:tmpl w:val="27728F5E"/>
@@ -28993,7 +30274,7 @@
       </w:pPr>
     </w:lvl>
   </w:abstractNum>
-  <w:abstractNum w:abstractNumId="42" w15:restartNumberingAfterBreak="0">
+  <w:abstractNum w:abstractNumId="44" w15:restartNumberingAfterBreak="0">
     <w:nsid w:val="79243DA1"/>
     <w:multiLevelType w:val="multilevel"/>
     <w:tmpl w:val="284434FE"/>
@@ -29142,7 +30423,7 @@
       </w:rPr>
     </w:lvl>
   </w:abstractNum>
-  <w:abstractNum w:abstractNumId="43" w15:restartNumberingAfterBreak="0">
+  <w:abstractNum w:abstractNumId="45" w15:restartNumberingAfterBreak="0">
     <w:nsid w:val="7A4C1AFD"/>
     <w:multiLevelType w:val="multilevel"/>
     <w:tmpl w:val="188635DE"/>
@@ -29291,7 +30572,7 @@
       </w:rPr>
     </w:lvl>
   </w:abstractNum>
-  <w:abstractNum w:abstractNumId="44" w15:restartNumberingAfterBreak="0">
+  <w:abstractNum w:abstractNumId="46" w15:restartNumberingAfterBreak="0">
     <w:nsid w:val="7C50535F"/>
     <w:multiLevelType w:val="multilevel"/>
     <w:tmpl w:val="78C22C92"/>
@@ -29404,7 +30685,7 @@
       </w:pPr>
     </w:lvl>
   </w:abstractNum>
-  <w:abstractNum w:abstractNumId="45" w15:restartNumberingAfterBreak="0">
+  <w:abstractNum w:abstractNumId="47" w15:restartNumberingAfterBreak="0">
     <w:nsid w:val="7D190E8C"/>
     <w:multiLevelType w:val="multilevel"/>
     <w:tmpl w:val="6F4AE496"/>
@@ -29553,7 +30834,7 @@
       </w:rPr>
     </w:lvl>
   </w:abstractNum>
-  <w:abstractNum w:abstractNumId="46" w15:restartNumberingAfterBreak="0">
+  <w:abstractNum w:abstractNumId="48" w15:restartNumberingAfterBreak="0">
     <w:nsid w:val="7D7E1EB5"/>
     <w:multiLevelType w:val="multilevel"/>
     <w:tmpl w:val="A016FBCA"/>
@@ -29702,7 +30983,7 @@
       </w:rPr>
     </w:lvl>
   </w:abstractNum>
-  <w:abstractNum w:abstractNumId="47" w15:restartNumberingAfterBreak="0">
+  <w:abstractNum w:abstractNumId="49" w15:restartNumberingAfterBreak="0">
     <w:nsid w:val="7E57324C"/>
     <w:multiLevelType w:val="multilevel"/>
     <w:tmpl w:val="A83A47B4"/>
@@ -29852,136 +31133,136 @@
     </w:lvl>
   </w:abstractNum>
   <w:num w:numId="1" w16cid:durableId="1807352600">
-    <w:abstractNumId w:val="43"/>
+    <w:abstractNumId w:val="45"/>
   </w:num>
   <w:num w:numId="2" w16cid:durableId="1289313639">
-    <w:abstractNumId w:val="20"/>
+    <w:abstractNumId w:val="21"/>
   </w:num>
   <w:num w:numId="3" w16cid:durableId="105345779">
-    <w:abstractNumId w:val="33"/>
+    <w:abstractNumId w:val="35"/>
   </w:num>
   <w:num w:numId="4" w16cid:durableId="210845180">
+    <w:abstractNumId w:val="49"/>
+  </w:num>
+  <w:num w:numId="5" w16cid:durableId="323512730">
+    <w:abstractNumId w:val="22"/>
+  </w:num>
+  <w:num w:numId="6" w16cid:durableId="1732658656">
+    <w:abstractNumId w:val="14"/>
+  </w:num>
+  <w:num w:numId="7" w16cid:durableId="1541936381">
+    <w:abstractNumId w:val="37"/>
+  </w:num>
+  <w:num w:numId="8" w16cid:durableId="1871409665">
     <w:abstractNumId w:val="47"/>
   </w:num>
-  <w:num w:numId="5" w16cid:durableId="323512730">
-    <w:abstractNumId w:val="21"/>
-  </w:num>
-  <w:num w:numId="6" w16cid:durableId="1732658656">
-    <w:abstractNumId w:val="13"/>
-  </w:num>
-  <w:num w:numId="7" w16cid:durableId="1541936381">
-    <w:abstractNumId w:val="35"/>
-  </w:num>
-  <w:num w:numId="8" w16cid:durableId="1871409665">
-    <w:abstractNumId w:val="45"/>
-  </w:num>
   <w:num w:numId="9" w16cid:durableId="1840072043">
-    <w:abstractNumId w:val="27"/>
+    <w:abstractNumId w:val="29"/>
   </w:num>
   <w:num w:numId="10" w16cid:durableId="972641355">
-    <w:abstractNumId w:val="29"/>
+    <w:abstractNumId w:val="31"/>
   </w:num>
   <w:num w:numId="11" w16cid:durableId="1730952846">
     <w:abstractNumId w:val="6"/>
   </w:num>
   <w:num w:numId="12" w16cid:durableId="1090081387">
-    <w:abstractNumId w:val="10"/>
+    <w:abstractNumId w:val="11"/>
   </w:num>
   <w:num w:numId="13" w16cid:durableId="750352990">
-    <w:abstractNumId w:val="15"/>
+    <w:abstractNumId w:val="16"/>
   </w:num>
   <w:num w:numId="14" w16cid:durableId="885679495">
-    <w:abstractNumId w:val="18"/>
+    <w:abstractNumId w:val="19"/>
   </w:num>
   <w:num w:numId="15" w16cid:durableId="1216351207">
-    <w:abstractNumId w:val="31"/>
+    <w:abstractNumId w:val="33"/>
   </w:num>
   <w:num w:numId="16" w16cid:durableId="1066563910">
-    <w:abstractNumId w:val="25"/>
+    <w:abstractNumId w:val="27"/>
   </w:num>
   <w:num w:numId="17" w16cid:durableId="1275405945">
-    <w:abstractNumId w:val="26"/>
+    <w:abstractNumId w:val="28"/>
   </w:num>
   <w:num w:numId="18" w16cid:durableId="1739939799">
     <w:abstractNumId w:val="7"/>
   </w:num>
   <w:num w:numId="19" w16cid:durableId="78261887">
-    <w:abstractNumId w:val="23"/>
+    <w:abstractNumId w:val="24"/>
   </w:num>
   <w:num w:numId="20" w16cid:durableId="1947617525">
     <w:abstractNumId w:val="3"/>
   </w:num>
   <w:num w:numId="21" w16cid:durableId="661465476">
-    <w:abstractNumId w:val="22"/>
+    <w:abstractNumId w:val="23"/>
   </w:num>
   <w:num w:numId="22" w16cid:durableId="1199202532">
+    <w:abstractNumId w:val="34"/>
+  </w:num>
+  <w:num w:numId="23" w16cid:durableId="1600677296">
     <w:abstractNumId w:val="32"/>
   </w:num>
-  <w:num w:numId="23" w16cid:durableId="1600677296">
-    <w:abstractNumId w:val="30"/>
-  </w:num>
   <w:num w:numId="24" w16cid:durableId="598756210">
-    <w:abstractNumId w:val="11"/>
+    <w:abstractNumId w:val="12"/>
   </w:num>
   <w:num w:numId="25" w16cid:durableId="1423454322">
     <w:abstractNumId w:val="4"/>
   </w:num>
   <w:num w:numId="26" w16cid:durableId="2030838345">
-    <w:abstractNumId w:val="38"/>
+    <w:abstractNumId w:val="40"/>
   </w:num>
   <w:num w:numId="27" w16cid:durableId="1613170802">
     <w:abstractNumId w:val="1"/>
   </w:num>
   <w:num w:numId="28" w16cid:durableId="1584995561">
-    <w:abstractNumId w:val="34"/>
+    <w:abstractNumId w:val="36"/>
   </w:num>
   <w:num w:numId="29" w16cid:durableId="390422211">
     <w:abstractNumId w:val="9"/>
   </w:num>
   <w:num w:numId="30" w16cid:durableId="1369523729">
+    <w:abstractNumId w:val="18"/>
+  </w:num>
+  <w:num w:numId="31" w16cid:durableId="332877556">
+    <w:abstractNumId w:val="20"/>
+  </w:num>
+  <w:num w:numId="32" w16cid:durableId="1820807917">
     <w:abstractNumId w:val="17"/>
   </w:num>
-  <w:num w:numId="31" w16cid:durableId="332877556">
-    <w:abstractNumId w:val="19"/>
-  </w:num>
-  <w:num w:numId="32" w16cid:durableId="1820807917">
-    <w:abstractNumId w:val="16"/>
-  </w:num>
   <w:num w:numId="33" w16cid:durableId="377435206">
-    <w:abstractNumId w:val="14"/>
+    <w:abstractNumId w:val="15"/>
   </w:num>
   <w:num w:numId="34" w16cid:durableId="1399357143">
-    <w:abstractNumId w:val="41"/>
+    <w:abstractNumId w:val="43"/>
   </w:num>
   <w:num w:numId="35" w16cid:durableId="1278683558">
-    <w:abstractNumId w:val="36"/>
+    <w:abstractNumId w:val="38"/>
   </w:num>
   <w:num w:numId="36" w16cid:durableId="954168010">
     <w:abstractNumId w:val="2"/>
   </w:num>
   <w:num w:numId="37" w16cid:durableId="660890753">
-    <w:abstractNumId w:val="44"/>
+    <w:abstractNumId w:val="46"/>
   </w:num>
   <w:num w:numId="38" w16cid:durableId="1690595081">
-    <w:abstractNumId w:val="39"/>
+    <w:abstractNumId w:val="41"/>
   </w:num>
   <w:num w:numId="39" w16cid:durableId="182745152">
-    <w:abstractNumId w:val="28"/>
+    <w:abstractNumId w:val="30"/>
   </w:num>
   <w:num w:numId="40" w16cid:durableId="834420943">
-    <w:abstractNumId w:val="40"/>
+    <w:abstractNumId w:val="42"/>
   </w:num>
   <w:num w:numId="41" w16cid:durableId="2002419068">
     <w:abstractNumId w:val="8"/>
   </w:num>
   <w:num w:numId="42" w16cid:durableId="1091240492">
-    <w:abstractNumId w:val="37"/>
+    <w:abstractNumId w:val="39"/>
   </w:num>
   <w:num w:numId="43" w16cid:durableId="970869620">
-    <w:abstractNumId w:val="24"/>
+    <w:abstractNumId w:val="25"/>
   </w:num>
   <w:num w:numId="44" w16cid:durableId="333996985">
-    <w:abstractNumId w:val="46"/>
+    <w:abstractNumId w:val="48"/>
   </w:num>
   <w:num w:numId="45" w16cid:durableId="1749573883">
     <w:abstractNumId w:val="0"/>
@@ -29990,10 +31271,16 @@
     <w:abstractNumId w:val="5"/>
   </w:num>
   <w:num w:numId="47" w16cid:durableId="912086002">
-    <w:abstractNumId w:val="12"/>
+    <w:abstractNumId w:val="13"/>
   </w:num>
   <w:num w:numId="48" w16cid:durableId="358042909">
-    <w:abstractNumId w:val="42"/>
+    <w:abstractNumId w:val="44"/>
+  </w:num>
+  <w:num w:numId="49" w16cid:durableId="555553673">
+    <w:abstractNumId w:val="26"/>
+  </w:num>
+  <w:num w:numId="50" w16cid:durableId="1278945193">
+    <w:abstractNumId w:val="10"/>
   </w:num>
   <w:numIdMacAtCleanup w:val="33"/>
 </w:numbering>

--- a/Módulo_6_Testando e Automatizando Testes em Aplicações Web/Módulo 6 - Testando e Automatizando Testes em Aplicações Web.docx
+++ b/Módulo_6_Testando e Automatizando Testes em Aplicações Web/Módulo 6 - Testando e Automatizando Testes em Aplicações Web.docx
@@ -20523,7 +20523,7 @@
         <w:pStyle w:val="PargrafodaLista"/>
         <w:numPr>
           <w:ilvl w:val="0"/>
-          <w:numId w:val="47"/>
+          <w:numId w:val="46"/>
         </w:numPr>
         <w:spacing w:after="0"/>
       </w:pPr>
@@ -20560,7 +20560,7 @@
         <w:pStyle w:val="PargrafodaLista"/>
         <w:numPr>
           <w:ilvl w:val="0"/>
-          <w:numId w:val="47"/>
+          <w:numId w:val="46"/>
         </w:numPr>
         <w:spacing w:after="0"/>
       </w:pPr>
@@ -21128,7 +21128,7 @@
       <w:pPr>
         <w:numPr>
           <w:ilvl w:val="0"/>
-          <w:numId w:val="46"/>
+          <w:numId w:val="45"/>
         </w:numPr>
         <w:spacing w:after="0"/>
       </w:pPr>
@@ -21156,7 +21156,7 @@
       <w:pPr>
         <w:numPr>
           <w:ilvl w:val="0"/>
-          <w:numId w:val="46"/>
+          <w:numId w:val="45"/>
         </w:numPr>
         <w:spacing w:after="0"/>
       </w:pPr>
@@ -21184,7 +21184,7 @@
       <w:pPr>
         <w:numPr>
           <w:ilvl w:val="0"/>
-          <w:numId w:val="46"/>
+          <w:numId w:val="45"/>
         </w:numPr>
         <w:spacing w:after="0"/>
       </w:pPr>
@@ -22303,7 +22303,7 @@
       <w:pPr>
         <w:numPr>
           <w:ilvl w:val="0"/>
-          <w:numId w:val="48"/>
+          <w:numId w:val="47"/>
         </w:numPr>
         <w:spacing w:after="0"/>
       </w:pPr>
@@ -22335,7 +22335,7 @@
       <w:pPr>
         <w:numPr>
           <w:ilvl w:val="0"/>
-          <w:numId w:val="48"/>
+          <w:numId w:val="47"/>
         </w:numPr>
         <w:spacing w:after="0"/>
       </w:pPr>
@@ -22365,7 +22365,7 @@
       <w:pPr>
         <w:numPr>
           <w:ilvl w:val="0"/>
-          <w:numId w:val="48"/>
+          <w:numId w:val="47"/>
         </w:numPr>
         <w:spacing w:after="0"/>
       </w:pPr>
@@ -22387,7 +22387,7 @@
       <w:pPr>
         <w:numPr>
           <w:ilvl w:val="0"/>
-          <w:numId w:val="48"/>
+          <w:numId w:val="47"/>
         </w:numPr>
         <w:spacing w:after="0"/>
       </w:pPr>
@@ -23423,7 +23423,7 @@
       <w:pPr>
         <w:numPr>
           <w:ilvl w:val="0"/>
-          <w:numId w:val="49"/>
+          <w:numId w:val="48"/>
         </w:numPr>
         <w:spacing w:after="0"/>
       </w:pPr>
@@ -23442,6 +23442,217 @@
       <w:proofErr w:type="spellEnd"/>
       <w:r>
         <w:t>: executa os testes no ambiente local, utilizando http://localhost:4000.</w:t>
+      </w:r>
+    </w:p>
+    <w:p>
+      <w:pPr>
+        <w:numPr>
+          <w:ilvl w:val="0"/>
+          <w:numId w:val="48"/>
+        </w:numPr>
+        <w:spacing w:after="0"/>
+      </w:pPr>
+      <w:proofErr w:type="spellStart"/>
+      <w:r>
+        <w:t>npm</w:t>
+      </w:r>
+      <w:proofErr w:type="spellEnd"/>
+      <w:r>
+        <w:t xml:space="preserve"> </w:t>
+      </w:r>
+      <w:proofErr w:type="spellStart"/>
+      <w:r>
+        <w:t>run</w:t>
+      </w:r>
+      <w:proofErr w:type="spellEnd"/>
+      <w:r>
+        <w:t xml:space="preserve"> </w:t>
+      </w:r>
+      <w:proofErr w:type="spellStart"/>
+      <w:r>
+        <w:t>test-qa</w:t>
+      </w:r>
+      <w:proofErr w:type="spellEnd"/>
+      <w:r>
+        <w:t>: executa os testes no ambiente de QA.</w:t>
+      </w:r>
+    </w:p>
+    <w:p>
+      <w:pPr>
+        <w:numPr>
+          <w:ilvl w:val="0"/>
+          <w:numId w:val="48"/>
+        </w:numPr>
+        <w:spacing w:after="0"/>
+      </w:pPr>
+      <w:proofErr w:type="spellStart"/>
+      <w:r>
+        <w:t>npm</w:t>
+      </w:r>
+      <w:proofErr w:type="spellEnd"/>
+      <w:r>
+        <w:t xml:space="preserve"> </w:t>
+      </w:r>
+      <w:proofErr w:type="spellStart"/>
+      <w:r>
+        <w:t>run</w:t>
+      </w:r>
+      <w:proofErr w:type="spellEnd"/>
+      <w:r>
+        <w:t xml:space="preserve"> </w:t>
+      </w:r>
+      <w:proofErr w:type="spellStart"/>
+      <w:r>
+        <w:t>test-prod</w:t>
+      </w:r>
+      <w:proofErr w:type="spellEnd"/>
+      <w:r>
+        <w:t>: executa os testes no ambiente de produção.</w:t>
+      </w:r>
+    </w:p>
+    <w:p>
+      <w:pPr>
+        <w:spacing w:after="0"/>
+      </w:pPr>
+    </w:p>
+    <w:p>
+      <w:pPr>
+        <w:spacing w:after="0"/>
+      </w:pPr>
+      <w:r>
+        <w:t>Quando o comando é executado, o Cypress utiliza o valor atribuído à variável URL para acessar a aplicação.</w:t>
+      </w:r>
+    </w:p>
+    <w:p>
+      <w:pPr>
+        <w:spacing w:after="0"/>
+      </w:pPr>
+    </w:p>
+    <w:p>
+      <w:pPr>
+        <w:spacing w:after="0"/>
+      </w:pPr>
+      <w:r>
+        <w:t>Se o ambiente estiver disponível e apresentar as condições esperadas pelo teste, a execução poderá ser concluída com sucesso. Caso contrário, o teste poderá falhar.</w:t>
+      </w:r>
+    </w:p>
+    <w:p>
+      <w:pPr>
+        <w:spacing w:after="0"/>
+        <w:rPr>
+          <w:b/>
+          <w:bCs/>
+        </w:rPr>
+      </w:pPr>
+    </w:p>
+    <w:p>
+      <w:pPr>
+        <w:spacing w:after="0"/>
+        <w:rPr>
+          <w:b/>
+          <w:bCs/>
+        </w:rPr>
+      </w:pPr>
+      <w:r>
+        <w:rPr>
+          <w:b/>
+          <w:bCs/>
+        </w:rPr>
+        <w:t xml:space="preserve">5. Verificando os resultados com </w:t>
+      </w:r>
+      <w:proofErr w:type="spellStart"/>
+      <w:r>
+        <w:rPr>
+          <w:b/>
+          <w:bCs/>
+        </w:rPr>
+        <w:t>screenshots</w:t>
+      </w:r>
+      <w:proofErr w:type="spellEnd"/>
+    </w:p>
+    <w:p>
+      <w:pPr>
+        <w:spacing w:after="0"/>
+      </w:pPr>
+    </w:p>
+    <w:p>
+      <w:pPr>
+        <w:spacing w:after="0"/>
+      </w:pPr>
+      <w:r>
+        <w:t xml:space="preserve">Os </w:t>
+      </w:r>
+      <w:proofErr w:type="spellStart"/>
+      <w:r>
+        <w:t>screenshots</w:t>
+      </w:r>
+      <w:proofErr w:type="spellEnd"/>
+      <w:r>
+        <w:t xml:space="preserve"> ajudam a visualizar a página acessada durante a execução dos testes.</w:t>
+      </w:r>
+    </w:p>
+    <w:p>
+      <w:pPr>
+        <w:spacing w:after="0"/>
+      </w:pPr>
+    </w:p>
+    <w:p>
+      <w:pPr>
+        <w:spacing w:after="0"/>
+      </w:pPr>
+      <w:r>
+        <w:t xml:space="preserve">Ao utilizar variáveis de ambiente, podemos verificar se o Cypress realmente abriu o endereço configurado. </w:t>
+      </w:r>
+    </w:p>
+    <w:p>
+      <w:pPr>
+        <w:spacing w:after="0"/>
+      </w:pPr>
+    </w:p>
+    <w:p>
+      <w:pPr>
+        <w:spacing w:after="0"/>
+      </w:pPr>
+      <w:r>
+        <w:t xml:space="preserve">Por exemplo, ao executar um teste contra outro ambiente, o </w:t>
+      </w:r>
+      <w:proofErr w:type="spellStart"/>
+      <w:r>
+        <w:t>screenshot</w:t>
+      </w:r>
+      <w:proofErr w:type="spellEnd"/>
+      <w:r>
+        <w:t xml:space="preserve"> pode mostrar a página correspondente a esse endereço.</w:t>
+      </w:r>
+    </w:p>
+    <w:p>
+      <w:pPr>
+        <w:spacing w:after="0"/>
+      </w:pPr>
+    </w:p>
+    <w:p>
+      <w:pPr>
+        <w:spacing w:after="0"/>
+      </w:pPr>
+      <w:r>
+        <w:t>As capturas também auxiliam na investigação de falhas e na identificação de problemas durante a execução.</w:t>
+      </w:r>
+    </w:p>
+    <w:p>
+      <w:pPr>
+        <w:spacing w:after="0"/>
+        <w:rPr>
+          <w:b/>
+          <w:bCs/>
+        </w:rPr>
+      </w:pPr>
+      <w:r>
+        <w:rPr>
+          <w:b/>
+          <w:bCs/>
+        </w:rPr>
+        <w:lastRenderedPageBreak/>
+        <w:t>6. Vantagens das variáveis de ambiente</w:t>
       </w:r>
     </w:p>
     <w:p>
@@ -23452,29 +23663,8 @@
         </w:numPr>
         <w:spacing w:after="0"/>
       </w:pPr>
-      <w:proofErr w:type="spellStart"/>
-      <w:r>
-        <w:t>npm</w:t>
-      </w:r>
-      <w:proofErr w:type="spellEnd"/>
-      <w:r>
-        <w:t xml:space="preserve"> </w:t>
-      </w:r>
-      <w:proofErr w:type="spellStart"/>
-      <w:r>
-        <w:t>run</w:t>
-      </w:r>
-      <w:proofErr w:type="spellEnd"/>
-      <w:r>
-        <w:t xml:space="preserve"> </w:t>
-      </w:r>
-      <w:proofErr w:type="spellStart"/>
-      <w:r>
-        <w:t>test-qa</w:t>
-      </w:r>
-      <w:proofErr w:type="spellEnd"/>
-      <w:r>
-        <w:t>: executa os testes no ambiente de QA.</w:t>
+      <w:r>
+        <w:t>Permitem executar os mesmos testes em diferentes ambientes.</w:t>
       </w:r>
     </w:p>
     <w:p>
@@ -23485,174 +23675,282 @@
         </w:numPr>
         <w:spacing w:after="0"/>
       </w:pPr>
-      <w:proofErr w:type="spellStart"/>
-      <w:r>
-        <w:t>npm</w:t>
-      </w:r>
-      <w:proofErr w:type="spellEnd"/>
-      <w:r>
-        <w:t xml:space="preserve"> </w:t>
-      </w:r>
-      <w:proofErr w:type="spellStart"/>
-      <w:r>
-        <w:t>run</w:t>
-      </w:r>
-      <w:proofErr w:type="spellEnd"/>
-      <w:r>
-        <w:t xml:space="preserve"> </w:t>
-      </w:r>
-      <w:proofErr w:type="spellStart"/>
-      <w:r>
-        <w:t>test-prod</w:t>
-      </w:r>
-      <w:proofErr w:type="spellEnd"/>
-      <w:r>
-        <w:t>: executa os testes no ambiente de produção.</w:t>
-      </w:r>
-    </w:p>
-    <w:p>
-      <w:pPr>
-        <w:spacing w:after="0"/>
-      </w:pPr>
-    </w:p>
-    <w:p>
-      <w:pPr>
-        <w:spacing w:after="0"/>
-      </w:pPr>
-      <w:r>
-        <w:t>Quando o comando é executado, o Cypress utiliza o valor atribuído à variável URL para acessar a aplicação.</w:t>
-      </w:r>
-    </w:p>
-    <w:p>
-      <w:pPr>
-        <w:spacing w:after="0"/>
-      </w:pPr>
-    </w:p>
-    <w:p>
-      <w:pPr>
-        <w:spacing w:after="0"/>
-      </w:pPr>
-      <w:r>
-        <w:t>Se o ambiente estiver disponível e apresentar as condições esperadas pelo teste, a execução poderá ser concluída com sucesso. Caso contrário, o teste poderá falhar.</w:t>
-      </w:r>
-    </w:p>
-    <w:p>
-      <w:pPr>
-        <w:spacing w:after="0"/>
-        <w:rPr>
-          <w:b/>
-          <w:bCs/>
-        </w:rPr>
-      </w:pPr>
-    </w:p>
-    <w:p>
-      <w:pPr>
-        <w:spacing w:after="0"/>
-        <w:rPr>
-          <w:b/>
-          <w:bCs/>
-        </w:rPr>
-      </w:pPr>
-      <w:r>
-        <w:rPr>
-          <w:b/>
-          <w:bCs/>
-        </w:rPr>
-        <w:t xml:space="preserve">5. Verificando os resultados com </w:t>
-      </w:r>
-      <w:proofErr w:type="spellStart"/>
-      <w:r>
-        <w:rPr>
-          <w:b/>
-          <w:bCs/>
-        </w:rPr>
-        <w:t>screenshots</w:t>
-      </w:r>
-      <w:proofErr w:type="spellEnd"/>
-    </w:p>
-    <w:p>
-      <w:pPr>
-        <w:spacing w:after="0"/>
-      </w:pPr>
-    </w:p>
-    <w:p>
-      <w:pPr>
-        <w:spacing w:after="0"/>
-      </w:pPr>
-      <w:r>
-        <w:t xml:space="preserve">Os </w:t>
-      </w:r>
-      <w:proofErr w:type="spellStart"/>
-      <w:r>
-        <w:t>screenshots</w:t>
-      </w:r>
-      <w:proofErr w:type="spellEnd"/>
-      <w:r>
-        <w:t xml:space="preserve"> ajudam a visualizar a página acessada durante a execução dos testes.</w:t>
-      </w:r>
-    </w:p>
-    <w:p>
-      <w:pPr>
-        <w:spacing w:after="0"/>
-      </w:pPr>
-    </w:p>
-    <w:p>
-      <w:pPr>
-        <w:spacing w:after="0"/>
-      </w:pPr>
-      <w:r>
-        <w:t xml:space="preserve">Ao utilizar variáveis de ambiente, podemos verificar se o Cypress realmente abriu o endereço configurado. </w:t>
-      </w:r>
-    </w:p>
-    <w:p>
-      <w:pPr>
-        <w:spacing w:after="0"/>
-      </w:pPr>
-    </w:p>
-    <w:p>
-      <w:pPr>
-        <w:spacing w:after="0"/>
-      </w:pPr>
-      <w:r>
-        <w:t xml:space="preserve">Por exemplo, ao executar um teste contra outro ambiente, o </w:t>
-      </w:r>
-      <w:proofErr w:type="spellStart"/>
-      <w:r>
-        <w:t>screenshot</w:t>
-      </w:r>
-      <w:proofErr w:type="spellEnd"/>
-      <w:r>
-        <w:t xml:space="preserve"> pode mostrar a página correspondente a esse endereço.</w:t>
-      </w:r>
-    </w:p>
-    <w:p>
-      <w:pPr>
-        <w:spacing w:after="0"/>
-      </w:pPr>
-    </w:p>
-    <w:p>
-      <w:pPr>
-        <w:spacing w:after="0"/>
-      </w:pPr>
-      <w:r>
-        <w:t>As capturas também auxiliam na investigação de falhas e na identificação de problemas durante a execução.</w:t>
-      </w:r>
-    </w:p>
-    <w:p>
-      <w:pPr>
-        <w:spacing w:after="0"/>
-        <w:rPr>
-          <w:b/>
-          <w:bCs/>
-        </w:rPr>
-      </w:pPr>
-      <w:r>
-        <w:rPr>
-          <w:b/>
-          <w:bCs/>
-        </w:rPr>
-        <w:lastRenderedPageBreak/>
-        <w:t>6. Vantagens das variáveis de ambiente</w:t>
+      <w:r>
+        <w:t>Evitam alterar o código dos testes para trocar endereços.</w:t>
+      </w:r>
+    </w:p>
+    <w:p>
+      <w:pPr>
+        <w:numPr>
+          <w:ilvl w:val="0"/>
+          <w:numId w:val="49"/>
+        </w:numPr>
+        <w:spacing w:after="0"/>
+      </w:pPr>
+      <w:r>
+        <w:t>Facilitam a manutenção dos scripts.</w:t>
+      </w:r>
+    </w:p>
+    <w:p>
+      <w:pPr>
+        <w:numPr>
+          <w:ilvl w:val="0"/>
+          <w:numId w:val="49"/>
+        </w:numPr>
+        <w:spacing w:after="0"/>
+      </w:pPr>
+      <w:r>
+        <w:t>Reduzem alterações desnecessárias no controle de versão.</w:t>
+      </w:r>
+    </w:p>
+    <w:p>
+      <w:pPr>
+        <w:numPr>
+          <w:ilvl w:val="0"/>
+          <w:numId w:val="49"/>
+        </w:numPr>
+        <w:spacing w:after="0"/>
+      </w:pPr>
+      <w:r>
+        <w:t>Permitem configurar diferentes valores para cada execução.</w:t>
+      </w:r>
+    </w:p>
+    <w:p>
+      <w:pPr>
+        <w:spacing w:after="0"/>
+        <w:rPr>
+          <w:b/>
+          <w:bCs/>
+        </w:rPr>
+      </w:pPr>
+    </w:p>
+    <w:p>
+      <w:pPr>
+        <w:spacing w:after="0"/>
+      </w:pPr>
+      <w:r>
+        <w:rPr>
+          <w:b/>
+          <w:bCs/>
+        </w:rPr>
+        <w:t>Atenção:</w:t>
+      </w:r>
+      <w:r>
+        <w:t xml:space="preserve"> testes em produção devem ser realizados somente com autorização e com cuidado para não modificar dados reais.</w:t>
+      </w:r>
+    </w:p>
+    <w:p>
+      <w:pPr>
+        <w:spacing w:after="0"/>
+        <w:rPr>
+          <w:b/>
+          <w:bCs/>
+        </w:rPr>
+      </w:pPr>
+    </w:p>
+    <w:p>
+      <w:pPr>
+        <w:spacing w:after="0"/>
+        <w:rPr>
+          <w:b/>
+          <w:bCs/>
+        </w:rPr>
+      </w:pPr>
+      <w:r>
+        <w:rPr>
+          <w:b/>
+          <w:bCs/>
+        </w:rPr>
+        <w:t>Conclusão</w:t>
+      </w:r>
+    </w:p>
+    <w:p>
+      <w:pPr>
+        <w:spacing w:after="0"/>
+        <w:rPr>
+          <w:u w:val="single"/>
+        </w:rPr>
+      </w:pPr>
+      <w:r>
+        <w:t xml:space="preserve">As variáveis de ambiente tornam os testes automatizados mais flexíveis e reutilizáveis. No Cypress, podemos definir os valores no </w:t>
+      </w:r>
+      <w:proofErr w:type="spellStart"/>
+      <w:proofErr w:type="gramStart"/>
+      <w:r>
+        <w:t>package.json</w:t>
+      </w:r>
+      <w:proofErr w:type="spellEnd"/>
+      <w:proofErr w:type="gramEnd"/>
+      <w:r>
+        <w:t xml:space="preserve"> utilizando --</w:t>
+      </w:r>
+      <w:proofErr w:type="spellStart"/>
+      <w:r>
+        <w:t>env</w:t>
+      </w:r>
+      <w:proofErr w:type="spellEnd"/>
+      <w:r>
+        <w:t xml:space="preserve"> e recuperá-los no script por meio de </w:t>
+      </w:r>
+      <w:proofErr w:type="spellStart"/>
+      <w:proofErr w:type="gramStart"/>
+      <w:r>
+        <w:t>Cypress.env</w:t>
+      </w:r>
+      <w:proofErr w:type="spellEnd"/>
+      <w:r>
+        <w:t>(</w:t>
+      </w:r>
+      <w:proofErr w:type="gramEnd"/>
+      <w:r>
+        <w:t>).</w:t>
+      </w:r>
+    </w:p>
+    <w:p>
+      <w:pPr>
+        <w:spacing w:after="0"/>
+      </w:pPr>
+    </w:p>
+    <w:p>
+      <w:pPr>
+        <w:spacing w:after="0"/>
+      </w:pPr>
+      <w:r>
+        <w:t>Assim, o mesmo teste de login pode ser executado em diferentes ambientes sem precisar modificar seu código.</w:t>
+      </w:r>
+    </w:p>
+    <w:p>
+      <w:pPr>
+        <w:spacing w:after="0"/>
+        <w:rPr>
+          <w:b/>
+          <w:bCs/>
+        </w:rPr>
+      </w:pPr>
+      <w:r>
+        <w:pict w14:anchorId="7C677732">
+          <v:rect id="_x0000_i1073" style="width:0;height:1.5pt" o:bullet="t" o:hrstd="t" o:hr="t" fillcolor="#a0a0a0" stroked="f"/>
+        </w:pict>
+      </w:r>
+    </w:p>
+    <w:p>
+      <w:pPr>
+        <w:spacing w:after="0"/>
+        <w:rPr>
+          <w:b/>
+          <w:bCs/>
+        </w:rPr>
+      </w:pPr>
+      <w:r>
+        <w:rPr>
+          <w:b/>
+          <w:bCs/>
+        </w:rPr>
+        <w:t>1</w:t>
+      </w:r>
+      <w:r>
+        <w:rPr>
+          <w:b/>
+          <w:bCs/>
+        </w:rPr>
+        <w:t>9</w:t>
+      </w:r>
+      <w:r>
+        <w:rPr>
+          <w:b/>
+          <w:bCs/>
+        </w:rPr>
+        <w:t xml:space="preserve">. </w:t>
+      </w:r>
+      <w:r>
+        <w:rPr>
+          <w:b/>
+          <w:bCs/>
+        </w:rPr>
+        <w:t>DEFININDO A CONFIGURAÇÃO BASEURL</w:t>
+      </w:r>
+    </w:p>
+    <w:p>
+      <w:pPr>
+        <w:spacing w:after="0"/>
+        <w:rPr>
+          <w:b/>
+          <w:bCs/>
+        </w:rPr>
+      </w:pPr>
+    </w:p>
+    <w:p>
+      <w:pPr>
+        <w:spacing w:after="0"/>
+        <w:rPr>
+          <w:b/>
+          <w:bCs/>
+        </w:rPr>
+      </w:pPr>
+      <w:r>
+        <w:rPr>
+          <w:b/>
+          <w:bCs/>
+        </w:rPr>
+        <w:t xml:space="preserve">1. O que é </w:t>
+      </w:r>
+      <w:proofErr w:type="spellStart"/>
+      <w:r>
+        <w:rPr>
+          <w:b/>
+          <w:bCs/>
+        </w:rPr>
+        <w:t>baseUrl</w:t>
+      </w:r>
+      <w:proofErr w:type="spellEnd"/>
+      <w:r>
+        <w:rPr>
+          <w:b/>
+          <w:bCs/>
+        </w:rPr>
+        <w:t>?</w:t>
+      </w:r>
+    </w:p>
+    <w:p>
+      <w:pPr>
+        <w:spacing w:after="0"/>
+      </w:pPr>
+      <w:r>
+        <w:t xml:space="preserve">O </w:t>
+      </w:r>
+      <w:proofErr w:type="spellStart"/>
+      <w:r>
+        <w:t>baseUrl</w:t>
+      </w:r>
+      <w:proofErr w:type="spellEnd"/>
+      <w:r>
+        <w:t xml:space="preserve"> define o endereço-base da aplicação que será testada. Ele evita repetir a URL completa em cada teste.</w:t>
+      </w:r>
+    </w:p>
+    <w:p>
+      <w:pPr>
+        <w:spacing w:after="0"/>
+      </w:pPr>
+    </w:p>
+    <w:p>
+      <w:pPr>
+        <w:spacing w:after="0"/>
+      </w:pPr>
+      <w:r>
+        <w:t>Exemplo de endereço-base: http://localhost:4000</w:t>
+      </w:r>
+    </w:p>
+    <w:p>
+      <w:pPr>
+        <w:spacing w:after="0"/>
+      </w:pPr>
+    </w:p>
+    <w:p>
+      <w:pPr>
+        <w:spacing w:after="0"/>
+      </w:pPr>
+      <w:r>
+        <w:t>Páginas da aplicação:</w:t>
       </w:r>
     </w:p>
     <w:p>
@@ -23664,7 +23962,7 @@
         <w:spacing w:after="0"/>
       </w:pPr>
       <w:r>
-        <w:t>Permitem executar os mesmos testes em diferentes ambientes.</w:t>
+        <w:t>http://localhost:4000/login</w:t>
       </w:r>
     </w:p>
     <w:p>
@@ -23676,7 +23974,7 @@
         <w:spacing w:after="0"/>
       </w:pPr>
       <w:r>
-        <w:t>Evitam alterar o código dos testes para trocar endereços.</w:t>
+        <w:t>http://localhost:4000/usuarios</w:t>
       </w:r>
     </w:p>
     <w:p>
@@ -23688,175 +23986,606 @@
         <w:spacing w:after="0"/>
       </w:pPr>
       <w:r>
-        <w:t>Facilitam a manutenção dos scripts.</w:t>
+        <w:t>http://localhost:4000/transferencias</w:t>
+      </w:r>
+    </w:p>
+    <w:p>
+      <w:pPr>
+        <w:spacing w:after="0"/>
+        <w:rPr>
+          <w:b/>
+          <w:bCs/>
+        </w:rPr>
+      </w:pPr>
+    </w:p>
+    <w:p>
+      <w:pPr>
+        <w:spacing w:after="0"/>
+        <w:rPr>
+          <w:b/>
+          <w:bCs/>
+        </w:rPr>
+      </w:pPr>
+      <w:r>
+        <w:rPr>
+          <w:b/>
+          <w:bCs/>
+        </w:rPr>
+        <w:t>2. Como configurar</w:t>
+      </w:r>
+    </w:p>
+    <w:p>
+      <w:pPr>
+        <w:spacing w:after="0"/>
+      </w:pPr>
+      <w:r>
+        <w:t xml:space="preserve">No arquivo cypress.config.js, adicione </w:t>
+      </w:r>
+      <w:proofErr w:type="spellStart"/>
+      <w:r>
+        <w:t>baseUrl</w:t>
+      </w:r>
+      <w:proofErr w:type="spellEnd"/>
+      <w:r>
+        <w:t xml:space="preserve"> dentro de e2e:</w:t>
+      </w:r>
+    </w:p>
+    <w:p>
+      <w:pPr>
+        <w:spacing w:after="0"/>
+      </w:pPr>
+    </w:p>
+    <w:p>
+      <w:pPr>
+        <w:spacing w:after="0"/>
+      </w:pPr>
+      <w:proofErr w:type="spellStart"/>
+      <w:r>
+        <w:t>const</w:t>
+      </w:r>
+      <w:proofErr w:type="spellEnd"/>
+      <w:r>
+        <w:t xml:space="preserve"> </w:t>
+      </w:r>
+      <w:proofErr w:type="gramStart"/>
+      <w:r>
+        <w:t xml:space="preserve">{ </w:t>
+      </w:r>
+      <w:proofErr w:type="spellStart"/>
+      <w:r>
+        <w:t>defineConfig</w:t>
+      </w:r>
+      <w:proofErr w:type="spellEnd"/>
+      <w:proofErr w:type="gramEnd"/>
+      <w:r>
+        <w:t xml:space="preserve"> } = require('</w:t>
+      </w:r>
+      <w:proofErr w:type="spellStart"/>
+      <w:r>
+        <w:t>cypress</w:t>
+      </w:r>
+      <w:proofErr w:type="spellEnd"/>
+      <w:r>
+        <w:t>');</w:t>
+      </w:r>
+    </w:p>
+    <w:p>
+      <w:pPr>
+        <w:spacing w:after="0"/>
+      </w:pPr>
+    </w:p>
+    <w:p>
+      <w:pPr>
+        <w:spacing w:after="0"/>
+      </w:pPr>
+      <w:proofErr w:type="spellStart"/>
+      <w:proofErr w:type="gramStart"/>
+      <w:r>
+        <w:t>module.exports</w:t>
+      </w:r>
+      <w:proofErr w:type="spellEnd"/>
+      <w:proofErr w:type="gramEnd"/>
+      <w:r>
+        <w:t xml:space="preserve"> = </w:t>
+      </w:r>
+      <w:proofErr w:type="spellStart"/>
+      <w:proofErr w:type="gramStart"/>
+      <w:r>
+        <w:t>defineConfig</w:t>
+      </w:r>
+      <w:proofErr w:type="spellEnd"/>
+      <w:r>
+        <w:t>(</w:t>
+      </w:r>
+      <w:proofErr w:type="gramEnd"/>
+      <w:r>
+        <w:t>{</w:t>
+      </w:r>
+    </w:p>
+    <w:p>
+      <w:pPr>
+        <w:spacing w:after="0"/>
+      </w:pPr>
+      <w:r>
+        <w:t xml:space="preserve">  e2e: {</w:t>
+      </w:r>
+    </w:p>
+    <w:p>
+      <w:pPr>
+        <w:spacing w:after="0"/>
+      </w:pPr>
+      <w:r>
+        <w:t xml:space="preserve">    </w:t>
+      </w:r>
+      <w:proofErr w:type="spellStart"/>
+      <w:r>
+        <w:t>baseUrl</w:t>
+      </w:r>
+      <w:proofErr w:type="spellEnd"/>
+      <w:r>
+        <w:t>: 'http://localhost:4000',</w:t>
+      </w:r>
+    </w:p>
+    <w:p>
+      <w:pPr>
+        <w:spacing w:after="0"/>
+      </w:pPr>
+      <w:r>
+        <w:t xml:space="preserve">  },</w:t>
+      </w:r>
+    </w:p>
+    <w:p>
+      <w:pPr>
+        <w:spacing w:after="0"/>
+      </w:pPr>
+      <w:r>
+        <w:t>});</w:t>
+      </w:r>
+    </w:p>
+    <w:p>
+      <w:pPr>
+        <w:spacing w:after="0"/>
+      </w:pPr>
+    </w:p>
+    <w:p>
+      <w:pPr>
+        <w:spacing w:after="0"/>
+      </w:pPr>
+      <w:r>
+        <w:t xml:space="preserve">Se o arquivo já tiver outras configurações, mantenha-as e adicione apenas a propriedade </w:t>
+      </w:r>
+      <w:proofErr w:type="spellStart"/>
+      <w:r>
+        <w:t>baseUrl</w:t>
+      </w:r>
+      <w:proofErr w:type="spellEnd"/>
+      <w:r>
+        <w:t xml:space="preserve"> dentro de e2e.</w:t>
+      </w:r>
+    </w:p>
+    <w:p>
+      <w:pPr>
+        <w:spacing w:after="0"/>
+      </w:pPr>
+    </w:p>
+    <w:p>
+      <w:pPr>
+        <w:spacing w:after="0"/>
+        <w:rPr>
+          <w:b/>
+          <w:bCs/>
+        </w:rPr>
+      </w:pPr>
+      <w:r>
+        <w:rPr>
+          <w:b/>
+          <w:bCs/>
+        </w:rPr>
+        <w:lastRenderedPageBreak/>
+        <w:t>3. Como usar nos testes</w:t>
+      </w:r>
+    </w:p>
+    <w:p>
+      <w:pPr>
+        <w:spacing w:after="0"/>
+      </w:pPr>
+      <w:r>
+        <w:t xml:space="preserve">Sem </w:t>
+      </w:r>
+      <w:proofErr w:type="spellStart"/>
+      <w:r>
+        <w:t>baseUrl</w:t>
+      </w:r>
+      <w:proofErr w:type="spellEnd"/>
+      <w:r>
+        <w:t>, é necessário informar o endereço completo:</w:t>
+      </w:r>
+    </w:p>
+    <w:p>
+      <w:pPr>
+        <w:spacing w:after="0"/>
+        <w:rPr>
+          <w:b/>
+          <w:bCs/>
+        </w:rPr>
+      </w:pPr>
+      <w:proofErr w:type="spellStart"/>
+      <w:proofErr w:type="gramStart"/>
+      <w:r>
+        <w:rPr>
+          <w:b/>
+          <w:bCs/>
+        </w:rPr>
+        <w:t>cy.visit</w:t>
+      </w:r>
+      <w:proofErr w:type="spellEnd"/>
+      <w:proofErr w:type="gramEnd"/>
+      <w:r>
+        <w:rPr>
+          <w:b/>
+          <w:bCs/>
+        </w:rPr>
+        <w:t>('http://localhost:4000/login');</w:t>
+      </w:r>
+    </w:p>
+    <w:p>
+      <w:pPr>
+        <w:spacing w:after="0"/>
+      </w:pPr>
+    </w:p>
+    <w:p>
+      <w:pPr>
+        <w:spacing w:after="0"/>
+      </w:pPr>
+      <w:r>
+        <w:t xml:space="preserve">Com </w:t>
+      </w:r>
+      <w:proofErr w:type="spellStart"/>
+      <w:r>
+        <w:t>baseUrl</w:t>
+      </w:r>
+      <w:proofErr w:type="spellEnd"/>
+      <w:r>
+        <w:t>, basta informar o caminho:</w:t>
+      </w:r>
+    </w:p>
+    <w:p>
+      <w:pPr>
+        <w:spacing w:after="0"/>
+        <w:rPr>
+          <w:b/>
+          <w:bCs/>
+        </w:rPr>
+      </w:pPr>
+      <w:proofErr w:type="spellStart"/>
+      <w:proofErr w:type="gramStart"/>
+      <w:r>
+        <w:rPr>
+          <w:b/>
+          <w:bCs/>
+        </w:rPr>
+        <w:t>cy.visit</w:t>
+      </w:r>
+      <w:proofErr w:type="spellEnd"/>
+      <w:proofErr w:type="gramEnd"/>
+      <w:r>
+        <w:rPr>
+          <w:b/>
+          <w:bCs/>
+        </w:rPr>
+        <w:t>('/login');</w:t>
+      </w:r>
+    </w:p>
+    <w:p>
+      <w:pPr>
+        <w:spacing w:after="0"/>
+      </w:pPr>
+    </w:p>
+    <w:p>
+      <w:pPr>
+        <w:spacing w:after="0"/>
+      </w:pPr>
+      <w:r>
+        <w:t>O Cypress acessará http://localhost:4000/login.</w:t>
+      </w:r>
+    </w:p>
+    <w:p>
+      <w:pPr>
+        <w:spacing w:after="0"/>
+      </w:pPr>
+      <w:r>
+        <w:t>A mesma configuração pode ser usada em requisições HTTP:</w:t>
+      </w:r>
+    </w:p>
+    <w:p>
+      <w:pPr>
+        <w:spacing w:after="0"/>
+        <w:rPr>
+          <w:b/>
+          <w:bCs/>
+        </w:rPr>
+      </w:pPr>
+      <w:proofErr w:type="spellStart"/>
+      <w:proofErr w:type="gramStart"/>
+      <w:r>
+        <w:rPr>
+          <w:b/>
+          <w:bCs/>
+        </w:rPr>
+        <w:t>cy.request</w:t>
+      </w:r>
+      <w:proofErr w:type="spellEnd"/>
+      <w:proofErr w:type="gramEnd"/>
+      <w:r>
+        <w:rPr>
+          <w:b/>
+          <w:bCs/>
+        </w:rPr>
+        <w:t>('/</w:t>
+      </w:r>
+      <w:proofErr w:type="spellStart"/>
+      <w:r>
+        <w:rPr>
+          <w:b/>
+          <w:bCs/>
+        </w:rPr>
+        <w:t>usuarios</w:t>
+      </w:r>
+      <w:proofErr w:type="spellEnd"/>
+      <w:r>
+        <w:rPr>
+          <w:b/>
+          <w:bCs/>
+        </w:rPr>
+        <w:t>');</w:t>
+      </w:r>
+    </w:p>
+    <w:p>
+      <w:pPr>
+        <w:spacing w:after="0"/>
+      </w:pPr>
+    </w:p>
+    <w:p>
+      <w:pPr>
+        <w:spacing w:after="0"/>
+      </w:pPr>
+      <w:r>
+        <w:t xml:space="preserve">O </w:t>
+      </w:r>
+      <w:proofErr w:type="spellStart"/>
+      <w:r>
+        <w:t>endpoint</w:t>
+      </w:r>
+      <w:proofErr w:type="spellEnd"/>
+      <w:r>
+        <w:t xml:space="preserve"> /</w:t>
+      </w:r>
+      <w:proofErr w:type="spellStart"/>
+      <w:r>
+        <w:t>usuarios</w:t>
+      </w:r>
+      <w:proofErr w:type="spellEnd"/>
+      <w:r>
+        <w:t xml:space="preserve"> precisa existir na aplicação ou API testada.</w:t>
+      </w:r>
+    </w:p>
+    <w:p>
+      <w:pPr>
+        <w:spacing w:after="0"/>
+        <w:rPr>
+          <w:b/>
+          <w:bCs/>
+        </w:rPr>
+      </w:pPr>
+    </w:p>
+    <w:p>
+      <w:pPr>
+        <w:spacing w:after="0"/>
+        <w:rPr>
+          <w:b/>
+          <w:bCs/>
+        </w:rPr>
+      </w:pPr>
+      <w:r>
+        <w:rPr>
+          <w:b/>
+          <w:bCs/>
+        </w:rPr>
+        <w:t xml:space="preserve">4. Diferença entre </w:t>
+      </w:r>
+      <w:proofErr w:type="spellStart"/>
+      <w:r>
+        <w:rPr>
+          <w:b/>
+          <w:bCs/>
+        </w:rPr>
+        <w:t>baseUrl</w:t>
+      </w:r>
+      <w:proofErr w:type="spellEnd"/>
+      <w:r>
+        <w:rPr>
+          <w:b/>
+          <w:bCs/>
+        </w:rPr>
+        <w:t xml:space="preserve"> e variáveis de ambiente</w:t>
       </w:r>
     </w:p>
     <w:p>
       <w:pPr>
         <w:numPr>
           <w:ilvl w:val="0"/>
-          <w:numId w:val="50"/>
+          <w:numId w:val="51"/>
         </w:numPr>
         <w:spacing w:after="0"/>
       </w:pPr>
-      <w:r>
-        <w:t>Reduzem alterações desnecessárias no controle de versão.</w:t>
+      <w:proofErr w:type="spellStart"/>
+      <w:r>
+        <w:rPr>
+          <w:b/>
+          <w:bCs/>
+        </w:rPr>
+        <w:t>baseUrl</w:t>
+      </w:r>
+      <w:proofErr w:type="spellEnd"/>
+      <w:r>
+        <w:rPr>
+          <w:b/>
+          <w:bCs/>
+        </w:rPr>
+        <w:t>:</w:t>
+      </w:r>
+      <w:r>
+        <w:t xml:space="preserve"> define o endereço-base da aplicação e é utilizado automaticamente por comandos como </w:t>
+      </w:r>
+      <w:proofErr w:type="spellStart"/>
+      <w:proofErr w:type="gramStart"/>
+      <w:r>
+        <w:t>cy.visit</w:t>
+      </w:r>
+      <w:proofErr w:type="spellEnd"/>
+      <w:proofErr w:type="gramEnd"/>
+      <w:r>
+        <w:t xml:space="preserve">() e </w:t>
+      </w:r>
+      <w:proofErr w:type="spellStart"/>
+      <w:proofErr w:type="gramStart"/>
+      <w:r>
+        <w:t>cy.request</w:t>
+      </w:r>
+      <w:proofErr w:type="spellEnd"/>
+      <w:proofErr w:type="gramEnd"/>
+      <w:r>
+        <w:t>() quando recebem caminhos relativos.</w:t>
       </w:r>
     </w:p>
     <w:p>
       <w:pPr>
         <w:numPr>
           <w:ilvl w:val="0"/>
-          <w:numId w:val="50"/>
+          <w:numId w:val="51"/>
         </w:numPr>
         <w:spacing w:after="0"/>
       </w:pPr>
       <w:r>
-        <w:t>Permitem configurar diferentes valores para cada execução.</w:t>
-      </w:r>
-    </w:p>
-    <w:p>
-      <w:pPr>
-        <w:spacing w:after="0"/>
-        <w:rPr>
-          <w:b/>
-          <w:bCs/>
-        </w:rPr>
-      </w:pPr>
-    </w:p>
-    <w:p>
-      <w:pPr>
-        <w:spacing w:after="0"/>
-      </w:pPr>
-      <w:r>
-        <w:rPr>
-          <w:b/>
-          <w:bCs/>
-        </w:rPr>
-        <w:t>Atenção:</w:t>
-      </w:r>
-      <w:r>
-        <w:t xml:space="preserve"> testes em produção devem ser realizados somente com autorização e com cuidado para não modificar dados reais.</w:t>
-      </w:r>
-    </w:p>
-    <w:p>
-      <w:pPr>
-        <w:spacing w:after="0"/>
-        <w:rPr>
-          <w:b/>
-          <w:bCs/>
-        </w:rPr>
-      </w:pPr>
-    </w:p>
-    <w:p>
-      <w:pPr>
-        <w:spacing w:after="0"/>
-        <w:rPr>
-          <w:b/>
-          <w:bCs/>
-        </w:rPr>
-      </w:pPr>
-      <w:r>
-        <w:rPr>
-          <w:b/>
-          <w:bCs/>
-        </w:rPr>
-        <w:t>Conclusão</w:t>
-      </w:r>
-    </w:p>
-    <w:p>
-      <w:pPr>
-        <w:spacing w:after="0"/>
-        <w:rPr>
-          <w:u w:val="single"/>
-        </w:rPr>
-      </w:pPr>
-      <w:r>
-        <w:t xml:space="preserve">As variáveis de ambiente tornam os testes automatizados mais flexíveis e reutilizáveis. No Cypress, podemos definir os valores no </w:t>
+        <w:rPr>
+          <w:b/>
+          <w:bCs/>
+        </w:rPr>
+        <w:t>Variáveis de ambiente:</w:t>
+      </w:r>
+      <w:r>
+        <w:t xml:space="preserve"> armazenam valores que podem variar conforme a execução, como tokens e parâmetros de teste.</w:t>
+      </w:r>
+    </w:p>
+    <w:p>
+      <w:pPr>
+        <w:spacing w:after="0"/>
+        <w:rPr>
+          <w:b/>
+          <w:bCs/>
+        </w:rPr>
+      </w:pPr>
+    </w:p>
+    <w:p>
+      <w:pPr>
+        <w:spacing w:after="0"/>
+        <w:rPr>
+          <w:b/>
+          <w:bCs/>
+        </w:rPr>
+      </w:pPr>
+      <w:r>
+        <w:rPr>
+          <w:b/>
+          <w:bCs/>
+        </w:rPr>
+        <w:t>5. Resumo para QA</w:t>
+      </w:r>
+    </w:p>
+    <w:p>
+      <w:pPr>
+        <w:numPr>
+          <w:ilvl w:val="0"/>
+          <w:numId w:val="52"/>
+        </w:numPr>
+        <w:spacing w:after="0"/>
+      </w:pPr>
+      <w:r>
+        <w:rPr>
+          <w:b/>
+          <w:bCs/>
+        </w:rPr>
+        <w:t>Quando usar:</w:t>
+      </w:r>
+      <w:r>
+        <w:t xml:space="preserve"> quando a parte inicial da URL se repete nos testes.</w:t>
+      </w:r>
+    </w:p>
+    <w:p>
+      <w:pPr>
+        <w:numPr>
+          <w:ilvl w:val="0"/>
+          <w:numId w:val="52"/>
+        </w:numPr>
+        <w:spacing w:after="0"/>
+      </w:pPr>
+      <w:r>
+        <w:rPr>
+          <w:b/>
+          <w:bCs/>
+        </w:rPr>
+        <w:t>Onde configurar:</w:t>
+      </w:r>
+      <w:r>
+        <w:t xml:space="preserve"> cypress.config.js, dentro de e2e.</w:t>
+      </w:r>
+    </w:p>
+    <w:p>
+      <w:pPr>
+        <w:numPr>
+          <w:ilvl w:val="0"/>
+          <w:numId w:val="52"/>
+        </w:numPr>
+        <w:spacing w:after="0"/>
+      </w:pPr>
+      <w:r>
+        <w:rPr>
+          <w:b/>
+          <w:bCs/>
+        </w:rPr>
+        <w:t>Benefício:</w:t>
+      </w:r>
+      <w:r>
+        <w:t xml:space="preserve"> reduz a repetição e facilita a manutenção dos testes.</w:t>
+      </w:r>
+    </w:p>
+    <w:p>
+      <w:pPr>
+        <w:numPr>
+          <w:ilvl w:val="0"/>
+          <w:numId w:val="52"/>
+        </w:numPr>
+        <w:spacing w:after="0"/>
+      </w:pPr>
+      <w:r>
+        <w:rPr>
+          <w:b/>
+          <w:bCs/>
+        </w:rPr>
+        <w:t>Exemplo:</w:t>
+      </w:r>
+      <w:r>
+        <w:t xml:space="preserve"> </w:t>
       </w:r>
       <w:proofErr w:type="spellStart"/>
       <w:proofErr w:type="gramStart"/>
       <w:r>
-        <w:t>package.json</w:t>
+        <w:t>cy.visit</w:t>
       </w:r>
       <w:proofErr w:type="spellEnd"/>
       <w:proofErr w:type="gramEnd"/>
       <w:r>
-        <w:t xml:space="preserve"> utilizando --</w:t>
-      </w:r>
-      <w:proofErr w:type="spellStart"/>
-      <w:r>
-        <w:t>env</w:t>
-      </w:r>
-      <w:proofErr w:type="spellEnd"/>
-      <w:r>
-        <w:t xml:space="preserve"> e recuperá-los no script por meio de </w:t>
-      </w:r>
-      <w:proofErr w:type="spellStart"/>
-      <w:proofErr w:type="gramStart"/>
-      <w:r>
-        <w:t>Cypress.env</w:t>
-      </w:r>
-      <w:proofErr w:type="spellEnd"/>
-      <w:r>
-        <w:t>(</w:t>
-      </w:r>
-      <w:proofErr w:type="gramEnd"/>
-      <w:r>
-        <w:t>).</w:t>
-      </w:r>
-    </w:p>
-    <w:p>
-      <w:pPr>
-        <w:spacing w:after="0"/>
-      </w:pPr>
-    </w:p>
-    <w:p>
-      <w:pPr>
-        <w:spacing w:after="0"/>
-      </w:pPr>
-      <w:r>
-        <w:t>Assim, o mesmo teste de login pode ser executado em diferentes ambientes sem precisar modificar seu código.</w:t>
-      </w:r>
-    </w:p>
-    <w:p>
-      <w:pPr>
-        <w:spacing w:after="0"/>
-        <w:rPr>
-          <w:b/>
-          <w:bCs/>
-        </w:rPr>
-      </w:pPr>
-      <w:r>
-        <w:pict w14:anchorId="7C677732">
-          <v:rect id="_x0000_i1073" style="width:0;height:1.5pt" o:bullet="t" o:hrstd="t" o:hr="t" fillcolor="#a0a0a0" stroked="f"/>
-        </w:pict>
-      </w:r>
-    </w:p>
-    <w:p>
-      <w:pPr>
-        <w:spacing w:after="0"/>
-      </w:pPr>
-      <w:r>
-        <w:rPr>
-          <w:b/>
-          <w:bCs/>
-        </w:rPr>
-        <w:t>1</w:t>
-      </w:r>
-      <w:r>
-        <w:rPr>
-          <w:b/>
-          <w:bCs/>
-        </w:rPr>
-        <w:t>9</w:t>
-      </w:r>
-      <w:r>
-        <w:rPr>
-          <w:b/>
-          <w:bCs/>
-        </w:rPr>
-        <w:t xml:space="preserve">. </w:t>
+        <w:t>('/login').</w:t>
       </w:r>
     </w:p>
     <w:p>
@@ -24090,30 +24819,10 @@
 
 <file path=word/numbering.xml><?xml version="1.0" encoding="utf-8"?>
 <w:numbering xmlns:wpc="http://schemas.microsoft.com/office/word/2010/wordprocessingCanvas" xmlns:cx="http://schemas.microsoft.com/office/drawing/2014/chartex" xmlns:cx1="http://schemas.microsoft.com/office/drawing/2015/9/8/chartex" xmlns:cx2="http://schemas.microsoft.com/office/drawing/2015/10/21/chartex" xmlns:cx3="http://schemas.microsoft.com/office/drawing/2016/5/9/chartex" xmlns:cx4="http://schemas.microsoft.com/office/drawing/2016/5/10/chartex" xmlns:cx5="http://schemas.microsoft.com/office/drawing/2016/5/11/chartex" xmlns:cx6="http://schemas.microsoft.com/office/drawing/2016/5/12/chartex" xmlns:cx7="http://schemas.microsoft.com/office/drawing/2016/5/13/chartex" xmlns:cx8="http://schemas.microsoft.com/office/drawing/2016/5/14/chartex" xmlns:mc="http://schemas.openxmlformats.org/markup-compatibility/2006" xmlns:aink="http://schemas.microsoft.com/office/drawing/2016/ink" xmlns:am3d="http://schemas.microsoft.com/office/drawing/2017/model3d" xmlns:o="urn:schemas-microsoft-com:office:office" xmlns:oel="http://schemas.microsoft.com/office/2019/extlst" xmlns:r="http://schemas.openxmlformats.org/officeDocument/2006/relationships" xmlns:m="http://schemas.openxmlformats.org/officeDocument/2006/math" xmlns:v="urn:schemas-microsoft-com:vml" xmlns:wp14="http://schemas.microsoft.com/office/word/2010/wordprocessingDrawing" xmlns:wp="http://schemas.openxmlformats.org/drawingml/2006/wordprocessingDrawing" xmlns:w10="urn:schemas-microsoft-com:office:word" xmlns:w="http://schemas.openxmlformats.org/wordprocessingml/2006/main" xmlns:w14="http://schemas.microsoft.com/office/word/2010/wordml" xmlns:w15="http://schemas.microsoft.com/office/word/2012/wordml" xmlns:w16cex="http://schemas.microsoft.com/office/word/2018/wordml/cex" xmlns:w16cid="http://schemas.microsoft.com/office/word/2016/wordml/cid" xmlns:w16="http://schemas.microsoft.com/office/word/2018/wordml" xmlns:w16du="http://schemas.microsoft.com/office/word/2023/wordml/word16du" xmlns:w16sdtdh="http://schemas.microsoft.com/office/word/2020/wordml/sdtdatahash" xmlns:w16sdtfl="http://schemas.microsoft.com/office/word/2024/wordml/sdtformatlock" xmlns:w16se="http://schemas.microsoft.com/office/word/2015/wordml/symex" xmlns:wpg="http://schemas.microsoft.com/office/word/2010/wordprocessingGroup" xmlns:wpi="http://schemas.microsoft.com/office/word/2010/wordprocessingInk" xmlns:wne="http://schemas.microsoft.com/office/word/2006/wordml" xmlns:wps="http://schemas.microsoft.com/office/word/2010/wordprocessingShape" mc:Ignorable="w14 w15 w16se w16cid w16 w16cex w16sdtdh w16sdtfl w16du wp14">
-  <w:numPicBullet w:numPicBulletId="0">
-    <w:pict>
-      <v:rect id="_x0000_i1025" style="width:0;height:1.5pt" o:bullet="t" o:hrstd="t" o:hr="t" fillcolor="#a0a0a0" stroked="f"/>
-    </w:pict>
-  </w:numPicBullet>
-  <w:numPicBullet w:numPicBulletId="1">
-    <w:pict>
-      <v:rect id="_x0000_i1026" style="width:0;height:1.5pt" o:bullet="t" o:hrstd="t" o:hr="t" fillcolor="#a0a0a0" stroked="f"/>
-    </w:pict>
-  </w:numPicBullet>
-  <w:numPicBullet w:numPicBulletId="2">
-    <w:pict>
-      <v:rect id="_x0000_i1027" style="width:0;height:1.5pt" o:bullet="t" o:hrstd="t" o:hr="t" fillcolor="#a0a0a0" stroked="f"/>
-    </w:pict>
-  </w:numPicBullet>
-  <w:numPicBullet w:numPicBulletId="3">
-    <w:pict>
-      <v:rect id="_x0000_i1028" style="width:0;height:1.5pt" o:bullet="t" o:hrstd="t" o:hr="t" fillcolor="#a0a0a0" stroked="f"/>
-    </w:pict>
-  </w:numPicBullet>
   <w:abstractNum w:abstractNumId="0" w15:restartNumberingAfterBreak="0">
-    <w:nsid w:val="00421587"/>
+    <w:nsid w:val="020402DF"/>
     <w:multiLevelType w:val="multilevel"/>
-    <w:tmpl w:val="2C44AE3C"/>
+    <w:tmpl w:val="284434FE"/>
     <w:lvl w:ilvl="0">
       <w:start w:val="1"/>
       <w:numFmt w:val="bullet"/>
@@ -24260,6 +24969,155 @@
     </w:lvl>
   </w:abstractNum>
   <w:abstractNum w:abstractNumId="1" w15:restartNumberingAfterBreak="0">
+    <w:nsid w:val="02DC51B2"/>
+    <w:multiLevelType w:val="multilevel"/>
+    <w:tmpl w:val="284434FE"/>
+    <w:lvl w:ilvl="0">
+      <w:start w:val="1"/>
+      <w:numFmt w:val="bullet"/>
+      <w:lvlText w:val=""/>
+      <w:lvlJc w:val="left"/>
+      <w:pPr>
+        <w:tabs>
+          <w:tab w:val="num" w:pos="720"/>
+        </w:tabs>
+        <w:ind w:left="720" w:hanging="360"/>
+      </w:pPr>
+      <w:rPr>
+        <w:rFonts w:ascii="Symbol" w:hAnsi="Symbol" w:hint="default"/>
+        <w:sz w:val="20"/>
+      </w:rPr>
+    </w:lvl>
+    <w:lvl w:ilvl="1" w:tentative="1">
+      <w:start w:val="1"/>
+      <w:numFmt w:val="bullet"/>
+      <w:lvlText w:val="o"/>
+      <w:lvlJc w:val="left"/>
+      <w:pPr>
+        <w:tabs>
+          <w:tab w:val="num" w:pos="1440"/>
+        </w:tabs>
+        <w:ind w:left="1440" w:hanging="360"/>
+      </w:pPr>
+      <w:rPr>
+        <w:rFonts w:ascii="Courier New" w:hAnsi="Courier New" w:hint="default"/>
+        <w:sz w:val="20"/>
+      </w:rPr>
+    </w:lvl>
+    <w:lvl w:ilvl="2" w:tentative="1">
+      <w:start w:val="1"/>
+      <w:numFmt w:val="bullet"/>
+      <w:lvlText w:val=""/>
+      <w:lvlJc w:val="left"/>
+      <w:pPr>
+        <w:tabs>
+          <w:tab w:val="num" w:pos="2160"/>
+        </w:tabs>
+        <w:ind w:left="2160" w:hanging="360"/>
+      </w:pPr>
+      <w:rPr>
+        <w:rFonts w:ascii="Wingdings" w:hAnsi="Wingdings" w:hint="default"/>
+        <w:sz w:val="20"/>
+      </w:rPr>
+    </w:lvl>
+    <w:lvl w:ilvl="3" w:tentative="1">
+      <w:start w:val="1"/>
+      <w:numFmt w:val="bullet"/>
+      <w:lvlText w:val=""/>
+      <w:lvlJc w:val="left"/>
+      <w:pPr>
+        <w:tabs>
+          <w:tab w:val="num" w:pos="2880"/>
+        </w:tabs>
+        <w:ind w:left="2880" w:hanging="360"/>
+      </w:pPr>
+      <w:rPr>
+        <w:rFonts w:ascii="Wingdings" w:hAnsi="Wingdings" w:hint="default"/>
+        <w:sz w:val="20"/>
+      </w:rPr>
+    </w:lvl>
+    <w:lvl w:ilvl="4" w:tentative="1">
+      <w:start w:val="1"/>
+      <w:numFmt w:val="bullet"/>
+      <w:lvlText w:val=""/>
+      <w:lvlJc w:val="left"/>
+      <w:pPr>
+        <w:tabs>
+          <w:tab w:val="num" w:pos="3600"/>
+        </w:tabs>
+        <w:ind w:left="3600" w:hanging="360"/>
+      </w:pPr>
+      <w:rPr>
+        <w:rFonts w:ascii="Wingdings" w:hAnsi="Wingdings" w:hint="default"/>
+        <w:sz w:val="20"/>
+      </w:rPr>
+    </w:lvl>
+    <w:lvl w:ilvl="5" w:tentative="1">
+      <w:start w:val="1"/>
+      <w:numFmt w:val="bullet"/>
+      <w:lvlText w:val=""/>
+      <w:lvlJc w:val="left"/>
+      <w:pPr>
+        <w:tabs>
+          <w:tab w:val="num" w:pos="4320"/>
+        </w:tabs>
+        <w:ind w:left="4320" w:hanging="360"/>
+      </w:pPr>
+      <w:rPr>
+        <w:rFonts w:ascii="Wingdings" w:hAnsi="Wingdings" w:hint="default"/>
+        <w:sz w:val="20"/>
+      </w:rPr>
+    </w:lvl>
+    <w:lvl w:ilvl="6" w:tentative="1">
+      <w:start w:val="1"/>
+      <w:numFmt w:val="bullet"/>
+      <w:lvlText w:val=""/>
+      <w:lvlJc w:val="left"/>
+      <w:pPr>
+        <w:tabs>
+          <w:tab w:val="num" w:pos="5040"/>
+        </w:tabs>
+        <w:ind w:left="5040" w:hanging="360"/>
+      </w:pPr>
+      <w:rPr>
+        <w:rFonts w:ascii="Wingdings" w:hAnsi="Wingdings" w:hint="default"/>
+        <w:sz w:val="20"/>
+      </w:rPr>
+    </w:lvl>
+    <w:lvl w:ilvl="7" w:tentative="1">
+      <w:start w:val="1"/>
+      <w:numFmt w:val="bullet"/>
+      <w:lvlText w:val=""/>
+      <w:lvlJc w:val="left"/>
+      <w:pPr>
+        <w:tabs>
+          <w:tab w:val="num" w:pos="5760"/>
+        </w:tabs>
+        <w:ind w:left="5760" w:hanging="360"/>
+      </w:pPr>
+      <w:rPr>
+        <w:rFonts w:ascii="Wingdings" w:hAnsi="Wingdings" w:hint="default"/>
+        <w:sz w:val="20"/>
+      </w:rPr>
+    </w:lvl>
+    <w:lvl w:ilvl="8" w:tentative="1">
+      <w:start w:val="1"/>
+      <w:numFmt w:val="bullet"/>
+      <w:lvlText w:val=""/>
+      <w:lvlJc w:val="left"/>
+      <w:pPr>
+        <w:tabs>
+          <w:tab w:val="num" w:pos="6480"/>
+        </w:tabs>
+        <w:ind w:left="6480" w:hanging="360"/>
+      </w:pPr>
+      <w:rPr>
+        <w:rFonts w:ascii="Wingdings" w:hAnsi="Wingdings" w:hint="default"/>
+        <w:sz w:val="20"/>
+      </w:rPr>
+    </w:lvl>
+  </w:abstractNum>
+  <w:abstractNum w:abstractNumId="2" w15:restartNumberingAfterBreak="0">
     <w:nsid w:val="04FB4CAC"/>
     <w:multiLevelType w:val="multilevel"/>
     <w:tmpl w:val="5536920E"/>
@@ -24372,7 +25230,7 @@
       </w:pPr>
     </w:lvl>
   </w:abstractNum>
-  <w:abstractNum w:abstractNumId="2" w15:restartNumberingAfterBreak="0">
+  <w:abstractNum w:abstractNumId="3" w15:restartNumberingAfterBreak="0">
     <w:nsid w:val="067B56F7"/>
     <w:multiLevelType w:val="multilevel"/>
     <w:tmpl w:val="284434FE"/>
@@ -24521,7 +25379,7 @@
       </w:rPr>
     </w:lvl>
   </w:abstractNum>
-  <w:abstractNum w:abstractNumId="3" w15:restartNumberingAfterBreak="0">
+  <w:abstractNum w:abstractNumId="4" w15:restartNumberingAfterBreak="0">
     <w:nsid w:val="07184DE8"/>
     <w:multiLevelType w:val="multilevel"/>
     <w:tmpl w:val="F674812C"/>
@@ -24634,7 +25492,7 @@
       </w:pPr>
     </w:lvl>
   </w:abstractNum>
-  <w:abstractNum w:abstractNumId="4" w15:restartNumberingAfterBreak="0">
+  <w:abstractNum w:abstractNumId="5" w15:restartNumberingAfterBreak="0">
     <w:nsid w:val="0B492AF0"/>
     <w:multiLevelType w:val="multilevel"/>
     <w:tmpl w:val="EFD69A36"/>
@@ -24783,7 +25641,7 @@
       </w:rPr>
     </w:lvl>
   </w:abstractNum>
-  <w:abstractNum w:abstractNumId="5" w15:restartNumberingAfterBreak="0">
+  <w:abstractNum w:abstractNumId="6" w15:restartNumberingAfterBreak="0">
     <w:nsid w:val="0C7927F3"/>
     <w:multiLevelType w:val="multilevel"/>
     <w:tmpl w:val="9E7097E0"/>
@@ -24932,7 +25790,7 @@
       </w:rPr>
     </w:lvl>
   </w:abstractNum>
-  <w:abstractNum w:abstractNumId="6" w15:restartNumberingAfterBreak="0">
+  <w:abstractNum w:abstractNumId="7" w15:restartNumberingAfterBreak="0">
     <w:nsid w:val="0FCF1907"/>
     <w:multiLevelType w:val="multilevel"/>
     <w:tmpl w:val="88A0DCC4"/>
@@ -25049,7 +25907,7 @@
       </w:pPr>
     </w:lvl>
   </w:abstractNum>
-  <w:abstractNum w:abstractNumId="7" w15:restartNumberingAfterBreak="0">
+  <w:abstractNum w:abstractNumId="8" w15:restartNumberingAfterBreak="0">
     <w:nsid w:val="107E64E8"/>
     <w:multiLevelType w:val="multilevel"/>
     <w:tmpl w:val="E09665AC"/>
@@ -25198,7 +26056,7 @@
       </w:rPr>
     </w:lvl>
   </w:abstractNum>
-  <w:abstractNum w:abstractNumId="8" w15:restartNumberingAfterBreak="0">
+  <w:abstractNum w:abstractNumId="9" w15:restartNumberingAfterBreak="0">
     <w:nsid w:val="18D009B6"/>
     <w:multiLevelType w:val="multilevel"/>
     <w:tmpl w:val="8BBAD87E"/>
@@ -25347,7 +26205,7 @@
       </w:rPr>
     </w:lvl>
   </w:abstractNum>
-  <w:abstractNum w:abstractNumId="9" w15:restartNumberingAfterBreak="0">
+  <w:abstractNum w:abstractNumId="10" w15:restartNumberingAfterBreak="0">
     <w:nsid w:val="1A8C1E10"/>
     <w:multiLevelType w:val="multilevel"/>
     <w:tmpl w:val="1FC2C6E0"/>
@@ -25496,7 +26354,7 @@
       </w:rPr>
     </w:lvl>
   </w:abstractNum>
-  <w:abstractNum w:abstractNumId="10" w15:restartNumberingAfterBreak="0">
+  <w:abstractNum w:abstractNumId="11" w15:restartNumberingAfterBreak="0">
     <w:nsid w:val="1B037E19"/>
     <w:multiLevelType w:val="multilevel"/>
     <w:tmpl w:val="284434FE"/>
@@ -25645,7 +26503,7 @@
       </w:rPr>
     </w:lvl>
   </w:abstractNum>
-  <w:abstractNum w:abstractNumId="11" w15:restartNumberingAfterBreak="0">
+  <w:abstractNum w:abstractNumId="12" w15:restartNumberingAfterBreak="0">
     <w:nsid w:val="1CCF769D"/>
     <w:multiLevelType w:val="multilevel"/>
     <w:tmpl w:val="81B2FB98"/>
@@ -25794,7 +26652,7 @@
       </w:rPr>
     </w:lvl>
   </w:abstractNum>
-  <w:abstractNum w:abstractNumId="12" w15:restartNumberingAfterBreak="0">
+  <w:abstractNum w:abstractNumId="13" w15:restartNumberingAfterBreak="0">
     <w:nsid w:val="1FB818D5"/>
     <w:multiLevelType w:val="multilevel"/>
     <w:tmpl w:val="9C2CCD1C"/>
@@ -25907,7 +26765,7 @@
       </w:pPr>
     </w:lvl>
   </w:abstractNum>
-  <w:abstractNum w:abstractNumId="13" w15:restartNumberingAfterBreak="0">
+  <w:abstractNum w:abstractNumId="14" w15:restartNumberingAfterBreak="0">
     <w:nsid w:val="231211C9"/>
     <w:multiLevelType w:val="multilevel"/>
     <w:tmpl w:val="284434FE"/>
@@ -26056,7 +26914,7 @@
       </w:rPr>
     </w:lvl>
   </w:abstractNum>
-  <w:abstractNum w:abstractNumId="14" w15:restartNumberingAfterBreak="0">
+  <w:abstractNum w:abstractNumId="15" w15:restartNumberingAfterBreak="0">
     <w:nsid w:val="23896E71"/>
     <w:multiLevelType w:val="multilevel"/>
     <w:tmpl w:val="87D21BCC"/>
@@ -26205,7 +27063,7 @@
       </w:rPr>
     </w:lvl>
   </w:abstractNum>
-  <w:abstractNum w:abstractNumId="15" w15:restartNumberingAfterBreak="0">
+  <w:abstractNum w:abstractNumId="16" w15:restartNumberingAfterBreak="0">
     <w:nsid w:val="283C448A"/>
     <w:multiLevelType w:val="multilevel"/>
     <w:tmpl w:val="5518EB7A"/>
@@ -26354,7 +27212,7 @@
       </w:rPr>
     </w:lvl>
   </w:abstractNum>
-  <w:abstractNum w:abstractNumId="16" w15:restartNumberingAfterBreak="0">
+  <w:abstractNum w:abstractNumId="17" w15:restartNumberingAfterBreak="0">
     <w:nsid w:val="2A7E5B87"/>
     <w:multiLevelType w:val="multilevel"/>
     <w:tmpl w:val="236AE22C"/>
@@ -26503,7 +27361,7 @@
       </w:rPr>
     </w:lvl>
   </w:abstractNum>
-  <w:abstractNum w:abstractNumId="17" w15:restartNumberingAfterBreak="0">
+  <w:abstractNum w:abstractNumId="18" w15:restartNumberingAfterBreak="0">
     <w:nsid w:val="2B5A5E0B"/>
     <w:multiLevelType w:val="multilevel"/>
     <w:tmpl w:val="24F04C84"/>
@@ -26652,7 +27510,7 @@
       </w:rPr>
     </w:lvl>
   </w:abstractNum>
-  <w:abstractNum w:abstractNumId="18" w15:restartNumberingAfterBreak="0">
+  <w:abstractNum w:abstractNumId="19" w15:restartNumberingAfterBreak="0">
     <w:nsid w:val="2F550B18"/>
     <w:multiLevelType w:val="multilevel"/>
     <w:tmpl w:val="78CA4050"/>
@@ -26801,7 +27659,7 @@
       </w:rPr>
     </w:lvl>
   </w:abstractNum>
-  <w:abstractNum w:abstractNumId="19" w15:restartNumberingAfterBreak="0">
+  <w:abstractNum w:abstractNumId="20" w15:restartNumberingAfterBreak="0">
     <w:nsid w:val="2F6159A4"/>
     <w:multiLevelType w:val="multilevel"/>
     <w:tmpl w:val="623ADA6E"/>
@@ -26914,7 +27772,7 @@
       </w:pPr>
     </w:lvl>
   </w:abstractNum>
-  <w:abstractNum w:abstractNumId="20" w15:restartNumberingAfterBreak="0">
+  <w:abstractNum w:abstractNumId="21" w15:restartNumberingAfterBreak="0">
     <w:nsid w:val="2F655F95"/>
     <w:multiLevelType w:val="multilevel"/>
     <w:tmpl w:val="9C2CCD1C"/>
@@ -27027,7 +27885,7 @@
       </w:pPr>
     </w:lvl>
   </w:abstractNum>
-  <w:abstractNum w:abstractNumId="21" w15:restartNumberingAfterBreak="0">
+  <w:abstractNum w:abstractNumId="22" w15:restartNumberingAfterBreak="0">
     <w:nsid w:val="34205F5B"/>
     <w:multiLevelType w:val="multilevel"/>
     <w:tmpl w:val="D7E4E6AA"/>
@@ -27176,7 +28034,7 @@
       </w:rPr>
     </w:lvl>
   </w:abstractNum>
-  <w:abstractNum w:abstractNumId="22" w15:restartNumberingAfterBreak="0">
+  <w:abstractNum w:abstractNumId="23" w15:restartNumberingAfterBreak="0">
     <w:nsid w:val="35EC4C35"/>
     <w:multiLevelType w:val="multilevel"/>
     <w:tmpl w:val="C044817E"/>
@@ -27325,7 +28183,7 @@
       </w:rPr>
     </w:lvl>
   </w:abstractNum>
-  <w:abstractNum w:abstractNumId="23" w15:restartNumberingAfterBreak="0">
+  <w:abstractNum w:abstractNumId="24" w15:restartNumberingAfterBreak="0">
     <w:nsid w:val="4001201C"/>
     <w:multiLevelType w:val="multilevel"/>
     <w:tmpl w:val="04082470"/>
@@ -27438,7 +28296,7 @@
       </w:pPr>
     </w:lvl>
   </w:abstractNum>
-  <w:abstractNum w:abstractNumId="24" w15:restartNumberingAfterBreak="0">
+  <w:abstractNum w:abstractNumId="25" w15:restartNumberingAfterBreak="0">
     <w:nsid w:val="4AA84A18"/>
     <w:multiLevelType w:val="multilevel"/>
     <w:tmpl w:val="806AE8EA"/>
@@ -27587,7 +28445,7 @@
       </w:rPr>
     </w:lvl>
   </w:abstractNum>
-  <w:abstractNum w:abstractNumId="25" w15:restartNumberingAfterBreak="0">
+  <w:abstractNum w:abstractNumId="26" w15:restartNumberingAfterBreak="0">
     <w:nsid w:val="4ACC3D8E"/>
     <w:multiLevelType w:val="multilevel"/>
     <w:tmpl w:val="689CC926"/>
@@ -27736,7 +28594,7 @@
       </w:rPr>
     </w:lvl>
   </w:abstractNum>
-  <w:abstractNum w:abstractNumId="26" w15:restartNumberingAfterBreak="0">
+  <w:abstractNum w:abstractNumId="27" w15:restartNumberingAfterBreak="0">
     <w:nsid w:val="4D1A269D"/>
     <w:multiLevelType w:val="multilevel"/>
     <w:tmpl w:val="284434FE"/>
@@ -27885,7 +28743,7 @@
       </w:rPr>
     </w:lvl>
   </w:abstractNum>
-  <w:abstractNum w:abstractNumId="27" w15:restartNumberingAfterBreak="0">
+  <w:abstractNum w:abstractNumId="28" w15:restartNumberingAfterBreak="0">
     <w:nsid w:val="508D7154"/>
     <w:multiLevelType w:val="multilevel"/>
     <w:tmpl w:val="05BA29AE"/>
@@ -28034,7 +28892,7 @@
       </w:rPr>
     </w:lvl>
   </w:abstractNum>
-  <w:abstractNum w:abstractNumId="28" w15:restartNumberingAfterBreak="0">
+  <w:abstractNum w:abstractNumId="29" w15:restartNumberingAfterBreak="0">
     <w:nsid w:val="50AF1916"/>
     <w:multiLevelType w:val="multilevel"/>
     <w:tmpl w:val="1CDEC6D6"/>
@@ -28183,7 +29041,7 @@
       </w:rPr>
     </w:lvl>
   </w:abstractNum>
-  <w:abstractNum w:abstractNumId="29" w15:restartNumberingAfterBreak="0">
+  <w:abstractNum w:abstractNumId="30" w15:restartNumberingAfterBreak="0">
     <w:nsid w:val="52B35D9C"/>
     <w:multiLevelType w:val="multilevel"/>
     <w:tmpl w:val="F036D8DA"/>
@@ -28332,7 +29190,7 @@
       </w:rPr>
     </w:lvl>
   </w:abstractNum>
-  <w:abstractNum w:abstractNumId="30" w15:restartNumberingAfterBreak="0">
+  <w:abstractNum w:abstractNumId="31" w15:restartNumberingAfterBreak="0">
     <w:nsid w:val="54050725"/>
     <w:multiLevelType w:val="multilevel"/>
     <w:tmpl w:val="82C40B8A"/>
@@ -28481,7 +29339,7 @@
       </w:rPr>
     </w:lvl>
   </w:abstractNum>
-  <w:abstractNum w:abstractNumId="31" w15:restartNumberingAfterBreak="0">
+  <w:abstractNum w:abstractNumId="32" w15:restartNumberingAfterBreak="0">
     <w:nsid w:val="549B7A3F"/>
     <w:multiLevelType w:val="multilevel"/>
     <w:tmpl w:val="0F20AB3A"/>
@@ -28630,7 +29488,7 @@
       </w:rPr>
     </w:lvl>
   </w:abstractNum>
-  <w:abstractNum w:abstractNumId="32" w15:restartNumberingAfterBreak="0">
+  <w:abstractNum w:abstractNumId="33" w15:restartNumberingAfterBreak="0">
     <w:nsid w:val="562D489C"/>
     <w:multiLevelType w:val="multilevel"/>
     <w:tmpl w:val="86F008FA"/>
@@ -28779,7 +29637,7 @@
       </w:rPr>
     </w:lvl>
   </w:abstractNum>
-  <w:abstractNum w:abstractNumId="33" w15:restartNumberingAfterBreak="0">
+  <w:abstractNum w:abstractNumId="34" w15:restartNumberingAfterBreak="0">
     <w:nsid w:val="5E4B3C32"/>
     <w:multiLevelType w:val="multilevel"/>
     <w:tmpl w:val="2C82D658"/>
@@ -28928,7 +29786,7 @@
       </w:rPr>
     </w:lvl>
   </w:abstractNum>
-  <w:abstractNum w:abstractNumId="34" w15:restartNumberingAfterBreak="0">
+  <w:abstractNum w:abstractNumId="35" w15:restartNumberingAfterBreak="0">
     <w:nsid w:val="600B5A80"/>
     <w:multiLevelType w:val="multilevel"/>
     <w:tmpl w:val="4D9E1450"/>
@@ -29077,7 +29935,7 @@
       </w:rPr>
     </w:lvl>
   </w:abstractNum>
-  <w:abstractNum w:abstractNumId="35" w15:restartNumberingAfterBreak="0">
+  <w:abstractNum w:abstractNumId="36" w15:restartNumberingAfterBreak="0">
     <w:nsid w:val="628D780C"/>
     <w:multiLevelType w:val="multilevel"/>
     <w:tmpl w:val="6338E36A"/>
@@ -29226,7 +30084,156 @@
       </w:rPr>
     </w:lvl>
   </w:abstractNum>
-  <w:abstractNum w:abstractNumId="36" w15:restartNumberingAfterBreak="0">
+  <w:abstractNum w:abstractNumId="37" w15:restartNumberingAfterBreak="0">
+    <w:nsid w:val="63811D52"/>
+    <w:multiLevelType w:val="multilevel"/>
+    <w:tmpl w:val="284434FE"/>
+    <w:lvl w:ilvl="0">
+      <w:start w:val="1"/>
+      <w:numFmt w:val="bullet"/>
+      <w:lvlText w:val=""/>
+      <w:lvlJc w:val="left"/>
+      <w:pPr>
+        <w:tabs>
+          <w:tab w:val="num" w:pos="720"/>
+        </w:tabs>
+        <w:ind w:left="720" w:hanging="360"/>
+      </w:pPr>
+      <w:rPr>
+        <w:rFonts w:ascii="Symbol" w:hAnsi="Symbol" w:hint="default"/>
+        <w:sz w:val="20"/>
+      </w:rPr>
+    </w:lvl>
+    <w:lvl w:ilvl="1" w:tentative="1">
+      <w:start w:val="1"/>
+      <w:numFmt w:val="bullet"/>
+      <w:lvlText w:val="o"/>
+      <w:lvlJc w:val="left"/>
+      <w:pPr>
+        <w:tabs>
+          <w:tab w:val="num" w:pos="1440"/>
+        </w:tabs>
+        <w:ind w:left="1440" w:hanging="360"/>
+      </w:pPr>
+      <w:rPr>
+        <w:rFonts w:ascii="Courier New" w:hAnsi="Courier New" w:hint="default"/>
+        <w:sz w:val="20"/>
+      </w:rPr>
+    </w:lvl>
+    <w:lvl w:ilvl="2" w:tentative="1">
+      <w:start w:val="1"/>
+      <w:numFmt w:val="bullet"/>
+      <w:lvlText w:val=""/>
+      <w:lvlJc w:val="left"/>
+      <w:pPr>
+        <w:tabs>
+          <w:tab w:val="num" w:pos="2160"/>
+        </w:tabs>
+        <w:ind w:left="2160" w:hanging="360"/>
+      </w:pPr>
+      <w:rPr>
+        <w:rFonts w:ascii="Wingdings" w:hAnsi="Wingdings" w:hint="default"/>
+        <w:sz w:val="20"/>
+      </w:rPr>
+    </w:lvl>
+    <w:lvl w:ilvl="3" w:tentative="1">
+      <w:start w:val="1"/>
+      <w:numFmt w:val="bullet"/>
+      <w:lvlText w:val=""/>
+      <w:lvlJc w:val="left"/>
+      <w:pPr>
+        <w:tabs>
+          <w:tab w:val="num" w:pos="2880"/>
+        </w:tabs>
+        <w:ind w:left="2880" w:hanging="360"/>
+      </w:pPr>
+      <w:rPr>
+        <w:rFonts w:ascii="Wingdings" w:hAnsi="Wingdings" w:hint="default"/>
+        <w:sz w:val="20"/>
+      </w:rPr>
+    </w:lvl>
+    <w:lvl w:ilvl="4" w:tentative="1">
+      <w:start w:val="1"/>
+      <w:numFmt w:val="bullet"/>
+      <w:lvlText w:val=""/>
+      <w:lvlJc w:val="left"/>
+      <w:pPr>
+        <w:tabs>
+          <w:tab w:val="num" w:pos="3600"/>
+        </w:tabs>
+        <w:ind w:left="3600" w:hanging="360"/>
+      </w:pPr>
+      <w:rPr>
+        <w:rFonts w:ascii="Wingdings" w:hAnsi="Wingdings" w:hint="default"/>
+        <w:sz w:val="20"/>
+      </w:rPr>
+    </w:lvl>
+    <w:lvl w:ilvl="5" w:tentative="1">
+      <w:start w:val="1"/>
+      <w:numFmt w:val="bullet"/>
+      <w:lvlText w:val=""/>
+      <w:lvlJc w:val="left"/>
+      <w:pPr>
+        <w:tabs>
+          <w:tab w:val="num" w:pos="4320"/>
+        </w:tabs>
+        <w:ind w:left="4320" w:hanging="360"/>
+      </w:pPr>
+      <w:rPr>
+        <w:rFonts w:ascii="Wingdings" w:hAnsi="Wingdings" w:hint="default"/>
+        <w:sz w:val="20"/>
+      </w:rPr>
+    </w:lvl>
+    <w:lvl w:ilvl="6" w:tentative="1">
+      <w:start w:val="1"/>
+      <w:numFmt w:val="bullet"/>
+      <w:lvlText w:val=""/>
+      <w:lvlJc w:val="left"/>
+      <w:pPr>
+        <w:tabs>
+          <w:tab w:val="num" w:pos="5040"/>
+        </w:tabs>
+        <w:ind w:left="5040" w:hanging="360"/>
+      </w:pPr>
+      <w:rPr>
+        <w:rFonts w:ascii="Wingdings" w:hAnsi="Wingdings" w:hint="default"/>
+        <w:sz w:val="20"/>
+      </w:rPr>
+    </w:lvl>
+    <w:lvl w:ilvl="7" w:tentative="1">
+      <w:start w:val="1"/>
+      <w:numFmt w:val="bullet"/>
+      <w:lvlText w:val=""/>
+      <w:lvlJc w:val="left"/>
+      <w:pPr>
+        <w:tabs>
+          <w:tab w:val="num" w:pos="5760"/>
+        </w:tabs>
+        <w:ind w:left="5760" w:hanging="360"/>
+      </w:pPr>
+      <w:rPr>
+        <w:rFonts w:ascii="Wingdings" w:hAnsi="Wingdings" w:hint="default"/>
+        <w:sz w:val="20"/>
+      </w:rPr>
+    </w:lvl>
+    <w:lvl w:ilvl="8" w:tentative="1">
+      <w:start w:val="1"/>
+      <w:numFmt w:val="bullet"/>
+      <w:lvlText w:val=""/>
+      <w:lvlJc w:val="left"/>
+      <w:pPr>
+        <w:tabs>
+          <w:tab w:val="num" w:pos="6480"/>
+        </w:tabs>
+        <w:ind w:left="6480" w:hanging="360"/>
+      </w:pPr>
+      <w:rPr>
+        <w:rFonts w:ascii="Wingdings" w:hAnsi="Wingdings" w:hint="default"/>
+        <w:sz w:val="20"/>
+      </w:rPr>
+    </w:lvl>
+  </w:abstractNum>
+  <w:abstractNum w:abstractNumId="38" w15:restartNumberingAfterBreak="0">
     <w:nsid w:val="63D52A4F"/>
     <w:multiLevelType w:val="multilevel"/>
     <w:tmpl w:val="BE346338"/>
@@ -29375,7 +30382,7 @@
       </w:rPr>
     </w:lvl>
   </w:abstractNum>
-  <w:abstractNum w:abstractNumId="37" w15:restartNumberingAfterBreak="0">
+  <w:abstractNum w:abstractNumId="39" w15:restartNumberingAfterBreak="0">
     <w:nsid w:val="64C63B97"/>
     <w:multiLevelType w:val="multilevel"/>
     <w:tmpl w:val="81889C6E"/>
@@ -29488,7 +30495,7 @@
       </w:pPr>
     </w:lvl>
   </w:abstractNum>
-  <w:abstractNum w:abstractNumId="38" w15:restartNumberingAfterBreak="0">
+  <w:abstractNum w:abstractNumId="40" w15:restartNumberingAfterBreak="0">
     <w:nsid w:val="685308A7"/>
     <w:multiLevelType w:val="multilevel"/>
     <w:tmpl w:val="27A080CC"/>
@@ -29637,7 +30644,7 @@
       </w:rPr>
     </w:lvl>
   </w:abstractNum>
-  <w:abstractNum w:abstractNumId="39" w15:restartNumberingAfterBreak="0">
+  <w:abstractNum w:abstractNumId="41" w15:restartNumberingAfterBreak="0">
     <w:nsid w:val="688914B3"/>
     <w:multiLevelType w:val="multilevel"/>
     <w:tmpl w:val="BC92A496"/>
@@ -29786,7 +30793,7 @@
       </w:rPr>
     </w:lvl>
   </w:abstractNum>
-  <w:abstractNum w:abstractNumId="40" w15:restartNumberingAfterBreak="0">
+  <w:abstractNum w:abstractNumId="42" w15:restartNumberingAfterBreak="0">
     <w:nsid w:val="750B7303"/>
     <w:multiLevelType w:val="multilevel"/>
     <w:tmpl w:val="109A2098"/>
@@ -29935,7 +30942,7 @@
       </w:rPr>
     </w:lvl>
   </w:abstractNum>
-  <w:abstractNum w:abstractNumId="41" w15:restartNumberingAfterBreak="0">
+  <w:abstractNum w:abstractNumId="43" w15:restartNumberingAfterBreak="0">
     <w:nsid w:val="76E61CAC"/>
     <w:multiLevelType w:val="multilevel"/>
     <w:tmpl w:val="76503626"/>
@@ -30048,7 +31055,7 @@
       </w:pPr>
     </w:lvl>
   </w:abstractNum>
-  <w:abstractNum w:abstractNumId="42" w15:restartNumberingAfterBreak="0">
+  <w:abstractNum w:abstractNumId="44" w15:restartNumberingAfterBreak="0">
     <w:nsid w:val="77D029A7"/>
     <w:multiLevelType w:val="multilevel"/>
     <w:tmpl w:val="330CDB2A"/>
@@ -30161,7 +31168,7 @@
       </w:pPr>
     </w:lvl>
   </w:abstractNum>
-  <w:abstractNum w:abstractNumId="43" w15:restartNumberingAfterBreak="0">
+  <w:abstractNum w:abstractNumId="45" w15:restartNumberingAfterBreak="0">
     <w:nsid w:val="7834320F"/>
     <w:multiLevelType w:val="multilevel"/>
     <w:tmpl w:val="27728F5E"/>
@@ -30274,7 +31281,7 @@
       </w:pPr>
     </w:lvl>
   </w:abstractNum>
-  <w:abstractNum w:abstractNumId="44" w15:restartNumberingAfterBreak="0">
+  <w:abstractNum w:abstractNumId="46" w15:restartNumberingAfterBreak="0">
     <w:nsid w:val="79243DA1"/>
     <w:multiLevelType w:val="multilevel"/>
     <w:tmpl w:val="284434FE"/>
@@ -30423,7 +31430,7 @@
       </w:rPr>
     </w:lvl>
   </w:abstractNum>
-  <w:abstractNum w:abstractNumId="45" w15:restartNumberingAfterBreak="0">
+  <w:abstractNum w:abstractNumId="47" w15:restartNumberingAfterBreak="0">
     <w:nsid w:val="7A4C1AFD"/>
     <w:multiLevelType w:val="multilevel"/>
     <w:tmpl w:val="188635DE"/>
@@ -30572,7 +31579,7 @@
       </w:rPr>
     </w:lvl>
   </w:abstractNum>
-  <w:abstractNum w:abstractNumId="46" w15:restartNumberingAfterBreak="0">
+  <w:abstractNum w:abstractNumId="48" w15:restartNumberingAfterBreak="0">
     <w:nsid w:val="7C50535F"/>
     <w:multiLevelType w:val="multilevel"/>
     <w:tmpl w:val="78C22C92"/>
@@ -30685,7 +31692,7 @@
       </w:pPr>
     </w:lvl>
   </w:abstractNum>
-  <w:abstractNum w:abstractNumId="47" w15:restartNumberingAfterBreak="0">
+  <w:abstractNum w:abstractNumId="49" w15:restartNumberingAfterBreak="0">
     <w:nsid w:val="7D190E8C"/>
     <w:multiLevelType w:val="multilevel"/>
     <w:tmpl w:val="6F4AE496"/>
@@ -30834,7 +31841,7 @@
       </w:rPr>
     </w:lvl>
   </w:abstractNum>
-  <w:abstractNum w:abstractNumId="48" w15:restartNumberingAfterBreak="0">
+  <w:abstractNum w:abstractNumId="50" w15:restartNumberingAfterBreak="0">
     <w:nsid w:val="7D7E1EB5"/>
     <w:multiLevelType w:val="multilevel"/>
     <w:tmpl w:val="A016FBCA"/>
@@ -30983,7 +31990,7 @@
       </w:rPr>
     </w:lvl>
   </w:abstractNum>
-  <w:abstractNum w:abstractNumId="49" w15:restartNumberingAfterBreak="0">
+  <w:abstractNum w:abstractNumId="51" w15:restartNumberingAfterBreak="0">
     <w:nsid w:val="7E57324C"/>
     <w:multiLevelType w:val="multilevel"/>
     <w:tmpl w:val="A83A47B4"/>
@@ -31133,156 +32140,162 @@
     </w:lvl>
   </w:abstractNum>
   <w:num w:numId="1" w16cid:durableId="1807352600">
+    <w:abstractNumId w:val="47"/>
+  </w:num>
+  <w:num w:numId="2" w16cid:durableId="1289313639">
+    <w:abstractNumId w:val="22"/>
+  </w:num>
+  <w:num w:numId="3" w16cid:durableId="105345779">
+    <w:abstractNumId w:val="36"/>
+  </w:num>
+  <w:num w:numId="4" w16cid:durableId="210845180">
+    <w:abstractNumId w:val="51"/>
+  </w:num>
+  <w:num w:numId="5" w16cid:durableId="323512730">
+    <w:abstractNumId w:val="23"/>
+  </w:num>
+  <w:num w:numId="6" w16cid:durableId="1732658656">
+    <w:abstractNumId w:val="15"/>
+  </w:num>
+  <w:num w:numId="7" w16cid:durableId="1541936381">
+    <w:abstractNumId w:val="39"/>
+  </w:num>
+  <w:num w:numId="8" w16cid:durableId="1871409665">
+    <w:abstractNumId w:val="49"/>
+  </w:num>
+  <w:num w:numId="9" w16cid:durableId="1840072043">
+    <w:abstractNumId w:val="30"/>
+  </w:num>
+  <w:num w:numId="10" w16cid:durableId="972641355">
+    <w:abstractNumId w:val="32"/>
+  </w:num>
+  <w:num w:numId="11" w16cid:durableId="1730952846">
+    <w:abstractNumId w:val="7"/>
+  </w:num>
+  <w:num w:numId="12" w16cid:durableId="1090081387">
+    <w:abstractNumId w:val="12"/>
+  </w:num>
+  <w:num w:numId="13" w16cid:durableId="750352990">
+    <w:abstractNumId w:val="17"/>
+  </w:num>
+  <w:num w:numId="14" w16cid:durableId="885679495">
+    <w:abstractNumId w:val="20"/>
+  </w:num>
+  <w:num w:numId="15" w16cid:durableId="1216351207">
+    <w:abstractNumId w:val="34"/>
+  </w:num>
+  <w:num w:numId="16" w16cid:durableId="1066563910">
+    <w:abstractNumId w:val="28"/>
+  </w:num>
+  <w:num w:numId="17" w16cid:durableId="1275405945">
+    <w:abstractNumId w:val="29"/>
+  </w:num>
+  <w:num w:numId="18" w16cid:durableId="1739939799">
+    <w:abstractNumId w:val="8"/>
+  </w:num>
+  <w:num w:numId="19" w16cid:durableId="78261887">
+    <w:abstractNumId w:val="25"/>
+  </w:num>
+  <w:num w:numId="20" w16cid:durableId="1947617525">
+    <w:abstractNumId w:val="4"/>
+  </w:num>
+  <w:num w:numId="21" w16cid:durableId="661465476">
+    <w:abstractNumId w:val="24"/>
+  </w:num>
+  <w:num w:numId="22" w16cid:durableId="1199202532">
+    <w:abstractNumId w:val="35"/>
+  </w:num>
+  <w:num w:numId="23" w16cid:durableId="1600677296">
+    <w:abstractNumId w:val="33"/>
+  </w:num>
+  <w:num w:numId="24" w16cid:durableId="598756210">
+    <w:abstractNumId w:val="13"/>
+  </w:num>
+  <w:num w:numId="25" w16cid:durableId="1423454322">
+    <w:abstractNumId w:val="5"/>
+  </w:num>
+  <w:num w:numId="26" w16cid:durableId="2030838345">
+    <w:abstractNumId w:val="42"/>
+  </w:num>
+  <w:num w:numId="27" w16cid:durableId="1613170802">
+    <w:abstractNumId w:val="2"/>
+  </w:num>
+  <w:num w:numId="28" w16cid:durableId="1584995561">
+    <w:abstractNumId w:val="38"/>
+  </w:num>
+  <w:num w:numId="29" w16cid:durableId="390422211">
+    <w:abstractNumId w:val="10"/>
+  </w:num>
+  <w:num w:numId="30" w16cid:durableId="1369523729">
+    <w:abstractNumId w:val="19"/>
+  </w:num>
+  <w:num w:numId="31" w16cid:durableId="332877556">
+    <w:abstractNumId w:val="21"/>
+  </w:num>
+  <w:num w:numId="32" w16cid:durableId="1820807917">
+    <w:abstractNumId w:val="18"/>
+  </w:num>
+  <w:num w:numId="33" w16cid:durableId="377435206">
+    <w:abstractNumId w:val="16"/>
+  </w:num>
+  <w:num w:numId="34" w16cid:durableId="1399357143">
     <w:abstractNumId w:val="45"/>
   </w:num>
-  <w:num w:numId="2" w16cid:durableId="1289313639">
-    <w:abstractNumId w:val="21"/>
+  <w:num w:numId="35" w16cid:durableId="1278683558">
+    <w:abstractNumId w:val="40"/>
   </w:num>
-  <w:num w:numId="3" w16cid:durableId="105345779">
-    <w:abstractNumId w:val="35"/>
+  <w:num w:numId="36" w16cid:durableId="954168010">
+    <w:abstractNumId w:val="3"/>
   </w:num>
-  <w:num w:numId="4" w16cid:durableId="210845180">
-    <w:abstractNumId w:val="49"/>
+  <w:num w:numId="37" w16cid:durableId="660890753">
+    <w:abstractNumId w:val="48"/>
   </w:num>
-  <w:num w:numId="5" w16cid:durableId="323512730">
-    <w:abstractNumId w:val="22"/>
+  <w:num w:numId="38" w16cid:durableId="1690595081">
+    <w:abstractNumId w:val="43"/>
   </w:num>
-  <w:num w:numId="6" w16cid:durableId="1732658656">
+  <w:num w:numId="39" w16cid:durableId="182745152">
+    <w:abstractNumId w:val="31"/>
+  </w:num>
+  <w:num w:numId="40" w16cid:durableId="834420943">
+    <w:abstractNumId w:val="44"/>
+  </w:num>
+  <w:num w:numId="41" w16cid:durableId="2002419068">
+    <w:abstractNumId w:val="9"/>
+  </w:num>
+  <w:num w:numId="42" w16cid:durableId="1091240492">
+    <w:abstractNumId w:val="41"/>
+  </w:num>
+  <w:num w:numId="43" w16cid:durableId="970869620">
+    <w:abstractNumId w:val="26"/>
+  </w:num>
+  <w:num w:numId="44" w16cid:durableId="333996985">
+    <w:abstractNumId w:val="50"/>
+  </w:num>
+  <w:num w:numId="45" w16cid:durableId="1873029967">
+    <w:abstractNumId w:val="6"/>
+  </w:num>
+  <w:num w:numId="46" w16cid:durableId="912086002">
     <w:abstractNumId w:val="14"/>
   </w:num>
-  <w:num w:numId="7" w16cid:durableId="1541936381">
+  <w:num w:numId="47" w16cid:durableId="358042909">
+    <w:abstractNumId w:val="46"/>
+  </w:num>
+  <w:num w:numId="48" w16cid:durableId="555553673">
+    <w:abstractNumId w:val="27"/>
+  </w:num>
+  <w:num w:numId="49" w16cid:durableId="1278945193">
+    <w:abstractNumId w:val="11"/>
+  </w:num>
+  <w:num w:numId="50" w16cid:durableId="362365695">
     <w:abstractNumId w:val="37"/>
   </w:num>
-  <w:num w:numId="8" w16cid:durableId="1871409665">
-    <w:abstractNumId w:val="47"/>
+  <w:num w:numId="51" w16cid:durableId="1350571105">
+    <w:abstractNumId w:val="0"/>
   </w:num>
-  <w:num w:numId="9" w16cid:durableId="1840072043">
-    <w:abstractNumId w:val="29"/>
-  </w:num>
-  <w:num w:numId="10" w16cid:durableId="972641355">
-    <w:abstractNumId w:val="31"/>
-  </w:num>
-  <w:num w:numId="11" w16cid:durableId="1730952846">
-    <w:abstractNumId w:val="6"/>
-  </w:num>
-  <w:num w:numId="12" w16cid:durableId="1090081387">
-    <w:abstractNumId w:val="11"/>
-  </w:num>
-  <w:num w:numId="13" w16cid:durableId="750352990">
-    <w:abstractNumId w:val="16"/>
-  </w:num>
-  <w:num w:numId="14" w16cid:durableId="885679495">
-    <w:abstractNumId w:val="19"/>
-  </w:num>
-  <w:num w:numId="15" w16cid:durableId="1216351207">
-    <w:abstractNumId w:val="33"/>
-  </w:num>
-  <w:num w:numId="16" w16cid:durableId="1066563910">
-    <w:abstractNumId w:val="27"/>
-  </w:num>
-  <w:num w:numId="17" w16cid:durableId="1275405945">
-    <w:abstractNumId w:val="28"/>
-  </w:num>
-  <w:num w:numId="18" w16cid:durableId="1739939799">
-    <w:abstractNumId w:val="7"/>
-  </w:num>
-  <w:num w:numId="19" w16cid:durableId="78261887">
-    <w:abstractNumId w:val="24"/>
-  </w:num>
-  <w:num w:numId="20" w16cid:durableId="1947617525">
-    <w:abstractNumId w:val="3"/>
-  </w:num>
-  <w:num w:numId="21" w16cid:durableId="661465476">
-    <w:abstractNumId w:val="23"/>
-  </w:num>
-  <w:num w:numId="22" w16cid:durableId="1199202532">
-    <w:abstractNumId w:val="34"/>
-  </w:num>
-  <w:num w:numId="23" w16cid:durableId="1600677296">
-    <w:abstractNumId w:val="32"/>
-  </w:num>
-  <w:num w:numId="24" w16cid:durableId="598756210">
-    <w:abstractNumId w:val="12"/>
-  </w:num>
-  <w:num w:numId="25" w16cid:durableId="1423454322">
-    <w:abstractNumId w:val="4"/>
-  </w:num>
-  <w:num w:numId="26" w16cid:durableId="2030838345">
-    <w:abstractNumId w:val="40"/>
-  </w:num>
-  <w:num w:numId="27" w16cid:durableId="1613170802">
+  <w:num w:numId="52" w16cid:durableId="1804733601">
     <w:abstractNumId w:val="1"/>
   </w:num>
-  <w:num w:numId="28" w16cid:durableId="1584995561">
-    <w:abstractNumId w:val="36"/>
-  </w:num>
-  <w:num w:numId="29" w16cid:durableId="390422211">
-    <w:abstractNumId w:val="9"/>
-  </w:num>
-  <w:num w:numId="30" w16cid:durableId="1369523729">
-    <w:abstractNumId w:val="18"/>
-  </w:num>
-  <w:num w:numId="31" w16cid:durableId="332877556">
-    <w:abstractNumId w:val="20"/>
-  </w:num>
-  <w:num w:numId="32" w16cid:durableId="1820807917">
-    <w:abstractNumId w:val="17"/>
-  </w:num>
-  <w:num w:numId="33" w16cid:durableId="377435206">
-    <w:abstractNumId w:val="15"/>
-  </w:num>
-  <w:num w:numId="34" w16cid:durableId="1399357143">
-    <w:abstractNumId w:val="43"/>
-  </w:num>
-  <w:num w:numId="35" w16cid:durableId="1278683558">
-    <w:abstractNumId w:val="38"/>
-  </w:num>
-  <w:num w:numId="36" w16cid:durableId="954168010">
-    <w:abstractNumId w:val="2"/>
-  </w:num>
-  <w:num w:numId="37" w16cid:durableId="660890753">
-    <w:abstractNumId w:val="46"/>
-  </w:num>
-  <w:num w:numId="38" w16cid:durableId="1690595081">
-    <w:abstractNumId w:val="41"/>
-  </w:num>
-  <w:num w:numId="39" w16cid:durableId="182745152">
-    <w:abstractNumId w:val="30"/>
-  </w:num>
-  <w:num w:numId="40" w16cid:durableId="834420943">
-    <w:abstractNumId w:val="42"/>
-  </w:num>
-  <w:num w:numId="41" w16cid:durableId="2002419068">
-    <w:abstractNumId w:val="8"/>
-  </w:num>
-  <w:num w:numId="42" w16cid:durableId="1091240492">
-    <w:abstractNumId w:val="39"/>
-  </w:num>
-  <w:num w:numId="43" w16cid:durableId="970869620">
-    <w:abstractNumId w:val="25"/>
-  </w:num>
-  <w:num w:numId="44" w16cid:durableId="333996985">
-    <w:abstractNumId w:val="48"/>
-  </w:num>
-  <w:num w:numId="45" w16cid:durableId="1749573883">
-    <w:abstractNumId w:val="0"/>
-  </w:num>
-  <w:num w:numId="46" w16cid:durableId="1873029967">
-    <w:abstractNumId w:val="5"/>
-  </w:num>
-  <w:num w:numId="47" w16cid:durableId="912086002">
-    <w:abstractNumId w:val="13"/>
-  </w:num>
-  <w:num w:numId="48" w16cid:durableId="358042909">
-    <w:abstractNumId w:val="44"/>
-  </w:num>
-  <w:num w:numId="49" w16cid:durableId="555553673">
-    <w:abstractNumId w:val="26"/>
-  </w:num>
-  <w:num w:numId="50" w16cid:durableId="1278945193">
-    <w:abstractNumId w:val="10"/>
-  </w:num>
-  <w:numIdMacAtCleanup w:val="33"/>
+  <w:numIdMacAtCleanup w:val="52"/>
 </w:numbering>
 </file>
 

--- a/Módulo_6_Testando e Automatizando Testes em Aplicações Web/Módulo 6 - Testando e Automatizando Testes em Aplicações Web.docx
+++ b/Módulo_6_Testando e Automatizando Testes em Aplicações Web/Módulo 6 - Testando e Automatizando Testes em Aplicações Web.docx
@@ -8,21 +8,13 @@
         <w:spacing w:after="0"/>
       </w:pPr>
       <w:r>
-        <w:t xml:space="preserve">Módulo </w:t>
-      </w:r>
-      <w:proofErr w:type="gramStart"/>
-      <w:r>
-        <w:t xml:space="preserve">6 </w:t>
+        <w:t xml:space="preserve">Módulo 6 </w:t>
       </w:r>
       <w:r>
         <w:t xml:space="preserve"> </w:t>
       </w:r>
       <w:r>
-        <w:t>-</w:t>
-      </w:r>
-      <w:proofErr w:type="gramEnd"/>
-      <w:r>
-        <w:t xml:space="preserve"> Testando e Automatizando Testes em Aplicações Web</w:t>
+        <w:t>- Testando e Automatizando Testes em Aplicações Web</w:t>
       </w:r>
       <w:r>
         <w:t xml:space="preserve"> – Cypress</w:t>
@@ -557,12 +549,10 @@
         <w:t xml:space="preserve"> </w:t>
       </w:r>
       <w:proofErr w:type="spellStart"/>
-      <w:proofErr w:type="gramStart"/>
       <w:r>
         <w:t>julio.lima</w:t>
       </w:r>
       <w:proofErr w:type="spellEnd"/>
-      <w:proofErr w:type="gramEnd"/>
       <w:r>
         <w:t xml:space="preserve"> </w:t>
       </w:r>
@@ -586,12 +576,10 @@
         <w:t xml:space="preserve"> </w:t>
       </w:r>
       <w:proofErr w:type="spellStart"/>
-      <w:proofErr w:type="gramStart"/>
       <w:r>
         <w:t>junior.lima</w:t>
       </w:r>
       <w:proofErr w:type="spellEnd"/>
-      <w:proofErr w:type="gramEnd"/>
       <w:r>
         <w:t xml:space="preserve"> (</w:t>
       </w:r>
@@ -739,15 +727,7 @@
         <w:spacing w:after="0"/>
       </w:pPr>
       <w:r>
-        <w:t xml:space="preserve">Aplicações </w:t>
-      </w:r>
-      <w:proofErr w:type="gramStart"/>
-      <w:r>
-        <w:t>web podem</w:t>
-      </w:r>
-      <w:proofErr w:type="gramEnd"/>
-      <w:r>
-        <w:t xml:space="preserve"> ser acessadas simultaneamente por pessoas de diferentes regiões do mundo, utilizando dispositivos, navegadores e versões distintas.</w:t>
+        <w:t>Aplicações web podem ser acessadas simultaneamente por pessoas de diferentes regiões do mundo, utilizando dispositivos, navegadores e versões distintas.</w:t>
       </w:r>
     </w:p>
     <w:p>
@@ -9557,91 +9537,56 @@
       <w:pPr>
         <w:spacing w:after="0"/>
       </w:pPr>
-      <w:proofErr w:type="gramStart"/>
-      <w:r>
-        <w:t>[ ]</w:t>
-      </w:r>
-      <w:proofErr w:type="gramEnd"/>
-      <w:r>
-        <w:t xml:space="preserve"> Validar formulários com dados válidos e inválidos</w:t>
-      </w:r>
-    </w:p>
-    <w:p>
-      <w:pPr>
-        <w:spacing w:after="0"/>
-      </w:pPr>
-      <w:proofErr w:type="gramStart"/>
-      <w:r>
-        <w:t>[ ]</w:t>
-      </w:r>
-      <w:proofErr w:type="gramEnd"/>
-      <w:r>
-        <w:t xml:space="preserve"> Testar todos os links e botões importantes</w:t>
-      </w:r>
-    </w:p>
-    <w:p>
-      <w:pPr>
-        <w:spacing w:after="0"/>
-      </w:pPr>
-      <w:proofErr w:type="gramStart"/>
-      <w:r>
-        <w:t>[ ]</w:t>
-      </w:r>
-      <w:proofErr w:type="gramEnd"/>
-      <w:r>
-        <w:t xml:space="preserve"> Executar os fluxos completos do usuário</w:t>
-      </w:r>
-    </w:p>
-    <w:p>
-      <w:pPr>
-        <w:spacing w:after="0"/>
-      </w:pPr>
-      <w:proofErr w:type="gramStart"/>
-      <w:r>
-        <w:t>[ ]</w:t>
-      </w:r>
-      <w:proofErr w:type="gramEnd"/>
-      <w:r>
-        <w:t xml:space="preserve"> Conferir cálculos, descontos e valores finais</w:t>
-      </w:r>
-    </w:p>
-    <w:p>
-      <w:pPr>
-        <w:spacing w:after="0"/>
-      </w:pPr>
-      <w:proofErr w:type="gramStart"/>
-      <w:r>
-        <w:t>[ ]</w:t>
-      </w:r>
-      <w:proofErr w:type="gramEnd"/>
-      <w:r>
-        <w:t xml:space="preserve"> Validar mensagens de erro e textos da interface</w:t>
-      </w:r>
-    </w:p>
-    <w:p>
-      <w:pPr>
-        <w:spacing w:after="0"/>
-      </w:pPr>
-      <w:proofErr w:type="gramStart"/>
-      <w:r>
-        <w:t>[ ]</w:t>
-      </w:r>
-      <w:proofErr w:type="gramEnd"/>
-      <w:r>
-        <w:t xml:space="preserve"> Verificar logout e proteção de páginas restritas</w:t>
-      </w:r>
-    </w:p>
-    <w:p>
-      <w:pPr>
-        <w:spacing w:after="0"/>
-      </w:pPr>
-      <w:proofErr w:type="gramStart"/>
-      <w:r>
-        <w:t>[ ]</w:t>
-      </w:r>
-      <w:proofErr w:type="gramEnd"/>
-      <w:r>
-        <w:t xml:space="preserve"> Confirmar que erros técnicos não são exibidos ao usuário</w:t>
+      <w:r>
+        <w:t>[ ] Validar formulários com dados válidos e inválidos</w:t>
+      </w:r>
+    </w:p>
+    <w:p>
+      <w:pPr>
+        <w:spacing w:after="0"/>
+      </w:pPr>
+      <w:r>
+        <w:t>[ ] Testar todos os links e botões importantes</w:t>
+      </w:r>
+    </w:p>
+    <w:p>
+      <w:pPr>
+        <w:spacing w:after="0"/>
+      </w:pPr>
+      <w:r>
+        <w:t>[ ] Executar os fluxos completos do usuário</w:t>
+      </w:r>
+    </w:p>
+    <w:p>
+      <w:pPr>
+        <w:spacing w:after="0"/>
+      </w:pPr>
+      <w:r>
+        <w:t>[ ] Conferir cálculos, descontos e valores finais</w:t>
+      </w:r>
+    </w:p>
+    <w:p>
+      <w:pPr>
+        <w:spacing w:after="0"/>
+      </w:pPr>
+      <w:r>
+        <w:t>[ ] Validar mensagens de erro e textos da interface</w:t>
+      </w:r>
+    </w:p>
+    <w:p>
+      <w:pPr>
+        <w:spacing w:after="0"/>
+      </w:pPr>
+      <w:r>
+        <w:t>[ ] Verificar logout e proteção de páginas restritas</w:t>
+      </w:r>
+    </w:p>
+    <w:p>
+      <w:pPr>
+        <w:spacing w:after="0"/>
+      </w:pPr>
+      <w:r>
+        <w:t>[ ] Confirmar que erros técnicos não são exibidos ao usuário</w:t>
       </w:r>
     </w:p>
     <w:p>
@@ -10356,7 +10301,6 @@
         <w:t xml:space="preserve">3. Primeiro comando: </w:t>
       </w:r>
       <w:proofErr w:type="spellStart"/>
-      <w:proofErr w:type="gramStart"/>
       <w:r>
         <w:rPr>
           <w:b/>
@@ -10365,7 +10309,6 @@
         <w:t>cy.visit</w:t>
       </w:r>
       <w:proofErr w:type="spellEnd"/>
-      <w:proofErr w:type="gramEnd"/>
       <w:r>
         <w:rPr>
           <w:b/>
@@ -10387,12 +10330,10 @@
         <w:t xml:space="preserve">O comando </w:t>
       </w:r>
       <w:proofErr w:type="spellStart"/>
-      <w:proofErr w:type="gramStart"/>
       <w:r>
         <w:t>cy.visit</w:t>
       </w:r>
       <w:proofErr w:type="spellEnd"/>
-      <w:proofErr w:type="gramEnd"/>
       <w:r>
         <w:t>() permite acessar uma URL durante a execução do teste.</w:t>
       </w:r>
@@ -10415,33 +10356,20 @@
         <w:spacing w:after="0"/>
       </w:pPr>
       <w:proofErr w:type="spellStart"/>
-      <w:proofErr w:type="gramStart"/>
       <w:r>
         <w:t>describe</w:t>
       </w:r>
       <w:proofErr w:type="spellEnd"/>
       <w:r>
-        <w:t>(</w:t>
-      </w:r>
-      <w:proofErr w:type="gramEnd"/>
-      <w:r>
-        <w:t>'Meu primeiro teste', () =&gt; {</w:t>
-      </w:r>
-    </w:p>
-    <w:p>
-      <w:pPr>
-        <w:spacing w:after="0"/>
-      </w:pPr>
-      <w:r>
-        <w:t xml:space="preserve">  </w:t>
-      </w:r>
-      <w:proofErr w:type="gramStart"/>
-      <w:r>
-        <w:t>it(</w:t>
-      </w:r>
-      <w:proofErr w:type="gramEnd"/>
-      <w:r>
-        <w:t>'deve acessar uma página web', () =&gt; {</w:t>
+        <w:t>('Meu primeiro teste', () =&gt; {</w:t>
+      </w:r>
+    </w:p>
+    <w:p>
+      <w:pPr>
+        <w:spacing w:after="0"/>
+      </w:pPr>
+      <w:r>
+        <w:t xml:space="preserve">  it('deve acessar uma página web', () =&gt; {</w:t>
       </w:r>
     </w:p>
     <w:p>
@@ -10452,12 +10380,10 @@
         <w:t xml:space="preserve">    </w:t>
       </w:r>
       <w:proofErr w:type="spellStart"/>
-      <w:proofErr w:type="gramStart"/>
       <w:r>
         <w:t>cy.visit</w:t>
       </w:r>
       <w:proofErr w:type="spellEnd"/>
-      <w:proofErr w:type="gramEnd"/>
       <w:r>
         <w:t>('https://example.cypress.io')</w:t>
       </w:r>
@@ -10500,17 +10426,12 @@
         <w:spacing w:after="0"/>
       </w:pPr>
       <w:proofErr w:type="spellStart"/>
-      <w:proofErr w:type="gramStart"/>
       <w:r>
         <w:t>describe</w:t>
       </w:r>
       <w:proofErr w:type="spellEnd"/>
       <w:r>
-        <w:t>(</w:t>
-      </w:r>
-      <w:proofErr w:type="gramEnd"/>
-      <w:r>
-        <w:t>) agrupa testes relacionados.</w:t>
+        <w:t>() agrupa testes relacionados.</w:t>
       </w:r>
     </w:p>
     <w:p>
@@ -10521,13 +10442,8 @@
         </w:numPr>
         <w:spacing w:after="0"/>
       </w:pPr>
-      <w:proofErr w:type="gramStart"/>
-      <w:r>
-        <w:t>it(</w:t>
-      </w:r>
-      <w:proofErr w:type="gramEnd"/>
-      <w:r>
-        <w:t>) define um cenário de teste.</w:t>
+      <w:r>
+        <w:t>it() define um cenário de teste.</w:t>
       </w:r>
     </w:p>
     <w:p>
@@ -10539,12 +10455,10 @@
         <w:spacing w:after="0"/>
       </w:pPr>
       <w:proofErr w:type="spellStart"/>
-      <w:proofErr w:type="gramStart"/>
       <w:r>
         <w:t>cy.visit</w:t>
       </w:r>
       <w:proofErr w:type="spellEnd"/>
-      <w:proofErr w:type="gramEnd"/>
       <w:r>
         <w:t>() acessa a página indicada.</w:t>
       </w:r>
@@ -10582,7 +10496,6 @@
           <w:t xml:space="preserve">Cypress — </w:t>
         </w:r>
         <w:proofErr w:type="spellStart"/>
-        <w:proofErr w:type="gramStart"/>
         <w:r>
           <w:rPr>
             <w:rStyle w:val="Hyperlink"/>
@@ -10590,7 +10503,6 @@
           <w:t>cy.visit</w:t>
         </w:r>
         <w:proofErr w:type="spellEnd"/>
-        <w:proofErr w:type="gramEnd"/>
         <w:r>
           <w:rPr>
             <w:rStyle w:val="Hyperlink"/>
@@ -10872,45 +10784,34 @@
         <w:t xml:space="preserve"> </w:t>
       </w:r>
       <w:proofErr w:type="spellStart"/>
-      <w:proofErr w:type="gramStart"/>
       <w:r>
         <w:t>cy.visit</w:t>
       </w:r>
       <w:proofErr w:type="spellEnd"/>
-      <w:proofErr w:type="gramEnd"/>
       <w:r>
         <w:t xml:space="preserve">(), </w:t>
       </w:r>
       <w:proofErr w:type="spellStart"/>
-      <w:proofErr w:type="gramStart"/>
       <w:r>
         <w:t>cy.get</w:t>
       </w:r>
       <w:proofErr w:type="spellEnd"/>
       <w:r>
-        <w:t>(</w:t>
-      </w:r>
-      <w:proofErr w:type="gramEnd"/>
-      <w:r>
-        <w:t xml:space="preserve">), </w:t>
-      </w:r>
-      <w:proofErr w:type="spellStart"/>
-      <w:proofErr w:type="gramStart"/>
+        <w:t xml:space="preserve">(), </w:t>
+      </w:r>
+      <w:proofErr w:type="spellStart"/>
       <w:r>
         <w:t>cy.contains</w:t>
       </w:r>
       <w:proofErr w:type="spellEnd"/>
-      <w:proofErr w:type="gramEnd"/>
       <w:r>
         <w:t xml:space="preserve">() e </w:t>
       </w:r>
       <w:proofErr w:type="spellStart"/>
-      <w:proofErr w:type="gramStart"/>
       <w:r>
         <w:t>cy.click</w:t>
       </w:r>
       <w:proofErr w:type="spellEnd"/>
-      <w:proofErr w:type="gramEnd"/>
       <w:r>
         <w:t>().</w:t>
       </w:r>
@@ -10934,17 +10835,12 @@
         <w:t xml:space="preserve"> utilizar </w:t>
       </w:r>
       <w:proofErr w:type="spellStart"/>
-      <w:proofErr w:type="gramStart"/>
       <w:r>
         <w:t>should</w:t>
       </w:r>
       <w:proofErr w:type="spellEnd"/>
       <w:r>
-        <w:t>(</w:t>
-      </w:r>
-      <w:proofErr w:type="gramEnd"/>
-      <w:r>
-        <w:t>) e outras asserções para verificar os resultados esperados.</w:t>
+        <w:t>() e outras asserções para verificar os resultados esperados.</w:t>
       </w:r>
     </w:p>
     <w:p>
@@ -11248,15 +11144,7 @@
           <w:b/>
           <w:bCs/>
         </w:rPr>
-        <w:t xml:space="preserve">2. Selecionar </w:t>
-      </w:r>
-      <w:proofErr w:type="gramStart"/>
-      <w:r>
-        <w:rPr>
-          <w:b/>
-          <w:bCs/>
-        </w:rPr>
-        <w:t>o .</w:t>
+        <w:t>2. Selecionar o .</w:t>
       </w:r>
       <w:proofErr w:type="spellStart"/>
       <w:r>
@@ -11267,7 +11155,6 @@
         <w:t>gitignore</w:t>
       </w:r>
       <w:proofErr w:type="spellEnd"/>
-      <w:proofErr w:type="gramEnd"/>
       <w:r>
         <w:rPr>
           <w:b/>
@@ -11403,15 +11290,7 @@
       </w:r>
       <w:proofErr w:type="spellEnd"/>
       <w:r>
-        <w:t xml:space="preserve">, </w:t>
-      </w:r>
-      <w:proofErr w:type="gramStart"/>
-      <w:r>
-        <w:t>acessar File</w:t>
-      </w:r>
-      <w:proofErr w:type="gramEnd"/>
-      <w:r>
-        <w:t xml:space="preserve"> &gt; Open Folder e selecionar a pasta clonada.</w:t>
+        <w:t>, acessar File &gt; Open Folder e selecionar a pasta clonada.</w:t>
       </w:r>
     </w:p>
     <w:p>
@@ -11692,7 +11571,6 @@
             <w:pPr>
               <w:spacing w:after="0"/>
             </w:pPr>
-            <w:proofErr w:type="gramStart"/>
             <w:r>
               <w:t>.</w:t>
             </w:r>
@@ -11701,7 +11579,6 @@
               <w:t>gitignore</w:t>
             </w:r>
             <w:proofErr w:type="spellEnd"/>
-            <w:proofErr w:type="gramEnd"/>
           </w:p>
         </w:tc>
         <w:tc>
@@ -12415,12 +12292,10 @@
         <w:t xml:space="preserve">Isso cria o arquivo </w:t>
       </w:r>
       <w:proofErr w:type="spellStart"/>
-      <w:proofErr w:type="gramStart"/>
       <w:r>
         <w:t>package.json</w:t>
       </w:r>
       <w:proofErr w:type="spellEnd"/>
-      <w:proofErr w:type="gramEnd"/>
       <w:r>
         <w:t>, que registra informações e configurações do projeto, incluindo suas dependências.</w:t>
       </w:r>
@@ -12535,14 +12410,9 @@
       </w:r>
       <w:proofErr w:type="spellStart"/>
       <w:r>
-        <w:t>package-</w:t>
-      </w:r>
-      <w:proofErr w:type="gramStart"/>
-      <w:r>
-        <w:t>lock.json</w:t>
-      </w:r>
-      <w:proofErr w:type="spellEnd"/>
-      <w:proofErr w:type="gramEnd"/>
+        <w:t>package-lock.json</w:t>
+      </w:r>
+      <w:proofErr w:type="spellEnd"/>
       <w:r>
         <w:t xml:space="preserve"> registra a árvore de dependências e suas versões.</w:t>
       </w:r>
@@ -12771,27 +12641,20 @@
         <w:spacing w:after="0"/>
       </w:pPr>
       <w:proofErr w:type="spellStart"/>
-      <w:proofErr w:type="gramStart"/>
       <w:r>
         <w:t>package.json</w:t>
       </w:r>
       <w:proofErr w:type="spellEnd"/>
-      <w:proofErr w:type="gramEnd"/>
-    </w:p>
-    <w:p>
-      <w:pPr>
-        <w:spacing w:after="0"/>
-      </w:pPr>
-      <w:proofErr w:type="spellStart"/>
-      <w:r>
-        <w:t>package-</w:t>
-      </w:r>
-      <w:proofErr w:type="gramStart"/>
-      <w:r>
-        <w:t>lock.json</w:t>
-      </w:r>
-      <w:proofErr w:type="spellEnd"/>
-      <w:proofErr w:type="gramEnd"/>
+    </w:p>
+    <w:p>
+      <w:pPr>
+        <w:spacing w:after="0"/>
+      </w:pPr>
+      <w:proofErr w:type="spellStart"/>
+      <w:r>
+        <w:t>package-lock.json</w:t>
+      </w:r>
+      <w:proofErr w:type="spellEnd"/>
     </w:p>
     <w:p>
       <w:pPr>
@@ -12977,12 +12840,10 @@
               <w:spacing w:after="0"/>
             </w:pPr>
             <w:proofErr w:type="spellStart"/>
-            <w:proofErr w:type="gramStart"/>
             <w:r>
               <w:t>package.json</w:t>
             </w:r>
             <w:proofErr w:type="spellEnd"/>
-            <w:proofErr w:type="gramEnd"/>
           </w:p>
         </w:tc>
         <w:tc>
@@ -13017,14 +12878,9 @@
             </w:pPr>
             <w:proofErr w:type="spellStart"/>
             <w:r>
-              <w:t>package-</w:t>
-            </w:r>
-            <w:proofErr w:type="gramStart"/>
-            <w:r>
-              <w:t>lock.json</w:t>
+              <w:t>package-lock.json</w:t>
             </w:r>
             <w:proofErr w:type="spellEnd"/>
-            <w:proofErr w:type="gramEnd"/>
           </w:p>
         </w:tc>
         <w:tc>
@@ -13297,33 +13153,20 @@
         <w:spacing w:after="0"/>
       </w:pPr>
       <w:proofErr w:type="spellStart"/>
-      <w:proofErr w:type="gramStart"/>
       <w:r>
         <w:t>describe</w:t>
       </w:r>
       <w:proofErr w:type="spellEnd"/>
       <w:r>
-        <w:t>(</w:t>
-      </w:r>
-      <w:proofErr w:type="gramEnd"/>
-      <w:r>
-        <w:t>'Teste de login', () =&gt; {</w:t>
-      </w:r>
-    </w:p>
-    <w:p>
-      <w:pPr>
-        <w:spacing w:after="0"/>
-      </w:pPr>
-      <w:r>
-        <w:t xml:space="preserve">  </w:t>
-      </w:r>
-      <w:proofErr w:type="gramStart"/>
-      <w:r>
-        <w:t>it(</w:t>
-      </w:r>
-      <w:proofErr w:type="gramEnd"/>
-      <w:r>
-        <w:t>'deve acessar a página de exemplo', () =&gt; {</w:t>
+        <w:t>('Teste de login', () =&gt; {</w:t>
+      </w:r>
+    </w:p>
+    <w:p>
+      <w:pPr>
+        <w:spacing w:after="0"/>
+      </w:pPr>
+      <w:r>
+        <w:t xml:space="preserve">  it('deve acessar a página de exemplo', () =&gt; {</w:t>
       </w:r>
     </w:p>
     <w:p>
@@ -13335,12 +13178,10 @@
         <w:t xml:space="preserve">    </w:t>
       </w:r>
       <w:proofErr w:type="spellStart"/>
-      <w:proofErr w:type="gramStart"/>
       <w:r>
         <w:t>cy.visit</w:t>
       </w:r>
       <w:proofErr w:type="spellEnd"/>
-      <w:proofErr w:type="gramEnd"/>
       <w:r>
         <w:t>('https://example.cypress.io')</w:t>
       </w:r>
@@ -13383,17 +13224,12 @@
         <w:spacing w:after="0"/>
       </w:pPr>
       <w:proofErr w:type="spellStart"/>
-      <w:proofErr w:type="gramStart"/>
       <w:r>
         <w:t>describe</w:t>
       </w:r>
       <w:proofErr w:type="spellEnd"/>
       <w:r>
-        <w:t>(</w:t>
-      </w:r>
-      <w:proofErr w:type="gramEnd"/>
-      <w:r>
-        <w:t>) agrupa os testes de um contexto, neste caso, o login.</w:t>
+        <w:t>() agrupa os testes de um contexto, neste caso, o login.</w:t>
       </w:r>
     </w:p>
     <w:p>
@@ -13404,13 +13240,8 @@
         </w:numPr>
         <w:spacing w:after="0"/>
       </w:pPr>
-      <w:proofErr w:type="gramStart"/>
-      <w:r>
-        <w:t>it(</w:t>
-      </w:r>
-      <w:proofErr w:type="gramEnd"/>
-      <w:r>
-        <w:t>) define um caso de teste específico.</w:t>
+      <w:r>
+        <w:t>it() define um caso de teste específico.</w:t>
       </w:r>
     </w:p>
     <w:p>
@@ -13422,12 +13253,10 @@
         <w:spacing w:after="0"/>
       </w:pPr>
       <w:proofErr w:type="spellStart"/>
-      <w:proofErr w:type="gramStart"/>
       <w:r>
         <w:t>cy.visit</w:t>
       </w:r>
       <w:proofErr w:type="spellEnd"/>
-      <w:proofErr w:type="gramEnd"/>
       <w:r>
         <w:t>() manda o Cypress acessar uma URL.</w:t>
       </w:r>
@@ -13770,33 +13599,20 @@
         <w:spacing w:after="0"/>
       </w:pPr>
       <w:proofErr w:type="spellStart"/>
-      <w:proofErr w:type="gramStart"/>
       <w:r>
         <w:t>describe</w:t>
       </w:r>
       <w:proofErr w:type="spellEnd"/>
       <w:r>
-        <w:t>(</w:t>
-      </w:r>
-      <w:proofErr w:type="gramEnd"/>
-      <w:r>
-        <w:t>'Login', () =&gt; {</w:t>
-      </w:r>
-    </w:p>
-    <w:p>
-      <w:pPr>
-        <w:spacing w:after="0"/>
-      </w:pPr>
-      <w:r>
-        <w:t xml:space="preserve">    </w:t>
-      </w:r>
-      <w:proofErr w:type="gramStart"/>
-      <w:r>
-        <w:t>it(</w:t>
-      </w:r>
-      <w:proofErr w:type="gramEnd"/>
-      <w:r>
-        <w:t>'Login com dados validos deve permitir entrada no sistema', () =&gt; {</w:t>
+        <w:t>('Login', () =&gt; {</w:t>
+      </w:r>
+    </w:p>
+    <w:p>
+      <w:pPr>
+        <w:spacing w:after="0"/>
+      </w:pPr>
+      <w:r>
+        <w:t>    it('Login com dados validos deve permitir entrada no sistema', () =&gt; {</w:t>
       </w:r>
     </w:p>
     <w:p>
@@ -13807,12 +13623,10 @@
         <w:t xml:space="preserve">        </w:t>
       </w:r>
       <w:proofErr w:type="spellStart"/>
-      <w:proofErr w:type="gramStart"/>
       <w:r>
         <w:t>cy.visit</w:t>
       </w:r>
       <w:proofErr w:type="spellEnd"/>
-      <w:proofErr w:type="gramEnd"/>
       <w:r>
         <w:t>('http://localhost:4000')</w:t>
       </w:r>
@@ -13838,36 +13652,21 @@
       </w:r>
       <w:proofErr w:type="spellEnd"/>
       <w:r>
-        <w:t>'</w:t>
-      </w:r>
-      <w:proofErr w:type="gramStart"/>
-      <w:r>
-        <w:t>).click</w:t>
-      </w:r>
-      <w:proofErr w:type="gramEnd"/>
-      <w:r>
-        <w:t>(</w:t>
-      </w:r>
-      <w:proofErr w:type="gramStart"/>
-      <w:r>
-        <w:t>).</w:t>
+        <w:t>').click().</w:t>
       </w:r>
       <w:proofErr w:type="spellStart"/>
       <w:r>
         <w:t>type</w:t>
       </w:r>
       <w:proofErr w:type="spellEnd"/>
-      <w:proofErr w:type="gramEnd"/>
       <w:r>
         <w:t>('</w:t>
       </w:r>
       <w:proofErr w:type="spellStart"/>
-      <w:proofErr w:type="gramStart"/>
       <w:r>
         <w:t>julio.lima</w:t>
       </w:r>
       <w:proofErr w:type="spellEnd"/>
-      <w:proofErr w:type="gramEnd"/>
       <w:r>
         <w:t>')</w:t>
       </w:r>
@@ -13885,26 +13684,13 @@
       </w:r>
       <w:proofErr w:type="spellEnd"/>
       <w:r>
-        <w:t>('#senha'</w:t>
-      </w:r>
-      <w:proofErr w:type="gramStart"/>
-      <w:r>
-        <w:t>).click</w:t>
-      </w:r>
-      <w:proofErr w:type="gramEnd"/>
-      <w:r>
-        <w:t>(</w:t>
-      </w:r>
-      <w:proofErr w:type="gramStart"/>
-      <w:r>
-        <w:t>).</w:t>
+        <w:t>('#senha').click().</w:t>
       </w:r>
       <w:proofErr w:type="spellStart"/>
       <w:r>
         <w:t>type</w:t>
       </w:r>
       <w:proofErr w:type="spellEnd"/>
-      <w:proofErr w:type="gramEnd"/>
       <w:r>
         <w:t>('123456')</w:t>
       </w:r>
@@ -13918,17 +13704,12 @@
         <w:t xml:space="preserve">        </w:t>
       </w:r>
       <w:proofErr w:type="spellStart"/>
-      <w:proofErr w:type="gramStart"/>
       <w:r>
         <w:t>cy.get</w:t>
       </w:r>
       <w:proofErr w:type="spellEnd"/>
       <w:r>
-        <w:t>(</w:t>
-      </w:r>
-      <w:proofErr w:type="gramEnd"/>
-      <w:r>
-        <w:t>'#login-</w:t>
+        <w:t>('#login-</w:t>
       </w:r>
       <w:proofErr w:type="spellStart"/>
       <w:r>
@@ -13936,28 +13717,15 @@
       </w:r>
       <w:proofErr w:type="spellEnd"/>
       <w:r>
-        <w:t xml:space="preserve"> </w:t>
-      </w:r>
-      <w:proofErr w:type="gramStart"/>
-      <w:r>
-        <w:t>&gt; .</w:t>
+        <w:t xml:space="preserve"> &gt; .</w:t>
       </w:r>
       <w:proofErr w:type="spellStart"/>
       <w:r>
         <w:t>btn</w:t>
       </w:r>
       <w:proofErr w:type="spellEnd"/>
-      <w:proofErr w:type="gramEnd"/>
-      <w:r>
-        <w:t>'</w:t>
-      </w:r>
-      <w:proofErr w:type="gramStart"/>
-      <w:r>
-        <w:t>).click</w:t>
-      </w:r>
-      <w:proofErr w:type="gramEnd"/>
-      <w:r>
-        <w:t>()</w:t>
+      <w:r>
+        <w:t>').click()</w:t>
       </w:r>
     </w:p>
     <w:p>
@@ -14067,25 +13835,13 @@
       </w:r>
       <w:proofErr w:type="spellEnd"/>
       <w:r>
-        <w:t>'</w:t>
-      </w:r>
-      <w:proofErr w:type="gramStart"/>
-      <w:r>
-        <w:t>)</w:t>
+        <w:t>')</w:t>
       </w:r>
       <w:r>
         <w:t>.</w:t>
       </w:r>
       <w:r>
-        <w:t>click</w:t>
-      </w:r>
-      <w:proofErr w:type="gramEnd"/>
-      <w:r>
-        <w:t>(</w:t>
-      </w:r>
-      <w:proofErr w:type="gramStart"/>
-      <w:r>
-        <w:t>)</w:t>
+        <w:t>click()</w:t>
       </w:r>
       <w:r>
         <w:t>.</w:t>
@@ -14095,7 +13851,6 @@
         <w:t>type</w:t>
       </w:r>
       <w:proofErr w:type="spellEnd"/>
-      <w:proofErr w:type="gramEnd"/>
       <w:r>
         <w:t>('</w:t>
       </w:r>
@@ -14360,26 +14115,14 @@
         <w:spacing w:after="0" w:line="240" w:lineRule="auto"/>
       </w:pPr>
       <w:r>
-        <w:t xml:space="preserve">Para verificar se o login funcionou, podemos conferir se o </w:t>
-      </w:r>
-      <w:proofErr w:type="gramStart"/>
-      <w:r>
-        <w:t xml:space="preserve">título </w:t>
-      </w:r>
-      <w:r>
-        <w:rPr>
-          <w:b/>
-          <w:bCs/>
-        </w:rPr>
-        <w:t>Realizar</w:t>
-      </w:r>
-      <w:proofErr w:type="gramEnd"/>
-      <w:r>
-        <w:rPr>
-          <w:b/>
-          <w:bCs/>
-        </w:rPr>
-        <w:t xml:space="preserve"> transferência</w:t>
+        <w:t xml:space="preserve">Para verificar se o login funcionou, podemos conferir se o título </w:t>
+      </w:r>
+      <w:r>
+        <w:rPr>
+          <w:b/>
+          <w:bCs/>
+        </w:rPr>
+        <w:t>Realizar transferência</w:t>
       </w:r>
       <w:r>
         <w:t xml:space="preserve"> está visível após a autenticação.</w:t>
@@ -14418,12 +14161,10 @@
         <w:t xml:space="preserve">    </w:t>
       </w:r>
       <w:proofErr w:type="spellStart"/>
-      <w:proofErr w:type="gramStart"/>
       <w:r>
         <w:t>cy.contains</w:t>
       </w:r>
       <w:proofErr w:type="spellEnd"/>
-      <w:proofErr w:type="gramEnd"/>
       <w:r>
         <w:t>('h4', 'Realizar transferência')</w:t>
       </w:r>
@@ -14439,12 +14180,10 @@
         <w:t>('</w:t>
       </w:r>
       <w:proofErr w:type="spellStart"/>
-      <w:proofErr w:type="gramStart"/>
       <w:r>
         <w:t>be.visible</w:t>
       </w:r>
       <w:proofErr w:type="spellEnd"/>
-      <w:proofErr w:type="gramEnd"/>
       <w:r>
         <w:t>')</w:t>
       </w:r>
@@ -14479,12 +14218,10 @@
         <w:spacing w:after="0" w:line="240" w:lineRule="auto"/>
       </w:pPr>
       <w:proofErr w:type="spellStart"/>
-      <w:proofErr w:type="gramStart"/>
       <w:r>
         <w:t>cy.contains</w:t>
       </w:r>
       <w:proofErr w:type="spellEnd"/>
-      <w:proofErr w:type="gramEnd"/>
       <w:r>
         <w:t>('h4', 'Realizar transferência'): procura um elemento h4 que contenha o texto informado.</w:t>
       </w:r>
@@ -14497,7 +14234,6 @@
         </w:numPr>
         <w:spacing w:after="0" w:line="240" w:lineRule="auto"/>
       </w:pPr>
-      <w:proofErr w:type="gramStart"/>
       <w:r>
         <w:t>.</w:t>
       </w:r>
@@ -14506,17 +14242,14 @@
         <w:t>should</w:t>
       </w:r>
       <w:proofErr w:type="spellEnd"/>
-      <w:proofErr w:type="gramEnd"/>
       <w:r>
         <w:t>('</w:t>
       </w:r>
       <w:proofErr w:type="spellStart"/>
-      <w:proofErr w:type="gramStart"/>
       <w:r>
         <w:t>be.visible</w:t>
       </w:r>
       <w:proofErr w:type="spellEnd"/>
-      <w:proofErr w:type="gramEnd"/>
       <w:r>
         <w:t>'): verifica se o elemento está visível na página.</w:t>
       </w:r>
@@ -14636,17 +14369,12 @@
         <w:t xml:space="preserve">O método </w:t>
       </w:r>
       <w:proofErr w:type="spellStart"/>
-      <w:proofErr w:type="gramStart"/>
       <w:r>
         <w:t>should</w:t>
       </w:r>
       <w:proofErr w:type="spellEnd"/>
       <w:r>
-        <w:t>(</w:t>
-      </w:r>
-      <w:proofErr w:type="gramEnd"/>
-      <w:r>
-        <w:t xml:space="preserve">) aceita diferentes verificações, chamadas </w:t>
+        <w:t xml:space="preserve">() aceita diferentes verificações, chamadas </w:t>
       </w:r>
       <w:proofErr w:type="spellStart"/>
       <w:r>
@@ -14755,7 +14483,6 @@
             <w:pPr>
               <w:spacing w:after="0" w:line="240" w:lineRule="auto"/>
             </w:pPr>
-            <w:proofErr w:type="gramStart"/>
             <w:r>
               <w:t>.</w:t>
             </w:r>
@@ -14764,17 +14491,14 @@
               <w:t>should</w:t>
             </w:r>
             <w:proofErr w:type="spellEnd"/>
-            <w:proofErr w:type="gramEnd"/>
             <w:r>
               <w:t>('</w:t>
             </w:r>
             <w:proofErr w:type="spellStart"/>
-            <w:proofErr w:type="gramStart"/>
             <w:r>
               <w:t>be.visible</w:t>
             </w:r>
             <w:proofErr w:type="spellEnd"/>
-            <w:proofErr w:type="gramEnd"/>
             <w:r>
               <w:t>')</w:t>
             </w:r>
@@ -14810,7 +14534,6 @@
             <w:pPr>
               <w:spacing w:after="0" w:line="240" w:lineRule="auto"/>
             </w:pPr>
-            <w:proofErr w:type="gramStart"/>
             <w:r>
               <w:t>.</w:t>
             </w:r>
@@ -14819,7 +14542,6 @@
               <w:t>should</w:t>
             </w:r>
             <w:proofErr w:type="spellEnd"/>
-            <w:proofErr w:type="gramEnd"/>
             <w:r>
               <w:t>('</w:t>
             </w:r>
@@ -14863,7 +14585,6 @@
             <w:pPr>
               <w:spacing w:after="0" w:line="240" w:lineRule="auto"/>
             </w:pPr>
-            <w:proofErr w:type="gramStart"/>
             <w:r>
               <w:t>.</w:t>
             </w:r>
@@ -14872,17 +14593,14 @@
               <w:t>should</w:t>
             </w:r>
             <w:proofErr w:type="spellEnd"/>
-            <w:proofErr w:type="gramEnd"/>
             <w:r>
               <w:t>('</w:t>
             </w:r>
             <w:proofErr w:type="spellStart"/>
-            <w:proofErr w:type="gramStart"/>
             <w:r>
               <w:t>not.exist</w:t>
             </w:r>
             <w:proofErr w:type="spellEnd"/>
-            <w:proofErr w:type="gramEnd"/>
             <w:r>
               <w:t>')</w:t>
             </w:r>
@@ -14918,7 +14636,6 @@
             <w:pPr>
               <w:spacing w:after="0" w:line="240" w:lineRule="auto"/>
             </w:pPr>
-            <w:proofErr w:type="gramStart"/>
             <w:r>
               <w:t>.</w:t>
             </w:r>
@@ -14927,17 +14644,14 @@
               <w:t>should</w:t>
             </w:r>
             <w:proofErr w:type="spellEnd"/>
-            <w:proofErr w:type="gramEnd"/>
             <w:r>
               <w:t>('</w:t>
             </w:r>
             <w:proofErr w:type="spellStart"/>
-            <w:proofErr w:type="gramStart"/>
             <w:r>
               <w:t>be.enabled</w:t>
             </w:r>
             <w:proofErr w:type="spellEnd"/>
-            <w:proofErr w:type="gramEnd"/>
             <w:r>
               <w:t>')</w:t>
             </w:r>
@@ -14973,7 +14687,6 @@
             <w:pPr>
               <w:spacing w:after="0" w:line="240" w:lineRule="auto"/>
             </w:pPr>
-            <w:proofErr w:type="gramStart"/>
             <w:r>
               <w:t>.</w:t>
             </w:r>
@@ -14982,7 +14695,6 @@
               <w:t>should</w:t>
             </w:r>
             <w:proofErr w:type="spellEnd"/>
-            <w:proofErr w:type="gramEnd"/>
             <w:r>
               <w:t>('</w:t>
             </w:r>
@@ -15026,7 +14738,6 @@
             <w:pPr>
               <w:spacing w:after="0" w:line="240" w:lineRule="auto"/>
             </w:pPr>
-            <w:proofErr w:type="gramStart"/>
             <w:r>
               <w:t>.</w:t>
             </w:r>
@@ -15035,7 +14746,6 @@
               <w:t>should</w:t>
             </w:r>
             <w:proofErr w:type="spellEnd"/>
-            <w:proofErr w:type="gramEnd"/>
             <w:r>
               <w:t>('</w:t>
             </w:r>
@@ -15334,15 +15044,7 @@
         <w:spacing w:after="0" w:line="240" w:lineRule="auto"/>
       </w:pPr>
       <w:r>
-        <w:t xml:space="preserve">  </w:t>
-      </w:r>
-      <w:proofErr w:type="gramStart"/>
-      <w:r>
-        <w:t>it(</w:t>
-      </w:r>
-      <w:proofErr w:type="gramEnd"/>
-      <w:r>
-        <w:t>'Login com dados inválidos deve apresentar mensagem de erro', () =&gt; {</w:t>
+        <w:t xml:space="preserve">  it('Login com dados inválidos deve apresentar mensagem de erro', () =&gt; {</w:t>
       </w:r>
     </w:p>
     <w:p>
@@ -15353,12 +15055,10 @@
         <w:t xml:space="preserve">    </w:t>
       </w:r>
       <w:proofErr w:type="spellStart"/>
-      <w:proofErr w:type="gramStart"/>
       <w:r>
         <w:t>cy.visit</w:t>
       </w:r>
       <w:proofErr w:type="spellEnd"/>
-      <w:proofErr w:type="gramEnd"/>
       <w:r>
         <w:t>('http://localhost:4000')</w:t>
       </w:r>
@@ -15389,25 +15089,13 @@
       </w:r>
       <w:proofErr w:type="spellEnd"/>
       <w:r>
-        <w:t>'</w:t>
-      </w:r>
-      <w:proofErr w:type="gramStart"/>
-      <w:r>
-        <w:t>)</w:t>
+        <w:t>')</w:t>
       </w:r>
       <w:r>
         <w:t>.</w:t>
       </w:r>
       <w:r>
-        <w:t>click</w:t>
-      </w:r>
-      <w:proofErr w:type="gramEnd"/>
-      <w:r>
-        <w:t>(</w:t>
-      </w:r>
-      <w:proofErr w:type="gramStart"/>
-      <w:r>
-        <w:t>)</w:t>
+        <w:t>click()</w:t>
       </w:r>
       <w:r>
         <w:t>.</w:t>
@@ -15417,7 +15105,6 @@
         <w:t>type</w:t>
       </w:r>
       <w:proofErr w:type="spellEnd"/>
-      <w:proofErr w:type="gramEnd"/>
       <w:r>
         <w:t>('</w:t>
       </w:r>
@@ -15451,25 +15138,13 @@
       </w:r>
       <w:proofErr w:type="spellEnd"/>
       <w:r>
-        <w:t>'</w:t>
-      </w:r>
-      <w:proofErr w:type="gramStart"/>
-      <w:r>
-        <w:t>)</w:t>
+        <w:t>')</w:t>
       </w:r>
       <w:r>
         <w:t>.</w:t>
       </w:r>
       <w:r>
-        <w:t>click</w:t>
-      </w:r>
-      <w:proofErr w:type="gramEnd"/>
-      <w:r>
-        <w:t>(</w:t>
-      </w:r>
-      <w:proofErr w:type="gramStart"/>
-      <w:r>
-        <w:t>)</w:t>
+        <w:t>click()</w:t>
       </w:r>
       <w:r>
         <w:t>.</w:t>
@@ -15479,7 +15154,6 @@
         <w:t>type</w:t>
       </w:r>
       <w:proofErr w:type="spellEnd"/>
-      <w:proofErr w:type="gramEnd"/>
       <w:r>
         <w:t>('65432')</w:t>
       </w:r>
@@ -15492,12 +15166,10 @@
         <w:t xml:space="preserve">    </w:t>
       </w:r>
       <w:proofErr w:type="spellStart"/>
-      <w:proofErr w:type="gramStart"/>
       <w:r>
         <w:t>cy.contains</w:t>
       </w:r>
       <w:proofErr w:type="spellEnd"/>
-      <w:proofErr w:type="gramEnd"/>
       <w:r>
         <w:t>('</w:t>
       </w:r>
@@ -15507,15 +15179,7 @@
       </w:r>
       <w:proofErr w:type="spellEnd"/>
       <w:r>
-        <w:t>', 'Entrar'</w:t>
-      </w:r>
-      <w:proofErr w:type="gramStart"/>
-      <w:r>
-        <w:t>).click</w:t>
-      </w:r>
-      <w:proofErr w:type="gramEnd"/>
-      <w:r>
-        <w:t>()</w:t>
+        <w:t>', 'Entrar').click()</w:t>
       </w:r>
     </w:p>
     <w:p>
@@ -15539,11 +15203,7 @@
       </w:r>
       <w:proofErr w:type="spellEnd"/>
       <w:r>
-        <w:t>'</w:t>
-      </w:r>
-      <w:proofErr w:type="gramStart"/>
-      <w:r>
-        <w:t>)</w:t>
+        <w:t>')</w:t>
       </w:r>
       <w:r>
         <w:t>.</w:t>
@@ -15553,17 +15213,14 @@
         <w:t>should</w:t>
       </w:r>
       <w:proofErr w:type="spellEnd"/>
-      <w:proofErr w:type="gramEnd"/>
       <w:r>
         <w:t>('</w:t>
       </w:r>
       <w:proofErr w:type="spellStart"/>
-      <w:proofErr w:type="gramStart"/>
       <w:r>
         <w:t>be.visible</w:t>
       </w:r>
       <w:proofErr w:type="spellEnd"/>
-      <w:proofErr w:type="gramEnd"/>
       <w:r>
         <w:t>')</w:t>
       </w:r>
@@ -15574,17 +15231,12 @@
         <w:t xml:space="preserve"> </w:t>
       </w:r>
       <w:proofErr w:type="spellStart"/>
-      <w:proofErr w:type="gramStart"/>
       <w:r>
         <w:t>and</w:t>
       </w:r>
       <w:proofErr w:type="spellEnd"/>
       <w:r>
-        <w:t>(</w:t>
-      </w:r>
-      <w:proofErr w:type="gramEnd"/>
-      <w:r>
-        <w:t>'</w:t>
+        <w:t>('</w:t>
       </w:r>
       <w:proofErr w:type="spellStart"/>
       <w:r>
@@ -15661,15 +15313,7 @@
         <w:spacing w:after="0" w:line="240" w:lineRule="auto"/>
       </w:pPr>
       <w:r>
-        <w:t xml:space="preserve">O segundo </w:t>
-      </w:r>
-      <w:proofErr w:type="gramStart"/>
-      <w:r>
-        <w:t>it(</w:t>
-      </w:r>
-      <w:proofErr w:type="gramEnd"/>
-      <w:r>
-        <w:t>) executa estas etapas:</w:t>
+        <w:t>O segundo it() executa estas etapas:</w:t>
       </w:r>
     </w:p>
     <w:p>
@@ -15878,12 +15522,10 @@
               <w:spacing w:after="0" w:line="240" w:lineRule="auto"/>
             </w:pPr>
             <w:proofErr w:type="spellStart"/>
-            <w:proofErr w:type="gramStart"/>
             <w:r>
               <w:t>cy.visit</w:t>
             </w:r>
             <w:proofErr w:type="spellEnd"/>
-            <w:proofErr w:type="gramEnd"/>
             <w:r>
               <w:t>()</w:t>
             </w:r>
@@ -15975,7 +15617,6 @@
             <w:pPr>
               <w:spacing w:after="0" w:line="240" w:lineRule="auto"/>
             </w:pPr>
-            <w:proofErr w:type="gramStart"/>
             <w:r>
               <w:t>.</w:t>
             </w:r>
@@ -15984,17 +15625,14 @@
               <w:t>should</w:t>
             </w:r>
             <w:proofErr w:type="spellEnd"/>
-            <w:proofErr w:type="gramEnd"/>
             <w:r>
               <w:t>('</w:t>
             </w:r>
             <w:proofErr w:type="spellStart"/>
-            <w:proofErr w:type="gramStart"/>
             <w:r>
               <w:t>be.visible</w:t>
             </w:r>
             <w:proofErr w:type="spellEnd"/>
-            <w:proofErr w:type="gramEnd"/>
             <w:r>
               <w:t>')</w:t>
             </w:r>
@@ -16034,17 +15672,12 @@
               <w:t>.</w:t>
             </w:r>
             <w:proofErr w:type="spellStart"/>
-            <w:proofErr w:type="gramStart"/>
             <w:r>
               <w:t>and</w:t>
             </w:r>
             <w:proofErr w:type="spellEnd"/>
             <w:r>
-              <w:t>(</w:t>
-            </w:r>
-            <w:proofErr w:type="gramEnd"/>
-            <w:r>
-              <w:t>'</w:t>
+              <w:t>('</w:t>
             </w:r>
             <w:proofErr w:type="spellStart"/>
             <w:r>
@@ -16087,12 +15720,10 @@
               <w:spacing w:after="0" w:line="240" w:lineRule="auto"/>
             </w:pPr>
             <w:proofErr w:type="spellStart"/>
-            <w:proofErr w:type="gramStart"/>
             <w:r>
               <w:t>cy.contains</w:t>
             </w:r>
             <w:proofErr w:type="spellEnd"/>
-            <w:proofErr w:type="gramEnd"/>
             <w:r>
               <w:t>('</w:t>
             </w:r>
@@ -16278,15 +15909,7 @@
           <w:b/>
           <w:bCs/>
         </w:rPr>
-        <w:t>'</w:t>
-      </w:r>
-      <w:proofErr w:type="gramStart"/>
-      <w:r>
-        <w:rPr>
-          <w:b/>
-          <w:bCs/>
-        </w:rPr>
-        <w:t>).</w:t>
+        <w:t>').</w:t>
       </w:r>
       <w:proofErr w:type="spellStart"/>
       <w:r>
@@ -16297,7 +15920,6 @@
         <w:t>should</w:t>
       </w:r>
       <w:proofErr w:type="spellEnd"/>
-      <w:proofErr w:type="gramEnd"/>
       <w:r>
         <w:rPr>
           <w:b/>
@@ -16387,25 +16009,12 @@
         <w:t xml:space="preserve">Neste exemplo, o </w:t>
       </w:r>
       <w:proofErr w:type="spellStart"/>
-      <w:proofErr w:type="gramStart"/>
       <w:r>
         <w:t>describe</w:t>
       </w:r>
       <w:proofErr w:type="spellEnd"/>
       <w:r>
-        <w:t>(</w:t>
-      </w:r>
-      <w:proofErr w:type="gramEnd"/>
-      <w:r>
-        <w:t xml:space="preserve">'Login', ...) agrupa os dois cenários de login, enquanto cada </w:t>
-      </w:r>
-      <w:proofErr w:type="gramStart"/>
-      <w:r>
-        <w:t>it(</w:t>
-      </w:r>
-      <w:proofErr w:type="gramEnd"/>
-      <w:r>
-        <w:t>) representa um teste independente.</w:t>
+        <w:t>('Login', ...) agrupa os dois cenários de login, enquanto cada it() representa um teste independente.</w:t>
       </w:r>
     </w:p>
     <w:p>
@@ -16459,18 +16068,13 @@
         <w:spacing w:after="0" w:line="240" w:lineRule="auto"/>
       </w:pPr>
       <w:r>
-        <w:t xml:space="preserve">Durante o desenvolvimento, é possível executar somente um teste </w:t>
-      </w:r>
-      <w:proofErr w:type="gramStart"/>
-      <w:r>
-        <w:t>usando .</w:t>
+        <w:t>Durante o desenvolvimento, é possível executar somente um teste usando .</w:t>
       </w:r>
       <w:proofErr w:type="spellStart"/>
       <w:r>
         <w:t>only</w:t>
       </w:r>
       <w:proofErr w:type="spellEnd"/>
-      <w:proofErr w:type="gramEnd"/>
       <w:r>
         <w:t>:</w:t>
       </w:r>
@@ -16485,12 +16089,10 @@
         <w:spacing w:after="0" w:line="240" w:lineRule="auto"/>
       </w:pPr>
       <w:proofErr w:type="spellStart"/>
-      <w:proofErr w:type="gramStart"/>
       <w:r>
         <w:t>it.only</w:t>
       </w:r>
       <w:proofErr w:type="spellEnd"/>
-      <w:proofErr w:type="gramEnd"/>
       <w:r>
         <w:t>('Login com dados inválidos deve apresentar mensagem de erro', () =&gt; {</w:t>
       </w:r>
@@ -16521,18 +16123,13 @@
         <w:spacing w:after="0" w:line="240" w:lineRule="auto"/>
       </w:pPr>
       <w:r>
-        <w:t xml:space="preserve">Para executar novamente toda a suíte, remova </w:t>
-      </w:r>
-      <w:proofErr w:type="gramStart"/>
-      <w:r>
-        <w:t>o .</w:t>
+        <w:t>Para executar novamente toda a suíte, remova o .</w:t>
       </w:r>
       <w:proofErr w:type="spellStart"/>
       <w:r>
         <w:t>only</w:t>
       </w:r>
       <w:proofErr w:type="spellEnd"/>
-      <w:proofErr w:type="gramEnd"/>
       <w:r>
         <w:t>.</w:t>
       </w:r>
@@ -16561,22 +16158,18 @@
         <w:t xml:space="preserve"> não deixe </w:t>
       </w:r>
       <w:proofErr w:type="spellStart"/>
-      <w:proofErr w:type="gramStart"/>
       <w:r>
         <w:t>it.only</w:t>
       </w:r>
       <w:proofErr w:type="spellEnd"/>
-      <w:proofErr w:type="gramEnd"/>
       <w:r>
         <w:t xml:space="preserve"> ou </w:t>
       </w:r>
       <w:proofErr w:type="spellStart"/>
-      <w:proofErr w:type="gramStart"/>
       <w:r>
         <w:t>describe.only</w:t>
       </w:r>
       <w:proofErr w:type="spellEnd"/>
-      <w:proofErr w:type="gramEnd"/>
       <w:r>
         <w:t xml:space="preserve"> no código enviado ao repositório, pois os demais testes podem deixar de ser executados.</w:t>
       </w:r>
@@ -16606,7 +16199,6 @@
         <w:t xml:space="preserve">6. Usando </w:t>
       </w:r>
       <w:proofErr w:type="spellStart"/>
-      <w:proofErr w:type="gramStart"/>
       <w:r>
         <w:rPr>
           <w:b/>
@@ -16615,7 +16207,6 @@
         <w:t>cy.contains</w:t>
       </w:r>
       <w:proofErr w:type="spellEnd"/>
-      <w:proofErr w:type="gramEnd"/>
       <w:r>
         <w:rPr>
           <w:b/>
@@ -16684,23 +16275,7 @@
           <w:b/>
           <w:bCs/>
         </w:rPr>
-        <w:t>'</w:t>
-      </w:r>
-      <w:proofErr w:type="gramStart"/>
-      <w:r>
-        <w:rPr>
-          <w:b/>
-          <w:bCs/>
-        </w:rPr>
-        <w:t>).click</w:t>
-      </w:r>
-      <w:proofErr w:type="gramEnd"/>
-      <w:r>
-        <w:rPr>
-          <w:b/>
-          <w:bCs/>
-        </w:rPr>
-        <w:t>()</w:t>
+        <w:t>').click()</w:t>
       </w:r>
     </w:p>
     <w:p>
@@ -16718,7 +16293,6 @@
         <w:t xml:space="preserve"> </w:t>
       </w:r>
       <w:proofErr w:type="spellStart"/>
-      <w:proofErr w:type="gramStart"/>
       <w:r>
         <w:rPr>
           <w:b/>
@@ -16727,7 +16301,6 @@
         <w:t>cy.contains</w:t>
       </w:r>
       <w:proofErr w:type="spellEnd"/>
-      <w:proofErr w:type="gramEnd"/>
       <w:r>
         <w:rPr>
           <w:b/>
@@ -16749,23 +16322,7 @@
           <w:b/>
           <w:bCs/>
         </w:rPr>
-        <w:t>', 'Entrar'</w:t>
-      </w:r>
-      <w:proofErr w:type="gramStart"/>
-      <w:r>
-        <w:rPr>
-          <w:b/>
-          <w:bCs/>
-        </w:rPr>
-        <w:t>).click</w:t>
-      </w:r>
-      <w:proofErr w:type="gramEnd"/>
-      <w:r>
-        <w:rPr>
-          <w:b/>
-          <w:bCs/>
-        </w:rPr>
-        <w:t>()</w:t>
+        <w:t>', 'Entrar').click()</w:t>
       </w:r>
     </w:p>
     <w:p>
@@ -16794,12 +16351,10 @@
         <w:t xml:space="preserve">O </w:t>
       </w:r>
       <w:proofErr w:type="spellStart"/>
-      <w:proofErr w:type="gramStart"/>
       <w:r>
         <w:t>cy.contains</w:t>
       </w:r>
       <w:proofErr w:type="spellEnd"/>
-      <w:proofErr w:type="gramEnd"/>
       <w:r>
         <w:t>() recebe o tipo do elemento e o texto que ele deve conter. O texto precisa corresponder ao conteúdo da interface, respeitando diferenças relevantes de escrita.</w:t>
       </w:r>
@@ -17106,7 +16661,6 @@
         <w:t xml:space="preserve"> </w:t>
       </w:r>
       <w:proofErr w:type="spellStart"/>
-      <w:proofErr w:type="gramStart"/>
       <w:r>
         <w:t>add</w:t>
       </w:r>
@@ -17114,7 +16668,6 @@
       <w:r>
         <w:t xml:space="preserve"> .</w:t>
       </w:r>
-      <w:proofErr w:type="gramEnd"/>
     </w:p>
     <w:p>
       <w:pPr>
@@ -17300,28 +16853,15 @@
         <w:spacing w:after="0" w:line="240" w:lineRule="auto"/>
       </w:pPr>
       <w:r>
-        <w:t xml:space="preserve">Criar um segundo </w:t>
-      </w:r>
-      <w:proofErr w:type="gramStart"/>
-      <w:r>
-        <w:t>it(</w:t>
-      </w:r>
-      <w:proofErr w:type="gramEnd"/>
-      <w:r>
-        <w:t xml:space="preserve">) dentro do mesmo </w:t>
-      </w:r>
-      <w:proofErr w:type="spellStart"/>
-      <w:proofErr w:type="gramStart"/>
+        <w:t xml:space="preserve">Criar um segundo it() dentro do mesmo </w:t>
+      </w:r>
+      <w:proofErr w:type="spellStart"/>
       <w:r>
         <w:t>describe</w:t>
       </w:r>
       <w:proofErr w:type="spellEnd"/>
       <w:r>
-        <w:t>(</w:t>
-      </w:r>
-      <w:proofErr w:type="gramEnd"/>
-      <w:r>
-        <w:t>).</w:t>
+        <w:t>().</w:t>
       </w:r>
     </w:p>
     <w:p>
@@ -17348,12 +16888,10 @@
         <w:t xml:space="preserve">Validar a visibilidade de uma mensagem com </w:t>
       </w:r>
       <w:proofErr w:type="spellStart"/>
-      <w:proofErr w:type="gramStart"/>
       <w:r>
         <w:t>be.visible</w:t>
       </w:r>
       <w:proofErr w:type="spellEnd"/>
-      <w:proofErr w:type="gramEnd"/>
       <w:r>
         <w:t>.</w:t>
       </w:r>
@@ -17390,25 +16928,18 @@
         <w:t xml:space="preserve">Entender a diferença entre </w:t>
       </w:r>
       <w:proofErr w:type="spellStart"/>
-      <w:proofErr w:type="gramStart"/>
       <w:r>
         <w:t>cy.get</w:t>
       </w:r>
       <w:proofErr w:type="spellEnd"/>
       <w:r>
-        <w:t>(</w:t>
-      </w:r>
-      <w:proofErr w:type="gramEnd"/>
-      <w:r>
-        <w:t xml:space="preserve">) e </w:t>
-      </w:r>
-      <w:proofErr w:type="spellStart"/>
-      <w:proofErr w:type="gramStart"/>
+        <w:t xml:space="preserve">() e </w:t>
+      </w:r>
+      <w:proofErr w:type="spellStart"/>
       <w:r>
         <w:t>cy.contains</w:t>
       </w:r>
       <w:proofErr w:type="spellEnd"/>
-      <w:proofErr w:type="gramEnd"/>
       <w:r>
         <w:t>().</w:t>
       </w:r>
@@ -17425,12 +16956,10 @@
         <w:t xml:space="preserve">Executar apenas um teste com </w:t>
       </w:r>
       <w:proofErr w:type="spellStart"/>
-      <w:proofErr w:type="gramStart"/>
       <w:r>
         <w:t>it.only</w:t>
       </w:r>
       <w:proofErr w:type="spellEnd"/>
-      <w:proofErr w:type="gramEnd"/>
       <w:r>
         <w:t xml:space="preserve"> e depois removê-lo.</w:t>
       </w:r>
@@ -17638,7 +17167,6 @@
         <w:t xml:space="preserve">2. Código com </w:t>
       </w:r>
       <w:proofErr w:type="spellStart"/>
-      <w:proofErr w:type="gramStart"/>
       <w:r>
         <w:rPr>
           <w:b/>
@@ -17652,15 +17180,7 @@
           <w:b/>
           <w:bCs/>
         </w:rPr>
-        <w:t>(</w:t>
-      </w:r>
-      <w:proofErr w:type="gramEnd"/>
-      <w:r>
-        <w:rPr>
-          <w:b/>
-          <w:bCs/>
-        </w:rPr>
-        <w:t>)</w:t>
+        <w:t>()</w:t>
       </w:r>
     </w:p>
     <w:p>
@@ -17684,17 +17204,12 @@
         <w:spacing w:after="0"/>
       </w:pPr>
       <w:proofErr w:type="spellStart"/>
-      <w:proofErr w:type="gramStart"/>
       <w:r>
         <w:t>describe</w:t>
       </w:r>
       <w:proofErr w:type="spellEnd"/>
       <w:r>
-        <w:t>(</w:t>
-      </w:r>
-      <w:proofErr w:type="gramEnd"/>
-      <w:r>
-        <w:t>'Login', () =&gt; {</w:t>
+        <w:t>('Login', () =&gt; {</w:t>
       </w:r>
     </w:p>
     <w:p>
@@ -17705,17 +17220,12 @@
         <w:t xml:space="preserve">  </w:t>
       </w:r>
       <w:proofErr w:type="spellStart"/>
-      <w:proofErr w:type="gramStart"/>
       <w:r>
         <w:t>beforeEach</w:t>
       </w:r>
       <w:proofErr w:type="spellEnd"/>
       <w:r>
-        <w:t>(</w:t>
-      </w:r>
-      <w:proofErr w:type="gramEnd"/>
-      <w:r>
-        <w:t>() =&gt; {</w:t>
+        <w:t>(() =&gt; {</w:t>
       </w:r>
     </w:p>
     <w:p>
@@ -17726,12 +17236,10 @@
         <w:t xml:space="preserve">    </w:t>
       </w:r>
       <w:proofErr w:type="spellStart"/>
-      <w:proofErr w:type="gramStart"/>
       <w:r>
         <w:t>cy.visit</w:t>
       </w:r>
       <w:proofErr w:type="spellEnd"/>
-      <w:proofErr w:type="gramEnd"/>
       <w:r>
         <w:t>('http://localhost:4000')</w:t>
       </w:r>
@@ -17754,15 +17262,7 @@
         <w:spacing w:after="0"/>
       </w:pPr>
       <w:r>
-        <w:t xml:space="preserve">  </w:t>
-      </w:r>
-      <w:proofErr w:type="gramStart"/>
-      <w:r>
-        <w:t>it(</w:t>
-      </w:r>
-      <w:proofErr w:type="gramEnd"/>
-      <w:r>
-        <w:t>'Login válido deve permitir entrada no sistema', () =&gt; {</w:t>
+        <w:t xml:space="preserve">  it('Login válido deve permitir entrada no sistema', () =&gt; {</w:t>
       </w:r>
     </w:p>
     <w:p>
@@ -17786,18 +17286,13 @@
       </w:r>
       <w:proofErr w:type="spellEnd"/>
       <w:r>
-        <w:t>'</w:t>
-      </w:r>
-      <w:proofErr w:type="gramStart"/>
-      <w:r>
-        <w:t>).</w:t>
+        <w:t>').</w:t>
       </w:r>
       <w:proofErr w:type="spellStart"/>
       <w:r>
         <w:t>type</w:t>
       </w:r>
       <w:proofErr w:type="spellEnd"/>
-      <w:proofErr w:type="gramEnd"/>
       <w:r>
         <w:t>('</w:t>
       </w:r>
@@ -17831,18 +17326,13 @@
       </w:r>
       <w:proofErr w:type="spellEnd"/>
       <w:r>
-        <w:t>'</w:t>
-      </w:r>
-      <w:proofErr w:type="gramStart"/>
-      <w:r>
-        <w:t>).</w:t>
+        <w:t>').</w:t>
       </w:r>
       <w:proofErr w:type="spellStart"/>
       <w:r>
         <w:t>type</w:t>
       </w:r>
       <w:proofErr w:type="spellEnd"/>
-      <w:proofErr w:type="gramEnd"/>
       <w:r>
         <w:t>('23456')</w:t>
       </w:r>
@@ -17855,12 +17345,10 @@
         <w:t xml:space="preserve">    </w:t>
       </w:r>
       <w:proofErr w:type="spellStart"/>
-      <w:proofErr w:type="gramStart"/>
       <w:r>
         <w:t>cy.contains</w:t>
       </w:r>
       <w:proofErr w:type="spellEnd"/>
-      <w:proofErr w:type="gramEnd"/>
       <w:r>
         <w:t>('</w:t>
       </w:r>
@@ -17870,15 +17358,7 @@
       </w:r>
       <w:proofErr w:type="spellEnd"/>
       <w:r>
-        <w:t>', 'Entrar'</w:t>
-      </w:r>
-      <w:proofErr w:type="gramStart"/>
-      <w:r>
-        <w:t>).click</w:t>
-      </w:r>
-      <w:proofErr w:type="gramEnd"/>
-      <w:r>
-        <w:t>()</w:t>
+        <w:t>', 'Entrar').click()</w:t>
       </w:r>
     </w:p>
     <w:p>
@@ -17894,12 +17374,10 @@
         <w:t xml:space="preserve">    </w:t>
       </w:r>
       <w:proofErr w:type="spellStart"/>
-      <w:proofErr w:type="gramStart"/>
       <w:r>
         <w:t>cy.contains</w:t>
       </w:r>
       <w:proofErr w:type="spellEnd"/>
-      <w:proofErr w:type="gramEnd"/>
       <w:r>
         <w:t>('h4', 'Realizar transferência')</w:t>
       </w:r>
@@ -17909,28 +17387,21 @@
         <w:spacing w:after="0"/>
       </w:pPr>
       <w:r>
-        <w:t xml:space="preserve">      </w:t>
-      </w:r>
-      <w:proofErr w:type="gramStart"/>
-      <w:r>
-        <w:t>.</w:t>
+        <w:t xml:space="preserve">      .</w:t>
       </w:r>
       <w:proofErr w:type="spellStart"/>
       <w:r>
         <w:t>should</w:t>
       </w:r>
       <w:proofErr w:type="spellEnd"/>
-      <w:proofErr w:type="gramEnd"/>
       <w:r>
         <w:t>('</w:t>
       </w:r>
       <w:proofErr w:type="spellStart"/>
-      <w:proofErr w:type="gramStart"/>
       <w:r>
         <w:t>be.visible</w:t>
       </w:r>
       <w:proofErr w:type="spellEnd"/>
-      <w:proofErr w:type="gramEnd"/>
       <w:r>
         <w:t>')</w:t>
       </w:r>
@@ -17953,15 +17424,7 @@
         <w:spacing w:after="0"/>
       </w:pPr>
       <w:r>
-        <w:t xml:space="preserve">  </w:t>
-      </w:r>
-      <w:proofErr w:type="gramStart"/>
-      <w:r>
-        <w:t>it(</w:t>
-      </w:r>
-      <w:proofErr w:type="gramEnd"/>
-      <w:r>
-        <w:t>'Login inválido deve apresentar mensagem de erro', () =&gt; {</w:t>
+        <w:t xml:space="preserve">  it('Login inválido deve apresentar mensagem de erro', () =&gt; {</w:t>
       </w:r>
     </w:p>
     <w:p>
@@ -17985,18 +17448,13 @@
       </w:r>
       <w:proofErr w:type="spellEnd"/>
       <w:r>
-        <w:t>'</w:t>
-      </w:r>
-      <w:proofErr w:type="gramStart"/>
-      <w:r>
-        <w:t>).</w:t>
+        <w:t>').</w:t>
       </w:r>
       <w:proofErr w:type="spellStart"/>
       <w:r>
         <w:t>type</w:t>
       </w:r>
       <w:proofErr w:type="spellEnd"/>
-      <w:proofErr w:type="gramEnd"/>
       <w:r>
         <w:t>('</w:t>
       </w:r>
@@ -18030,18 +17488,13 @@
       </w:r>
       <w:proofErr w:type="spellEnd"/>
       <w:r>
-        <w:t>'</w:t>
-      </w:r>
-      <w:proofErr w:type="gramStart"/>
-      <w:r>
-        <w:t>).</w:t>
+        <w:t>').</w:t>
       </w:r>
       <w:proofErr w:type="spellStart"/>
       <w:r>
         <w:t>type</w:t>
       </w:r>
       <w:proofErr w:type="spellEnd"/>
-      <w:proofErr w:type="gramEnd"/>
       <w:r>
         <w:t>('65432')</w:t>
       </w:r>
@@ -18054,12 +17507,10 @@
         <w:t xml:space="preserve">    </w:t>
       </w:r>
       <w:proofErr w:type="spellStart"/>
-      <w:proofErr w:type="gramStart"/>
       <w:r>
         <w:t>cy.contains</w:t>
       </w:r>
       <w:proofErr w:type="spellEnd"/>
-      <w:proofErr w:type="gramEnd"/>
       <w:r>
         <w:t>('</w:t>
       </w:r>
@@ -18069,15 +17520,7 @@
       </w:r>
       <w:proofErr w:type="spellEnd"/>
       <w:r>
-        <w:t>', 'Entrar'</w:t>
-      </w:r>
-      <w:proofErr w:type="gramStart"/>
-      <w:r>
-        <w:t>).click</w:t>
-      </w:r>
-      <w:proofErr w:type="gramEnd"/>
-      <w:r>
-        <w:t>()</w:t>
+        <w:t>', 'Entrar').click()</w:t>
       </w:r>
     </w:p>
     <w:p>
@@ -18114,28 +17557,21 @@
         <w:spacing w:after="0"/>
       </w:pPr>
       <w:r>
-        <w:t xml:space="preserve">      </w:t>
-      </w:r>
-      <w:proofErr w:type="gramStart"/>
-      <w:r>
-        <w:t>.</w:t>
+        <w:t xml:space="preserve">      .</w:t>
       </w:r>
       <w:proofErr w:type="spellStart"/>
       <w:r>
         <w:t>should</w:t>
       </w:r>
       <w:proofErr w:type="spellEnd"/>
-      <w:proofErr w:type="gramEnd"/>
       <w:r>
         <w:t>('</w:t>
       </w:r>
       <w:proofErr w:type="spellStart"/>
-      <w:proofErr w:type="gramStart"/>
       <w:r>
         <w:t>be.visible</w:t>
       </w:r>
       <w:proofErr w:type="spellEnd"/>
-      <w:proofErr w:type="gramEnd"/>
       <w:r>
         <w:t>')</w:t>
       </w:r>
@@ -18148,17 +17584,12 @@
         <w:t xml:space="preserve">      .</w:t>
       </w:r>
       <w:proofErr w:type="spellStart"/>
-      <w:proofErr w:type="gramStart"/>
       <w:r>
         <w:t>and</w:t>
       </w:r>
       <w:proofErr w:type="spellEnd"/>
       <w:r>
-        <w:t>(</w:t>
-      </w:r>
-      <w:proofErr w:type="gramEnd"/>
-      <w:r>
-        <w:t>'</w:t>
+        <w:t>('</w:t>
       </w:r>
       <w:proofErr w:type="spellStart"/>
       <w:r>
@@ -18312,17 +17743,12 @@
               <w:spacing w:after="0"/>
             </w:pPr>
             <w:proofErr w:type="spellStart"/>
-            <w:proofErr w:type="gramStart"/>
             <w:r>
               <w:t>before</w:t>
             </w:r>
             <w:proofErr w:type="spellEnd"/>
             <w:r>
-              <w:t>(</w:t>
-            </w:r>
-            <w:proofErr w:type="gramEnd"/>
-            <w:r>
-              <w:t>)</w:t>
+              <w:t>()</w:t>
             </w:r>
           </w:p>
         </w:tc>
@@ -18357,17 +17783,12 @@
               <w:spacing w:after="0"/>
             </w:pPr>
             <w:proofErr w:type="spellStart"/>
-            <w:proofErr w:type="gramStart"/>
             <w:r>
               <w:t>beforeEach</w:t>
             </w:r>
             <w:proofErr w:type="spellEnd"/>
             <w:r>
-              <w:t>(</w:t>
-            </w:r>
-            <w:proofErr w:type="gramEnd"/>
-            <w:r>
-              <w:t>)</w:t>
+              <w:t>()</w:t>
             </w:r>
           </w:p>
         </w:tc>
@@ -18402,17 +17823,12 @@
               <w:spacing w:after="0"/>
             </w:pPr>
             <w:proofErr w:type="spellStart"/>
-            <w:proofErr w:type="gramStart"/>
             <w:r>
               <w:t>afterEach</w:t>
             </w:r>
             <w:proofErr w:type="spellEnd"/>
             <w:r>
-              <w:t>(</w:t>
-            </w:r>
-            <w:proofErr w:type="gramEnd"/>
-            <w:r>
-              <w:t>)</w:t>
+              <w:t>()</w:t>
             </w:r>
           </w:p>
         </w:tc>
@@ -18447,17 +17863,12 @@
               <w:spacing w:after="0"/>
             </w:pPr>
             <w:proofErr w:type="spellStart"/>
-            <w:proofErr w:type="gramStart"/>
             <w:r>
               <w:t>after</w:t>
             </w:r>
             <w:proofErr w:type="spellEnd"/>
             <w:r>
-              <w:t>(</w:t>
-            </w:r>
-            <w:proofErr w:type="gramEnd"/>
-            <w:r>
-              <w:t>)</w:t>
+              <w:t>()</w:t>
             </w:r>
           </w:p>
         </w:tc>
@@ -18493,33 +17904,18 @@
         <w:t xml:space="preserve"> </w:t>
       </w:r>
       <w:proofErr w:type="spellStart"/>
-      <w:proofErr w:type="gramStart"/>
       <w:r>
         <w:t>beforeEach</w:t>
       </w:r>
       <w:proofErr w:type="spellEnd"/>
       <w:r>
-        <w:t>(</w:t>
-      </w:r>
-      <w:proofErr w:type="gramEnd"/>
-      <w:r>
-        <w:t xml:space="preserve">) abre a página antes de cada </w:t>
-      </w:r>
-      <w:proofErr w:type="gramStart"/>
-      <w:r>
-        <w:t>it(</w:t>
-      </w:r>
-      <w:proofErr w:type="gramEnd"/>
-      <w:r>
-        <w:t xml:space="preserve">). Assim, não precisamos repetir </w:t>
-      </w:r>
-      <w:proofErr w:type="spellStart"/>
-      <w:proofErr w:type="gramStart"/>
+        <w:t xml:space="preserve">() abre a página antes de cada it(). Assim, não precisamos repetir </w:t>
+      </w:r>
+      <w:proofErr w:type="spellStart"/>
       <w:r>
         <w:t>cy.visit</w:t>
       </w:r>
       <w:proofErr w:type="spellEnd"/>
-      <w:proofErr w:type="gramEnd"/>
       <w:r>
         <w:t>() nos dois testes.</w:t>
       </w:r>
@@ -18645,7 +18041,6 @@
         <w:t xml:space="preserve"> </w:t>
       </w:r>
       <w:proofErr w:type="spellStart"/>
-      <w:proofErr w:type="gramStart"/>
       <w:r>
         <w:t>add</w:t>
       </w:r>
@@ -18653,7 +18048,6 @@
       <w:r>
         <w:t xml:space="preserve"> .</w:t>
       </w:r>
-      <w:proofErr w:type="gramEnd"/>
     </w:p>
     <w:p>
       <w:pPr>
@@ -18834,17 +18228,12 @@
         <w:t xml:space="preserve">Movê-lo para </w:t>
       </w:r>
       <w:proofErr w:type="spellStart"/>
-      <w:proofErr w:type="gramStart"/>
       <w:r>
         <w:t>beforeEach</w:t>
       </w:r>
       <w:proofErr w:type="spellEnd"/>
       <w:r>
-        <w:t>(</w:t>
-      </w:r>
-      <w:proofErr w:type="gramEnd"/>
-      <w:r>
-        <w:t>).</w:t>
+        <w:t>().</w:t>
       </w:r>
     </w:p>
     <w:p>
@@ -19507,7 +18896,6 @@
         <w:t xml:space="preserve">3. Configurando scripts no </w:t>
       </w:r>
       <w:proofErr w:type="spellStart"/>
-      <w:proofErr w:type="gramStart"/>
       <w:r>
         <w:rPr>
           <w:b/>
@@ -19516,7 +18904,6 @@
         <w:t>package.json</w:t>
       </w:r>
       <w:proofErr w:type="spellEnd"/>
-      <w:proofErr w:type="gramEnd"/>
     </w:p>
     <w:p>
       <w:pPr>
@@ -20116,12 +19503,10 @@
         <w:t xml:space="preserve">Configurar os scripts no </w:t>
       </w:r>
       <w:proofErr w:type="spellStart"/>
-      <w:proofErr w:type="gramStart"/>
       <w:r>
         <w:t>package.json</w:t>
       </w:r>
       <w:proofErr w:type="spellEnd"/>
-      <w:proofErr w:type="gramEnd"/>
       <w:r>
         <w:t>.</w:t>
       </w:r>
@@ -20279,18 +19664,13 @@
       </w:r>
       <w:proofErr w:type="spellEnd"/>
       <w:r>
-        <w:t xml:space="preserve"> </w:t>
-      </w:r>
-      <w:proofErr w:type="gramStart"/>
-      <w:r>
-        <w:t xml:space="preserve">{ </w:t>
+        <w:t xml:space="preserve"> { </w:t>
       </w:r>
       <w:proofErr w:type="spellStart"/>
       <w:r>
         <w:t>defineConfig</w:t>
       </w:r>
       <w:proofErr w:type="spellEnd"/>
-      <w:proofErr w:type="gramEnd"/>
       <w:r>
         <w:t xml:space="preserve"> } = require("</w:t>
       </w:r>
@@ -20313,129 +19693,120 @@
         <w:spacing w:after="0"/>
       </w:pPr>
       <w:proofErr w:type="spellStart"/>
-      <w:proofErr w:type="gramStart"/>
       <w:r>
         <w:t>module.exports</w:t>
       </w:r>
       <w:proofErr w:type="spellEnd"/>
-      <w:proofErr w:type="gramEnd"/>
       <w:r>
         <w:t xml:space="preserve"> = </w:t>
       </w:r>
       <w:proofErr w:type="spellStart"/>
-      <w:proofErr w:type="gramStart"/>
       <w:r>
         <w:t>defineConfig</w:t>
       </w:r>
       <w:proofErr w:type="spellEnd"/>
       <w:r>
+        <w:t>({</w:t>
+      </w:r>
+    </w:p>
+    <w:p>
+      <w:pPr>
+        <w:spacing w:after="0"/>
+      </w:pPr>
+      <w:r>
+        <w:t xml:space="preserve">  </w:t>
+      </w:r>
+      <w:proofErr w:type="spellStart"/>
+      <w:r>
+        <w:t>allowCypressEnv</w:t>
+      </w:r>
+      <w:proofErr w:type="spellEnd"/>
+      <w:r>
+        <w:t>: false,</w:t>
+      </w:r>
+    </w:p>
+    <w:p>
+      <w:pPr>
+        <w:spacing w:after="0"/>
+      </w:pPr>
+      <w:r>
+        <w:t xml:space="preserve">  </w:t>
+      </w:r>
+      <w:proofErr w:type="spellStart"/>
+      <w:r>
+        <w:t>video</w:t>
+      </w:r>
+      <w:proofErr w:type="spellEnd"/>
+      <w:r>
+        <w:t xml:space="preserve">: </w:t>
+      </w:r>
+      <w:proofErr w:type="spellStart"/>
+      <w:r>
+        <w:t>true</w:t>
+      </w:r>
+      <w:proofErr w:type="spellEnd"/>
+      <w:r>
+        <w:t>,</w:t>
+      </w:r>
+    </w:p>
+    <w:p>
+      <w:pPr>
+        <w:spacing w:after="0"/>
+      </w:pPr>
+    </w:p>
+    <w:p>
+      <w:pPr>
+        <w:spacing w:after="0"/>
+      </w:pPr>
+      <w:r>
+        <w:t xml:space="preserve">  e2e: {</w:t>
+      </w:r>
+    </w:p>
+    <w:p>
+      <w:pPr>
+        <w:spacing w:after="0"/>
+      </w:pPr>
+      <w:r>
+        <w:t xml:space="preserve">    </w:t>
+      </w:r>
+      <w:proofErr w:type="spellStart"/>
+      <w:r>
+        <w:t>screenshotOnRunFailure</w:t>
+      </w:r>
+      <w:proofErr w:type="spellEnd"/>
+      <w:r>
+        <w:t xml:space="preserve">: </w:t>
+      </w:r>
+      <w:proofErr w:type="spellStart"/>
+      <w:r>
+        <w:t>true</w:t>
+      </w:r>
+      <w:proofErr w:type="spellEnd"/>
+      <w:r>
+        <w:t>,</w:t>
+      </w:r>
+    </w:p>
+    <w:p>
+      <w:pPr>
+        <w:spacing w:after="0"/>
+      </w:pPr>
+    </w:p>
+    <w:p>
+      <w:pPr>
+        <w:spacing w:after="0"/>
+      </w:pPr>
+      <w:r>
+        <w:t xml:space="preserve">    </w:t>
+      </w:r>
+      <w:proofErr w:type="spellStart"/>
+      <w:r>
+        <w:t>setupNodeEvents</w:t>
+      </w:r>
+      <w:proofErr w:type="spellEnd"/>
+      <w:r>
         <w:t>(</w:t>
       </w:r>
-      <w:proofErr w:type="gramEnd"/>
-      <w:r>
-        <w:t>{</w:t>
-      </w:r>
-    </w:p>
-    <w:p>
-      <w:pPr>
-        <w:spacing w:after="0"/>
-      </w:pPr>
-      <w:r>
-        <w:t xml:space="preserve">  </w:t>
-      </w:r>
-      <w:proofErr w:type="spellStart"/>
-      <w:r>
-        <w:t>allowCypressEnv</w:t>
-      </w:r>
-      <w:proofErr w:type="spellEnd"/>
-      <w:r>
-        <w:t>: false,</w:t>
-      </w:r>
-    </w:p>
-    <w:p>
-      <w:pPr>
-        <w:spacing w:after="0"/>
-      </w:pPr>
-      <w:r>
-        <w:t xml:space="preserve">  </w:t>
-      </w:r>
-      <w:proofErr w:type="spellStart"/>
-      <w:r>
-        <w:t>video</w:t>
-      </w:r>
-      <w:proofErr w:type="spellEnd"/>
-      <w:r>
-        <w:t xml:space="preserve">: </w:t>
-      </w:r>
-      <w:proofErr w:type="spellStart"/>
-      <w:r>
-        <w:t>true</w:t>
-      </w:r>
-      <w:proofErr w:type="spellEnd"/>
-      <w:r>
-        <w:t>,</w:t>
-      </w:r>
-    </w:p>
-    <w:p>
-      <w:pPr>
-        <w:spacing w:after="0"/>
-      </w:pPr>
-    </w:p>
-    <w:p>
-      <w:pPr>
-        <w:spacing w:after="0"/>
-      </w:pPr>
-      <w:r>
-        <w:t xml:space="preserve">  e2e: {</w:t>
-      </w:r>
-    </w:p>
-    <w:p>
-      <w:pPr>
-        <w:spacing w:after="0"/>
-      </w:pPr>
-      <w:r>
-        <w:t xml:space="preserve">    </w:t>
-      </w:r>
-      <w:proofErr w:type="spellStart"/>
-      <w:r>
-        <w:t>screenshotOnRunFailure</w:t>
-      </w:r>
-      <w:proofErr w:type="spellEnd"/>
-      <w:r>
-        <w:t xml:space="preserve">: </w:t>
-      </w:r>
-      <w:proofErr w:type="spellStart"/>
-      <w:r>
-        <w:t>true</w:t>
-      </w:r>
-      <w:proofErr w:type="spellEnd"/>
-      <w:r>
-        <w:t>,</w:t>
-      </w:r>
-    </w:p>
-    <w:p>
-      <w:pPr>
-        <w:spacing w:after="0"/>
-      </w:pPr>
-    </w:p>
-    <w:p>
-      <w:pPr>
-        <w:spacing w:after="0"/>
-      </w:pPr>
-      <w:r>
-        <w:t xml:space="preserve">    </w:t>
-      </w:r>
-      <w:proofErr w:type="spellStart"/>
-      <w:proofErr w:type="gramStart"/>
-      <w:r>
-        <w:t>setupNodeEvents</w:t>
-      </w:r>
-      <w:proofErr w:type="spellEnd"/>
-      <w:r>
-        <w:t>(</w:t>
-      </w:r>
-      <w:proofErr w:type="spellStart"/>
-      <w:proofErr w:type="gramEnd"/>
+      <w:proofErr w:type="spellStart"/>
       <w:r>
         <w:t>on</w:t>
       </w:r>
@@ -20917,28 +20288,21 @@
         <w:spacing w:after="0"/>
       </w:pPr>
       <w:r>
-        <w:t xml:space="preserve">  </w:t>
-      </w:r>
-      <w:proofErr w:type="gramStart"/>
-      <w:r>
-        <w:t>.</w:t>
+        <w:t xml:space="preserve">  .</w:t>
       </w:r>
       <w:proofErr w:type="spellStart"/>
       <w:r>
         <w:t>should</w:t>
       </w:r>
       <w:proofErr w:type="spellEnd"/>
-      <w:proofErr w:type="gramEnd"/>
       <w:r>
         <w:t>('</w:t>
       </w:r>
       <w:proofErr w:type="spellStart"/>
-      <w:proofErr w:type="gramStart"/>
       <w:r>
         <w:t>be.visible</w:t>
       </w:r>
       <w:proofErr w:type="spellEnd"/>
-      <w:proofErr w:type="gramEnd"/>
       <w:r>
         <w:t>')</w:t>
       </w:r>
@@ -20951,17 +20315,12 @@
         <w:t xml:space="preserve">  .</w:t>
       </w:r>
       <w:proofErr w:type="spellStart"/>
-      <w:proofErr w:type="gramStart"/>
       <w:r>
         <w:t>and</w:t>
       </w:r>
       <w:proofErr w:type="spellEnd"/>
       <w:r>
-        <w:t>(</w:t>
-      </w:r>
-      <w:proofErr w:type="gramEnd"/>
-      <w:r>
-        <w:t>'</w:t>
+        <w:t>('</w:t>
       </w:r>
       <w:proofErr w:type="spellStart"/>
       <w:r>
@@ -21068,12 +20427,10 @@
         <w:spacing w:after="0"/>
       </w:pPr>
       <w:proofErr w:type="spellStart"/>
-      <w:proofErr w:type="gramStart"/>
       <w:r>
         <w:t>cy.screenshot</w:t>
       </w:r>
       <w:proofErr w:type="spellEnd"/>
-      <w:proofErr w:type="gramEnd"/>
       <w:r>
         <w:t>('login-realizado-com-sucesso')</w:t>
       </w:r>
@@ -21663,38 +21020,267 @@
         <w:spacing w:after="0"/>
       </w:pPr>
       <w:proofErr w:type="spellStart"/>
-      <w:proofErr w:type="gramStart"/>
       <w:r>
         <w:t>describe</w:t>
       </w:r>
       <w:proofErr w:type="spellEnd"/>
       <w:r>
+        <w:t>('Login', () =&gt; {</w:t>
+      </w:r>
+    </w:p>
+    <w:p>
+      <w:pPr>
+        <w:spacing w:after="0"/>
+      </w:pPr>
+      <w:r>
+        <w:t xml:space="preserve">  </w:t>
+      </w:r>
+      <w:proofErr w:type="spellStart"/>
+      <w:r>
+        <w:t>beforeEach</w:t>
+      </w:r>
+      <w:proofErr w:type="spellEnd"/>
+      <w:r>
+        <w:t>(() =&gt; {</w:t>
+      </w:r>
+    </w:p>
+    <w:p>
+      <w:pPr>
+        <w:spacing w:after="0"/>
+      </w:pPr>
+      <w:r>
+        <w:t xml:space="preserve">    </w:t>
+      </w:r>
+      <w:proofErr w:type="spellStart"/>
+      <w:r>
+        <w:t>cy.visit</w:t>
+      </w:r>
+      <w:proofErr w:type="spellEnd"/>
+      <w:r>
+        <w:t>('http://localhost:4000')</w:t>
+      </w:r>
+    </w:p>
+    <w:p>
+      <w:pPr>
+        <w:spacing w:after="0"/>
+      </w:pPr>
+      <w:r>
+        <w:t xml:space="preserve">  })</w:t>
+      </w:r>
+    </w:p>
+    <w:p>
+      <w:pPr>
+        <w:spacing w:after="0"/>
+      </w:pPr>
+    </w:p>
+    <w:p>
+      <w:pPr>
+        <w:spacing w:after="0"/>
+      </w:pPr>
+      <w:r>
+        <w:t xml:space="preserve">  it('Login válido deve permitir entrada no sistema', () =&gt; {</w:t>
+      </w:r>
+    </w:p>
+    <w:p>
+      <w:pPr>
+        <w:spacing w:after="0"/>
+      </w:pPr>
+      <w:r>
+        <w:t xml:space="preserve">    </w:t>
+      </w:r>
+      <w:proofErr w:type="spellStart"/>
+      <w:r>
+        <w:t>cy.fixture</w:t>
+      </w:r>
+      <w:proofErr w:type="spellEnd"/>
+      <w:r>
+        <w:t>('credenciais').</w:t>
+      </w:r>
+      <w:proofErr w:type="spellStart"/>
+      <w:r>
+        <w:t>then</w:t>
+      </w:r>
+      <w:proofErr w:type="spellEnd"/>
+      <w:r>
+        <w:t>((credenciais) =&gt; {</w:t>
+      </w:r>
+    </w:p>
+    <w:p>
+      <w:pPr>
+        <w:spacing w:after="0"/>
+      </w:pPr>
+      <w:r>
+        <w:t xml:space="preserve">      </w:t>
+      </w:r>
+      <w:proofErr w:type="spellStart"/>
+      <w:r>
+        <w:t>cy.get</w:t>
+      </w:r>
+      <w:proofErr w:type="spellEnd"/>
+      <w:r>
+        <w:t>('#</w:t>
+      </w:r>
+      <w:proofErr w:type="spellStart"/>
+      <w:r>
+        <w:t>username</w:t>
+      </w:r>
+      <w:proofErr w:type="spellEnd"/>
+      <w:r>
+        <w:t>').</w:t>
+      </w:r>
+      <w:proofErr w:type="spellStart"/>
+      <w:r>
+        <w:t>type</w:t>
+      </w:r>
+      <w:proofErr w:type="spellEnd"/>
+      <w:r>
         <w:t>(</w:t>
       </w:r>
-      <w:proofErr w:type="gramEnd"/>
-      <w:r>
-        <w:t>'Login', () =&gt; {</w:t>
-      </w:r>
-    </w:p>
-    <w:p>
-      <w:pPr>
-        <w:spacing w:after="0"/>
-      </w:pPr>
-      <w:r>
-        <w:t xml:space="preserve">  </w:t>
-      </w:r>
-      <w:proofErr w:type="spellStart"/>
-      <w:proofErr w:type="gramStart"/>
-      <w:r>
-        <w:t>beforeEach</w:t>
+      <w:proofErr w:type="spellStart"/>
+      <w:r>
+        <w:t>credenciais.valida.usuario</w:t>
+      </w:r>
+      <w:proofErr w:type="spellEnd"/>
+      <w:r>
+        <w:t>)</w:t>
+      </w:r>
+    </w:p>
+    <w:p>
+      <w:pPr>
+        <w:spacing w:after="0"/>
+      </w:pPr>
+      <w:r>
+        <w:t xml:space="preserve">      </w:t>
+      </w:r>
+      <w:proofErr w:type="spellStart"/>
+      <w:r>
+        <w:t>cy.get</w:t>
+      </w:r>
+      <w:proofErr w:type="spellEnd"/>
+      <w:r>
+        <w:t>('#</w:t>
+      </w:r>
+      <w:proofErr w:type="spellStart"/>
+      <w:r>
+        <w:t>password</w:t>
+      </w:r>
+      <w:proofErr w:type="spellEnd"/>
+      <w:r>
+        <w:t>').</w:t>
+      </w:r>
+      <w:proofErr w:type="spellStart"/>
+      <w:r>
+        <w:t>type</w:t>
       </w:r>
       <w:proofErr w:type="spellEnd"/>
       <w:r>
         <w:t>(</w:t>
       </w:r>
-      <w:proofErr w:type="gramEnd"/>
-      <w:r>
-        <w:t>() =&gt; {</w:t>
+      <w:proofErr w:type="spellStart"/>
+      <w:r>
+        <w:t>credenciais.valida.senha</w:t>
+      </w:r>
+      <w:proofErr w:type="spellEnd"/>
+      <w:r>
+        <w:t>)</w:t>
+      </w:r>
+    </w:p>
+    <w:p>
+      <w:pPr>
+        <w:spacing w:after="0"/>
+      </w:pPr>
+      <w:r>
+        <w:t xml:space="preserve">      </w:t>
+      </w:r>
+      <w:proofErr w:type="spellStart"/>
+      <w:r>
+        <w:t>cy.contains</w:t>
+      </w:r>
+      <w:proofErr w:type="spellEnd"/>
+      <w:r>
+        <w:t>('</w:t>
+      </w:r>
+      <w:proofErr w:type="spellStart"/>
+      <w:r>
+        <w:t>button</w:t>
+      </w:r>
+      <w:proofErr w:type="spellEnd"/>
+      <w:r>
+        <w:t>', 'Entrar').click()</w:t>
+      </w:r>
+    </w:p>
+    <w:p>
+      <w:pPr>
+        <w:spacing w:after="0"/>
+      </w:pPr>
+    </w:p>
+    <w:p>
+      <w:pPr>
+        <w:spacing w:after="0"/>
+      </w:pPr>
+      <w:r>
+        <w:t xml:space="preserve">      </w:t>
+      </w:r>
+      <w:proofErr w:type="spellStart"/>
+      <w:r>
+        <w:t>cy.contains</w:t>
+      </w:r>
+      <w:proofErr w:type="spellEnd"/>
+      <w:r>
+        <w:t>('h4', 'Realizar transferência')</w:t>
+      </w:r>
+    </w:p>
+    <w:p>
+      <w:pPr>
+        <w:spacing w:after="0"/>
+      </w:pPr>
+      <w:r>
+        <w:t xml:space="preserve">        .</w:t>
+      </w:r>
+      <w:proofErr w:type="spellStart"/>
+      <w:r>
+        <w:t>should</w:t>
+      </w:r>
+      <w:proofErr w:type="spellEnd"/>
+      <w:r>
+        <w:t>('</w:t>
+      </w:r>
+      <w:proofErr w:type="spellStart"/>
+      <w:r>
+        <w:t>be.visible</w:t>
+      </w:r>
+      <w:proofErr w:type="spellEnd"/>
+      <w:r>
+        <w:t>')</w:t>
+      </w:r>
+    </w:p>
+    <w:p>
+      <w:pPr>
+        <w:spacing w:after="0"/>
+      </w:pPr>
+      <w:r>
+        <w:t xml:space="preserve">    })</w:t>
+      </w:r>
+    </w:p>
+    <w:p>
+      <w:pPr>
+        <w:spacing w:after="0"/>
+      </w:pPr>
+      <w:r>
+        <w:t xml:space="preserve">  })</w:t>
+      </w:r>
+    </w:p>
+    <w:p>
+      <w:pPr>
+        <w:spacing w:after="0"/>
+      </w:pPr>
+    </w:p>
+    <w:p>
+      <w:pPr>
+        <w:spacing w:after="0"/>
+      </w:pPr>
+      <w:r>
+        <w:t xml:space="preserve">  it('Login inválido deve apresentar mensagem de erro', () =&gt; {</w:t>
       </w:r>
     </w:p>
     <w:p>
@@ -21705,72 +21291,18 @@
         <w:t xml:space="preserve">    </w:t>
       </w:r>
       <w:proofErr w:type="spellStart"/>
-      <w:proofErr w:type="gramStart"/>
-      <w:r>
-        <w:t>cy.visit</w:t>
-      </w:r>
-      <w:proofErr w:type="spellEnd"/>
-      <w:proofErr w:type="gramEnd"/>
-      <w:r>
-        <w:t>('http://localhost:4000')</w:t>
-      </w:r>
-    </w:p>
-    <w:p>
-      <w:pPr>
-        <w:spacing w:after="0"/>
-      </w:pPr>
-      <w:r>
-        <w:t xml:space="preserve">  })</w:t>
-      </w:r>
-    </w:p>
-    <w:p>
-      <w:pPr>
-        <w:spacing w:after="0"/>
-      </w:pPr>
-    </w:p>
-    <w:p>
-      <w:pPr>
-        <w:spacing w:after="0"/>
-      </w:pPr>
-      <w:r>
-        <w:t xml:space="preserve">  </w:t>
-      </w:r>
-      <w:proofErr w:type="gramStart"/>
-      <w:r>
-        <w:t>it(</w:t>
-      </w:r>
-      <w:proofErr w:type="gramEnd"/>
-      <w:r>
-        <w:t>'Login válido deve permitir entrada no sistema', () =&gt; {</w:t>
-      </w:r>
-    </w:p>
-    <w:p>
-      <w:pPr>
-        <w:spacing w:after="0"/>
-      </w:pPr>
-      <w:r>
-        <w:t xml:space="preserve">    </w:t>
-      </w:r>
-      <w:proofErr w:type="spellStart"/>
-      <w:proofErr w:type="gramStart"/>
       <w:r>
         <w:t>cy.fixture</w:t>
       </w:r>
       <w:proofErr w:type="spellEnd"/>
-      <w:proofErr w:type="gramEnd"/>
-      <w:r>
-        <w:t>('credenciais'</w:t>
-      </w:r>
-      <w:proofErr w:type="gramStart"/>
-      <w:r>
-        <w:t>).</w:t>
+      <w:r>
+        <w:t>('credenciais').</w:t>
       </w:r>
       <w:proofErr w:type="spellStart"/>
       <w:r>
         <w:t>then</w:t>
       </w:r>
       <w:proofErr w:type="spellEnd"/>
-      <w:proofErr w:type="gramEnd"/>
       <w:r>
         <w:t>((credenciais) =&gt; {</w:t>
       </w:r>
@@ -21796,29 +21328,19 @@
       </w:r>
       <w:proofErr w:type="spellEnd"/>
       <w:r>
-        <w:t>'</w:t>
-      </w:r>
-      <w:proofErr w:type="gramStart"/>
-      <w:r>
-        <w:t>).</w:t>
+        <w:t>').</w:t>
       </w:r>
       <w:proofErr w:type="spellStart"/>
       <w:r>
         <w:t>type</w:t>
       </w:r>
       <w:proofErr w:type="spellEnd"/>
-      <w:proofErr w:type="gramEnd"/>
       <w:r>
         <w:t>(</w:t>
       </w:r>
       <w:proofErr w:type="spellStart"/>
-      <w:proofErr w:type="gramStart"/>
-      <w:r>
-        <w:t>credenciais.valida</w:t>
-      </w:r>
-      <w:proofErr w:type="gramEnd"/>
-      <w:r>
-        <w:t>.usuario</w:t>
+      <w:r>
+        <w:t>credenciais.invalida.usuario</w:t>
       </w:r>
       <w:proofErr w:type="spellEnd"/>
       <w:r>
@@ -21846,29 +21368,19 @@
       </w:r>
       <w:proofErr w:type="spellEnd"/>
       <w:r>
-        <w:t>'</w:t>
-      </w:r>
-      <w:proofErr w:type="gramStart"/>
-      <w:r>
-        <w:t>).</w:t>
+        <w:t>').</w:t>
       </w:r>
       <w:proofErr w:type="spellStart"/>
       <w:r>
         <w:t>type</w:t>
       </w:r>
       <w:proofErr w:type="spellEnd"/>
-      <w:proofErr w:type="gramEnd"/>
       <w:r>
         <w:t>(</w:t>
       </w:r>
       <w:proofErr w:type="spellStart"/>
-      <w:proofErr w:type="gramStart"/>
-      <w:r>
-        <w:t>credenciais.valida</w:t>
-      </w:r>
-      <w:proofErr w:type="gramEnd"/>
-      <w:r>
-        <w:t>.senha</w:t>
+      <w:r>
+        <w:t>credenciais.invalida.senha</w:t>
       </w:r>
       <w:proofErr w:type="spellEnd"/>
       <w:r>
@@ -21883,12 +21395,10 @@
         <w:t xml:space="preserve">      </w:t>
       </w:r>
       <w:proofErr w:type="spellStart"/>
-      <w:proofErr w:type="gramStart"/>
       <w:r>
         <w:t>cy.contains</w:t>
       </w:r>
       <w:proofErr w:type="spellEnd"/>
-      <w:proofErr w:type="gramEnd"/>
       <w:r>
         <w:t>('</w:t>
       </w:r>
@@ -21898,15 +21408,7 @@
       </w:r>
       <w:proofErr w:type="spellEnd"/>
       <w:r>
-        <w:t>', 'Entrar'</w:t>
-      </w:r>
-      <w:proofErr w:type="gramStart"/>
-      <w:r>
-        <w:t>).click</w:t>
-      </w:r>
-      <w:proofErr w:type="gramEnd"/>
-      <w:r>
-        <w:t>()</w:t>
+        <w:t>', 'Entrar').click()</w:t>
       </w:r>
     </w:p>
     <w:p>
@@ -21922,43 +21424,42 @@
         <w:t xml:space="preserve">      </w:t>
       </w:r>
       <w:proofErr w:type="spellStart"/>
-      <w:proofErr w:type="gramStart"/>
-      <w:r>
-        <w:t>cy.contains</w:t>
-      </w:r>
-      <w:proofErr w:type="spellEnd"/>
-      <w:proofErr w:type="gramEnd"/>
-      <w:r>
-        <w:t>('h4', 'Realizar transferência')</w:t>
-      </w:r>
-    </w:p>
-    <w:p>
-      <w:pPr>
-        <w:spacing w:after="0"/>
-      </w:pPr>
-      <w:r>
-        <w:t xml:space="preserve">        </w:t>
-      </w:r>
-      <w:proofErr w:type="gramStart"/>
-      <w:r>
-        <w:t>.</w:t>
+      <w:r>
+        <w:t>cy.get</w:t>
+      </w:r>
+      <w:proofErr w:type="spellEnd"/>
+      <w:r>
+        <w:t>('.</w:t>
+      </w:r>
+      <w:proofErr w:type="spellStart"/>
+      <w:r>
+        <w:t>toast</w:t>
+      </w:r>
+      <w:proofErr w:type="spellEnd"/>
+      <w:r>
+        <w:t>')</w:t>
+      </w:r>
+    </w:p>
+    <w:p>
+      <w:pPr>
+        <w:spacing w:after="0"/>
+      </w:pPr>
+      <w:r>
+        <w:t xml:space="preserve">        .</w:t>
       </w:r>
       <w:proofErr w:type="spellStart"/>
       <w:r>
         <w:t>should</w:t>
       </w:r>
       <w:proofErr w:type="spellEnd"/>
-      <w:proofErr w:type="gramEnd"/>
       <w:r>
         <w:t>('</w:t>
       </w:r>
       <w:proofErr w:type="spellStart"/>
-      <w:proofErr w:type="gramStart"/>
       <w:r>
         <w:t>be.visible</w:t>
       </w:r>
       <w:proofErr w:type="spellEnd"/>
-      <w:proofErr w:type="gramEnd"/>
       <w:r>
         <w:t>')</w:t>
       </w:r>
@@ -21968,282 +21469,15 @@
         <w:spacing w:after="0"/>
       </w:pPr>
       <w:r>
-        <w:t xml:space="preserve">    })</w:t>
-      </w:r>
-    </w:p>
-    <w:p>
-      <w:pPr>
-        <w:spacing w:after="0"/>
-      </w:pPr>
-      <w:r>
-        <w:t xml:space="preserve">  })</w:t>
-      </w:r>
-    </w:p>
-    <w:p>
-      <w:pPr>
-        <w:spacing w:after="0"/>
-      </w:pPr>
-    </w:p>
-    <w:p>
-      <w:pPr>
-        <w:spacing w:after="0"/>
-      </w:pPr>
-      <w:r>
-        <w:t xml:space="preserve">  </w:t>
-      </w:r>
-      <w:proofErr w:type="gramStart"/>
-      <w:r>
-        <w:t>it(</w:t>
-      </w:r>
-      <w:proofErr w:type="gramEnd"/>
-      <w:r>
-        <w:t>'Login inválido deve apresentar mensagem de erro', () =&gt; {</w:t>
-      </w:r>
-    </w:p>
-    <w:p>
-      <w:pPr>
-        <w:spacing w:after="0"/>
-      </w:pPr>
-      <w:r>
-        <w:t xml:space="preserve">    </w:t>
-      </w:r>
-      <w:proofErr w:type="spellStart"/>
-      <w:proofErr w:type="gramStart"/>
-      <w:r>
-        <w:t>cy.fixture</w:t>
-      </w:r>
-      <w:proofErr w:type="spellEnd"/>
-      <w:proofErr w:type="gramEnd"/>
-      <w:r>
-        <w:t>('credenciais'</w:t>
-      </w:r>
-      <w:proofErr w:type="gramStart"/>
-      <w:r>
-        <w:t>).</w:t>
-      </w:r>
-      <w:proofErr w:type="spellStart"/>
-      <w:r>
-        <w:t>then</w:t>
-      </w:r>
-      <w:proofErr w:type="spellEnd"/>
-      <w:proofErr w:type="gramEnd"/>
-      <w:r>
-        <w:t>((credenciais) =&gt; {</w:t>
-      </w:r>
-    </w:p>
-    <w:p>
-      <w:pPr>
-        <w:spacing w:after="0"/>
-      </w:pPr>
-      <w:r>
-        <w:t xml:space="preserve">      </w:t>
-      </w:r>
-      <w:proofErr w:type="spellStart"/>
-      <w:r>
-        <w:t>cy.get</w:t>
-      </w:r>
-      <w:proofErr w:type="spellEnd"/>
-      <w:r>
-        <w:t>('#</w:t>
-      </w:r>
-      <w:proofErr w:type="spellStart"/>
-      <w:r>
-        <w:t>username</w:t>
-      </w:r>
-      <w:proofErr w:type="spellEnd"/>
-      <w:r>
-        <w:t>'</w:t>
-      </w:r>
-      <w:proofErr w:type="gramStart"/>
-      <w:r>
-        <w:t>).</w:t>
-      </w:r>
-      <w:proofErr w:type="spellStart"/>
-      <w:r>
-        <w:t>type</w:t>
-      </w:r>
-      <w:proofErr w:type="spellEnd"/>
-      <w:proofErr w:type="gramEnd"/>
-      <w:r>
-        <w:t>(</w:t>
-      </w:r>
-      <w:proofErr w:type="spellStart"/>
-      <w:proofErr w:type="gramStart"/>
-      <w:r>
-        <w:t>credenciais.invalida</w:t>
-      </w:r>
-      <w:proofErr w:type="gramEnd"/>
-      <w:r>
-        <w:t>.usuario</w:t>
-      </w:r>
-      <w:proofErr w:type="spellEnd"/>
-      <w:r>
-        <w:t>)</w:t>
-      </w:r>
-    </w:p>
-    <w:p>
-      <w:pPr>
-        <w:spacing w:after="0"/>
-      </w:pPr>
-      <w:r>
-        <w:t xml:space="preserve">      </w:t>
-      </w:r>
-      <w:proofErr w:type="spellStart"/>
-      <w:r>
-        <w:t>cy.get</w:t>
-      </w:r>
-      <w:proofErr w:type="spellEnd"/>
-      <w:r>
-        <w:t>('#</w:t>
-      </w:r>
-      <w:proofErr w:type="spellStart"/>
-      <w:r>
-        <w:t>password</w:t>
-      </w:r>
-      <w:proofErr w:type="spellEnd"/>
-      <w:r>
-        <w:t>'</w:t>
-      </w:r>
-      <w:proofErr w:type="gramStart"/>
-      <w:r>
-        <w:t>).</w:t>
-      </w:r>
-      <w:proofErr w:type="spellStart"/>
-      <w:r>
-        <w:t>type</w:t>
-      </w:r>
-      <w:proofErr w:type="spellEnd"/>
-      <w:proofErr w:type="gramEnd"/>
-      <w:r>
-        <w:t>(</w:t>
-      </w:r>
-      <w:proofErr w:type="spellStart"/>
-      <w:proofErr w:type="gramStart"/>
-      <w:r>
-        <w:t>credenciais.invalida</w:t>
-      </w:r>
-      <w:proofErr w:type="gramEnd"/>
-      <w:r>
-        <w:t>.senha</w:t>
-      </w:r>
-      <w:proofErr w:type="spellEnd"/>
-      <w:r>
-        <w:t>)</w:t>
-      </w:r>
-    </w:p>
-    <w:p>
-      <w:pPr>
-        <w:spacing w:after="0"/>
-      </w:pPr>
-      <w:r>
-        <w:t xml:space="preserve">      </w:t>
-      </w:r>
-      <w:proofErr w:type="spellStart"/>
-      <w:proofErr w:type="gramStart"/>
-      <w:r>
-        <w:t>cy.contains</w:t>
-      </w:r>
-      <w:proofErr w:type="spellEnd"/>
-      <w:proofErr w:type="gramEnd"/>
+        <w:t xml:space="preserve">        .</w:t>
+      </w:r>
+      <w:proofErr w:type="spellStart"/>
+      <w:r>
+        <w:t>and</w:t>
+      </w:r>
+      <w:proofErr w:type="spellEnd"/>
       <w:r>
         <w:t>('</w:t>
-      </w:r>
-      <w:proofErr w:type="spellStart"/>
-      <w:r>
-        <w:t>button</w:t>
-      </w:r>
-      <w:proofErr w:type="spellEnd"/>
-      <w:r>
-        <w:t>', 'Entrar'</w:t>
-      </w:r>
-      <w:proofErr w:type="gramStart"/>
-      <w:r>
-        <w:t>).click</w:t>
-      </w:r>
-      <w:proofErr w:type="gramEnd"/>
-      <w:r>
-        <w:t>()</w:t>
-      </w:r>
-    </w:p>
-    <w:p>
-      <w:pPr>
-        <w:spacing w:after="0"/>
-      </w:pPr>
-    </w:p>
-    <w:p>
-      <w:pPr>
-        <w:spacing w:after="0"/>
-      </w:pPr>
-      <w:r>
-        <w:t xml:space="preserve">      </w:t>
-      </w:r>
-      <w:proofErr w:type="spellStart"/>
-      <w:r>
-        <w:t>cy.get</w:t>
-      </w:r>
-      <w:proofErr w:type="spellEnd"/>
-      <w:r>
-        <w:t>('.</w:t>
-      </w:r>
-      <w:proofErr w:type="spellStart"/>
-      <w:r>
-        <w:t>toast</w:t>
-      </w:r>
-      <w:proofErr w:type="spellEnd"/>
-      <w:r>
-        <w:t>')</w:t>
-      </w:r>
-    </w:p>
-    <w:p>
-      <w:pPr>
-        <w:spacing w:after="0"/>
-      </w:pPr>
-      <w:r>
-        <w:t xml:space="preserve">        </w:t>
-      </w:r>
-      <w:proofErr w:type="gramStart"/>
-      <w:r>
-        <w:t>.</w:t>
-      </w:r>
-      <w:proofErr w:type="spellStart"/>
-      <w:r>
-        <w:t>should</w:t>
-      </w:r>
-      <w:proofErr w:type="spellEnd"/>
-      <w:proofErr w:type="gramEnd"/>
-      <w:r>
-        <w:t>('</w:t>
-      </w:r>
-      <w:proofErr w:type="spellStart"/>
-      <w:proofErr w:type="gramStart"/>
-      <w:r>
-        <w:t>be.visible</w:t>
-      </w:r>
-      <w:proofErr w:type="spellEnd"/>
-      <w:proofErr w:type="gramEnd"/>
-      <w:r>
-        <w:t>')</w:t>
-      </w:r>
-    </w:p>
-    <w:p>
-      <w:pPr>
-        <w:spacing w:after="0"/>
-      </w:pPr>
-      <w:r>
-        <w:t xml:space="preserve">        .</w:t>
-      </w:r>
-      <w:proofErr w:type="spellStart"/>
-      <w:proofErr w:type="gramStart"/>
-      <w:r>
-        <w:t>and</w:t>
-      </w:r>
-      <w:proofErr w:type="spellEnd"/>
-      <w:r>
-        <w:t>(</w:t>
-      </w:r>
-      <w:proofErr w:type="gramEnd"/>
-      <w:r>
-        <w:t>'</w:t>
       </w:r>
       <w:proofErr w:type="spellStart"/>
       <w:r>
@@ -22308,25 +21542,18 @@
         <w:spacing w:after="0"/>
       </w:pPr>
       <w:proofErr w:type="spellStart"/>
-      <w:proofErr w:type="gramStart"/>
       <w:r>
         <w:t>cy.fixture</w:t>
       </w:r>
       <w:proofErr w:type="spellEnd"/>
-      <w:proofErr w:type="gramEnd"/>
-      <w:r>
-        <w:t xml:space="preserve">('credenciais'): carrega o arquivo sem precisar </w:t>
-      </w:r>
-      <w:proofErr w:type="gramStart"/>
-      <w:r>
-        <w:t>informar .</w:t>
+      <w:r>
+        <w:t>('credenciais'): carrega o arquivo sem precisar informar .</w:t>
       </w:r>
       <w:proofErr w:type="spellStart"/>
       <w:r>
         <w:t>json</w:t>
       </w:r>
       <w:proofErr w:type="spellEnd"/>
-      <w:proofErr w:type="gramEnd"/>
       <w:r>
         <w:t>.</w:t>
       </w:r>
@@ -22339,7 +21566,6 @@
         </w:numPr>
         <w:spacing w:after="0"/>
       </w:pPr>
-      <w:proofErr w:type="gramStart"/>
       <w:r>
         <w:t>.</w:t>
       </w:r>
@@ -22348,17 +21574,8 @@
         <w:t>then</w:t>
       </w:r>
       <w:proofErr w:type="spellEnd"/>
-      <w:proofErr w:type="gramEnd"/>
-      <w:r>
-        <w:t xml:space="preserve">((credenciais) =&gt; </w:t>
-      </w:r>
-      <w:proofErr w:type="gramStart"/>
-      <w:r>
-        <w:t>{ ...</w:t>
-      </w:r>
-      <w:proofErr w:type="gramEnd"/>
-      <w:r>
-        <w:t xml:space="preserve"> }): disponibiliza os dados carregados.</w:t>
+      <w:r>
+        <w:t>((credenciais) =&gt; { ... }): disponibiliza os dados carregados.</w:t>
       </w:r>
     </w:p>
     <w:p>
@@ -22370,13 +21587,8 @@
         <w:spacing w:after="0"/>
       </w:pPr>
       <w:proofErr w:type="spellStart"/>
-      <w:proofErr w:type="gramStart"/>
-      <w:r>
-        <w:t>credenciais.valida</w:t>
-      </w:r>
-      <w:proofErr w:type="gramEnd"/>
-      <w:r>
-        <w:t>.usuario</w:t>
+      <w:r>
+        <w:t>credenciais.valida.usuario</w:t>
       </w:r>
       <w:proofErr w:type="spellEnd"/>
       <w:r>
@@ -22392,13 +21604,8 @@
         <w:spacing w:after="0"/>
       </w:pPr>
       <w:proofErr w:type="spellStart"/>
-      <w:proofErr w:type="gramStart"/>
-      <w:r>
-        <w:t>credenciais.invalida</w:t>
-      </w:r>
-      <w:proofErr w:type="gramEnd"/>
-      <w:r>
-        <w:t>.senha</w:t>
+      <w:r>
+        <w:t>credenciais.invalida.senha</w:t>
       </w:r>
       <w:proofErr w:type="spellEnd"/>
       <w:r>
@@ -22461,18 +21668,13 @@
       </w:pPr>
       <w:r>
         <w:lastRenderedPageBreak/>
-        <w:t xml:space="preserve">Adicione ao </w:t>
-      </w:r>
-      <w:proofErr w:type="gramStart"/>
-      <w:r>
-        <w:t>arquivo .</w:t>
+        <w:t>Adicione ao arquivo .</w:t>
       </w:r>
       <w:proofErr w:type="spellStart"/>
       <w:r>
         <w:t>gitignore</w:t>
       </w:r>
       <w:proofErr w:type="spellEnd"/>
-      <w:proofErr w:type="gramEnd"/>
       <w:r>
         <w:t>:</w:t>
       </w:r>
@@ -22594,7 +21796,6 @@
         <w:t xml:space="preserve"> </w:t>
       </w:r>
       <w:proofErr w:type="spellStart"/>
-      <w:proofErr w:type="gramStart"/>
       <w:r>
         <w:t>add</w:t>
       </w:r>
@@ -22602,7 +21803,6 @@
       <w:r>
         <w:t xml:space="preserve"> .</w:t>
       </w:r>
-      <w:proofErr w:type="gramEnd"/>
     </w:p>
     <w:p>
       <w:pPr>
@@ -22997,7 +22197,6 @@
         <w:t xml:space="preserve">2. Configurando variáveis de ambiente no </w:t>
       </w:r>
       <w:proofErr w:type="spellStart"/>
-      <w:proofErr w:type="gramStart"/>
       <w:r>
         <w:rPr>
           <w:b/>
@@ -23006,7 +22205,6 @@
         <w:t>package.json</w:t>
       </w:r>
       <w:proofErr w:type="spellEnd"/>
-      <w:proofErr w:type="gramEnd"/>
     </w:p>
     <w:p>
       <w:pPr>
@@ -23021,12 +22219,10 @@
         <w:t xml:space="preserve">No arquivo </w:t>
       </w:r>
       <w:proofErr w:type="spellStart"/>
-      <w:proofErr w:type="gramStart"/>
       <w:r>
         <w:t>package.json</w:t>
       </w:r>
       <w:proofErr w:type="spellEnd"/>
-      <w:proofErr w:type="gramEnd"/>
       <w:r>
         <w:t>, podemos definir comandos diferentes para executar os testes em cada ambiente.</w:t>
       </w:r>
@@ -23266,12 +22462,10 @@
         <w:t xml:space="preserve">No arquivo login.cy.js, substituímos o endereço fixo utilizado no comando </w:t>
       </w:r>
       <w:proofErr w:type="spellStart"/>
-      <w:proofErr w:type="gramStart"/>
       <w:r>
         <w:t>cy.visit</w:t>
       </w:r>
       <w:proofErr w:type="spellEnd"/>
-      <w:proofErr w:type="gramEnd"/>
       <w:r>
         <w:t>() pela variável de ambiente.</w:t>
       </w:r>
@@ -23291,7 +22485,6 @@
         <w:t xml:space="preserve"> </w:t>
       </w:r>
       <w:proofErr w:type="spellStart"/>
-      <w:proofErr w:type="gramStart"/>
       <w:r>
         <w:rPr>
           <w:b/>
@@ -23300,7 +22493,6 @@
         <w:t>cy.visit</w:t>
       </w:r>
       <w:proofErr w:type="spellEnd"/>
-      <w:proofErr w:type="gramEnd"/>
       <w:r>
         <w:rPr>
           <w:b/>
@@ -23324,7 +22516,6 @@
         <w:t xml:space="preserve"> </w:t>
       </w:r>
       <w:proofErr w:type="spellStart"/>
-      <w:proofErr w:type="gramStart"/>
       <w:r>
         <w:rPr>
           <w:b/>
@@ -23333,7 +22524,6 @@
         <w:t>cy.visit</w:t>
       </w:r>
       <w:proofErr w:type="spellEnd"/>
-      <w:proofErr w:type="gramEnd"/>
       <w:r>
         <w:rPr>
           <w:b/>
@@ -23409,12 +22599,10 @@
         <w:t xml:space="preserve">Os comandos definidos no </w:t>
       </w:r>
       <w:proofErr w:type="spellStart"/>
-      <w:proofErr w:type="gramStart"/>
       <w:r>
         <w:t>package.json</w:t>
       </w:r>
       <w:proofErr w:type="spellEnd"/>
-      <w:proofErr w:type="gramEnd"/>
       <w:r>
         <w:t xml:space="preserve"> permitem selecionar o ambiente desejado:</w:t>
       </w:r>
@@ -23775,12 +22963,10 @@
         <w:t xml:space="preserve">As variáveis de ambiente tornam os testes automatizados mais flexíveis e reutilizáveis. No Cypress, podemos definir os valores no </w:t>
       </w:r>
       <w:proofErr w:type="spellStart"/>
-      <w:proofErr w:type="gramStart"/>
       <w:r>
         <w:t>package.json</w:t>
       </w:r>
       <w:proofErr w:type="spellEnd"/>
-      <w:proofErr w:type="gramEnd"/>
       <w:r>
         <w:t xml:space="preserve"> utilizando --</w:t>
       </w:r>
@@ -23793,17 +22979,12 @@
         <w:t xml:space="preserve"> e recuperá-los no script por meio de </w:t>
       </w:r>
       <w:proofErr w:type="spellStart"/>
-      <w:proofErr w:type="gramStart"/>
       <w:r>
         <w:t>Cypress.env</w:t>
       </w:r>
       <w:proofErr w:type="spellEnd"/>
       <w:r>
-        <w:t>(</w:t>
-      </w:r>
-      <w:proofErr w:type="gramEnd"/>
-      <w:r>
-        <w:t>).</w:t>
+        <w:t>().</w:t>
       </w:r>
     </w:p>
     <w:p>
@@ -24045,18 +23226,13 @@
       </w:r>
       <w:proofErr w:type="spellEnd"/>
       <w:r>
-        <w:t xml:space="preserve"> </w:t>
-      </w:r>
-      <w:proofErr w:type="gramStart"/>
-      <w:r>
-        <w:t xml:space="preserve">{ </w:t>
+        <w:t xml:space="preserve"> { </w:t>
       </w:r>
       <w:proofErr w:type="spellStart"/>
       <w:r>
         <w:t>defineConfig</w:t>
       </w:r>
       <w:proofErr w:type="spellEnd"/>
-      <w:proofErr w:type="gramEnd"/>
       <w:r>
         <w:t xml:space="preserve"> } = require('</w:t>
       </w:r>
@@ -24079,27 +23255,20 @@
         <w:spacing w:after="0"/>
       </w:pPr>
       <w:proofErr w:type="spellStart"/>
-      <w:proofErr w:type="gramStart"/>
       <w:r>
         <w:t>module.exports</w:t>
       </w:r>
       <w:proofErr w:type="spellEnd"/>
-      <w:proofErr w:type="gramEnd"/>
       <w:r>
         <w:t xml:space="preserve"> = </w:t>
       </w:r>
       <w:proofErr w:type="spellStart"/>
-      <w:proofErr w:type="gramStart"/>
       <w:r>
         <w:t>defineConfig</w:t>
       </w:r>
       <w:proofErr w:type="spellEnd"/>
       <w:r>
-        <w:t>(</w:t>
-      </w:r>
-      <w:proofErr w:type="gramEnd"/>
-      <w:r>
-        <w:t>{</w:t>
+        <w:t>({</w:t>
       </w:r>
     </w:p>
     <w:p>
@@ -24210,7 +23379,6 @@
         </w:rPr>
       </w:pPr>
       <w:proofErr w:type="spellStart"/>
-      <w:proofErr w:type="gramStart"/>
       <w:r>
         <w:rPr>
           <w:b/>
@@ -24219,7 +23387,6 @@
         <w:t>cy.visit</w:t>
       </w:r>
       <w:proofErr w:type="spellEnd"/>
-      <w:proofErr w:type="gramEnd"/>
       <w:r>
         <w:rPr>
           <w:b/>
@@ -24258,7 +23425,6 @@
         </w:rPr>
       </w:pPr>
       <w:proofErr w:type="spellStart"/>
-      <w:proofErr w:type="gramStart"/>
       <w:r>
         <w:rPr>
           <w:b/>
@@ -24267,7 +23433,6 @@
         <w:t>cy.visit</w:t>
       </w:r>
       <w:proofErr w:type="spellEnd"/>
-      <w:proofErr w:type="gramEnd"/>
       <w:r>
         <w:rPr>
           <w:b/>
@@ -24306,7 +23471,6 @@
         </w:rPr>
       </w:pPr>
       <w:proofErr w:type="spellStart"/>
-      <w:proofErr w:type="gramStart"/>
       <w:r>
         <w:rPr>
           <w:b/>
@@ -24315,7 +23479,6 @@
         <w:t>cy.request</w:t>
       </w:r>
       <w:proofErr w:type="spellEnd"/>
-      <w:proofErr w:type="gramEnd"/>
       <w:r>
         <w:rPr>
           <w:b/>
@@ -24438,22 +23601,18 @@
         <w:t xml:space="preserve"> define o endereço-base da aplicação e é utilizado automaticamente por comandos como </w:t>
       </w:r>
       <w:proofErr w:type="spellStart"/>
-      <w:proofErr w:type="gramStart"/>
       <w:r>
         <w:t>cy.visit</w:t>
       </w:r>
       <w:proofErr w:type="spellEnd"/>
-      <w:proofErr w:type="gramEnd"/>
       <w:r>
         <w:t xml:space="preserve">() e </w:t>
       </w:r>
       <w:proofErr w:type="spellStart"/>
-      <w:proofErr w:type="gramStart"/>
       <w:r>
         <w:t>cy.request</w:t>
       </w:r>
       <w:proofErr w:type="spellEnd"/>
-      <w:proofErr w:type="gramEnd"/>
       <w:r>
         <w:t>() quando recebem caminhos relativos.</w:t>
       </w:r>
@@ -24578,12 +23737,10 @@
         <w:t xml:space="preserve"> </w:t>
       </w:r>
       <w:proofErr w:type="spellStart"/>
-      <w:proofErr w:type="gramStart"/>
       <w:r>
         <w:t>cy.visit</w:t>
       </w:r>
       <w:proofErr w:type="spellEnd"/>
-      <w:proofErr w:type="gramEnd"/>
       <w:r>
         <w:t>('/login').</w:t>
       </w:r>
@@ -24624,6 +23781,1737 @@
           <w:bCs/>
         </w:rPr>
         <w:t xml:space="preserve">. </w:t>
+      </w:r>
+      <w:r>
+        <w:rPr>
+          <w:b/>
+          <w:bCs/>
+        </w:rPr>
+        <w:t>NAVEGANDO NA ESTRUTURA HIERÁRQUICA DE ELEMENTOS SEM ID ÚNICO</w:t>
+      </w:r>
+    </w:p>
+    <w:p>
+      <w:pPr>
+        <w:spacing w:after="0"/>
+      </w:pPr>
+      <w:hyperlink r:id="rId24" w:history="1">
+        <w:proofErr w:type="spellStart"/>
+        <w:r>
+          <w:rPr>
+            <w:rStyle w:val="Hyperlink"/>
+          </w:rPr>
+          <w:t>Select</w:t>
+        </w:r>
+        <w:proofErr w:type="spellEnd"/>
+      </w:hyperlink>
+    </w:p>
+    <w:p>
+      <w:pPr>
+        <w:spacing w:after="0"/>
+      </w:pPr>
+    </w:p>
+    <w:p>
+      <w:pPr>
+        <w:spacing w:after="0"/>
+        <w:rPr>
+          <w:b/>
+          <w:bCs/>
+        </w:rPr>
+      </w:pPr>
+      <w:r>
+        <w:rPr>
+          <w:b/>
+          <w:bCs/>
+        </w:rPr>
+        <w:t>Cypress — Navegando na Estrutura Hierárquica de Elementos sem ID Único</w:t>
+      </w:r>
+    </w:p>
+    <w:p>
+      <w:pPr>
+        <w:spacing w:after="0"/>
+        <w:rPr>
+          <w:b/>
+          <w:bCs/>
+        </w:rPr>
+      </w:pPr>
+      <w:r>
+        <w:rPr>
+          <w:b/>
+          <w:bCs/>
+        </w:rPr>
+        <w:t>1. Objetivo da aula</w:t>
+      </w:r>
+    </w:p>
+    <w:p>
+      <w:pPr>
+        <w:spacing w:after="0"/>
+      </w:pPr>
+      <w:r>
+        <w:t>Aprender a localizar e interagir com elementos HTML quando eles não possuem um id único, utilizando a estrutura hierárquica da página e os comandos do Cypress.</w:t>
+      </w:r>
+    </w:p>
+    <w:p>
+      <w:pPr>
+        <w:spacing w:after="0"/>
+        <w:rPr>
+          <w:b/>
+          <w:bCs/>
+        </w:rPr>
+      </w:pPr>
+    </w:p>
+    <w:p>
+      <w:pPr>
+        <w:spacing w:after="0"/>
+        <w:rPr>
+          <w:b/>
+          <w:bCs/>
+        </w:rPr>
+      </w:pPr>
+      <w:r>
+        <w:rPr>
+          <w:b/>
+          <w:bCs/>
+        </w:rPr>
+        <w:t>2. Estrutura básica de um teste</w:t>
+      </w:r>
+    </w:p>
+    <w:p>
+      <w:pPr>
+        <w:numPr>
+          <w:ilvl w:val="0"/>
+          <w:numId w:val="53"/>
+        </w:numPr>
+        <w:spacing w:after="0"/>
+      </w:pPr>
+      <w:proofErr w:type="spellStart"/>
+      <w:r>
+        <w:t>describe</w:t>
+      </w:r>
+      <w:proofErr w:type="spellEnd"/>
+      <w:r>
+        <w:t>(): agrupa testes relacionados.</w:t>
+      </w:r>
+    </w:p>
+    <w:p>
+      <w:pPr>
+        <w:numPr>
+          <w:ilvl w:val="0"/>
+          <w:numId w:val="53"/>
+        </w:numPr>
+        <w:spacing w:after="0"/>
+      </w:pPr>
+      <w:r>
+        <w:t>it(): define um caso de teste.</w:t>
+      </w:r>
+    </w:p>
+    <w:p>
+      <w:pPr>
+        <w:numPr>
+          <w:ilvl w:val="0"/>
+          <w:numId w:val="53"/>
+        </w:numPr>
+        <w:spacing w:after="0"/>
+      </w:pPr>
+      <w:proofErr w:type="spellStart"/>
+      <w:r>
+        <w:t>beforeEach</w:t>
+      </w:r>
+      <w:proofErr w:type="spellEnd"/>
+      <w:r>
+        <w:t>(): executa uma preparação antes de cada teste.</w:t>
+      </w:r>
+    </w:p>
+    <w:p>
+      <w:pPr>
+        <w:numPr>
+          <w:ilvl w:val="0"/>
+          <w:numId w:val="53"/>
+        </w:numPr>
+        <w:spacing w:after="0"/>
+      </w:pPr>
+      <w:proofErr w:type="spellStart"/>
+      <w:r>
+        <w:t>cy.visit</w:t>
+      </w:r>
+      <w:proofErr w:type="spellEnd"/>
+      <w:r>
+        <w:t xml:space="preserve">('/'): acessa a página inicial definida em </w:t>
+      </w:r>
+      <w:proofErr w:type="spellStart"/>
+      <w:r>
+        <w:t>baseUrl</w:t>
+      </w:r>
+      <w:proofErr w:type="spellEnd"/>
+      <w:r>
+        <w:t>.</w:t>
+      </w:r>
+    </w:p>
+    <w:p>
+      <w:pPr>
+        <w:numPr>
+          <w:ilvl w:val="0"/>
+          <w:numId w:val="53"/>
+        </w:numPr>
+        <w:spacing w:after="0"/>
+      </w:pPr>
+      <w:proofErr w:type="spellStart"/>
+      <w:r>
+        <w:t>cy.get</w:t>
+      </w:r>
+      <w:proofErr w:type="spellEnd"/>
+      <w:r>
+        <w:t>(): localiza elementos usando seletores CSS.</w:t>
+      </w:r>
+    </w:p>
+    <w:p>
+      <w:pPr>
+        <w:numPr>
+          <w:ilvl w:val="0"/>
+          <w:numId w:val="53"/>
+        </w:numPr>
+        <w:spacing w:after="0"/>
+      </w:pPr>
+      <w:proofErr w:type="spellStart"/>
+      <w:r>
+        <w:t>cy.contains</w:t>
+      </w:r>
+      <w:proofErr w:type="spellEnd"/>
+      <w:r>
+        <w:t>(): localiza elementos pelo texto.</w:t>
+      </w:r>
+    </w:p>
+    <w:p>
+      <w:pPr>
+        <w:numPr>
+          <w:ilvl w:val="0"/>
+          <w:numId w:val="53"/>
+        </w:numPr>
+        <w:spacing w:after="0"/>
+      </w:pPr>
+      <w:proofErr w:type="spellStart"/>
+      <w:r>
+        <w:t>cy.click</w:t>
+      </w:r>
+      <w:proofErr w:type="spellEnd"/>
+      <w:r>
+        <w:t>(): realiza um clique.</w:t>
+      </w:r>
+    </w:p>
+    <w:p>
+      <w:pPr>
+        <w:numPr>
+          <w:ilvl w:val="0"/>
+          <w:numId w:val="53"/>
+        </w:numPr>
+        <w:spacing w:after="0"/>
+      </w:pPr>
+      <w:proofErr w:type="spellStart"/>
+      <w:r>
+        <w:t>cy.type</w:t>
+      </w:r>
+      <w:proofErr w:type="spellEnd"/>
+      <w:r>
+        <w:t>(): digita um valor.</w:t>
+      </w:r>
+    </w:p>
+    <w:p>
+      <w:pPr>
+        <w:numPr>
+          <w:ilvl w:val="0"/>
+          <w:numId w:val="53"/>
+        </w:numPr>
+        <w:spacing w:after="0"/>
+      </w:pPr>
+      <w:proofErr w:type="spellStart"/>
+      <w:r>
+        <w:t>cy.should</w:t>
+      </w:r>
+      <w:proofErr w:type="spellEnd"/>
+      <w:r>
+        <w:t>(): verifica uma condição.</w:t>
+      </w:r>
+    </w:p>
+    <w:p>
+      <w:pPr>
+        <w:spacing w:after="0"/>
+      </w:pPr>
+    </w:p>
+    <w:p>
+      <w:pPr>
+        <w:spacing w:after="0"/>
+      </w:pPr>
+      <w:r>
+        <w:lastRenderedPageBreak/>
+        <w:t>Exemplo:</w:t>
+      </w:r>
+    </w:p>
+    <w:p>
+      <w:pPr>
+        <w:spacing w:after="0"/>
+      </w:pPr>
+      <w:proofErr w:type="spellStart"/>
+      <w:r>
+        <w:t>describe</w:t>
+      </w:r>
+      <w:proofErr w:type="spellEnd"/>
+      <w:r>
+        <w:t>('Transferência bancária', () =&gt; {</w:t>
+      </w:r>
+    </w:p>
+    <w:p>
+      <w:pPr>
+        <w:spacing w:after="0"/>
+      </w:pPr>
+      <w:r>
+        <w:t xml:space="preserve">    </w:t>
+      </w:r>
+      <w:proofErr w:type="spellStart"/>
+      <w:r>
+        <w:t>beforeEach</w:t>
+      </w:r>
+      <w:proofErr w:type="spellEnd"/>
+      <w:r>
+        <w:t>(() =&gt; {</w:t>
+      </w:r>
+    </w:p>
+    <w:p>
+      <w:pPr>
+        <w:spacing w:after="0"/>
+      </w:pPr>
+      <w:r>
+        <w:t xml:space="preserve">        </w:t>
+      </w:r>
+      <w:proofErr w:type="spellStart"/>
+      <w:r>
+        <w:t>cy.visit</w:t>
+      </w:r>
+      <w:proofErr w:type="spellEnd"/>
+      <w:r>
+        <w:t>('/');</w:t>
+      </w:r>
+    </w:p>
+    <w:p>
+      <w:pPr>
+        <w:spacing w:after="0"/>
+      </w:pPr>
+      <w:r>
+        <w:t xml:space="preserve">    });</w:t>
+      </w:r>
+    </w:p>
+    <w:p>
+      <w:pPr>
+        <w:spacing w:after="0"/>
+      </w:pPr>
+    </w:p>
+    <w:p>
+      <w:pPr>
+        <w:spacing w:after="0"/>
+      </w:pPr>
+      <w:r>
+        <w:t xml:space="preserve">    it('deve realizar uma transferência', () =&gt; {</w:t>
+      </w:r>
+    </w:p>
+    <w:p>
+      <w:pPr>
+        <w:spacing w:after="0"/>
+      </w:pPr>
+      <w:r>
+        <w:t xml:space="preserve">        // Etapas do teste</w:t>
+      </w:r>
+    </w:p>
+    <w:p>
+      <w:pPr>
+        <w:spacing w:after="0"/>
+      </w:pPr>
+      <w:r>
+        <w:t xml:space="preserve">    });</w:t>
+      </w:r>
+    </w:p>
+    <w:p>
+      <w:pPr>
+        <w:spacing w:after="0"/>
+      </w:pPr>
+      <w:r>
+        <w:t>});</w:t>
+      </w:r>
+    </w:p>
+    <w:p>
+      <w:pPr>
+        <w:spacing w:after="0"/>
+        <w:rPr>
+          <w:b/>
+          <w:bCs/>
+        </w:rPr>
+      </w:pPr>
+    </w:p>
+    <w:p>
+      <w:pPr>
+        <w:spacing w:after="0"/>
+        <w:rPr>
+          <w:b/>
+          <w:bCs/>
+        </w:rPr>
+      </w:pPr>
+      <w:r>
+        <w:rPr>
+          <w:b/>
+          <w:bCs/>
+        </w:rPr>
+        <w:t>3. Localizando elementos pela hierarquia HTML</w:t>
+      </w:r>
+    </w:p>
+    <w:p>
+      <w:pPr>
+        <w:spacing w:after="0"/>
+      </w:pPr>
+    </w:p>
+    <w:p>
+      <w:pPr>
+        <w:spacing w:after="0"/>
+      </w:pPr>
+      <w:r>
+        <w:t>Quando um elemento não possui um identificador exclusivo, podemos localizar um elemento relacionado e navegar pela estrutura HTML.</w:t>
+      </w:r>
+    </w:p>
+    <w:p>
+      <w:pPr>
+        <w:spacing w:after="0"/>
+      </w:pPr>
+    </w:p>
+    <w:p>
+      <w:pPr>
+        <w:spacing w:after="0"/>
+      </w:pPr>
+      <w:r>
+        <w:t>Exemplo:</w:t>
+      </w:r>
+    </w:p>
+    <w:p>
+      <w:pPr>
+        <w:spacing w:after="0"/>
+      </w:pPr>
+      <w:proofErr w:type="spellStart"/>
+      <w:r>
+        <w:t>cy.get</w:t>
+      </w:r>
+      <w:proofErr w:type="spellEnd"/>
+      <w:r>
+        <w:t>('</w:t>
+      </w:r>
+      <w:proofErr w:type="spellStart"/>
+      <w:r>
+        <w:t>label</w:t>
+      </w:r>
+      <w:proofErr w:type="spellEnd"/>
+      <w:r>
+        <w:t>[for="conta-origem"]')</w:t>
+      </w:r>
+    </w:p>
+    <w:p>
+      <w:pPr>
+        <w:spacing w:after="0"/>
+      </w:pPr>
+      <w:r>
+        <w:t xml:space="preserve">    .</w:t>
+      </w:r>
+      <w:proofErr w:type="spellStart"/>
+      <w:r>
+        <w:t>parent</w:t>
+      </w:r>
+      <w:proofErr w:type="spellEnd"/>
+      <w:r>
+        <w:t>()</w:t>
+      </w:r>
+    </w:p>
+    <w:p>
+      <w:pPr>
+        <w:spacing w:after="0"/>
+      </w:pPr>
+      <w:r>
+        <w:t xml:space="preserve">    .as('</w:t>
+      </w:r>
+      <w:proofErr w:type="spellStart"/>
+      <w:r>
+        <w:t>campoContaOrigem</w:t>
+      </w:r>
+      <w:proofErr w:type="spellEnd"/>
+      <w:r>
+        <w:t>');</w:t>
+      </w:r>
+    </w:p>
+    <w:p>
+      <w:pPr>
+        <w:spacing w:after="0"/>
+      </w:pPr>
+    </w:p>
+    <w:p>
+      <w:pPr>
+        <w:spacing w:after="0"/>
+      </w:pPr>
+      <w:r>
+        <w:t>Entenda os comandos:</w:t>
+      </w:r>
+    </w:p>
+    <w:p>
+      <w:pPr>
+        <w:numPr>
+          <w:ilvl w:val="0"/>
+          <w:numId w:val="54"/>
+        </w:numPr>
+        <w:spacing w:after="0"/>
+      </w:pPr>
+      <w:proofErr w:type="spellStart"/>
+      <w:r>
+        <w:t>cy.get</w:t>
+      </w:r>
+      <w:proofErr w:type="spellEnd"/>
+      <w:r>
+        <w:t>(): localiza o elemento pelo seletor CSS.</w:t>
+      </w:r>
+    </w:p>
+    <w:p>
+      <w:pPr>
+        <w:numPr>
+          <w:ilvl w:val="0"/>
+          <w:numId w:val="54"/>
+        </w:numPr>
+        <w:spacing w:after="0"/>
+      </w:pPr>
+      <w:proofErr w:type="spellStart"/>
+      <w:r>
+        <w:t>label</w:t>
+      </w:r>
+      <w:proofErr w:type="spellEnd"/>
+      <w:r>
+        <w:t xml:space="preserve">[for="conta-origem"]: procura um elemento </w:t>
+      </w:r>
+      <w:proofErr w:type="spellStart"/>
+      <w:r>
+        <w:t>label</w:t>
+      </w:r>
+      <w:proofErr w:type="spellEnd"/>
+      <w:r>
+        <w:t xml:space="preserve"> cujo atributo for tenha esse valor.</w:t>
+      </w:r>
+    </w:p>
+    <w:p>
+      <w:pPr>
+        <w:numPr>
+          <w:ilvl w:val="0"/>
+          <w:numId w:val="54"/>
+        </w:numPr>
+        <w:spacing w:after="0"/>
+      </w:pPr>
+      <w:r>
+        <w:t>.</w:t>
+      </w:r>
+      <w:proofErr w:type="spellStart"/>
+      <w:r>
+        <w:t>parent</w:t>
+      </w:r>
+      <w:proofErr w:type="spellEnd"/>
+      <w:r>
+        <w:t>(): seleciona o elemento pai direto.</w:t>
+      </w:r>
+    </w:p>
+    <w:p>
+      <w:pPr>
+        <w:numPr>
+          <w:ilvl w:val="0"/>
+          <w:numId w:val="54"/>
+        </w:numPr>
+        <w:spacing w:after="0"/>
+      </w:pPr>
+      <w:r>
+        <w:t>.as('</w:t>
+      </w:r>
+      <w:proofErr w:type="spellStart"/>
+      <w:r>
+        <w:t>campoContaOrigem</w:t>
+      </w:r>
+      <w:proofErr w:type="spellEnd"/>
+      <w:r>
+        <w:t>'): cria um alias para reutilizar a seleção.</w:t>
+      </w:r>
+    </w:p>
+    <w:p>
+      <w:pPr>
+        <w:spacing w:after="0"/>
+      </w:pPr>
+    </w:p>
+    <w:p>
+      <w:pPr>
+        <w:spacing w:after="0"/>
+      </w:pPr>
+      <w:r>
+        <w:t>Para reutilizar o alias:</w:t>
+      </w:r>
+    </w:p>
+    <w:p>
+      <w:pPr>
+        <w:spacing w:after="0"/>
+      </w:pPr>
+      <w:proofErr w:type="spellStart"/>
+      <w:r>
+        <w:t>cy.get</w:t>
+      </w:r>
+      <w:proofErr w:type="spellEnd"/>
+      <w:r>
+        <w:t>('@</w:t>
+      </w:r>
+      <w:proofErr w:type="spellStart"/>
+      <w:r>
+        <w:t>campoContaOrigem</w:t>
+      </w:r>
+      <w:proofErr w:type="spellEnd"/>
+      <w:r>
+        <w:t>').click();</w:t>
+      </w:r>
+    </w:p>
+    <w:p>
+      <w:pPr>
+        <w:spacing w:after="0"/>
+        <w:rPr>
+          <w:b/>
+          <w:bCs/>
+        </w:rPr>
+      </w:pPr>
+    </w:p>
+    <w:p>
+      <w:pPr>
+        <w:spacing w:after="0"/>
+      </w:pPr>
+      <w:r>
+        <w:rPr>
+          <w:b/>
+          <w:bCs/>
+        </w:rPr>
+        <w:t>Atenção:</w:t>
+      </w:r>
+      <w:r>
+        <w:t xml:space="preserve"> </w:t>
+      </w:r>
+      <w:proofErr w:type="spellStart"/>
+      <w:r>
+        <w:t>parent</w:t>
+      </w:r>
+      <w:proofErr w:type="spellEnd"/>
+      <w:r>
+        <w:t>() só seleciona o pai direto. É necessário conferir o HTML para garantir que o elemento encontrado seja o correto.</w:t>
+      </w:r>
+    </w:p>
+    <w:p>
+      <w:pPr>
+        <w:spacing w:after="0"/>
+        <w:rPr>
+          <w:b/>
+          <w:bCs/>
+        </w:rPr>
+      </w:pPr>
+    </w:p>
+    <w:p>
+      <w:pPr>
+        <w:spacing w:after="0"/>
+        <w:rPr>
+          <w:b/>
+          <w:bCs/>
+        </w:rPr>
+      </w:pPr>
+      <w:r>
+        <w:rPr>
+          <w:b/>
+          <w:bCs/>
+        </w:rPr>
+        <w:t>4. Selecionando uma opção</w:t>
+      </w:r>
+    </w:p>
+    <w:p>
+      <w:pPr>
+        <w:spacing w:after="0"/>
+      </w:pPr>
+    </w:p>
+    <w:p>
+      <w:pPr>
+        <w:spacing w:after="0"/>
+      </w:pPr>
+      <w:r>
+        <w:t>Em um componente de seleção personalizado, podemos localizar a área do campo e clicar na opção desejada:</w:t>
+      </w:r>
+    </w:p>
+    <w:p>
+      <w:pPr>
+        <w:spacing w:after="0"/>
+      </w:pPr>
+      <w:proofErr w:type="spellStart"/>
+      <w:r>
+        <w:t>cy.get</w:t>
+      </w:r>
+      <w:proofErr w:type="spellEnd"/>
+      <w:r>
+        <w:t>('</w:t>
+      </w:r>
+      <w:proofErr w:type="spellStart"/>
+      <w:r>
+        <w:t>label</w:t>
+      </w:r>
+      <w:proofErr w:type="spellEnd"/>
+      <w:r>
+        <w:t>[for="conta-origem"]')</w:t>
+      </w:r>
+    </w:p>
+    <w:p>
+      <w:pPr>
+        <w:spacing w:after="0"/>
+      </w:pPr>
+      <w:r>
+        <w:t xml:space="preserve">    .</w:t>
+      </w:r>
+      <w:proofErr w:type="spellStart"/>
+      <w:r>
+        <w:t>parent</w:t>
+      </w:r>
+      <w:proofErr w:type="spellEnd"/>
+      <w:r>
+        <w:t>()</w:t>
+      </w:r>
+    </w:p>
+    <w:p>
+      <w:pPr>
+        <w:spacing w:after="0"/>
+      </w:pPr>
+      <w:r>
+        <w:t xml:space="preserve">    .click();</w:t>
+      </w:r>
+    </w:p>
+    <w:p>
+      <w:pPr>
+        <w:spacing w:after="0"/>
+      </w:pPr>
+    </w:p>
+    <w:p>
+      <w:pPr>
+        <w:spacing w:after="0"/>
+      </w:pPr>
+      <w:proofErr w:type="spellStart"/>
+      <w:r>
+        <w:t>cy.contains</w:t>
+      </w:r>
+      <w:proofErr w:type="spellEnd"/>
+      <w:r>
+        <w:t>('Priscila').click();</w:t>
+      </w:r>
+    </w:p>
+    <w:p>
+      <w:pPr>
+        <w:spacing w:after="0"/>
+      </w:pPr>
+      <w:r>
+        <w:t>O primeiro comando abre o campo; o segundo procura o texto Priscila e clica no elemento correspondente.</w:t>
+      </w:r>
+    </w:p>
+    <w:p>
+      <w:pPr>
+        <w:spacing w:after="0"/>
+      </w:pPr>
+    </w:p>
+    <w:p>
+      <w:pPr>
+        <w:spacing w:after="0"/>
+      </w:pPr>
+      <w:r>
+        <w:lastRenderedPageBreak/>
+        <w:t>O seletor precisa corresponder à estrutura real da página. Se houver mais de um elemento com esse texto, restrinja a busca ao componente correto.</w:t>
+      </w:r>
+    </w:p>
+    <w:p>
+      <w:pPr>
+        <w:spacing w:after="0"/>
+        <w:rPr>
+          <w:b/>
+          <w:bCs/>
+        </w:rPr>
+      </w:pPr>
+    </w:p>
+    <w:p>
+      <w:pPr>
+        <w:spacing w:after="0"/>
+        <w:rPr>
+          <w:b/>
+          <w:bCs/>
+        </w:rPr>
+      </w:pPr>
+      <w:r>
+        <w:rPr>
+          <w:b/>
+          <w:bCs/>
+        </w:rPr>
+        <w:t xml:space="preserve">Diferença entre </w:t>
+      </w:r>
+      <w:proofErr w:type="spellStart"/>
+      <w:r>
+        <w:rPr>
+          <w:b/>
+          <w:bCs/>
+        </w:rPr>
+        <w:t>select</w:t>
+      </w:r>
+      <w:proofErr w:type="spellEnd"/>
+      <w:r>
+        <w:rPr>
+          <w:b/>
+          <w:bCs/>
+        </w:rPr>
+        <w:t xml:space="preserve"> e seletores personalizados</w:t>
+      </w:r>
+    </w:p>
+    <w:p>
+      <w:pPr>
+        <w:spacing w:after="0"/>
+      </w:pPr>
+    </w:p>
+    <w:p>
+      <w:pPr>
+        <w:spacing w:after="0"/>
+      </w:pPr>
+      <w:r>
+        <w:t>Para um elemento HTML nativo &lt;</w:t>
+      </w:r>
+      <w:proofErr w:type="spellStart"/>
+      <w:r>
+        <w:t>select</w:t>
+      </w:r>
+      <w:proofErr w:type="spellEnd"/>
+      <w:r>
+        <w:t>&gt;, o Cypress oferece o comando .</w:t>
+      </w:r>
+      <w:proofErr w:type="spellStart"/>
+      <w:r>
+        <w:t>select</w:t>
+      </w:r>
+      <w:proofErr w:type="spellEnd"/>
+      <w:r>
+        <w:t>():</w:t>
+      </w:r>
+    </w:p>
+    <w:p>
+      <w:pPr>
+        <w:spacing w:after="0"/>
+      </w:pPr>
+      <w:proofErr w:type="spellStart"/>
+      <w:r>
+        <w:t>cy.get</w:t>
+      </w:r>
+      <w:proofErr w:type="spellEnd"/>
+      <w:r>
+        <w:t>('</w:t>
+      </w:r>
+      <w:proofErr w:type="spellStart"/>
+      <w:r>
+        <w:t>select</w:t>
+      </w:r>
+      <w:proofErr w:type="spellEnd"/>
+      <w:r>
+        <w:t>[</w:t>
+      </w:r>
+      <w:proofErr w:type="spellStart"/>
+      <w:r>
+        <w:t>name</w:t>
+      </w:r>
+      <w:proofErr w:type="spellEnd"/>
+      <w:r>
+        <w:t>="conta-origem"]').</w:t>
+      </w:r>
+      <w:proofErr w:type="spellStart"/>
+      <w:r>
+        <w:t>select</w:t>
+      </w:r>
+      <w:proofErr w:type="spellEnd"/>
+      <w:r>
+        <w:t>('Priscila');</w:t>
+      </w:r>
+    </w:p>
+    <w:p>
+      <w:pPr>
+        <w:spacing w:after="0"/>
+      </w:pPr>
+    </w:p>
+    <w:p>
+      <w:pPr>
+        <w:spacing w:after="0"/>
+      </w:pPr>
+      <w:r>
+        <w:t>Esse exemplo depende de o elemento ser realmente um &lt;</w:t>
+      </w:r>
+      <w:proofErr w:type="spellStart"/>
+      <w:r>
+        <w:t>select</w:t>
+      </w:r>
+      <w:proofErr w:type="spellEnd"/>
+      <w:r>
+        <w:t>&gt; e de Priscila corresponder a um valor ou texto de opção válido.</w:t>
+      </w:r>
+    </w:p>
+    <w:p>
+      <w:pPr>
+        <w:spacing w:after="0"/>
+      </w:pPr>
+    </w:p>
+    <w:p>
+      <w:pPr>
+        <w:spacing w:after="0"/>
+      </w:pPr>
+      <w:r>
+        <w:t>Em componentes personalizados, normalmente é necessário abrir o campo e clicar na opção exibida.</w:t>
+      </w:r>
+    </w:p>
+    <w:p>
+      <w:pPr>
+        <w:spacing w:after="0"/>
+        <w:rPr>
+          <w:b/>
+          <w:bCs/>
+        </w:rPr>
+      </w:pPr>
+    </w:p>
+    <w:p>
+      <w:pPr>
+        <w:spacing w:after="0"/>
+        <w:rPr>
+          <w:b/>
+          <w:bCs/>
+        </w:rPr>
+      </w:pPr>
+      <w:r>
+        <w:rPr>
+          <w:b/>
+          <w:bCs/>
+        </w:rPr>
+        <w:t>5. Preenchendo um campo</w:t>
+      </w:r>
+    </w:p>
+    <w:p>
+      <w:pPr>
+        <w:spacing w:after="0"/>
+      </w:pPr>
+      <w:r>
+        <w:t>Exemplo de preenchimento do valor da transferência:</w:t>
+      </w:r>
+    </w:p>
+    <w:p>
+      <w:pPr>
+        <w:spacing w:after="0"/>
+      </w:pPr>
+      <w:proofErr w:type="spellStart"/>
+      <w:r>
+        <w:t>cy.get</w:t>
+      </w:r>
+      <w:proofErr w:type="spellEnd"/>
+      <w:r>
+        <w:t>('#valor')</w:t>
+      </w:r>
+    </w:p>
+    <w:p>
+      <w:pPr>
+        <w:spacing w:after="0"/>
+      </w:pPr>
+      <w:r>
+        <w:t xml:space="preserve">    .</w:t>
+      </w:r>
+      <w:proofErr w:type="spellStart"/>
+      <w:r>
+        <w:t>clear</w:t>
+      </w:r>
+      <w:proofErr w:type="spellEnd"/>
+      <w:r>
+        <w:t>()</w:t>
+      </w:r>
+    </w:p>
+    <w:p>
+      <w:pPr>
+        <w:spacing w:after="0"/>
+      </w:pPr>
+      <w:r>
+        <w:t xml:space="preserve">    .</w:t>
+      </w:r>
+      <w:proofErr w:type="spellStart"/>
+      <w:r>
+        <w:t>type</w:t>
+      </w:r>
+      <w:proofErr w:type="spellEnd"/>
+      <w:r>
+        <w:t>('11');</w:t>
+      </w:r>
+    </w:p>
+    <w:p>
+      <w:pPr>
+        <w:numPr>
+          <w:ilvl w:val="0"/>
+          <w:numId w:val="55"/>
+        </w:numPr>
+        <w:spacing w:after="0"/>
+      </w:pPr>
+      <w:r>
+        <w:t>#valor: localiza o elemento pelo id.</w:t>
+      </w:r>
+    </w:p>
+    <w:p>
+      <w:pPr>
+        <w:numPr>
+          <w:ilvl w:val="0"/>
+          <w:numId w:val="55"/>
+        </w:numPr>
+        <w:spacing w:after="0"/>
+      </w:pPr>
+      <w:r>
+        <w:t>.</w:t>
+      </w:r>
+      <w:proofErr w:type="spellStart"/>
+      <w:r>
+        <w:t>clear</w:t>
+      </w:r>
+      <w:proofErr w:type="spellEnd"/>
+      <w:r>
+        <w:t>(): limpa o conteúdo atual.</w:t>
+      </w:r>
+    </w:p>
+    <w:p>
+      <w:pPr>
+        <w:numPr>
+          <w:ilvl w:val="0"/>
+          <w:numId w:val="55"/>
+        </w:numPr>
+        <w:spacing w:after="0"/>
+      </w:pPr>
+      <w:r>
+        <w:t>.</w:t>
+      </w:r>
+      <w:proofErr w:type="spellStart"/>
+      <w:r>
+        <w:t>type</w:t>
+      </w:r>
+      <w:proofErr w:type="spellEnd"/>
+      <w:r>
+        <w:t>('11'): digita o valor 11.</w:t>
+      </w:r>
+    </w:p>
+    <w:p>
+      <w:pPr>
+        <w:spacing w:after="0"/>
+        <w:rPr>
+          <w:b/>
+          <w:bCs/>
+        </w:rPr>
+      </w:pPr>
+    </w:p>
+    <w:p>
+      <w:pPr>
+        <w:spacing w:after="0"/>
+        <w:rPr>
+          <w:b/>
+          <w:bCs/>
+        </w:rPr>
+      </w:pPr>
+      <w:r>
+        <w:rPr>
+          <w:b/>
+          <w:bCs/>
+        </w:rPr>
+        <w:t>6. Clicando no botão e validando o resultado</w:t>
+      </w:r>
+    </w:p>
+    <w:p>
+      <w:pPr>
+        <w:spacing w:after="0"/>
+      </w:pPr>
+      <w:r>
+        <w:t>Para clicar no botão pelo texto:</w:t>
+      </w:r>
+    </w:p>
+    <w:p>
+      <w:pPr>
+        <w:spacing w:after="0"/>
+      </w:pPr>
+      <w:proofErr w:type="spellStart"/>
+      <w:r>
+        <w:t>cy.contains</w:t>
+      </w:r>
+      <w:proofErr w:type="spellEnd"/>
+      <w:r>
+        <w:t>('</w:t>
+      </w:r>
+      <w:proofErr w:type="spellStart"/>
+      <w:r>
+        <w:t>button</w:t>
+      </w:r>
+      <w:proofErr w:type="spellEnd"/>
+      <w:r>
+        <w:t>', 'Transferir').click();</w:t>
+      </w:r>
+    </w:p>
+    <w:p>
+      <w:pPr>
+        <w:spacing w:after="0"/>
+      </w:pPr>
+    </w:p>
+    <w:p>
+      <w:pPr>
+        <w:spacing w:after="0"/>
+      </w:pPr>
+      <w:r>
+        <w:t>Para verificar se a mensagem de sucesso foi exibida:</w:t>
+      </w:r>
+    </w:p>
+    <w:p>
+      <w:pPr>
+        <w:spacing w:after="0"/>
+      </w:pPr>
+      <w:proofErr w:type="spellStart"/>
+      <w:r>
+        <w:t>cy.contains</w:t>
+      </w:r>
+      <w:proofErr w:type="spellEnd"/>
+      <w:r>
+        <w:t>('Transferência realizada').</w:t>
+      </w:r>
+      <w:proofErr w:type="spellStart"/>
+      <w:r>
+        <w:t>should</w:t>
+      </w:r>
+      <w:proofErr w:type="spellEnd"/>
+      <w:r>
+        <w:t>('</w:t>
+      </w:r>
+      <w:proofErr w:type="spellStart"/>
+      <w:r>
+        <w:t>be.visible</w:t>
+      </w:r>
+      <w:proofErr w:type="spellEnd"/>
+      <w:r>
+        <w:t>');</w:t>
+      </w:r>
+    </w:p>
+    <w:p>
+      <w:pPr>
+        <w:spacing w:after="0"/>
+      </w:pPr>
+    </w:p>
+    <w:p>
+      <w:pPr>
+        <w:spacing w:after="0"/>
+      </w:pPr>
+      <w:r>
+        <w:t>A validação é importante porque o teste não deve apenas executar ações: ele também precisa verificar o resultado esperado.</w:t>
+      </w:r>
+    </w:p>
+    <w:p>
+      <w:pPr>
+        <w:spacing w:after="0"/>
+        <w:rPr>
+          <w:b/>
+          <w:bCs/>
+        </w:rPr>
+      </w:pPr>
+    </w:p>
+    <w:p>
+      <w:pPr>
+        <w:spacing w:after="0"/>
+        <w:rPr>
+          <w:b/>
+          <w:bCs/>
+        </w:rPr>
+      </w:pPr>
+      <w:r>
+        <w:rPr>
+          <w:b/>
+          <w:bCs/>
+        </w:rPr>
+        <w:t>7. Boas práticas</w:t>
+      </w:r>
+    </w:p>
+    <w:p>
+      <w:pPr>
+        <w:numPr>
+          <w:ilvl w:val="0"/>
+          <w:numId w:val="56"/>
+        </w:numPr>
+        <w:spacing w:after="0"/>
+      </w:pPr>
+      <w:r>
+        <w:t>Prefira seletores estáveis e exclusivos.</w:t>
+      </w:r>
+    </w:p>
+    <w:p>
+      <w:pPr>
+        <w:numPr>
+          <w:ilvl w:val="0"/>
+          <w:numId w:val="56"/>
+        </w:numPr>
+        <w:spacing w:after="0"/>
+      </w:pPr>
+      <w:r>
+        <w:t>Quando possível, solicite identificadores específicos para automação, como data-</w:t>
+      </w:r>
+      <w:proofErr w:type="spellStart"/>
+      <w:r>
+        <w:t>cy</w:t>
+      </w:r>
+      <w:proofErr w:type="spellEnd"/>
+      <w:r>
+        <w:t>.</w:t>
+      </w:r>
+    </w:p>
+    <w:p>
+      <w:pPr>
+        <w:numPr>
+          <w:ilvl w:val="0"/>
+          <w:numId w:val="56"/>
+        </w:numPr>
+        <w:spacing w:after="0"/>
+      </w:pPr>
+      <w:r>
+        <w:t>Evite depender de posições ou estruturas HTML que mudam com frequência.</w:t>
+      </w:r>
+    </w:p>
+    <w:p>
+      <w:pPr>
+        <w:numPr>
+          <w:ilvl w:val="0"/>
+          <w:numId w:val="56"/>
+        </w:numPr>
+        <w:spacing w:after="0"/>
+      </w:pPr>
+      <w:r>
+        <w:t xml:space="preserve">Confira o HTML antes de utilizar </w:t>
+      </w:r>
+      <w:proofErr w:type="spellStart"/>
+      <w:r>
+        <w:t>parent</w:t>
+      </w:r>
+      <w:proofErr w:type="spellEnd"/>
+      <w:r>
+        <w:t>().</w:t>
+      </w:r>
+    </w:p>
+    <w:p>
+      <w:pPr>
+        <w:numPr>
+          <w:ilvl w:val="0"/>
+          <w:numId w:val="56"/>
+        </w:numPr>
+        <w:spacing w:after="0"/>
+      </w:pPr>
+      <w:r>
+        <w:t xml:space="preserve">Utilize </w:t>
+      </w:r>
+      <w:proofErr w:type="spellStart"/>
+      <w:r>
+        <w:t>aliases</w:t>
+      </w:r>
+      <w:proofErr w:type="spellEnd"/>
+      <w:r>
+        <w:t xml:space="preserve"> quando precisar reutilizar seleções.</w:t>
+      </w:r>
+    </w:p>
+    <w:p>
+      <w:pPr>
+        <w:numPr>
+          <w:ilvl w:val="0"/>
+          <w:numId w:val="56"/>
+        </w:numPr>
+        <w:spacing w:after="0"/>
+      </w:pPr>
+      <w:r>
+        <w:t>Faça asserções para confirmar os resultados.</w:t>
+      </w:r>
+    </w:p>
+    <w:p>
+      <w:pPr>
+        <w:numPr>
+          <w:ilvl w:val="0"/>
+          <w:numId w:val="56"/>
+        </w:numPr>
+        <w:spacing w:after="0"/>
+      </w:pPr>
+      <w:r>
+        <w:t>Garanta que os testes possam ser executados novamente sem depender de dados deixados por execuções anteriores.</w:t>
+      </w:r>
+    </w:p>
+    <w:p>
+      <w:pPr>
+        <w:spacing w:after="0"/>
+      </w:pPr>
+    </w:p>
+    <w:p>
+      <w:pPr>
+        <w:spacing w:after="0"/>
+      </w:pPr>
+      <w:r>
+        <w:t>Exemplo de seletor recomendado, quando o atributo existir no HTML:</w:t>
+      </w:r>
+    </w:p>
+    <w:p>
+      <w:pPr>
+        <w:spacing w:after="0"/>
+      </w:pPr>
+      <w:proofErr w:type="spellStart"/>
+      <w:r>
+        <w:t>cy.get</w:t>
+      </w:r>
+      <w:proofErr w:type="spellEnd"/>
+      <w:r>
+        <w:t>('[data-</w:t>
+      </w:r>
+      <w:proofErr w:type="spellStart"/>
+      <w:r>
+        <w:t>cy</w:t>
+      </w:r>
+      <w:proofErr w:type="spellEnd"/>
+      <w:r>
+        <w:t>="valor-</w:t>
+      </w:r>
+      <w:proofErr w:type="spellStart"/>
+      <w:r>
+        <w:t>transferencia</w:t>
+      </w:r>
+      <w:proofErr w:type="spellEnd"/>
+      <w:r>
+        <w:t>"]').</w:t>
+      </w:r>
+      <w:proofErr w:type="spellStart"/>
+      <w:r>
+        <w:t>clear</w:t>
+      </w:r>
+      <w:proofErr w:type="spellEnd"/>
+      <w:r>
+        <w:t>().</w:t>
+      </w:r>
+      <w:proofErr w:type="spellStart"/>
+      <w:r>
+        <w:t>type</w:t>
+      </w:r>
+      <w:proofErr w:type="spellEnd"/>
+      <w:r>
+        <w:t>('11');</w:t>
+      </w:r>
+    </w:p>
+    <w:p>
+      <w:pPr>
+        <w:spacing w:after="0"/>
+        <w:rPr>
+          <w:b/>
+          <w:bCs/>
+        </w:rPr>
+      </w:pPr>
+    </w:p>
+    <w:p>
+      <w:pPr>
+        <w:spacing w:after="0"/>
+        <w:rPr>
+          <w:b/>
+          <w:bCs/>
+        </w:rPr>
+      </w:pPr>
+      <w:r>
+        <w:rPr>
+          <w:b/>
+          <w:bCs/>
+        </w:rPr>
+        <w:lastRenderedPageBreak/>
+        <w:t>8. Referências</w:t>
+      </w:r>
+    </w:p>
+    <w:p>
+      <w:pPr>
+        <w:spacing w:after="0"/>
+        <w:rPr>
+          <w:b/>
+          <w:bCs/>
+        </w:rPr>
+      </w:pPr>
+    </w:p>
+    <w:p>
+      <w:pPr>
+        <w:spacing w:after="0"/>
+      </w:pPr>
+      <w:r>
+        <w:rPr>
+          <w:b/>
+          <w:bCs/>
+        </w:rPr>
+        <w:t>Documentação oficial do Cypress</w:t>
+      </w:r>
+    </w:p>
+    <w:p>
+      <w:pPr>
+        <w:numPr>
+          <w:ilvl w:val="0"/>
+          <w:numId w:val="57"/>
+        </w:numPr>
+        <w:spacing w:after="0"/>
+      </w:pPr>
+      <w:r>
+        <w:t xml:space="preserve">Documentação geral: </w:t>
+      </w:r>
+      <w:hyperlink r:id="rId25" w:history="1">
+        <w:r>
+          <w:rPr>
+            <w:rStyle w:val="Hyperlink"/>
+          </w:rPr>
+          <w:t>https://docs.cypress.io/</w:t>
+        </w:r>
+      </w:hyperlink>
+    </w:p>
+    <w:p>
+      <w:pPr>
+        <w:numPr>
+          <w:ilvl w:val="0"/>
+          <w:numId w:val="57"/>
+        </w:numPr>
+        <w:spacing w:after="0"/>
+      </w:pPr>
+      <w:r>
+        <w:t xml:space="preserve">Organização de testes: </w:t>
+      </w:r>
+      <w:hyperlink r:id="rId26" w:history="1">
+        <w:r>
+          <w:rPr>
+            <w:rStyle w:val="Hyperlink"/>
+          </w:rPr>
+          <w:t>https://docs.cypress.io/app/core-concepts/writing-and-organizing-tests</w:t>
+        </w:r>
+      </w:hyperlink>
+    </w:p>
+    <w:p>
+      <w:pPr>
+        <w:numPr>
+          <w:ilvl w:val="0"/>
+          <w:numId w:val="57"/>
+        </w:numPr>
+        <w:spacing w:after="0"/>
+      </w:pPr>
+      <w:r>
+        <w:t xml:space="preserve">Comando </w:t>
+      </w:r>
+      <w:proofErr w:type="spellStart"/>
+      <w:r>
+        <w:t>parent</w:t>
+      </w:r>
+      <w:proofErr w:type="spellEnd"/>
+      <w:r>
+        <w:t xml:space="preserve">(): </w:t>
+      </w:r>
+      <w:hyperlink r:id="rId27" w:history="1">
+        <w:r>
+          <w:rPr>
+            <w:rStyle w:val="Hyperlink"/>
+          </w:rPr>
+          <w:t>https://docs.cypress.io/api/commands/parent</w:t>
+        </w:r>
+      </w:hyperlink>
+    </w:p>
+    <w:p>
+      <w:pPr>
+        <w:numPr>
+          <w:ilvl w:val="0"/>
+          <w:numId w:val="57"/>
+        </w:numPr>
+        <w:spacing w:after="0"/>
+      </w:pPr>
+      <w:r>
+        <w:t xml:space="preserve">Comando </w:t>
+      </w:r>
+      <w:proofErr w:type="spellStart"/>
+      <w:r>
+        <w:t>contains</w:t>
+      </w:r>
+      <w:proofErr w:type="spellEnd"/>
+      <w:r>
+        <w:t xml:space="preserve">(): </w:t>
+      </w:r>
+      <w:hyperlink r:id="rId28" w:history="1">
+        <w:r>
+          <w:rPr>
+            <w:rStyle w:val="Hyperlink"/>
+          </w:rPr>
+          <w:t>https://docs.cypress.io/api/commands/contains</w:t>
+        </w:r>
+      </w:hyperlink>
+    </w:p>
+    <w:p>
+      <w:pPr>
+        <w:numPr>
+          <w:ilvl w:val="0"/>
+          <w:numId w:val="57"/>
+        </w:numPr>
+        <w:spacing w:after="0"/>
+      </w:pPr>
+      <w:r>
+        <w:t xml:space="preserve">Comando as(): </w:t>
+      </w:r>
+      <w:hyperlink r:id="rId29" w:history="1">
+        <w:r>
+          <w:rPr>
+            <w:rStyle w:val="Hyperlink"/>
+          </w:rPr>
+          <w:t>https://docs.cypress.io/api/commands/as</w:t>
+        </w:r>
+      </w:hyperlink>
+    </w:p>
+    <w:p>
+      <w:pPr>
+        <w:numPr>
+          <w:ilvl w:val="0"/>
+          <w:numId w:val="57"/>
+        </w:numPr>
+        <w:spacing w:after="0"/>
+      </w:pPr>
+      <w:r>
+        <w:t xml:space="preserve">Boas práticas: </w:t>
+      </w:r>
+      <w:hyperlink r:id="rId30" w:history="1">
+        <w:r>
+          <w:rPr>
+            <w:rStyle w:val="Hyperlink"/>
+          </w:rPr>
+          <w:t>https://docs.cypress.io/app/core-concepts/best-practices</w:t>
+        </w:r>
+      </w:hyperlink>
+    </w:p>
+    <w:p>
+      <w:pPr>
+        <w:spacing w:after="0"/>
+        <w:rPr>
+          <w:b/>
+          <w:bCs/>
+        </w:rPr>
+      </w:pPr>
+    </w:p>
+    <w:p>
+      <w:pPr>
+        <w:spacing w:after="0"/>
+      </w:pPr>
+      <w:r>
+        <w:rPr>
+          <w:b/>
+          <w:bCs/>
+        </w:rPr>
+        <w:t>W3Schools — HTML</w:t>
+      </w:r>
+    </w:p>
+    <w:p>
+      <w:pPr>
+        <w:numPr>
+          <w:ilvl w:val="0"/>
+          <w:numId w:val="58"/>
+        </w:numPr>
+        <w:spacing w:after="0"/>
+      </w:pPr>
+      <w:r>
+        <w:t>Elemento &lt;</w:t>
+      </w:r>
+      <w:proofErr w:type="spellStart"/>
+      <w:r>
+        <w:t>select</w:t>
+      </w:r>
+      <w:proofErr w:type="spellEnd"/>
+      <w:r>
+        <w:t xml:space="preserve">&gt;: </w:t>
+      </w:r>
+      <w:hyperlink r:id="rId31" w:history="1">
+        <w:r>
+          <w:rPr>
+            <w:rStyle w:val="Hyperlink"/>
+          </w:rPr>
+          <w:t>https://www.w3schools.com/tags/tag_select.asp</w:t>
+        </w:r>
+      </w:hyperlink>
+    </w:p>
+    <w:p>
+      <w:pPr>
+        <w:numPr>
+          <w:ilvl w:val="0"/>
+          <w:numId w:val="58"/>
+        </w:numPr>
+        <w:spacing w:after="0"/>
+      </w:pPr>
+      <w:r>
+        <w:t xml:space="preserve">HTML DOM: </w:t>
+      </w:r>
+      <w:hyperlink r:id="rId32" w:history="1">
+        <w:r>
+          <w:rPr>
+            <w:rStyle w:val="Hyperlink"/>
+          </w:rPr>
+          <w:t>https://www.w3schools.com/js/js_htmldom.asp</w:t>
+        </w:r>
+      </w:hyperlink>
+    </w:p>
+    <w:p>
+      <w:pPr>
+        <w:spacing w:after="0"/>
+        <w:rPr>
+          <w:b/>
+          <w:bCs/>
+        </w:rPr>
+      </w:pPr>
+    </w:p>
+    <w:p>
+      <w:pPr>
+        <w:spacing w:after="0"/>
+        <w:rPr>
+          <w:b/>
+          <w:bCs/>
+        </w:rPr>
+      </w:pPr>
+      <w:r>
+        <w:rPr>
+          <w:b/>
+          <w:bCs/>
+        </w:rPr>
+        <w:t>9. O que preciso lembrar</w:t>
+      </w:r>
+    </w:p>
+    <w:p>
+      <w:pPr>
+        <w:numPr>
+          <w:ilvl w:val="0"/>
+          <w:numId w:val="59"/>
+        </w:numPr>
+        <w:spacing w:after="0"/>
+      </w:pPr>
+      <w:proofErr w:type="spellStart"/>
+      <w:r>
+        <w:t>cy.get</w:t>
+      </w:r>
+      <w:proofErr w:type="spellEnd"/>
+      <w:r>
+        <w:t>() localiza elementos por seletores.</w:t>
+      </w:r>
+    </w:p>
+    <w:p>
+      <w:pPr>
+        <w:numPr>
+          <w:ilvl w:val="0"/>
+          <w:numId w:val="59"/>
+        </w:numPr>
+        <w:spacing w:after="0"/>
+      </w:pPr>
+      <w:proofErr w:type="spellStart"/>
+      <w:r>
+        <w:t>parent</w:t>
+      </w:r>
+      <w:proofErr w:type="spellEnd"/>
+      <w:r>
+        <w:t>() permite navegar até o elemento pai direto.</w:t>
+      </w:r>
+    </w:p>
+    <w:p>
+      <w:pPr>
+        <w:numPr>
+          <w:ilvl w:val="0"/>
+          <w:numId w:val="59"/>
+        </w:numPr>
+        <w:spacing w:after="0"/>
+      </w:pPr>
+      <w:r>
+        <w:t>as() cria um alias para reutilizar uma seleção.</w:t>
+      </w:r>
+    </w:p>
+    <w:p>
+      <w:pPr>
+        <w:numPr>
+          <w:ilvl w:val="0"/>
+          <w:numId w:val="59"/>
+        </w:numPr>
+        <w:spacing w:after="0"/>
+      </w:pPr>
+      <w:proofErr w:type="spellStart"/>
+      <w:r>
+        <w:t>contains</w:t>
+      </w:r>
+      <w:proofErr w:type="spellEnd"/>
+      <w:r>
+        <w:t>() localiza elementos pelo texto.</w:t>
+      </w:r>
+    </w:p>
+    <w:p>
+      <w:pPr>
+        <w:numPr>
+          <w:ilvl w:val="0"/>
+          <w:numId w:val="59"/>
+        </w:numPr>
+        <w:spacing w:after="0"/>
+      </w:pPr>
+      <w:r>
+        <w:t>.</w:t>
+      </w:r>
+      <w:proofErr w:type="spellStart"/>
+      <w:r>
+        <w:t>select</w:t>
+      </w:r>
+      <w:proofErr w:type="spellEnd"/>
+      <w:r>
+        <w:t>() é usado em elementos HTML nativos &lt;</w:t>
+      </w:r>
+      <w:proofErr w:type="spellStart"/>
+      <w:r>
+        <w:t>select</w:t>
+      </w:r>
+      <w:proofErr w:type="spellEnd"/>
+      <w:r>
+        <w:t>&gt;.</w:t>
+      </w:r>
+    </w:p>
+    <w:p>
+      <w:pPr>
+        <w:numPr>
+          <w:ilvl w:val="0"/>
+          <w:numId w:val="59"/>
+        </w:numPr>
+        <w:spacing w:after="0"/>
+      </w:pPr>
+      <w:r>
+        <w:t>.click() executa cliques e .</w:t>
+      </w:r>
+      <w:proofErr w:type="spellStart"/>
+      <w:r>
+        <w:t>type</w:t>
+      </w:r>
+      <w:proofErr w:type="spellEnd"/>
+      <w:r>
+        <w:t>() preenche campos.</w:t>
+      </w:r>
+    </w:p>
+    <w:p>
+      <w:pPr>
+        <w:numPr>
+          <w:ilvl w:val="0"/>
+          <w:numId w:val="59"/>
+        </w:numPr>
+        <w:spacing w:after="0"/>
+      </w:pPr>
+      <w:proofErr w:type="spellStart"/>
+      <w:r>
+        <w:t>should</w:t>
+      </w:r>
+      <w:proofErr w:type="spellEnd"/>
+      <w:r>
+        <w:t>() verifica se o resultado esperado ocorreu.</w:t>
+      </w:r>
+    </w:p>
+    <w:p>
+      <w:pPr>
+        <w:spacing w:after="0"/>
+      </w:pPr>
+      <w:r>
+        <w:rPr>
+          <w:b/>
+          <w:bCs/>
+        </w:rPr>
+        <w:t>Conclusão:</w:t>
+      </w:r>
+      <w:r>
+        <w:t xml:space="preserve"> para automatizar elementos sem id único, preciso entender a estrutura HTML, escolher seletores confiáveis e validar o resultado das ações.</w:t>
       </w:r>
     </w:p>
     <w:p>
@@ -25791,6 +26679,119 @@
     </w:lvl>
   </w:abstractNum>
   <w:abstractNum w:abstractNumId="7" w15:restartNumberingAfterBreak="0">
+    <w:nsid w:val="0EB32A12"/>
+    <w:multiLevelType w:val="multilevel"/>
+    <w:tmpl w:val="4A54F0B8"/>
+    <w:lvl w:ilvl="0">
+      <w:start w:val="1"/>
+      <w:numFmt w:val="decimal"/>
+      <w:lvlText w:val="%1."/>
+      <w:lvlJc w:val="left"/>
+      <w:pPr>
+        <w:tabs>
+          <w:tab w:val="num" w:pos="720"/>
+        </w:tabs>
+        <w:ind w:left="720" w:hanging="360"/>
+      </w:pPr>
+    </w:lvl>
+    <w:lvl w:ilvl="1" w:tentative="1">
+      <w:start w:val="1"/>
+      <w:numFmt w:val="decimal"/>
+      <w:lvlText w:val="%2."/>
+      <w:lvlJc w:val="left"/>
+      <w:pPr>
+        <w:tabs>
+          <w:tab w:val="num" w:pos="1440"/>
+        </w:tabs>
+        <w:ind w:left="1440" w:hanging="360"/>
+      </w:pPr>
+    </w:lvl>
+    <w:lvl w:ilvl="2" w:tentative="1">
+      <w:start w:val="1"/>
+      <w:numFmt w:val="decimal"/>
+      <w:lvlText w:val="%3."/>
+      <w:lvlJc w:val="left"/>
+      <w:pPr>
+        <w:tabs>
+          <w:tab w:val="num" w:pos="2160"/>
+        </w:tabs>
+        <w:ind w:left="2160" w:hanging="360"/>
+      </w:pPr>
+    </w:lvl>
+    <w:lvl w:ilvl="3" w:tentative="1">
+      <w:start w:val="1"/>
+      <w:numFmt w:val="decimal"/>
+      <w:lvlText w:val="%4."/>
+      <w:lvlJc w:val="left"/>
+      <w:pPr>
+        <w:tabs>
+          <w:tab w:val="num" w:pos="2880"/>
+        </w:tabs>
+        <w:ind w:left="2880" w:hanging="360"/>
+      </w:pPr>
+    </w:lvl>
+    <w:lvl w:ilvl="4" w:tentative="1">
+      <w:start w:val="1"/>
+      <w:numFmt w:val="decimal"/>
+      <w:lvlText w:val="%5."/>
+      <w:lvlJc w:val="left"/>
+      <w:pPr>
+        <w:tabs>
+          <w:tab w:val="num" w:pos="3600"/>
+        </w:tabs>
+        <w:ind w:left="3600" w:hanging="360"/>
+      </w:pPr>
+    </w:lvl>
+    <w:lvl w:ilvl="5" w:tentative="1">
+      <w:start w:val="1"/>
+      <w:numFmt w:val="decimal"/>
+      <w:lvlText w:val="%6."/>
+      <w:lvlJc w:val="left"/>
+      <w:pPr>
+        <w:tabs>
+          <w:tab w:val="num" w:pos="4320"/>
+        </w:tabs>
+        <w:ind w:left="4320" w:hanging="360"/>
+      </w:pPr>
+    </w:lvl>
+    <w:lvl w:ilvl="6" w:tentative="1">
+      <w:start w:val="1"/>
+      <w:numFmt w:val="decimal"/>
+      <w:lvlText w:val="%7."/>
+      <w:lvlJc w:val="left"/>
+      <w:pPr>
+        <w:tabs>
+          <w:tab w:val="num" w:pos="5040"/>
+        </w:tabs>
+        <w:ind w:left="5040" w:hanging="360"/>
+      </w:pPr>
+    </w:lvl>
+    <w:lvl w:ilvl="7" w:tentative="1">
+      <w:start w:val="1"/>
+      <w:numFmt w:val="decimal"/>
+      <w:lvlText w:val="%8."/>
+      <w:lvlJc w:val="left"/>
+      <w:pPr>
+        <w:tabs>
+          <w:tab w:val="num" w:pos="5760"/>
+        </w:tabs>
+        <w:ind w:left="5760" w:hanging="360"/>
+      </w:pPr>
+    </w:lvl>
+    <w:lvl w:ilvl="8" w:tentative="1">
+      <w:start w:val="1"/>
+      <w:numFmt w:val="decimal"/>
+      <w:lvlText w:val="%9."/>
+      <w:lvlJc w:val="left"/>
+      <w:pPr>
+        <w:tabs>
+          <w:tab w:val="num" w:pos="6480"/>
+        </w:tabs>
+        <w:ind w:left="6480" w:hanging="360"/>
+      </w:pPr>
+    </w:lvl>
+  </w:abstractNum>
+  <w:abstractNum w:abstractNumId="8" w15:restartNumberingAfterBreak="0">
     <w:nsid w:val="0FCF1907"/>
     <w:multiLevelType w:val="multilevel"/>
     <w:tmpl w:val="88A0DCC4"/>
@@ -25907,7 +26908,7 @@
       </w:pPr>
     </w:lvl>
   </w:abstractNum>
-  <w:abstractNum w:abstractNumId="8" w15:restartNumberingAfterBreak="0">
+  <w:abstractNum w:abstractNumId="9" w15:restartNumberingAfterBreak="0">
     <w:nsid w:val="107E64E8"/>
     <w:multiLevelType w:val="multilevel"/>
     <w:tmpl w:val="E09665AC"/>
@@ -26056,7 +27057,156 @@
       </w:rPr>
     </w:lvl>
   </w:abstractNum>
-  <w:abstractNum w:abstractNumId="9" w15:restartNumberingAfterBreak="0">
+  <w:abstractNum w:abstractNumId="10" w15:restartNumberingAfterBreak="0">
+    <w:nsid w:val="12736D23"/>
+    <w:multiLevelType w:val="multilevel"/>
+    <w:tmpl w:val="284434FE"/>
+    <w:lvl w:ilvl="0">
+      <w:start w:val="1"/>
+      <w:numFmt w:val="bullet"/>
+      <w:lvlText w:val=""/>
+      <w:lvlJc w:val="left"/>
+      <w:pPr>
+        <w:tabs>
+          <w:tab w:val="num" w:pos="720"/>
+        </w:tabs>
+        <w:ind w:left="720" w:hanging="360"/>
+      </w:pPr>
+      <w:rPr>
+        <w:rFonts w:ascii="Symbol" w:hAnsi="Symbol" w:hint="default"/>
+        <w:sz w:val="20"/>
+      </w:rPr>
+    </w:lvl>
+    <w:lvl w:ilvl="1" w:tentative="1">
+      <w:start w:val="1"/>
+      <w:numFmt w:val="bullet"/>
+      <w:lvlText w:val="o"/>
+      <w:lvlJc w:val="left"/>
+      <w:pPr>
+        <w:tabs>
+          <w:tab w:val="num" w:pos="1440"/>
+        </w:tabs>
+        <w:ind w:left="1440" w:hanging="360"/>
+      </w:pPr>
+      <w:rPr>
+        <w:rFonts w:ascii="Courier New" w:hAnsi="Courier New" w:hint="default"/>
+        <w:sz w:val="20"/>
+      </w:rPr>
+    </w:lvl>
+    <w:lvl w:ilvl="2" w:tentative="1">
+      <w:start w:val="1"/>
+      <w:numFmt w:val="bullet"/>
+      <w:lvlText w:val=""/>
+      <w:lvlJc w:val="left"/>
+      <w:pPr>
+        <w:tabs>
+          <w:tab w:val="num" w:pos="2160"/>
+        </w:tabs>
+        <w:ind w:left="2160" w:hanging="360"/>
+      </w:pPr>
+      <w:rPr>
+        <w:rFonts w:ascii="Wingdings" w:hAnsi="Wingdings" w:hint="default"/>
+        <w:sz w:val="20"/>
+      </w:rPr>
+    </w:lvl>
+    <w:lvl w:ilvl="3" w:tentative="1">
+      <w:start w:val="1"/>
+      <w:numFmt w:val="bullet"/>
+      <w:lvlText w:val=""/>
+      <w:lvlJc w:val="left"/>
+      <w:pPr>
+        <w:tabs>
+          <w:tab w:val="num" w:pos="2880"/>
+        </w:tabs>
+        <w:ind w:left="2880" w:hanging="360"/>
+      </w:pPr>
+      <w:rPr>
+        <w:rFonts w:ascii="Wingdings" w:hAnsi="Wingdings" w:hint="default"/>
+        <w:sz w:val="20"/>
+      </w:rPr>
+    </w:lvl>
+    <w:lvl w:ilvl="4" w:tentative="1">
+      <w:start w:val="1"/>
+      <w:numFmt w:val="bullet"/>
+      <w:lvlText w:val=""/>
+      <w:lvlJc w:val="left"/>
+      <w:pPr>
+        <w:tabs>
+          <w:tab w:val="num" w:pos="3600"/>
+        </w:tabs>
+        <w:ind w:left="3600" w:hanging="360"/>
+      </w:pPr>
+      <w:rPr>
+        <w:rFonts w:ascii="Wingdings" w:hAnsi="Wingdings" w:hint="default"/>
+        <w:sz w:val="20"/>
+      </w:rPr>
+    </w:lvl>
+    <w:lvl w:ilvl="5" w:tentative="1">
+      <w:start w:val="1"/>
+      <w:numFmt w:val="bullet"/>
+      <w:lvlText w:val=""/>
+      <w:lvlJc w:val="left"/>
+      <w:pPr>
+        <w:tabs>
+          <w:tab w:val="num" w:pos="4320"/>
+        </w:tabs>
+        <w:ind w:left="4320" w:hanging="360"/>
+      </w:pPr>
+      <w:rPr>
+        <w:rFonts w:ascii="Wingdings" w:hAnsi="Wingdings" w:hint="default"/>
+        <w:sz w:val="20"/>
+      </w:rPr>
+    </w:lvl>
+    <w:lvl w:ilvl="6" w:tentative="1">
+      <w:start w:val="1"/>
+      <w:numFmt w:val="bullet"/>
+      <w:lvlText w:val=""/>
+      <w:lvlJc w:val="left"/>
+      <w:pPr>
+        <w:tabs>
+          <w:tab w:val="num" w:pos="5040"/>
+        </w:tabs>
+        <w:ind w:left="5040" w:hanging="360"/>
+      </w:pPr>
+      <w:rPr>
+        <w:rFonts w:ascii="Wingdings" w:hAnsi="Wingdings" w:hint="default"/>
+        <w:sz w:val="20"/>
+      </w:rPr>
+    </w:lvl>
+    <w:lvl w:ilvl="7" w:tentative="1">
+      <w:start w:val="1"/>
+      <w:numFmt w:val="bullet"/>
+      <w:lvlText w:val=""/>
+      <w:lvlJc w:val="left"/>
+      <w:pPr>
+        <w:tabs>
+          <w:tab w:val="num" w:pos="5760"/>
+        </w:tabs>
+        <w:ind w:left="5760" w:hanging="360"/>
+      </w:pPr>
+      <w:rPr>
+        <w:rFonts w:ascii="Wingdings" w:hAnsi="Wingdings" w:hint="default"/>
+        <w:sz w:val="20"/>
+      </w:rPr>
+    </w:lvl>
+    <w:lvl w:ilvl="8" w:tentative="1">
+      <w:start w:val="1"/>
+      <w:numFmt w:val="bullet"/>
+      <w:lvlText w:val=""/>
+      <w:lvlJc w:val="left"/>
+      <w:pPr>
+        <w:tabs>
+          <w:tab w:val="num" w:pos="6480"/>
+        </w:tabs>
+        <w:ind w:left="6480" w:hanging="360"/>
+      </w:pPr>
+      <w:rPr>
+        <w:rFonts w:ascii="Wingdings" w:hAnsi="Wingdings" w:hint="default"/>
+        <w:sz w:val="20"/>
+      </w:rPr>
+    </w:lvl>
+  </w:abstractNum>
+  <w:abstractNum w:abstractNumId="11" w15:restartNumberingAfterBreak="0">
     <w:nsid w:val="18D009B6"/>
     <w:multiLevelType w:val="multilevel"/>
     <w:tmpl w:val="8BBAD87E"/>
@@ -26205,7 +27355,156 @@
       </w:rPr>
     </w:lvl>
   </w:abstractNum>
-  <w:abstractNum w:abstractNumId="10" w15:restartNumberingAfterBreak="0">
+  <w:abstractNum w:abstractNumId="12" w15:restartNumberingAfterBreak="0">
+    <w:nsid w:val="19657E0E"/>
+    <w:multiLevelType w:val="multilevel"/>
+    <w:tmpl w:val="284434FE"/>
+    <w:lvl w:ilvl="0">
+      <w:start w:val="1"/>
+      <w:numFmt w:val="bullet"/>
+      <w:lvlText w:val=""/>
+      <w:lvlJc w:val="left"/>
+      <w:pPr>
+        <w:tabs>
+          <w:tab w:val="num" w:pos="720"/>
+        </w:tabs>
+        <w:ind w:left="720" w:hanging="360"/>
+      </w:pPr>
+      <w:rPr>
+        <w:rFonts w:ascii="Symbol" w:hAnsi="Symbol" w:hint="default"/>
+        <w:sz w:val="20"/>
+      </w:rPr>
+    </w:lvl>
+    <w:lvl w:ilvl="1" w:tentative="1">
+      <w:start w:val="1"/>
+      <w:numFmt w:val="bullet"/>
+      <w:lvlText w:val="o"/>
+      <w:lvlJc w:val="left"/>
+      <w:pPr>
+        <w:tabs>
+          <w:tab w:val="num" w:pos="1440"/>
+        </w:tabs>
+        <w:ind w:left="1440" w:hanging="360"/>
+      </w:pPr>
+      <w:rPr>
+        <w:rFonts w:ascii="Courier New" w:hAnsi="Courier New" w:hint="default"/>
+        <w:sz w:val="20"/>
+      </w:rPr>
+    </w:lvl>
+    <w:lvl w:ilvl="2" w:tentative="1">
+      <w:start w:val="1"/>
+      <w:numFmt w:val="bullet"/>
+      <w:lvlText w:val=""/>
+      <w:lvlJc w:val="left"/>
+      <w:pPr>
+        <w:tabs>
+          <w:tab w:val="num" w:pos="2160"/>
+        </w:tabs>
+        <w:ind w:left="2160" w:hanging="360"/>
+      </w:pPr>
+      <w:rPr>
+        <w:rFonts w:ascii="Wingdings" w:hAnsi="Wingdings" w:hint="default"/>
+        <w:sz w:val="20"/>
+      </w:rPr>
+    </w:lvl>
+    <w:lvl w:ilvl="3" w:tentative="1">
+      <w:start w:val="1"/>
+      <w:numFmt w:val="bullet"/>
+      <w:lvlText w:val=""/>
+      <w:lvlJc w:val="left"/>
+      <w:pPr>
+        <w:tabs>
+          <w:tab w:val="num" w:pos="2880"/>
+        </w:tabs>
+        <w:ind w:left="2880" w:hanging="360"/>
+      </w:pPr>
+      <w:rPr>
+        <w:rFonts w:ascii="Wingdings" w:hAnsi="Wingdings" w:hint="default"/>
+        <w:sz w:val="20"/>
+      </w:rPr>
+    </w:lvl>
+    <w:lvl w:ilvl="4" w:tentative="1">
+      <w:start w:val="1"/>
+      <w:numFmt w:val="bullet"/>
+      <w:lvlText w:val=""/>
+      <w:lvlJc w:val="left"/>
+      <w:pPr>
+        <w:tabs>
+          <w:tab w:val="num" w:pos="3600"/>
+        </w:tabs>
+        <w:ind w:left="3600" w:hanging="360"/>
+      </w:pPr>
+      <w:rPr>
+        <w:rFonts w:ascii="Wingdings" w:hAnsi="Wingdings" w:hint="default"/>
+        <w:sz w:val="20"/>
+      </w:rPr>
+    </w:lvl>
+    <w:lvl w:ilvl="5" w:tentative="1">
+      <w:start w:val="1"/>
+      <w:numFmt w:val="bullet"/>
+      <w:lvlText w:val=""/>
+      <w:lvlJc w:val="left"/>
+      <w:pPr>
+        <w:tabs>
+          <w:tab w:val="num" w:pos="4320"/>
+        </w:tabs>
+        <w:ind w:left="4320" w:hanging="360"/>
+      </w:pPr>
+      <w:rPr>
+        <w:rFonts w:ascii="Wingdings" w:hAnsi="Wingdings" w:hint="default"/>
+        <w:sz w:val="20"/>
+      </w:rPr>
+    </w:lvl>
+    <w:lvl w:ilvl="6" w:tentative="1">
+      <w:start w:val="1"/>
+      <w:numFmt w:val="bullet"/>
+      <w:lvlText w:val=""/>
+      <w:lvlJc w:val="left"/>
+      <w:pPr>
+        <w:tabs>
+          <w:tab w:val="num" w:pos="5040"/>
+        </w:tabs>
+        <w:ind w:left="5040" w:hanging="360"/>
+      </w:pPr>
+      <w:rPr>
+        <w:rFonts w:ascii="Wingdings" w:hAnsi="Wingdings" w:hint="default"/>
+        <w:sz w:val="20"/>
+      </w:rPr>
+    </w:lvl>
+    <w:lvl w:ilvl="7" w:tentative="1">
+      <w:start w:val="1"/>
+      <w:numFmt w:val="bullet"/>
+      <w:lvlText w:val=""/>
+      <w:lvlJc w:val="left"/>
+      <w:pPr>
+        <w:tabs>
+          <w:tab w:val="num" w:pos="5760"/>
+        </w:tabs>
+        <w:ind w:left="5760" w:hanging="360"/>
+      </w:pPr>
+      <w:rPr>
+        <w:rFonts w:ascii="Wingdings" w:hAnsi="Wingdings" w:hint="default"/>
+        <w:sz w:val="20"/>
+      </w:rPr>
+    </w:lvl>
+    <w:lvl w:ilvl="8" w:tentative="1">
+      <w:start w:val="1"/>
+      <w:numFmt w:val="bullet"/>
+      <w:lvlText w:val=""/>
+      <w:lvlJc w:val="left"/>
+      <w:pPr>
+        <w:tabs>
+          <w:tab w:val="num" w:pos="6480"/>
+        </w:tabs>
+        <w:ind w:left="6480" w:hanging="360"/>
+      </w:pPr>
+      <w:rPr>
+        <w:rFonts w:ascii="Wingdings" w:hAnsi="Wingdings" w:hint="default"/>
+        <w:sz w:val="20"/>
+      </w:rPr>
+    </w:lvl>
+  </w:abstractNum>
+  <w:abstractNum w:abstractNumId="13" w15:restartNumberingAfterBreak="0">
     <w:nsid w:val="1A8C1E10"/>
     <w:multiLevelType w:val="multilevel"/>
     <w:tmpl w:val="1FC2C6E0"/>
@@ -26354,7 +27653,7 @@
       </w:rPr>
     </w:lvl>
   </w:abstractNum>
-  <w:abstractNum w:abstractNumId="11" w15:restartNumberingAfterBreak="0">
+  <w:abstractNum w:abstractNumId="14" w15:restartNumberingAfterBreak="0">
     <w:nsid w:val="1B037E19"/>
     <w:multiLevelType w:val="multilevel"/>
     <w:tmpl w:val="284434FE"/>
@@ -26503,7 +27802,7 @@
       </w:rPr>
     </w:lvl>
   </w:abstractNum>
-  <w:abstractNum w:abstractNumId="12" w15:restartNumberingAfterBreak="0">
+  <w:abstractNum w:abstractNumId="15" w15:restartNumberingAfterBreak="0">
     <w:nsid w:val="1CCF769D"/>
     <w:multiLevelType w:val="multilevel"/>
     <w:tmpl w:val="81B2FB98"/>
@@ -26652,7 +27951,7 @@
       </w:rPr>
     </w:lvl>
   </w:abstractNum>
-  <w:abstractNum w:abstractNumId="13" w15:restartNumberingAfterBreak="0">
+  <w:abstractNum w:abstractNumId="16" w15:restartNumberingAfterBreak="0">
     <w:nsid w:val="1FB818D5"/>
     <w:multiLevelType w:val="multilevel"/>
     <w:tmpl w:val="9C2CCD1C"/>
@@ -26765,7 +28064,7 @@
       </w:pPr>
     </w:lvl>
   </w:abstractNum>
-  <w:abstractNum w:abstractNumId="14" w15:restartNumberingAfterBreak="0">
+  <w:abstractNum w:abstractNumId="17" w15:restartNumberingAfterBreak="0">
     <w:nsid w:val="231211C9"/>
     <w:multiLevelType w:val="multilevel"/>
     <w:tmpl w:val="284434FE"/>
@@ -26914,7 +28213,7 @@
       </w:rPr>
     </w:lvl>
   </w:abstractNum>
-  <w:abstractNum w:abstractNumId="15" w15:restartNumberingAfterBreak="0">
+  <w:abstractNum w:abstractNumId="18" w15:restartNumberingAfterBreak="0">
     <w:nsid w:val="23896E71"/>
     <w:multiLevelType w:val="multilevel"/>
     <w:tmpl w:val="87D21BCC"/>
@@ -27063,7 +28362,7 @@
       </w:rPr>
     </w:lvl>
   </w:abstractNum>
-  <w:abstractNum w:abstractNumId="16" w15:restartNumberingAfterBreak="0">
+  <w:abstractNum w:abstractNumId="19" w15:restartNumberingAfterBreak="0">
     <w:nsid w:val="283C448A"/>
     <w:multiLevelType w:val="multilevel"/>
     <w:tmpl w:val="5518EB7A"/>
@@ -27212,7 +28511,7 @@
       </w:rPr>
     </w:lvl>
   </w:abstractNum>
-  <w:abstractNum w:abstractNumId="17" w15:restartNumberingAfterBreak="0">
+  <w:abstractNum w:abstractNumId="20" w15:restartNumberingAfterBreak="0">
     <w:nsid w:val="2A7E5B87"/>
     <w:multiLevelType w:val="multilevel"/>
     <w:tmpl w:val="236AE22C"/>
@@ -27361,7 +28660,7 @@
       </w:rPr>
     </w:lvl>
   </w:abstractNum>
-  <w:abstractNum w:abstractNumId="18" w15:restartNumberingAfterBreak="0">
+  <w:abstractNum w:abstractNumId="21" w15:restartNumberingAfterBreak="0">
     <w:nsid w:val="2B5A5E0B"/>
     <w:multiLevelType w:val="multilevel"/>
     <w:tmpl w:val="24F04C84"/>
@@ -27510,7 +28809,7 @@
       </w:rPr>
     </w:lvl>
   </w:abstractNum>
-  <w:abstractNum w:abstractNumId="19" w15:restartNumberingAfterBreak="0">
+  <w:abstractNum w:abstractNumId="22" w15:restartNumberingAfterBreak="0">
     <w:nsid w:val="2F550B18"/>
     <w:multiLevelType w:val="multilevel"/>
     <w:tmpl w:val="78CA4050"/>
@@ -27659,7 +28958,7 @@
       </w:rPr>
     </w:lvl>
   </w:abstractNum>
-  <w:abstractNum w:abstractNumId="20" w15:restartNumberingAfterBreak="0">
+  <w:abstractNum w:abstractNumId="23" w15:restartNumberingAfterBreak="0">
     <w:nsid w:val="2F6159A4"/>
     <w:multiLevelType w:val="multilevel"/>
     <w:tmpl w:val="623ADA6E"/>
@@ -27772,7 +29071,7 @@
       </w:pPr>
     </w:lvl>
   </w:abstractNum>
-  <w:abstractNum w:abstractNumId="21" w15:restartNumberingAfterBreak="0">
+  <w:abstractNum w:abstractNumId="24" w15:restartNumberingAfterBreak="0">
     <w:nsid w:val="2F655F95"/>
     <w:multiLevelType w:val="multilevel"/>
     <w:tmpl w:val="9C2CCD1C"/>
@@ -27885,7 +29184,7 @@
       </w:pPr>
     </w:lvl>
   </w:abstractNum>
-  <w:abstractNum w:abstractNumId="22" w15:restartNumberingAfterBreak="0">
+  <w:abstractNum w:abstractNumId="25" w15:restartNumberingAfterBreak="0">
     <w:nsid w:val="34205F5B"/>
     <w:multiLevelType w:val="multilevel"/>
     <w:tmpl w:val="D7E4E6AA"/>
@@ -28034,7 +29333,7 @@
       </w:rPr>
     </w:lvl>
   </w:abstractNum>
-  <w:abstractNum w:abstractNumId="23" w15:restartNumberingAfterBreak="0">
+  <w:abstractNum w:abstractNumId="26" w15:restartNumberingAfterBreak="0">
     <w:nsid w:val="35EC4C35"/>
     <w:multiLevelType w:val="multilevel"/>
     <w:tmpl w:val="C044817E"/>
@@ -28183,7 +29482,7 @@
       </w:rPr>
     </w:lvl>
   </w:abstractNum>
-  <w:abstractNum w:abstractNumId="24" w15:restartNumberingAfterBreak="0">
+  <w:abstractNum w:abstractNumId="27" w15:restartNumberingAfterBreak="0">
     <w:nsid w:val="4001201C"/>
     <w:multiLevelType w:val="multilevel"/>
     <w:tmpl w:val="04082470"/>
@@ -28296,7 +29595,156 @@
       </w:pPr>
     </w:lvl>
   </w:abstractNum>
-  <w:abstractNum w:abstractNumId="25" w15:restartNumberingAfterBreak="0">
+  <w:abstractNum w:abstractNumId="28" w15:restartNumberingAfterBreak="0">
+    <w:nsid w:val="486051E4"/>
+    <w:multiLevelType w:val="multilevel"/>
+    <w:tmpl w:val="284434FE"/>
+    <w:lvl w:ilvl="0">
+      <w:start w:val="1"/>
+      <w:numFmt w:val="bullet"/>
+      <w:lvlText w:val=""/>
+      <w:lvlJc w:val="left"/>
+      <w:pPr>
+        <w:tabs>
+          <w:tab w:val="num" w:pos="720"/>
+        </w:tabs>
+        <w:ind w:left="720" w:hanging="360"/>
+      </w:pPr>
+      <w:rPr>
+        <w:rFonts w:ascii="Symbol" w:hAnsi="Symbol" w:hint="default"/>
+        <w:sz w:val="20"/>
+      </w:rPr>
+    </w:lvl>
+    <w:lvl w:ilvl="1" w:tentative="1">
+      <w:start w:val="1"/>
+      <w:numFmt w:val="bullet"/>
+      <w:lvlText w:val="o"/>
+      <w:lvlJc w:val="left"/>
+      <w:pPr>
+        <w:tabs>
+          <w:tab w:val="num" w:pos="1440"/>
+        </w:tabs>
+        <w:ind w:left="1440" w:hanging="360"/>
+      </w:pPr>
+      <w:rPr>
+        <w:rFonts w:ascii="Courier New" w:hAnsi="Courier New" w:hint="default"/>
+        <w:sz w:val="20"/>
+      </w:rPr>
+    </w:lvl>
+    <w:lvl w:ilvl="2" w:tentative="1">
+      <w:start w:val="1"/>
+      <w:numFmt w:val="bullet"/>
+      <w:lvlText w:val=""/>
+      <w:lvlJc w:val="left"/>
+      <w:pPr>
+        <w:tabs>
+          <w:tab w:val="num" w:pos="2160"/>
+        </w:tabs>
+        <w:ind w:left="2160" w:hanging="360"/>
+      </w:pPr>
+      <w:rPr>
+        <w:rFonts w:ascii="Wingdings" w:hAnsi="Wingdings" w:hint="default"/>
+        <w:sz w:val="20"/>
+      </w:rPr>
+    </w:lvl>
+    <w:lvl w:ilvl="3" w:tentative="1">
+      <w:start w:val="1"/>
+      <w:numFmt w:val="bullet"/>
+      <w:lvlText w:val=""/>
+      <w:lvlJc w:val="left"/>
+      <w:pPr>
+        <w:tabs>
+          <w:tab w:val="num" w:pos="2880"/>
+        </w:tabs>
+        <w:ind w:left="2880" w:hanging="360"/>
+      </w:pPr>
+      <w:rPr>
+        <w:rFonts w:ascii="Wingdings" w:hAnsi="Wingdings" w:hint="default"/>
+        <w:sz w:val="20"/>
+      </w:rPr>
+    </w:lvl>
+    <w:lvl w:ilvl="4" w:tentative="1">
+      <w:start w:val="1"/>
+      <w:numFmt w:val="bullet"/>
+      <w:lvlText w:val=""/>
+      <w:lvlJc w:val="left"/>
+      <w:pPr>
+        <w:tabs>
+          <w:tab w:val="num" w:pos="3600"/>
+        </w:tabs>
+        <w:ind w:left="3600" w:hanging="360"/>
+      </w:pPr>
+      <w:rPr>
+        <w:rFonts w:ascii="Wingdings" w:hAnsi="Wingdings" w:hint="default"/>
+        <w:sz w:val="20"/>
+      </w:rPr>
+    </w:lvl>
+    <w:lvl w:ilvl="5" w:tentative="1">
+      <w:start w:val="1"/>
+      <w:numFmt w:val="bullet"/>
+      <w:lvlText w:val=""/>
+      <w:lvlJc w:val="left"/>
+      <w:pPr>
+        <w:tabs>
+          <w:tab w:val="num" w:pos="4320"/>
+        </w:tabs>
+        <w:ind w:left="4320" w:hanging="360"/>
+      </w:pPr>
+      <w:rPr>
+        <w:rFonts w:ascii="Wingdings" w:hAnsi="Wingdings" w:hint="default"/>
+        <w:sz w:val="20"/>
+      </w:rPr>
+    </w:lvl>
+    <w:lvl w:ilvl="6" w:tentative="1">
+      <w:start w:val="1"/>
+      <w:numFmt w:val="bullet"/>
+      <w:lvlText w:val=""/>
+      <w:lvlJc w:val="left"/>
+      <w:pPr>
+        <w:tabs>
+          <w:tab w:val="num" w:pos="5040"/>
+        </w:tabs>
+        <w:ind w:left="5040" w:hanging="360"/>
+      </w:pPr>
+      <w:rPr>
+        <w:rFonts w:ascii="Wingdings" w:hAnsi="Wingdings" w:hint="default"/>
+        <w:sz w:val="20"/>
+      </w:rPr>
+    </w:lvl>
+    <w:lvl w:ilvl="7" w:tentative="1">
+      <w:start w:val="1"/>
+      <w:numFmt w:val="bullet"/>
+      <w:lvlText w:val=""/>
+      <w:lvlJc w:val="left"/>
+      <w:pPr>
+        <w:tabs>
+          <w:tab w:val="num" w:pos="5760"/>
+        </w:tabs>
+        <w:ind w:left="5760" w:hanging="360"/>
+      </w:pPr>
+      <w:rPr>
+        <w:rFonts w:ascii="Wingdings" w:hAnsi="Wingdings" w:hint="default"/>
+        <w:sz w:val="20"/>
+      </w:rPr>
+    </w:lvl>
+    <w:lvl w:ilvl="8" w:tentative="1">
+      <w:start w:val="1"/>
+      <w:numFmt w:val="bullet"/>
+      <w:lvlText w:val=""/>
+      <w:lvlJc w:val="left"/>
+      <w:pPr>
+        <w:tabs>
+          <w:tab w:val="num" w:pos="6480"/>
+        </w:tabs>
+        <w:ind w:left="6480" w:hanging="360"/>
+      </w:pPr>
+      <w:rPr>
+        <w:rFonts w:ascii="Wingdings" w:hAnsi="Wingdings" w:hint="default"/>
+        <w:sz w:val="20"/>
+      </w:rPr>
+    </w:lvl>
+  </w:abstractNum>
+  <w:abstractNum w:abstractNumId="29" w15:restartNumberingAfterBreak="0">
     <w:nsid w:val="4AA84A18"/>
     <w:multiLevelType w:val="multilevel"/>
     <w:tmpl w:val="806AE8EA"/>
@@ -28445,7 +29893,7 @@
       </w:rPr>
     </w:lvl>
   </w:abstractNum>
-  <w:abstractNum w:abstractNumId="26" w15:restartNumberingAfterBreak="0">
+  <w:abstractNum w:abstractNumId="30" w15:restartNumberingAfterBreak="0">
     <w:nsid w:val="4ACC3D8E"/>
     <w:multiLevelType w:val="multilevel"/>
     <w:tmpl w:val="689CC926"/>
@@ -28594,7 +30042,7 @@
       </w:rPr>
     </w:lvl>
   </w:abstractNum>
-  <w:abstractNum w:abstractNumId="27" w15:restartNumberingAfterBreak="0">
+  <w:abstractNum w:abstractNumId="31" w15:restartNumberingAfterBreak="0">
     <w:nsid w:val="4D1A269D"/>
     <w:multiLevelType w:val="multilevel"/>
     <w:tmpl w:val="284434FE"/>
@@ -28743,7 +30191,7 @@
       </w:rPr>
     </w:lvl>
   </w:abstractNum>
-  <w:abstractNum w:abstractNumId="28" w15:restartNumberingAfterBreak="0">
+  <w:abstractNum w:abstractNumId="32" w15:restartNumberingAfterBreak="0">
     <w:nsid w:val="508D7154"/>
     <w:multiLevelType w:val="multilevel"/>
     <w:tmpl w:val="05BA29AE"/>
@@ -28892,7 +30340,7 @@
       </w:rPr>
     </w:lvl>
   </w:abstractNum>
-  <w:abstractNum w:abstractNumId="29" w15:restartNumberingAfterBreak="0">
+  <w:abstractNum w:abstractNumId="33" w15:restartNumberingAfterBreak="0">
     <w:nsid w:val="50AF1916"/>
     <w:multiLevelType w:val="multilevel"/>
     <w:tmpl w:val="1CDEC6D6"/>
@@ -29041,7 +30489,7 @@
       </w:rPr>
     </w:lvl>
   </w:abstractNum>
-  <w:abstractNum w:abstractNumId="30" w15:restartNumberingAfterBreak="0">
+  <w:abstractNum w:abstractNumId="34" w15:restartNumberingAfterBreak="0">
     <w:nsid w:val="52B35D9C"/>
     <w:multiLevelType w:val="multilevel"/>
     <w:tmpl w:val="F036D8DA"/>
@@ -29190,7 +30638,7 @@
       </w:rPr>
     </w:lvl>
   </w:abstractNum>
-  <w:abstractNum w:abstractNumId="31" w15:restartNumberingAfterBreak="0">
+  <w:abstractNum w:abstractNumId="35" w15:restartNumberingAfterBreak="0">
     <w:nsid w:val="54050725"/>
     <w:multiLevelType w:val="multilevel"/>
     <w:tmpl w:val="82C40B8A"/>
@@ -29339,7 +30787,7 @@
       </w:rPr>
     </w:lvl>
   </w:abstractNum>
-  <w:abstractNum w:abstractNumId="32" w15:restartNumberingAfterBreak="0">
+  <w:abstractNum w:abstractNumId="36" w15:restartNumberingAfterBreak="0">
     <w:nsid w:val="549B7A3F"/>
     <w:multiLevelType w:val="multilevel"/>
     <w:tmpl w:val="0F20AB3A"/>
@@ -29488,7 +30936,7 @@
       </w:rPr>
     </w:lvl>
   </w:abstractNum>
-  <w:abstractNum w:abstractNumId="33" w15:restartNumberingAfterBreak="0">
+  <w:abstractNum w:abstractNumId="37" w15:restartNumberingAfterBreak="0">
     <w:nsid w:val="562D489C"/>
     <w:multiLevelType w:val="multilevel"/>
     <w:tmpl w:val="86F008FA"/>
@@ -29637,7 +31085,7 @@
       </w:rPr>
     </w:lvl>
   </w:abstractNum>
-  <w:abstractNum w:abstractNumId="34" w15:restartNumberingAfterBreak="0">
+  <w:abstractNum w:abstractNumId="38" w15:restartNumberingAfterBreak="0">
     <w:nsid w:val="5E4B3C32"/>
     <w:multiLevelType w:val="multilevel"/>
     <w:tmpl w:val="2C82D658"/>
@@ -29786,7 +31234,7 @@
       </w:rPr>
     </w:lvl>
   </w:abstractNum>
-  <w:abstractNum w:abstractNumId="35" w15:restartNumberingAfterBreak="0">
+  <w:abstractNum w:abstractNumId="39" w15:restartNumberingAfterBreak="0">
     <w:nsid w:val="600B5A80"/>
     <w:multiLevelType w:val="multilevel"/>
     <w:tmpl w:val="4D9E1450"/>
@@ -29935,7 +31383,156 @@
       </w:rPr>
     </w:lvl>
   </w:abstractNum>
-  <w:abstractNum w:abstractNumId="36" w15:restartNumberingAfterBreak="0">
+  <w:abstractNum w:abstractNumId="40" w15:restartNumberingAfterBreak="0">
+    <w:nsid w:val="62356821"/>
+    <w:multiLevelType w:val="multilevel"/>
+    <w:tmpl w:val="284434FE"/>
+    <w:lvl w:ilvl="0">
+      <w:start w:val="1"/>
+      <w:numFmt w:val="bullet"/>
+      <w:lvlText w:val=""/>
+      <w:lvlJc w:val="left"/>
+      <w:pPr>
+        <w:tabs>
+          <w:tab w:val="num" w:pos="720"/>
+        </w:tabs>
+        <w:ind w:left="720" w:hanging="360"/>
+      </w:pPr>
+      <w:rPr>
+        <w:rFonts w:ascii="Symbol" w:hAnsi="Symbol" w:hint="default"/>
+        <w:sz w:val="20"/>
+      </w:rPr>
+    </w:lvl>
+    <w:lvl w:ilvl="1" w:tentative="1">
+      <w:start w:val="1"/>
+      <w:numFmt w:val="bullet"/>
+      <w:lvlText w:val="o"/>
+      <w:lvlJc w:val="left"/>
+      <w:pPr>
+        <w:tabs>
+          <w:tab w:val="num" w:pos="1440"/>
+        </w:tabs>
+        <w:ind w:left="1440" w:hanging="360"/>
+      </w:pPr>
+      <w:rPr>
+        <w:rFonts w:ascii="Courier New" w:hAnsi="Courier New" w:hint="default"/>
+        <w:sz w:val="20"/>
+      </w:rPr>
+    </w:lvl>
+    <w:lvl w:ilvl="2" w:tentative="1">
+      <w:start w:val="1"/>
+      <w:numFmt w:val="bullet"/>
+      <w:lvlText w:val=""/>
+      <w:lvlJc w:val="left"/>
+      <w:pPr>
+        <w:tabs>
+          <w:tab w:val="num" w:pos="2160"/>
+        </w:tabs>
+        <w:ind w:left="2160" w:hanging="360"/>
+      </w:pPr>
+      <w:rPr>
+        <w:rFonts w:ascii="Wingdings" w:hAnsi="Wingdings" w:hint="default"/>
+        <w:sz w:val="20"/>
+      </w:rPr>
+    </w:lvl>
+    <w:lvl w:ilvl="3" w:tentative="1">
+      <w:start w:val="1"/>
+      <w:numFmt w:val="bullet"/>
+      <w:lvlText w:val=""/>
+      <w:lvlJc w:val="left"/>
+      <w:pPr>
+        <w:tabs>
+          <w:tab w:val="num" w:pos="2880"/>
+        </w:tabs>
+        <w:ind w:left="2880" w:hanging="360"/>
+      </w:pPr>
+      <w:rPr>
+        <w:rFonts w:ascii="Wingdings" w:hAnsi="Wingdings" w:hint="default"/>
+        <w:sz w:val="20"/>
+      </w:rPr>
+    </w:lvl>
+    <w:lvl w:ilvl="4" w:tentative="1">
+      <w:start w:val="1"/>
+      <w:numFmt w:val="bullet"/>
+      <w:lvlText w:val=""/>
+      <w:lvlJc w:val="left"/>
+      <w:pPr>
+        <w:tabs>
+          <w:tab w:val="num" w:pos="3600"/>
+        </w:tabs>
+        <w:ind w:left="3600" w:hanging="360"/>
+      </w:pPr>
+      <w:rPr>
+        <w:rFonts w:ascii="Wingdings" w:hAnsi="Wingdings" w:hint="default"/>
+        <w:sz w:val="20"/>
+      </w:rPr>
+    </w:lvl>
+    <w:lvl w:ilvl="5" w:tentative="1">
+      <w:start w:val="1"/>
+      <w:numFmt w:val="bullet"/>
+      <w:lvlText w:val=""/>
+      <w:lvlJc w:val="left"/>
+      <w:pPr>
+        <w:tabs>
+          <w:tab w:val="num" w:pos="4320"/>
+        </w:tabs>
+        <w:ind w:left="4320" w:hanging="360"/>
+      </w:pPr>
+      <w:rPr>
+        <w:rFonts w:ascii="Wingdings" w:hAnsi="Wingdings" w:hint="default"/>
+        <w:sz w:val="20"/>
+      </w:rPr>
+    </w:lvl>
+    <w:lvl w:ilvl="6" w:tentative="1">
+      <w:start w:val="1"/>
+      <w:numFmt w:val="bullet"/>
+      <w:lvlText w:val=""/>
+      <w:lvlJc w:val="left"/>
+      <w:pPr>
+        <w:tabs>
+          <w:tab w:val="num" w:pos="5040"/>
+        </w:tabs>
+        <w:ind w:left="5040" w:hanging="360"/>
+      </w:pPr>
+      <w:rPr>
+        <w:rFonts w:ascii="Wingdings" w:hAnsi="Wingdings" w:hint="default"/>
+        <w:sz w:val="20"/>
+      </w:rPr>
+    </w:lvl>
+    <w:lvl w:ilvl="7" w:tentative="1">
+      <w:start w:val="1"/>
+      <w:numFmt w:val="bullet"/>
+      <w:lvlText w:val=""/>
+      <w:lvlJc w:val="left"/>
+      <w:pPr>
+        <w:tabs>
+          <w:tab w:val="num" w:pos="5760"/>
+        </w:tabs>
+        <w:ind w:left="5760" w:hanging="360"/>
+      </w:pPr>
+      <w:rPr>
+        <w:rFonts w:ascii="Wingdings" w:hAnsi="Wingdings" w:hint="default"/>
+        <w:sz w:val="20"/>
+      </w:rPr>
+    </w:lvl>
+    <w:lvl w:ilvl="8" w:tentative="1">
+      <w:start w:val="1"/>
+      <w:numFmt w:val="bullet"/>
+      <w:lvlText w:val=""/>
+      <w:lvlJc w:val="left"/>
+      <w:pPr>
+        <w:tabs>
+          <w:tab w:val="num" w:pos="6480"/>
+        </w:tabs>
+        <w:ind w:left="6480" w:hanging="360"/>
+      </w:pPr>
+      <w:rPr>
+        <w:rFonts w:ascii="Wingdings" w:hAnsi="Wingdings" w:hint="default"/>
+        <w:sz w:val="20"/>
+      </w:rPr>
+    </w:lvl>
+  </w:abstractNum>
+  <w:abstractNum w:abstractNumId="41" w15:restartNumberingAfterBreak="0">
     <w:nsid w:val="628D780C"/>
     <w:multiLevelType w:val="multilevel"/>
     <w:tmpl w:val="6338E36A"/>
@@ -30084,7 +31681,7 @@
       </w:rPr>
     </w:lvl>
   </w:abstractNum>
-  <w:abstractNum w:abstractNumId="37" w15:restartNumberingAfterBreak="0">
+  <w:abstractNum w:abstractNumId="42" w15:restartNumberingAfterBreak="0">
     <w:nsid w:val="63811D52"/>
     <w:multiLevelType w:val="multilevel"/>
     <w:tmpl w:val="284434FE"/>
@@ -30233,7 +31830,7 @@
       </w:rPr>
     </w:lvl>
   </w:abstractNum>
-  <w:abstractNum w:abstractNumId="38" w15:restartNumberingAfterBreak="0">
+  <w:abstractNum w:abstractNumId="43" w15:restartNumberingAfterBreak="0">
     <w:nsid w:val="63D52A4F"/>
     <w:multiLevelType w:val="multilevel"/>
     <w:tmpl w:val="BE346338"/>
@@ -30382,7 +31979,7 @@
       </w:rPr>
     </w:lvl>
   </w:abstractNum>
-  <w:abstractNum w:abstractNumId="39" w15:restartNumberingAfterBreak="0">
+  <w:abstractNum w:abstractNumId="44" w15:restartNumberingAfterBreak="0">
     <w:nsid w:val="64C63B97"/>
     <w:multiLevelType w:val="multilevel"/>
     <w:tmpl w:val="81889C6E"/>
@@ -30495,7 +32092,7 @@
       </w:pPr>
     </w:lvl>
   </w:abstractNum>
-  <w:abstractNum w:abstractNumId="40" w15:restartNumberingAfterBreak="0">
+  <w:abstractNum w:abstractNumId="45" w15:restartNumberingAfterBreak="0">
     <w:nsid w:val="685308A7"/>
     <w:multiLevelType w:val="multilevel"/>
     <w:tmpl w:val="27A080CC"/>
@@ -30644,7 +32241,7 @@
       </w:rPr>
     </w:lvl>
   </w:abstractNum>
-  <w:abstractNum w:abstractNumId="41" w15:restartNumberingAfterBreak="0">
+  <w:abstractNum w:abstractNumId="46" w15:restartNumberingAfterBreak="0">
     <w:nsid w:val="688914B3"/>
     <w:multiLevelType w:val="multilevel"/>
     <w:tmpl w:val="BC92A496"/>
@@ -30793,7 +32390,156 @@
       </w:rPr>
     </w:lvl>
   </w:abstractNum>
-  <w:abstractNum w:abstractNumId="42" w15:restartNumberingAfterBreak="0">
+  <w:abstractNum w:abstractNumId="47" w15:restartNumberingAfterBreak="0">
+    <w:nsid w:val="6C890C70"/>
+    <w:multiLevelType w:val="multilevel"/>
+    <w:tmpl w:val="284434FE"/>
+    <w:lvl w:ilvl="0">
+      <w:start w:val="1"/>
+      <w:numFmt w:val="bullet"/>
+      <w:lvlText w:val=""/>
+      <w:lvlJc w:val="left"/>
+      <w:pPr>
+        <w:tabs>
+          <w:tab w:val="num" w:pos="720"/>
+        </w:tabs>
+        <w:ind w:left="720" w:hanging="360"/>
+      </w:pPr>
+      <w:rPr>
+        <w:rFonts w:ascii="Symbol" w:hAnsi="Symbol" w:hint="default"/>
+        <w:sz w:val="20"/>
+      </w:rPr>
+    </w:lvl>
+    <w:lvl w:ilvl="1" w:tentative="1">
+      <w:start w:val="1"/>
+      <w:numFmt w:val="bullet"/>
+      <w:lvlText w:val="o"/>
+      <w:lvlJc w:val="left"/>
+      <w:pPr>
+        <w:tabs>
+          <w:tab w:val="num" w:pos="1440"/>
+        </w:tabs>
+        <w:ind w:left="1440" w:hanging="360"/>
+      </w:pPr>
+      <w:rPr>
+        <w:rFonts w:ascii="Courier New" w:hAnsi="Courier New" w:hint="default"/>
+        <w:sz w:val="20"/>
+      </w:rPr>
+    </w:lvl>
+    <w:lvl w:ilvl="2" w:tentative="1">
+      <w:start w:val="1"/>
+      <w:numFmt w:val="bullet"/>
+      <w:lvlText w:val=""/>
+      <w:lvlJc w:val="left"/>
+      <w:pPr>
+        <w:tabs>
+          <w:tab w:val="num" w:pos="2160"/>
+        </w:tabs>
+        <w:ind w:left="2160" w:hanging="360"/>
+      </w:pPr>
+      <w:rPr>
+        <w:rFonts w:ascii="Wingdings" w:hAnsi="Wingdings" w:hint="default"/>
+        <w:sz w:val="20"/>
+      </w:rPr>
+    </w:lvl>
+    <w:lvl w:ilvl="3" w:tentative="1">
+      <w:start w:val="1"/>
+      <w:numFmt w:val="bullet"/>
+      <w:lvlText w:val=""/>
+      <w:lvlJc w:val="left"/>
+      <w:pPr>
+        <w:tabs>
+          <w:tab w:val="num" w:pos="2880"/>
+        </w:tabs>
+        <w:ind w:left="2880" w:hanging="360"/>
+      </w:pPr>
+      <w:rPr>
+        <w:rFonts w:ascii="Wingdings" w:hAnsi="Wingdings" w:hint="default"/>
+        <w:sz w:val="20"/>
+      </w:rPr>
+    </w:lvl>
+    <w:lvl w:ilvl="4" w:tentative="1">
+      <w:start w:val="1"/>
+      <w:numFmt w:val="bullet"/>
+      <w:lvlText w:val=""/>
+      <w:lvlJc w:val="left"/>
+      <w:pPr>
+        <w:tabs>
+          <w:tab w:val="num" w:pos="3600"/>
+        </w:tabs>
+        <w:ind w:left="3600" w:hanging="360"/>
+      </w:pPr>
+      <w:rPr>
+        <w:rFonts w:ascii="Wingdings" w:hAnsi="Wingdings" w:hint="default"/>
+        <w:sz w:val="20"/>
+      </w:rPr>
+    </w:lvl>
+    <w:lvl w:ilvl="5" w:tentative="1">
+      <w:start w:val="1"/>
+      <w:numFmt w:val="bullet"/>
+      <w:lvlText w:val=""/>
+      <w:lvlJc w:val="left"/>
+      <w:pPr>
+        <w:tabs>
+          <w:tab w:val="num" w:pos="4320"/>
+        </w:tabs>
+        <w:ind w:left="4320" w:hanging="360"/>
+      </w:pPr>
+      <w:rPr>
+        <w:rFonts w:ascii="Wingdings" w:hAnsi="Wingdings" w:hint="default"/>
+        <w:sz w:val="20"/>
+      </w:rPr>
+    </w:lvl>
+    <w:lvl w:ilvl="6" w:tentative="1">
+      <w:start w:val="1"/>
+      <w:numFmt w:val="bullet"/>
+      <w:lvlText w:val=""/>
+      <w:lvlJc w:val="left"/>
+      <w:pPr>
+        <w:tabs>
+          <w:tab w:val="num" w:pos="5040"/>
+        </w:tabs>
+        <w:ind w:left="5040" w:hanging="360"/>
+      </w:pPr>
+      <w:rPr>
+        <w:rFonts w:ascii="Wingdings" w:hAnsi="Wingdings" w:hint="default"/>
+        <w:sz w:val="20"/>
+      </w:rPr>
+    </w:lvl>
+    <w:lvl w:ilvl="7" w:tentative="1">
+      <w:start w:val="1"/>
+      <w:numFmt w:val="bullet"/>
+      <w:lvlText w:val=""/>
+      <w:lvlJc w:val="left"/>
+      <w:pPr>
+        <w:tabs>
+          <w:tab w:val="num" w:pos="5760"/>
+        </w:tabs>
+        <w:ind w:left="5760" w:hanging="360"/>
+      </w:pPr>
+      <w:rPr>
+        <w:rFonts w:ascii="Wingdings" w:hAnsi="Wingdings" w:hint="default"/>
+        <w:sz w:val="20"/>
+      </w:rPr>
+    </w:lvl>
+    <w:lvl w:ilvl="8" w:tentative="1">
+      <w:start w:val="1"/>
+      <w:numFmt w:val="bullet"/>
+      <w:lvlText w:val=""/>
+      <w:lvlJc w:val="left"/>
+      <w:pPr>
+        <w:tabs>
+          <w:tab w:val="num" w:pos="6480"/>
+        </w:tabs>
+        <w:ind w:left="6480" w:hanging="360"/>
+      </w:pPr>
+      <w:rPr>
+        <w:rFonts w:ascii="Wingdings" w:hAnsi="Wingdings" w:hint="default"/>
+        <w:sz w:val="20"/>
+      </w:rPr>
+    </w:lvl>
+  </w:abstractNum>
+  <w:abstractNum w:abstractNumId="48" w15:restartNumberingAfterBreak="0">
     <w:nsid w:val="750B7303"/>
     <w:multiLevelType w:val="multilevel"/>
     <w:tmpl w:val="109A2098"/>
@@ -30942,7 +32688,7 @@
       </w:rPr>
     </w:lvl>
   </w:abstractNum>
-  <w:abstractNum w:abstractNumId="43" w15:restartNumberingAfterBreak="0">
+  <w:abstractNum w:abstractNumId="49" w15:restartNumberingAfterBreak="0">
     <w:nsid w:val="76E61CAC"/>
     <w:multiLevelType w:val="multilevel"/>
     <w:tmpl w:val="76503626"/>
@@ -31055,7 +32801,7 @@
       </w:pPr>
     </w:lvl>
   </w:abstractNum>
-  <w:abstractNum w:abstractNumId="44" w15:restartNumberingAfterBreak="0">
+  <w:abstractNum w:abstractNumId="50" w15:restartNumberingAfterBreak="0">
     <w:nsid w:val="77D029A7"/>
     <w:multiLevelType w:val="multilevel"/>
     <w:tmpl w:val="330CDB2A"/>
@@ -31168,7 +32914,7 @@
       </w:pPr>
     </w:lvl>
   </w:abstractNum>
-  <w:abstractNum w:abstractNumId="45" w15:restartNumberingAfterBreak="0">
+  <w:abstractNum w:abstractNumId="51" w15:restartNumberingAfterBreak="0">
     <w:nsid w:val="7834320F"/>
     <w:multiLevelType w:val="multilevel"/>
     <w:tmpl w:val="27728F5E"/>
@@ -31281,7 +33027,7 @@
       </w:pPr>
     </w:lvl>
   </w:abstractNum>
-  <w:abstractNum w:abstractNumId="46" w15:restartNumberingAfterBreak="0">
+  <w:abstractNum w:abstractNumId="52" w15:restartNumberingAfterBreak="0">
     <w:nsid w:val="79243DA1"/>
     <w:multiLevelType w:val="multilevel"/>
     <w:tmpl w:val="284434FE"/>
@@ -31430,7 +33176,7 @@
       </w:rPr>
     </w:lvl>
   </w:abstractNum>
-  <w:abstractNum w:abstractNumId="47" w15:restartNumberingAfterBreak="0">
+  <w:abstractNum w:abstractNumId="53" w15:restartNumberingAfterBreak="0">
     <w:nsid w:val="7A4C1AFD"/>
     <w:multiLevelType w:val="multilevel"/>
     <w:tmpl w:val="188635DE"/>
@@ -31579,7 +33325,7 @@
       </w:rPr>
     </w:lvl>
   </w:abstractNum>
-  <w:abstractNum w:abstractNumId="48" w15:restartNumberingAfterBreak="0">
+  <w:abstractNum w:abstractNumId="54" w15:restartNumberingAfterBreak="0">
     <w:nsid w:val="7C50535F"/>
     <w:multiLevelType w:val="multilevel"/>
     <w:tmpl w:val="78C22C92"/>
@@ -31692,7 +33438,7 @@
       </w:pPr>
     </w:lvl>
   </w:abstractNum>
-  <w:abstractNum w:abstractNumId="49" w15:restartNumberingAfterBreak="0">
+  <w:abstractNum w:abstractNumId="55" w15:restartNumberingAfterBreak="0">
     <w:nsid w:val="7D190E8C"/>
     <w:multiLevelType w:val="multilevel"/>
     <w:tmpl w:val="6F4AE496"/>
@@ -31841,7 +33587,7 @@
       </w:rPr>
     </w:lvl>
   </w:abstractNum>
-  <w:abstractNum w:abstractNumId="50" w15:restartNumberingAfterBreak="0">
+  <w:abstractNum w:abstractNumId="56" w15:restartNumberingAfterBreak="0">
     <w:nsid w:val="7D7E1EB5"/>
     <w:multiLevelType w:val="multilevel"/>
     <w:tmpl w:val="A016FBCA"/>
@@ -31990,7 +33736,156 @@
       </w:rPr>
     </w:lvl>
   </w:abstractNum>
-  <w:abstractNum w:abstractNumId="51" w15:restartNumberingAfterBreak="0">
+  <w:abstractNum w:abstractNumId="57" w15:restartNumberingAfterBreak="0">
+    <w:nsid w:val="7DC12D79"/>
+    <w:multiLevelType w:val="multilevel"/>
+    <w:tmpl w:val="284434FE"/>
+    <w:lvl w:ilvl="0">
+      <w:start w:val="1"/>
+      <w:numFmt w:val="bullet"/>
+      <w:lvlText w:val=""/>
+      <w:lvlJc w:val="left"/>
+      <w:pPr>
+        <w:tabs>
+          <w:tab w:val="num" w:pos="720"/>
+        </w:tabs>
+        <w:ind w:left="720" w:hanging="360"/>
+      </w:pPr>
+      <w:rPr>
+        <w:rFonts w:ascii="Symbol" w:hAnsi="Symbol" w:hint="default"/>
+        <w:sz w:val="20"/>
+      </w:rPr>
+    </w:lvl>
+    <w:lvl w:ilvl="1" w:tentative="1">
+      <w:start w:val="1"/>
+      <w:numFmt w:val="bullet"/>
+      <w:lvlText w:val="o"/>
+      <w:lvlJc w:val="left"/>
+      <w:pPr>
+        <w:tabs>
+          <w:tab w:val="num" w:pos="1440"/>
+        </w:tabs>
+        <w:ind w:left="1440" w:hanging="360"/>
+      </w:pPr>
+      <w:rPr>
+        <w:rFonts w:ascii="Courier New" w:hAnsi="Courier New" w:hint="default"/>
+        <w:sz w:val="20"/>
+      </w:rPr>
+    </w:lvl>
+    <w:lvl w:ilvl="2" w:tentative="1">
+      <w:start w:val="1"/>
+      <w:numFmt w:val="bullet"/>
+      <w:lvlText w:val=""/>
+      <w:lvlJc w:val="left"/>
+      <w:pPr>
+        <w:tabs>
+          <w:tab w:val="num" w:pos="2160"/>
+        </w:tabs>
+        <w:ind w:left="2160" w:hanging="360"/>
+      </w:pPr>
+      <w:rPr>
+        <w:rFonts w:ascii="Wingdings" w:hAnsi="Wingdings" w:hint="default"/>
+        <w:sz w:val="20"/>
+      </w:rPr>
+    </w:lvl>
+    <w:lvl w:ilvl="3" w:tentative="1">
+      <w:start w:val="1"/>
+      <w:numFmt w:val="bullet"/>
+      <w:lvlText w:val=""/>
+      <w:lvlJc w:val="left"/>
+      <w:pPr>
+        <w:tabs>
+          <w:tab w:val="num" w:pos="2880"/>
+        </w:tabs>
+        <w:ind w:left="2880" w:hanging="360"/>
+      </w:pPr>
+      <w:rPr>
+        <w:rFonts w:ascii="Wingdings" w:hAnsi="Wingdings" w:hint="default"/>
+        <w:sz w:val="20"/>
+      </w:rPr>
+    </w:lvl>
+    <w:lvl w:ilvl="4" w:tentative="1">
+      <w:start w:val="1"/>
+      <w:numFmt w:val="bullet"/>
+      <w:lvlText w:val=""/>
+      <w:lvlJc w:val="left"/>
+      <w:pPr>
+        <w:tabs>
+          <w:tab w:val="num" w:pos="3600"/>
+        </w:tabs>
+        <w:ind w:left="3600" w:hanging="360"/>
+      </w:pPr>
+      <w:rPr>
+        <w:rFonts w:ascii="Wingdings" w:hAnsi="Wingdings" w:hint="default"/>
+        <w:sz w:val="20"/>
+      </w:rPr>
+    </w:lvl>
+    <w:lvl w:ilvl="5" w:tentative="1">
+      <w:start w:val="1"/>
+      <w:numFmt w:val="bullet"/>
+      <w:lvlText w:val=""/>
+      <w:lvlJc w:val="left"/>
+      <w:pPr>
+        <w:tabs>
+          <w:tab w:val="num" w:pos="4320"/>
+        </w:tabs>
+        <w:ind w:left="4320" w:hanging="360"/>
+      </w:pPr>
+      <w:rPr>
+        <w:rFonts w:ascii="Wingdings" w:hAnsi="Wingdings" w:hint="default"/>
+        <w:sz w:val="20"/>
+      </w:rPr>
+    </w:lvl>
+    <w:lvl w:ilvl="6" w:tentative="1">
+      <w:start w:val="1"/>
+      <w:numFmt w:val="bullet"/>
+      <w:lvlText w:val=""/>
+      <w:lvlJc w:val="left"/>
+      <w:pPr>
+        <w:tabs>
+          <w:tab w:val="num" w:pos="5040"/>
+        </w:tabs>
+        <w:ind w:left="5040" w:hanging="360"/>
+      </w:pPr>
+      <w:rPr>
+        <w:rFonts w:ascii="Wingdings" w:hAnsi="Wingdings" w:hint="default"/>
+        <w:sz w:val="20"/>
+      </w:rPr>
+    </w:lvl>
+    <w:lvl w:ilvl="7" w:tentative="1">
+      <w:start w:val="1"/>
+      <w:numFmt w:val="bullet"/>
+      <w:lvlText w:val=""/>
+      <w:lvlJc w:val="left"/>
+      <w:pPr>
+        <w:tabs>
+          <w:tab w:val="num" w:pos="5760"/>
+        </w:tabs>
+        <w:ind w:left="5760" w:hanging="360"/>
+      </w:pPr>
+      <w:rPr>
+        <w:rFonts w:ascii="Wingdings" w:hAnsi="Wingdings" w:hint="default"/>
+        <w:sz w:val="20"/>
+      </w:rPr>
+    </w:lvl>
+    <w:lvl w:ilvl="8" w:tentative="1">
+      <w:start w:val="1"/>
+      <w:numFmt w:val="bullet"/>
+      <w:lvlText w:val=""/>
+      <w:lvlJc w:val="left"/>
+      <w:pPr>
+        <w:tabs>
+          <w:tab w:val="num" w:pos="6480"/>
+        </w:tabs>
+        <w:ind w:left="6480" w:hanging="360"/>
+      </w:pPr>
+      <w:rPr>
+        <w:rFonts w:ascii="Wingdings" w:hAnsi="Wingdings" w:hint="default"/>
+        <w:sz w:val="20"/>
+      </w:rPr>
+    </w:lvl>
+  </w:abstractNum>
+  <w:abstractNum w:abstractNumId="58" w15:restartNumberingAfterBreak="0">
     <w:nsid w:val="7E57324C"/>
     <w:multiLevelType w:val="multilevel"/>
     <w:tmpl w:val="A83A47B4"/>
@@ -32140,154 +34035,154 @@
     </w:lvl>
   </w:abstractNum>
   <w:num w:numId="1" w16cid:durableId="1807352600">
-    <w:abstractNumId w:val="47"/>
+    <w:abstractNumId w:val="53"/>
   </w:num>
   <w:num w:numId="2" w16cid:durableId="1289313639">
-    <w:abstractNumId w:val="22"/>
+    <w:abstractNumId w:val="25"/>
   </w:num>
   <w:num w:numId="3" w16cid:durableId="105345779">
+    <w:abstractNumId w:val="41"/>
+  </w:num>
+  <w:num w:numId="4" w16cid:durableId="210845180">
+    <w:abstractNumId w:val="58"/>
+  </w:num>
+  <w:num w:numId="5" w16cid:durableId="323512730">
+    <w:abstractNumId w:val="26"/>
+  </w:num>
+  <w:num w:numId="6" w16cid:durableId="1732658656">
+    <w:abstractNumId w:val="18"/>
+  </w:num>
+  <w:num w:numId="7" w16cid:durableId="1541936381">
+    <w:abstractNumId w:val="44"/>
+  </w:num>
+  <w:num w:numId="8" w16cid:durableId="1871409665">
+    <w:abstractNumId w:val="55"/>
+  </w:num>
+  <w:num w:numId="9" w16cid:durableId="1840072043">
+    <w:abstractNumId w:val="34"/>
+  </w:num>
+  <w:num w:numId="10" w16cid:durableId="972641355">
     <w:abstractNumId w:val="36"/>
   </w:num>
-  <w:num w:numId="4" w16cid:durableId="210845180">
-    <w:abstractNumId w:val="51"/>
+  <w:num w:numId="11" w16cid:durableId="1730952846">
+    <w:abstractNumId w:val="8"/>
   </w:num>
-  <w:num w:numId="5" w16cid:durableId="323512730">
+  <w:num w:numId="12" w16cid:durableId="1090081387">
+    <w:abstractNumId w:val="15"/>
+  </w:num>
+  <w:num w:numId="13" w16cid:durableId="750352990">
+    <w:abstractNumId w:val="20"/>
+  </w:num>
+  <w:num w:numId="14" w16cid:durableId="885679495">
     <w:abstractNumId w:val="23"/>
   </w:num>
-  <w:num w:numId="6" w16cid:durableId="1732658656">
-    <w:abstractNumId w:val="15"/>
+  <w:num w:numId="15" w16cid:durableId="1216351207">
+    <w:abstractNumId w:val="38"/>
   </w:num>
-  <w:num w:numId="7" w16cid:durableId="1541936381">
-    <w:abstractNumId w:val="39"/>
-  </w:num>
-  <w:num w:numId="8" w16cid:durableId="1871409665">
-    <w:abstractNumId w:val="49"/>
-  </w:num>
-  <w:num w:numId="9" w16cid:durableId="1840072043">
-    <w:abstractNumId w:val="30"/>
-  </w:num>
-  <w:num w:numId="10" w16cid:durableId="972641355">
+  <w:num w:numId="16" w16cid:durableId="1066563910">
     <w:abstractNumId w:val="32"/>
   </w:num>
-  <w:num w:numId="11" w16cid:durableId="1730952846">
-    <w:abstractNumId w:val="7"/>
-  </w:num>
-  <w:num w:numId="12" w16cid:durableId="1090081387">
-    <w:abstractNumId w:val="12"/>
-  </w:num>
-  <w:num w:numId="13" w16cid:durableId="750352990">
-    <w:abstractNumId w:val="17"/>
-  </w:num>
-  <w:num w:numId="14" w16cid:durableId="885679495">
-    <w:abstractNumId w:val="20"/>
-  </w:num>
-  <w:num w:numId="15" w16cid:durableId="1216351207">
-    <w:abstractNumId w:val="34"/>
-  </w:num>
-  <w:num w:numId="16" w16cid:durableId="1066563910">
-    <w:abstractNumId w:val="28"/>
-  </w:num>
   <w:num w:numId="17" w16cid:durableId="1275405945">
-    <w:abstractNumId w:val="29"/>
+    <w:abstractNumId w:val="33"/>
   </w:num>
   <w:num w:numId="18" w16cid:durableId="1739939799">
-    <w:abstractNumId w:val="8"/>
+    <w:abstractNumId w:val="9"/>
   </w:num>
   <w:num w:numId="19" w16cid:durableId="78261887">
-    <w:abstractNumId w:val="25"/>
+    <w:abstractNumId w:val="29"/>
   </w:num>
   <w:num w:numId="20" w16cid:durableId="1947617525">
     <w:abstractNumId w:val="4"/>
   </w:num>
   <w:num w:numId="21" w16cid:durableId="661465476">
-    <w:abstractNumId w:val="24"/>
+    <w:abstractNumId w:val="27"/>
   </w:num>
   <w:num w:numId="22" w16cid:durableId="1199202532">
-    <w:abstractNumId w:val="35"/>
+    <w:abstractNumId w:val="39"/>
   </w:num>
   <w:num w:numId="23" w16cid:durableId="1600677296">
-    <w:abstractNumId w:val="33"/>
+    <w:abstractNumId w:val="37"/>
   </w:num>
   <w:num w:numId="24" w16cid:durableId="598756210">
-    <w:abstractNumId w:val="13"/>
+    <w:abstractNumId w:val="16"/>
   </w:num>
   <w:num w:numId="25" w16cid:durableId="1423454322">
     <w:abstractNumId w:val="5"/>
   </w:num>
   <w:num w:numId="26" w16cid:durableId="2030838345">
-    <w:abstractNumId w:val="42"/>
+    <w:abstractNumId w:val="48"/>
   </w:num>
   <w:num w:numId="27" w16cid:durableId="1613170802">
     <w:abstractNumId w:val="2"/>
   </w:num>
   <w:num w:numId="28" w16cid:durableId="1584995561">
-    <w:abstractNumId w:val="38"/>
+    <w:abstractNumId w:val="43"/>
   </w:num>
   <w:num w:numId="29" w16cid:durableId="390422211">
-    <w:abstractNumId w:val="10"/>
+    <w:abstractNumId w:val="13"/>
   </w:num>
   <w:num w:numId="30" w16cid:durableId="1369523729">
+    <w:abstractNumId w:val="22"/>
+  </w:num>
+  <w:num w:numId="31" w16cid:durableId="332877556">
+    <w:abstractNumId w:val="24"/>
+  </w:num>
+  <w:num w:numId="32" w16cid:durableId="1820807917">
+    <w:abstractNumId w:val="21"/>
+  </w:num>
+  <w:num w:numId="33" w16cid:durableId="377435206">
     <w:abstractNumId w:val="19"/>
   </w:num>
-  <w:num w:numId="31" w16cid:durableId="332877556">
-    <w:abstractNumId w:val="21"/>
-  </w:num>
-  <w:num w:numId="32" w16cid:durableId="1820807917">
-    <w:abstractNumId w:val="18"/>
-  </w:num>
-  <w:num w:numId="33" w16cid:durableId="377435206">
-    <w:abstractNumId w:val="16"/>
-  </w:num>
   <w:num w:numId="34" w16cid:durableId="1399357143">
-    <w:abstractNumId w:val="45"/>
+    <w:abstractNumId w:val="51"/>
   </w:num>
   <w:num w:numId="35" w16cid:durableId="1278683558">
-    <w:abstractNumId w:val="40"/>
+    <w:abstractNumId w:val="45"/>
   </w:num>
   <w:num w:numId="36" w16cid:durableId="954168010">
     <w:abstractNumId w:val="3"/>
   </w:num>
   <w:num w:numId="37" w16cid:durableId="660890753">
-    <w:abstractNumId w:val="48"/>
+    <w:abstractNumId w:val="54"/>
   </w:num>
   <w:num w:numId="38" w16cid:durableId="1690595081">
-    <w:abstractNumId w:val="43"/>
+    <w:abstractNumId w:val="49"/>
   </w:num>
   <w:num w:numId="39" w16cid:durableId="182745152">
-    <w:abstractNumId w:val="31"/>
+    <w:abstractNumId w:val="35"/>
   </w:num>
   <w:num w:numId="40" w16cid:durableId="834420943">
-    <w:abstractNumId w:val="44"/>
+    <w:abstractNumId w:val="50"/>
   </w:num>
   <w:num w:numId="41" w16cid:durableId="2002419068">
-    <w:abstractNumId w:val="9"/>
+    <w:abstractNumId w:val="11"/>
   </w:num>
   <w:num w:numId="42" w16cid:durableId="1091240492">
-    <w:abstractNumId w:val="41"/>
+    <w:abstractNumId w:val="46"/>
   </w:num>
   <w:num w:numId="43" w16cid:durableId="970869620">
-    <w:abstractNumId w:val="26"/>
+    <w:abstractNumId w:val="30"/>
   </w:num>
   <w:num w:numId="44" w16cid:durableId="333996985">
-    <w:abstractNumId w:val="50"/>
+    <w:abstractNumId w:val="56"/>
   </w:num>
   <w:num w:numId="45" w16cid:durableId="1873029967">
     <w:abstractNumId w:val="6"/>
   </w:num>
   <w:num w:numId="46" w16cid:durableId="912086002">
+    <w:abstractNumId w:val="17"/>
+  </w:num>
+  <w:num w:numId="47" w16cid:durableId="358042909">
+    <w:abstractNumId w:val="52"/>
+  </w:num>
+  <w:num w:numId="48" w16cid:durableId="555553673">
+    <w:abstractNumId w:val="31"/>
+  </w:num>
+  <w:num w:numId="49" w16cid:durableId="1278945193">
     <w:abstractNumId w:val="14"/>
   </w:num>
-  <w:num w:numId="47" w16cid:durableId="358042909">
-    <w:abstractNumId w:val="46"/>
-  </w:num>
-  <w:num w:numId="48" w16cid:durableId="555553673">
-    <w:abstractNumId w:val="27"/>
-  </w:num>
-  <w:num w:numId="49" w16cid:durableId="1278945193">
-    <w:abstractNumId w:val="11"/>
-  </w:num>
   <w:num w:numId="50" w16cid:durableId="362365695">
-    <w:abstractNumId w:val="37"/>
+    <w:abstractNumId w:val="42"/>
   </w:num>
   <w:num w:numId="51" w16cid:durableId="1350571105">
     <w:abstractNumId w:val="0"/>
@@ -32295,7 +34190,28 @@
   <w:num w:numId="52" w16cid:durableId="1804733601">
     <w:abstractNumId w:val="1"/>
   </w:num>
-  <w:numIdMacAtCleanup w:val="52"/>
+  <w:num w:numId="53" w16cid:durableId="789277911">
+    <w:abstractNumId w:val="12"/>
+  </w:num>
+  <w:num w:numId="54" w16cid:durableId="1420523851">
+    <w:abstractNumId w:val="28"/>
+  </w:num>
+  <w:num w:numId="55" w16cid:durableId="856771908">
+    <w:abstractNumId w:val="57"/>
+  </w:num>
+  <w:num w:numId="56" w16cid:durableId="1245797104">
+    <w:abstractNumId w:val="47"/>
+  </w:num>
+  <w:num w:numId="57" w16cid:durableId="286546946">
+    <w:abstractNumId w:val="40"/>
+  </w:num>
+  <w:num w:numId="58" w16cid:durableId="704788680">
+    <w:abstractNumId w:val="10"/>
+  </w:num>
+  <w:num w:numId="59" w16cid:durableId="795873426">
+    <w:abstractNumId w:val="7"/>
+  </w:num>
+  <w:numIdMacAtCleanup w:val="59"/>
 </w:numbering>
 </file>
 

--- a/Módulo_6_Testando e Automatizando Testes em Aplicações Web/Módulo 6 - Testando e Automatizando Testes em Aplicações Web.docx
+++ b/Módulo_6_Testando e Automatizando Testes em Aplicações Web/Módulo 6 - Testando e Automatizando Testes em Aplicações Web.docx
@@ -8,21 +8,13 @@
         <w:spacing w:after="0"/>
       </w:pPr>
       <w:r>
-        <w:t xml:space="preserve">Módulo </w:t>
-      </w:r>
-      <w:proofErr w:type="gramStart"/>
-      <w:r>
-        <w:t xml:space="preserve">6 </w:t>
+        <w:t xml:space="preserve">Módulo 6 </w:t>
       </w:r>
       <w:r>
         <w:t xml:space="preserve"> </w:t>
       </w:r>
       <w:r>
-        <w:t>-</w:t>
-      </w:r>
-      <w:proofErr w:type="gramEnd"/>
-      <w:r>
-        <w:t xml:space="preserve"> Testando e Automatizando Testes em Aplicações Web</w:t>
+        <w:t>- Testando e Automatizando Testes em Aplicações Web</w:t>
       </w:r>
       <w:r>
         <w:t xml:space="preserve"> – Cypress</w:t>
@@ -557,12 +549,10 @@
         <w:t xml:space="preserve"> </w:t>
       </w:r>
       <w:proofErr w:type="spellStart"/>
-      <w:proofErr w:type="gramStart"/>
       <w:r>
         <w:t>julio.lima</w:t>
       </w:r>
       <w:proofErr w:type="spellEnd"/>
-      <w:proofErr w:type="gramEnd"/>
       <w:r>
         <w:t xml:space="preserve"> </w:t>
       </w:r>
@@ -586,12 +576,10 @@
         <w:t xml:space="preserve"> </w:t>
       </w:r>
       <w:proofErr w:type="spellStart"/>
-      <w:proofErr w:type="gramStart"/>
       <w:r>
         <w:t>junior.lima</w:t>
       </w:r>
       <w:proofErr w:type="spellEnd"/>
-      <w:proofErr w:type="gramEnd"/>
       <w:r>
         <w:t xml:space="preserve"> (</w:t>
       </w:r>
@@ -739,15 +727,7 @@
         <w:spacing w:after="0"/>
       </w:pPr>
       <w:r>
-        <w:t xml:space="preserve">Aplicações </w:t>
-      </w:r>
-      <w:proofErr w:type="gramStart"/>
-      <w:r>
-        <w:t>web podem</w:t>
-      </w:r>
-      <w:proofErr w:type="gramEnd"/>
-      <w:r>
-        <w:t xml:space="preserve"> ser acessadas simultaneamente por pessoas de diferentes regiões do mundo, utilizando dispositivos, navegadores e versões distintas.</w:t>
+        <w:t>Aplicações web podem ser acessadas simultaneamente por pessoas de diferentes regiões do mundo, utilizando dispositivos, navegadores e versões distintas.</w:t>
       </w:r>
     </w:p>
     <w:p>
@@ -9557,91 +9537,56 @@
       <w:pPr>
         <w:spacing w:after="0"/>
       </w:pPr>
-      <w:proofErr w:type="gramStart"/>
-      <w:r>
-        <w:t>[ ]</w:t>
-      </w:r>
-      <w:proofErr w:type="gramEnd"/>
-      <w:r>
-        <w:t xml:space="preserve"> Validar formulários com dados válidos e inválidos</w:t>
-      </w:r>
-    </w:p>
-    <w:p>
-      <w:pPr>
-        <w:spacing w:after="0"/>
-      </w:pPr>
-      <w:proofErr w:type="gramStart"/>
-      <w:r>
-        <w:t>[ ]</w:t>
-      </w:r>
-      <w:proofErr w:type="gramEnd"/>
-      <w:r>
-        <w:t xml:space="preserve"> Testar todos os links e botões importantes</w:t>
-      </w:r>
-    </w:p>
-    <w:p>
-      <w:pPr>
-        <w:spacing w:after="0"/>
-      </w:pPr>
-      <w:proofErr w:type="gramStart"/>
-      <w:r>
-        <w:t>[ ]</w:t>
-      </w:r>
-      <w:proofErr w:type="gramEnd"/>
-      <w:r>
-        <w:t xml:space="preserve"> Executar os fluxos completos do usuário</w:t>
-      </w:r>
-    </w:p>
-    <w:p>
-      <w:pPr>
-        <w:spacing w:after="0"/>
-      </w:pPr>
-      <w:proofErr w:type="gramStart"/>
-      <w:r>
-        <w:t>[ ]</w:t>
-      </w:r>
-      <w:proofErr w:type="gramEnd"/>
-      <w:r>
-        <w:t xml:space="preserve"> Conferir cálculos, descontos e valores finais</w:t>
-      </w:r>
-    </w:p>
-    <w:p>
-      <w:pPr>
-        <w:spacing w:after="0"/>
-      </w:pPr>
-      <w:proofErr w:type="gramStart"/>
-      <w:r>
-        <w:t>[ ]</w:t>
-      </w:r>
-      <w:proofErr w:type="gramEnd"/>
-      <w:r>
-        <w:t xml:space="preserve"> Validar mensagens de erro e textos da interface</w:t>
-      </w:r>
-    </w:p>
-    <w:p>
-      <w:pPr>
-        <w:spacing w:after="0"/>
-      </w:pPr>
-      <w:proofErr w:type="gramStart"/>
-      <w:r>
-        <w:t>[ ]</w:t>
-      </w:r>
-      <w:proofErr w:type="gramEnd"/>
-      <w:r>
-        <w:t xml:space="preserve"> Verificar logout e proteção de páginas restritas</w:t>
-      </w:r>
-    </w:p>
-    <w:p>
-      <w:pPr>
-        <w:spacing w:after="0"/>
-      </w:pPr>
-      <w:proofErr w:type="gramStart"/>
-      <w:r>
-        <w:t>[ ]</w:t>
-      </w:r>
-      <w:proofErr w:type="gramEnd"/>
-      <w:r>
-        <w:t xml:space="preserve"> Confirmar que erros técnicos não são exibidos ao usuário</w:t>
+      <w:r>
+        <w:t>[ ] Validar formulários com dados válidos e inválidos</w:t>
+      </w:r>
+    </w:p>
+    <w:p>
+      <w:pPr>
+        <w:spacing w:after="0"/>
+      </w:pPr>
+      <w:r>
+        <w:t>[ ] Testar todos os links e botões importantes</w:t>
+      </w:r>
+    </w:p>
+    <w:p>
+      <w:pPr>
+        <w:spacing w:after="0"/>
+      </w:pPr>
+      <w:r>
+        <w:t>[ ] Executar os fluxos completos do usuário</w:t>
+      </w:r>
+    </w:p>
+    <w:p>
+      <w:pPr>
+        <w:spacing w:after="0"/>
+      </w:pPr>
+      <w:r>
+        <w:t>[ ] Conferir cálculos, descontos e valores finais</w:t>
+      </w:r>
+    </w:p>
+    <w:p>
+      <w:pPr>
+        <w:spacing w:after="0"/>
+      </w:pPr>
+      <w:r>
+        <w:t>[ ] Validar mensagens de erro e textos da interface</w:t>
+      </w:r>
+    </w:p>
+    <w:p>
+      <w:pPr>
+        <w:spacing w:after="0"/>
+      </w:pPr>
+      <w:r>
+        <w:t>[ ] Verificar logout e proteção de páginas restritas</w:t>
+      </w:r>
+    </w:p>
+    <w:p>
+      <w:pPr>
+        <w:spacing w:after="0"/>
+      </w:pPr>
+      <w:r>
+        <w:t>[ ] Confirmar que erros técnicos não são exibidos ao usuário</w:t>
       </w:r>
     </w:p>
     <w:p>
@@ -10356,7 +10301,6 @@
         <w:t xml:space="preserve">3. Primeiro comando: </w:t>
       </w:r>
       <w:proofErr w:type="spellStart"/>
-      <w:proofErr w:type="gramStart"/>
       <w:r>
         <w:rPr>
           <w:b/>
@@ -10365,7 +10309,6 @@
         <w:t>cy.visit</w:t>
       </w:r>
       <w:proofErr w:type="spellEnd"/>
-      <w:proofErr w:type="gramEnd"/>
       <w:r>
         <w:rPr>
           <w:b/>
@@ -10387,12 +10330,10 @@
         <w:t xml:space="preserve">O comando </w:t>
       </w:r>
       <w:proofErr w:type="spellStart"/>
-      <w:proofErr w:type="gramStart"/>
       <w:r>
         <w:t>cy.visit</w:t>
       </w:r>
       <w:proofErr w:type="spellEnd"/>
-      <w:proofErr w:type="gramEnd"/>
       <w:r>
         <w:t>() permite acessar uma URL durante a execução do teste.</w:t>
       </w:r>
@@ -10415,33 +10356,20 @@
         <w:spacing w:after="0"/>
       </w:pPr>
       <w:proofErr w:type="spellStart"/>
-      <w:proofErr w:type="gramStart"/>
       <w:r>
         <w:t>describe</w:t>
       </w:r>
       <w:proofErr w:type="spellEnd"/>
       <w:r>
-        <w:t>(</w:t>
-      </w:r>
-      <w:proofErr w:type="gramEnd"/>
-      <w:r>
-        <w:t>'Meu primeiro teste', () =&gt; {</w:t>
-      </w:r>
-    </w:p>
-    <w:p>
-      <w:pPr>
-        <w:spacing w:after="0"/>
-      </w:pPr>
-      <w:r>
-        <w:t xml:space="preserve">  </w:t>
-      </w:r>
-      <w:proofErr w:type="gramStart"/>
-      <w:r>
-        <w:t>it(</w:t>
-      </w:r>
-      <w:proofErr w:type="gramEnd"/>
-      <w:r>
-        <w:t>'deve acessar uma página web', () =&gt; {</w:t>
+        <w:t>('Meu primeiro teste', () =&gt; {</w:t>
+      </w:r>
+    </w:p>
+    <w:p>
+      <w:pPr>
+        <w:spacing w:after="0"/>
+      </w:pPr>
+      <w:r>
+        <w:t xml:space="preserve">  it('deve acessar uma página web', () =&gt; {</w:t>
       </w:r>
     </w:p>
     <w:p>
@@ -10452,12 +10380,10 @@
         <w:t xml:space="preserve">    </w:t>
       </w:r>
       <w:proofErr w:type="spellStart"/>
-      <w:proofErr w:type="gramStart"/>
       <w:r>
         <w:t>cy.visit</w:t>
       </w:r>
       <w:proofErr w:type="spellEnd"/>
-      <w:proofErr w:type="gramEnd"/>
       <w:r>
         <w:t>('https://example.cypress.io')</w:t>
       </w:r>
@@ -10500,17 +10426,12 @@
         <w:spacing w:after="0"/>
       </w:pPr>
       <w:proofErr w:type="spellStart"/>
-      <w:proofErr w:type="gramStart"/>
       <w:r>
         <w:t>describe</w:t>
       </w:r>
       <w:proofErr w:type="spellEnd"/>
       <w:r>
-        <w:t>(</w:t>
-      </w:r>
-      <w:proofErr w:type="gramEnd"/>
-      <w:r>
-        <w:t>) agrupa testes relacionados.</w:t>
+        <w:t>() agrupa testes relacionados.</w:t>
       </w:r>
     </w:p>
     <w:p>
@@ -10521,13 +10442,8 @@
         </w:numPr>
         <w:spacing w:after="0"/>
       </w:pPr>
-      <w:proofErr w:type="gramStart"/>
-      <w:r>
-        <w:t>it(</w:t>
-      </w:r>
-      <w:proofErr w:type="gramEnd"/>
-      <w:r>
-        <w:t>) define um cenário de teste.</w:t>
+      <w:r>
+        <w:t>it() define um cenário de teste.</w:t>
       </w:r>
     </w:p>
     <w:p>
@@ -10539,12 +10455,10 @@
         <w:spacing w:after="0"/>
       </w:pPr>
       <w:proofErr w:type="spellStart"/>
-      <w:proofErr w:type="gramStart"/>
       <w:r>
         <w:t>cy.visit</w:t>
       </w:r>
       <w:proofErr w:type="spellEnd"/>
-      <w:proofErr w:type="gramEnd"/>
       <w:r>
         <w:t>() acessa a página indicada.</w:t>
       </w:r>
@@ -10582,7 +10496,6 @@
           <w:t xml:space="preserve">Cypress — </w:t>
         </w:r>
         <w:proofErr w:type="spellStart"/>
-        <w:proofErr w:type="gramStart"/>
         <w:r>
           <w:rPr>
             <w:rStyle w:val="Hyperlink"/>
@@ -10590,7 +10503,6 @@
           <w:t>cy.visit</w:t>
         </w:r>
         <w:proofErr w:type="spellEnd"/>
-        <w:proofErr w:type="gramEnd"/>
         <w:r>
           <w:rPr>
             <w:rStyle w:val="Hyperlink"/>
@@ -10872,45 +10784,34 @@
         <w:t xml:space="preserve"> </w:t>
       </w:r>
       <w:proofErr w:type="spellStart"/>
-      <w:proofErr w:type="gramStart"/>
       <w:r>
         <w:t>cy.visit</w:t>
       </w:r>
       <w:proofErr w:type="spellEnd"/>
-      <w:proofErr w:type="gramEnd"/>
       <w:r>
         <w:t xml:space="preserve">(), </w:t>
       </w:r>
       <w:proofErr w:type="spellStart"/>
-      <w:proofErr w:type="gramStart"/>
       <w:r>
         <w:t>cy.get</w:t>
       </w:r>
       <w:proofErr w:type="spellEnd"/>
       <w:r>
-        <w:t>(</w:t>
-      </w:r>
-      <w:proofErr w:type="gramEnd"/>
-      <w:r>
-        <w:t xml:space="preserve">), </w:t>
-      </w:r>
-      <w:proofErr w:type="spellStart"/>
-      <w:proofErr w:type="gramStart"/>
+        <w:t xml:space="preserve">(), </w:t>
+      </w:r>
+      <w:proofErr w:type="spellStart"/>
       <w:r>
         <w:t>cy.contains</w:t>
       </w:r>
       <w:proofErr w:type="spellEnd"/>
-      <w:proofErr w:type="gramEnd"/>
       <w:r>
         <w:t xml:space="preserve">() e </w:t>
       </w:r>
       <w:proofErr w:type="spellStart"/>
-      <w:proofErr w:type="gramStart"/>
       <w:r>
         <w:t>cy.click</w:t>
       </w:r>
       <w:proofErr w:type="spellEnd"/>
-      <w:proofErr w:type="gramEnd"/>
       <w:r>
         <w:t>().</w:t>
       </w:r>
@@ -10934,17 +10835,12 @@
         <w:t xml:space="preserve"> utilizar </w:t>
       </w:r>
       <w:proofErr w:type="spellStart"/>
-      <w:proofErr w:type="gramStart"/>
       <w:r>
         <w:t>should</w:t>
       </w:r>
       <w:proofErr w:type="spellEnd"/>
       <w:r>
-        <w:t>(</w:t>
-      </w:r>
-      <w:proofErr w:type="gramEnd"/>
-      <w:r>
-        <w:t>) e outras asserções para verificar os resultados esperados.</w:t>
+        <w:t>() e outras asserções para verificar os resultados esperados.</w:t>
       </w:r>
     </w:p>
     <w:p>
@@ -11248,15 +11144,7 @@
           <w:b/>
           <w:bCs/>
         </w:rPr>
-        <w:t xml:space="preserve">2. Selecionar </w:t>
-      </w:r>
-      <w:proofErr w:type="gramStart"/>
-      <w:r>
-        <w:rPr>
-          <w:b/>
-          <w:bCs/>
-        </w:rPr>
-        <w:t>o .</w:t>
+        <w:t>2. Selecionar o .</w:t>
       </w:r>
       <w:proofErr w:type="spellStart"/>
       <w:r>
@@ -11267,7 +11155,6 @@
         <w:t>gitignore</w:t>
       </w:r>
       <w:proofErr w:type="spellEnd"/>
-      <w:proofErr w:type="gramEnd"/>
       <w:r>
         <w:rPr>
           <w:b/>
@@ -11403,15 +11290,7 @@
       </w:r>
       <w:proofErr w:type="spellEnd"/>
       <w:r>
-        <w:t xml:space="preserve">, </w:t>
-      </w:r>
-      <w:proofErr w:type="gramStart"/>
-      <w:r>
-        <w:t>acessar File</w:t>
-      </w:r>
-      <w:proofErr w:type="gramEnd"/>
-      <w:r>
-        <w:t xml:space="preserve"> &gt; Open Folder e selecionar a pasta clonada.</w:t>
+        <w:t>, acessar File &gt; Open Folder e selecionar a pasta clonada.</w:t>
       </w:r>
     </w:p>
     <w:p>
@@ -11692,7 +11571,6 @@
             <w:pPr>
               <w:spacing w:after="0"/>
             </w:pPr>
-            <w:proofErr w:type="gramStart"/>
             <w:r>
               <w:t>.</w:t>
             </w:r>
@@ -11701,7 +11579,6 @@
               <w:t>gitignore</w:t>
             </w:r>
             <w:proofErr w:type="spellEnd"/>
-            <w:proofErr w:type="gramEnd"/>
           </w:p>
         </w:tc>
         <w:tc>
@@ -12415,12 +12292,10 @@
         <w:t xml:space="preserve">Isso cria o arquivo </w:t>
       </w:r>
       <w:proofErr w:type="spellStart"/>
-      <w:proofErr w:type="gramStart"/>
       <w:r>
         <w:t>package.json</w:t>
       </w:r>
       <w:proofErr w:type="spellEnd"/>
-      <w:proofErr w:type="gramEnd"/>
       <w:r>
         <w:t>, que registra informações e configurações do projeto, incluindo suas dependências.</w:t>
       </w:r>
@@ -12535,14 +12410,9 @@
       </w:r>
       <w:proofErr w:type="spellStart"/>
       <w:r>
-        <w:t>package-</w:t>
-      </w:r>
-      <w:proofErr w:type="gramStart"/>
-      <w:r>
-        <w:t>lock.json</w:t>
-      </w:r>
-      <w:proofErr w:type="spellEnd"/>
-      <w:proofErr w:type="gramEnd"/>
+        <w:t>package-lock.json</w:t>
+      </w:r>
+      <w:proofErr w:type="spellEnd"/>
       <w:r>
         <w:t xml:space="preserve"> registra a árvore de dependências e suas versões.</w:t>
       </w:r>
@@ -12771,27 +12641,20 @@
         <w:spacing w:after="0"/>
       </w:pPr>
       <w:proofErr w:type="spellStart"/>
-      <w:proofErr w:type="gramStart"/>
       <w:r>
         <w:t>package.json</w:t>
       </w:r>
       <w:proofErr w:type="spellEnd"/>
-      <w:proofErr w:type="gramEnd"/>
-    </w:p>
-    <w:p>
-      <w:pPr>
-        <w:spacing w:after="0"/>
-      </w:pPr>
-      <w:proofErr w:type="spellStart"/>
-      <w:r>
-        <w:t>package-</w:t>
-      </w:r>
-      <w:proofErr w:type="gramStart"/>
-      <w:r>
-        <w:t>lock.json</w:t>
-      </w:r>
-      <w:proofErr w:type="spellEnd"/>
-      <w:proofErr w:type="gramEnd"/>
+    </w:p>
+    <w:p>
+      <w:pPr>
+        <w:spacing w:after="0"/>
+      </w:pPr>
+      <w:proofErr w:type="spellStart"/>
+      <w:r>
+        <w:t>package-lock.json</w:t>
+      </w:r>
+      <w:proofErr w:type="spellEnd"/>
     </w:p>
     <w:p>
       <w:pPr>
@@ -12977,12 +12840,10 @@
               <w:spacing w:after="0"/>
             </w:pPr>
             <w:proofErr w:type="spellStart"/>
-            <w:proofErr w:type="gramStart"/>
             <w:r>
               <w:t>package.json</w:t>
             </w:r>
             <w:proofErr w:type="spellEnd"/>
-            <w:proofErr w:type="gramEnd"/>
           </w:p>
         </w:tc>
         <w:tc>
@@ -13017,14 +12878,9 @@
             </w:pPr>
             <w:proofErr w:type="spellStart"/>
             <w:r>
-              <w:t>package-</w:t>
-            </w:r>
-            <w:proofErr w:type="gramStart"/>
-            <w:r>
-              <w:t>lock.json</w:t>
+              <w:t>package-lock.json</w:t>
             </w:r>
             <w:proofErr w:type="spellEnd"/>
-            <w:proofErr w:type="gramEnd"/>
           </w:p>
         </w:tc>
         <w:tc>
@@ -13297,33 +13153,20 @@
         <w:spacing w:after="0"/>
       </w:pPr>
       <w:proofErr w:type="spellStart"/>
-      <w:proofErr w:type="gramStart"/>
       <w:r>
         <w:t>describe</w:t>
       </w:r>
       <w:proofErr w:type="spellEnd"/>
       <w:r>
-        <w:t>(</w:t>
-      </w:r>
-      <w:proofErr w:type="gramEnd"/>
-      <w:r>
-        <w:t>'Teste de login', () =&gt; {</w:t>
-      </w:r>
-    </w:p>
-    <w:p>
-      <w:pPr>
-        <w:spacing w:after="0"/>
-      </w:pPr>
-      <w:r>
-        <w:t xml:space="preserve">  </w:t>
-      </w:r>
-      <w:proofErr w:type="gramStart"/>
-      <w:r>
-        <w:t>it(</w:t>
-      </w:r>
-      <w:proofErr w:type="gramEnd"/>
-      <w:r>
-        <w:t>'deve acessar a página de exemplo', () =&gt; {</w:t>
+        <w:t>('Teste de login', () =&gt; {</w:t>
+      </w:r>
+    </w:p>
+    <w:p>
+      <w:pPr>
+        <w:spacing w:after="0"/>
+      </w:pPr>
+      <w:r>
+        <w:t xml:space="preserve">  it('deve acessar a página de exemplo', () =&gt; {</w:t>
       </w:r>
     </w:p>
     <w:p>
@@ -13335,12 +13178,10 @@
         <w:t xml:space="preserve">    </w:t>
       </w:r>
       <w:proofErr w:type="spellStart"/>
-      <w:proofErr w:type="gramStart"/>
       <w:r>
         <w:t>cy.visit</w:t>
       </w:r>
       <w:proofErr w:type="spellEnd"/>
-      <w:proofErr w:type="gramEnd"/>
       <w:r>
         <w:t>('https://example.cypress.io')</w:t>
       </w:r>
@@ -13383,17 +13224,12 @@
         <w:spacing w:after="0"/>
       </w:pPr>
       <w:proofErr w:type="spellStart"/>
-      <w:proofErr w:type="gramStart"/>
       <w:r>
         <w:t>describe</w:t>
       </w:r>
       <w:proofErr w:type="spellEnd"/>
       <w:r>
-        <w:t>(</w:t>
-      </w:r>
-      <w:proofErr w:type="gramEnd"/>
-      <w:r>
-        <w:t>) agrupa os testes de um contexto, neste caso, o login.</w:t>
+        <w:t>() agrupa os testes de um contexto, neste caso, o login.</w:t>
       </w:r>
     </w:p>
     <w:p>
@@ -13404,13 +13240,8 @@
         </w:numPr>
         <w:spacing w:after="0"/>
       </w:pPr>
-      <w:proofErr w:type="gramStart"/>
-      <w:r>
-        <w:t>it(</w:t>
-      </w:r>
-      <w:proofErr w:type="gramEnd"/>
-      <w:r>
-        <w:t>) define um caso de teste específico.</w:t>
+      <w:r>
+        <w:t>it() define um caso de teste específico.</w:t>
       </w:r>
     </w:p>
     <w:p>
@@ -13422,12 +13253,10 @@
         <w:spacing w:after="0"/>
       </w:pPr>
       <w:proofErr w:type="spellStart"/>
-      <w:proofErr w:type="gramStart"/>
       <w:r>
         <w:t>cy.visit</w:t>
       </w:r>
       <w:proofErr w:type="spellEnd"/>
-      <w:proofErr w:type="gramEnd"/>
       <w:r>
         <w:t>() manda o Cypress acessar uma URL.</w:t>
       </w:r>
@@ -13770,33 +13599,20 @@
         <w:spacing w:after="0"/>
       </w:pPr>
       <w:proofErr w:type="spellStart"/>
-      <w:proofErr w:type="gramStart"/>
       <w:r>
         <w:t>describe</w:t>
       </w:r>
       <w:proofErr w:type="spellEnd"/>
       <w:r>
-        <w:t>(</w:t>
-      </w:r>
-      <w:proofErr w:type="gramEnd"/>
-      <w:r>
-        <w:t>'Login', () =&gt; {</w:t>
-      </w:r>
-    </w:p>
-    <w:p>
-      <w:pPr>
-        <w:spacing w:after="0"/>
-      </w:pPr>
-      <w:r>
-        <w:t xml:space="preserve">    </w:t>
-      </w:r>
-      <w:proofErr w:type="gramStart"/>
-      <w:r>
-        <w:t>it(</w:t>
-      </w:r>
-      <w:proofErr w:type="gramEnd"/>
-      <w:r>
-        <w:t>'Login com dados validos deve permitir entrada no sistema', () =&gt; {</w:t>
+        <w:t>('Login', () =&gt; {</w:t>
+      </w:r>
+    </w:p>
+    <w:p>
+      <w:pPr>
+        <w:spacing w:after="0"/>
+      </w:pPr>
+      <w:r>
+        <w:t>    it('Login com dados validos deve permitir entrada no sistema', () =&gt; {</w:t>
       </w:r>
     </w:p>
     <w:p>
@@ -13807,12 +13623,10 @@
         <w:t xml:space="preserve">        </w:t>
       </w:r>
       <w:proofErr w:type="spellStart"/>
-      <w:proofErr w:type="gramStart"/>
       <w:r>
         <w:t>cy.visit</w:t>
       </w:r>
       <w:proofErr w:type="spellEnd"/>
-      <w:proofErr w:type="gramEnd"/>
       <w:r>
         <w:t>('http://localhost:4000')</w:t>
       </w:r>
@@ -13838,36 +13652,21 @@
       </w:r>
       <w:proofErr w:type="spellEnd"/>
       <w:r>
-        <w:t>'</w:t>
-      </w:r>
-      <w:proofErr w:type="gramStart"/>
-      <w:r>
-        <w:t>).click</w:t>
-      </w:r>
-      <w:proofErr w:type="gramEnd"/>
-      <w:r>
-        <w:t>(</w:t>
-      </w:r>
-      <w:proofErr w:type="gramStart"/>
-      <w:r>
-        <w:t>).</w:t>
+        <w:t>').click().</w:t>
       </w:r>
       <w:proofErr w:type="spellStart"/>
       <w:r>
         <w:t>type</w:t>
       </w:r>
       <w:proofErr w:type="spellEnd"/>
-      <w:proofErr w:type="gramEnd"/>
       <w:r>
         <w:t>('</w:t>
       </w:r>
       <w:proofErr w:type="spellStart"/>
-      <w:proofErr w:type="gramStart"/>
       <w:r>
         <w:t>julio.lima</w:t>
       </w:r>
       <w:proofErr w:type="spellEnd"/>
-      <w:proofErr w:type="gramEnd"/>
       <w:r>
         <w:t>')</w:t>
       </w:r>
@@ -13885,26 +13684,13 @@
       </w:r>
       <w:proofErr w:type="spellEnd"/>
       <w:r>
-        <w:t>('#senha'</w:t>
-      </w:r>
-      <w:proofErr w:type="gramStart"/>
-      <w:r>
-        <w:t>).click</w:t>
-      </w:r>
-      <w:proofErr w:type="gramEnd"/>
-      <w:r>
-        <w:t>(</w:t>
-      </w:r>
-      <w:proofErr w:type="gramStart"/>
-      <w:r>
-        <w:t>).</w:t>
+        <w:t>('#senha').click().</w:t>
       </w:r>
       <w:proofErr w:type="spellStart"/>
       <w:r>
         <w:t>type</w:t>
       </w:r>
       <w:proofErr w:type="spellEnd"/>
-      <w:proofErr w:type="gramEnd"/>
       <w:r>
         <w:t>('123456')</w:t>
       </w:r>
@@ -13918,17 +13704,12 @@
         <w:t xml:space="preserve">        </w:t>
       </w:r>
       <w:proofErr w:type="spellStart"/>
-      <w:proofErr w:type="gramStart"/>
       <w:r>
         <w:t>cy.get</w:t>
       </w:r>
       <w:proofErr w:type="spellEnd"/>
       <w:r>
-        <w:t>(</w:t>
-      </w:r>
-      <w:proofErr w:type="gramEnd"/>
-      <w:r>
-        <w:t>'#login-</w:t>
+        <w:t>('#login-</w:t>
       </w:r>
       <w:proofErr w:type="spellStart"/>
       <w:r>
@@ -13936,28 +13717,15 @@
       </w:r>
       <w:proofErr w:type="spellEnd"/>
       <w:r>
-        <w:t xml:space="preserve"> </w:t>
-      </w:r>
-      <w:proofErr w:type="gramStart"/>
-      <w:r>
-        <w:t>&gt; .</w:t>
+        <w:t xml:space="preserve"> &gt; .</w:t>
       </w:r>
       <w:proofErr w:type="spellStart"/>
       <w:r>
         <w:t>btn</w:t>
       </w:r>
       <w:proofErr w:type="spellEnd"/>
-      <w:proofErr w:type="gramEnd"/>
-      <w:r>
-        <w:t>'</w:t>
-      </w:r>
-      <w:proofErr w:type="gramStart"/>
-      <w:r>
-        <w:t>).click</w:t>
-      </w:r>
-      <w:proofErr w:type="gramEnd"/>
-      <w:r>
-        <w:t>()</w:t>
+      <w:r>
+        <w:t>').click()</w:t>
       </w:r>
     </w:p>
     <w:p>
@@ -14067,25 +13835,13 @@
       </w:r>
       <w:proofErr w:type="spellEnd"/>
       <w:r>
-        <w:t>'</w:t>
-      </w:r>
-      <w:proofErr w:type="gramStart"/>
-      <w:r>
-        <w:t>)</w:t>
+        <w:t>')</w:t>
       </w:r>
       <w:r>
         <w:t>.</w:t>
       </w:r>
       <w:r>
-        <w:t>click</w:t>
-      </w:r>
-      <w:proofErr w:type="gramEnd"/>
-      <w:r>
-        <w:t>(</w:t>
-      </w:r>
-      <w:proofErr w:type="gramStart"/>
-      <w:r>
-        <w:t>)</w:t>
+        <w:t>click()</w:t>
       </w:r>
       <w:r>
         <w:t>.</w:t>
@@ -14095,7 +13851,6 @@
         <w:t>type</w:t>
       </w:r>
       <w:proofErr w:type="spellEnd"/>
-      <w:proofErr w:type="gramEnd"/>
       <w:r>
         <w:t>('</w:t>
       </w:r>
@@ -14360,26 +14115,14 @@
         <w:spacing w:after="0" w:line="240" w:lineRule="auto"/>
       </w:pPr>
       <w:r>
-        <w:t xml:space="preserve">Para verificar se o login funcionou, podemos conferir se o </w:t>
-      </w:r>
-      <w:proofErr w:type="gramStart"/>
-      <w:r>
-        <w:t xml:space="preserve">título </w:t>
-      </w:r>
-      <w:r>
-        <w:rPr>
-          <w:b/>
-          <w:bCs/>
-        </w:rPr>
-        <w:t>Realizar</w:t>
-      </w:r>
-      <w:proofErr w:type="gramEnd"/>
-      <w:r>
-        <w:rPr>
-          <w:b/>
-          <w:bCs/>
-        </w:rPr>
-        <w:t xml:space="preserve"> transferência</w:t>
+        <w:t xml:space="preserve">Para verificar se o login funcionou, podemos conferir se o título </w:t>
+      </w:r>
+      <w:r>
+        <w:rPr>
+          <w:b/>
+          <w:bCs/>
+        </w:rPr>
+        <w:t>Realizar transferência</w:t>
       </w:r>
       <w:r>
         <w:t xml:space="preserve"> está visível após a autenticação.</w:t>
@@ -14418,12 +14161,10 @@
         <w:t xml:space="preserve">    </w:t>
       </w:r>
       <w:proofErr w:type="spellStart"/>
-      <w:proofErr w:type="gramStart"/>
       <w:r>
         <w:t>cy.contains</w:t>
       </w:r>
       <w:proofErr w:type="spellEnd"/>
-      <w:proofErr w:type="gramEnd"/>
       <w:r>
         <w:t>('h4', 'Realizar transferência')</w:t>
       </w:r>
@@ -14439,12 +14180,10 @@
         <w:t>('</w:t>
       </w:r>
       <w:proofErr w:type="spellStart"/>
-      <w:proofErr w:type="gramStart"/>
       <w:r>
         <w:t>be.visible</w:t>
       </w:r>
       <w:proofErr w:type="spellEnd"/>
-      <w:proofErr w:type="gramEnd"/>
       <w:r>
         <w:t>')</w:t>
       </w:r>
@@ -14479,12 +14218,10 @@
         <w:spacing w:after="0" w:line="240" w:lineRule="auto"/>
       </w:pPr>
       <w:proofErr w:type="spellStart"/>
-      <w:proofErr w:type="gramStart"/>
       <w:r>
         <w:t>cy.contains</w:t>
       </w:r>
       <w:proofErr w:type="spellEnd"/>
-      <w:proofErr w:type="gramEnd"/>
       <w:r>
         <w:t>('h4', 'Realizar transferência'): procura um elemento h4 que contenha o texto informado.</w:t>
       </w:r>
@@ -14497,7 +14234,6 @@
         </w:numPr>
         <w:spacing w:after="0" w:line="240" w:lineRule="auto"/>
       </w:pPr>
-      <w:proofErr w:type="gramStart"/>
       <w:r>
         <w:t>.</w:t>
       </w:r>
@@ -14506,17 +14242,14 @@
         <w:t>should</w:t>
       </w:r>
       <w:proofErr w:type="spellEnd"/>
-      <w:proofErr w:type="gramEnd"/>
       <w:r>
         <w:t>('</w:t>
       </w:r>
       <w:proofErr w:type="spellStart"/>
-      <w:proofErr w:type="gramStart"/>
       <w:r>
         <w:t>be.visible</w:t>
       </w:r>
       <w:proofErr w:type="spellEnd"/>
-      <w:proofErr w:type="gramEnd"/>
       <w:r>
         <w:t>'): verifica se o elemento está visível na página.</w:t>
       </w:r>
@@ -14636,17 +14369,12 @@
         <w:t xml:space="preserve">O método </w:t>
       </w:r>
       <w:proofErr w:type="spellStart"/>
-      <w:proofErr w:type="gramStart"/>
       <w:r>
         <w:t>should</w:t>
       </w:r>
       <w:proofErr w:type="spellEnd"/>
       <w:r>
-        <w:t>(</w:t>
-      </w:r>
-      <w:proofErr w:type="gramEnd"/>
-      <w:r>
-        <w:t xml:space="preserve">) aceita diferentes verificações, chamadas </w:t>
+        <w:t xml:space="preserve">() aceita diferentes verificações, chamadas </w:t>
       </w:r>
       <w:proofErr w:type="spellStart"/>
       <w:r>
@@ -14755,7 +14483,6 @@
             <w:pPr>
               <w:spacing w:after="0" w:line="240" w:lineRule="auto"/>
             </w:pPr>
-            <w:proofErr w:type="gramStart"/>
             <w:r>
               <w:t>.</w:t>
             </w:r>
@@ -14764,17 +14491,14 @@
               <w:t>should</w:t>
             </w:r>
             <w:proofErr w:type="spellEnd"/>
-            <w:proofErr w:type="gramEnd"/>
             <w:r>
               <w:t>('</w:t>
             </w:r>
             <w:proofErr w:type="spellStart"/>
-            <w:proofErr w:type="gramStart"/>
             <w:r>
               <w:t>be.visible</w:t>
             </w:r>
             <w:proofErr w:type="spellEnd"/>
-            <w:proofErr w:type="gramEnd"/>
             <w:r>
               <w:t>')</w:t>
             </w:r>
@@ -14810,7 +14534,6 @@
             <w:pPr>
               <w:spacing w:after="0" w:line="240" w:lineRule="auto"/>
             </w:pPr>
-            <w:proofErr w:type="gramStart"/>
             <w:r>
               <w:t>.</w:t>
             </w:r>
@@ -14819,7 +14542,6 @@
               <w:t>should</w:t>
             </w:r>
             <w:proofErr w:type="spellEnd"/>
-            <w:proofErr w:type="gramEnd"/>
             <w:r>
               <w:t>('</w:t>
             </w:r>
@@ -14863,7 +14585,6 @@
             <w:pPr>
               <w:spacing w:after="0" w:line="240" w:lineRule="auto"/>
             </w:pPr>
-            <w:proofErr w:type="gramStart"/>
             <w:r>
               <w:t>.</w:t>
             </w:r>
@@ -14872,17 +14593,14 @@
               <w:t>should</w:t>
             </w:r>
             <w:proofErr w:type="spellEnd"/>
-            <w:proofErr w:type="gramEnd"/>
             <w:r>
               <w:t>('</w:t>
             </w:r>
             <w:proofErr w:type="spellStart"/>
-            <w:proofErr w:type="gramStart"/>
             <w:r>
               <w:t>not.exist</w:t>
             </w:r>
             <w:proofErr w:type="spellEnd"/>
-            <w:proofErr w:type="gramEnd"/>
             <w:r>
               <w:t>')</w:t>
             </w:r>
@@ -14918,7 +14636,6 @@
             <w:pPr>
               <w:spacing w:after="0" w:line="240" w:lineRule="auto"/>
             </w:pPr>
-            <w:proofErr w:type="gramStart"/>
             <w:r>
               <w:t>.</w:t>
             </w:r>
@@ -14927,17 +14644,14 @@
               <w:t>should</w:t>
             </w:r>
             <w:proofErr w:type="spellEnd"/>
-            <w:proofErr w:type="gramEnd"/>
             <w:r>
               <w:t>('</w:t>
             </w:r>
             <w:proofErr w:type="spellStart"/>
-            <w:proofErr w:type="gramStart"/>
             <w:r>
               <w:t>be.enabled</w:t>
             </w:r>
             <w:proofErr w:type="spellEnd"/>
-            <w:proofErr w:type="gramEnd"/>
             <w:r>
               <w:t>')</w:t>
             </w:r>
@@ -14973,7 +14687,6 @@
             <w:pPr>
               <w:spacing w:after="0" w:line="240" w:lineRule="auto"/>
             </w:pPr>
-            <w:proofErr w:type="gramStart"/>
             <w:r>
               <w:t>.</w:t>
             </w:r>
@@ -14982,7 +14695,6 @@
               <w:t>should</w:t>
             </w:r>
             <w:proofErr w:type="spellEnd"/>
-            <w:proofErr w:type="gramEnd"/>
             <w:r>
               <w:t>('</w:t>
             </w:r>
@@ -15026,7 +14738,6 @@
             <w:pPr>
               <w:spacing w:after="0" w:line="240" w:lineRule="auto"/>
             </w:pPr>
-            <w:proofErr w:type="gramStart"/>
             <w:r>
               <w:t>.</w:t>
             </w:r>
@@ -15035,7 +14746,6 @@
               <w:t>should</w:t>
             </w:r>
             <w:proofErr w:type="spellEnd"/>
-            <w:proofErr w:type="gramEnd"/>
             <w:r>
               <w:t>('</w:t>
             </w:r>
@@ -15334,15 +15044,7 @@
         <w:spacing w:after="0" w:line="240" w:lineRule="auto"/>
       </w:pPr>
       <w:r>
-        <w:t xml:space="preserve">  </w:t>
-      </w:r>
-      <w:proofErr w:type="gramStart"/>
-      <w:r>
-        <w:t>it(</w:t>
-      </w:r>
-      <w:proofErr w:type="gramEnd"/>
-      <w:r>
-        <w:t>'Login com dados inválidos deve apresentar mensagem de erro', () =&gt; {</w:t>
+        <w:t xml:space="preserve">  it('Login com dados inválidos deve apresentar mensagem de erro', () =&gt; {</w:t>
       </w:r>
     </w:p>
     <w:p>
@@ -15353,12 +15055,10 @@
         <w:t xml:space="preserve">    </w:t>
       </w:r>
       <w:proofErr w:type="spellStart"/>
-      <w:proofErr w:type="gramStart"/>
       <w:r>
         <w:t>cy.visit</w:t>
       </w:r>
       <w:proofErr w:type="spellEnd"/>
-      <w:proofErr w:type="gramEnd"/>
       <w:r>
         <w:t>('http://localhost:4000')</w:t>
       </w:r>
@@ -15389,25 +15089,13 @@
       </w:r>
       <w:proofErr w:type="spellEnd"/>
       <w:r>
-        <w:t>'</w:t>
-      </w:r>
-      <w:proofErr w:type="gramStart"/>
-      <w:r>
-        <w:t>)</w:t>
+        <w:t>')</w:t>
       </w:r>
       <w:r>
         <w:t>.</w:t>
       </w:r>
       <w:r>
-        <w:t>click</w:t>
-      </w:r>
-      <w:proofErr w:type="gramEnd"/>
-      <w:r>
-        <w:t>(</w:t>
-      </w:r>
-      <w:proofErr w:type="gramStart"/>
-      <w:r>
-        <w:t>)</w:t>
+        <w:t>click()</w:t>
       </w:r>
       <w:r>
         <w:t>.</w:t>
@@ -15417,7 +15105,6 @@
         <w:t>type</w:t>
       </w:r>
       <w:proofErr w:type="spellEnd"/>
-      <w:proofErr w:type="gramEnd"/>
       <w:r>
         <w:t>('</w:t>
       </w:r>
@@ -15451,25 +15138,13 @@
       </w:r>
       <w:proofErr w:type="spellEnd"/>
       <w:r>
-        <w:t>'</w:t>
-      </w:r>
-      <w:proofErr w:type="gramStart"/>
-      <w:r>
-        <w:t>)</w:t>
+        <w:t>')</w:t>
       </w:r>
       <w:r>
         <w:t>.</w:t>
       </w:r>
       <w:r>
-        <w:t>click</w:t>
-      </w:r>
-      <w:proofErr w:type="gramEnd"/>
-      <w:r>
-        <w:t>(</w:t>
-      </w:r>
-      <w:proofErr w:type="gramStart"/>
-      <w:r>
-        <w:t>)</w:t>
+        <w:t>click()</w:t>
       </w:r>
       <w:r>
         <w:t>.</w:t>
@@ -15479,7 +15154,6 @@
         <w:t>type</w:t>
       </w:r>
       <w:proofErr w:type="spellEnd"/>
-      <w:proofErr w:type="gramEnd"/>
       <w:r>
         <w:t>('65432')</w:t>
       </w:r>
@@ -15492,12 +15166,10 @@
         <w:t xml:space="preserve">    </w:t>
       </w:r>
       <w:proofErr w:type="spellStart"/>
-      <w:proofErr w:type="gramStart"/>
       <w:r>
         <w:t>cy.contains</w:t>
       </w:r>
       <w:proofErr w:type="spellEnd"/>
-      <w:proofErr w:type="gramEnd"/>
       <w:r>
         <w:t>('</w:t>
       </w:r>
@@ -15507,15 +15179,7 @@
       </w:r>
       <w:proofErr w:type="spellEnd"/>
       <w:r>
-        <w:t>', 'Entrar'</w:t>
-      </w:r>
-      <w:proofErr w:type="gramStart"/>
-      <w:r>
-        <w:t>).click</w:t>
-      </w:r>
-      <w:proofErr w:type="gramEnd"/>
-      <w:r>
-        <w:t>()</w:t>
+        <w:t>', 'Entrar').click()</w:t>
       </w:r>
     </w:p>
     <w:p>
@@ -15539,11 +15203,7 @@
       </w:r>
       <w:proofErr w:type="spellEnd"/>
       <w:r>
-        <w:t>'</w:t>
-      </w:r>
-      <w:proofErr w:type="gramStart"/>
-      <w:r>
-        <w:t>)</w:t>
+        <w:t>')</w:t>
       </w:r>
       <w:r>
         <w:t>.</w:t>
@@ -15553,17 +15213,14 @@
         <w:t>should</w:t>
       </w:r>
       <w:proofErr w:type="spellEnd"/>
-      <w:proofErr w:type="gramEnd"/>
       <w:r>
         <w:t>('</w:t>
       </w:r>
       <w:proofErr w:type="spellStart"/>
-      <w:proofErr w:type="gramStart"/>
       <w:r>
         <w:t>be.visible</w:t>
       </w:r>
       <w:proofErr w:type="spellEnd"/>
-      <w:proofErr w:type="gramEnd"/>
       <w:r>
         <w:t>')</w:t>
       </w:r>
@@ -15574,17 +15231,12 @@
         <w:t xml:space="preserve"> </w:t>
       </w:r>
       <w:proofErr w:type="spellStart"/>
-      <w:proofErr w:type="gramStart"/>
       <w:r>
         <w:t>and</w:t>
       </w:r>
       <w:proofErr w:type="spellEnd"/>
       <w:r>
-        <w:t>(</w:t>
-      </w:r>
-      <w:proofErr w:type="gramEnd"/>
-      <w:r>
-        <w:t>'</w:t>
+        <w:t>('</w:t>
       </w:r>
       <w:proofErr w:type="spellStart"/>
       <w:r>
@@ -15661,15 +15313,7 @@
         <w:spacing w:after="0" w:line="240" w:lineRule="auto"/>
       </w:pPr>
       <w:r>
-        <w:t xml:space="preserve">O segundo </w:t>
-      </w:r>
-      <w:proofErr w:type="gramStart"/>
-      <w:r>
-        <w:t>it(</w:t>
-      </w:r>
-      <w:proofErr w:type="gramEnd"/>
-      <w:r>
-        <w:t>) executa estas etapas:</w:t>
+        <w:t>O segundo it() executa estas etapas:</w:t>
       </w:r>
     </w:p>
     <w:p>
@@ -15878,12 +15522,10 @@
               <w:spacing w:after="0" w:line="240" w:lineRule="auto"/>
             </w:pPr>
             <w:proofErr w:type="spellStart"/>
-            <w:proofErr w:type="gramStart"/>
             <w:r>
               <w:t>cy.visit</w:t>
             </w:r>
             <w:proofErr w:type="spellEnd"/>
-            <w:proofErr w:type="gramEnd"/>
             <w:r>
               <w:t>()</w:t>
             </w:r>
@@ -15975,7 +15617,6 @@
             <w:pPr>
               <w:spacing w:after="0" w:line="240" w:lineRule="auto"/>
             </w:pPr>
-            <w:proofErr w:type="gramStart"/>
             <w:r>
               <w:t>.</w:t>
             </w:r>
@@ -15984,17 +15625,14 @@
               <w:t>should</w:t>
             </w:r>
             <w:proofErr w:type="spellEnd"/>
-            <w:proofErr w:type="gramEnd"/>
             <w:r>
               <w:t>('</w:t>
             </w:r>
             <w:proofErr w:type="spellStart"/>
-            <w:proofErr w:type="gramStart"/>
             <w:r>
               <w:t>be.visible</w:t>
             </w:r>
             <w:proofErr w:type="spellEnd"/>
-            <w:proofErr w:type="gramEnd"/>
             <w:r>
               <w:t>')</w:t>
             </w:r>
@@ -16034,17 +15672,12 @@
               <w:t>.</w:t>
             </w:r>
             <w:proofErr w:type="spellStart"/>
-            <w:proofErr w:type="gramStart"/>
             <w:r>
               <w:t>and</w:t>
             </w:r>
             <w:proofErr w:type="spellEnd"/>
             <w:r>
-              <w:t>(</w:t>
-            </w:r>
-            <w:proofErr w:type="gramEnd"/>
-            <w:r>
-              <w:t>'</w:t>
+              <w:t>('</w:t>
             </w:r>
             <w:proofErr w:type="spellStart"/>
             <w:r>
@@ -16087,12 +15720,10 @@
               <w:spacing w:after="0" w:line="240" w:lineRule="auto"/>
             </w:pPr>
             <w:proofErr w:type="spellStart"/>
-            <w:proofErr w:type="gramStart"/>
             <w:r>
               <w:t>cy.contains</w:t>
             </w:r>
             <w:proofErr w:type="spellEnd"/>
-            <w:proofErr w:type="gramEnd"/>
             <w:r>
               <w:t>('</w:t>
             </w:r>
@@ -16278,15 +15909,7 @@
           <w:b/>
           <w:bCs/>
         </w:rPr>
-        <w:t>'</w:t>
-      </w:r>
-      <w:proofErr w:type="gramStart"/>
-      <w:r>
-        <w:rPr>
-          <w:b/>
-          <w:bCs/>
-        </w:rPr>
-        <w:t>).</w:t>
+        <w:t>').</w:t>
       </w:r>
       <w:proofErr w:type="spellStart"/>
       <w:r>
@@ -16297,7 +15920,6 @@
         <w:t>should</w:t>
       </w:r>
       <w:proofErr w:type="spellEnd"/>
-      <w:proofErr w:type="gramEnd"/>
       <w:r>
         <w:rPr>
           <w:b/>
@@ -16387,25 +16009,12 @@
         <w:t xml:space="preserve">Neste exemplo, o </w:t>
       </w:r>
       <w:proofErr w:type="spellStart"/>
-      <w:proofErr w:type="gramStart"/>
       <w:r>
         <w:t>describe</w:t>
       </w:r>
       <w:proofErr w:type="spellEnd"/>
       <w:r>
-        <w:t>(</w:t>
-      </w:r>
-      <w:proofErr w:type="gramEnd"/>
-      <w:r>
-        <w:t xml:space="preserve">'Login', ...) agrupa os dois cenários de login, enquanto cada </w:t>
-      </w:r>
-      <w:proofErr w:type="gramStart"/>
-      <w:r>
-        <w:t>it(</w:t>
-      </w:r>
-      <w:proofErr w:type="gramEnd"/>
-      <w:r>
-        <w:t>) representa um teste independente.</w:t>
+        <w:t>('Login', ...) agrupa os dois cenários de login, enquanto cada it() representa um teste independente.</w:t>
       </w:r>
     </w:p>
     <w:p>
@@ -16459,18 +16068,13 @@
         <w:spacing w:after="0" w:line="240" w:lineRule="auto"/>
       </w:pPr>
       <w:r>
-        <w:t xml:space="preserve">Durante o desenvolvimento, é possível executar somente um teste </w:t>
-      </w:r>
-      <w:proofErr w:type="gramStart"/>
-      <w:r>
-        <w:t>usando .</w:t>
+        <w:t>Durante o desenvolvimento, é possível executar somente um teste usando .</w:t>
       </w:r>
       <w:proofErr w:type="spellStart"/>
       <w:r>
         <w:t>only</w:t>
       </w:r>
       <w:proofErr w:type="spellEnd"/>
-      <w:proofErr w:type="gramEnd"/>
       <w:r>
         <w:t>:</w:t>
       </w:r>
@@ -16485,12 +16089,10 @@
         <w:spacing w:after="0" w:line="240" w:lineRule="auto"/>
       </w:pPr>
       <w:proofErr w:type="spellStart"/>
-      <w:proofErr w:type="gramStart"/>
       <w:r>
         <w:t>it.only</w:t>
       </w:r>
       <w:proofErr w:type="spellEnd"/>
-      <w:proofErr w:type="gramEnd"/>
       <w:r>
         <w:t>('Login com dados inválidos deve apresentar mensagem de erro', () =&gt; {</w:t>
       </w:r>
@@ -16521,18 +16123,13 @@
         <w:spacing w:after="0" w:line="240" w:lineRule="auto"/>
       </w:pPr>
       <w:r>
-        <w:t xml:space="preserve">Para executar novamente toda a suíte, remova </w:t>
-      </w:r>
-      <w:proofErr w:type="gramStart"/>
-      <w:r>
-        <w:t>o .</w:t>
+        <w:t>Para executar novamente toda a suíte, remova o .</w:t>
       </w:r>
       <w:proofErr w:type="spellStart"/>
       <w:r>
         <w:t>only</w:t>
       </w:r>
       <w:proofErr w:type="spellEnd"/>
-      <w:proofErr w:type="gramEnd"/>
       <w:r>
         <w:t>.</w:t>
       </w:r>
@@ -16561,22 +16158,18 @@
         <w:t xml:space="preserve"> não deixe </w:t>
       </w:r>
       <w:proofErr w:type="spellStart"/>
-      <w:proofErr w:type="gramStart"/>
       <w:r>
         <w:t>it.only</w:t>
       </w:r>
       <w:proofErr w:type="spellEnd"/>
-      <w:proofErr w:type="gramEnd"/>
       <w:r>
         <w:t xml:space="preserve"> ou </w:t>
       </w:r>
       <w:proofErr w:type="spellStart"/>
-      <w:proofErr w:type="gramStart"/>
       <w:r>
         <w:t>describe.only</w:t>
       </w:r>
       <w:proofErr w:type="spellEnd"/>
-      <w:proofErr w:type="gramEnd"/>
       <w:r>
         <w:t xml:space="preserve"> no código enviado ao repositório, pois os demais testes podem deixar de ser executados.</w:t>
       </w:r>
@@ -16606,7 +16199,6 @@
         <w:t xml:space="preserve">6. Usando </w:t>
       </w:r>
       <w:proofErr w:type="spellStart"/>
-      <w:proofErr w:type="gramStart"/>
       <w:r>
         <w:rPr>
           <w:b/>
@@ -16615,7 +16207,6 @@
         <w:t>cy.contains</w:t>
       </w:r>
       <w:proofErr w:type="spellEnd"/>
-      <w:proofErr w:type="gramEnd"/>
       <w:r>
         <w:rPr>
           <w:b/>
@@ -16684,23 +16275,7 @@
           <w:b/>
           <w:bCs/>
         </w:rPr>
-        <w:t>'</w:t>
-      </w:r>
-      <w:proofErr w:type="gramStart"/>
-      <w:r>
-        <w:rPr>
-          <w:b/>
-          <w:bCs/>
-        </w:rPr>
-        <w:t>).click</w:t>
-      </w:r>
-      <w:proofErr w:type="gramEnd"/>
-      <w:r>
-        <w:rPr>
-          <w:b/>
-          <w:bCs/>
-        </w:rPr>
-        <w:t>()</w:t>
+        <w:t>').click()</w:t>
       </w:r>
     </w:p>
     <w:p>
@@ -16718,7 +16293,6 @@
         <w:t xml:space="preserve"> </w:t>
       </w:r>
       <w:proofErr w:type="spellStart"/>
-      <w:proofErr w:type="gramStart"/>
       <w:r>
         <w:rPr>
           <w:b/>
@@ -16727,7 +16301,6 @@
         <w:t>cy.contains</w:t>
       </w:r>
       <w:proofErr w:type="spellEnd"/>
-      <w:proofErr w:type="gramEnd"/>
       <w:r>
         <w:rPr>
           <w:b/>
@@ -16749,23 +16322,7 @@
           <w:b/>
           <w:bCs/>
         </w:rPr>
-        <w:t>', 'Entrar'</w:t>
-      </w:r>
-      <w:proofErr w:type="gramStart"/>
-      <w:r>
-        <w:rPr>
-          <w:b/>
-          <w:bCs/>
-        </w:rPr>
-        <w:t>).click</w:t>
-      </w:r>
-      <w:proofErr w:type="gramEnd"/>
-      <w:r>
-        <w:rPr>
-          <w:b/>
-          <w:bCs/>
-        </w:rPr>
-        <w:t>()</w:t>
+        <w:t>', 'Entrar').click()</w:t>
       </w:r>
     </w:p>
     <w:p>
@@ -16794,12 +16351,10 @@
         <w:t xml:space="preserve">O </w:t>
       </w:r>
       <w:proofErr w:type="spellStart"/>
-      <w:proofErr w:type="gramStart"/>
       <w:r>
         <w:t>cy.contains</w:t>
       </w:r>
       <w:proofErr w:type="spellEnd"/>
-      <w:proofErr w:type="gramEnd"/>
       <w:r>
         <w:t>() recebe o tipo do elemento e o texto que ele deve conter. O texto precisa corresponder ao conteúdo da interface, respeitando diferenças relevantes de escrita.</w:t>
       </w:r>
@@ -17106,7 +16661,6 @@
         <w:t xml:space="preserve"> </w:t>
       </w:r>
       <w:proofErr w:type="spellStart"/>
-      <w:proofErr w:type="gramStart"/>
       <w:r>
         <w:t>add</w:t>
       </w:r>
@@ -17114,7 +16668,6 @@
       <w:r>
         <w:t xml:space="preserve"> .</w:t>
       </w:r>
-      <w:proofErr w:type="gramEnd"/>
     </w:p>
     <w:p>
       <w:pPr>
@@ -17300,28 +16853,15 @@
         <w:spacing w:after="0" w:line="240" w:lineRule="auto"/>
       </w:pPr>
       <w:r>
-        <w:t xml:space="preserve">Criar um segundo </w:t>
-      </w:r>
-      <w:proofErr w:type="gramStart"/>
-      <w:r>
-        <w:t>it(</w:t>
-      </w:r>
-      <w:proofErr w:type="gramEnd"/>
-      <w:r>
-        <w:t xml:space="preserve">) dentro do mesmo </w:t>
-      </w:r>
-      <w:proofErr w:type="spellStart"/>
-      <w:proofErr w:type="gramStart"/>
+        <w:t xml:space="preserve">Criar um segundo it() dentro do mesmo </w:t>
+      </w:r>
+      <w:proofErr w:type="spellStart"/>
       <w:r>
         <w:t>describe</w:t>
       </w:r>
       <w:proofErr w:type="spellEnd"/>
       <w:r>
-        <w:t>(</w:t>
-      </w:r>
-      <w:proofErr w:type="gramEnd"/>
-      <w:r>
-        <w:t>).</w:t>
+        <w:t>().</w:t>
       </w:r>
     </w:p>
     <w:p>
@@ -17348,12 +16888,10 @@
         <w:t xml:space="preserve">Validar a visibilidade de uma mensagem com </w:t>
       </w:r>
       <w:proofErr w:type="spellStart"/>
-      <w:proofErr w:type="gramStart"/>
       <w:r>
         <w:t>be.visible</w:t>
       </w:r>
       <w:proofErr w:type="spellEnd"/>
-      <w:proofErr w:type="gramEnd"/>
       <w:r>
         <w:t>.</w:t>
       </w:r>
@@ -17390,25 +16928,18 @@
         <w:t xml:space="preserve">Entender a diferença entre </w:t>
       </w:r>
       <w:proofErr w:type="spellStart"/>
-      <w:proofErr w:type="gramStart"/>
       <w:r>
         <w:t>cy.get</w:t>
       </w:r>
       <w:proofErr w:type="spellEnd"/>
       <w:r>
-        <w:t>(</w:t>
-      </w:r>
-      <w:proofErr w:type="gramEnd"/>
-      <w:r>
-        <w:t xml:space="preserve">) e </w:t>
-      </w:r>
-      <w:proofErr w:type="spellStart"/>
-      <w:proofErr w:type="gramStart"/>
+        <w:t xml:space="preserve">() e </w:t>
+      </w:r>
+      <w:proofErr w:type="spellStart"/>
       <w:r>
         <w:t>cy.contains</w:t>
       </w:r>
       <w:proofErr w:type="spellEnd"/>
-      <w:proofErr w:type="gramEnd"/>
       <w:r>
         <w:t>().</w:t>
       </w:r>
@@ -17425,12 +16956,10 @@
         <w:t xml:space="preserve">Executar apenas um teste com </w:t>
       </w:r>
       <w:proofErr w:type="spellStart"/>
-      <w:proofErr w:type="gramStart"/>
       <w:r>
         <w:t>it.only</w:t>
       </w:r>
       <w:proofErr w:type="spellEnd"/>
-      <w:proofErr w:type="gramEnd"/>
       <w:r>
         <w:t xml:space="preserve"> e depois removê-lo.</w:t>
       </w:r>
@@ -17638,7 +17167,6 @@
         <w:t xml:space="preserve">2. Código com </w:t>
       </w:r>
       <w:proofErr w:type="spellStart"/>
-      <w:proofErr w:type="gramStart"/>
       <w:r>
         <w:rPr>
           <w:b/>
@@ -17652,15 +17180,7 @@
           <w:b/>
           <w:bCs/>
         </w:rPr>
-        <w:t>(</w:t>
-      </w:r>
-      <w:proofErr w:type="gramEnd"/>
-      <w:r>
-        <w:rPr>
-          <w:b/>
-          <w:bCs/>
-        </w:rPr>
-        <w:t>)</w:t>
+        <w:t>()</w:t>
       </w:r>
     </w:p>
     <w:p>
@@ -17684,17 +17204,12 @@
         <w:spacing w:after="0"/>
       </w:pPr>
       <w:proofErr w:type="spellStart"/>
-      <w:proofErr w:type="gramStart"/>
       <w:r>
         <w:t>describe</w:t>
       </w:r>
       <w:proofErr w:type="spellEnd"/>
       <w:r>
-        <w:t>(</w:t>
-      </w:r>
-      <w:proofErr w:type="gramEnd"/>
-      <w:r>
-        <w:t>'Login', () =&gt; {</w:t>
+        <w:t>('Login', () =&gt; {</w:t>
       </w:r>
     </w:p>
     <w:p>
@@ -17705,17 +17220,12 @@
         <w:t xml:space="preserve">  </w:t>
       </w:r>
       <w:proofErr w:type="spellStart"/>
-      <w:proofErr w:type="gramStart"/>
       <w:r>
         <w:t>beforeEach</w:t>
       </w:r>
       <w:proofErr w:type="spellEnd"/>
       <w:r>
-        <w:t>(</w:t>
-      </w:r>
-      <w:proofErr w:type="gramEnd"/>
-      <w:r>
-        <w:t>() =&gt; {</w:t>
+        <w:t>(() =&gt; {</w:t>
       </w:r>
     </w:p>
     <w:p>
@@ -17726,12 +17236,10 @@
         <w:t xml:space="preserve">    </w:t>
       </w:r>
       <w:proofErr w:type="spellStart"/>
-      <w:proofErr w:type="gramStart"/>
       <w:r>
         <w:t>cy.visit</w:t>
       </w:r>
       <w:proofErr w:type="spellEnd"/>
-      <w:proofErr w:type="gramEnd"/>
       <w:r>
         <w:t>('http://localhost:4000')</w:t>
       </w:r>
@@ -17754,15 +17262,7 @@
         <w:spacing w:after="0"/>
       </w:pPr>
       <w:r>
-        <w:t xml:space="preserve">  </w:t>
-      </w:r>
-      <w:proofErr w:type="gramStart"/>
-      <w:r>
-        <w:t>it(</w:t>
-      </w:r>
-      <w:proofErr w:type="gramEnd"/>
-      <w:r>
-        <w:t>'Login válido deve permitir entrada no sistema', () =&gt; {</w:t>
+        <w:t xml:space="preserve">  it('Login válido deve permitir entrada no sistema', () =&gt; {</w:t>
       </w:r>
     </w:p>
     <w:p>
@@ -17786,18 +17286,13 @@
       </w:r>
       <w:proofErr w:type="spellEnd"/>
       <w:r>
-        <w:t>'</w:t>
-      </w:r>
-      <w:proofErr w:type="gramStart"/>
-      <w:r>
-        <w:t>).</w:t>
+        <w:t>').</w:t>
       </w:r>
       <w:proofErr w:type="spellStart"/>
       <w:r>
         <w:t>type</w:t>
       </w:r>
       <w:proofErr w:type="spellEnd"/>
-      <w:proofErr w:type="gramEnd"/>
       <w:r>
         <w:t>('</w:t>
       </w:r>
@@ -17831,18 +17326,13 @@
       </w:r>
       <w:proofErr w:type="spellEnd"/>
       <w:r>
-        <w:t>'</w:t>
-      </w:r>
-      <w:proofErr w:type="gramStart"/>
-      <w:r>
-        <w:t>).</w:t>
+        <w:t>').</w:t>
       </w:r>
       <w:proofErr w:type="spellStart"/>
       <w:r>
         <w:t>type</w:t>
       </w:r>
       <w:proofErr w:type="spellEnd"/>
-      <w:proofErr w:type="gramEnd"/>
       <w:r>
         <w:t>('23456')</w:t>
       </w:r>
@@ -17855,12 +17345,10 @@
         <w:t xml:space="preserve">    </w:t>
       </w:r>
       <w:proofErr w:type="spellStart"/>
-      <w:proofErr w:type="gramStart"/>
       <w:r>
         <w:t>cy.contains</w:t>
       </w:r>
       <w:proofErr w:type="spellEnd"/>
-      <w:proofErr w:type="gramEnd"/>
       <w:r>
         <w:t>('</w:t>
       </w:r>
@@ -17870,15 +17358,7 @@
       </w:r>
       <w:proofErr w:type="spellEnd"/>
       <w:r>
-        <w:t>', 'Entrar'</w:t>
-      </w:r>
-      <w:proofErr w:type="gramStart"/>
-      <w:r>
-        <w:t>).click</w:t>
-      </w:r>
-      <w:proofErr w:type="gramEnd"/>
-      <w:r>
-        <w:t>()</w:t>
+        <w:t>', 'Entrar').click()</w:t>
       </w:r>
     </w:p>
     <w:p>
@@ -17894,12 +17374,10 @@
         <w:t xml:space="preserve">    </w:t>
       </w:r>
       <w:proofErr w:type="spellStart"/>
-      <w:proofErr w:type="gramStart"/>
       <w:r>
         <w:t>cy.contains</w:t>
       </w:r>
       <w:proofErr w:type="spellEnd"/>
-      <w:proofErr w:type="gramEnd"/>
       <w:r>
         <w:t>('h4', 'Realizar transferência')</w:t>
       </w:r>
@@ -17909,28 +17387,21 @@
         <w:spacing w:after="0"/>
       </w:pPr>
       <w:r>
-        <w:t xml:space="preserve">      </w:t>
-      </w:r>
-      <w:proofErr w:type="gramStart"/>
-      <w:r>
-        <w:t>.</w:t>
+        <w:t xml:space="preserve">      .</w:t>
       </w:r>
       <w:proofErr w:type="spellStart"/>
       <w:r>
         <w:t>should</w:t>
       </w:r>
       <w:proofErr w:type="spellEnd"/>
-      <w:proofErr w:type="gramEnd"/>
       <w:r>
         <w:t>('</w:t>
       </w:r>
       <w:proofErr w:type="spellStart"/>
-      <w:proofErr w:type="gramStart"/>
       <w:r>
         <w:t>be.visible</w:t>
       </w:r>
       <w:proofErr w:type="spellEnd"/>
-      <w:proofErr w:type="gramEnd"/>
       <w:r>
         <w:t>')</w:t>
       </w:r>
@@ -17953,15 +17424,7 @@
         <w:spacing w:after="0"/>
       </w:pPr>
       <w:r>
-        <w:t xml:space="preserve">  </w:t>
-      </w:r>
-      <w:proofErr w:type="gramStart"/>
-      <w:r>
-        <w:t>it(</w:t>
-      </w:r>
-      <w:proofErr w:type="gramEnd"/>
-      <w:r>
-        <w:t>'Login inválido deve apresentar mensagem de erro', () =&gt; {</w:t>
+        <w:t xml:space="preserve">  it('Login inválido deve apresentar mensagem de erro', () =&gt; {</w:t>
       </w:r>
     </w:p>
     <w:p>
@@ -17985,18 +17448,13 @@
       </w:r>
       <w:proofErr w:type="spellEnd"/>
       <w:r>
-        <w:t>'</w:t>
-      </w:r>
-      <w:proofErr w:type="gramStart"/>
-      <w:r>
-        <w:t>).</w:t>
+        <w:t>').</w:t>
       </w:r>
       <w:proofErr w:type="spellStart"/>
       <w:r>
         <w:t>type</w:t>
       </w:r>
       <w:proofErr w:type="spellEnd"/>
-      <w:proofErr w:type="gramEnd"/>
       <w:r>
         <w:t>('</w:t>
       </w:r>
@@ -18030,18 +17488,13 @@
       </w:r>
       <w:proofErr w:type="spellEnd"/>
       <w:r>
-        <w:t>'</w:t>
-      </w:r>
-      <w:proofErr w:type="gramStart"/>
-      <w:r>
-        <w:t>).</w:t>
+        <w:t>').</w:t>
       </w:r>
       <w:proofErr w:type="spellStart"/>
       <w:r>
         <w:t>type</w:t>
       </w:r>
       <w:proofErr w:type="spellEnd"/>
-      <w:proofErr w:type="gramEnd"/>
       <w:r>
         <w:t>('65432')</w:t>
       </w:r>
@@ -18054,12 +17507,10 @@
         <w:t xml:space="preserve">    </w:t>
       </w:r>
       <w:proofErr w:type="spellStart"/>
-      <w:proofErr w:type="gramStart"/>
       <w:r>
         <w:t>cy.contains</w:t>
       </w:r>
       <w:proofErr w:type="spellEnd"/>
-      <w:proofErr w:type="gramEnd"/>
       <w:r>
         <w:t>('</w:t>
       </w:r>
@@ -18069,15 +17520,7 @@
       </w:r>
       <w:proofErr w:type="spellEnd"/>
       <w:r>
-        <w:t>', 'Entrar'</w:t>
-      </w:r>
-      <w:proofErr w:type="gramStart"/>
-      <w:r>
-        <w:t>).click</w:t>
-      </w:r>
-      <w:proofErr w:type="gramEnd"/>
-      <w:r>
-        <w:t>()</w:t>
+        <w:t>', 'Entrar').click()</w:t>
       </w:r>
     </w:p>
     <w:p>
@@ -18114,28 +17557,21 @@
         <w:spacing w:after="0"/>
       </w:pPr>
       <w:r>
-        <w:t xml:space="preserve">      </w:t>
-      </w:r>
-      <w:proofErr w:type="gramStart"/>
-      <w:r>
-        <w:t>.</w:t>
+        <w:t xml:space="preserve">      .</w:t>
       </w:r>
       <w:proofErr w:type="spellStart"/>
       <w:r>
         <w:t>should</w:t>
       </w:r>
       <w:proofErr w:type="spellEnd"/>
-      <w:proofErr w:type="gramEnd"/>
       <w:r>
         <w:t>('</w:t>
       </w:r>
       <w:proofErr w:type="spellStart"/>
-      <w:proofErr w:type="gramStart"/>
       <w:r>
         <w:t>be.visible</w:t>
       </w:r>
       <w:proofErr w:type="spellEnd"/>
-      <w:proofErr w:type="gramEnd"/>
       <w:r>
         <w:t>')</w:t>
       </w:r>
@@ -18148,17 +17584,12 @@
         <w:t xml:space="preserve">      .</w:t>
       </w:r>
       <w:proofErr w:type="spellStart"/>
-      <w:proofErr w:type="gramStart"/>
       <w:r>
         <w:t>and</w:t>
       </w:r>
       <w:proofErr w:type="spellEnd"/>
       <w:r>
-        <w:t>(</w:t>
-      </w:r>
-      <w:proofErr w:type="gramEnd"/>
-      <w:r>
-        <w:t>'</w:t>
+        <w:t>('</w:t>
       </w:r>
       <w:proofErr w:type="spellStart"/>
       <w:r>
@@ -18312,17 +17743,12 @@
               <w:spacing w:after="0"/>
             </w:pPr>
             <w:proofErr w:type="spellStart"/>
-            <w:proofErr w:type="gramStart"/>
             <w:r>
               <w:t>before</w:t>
             </w:r>
             <w:proofErr w:type="spellEnd"/>
             <w:r>
-              <w:t>(</w:t>
-            </w:r>
-            <w:proofErr w:type="gramEnd"/>
-            <w:r>
-              <w:t>)</w:t>
+              <w:t>()</w:t>
             </w:r>
           </w:p>
         </w:tc>
@@ -18357,17 +17783,12 @@
               <w:spacing w:after="0"/>
             </w:pPr>
             <w:proofErr w:type="spellStart"/>
-            <w:proofErr w:type="gramStart"/>
             <w:r>
               <w:t>beforeEach</w:t>
             </w:r>
             <w:proofErr w:type="spellEnd"/>
             <w:r>
-              <w:t>(</w:t>
-            </w:r>
-            <w:proofErr w:type="gramEnd"/>
-            <w:r>
-              <w:t>)</w:t>
+              <w:t>()</w:t>
             </w:r>
           </w:p>
         </w:tc>
@@ -18402,17 +17823,12 @@
               <w:spacing w:after="0"/>
             </w:pPr>
             <w:proofErr w:type="spellStart"/>
-            <w:proofErr w:type="gramStart"/>
             <w:r>
               <w:t>afterEach</w:t>
             </w:r>
             <w:proofErr w:type="spellEnd"/>
             <w:r>
-              <w:t>(</w:t>
-            </w:r>
-            <w:proofErr w:type="gramEnd"/>
-            <w:r>
-              <w:t>)</w:t>
+              <w:t>()</w:t>
             </w:r>
           </w:p>
         </w:tc>
@@ -18447,17 +17863,12 @@
               <w:spacing w:after="0"/>
             </w:pPr>
             <w:proofErr w:type="spellStart"/>
-            <w:proofErr w:type="gramStart"/>
             <w:r>
               <w:t>after</w:t>
             </w:r>
             <w:proofErr w:type="spellEnd"/>
             <w:r>
-              <w:t>(</w:t>
-            </w:r>
-            <w:proofErr w:type="gramEnd"/>
-            <w:r>
-              <w:t>)</w:t>
+              <w:t>()</w:t>
             </w:r>
           </w:p>
         </w:tc>
@@ -18493,33 +17904,18 @@
         <w:t xml:space="preserve"> </w:t>
       </w:r>
       <w:proofErr w:type="spellStart"/>
-      <w:proofErr w:type="gramStart"/>
       <w:r>
         <w:t>beforeEach</w:t>
       </w:r>
       <w:proofErr w:type="spellEnd"/>
       <w:r>
-        <w:t>(</w:t>
-      </w:r>
-      <w:proofErr w:type="gramEnd"/>
-      <w:r>
-        <w:t xml:space="preserve">) abre a página antes de cada </w:t>
-      </w:r>
-      <w:proofErr w:type="gramStart"/>
-      <w:r>
-        <w:t>it(</w:t>
-      </w:r>
-      <w:proofErr w:type="gramEnd"/>
-      <w:r>
-        <w:t xml:space="preserve">). Assim, não precisamos repetir </w:t>
-      </w:r>
-      <w:proofErr w:type="spellStart"/>
-      <w:proofErr w:type="gramStart"/>
+        <w:t xml:space="preserve">() abre a página antes de cada it(). Assim, não precisamos repetir </w:t>
+      </w:r>
+      <w:proofErr w:type="spellStart"/>
       <w:r>
         <w:t>cy.visit</w:t>
       </w:r>
       <w:proofErr w:type="spellEnd"/>
-      <w:proofErr w:type="gramEnd"/>
       <w:r>
         <w:t>() nos dois testes.</w:t>
       </w:r>
@@ -18645,7 +18041,6 @@
         <w:t xml:space="preserve"> </w:t>
       </w:r>
       <w:proofErr w:type="spellStart"/>
-      <w:proofErr w:type="gramStart"/>
       <w:r>
         <w:t>add</w:t>
       </w:r>
@@ -18653,7 +18048,6 @@
       <w:r>
         <w:t xml:space="preserve"> .</w:t>
       </w:r>
-      <w:proofErr w:type="gramEnd"/>
     </w:p>
     <w:p>
       <w:pPr>
@@ -18834,17 +18228,12 @@
         <w:t xml:space="preserve">Movê-lo para </w:t>
       </w:r>
       <w:proofErr w:type="spellStart"/>
-      <w:proofErr w:type="gramStart"/>
       <w:r>
         <w:t>beforeEach</w:t>
       </w:r>
       <w:proofErr w:type="spellEnd"/>
       <w:r>
-        <w:t>(</w:t>
-      </w:r>
-      <w:proofErr w:type="gramEnd"/>
-      <w:r>
-        <w:t>).</w:t>
+        <w:t>().</w:t>
       </w:r>
     </w:p>
     <w:p>
@@ -19507,7 +18896,6 @@
         <w:t xml:space="preserve">3. Configurando scripts no </w:t>
       </w:r>
       <w:proofErr w:type="spellStart"/>
-      <w:proofErr w:type="gramStart"/>
       <w:r>
         <w:rPr>
           <w:b/>
@@ -19516,7 +18904,6 @@
         <w:t>package.json</w:t>
       </w:r>
       <w:proofErr w:type="spellEnd"/>
-      <w:proofErr w:type="gramEnd"/>
     </w:p>
     <w:p>
       <w:pPr>
@@ -20116,12 +19503,10 @@
         <w:t xml:space="preserve">Configurar os scripts no </w:t>
       </w:r>
       <w:proofErr w:type="spellStart"/>
-      <w:proofErr w:type="gramStart"/>
       <w:r>
         <w:t>package.json</w:t>
       </w:r>
       <w:proofErr w:type="spellEnd"/>
-      <w:proofErr w:type="gramEnd"/>
       <w:r>
         <w:t>.</w:t>
       </w:r>
@@ -20279,18 +19664,13 @@
       </w:r>
       <w:proofErr w:type="spellEnd"/>
       <w:r>
-        <w:t xml:space="preserve"> </w:t>
-      </w:r>
-      <w:proofErr w:type="gramStart"/>
-      <w:r>
-        <w:t xml:space="preserve">{ </w:t>
+        <w:t xml:space="preserve"> { </w:t>
       </w:r>
       <w:proofErr w:type="spellStart"/>
       <w:r>
         <w:t>defineConfig</w:t>
       </w:r>
       <w:proofErr w:type="spellEnd"/>
-      <w:proofErr w:type="gramEnd"/>
       <w:r>
         <w:t xml:space="preserve"> } = require("</w:t>
       </w:r>
@@ -20313,129 +19693,120 @@
         <w:spacing w:after="0"/>
       </w:pPr>
       <w:proofErr w:type="spellStart"/>
-      <w:proofErr w:type="gramStart"/>
       <w:r>
         <w:t>module.exports</w:t>
       </w:r>
       <w:proofErr w:type="spellEnd"/>
-      <w:proofErr w:type="gramEnd"/>
       <w:r>
         <w:t xml:space="preserve"> = </w:t>
       </w:r>
       <w:proofErr w:type="spellStart"/>
-      <w:proofErr w:type="gramStart"/>
       <w:r>
         <w:t>defineConfig</w:t>
       </w:r>
       <w:proofErr w:type="spellEnd"/>
       <w:r>
+        <w:t>({</w:t>
+      </w:r>
+    </w:p>
+    <w:p>
+      <w:pPr>
+        <w:spacing w:after="0"/>
+      </w:pPr>
+      <w:r>
+        <w:t xml:space="preserve">  </w:t>
+      </w:r>
+      <w:proofErr w:type="spellStart"/>
+      <w:r>
+        <w:t>allowCypressEnv</w:t>
+      </w:r>
+      <w:proofErr w:type="spellEnd"/>
+      <w:r>
+        <w:t>: false,</w:t>
+      </w:r>
+    </w:p>
+    <w:p>
+      <w:pPr>
+        <w:spacing w:after="0"/>
+      </w:pPr>
+      <w:r>
+        <w:t xml:space="preserve">  </w:t>
+      </w:r>
+      <w:proofErr w:type="spellStart"/>
+      <w:r>
+        <w:t>video</w:t>
+      </w:r>
+      <w:proofErr w:type="spellEnd"/>
+      <w:r>
+        <w:t xml:space="preserve">: </w:t>
+      </w:r>
+      <w:proofErr w:type="spellStart"/>
+      <w:r>
+        <w:t>true</w:t>
+      </w:r>
+      <w:proofErr w:type="spellEnd"/>
+      <w:r>
+        <w:t>,</w:t>
+      </w:r>
+    </w:p>
+    <w:p>
+      <w:pPr>
+        <w:spacing w:after="0"/>
+      </w:pPr>
+    </w:p>
+    <w:p>
+      <w:pPr>
+        <w:spacing w:after="0"/>
+      </w:pPr>
+      <w:r>
+        <w:t xml:space="preserve">  e2e: {</w:t>
+      </w:r>
+    </w:p>
+    <w:p>
+      <w:pPr>
+        <w:spacing w:after="0"/>
+      </w:pPr>
+      <w:r>
+        <w:t xml:space="preserve">    </w:t>
+      </w:r>
+      <w:proofErr w:type="spellStart"/>
+      <w:r>
+        <w:t>screenshotOnRunFailure</w:t>
+      </w:r>
+      <w:proofErr w:type="spellEnd"/>
+      <w:r>
+        <w:t xml:space="preserve">: </w:t>
+      </w:r>
+      <w:proofErr w:type="spellStart"/>
+      <w:r>
+        <w:t>true</w:t>
+      </w:r>
+      <w:proofErr w:type="spellEnd"/>
+      <w:r>
+        <w:t>,</w:t>
+      </w:r>
+    </w:p>
+    <w:p>
+      <w:pPr>
+        <w:spacing w:after="0"/>
+      </w:pPr>
+    </w:p>
+    <w:p>
+      <w:pPr>
+        <w:spacing w:after="0"/>
+      </w:pPr>
+      <w:r>
+        <w:t xml:space="preserve">    </w:t>
+      </w:r>
+      <w:proofErr w:type="spellStart"/>
+      <w:r>
+        <w:t>setupNodeEvents</w:t>
+      </w:r>
+      <w:proofErr w:type="spellEnd"/>
+      <w:r>
         <w:t>(</w:t>
       </w:r>
-      <w:proofErr w:type="gramEnd"/>
-      <w:r>
-        <w:t>{</w:t>
-      </w:r>
-    </w:p>
-    <w:p>
-      <w:pPr>
-        <w:spacing w:after="0"/>
-      </w:pPr>
-      <w:r>
-        <w:t xml:space="preserve">  </w:t>
-      </w:r>
-      <w:proofErr w:type="spellStart"/>
-      <w:r>
-        <w:t>allowCypressEnv</w:t>
-      </w:r>
-      <w:proofErr w:type="spellEnd"/>
-      <w:r>
-        <w:t>: false,</w:t>
-      </w:r>
-    </w:p>
-    <w:p>
-      <w:pPr>
-        <w:spacing w:after="0"/>
-      </w:pPr>
-      <w:r>
-        <w:t xml:space="preserve">  </w:t>
-      </w:r>
-      <w:proofErr w:type="spellStart"/>
-      <w:r>
-        <w:t>video</w:t>
-      </w:r>
-      <w:proofErr w:type="spellEnd"/>
-      <w:r>
-        <w:t xml:space="preserve">: </w:t>
-      </w:r>
-      <w:proofErr w:type="spellStart"/>
-      <w:r>
-        <w:t>true</w:t>
-      </w:r>
-      <w:proofErr w:type="spellEnd"/>
-      <w:r>
-        <w:t>,</w:t>
-      </w:r>
-    </w:p>
-    <w:p>
-      <w:pPr>
-        <w:spacing w:after="0"/>
-      </w:pPr>
-    </w:p>
-    <w:p>
-      <w:pPr>
-        <w:spacing w:after="0"/>
-      </w:pPr>
-      <w:r>
-        <w:t xml:space="preserve">  e2e: {</w:t>
-      </w:r>
-    </w:p>
-    <w:p>
-      <w:pPr>
-        <w:spacing w:after="0"/>
-      </w:pPr>
-      <w:r>
-        <w:t xml:space="preserve">    </w:t>
-      </w:r>
-      <w:proofErr w:type="spellStart"/>
-      <w:r>
-        <w:t>screenshotOnRunFailure</w:t>
-      </w:r>
-      <w:proofErr w:type="spellEnd"/>
-      <w:r>
-        <w:t xml:space="preserve">: </w:t>
-      </w:r>
-      <w:proofErr w:type="spellStart"/>
-      <w:r>
-        <w:t>true</w:t>
-      </w:r>
-      <w:proofErr w:type="spellEnd"/>
-      <w:r>
-        <w:t>,</w:t>
-      </w:r>
-    </w:p>
-    <w:p>
-      <w:pPr>
-        <w:spacing w:after="0"/>
-      </w:pPr>
-    </w:p>
-    <w:p>
-      <w:pPr>
-        <w:spacing w:after="0"/>
-      </w:pPr>
-      <w:r>
-        <w:t xml:space="preserve">    </w:t>
-      </w:r>
-      <w:proofErr w:type="spellStart"/>
-      <w:proofErr w:type="gramStart"/>
-      <w:r>
-        <w:t>setupNodeEvents</w:t>
-      </w:r>
-      <w:proofErr w:type="spellEnd"/>
-      <w:r>
-        <w:t>(</w:t>
-      </w:r>
-      <w:proofErr w:type="spellStart"/>
-      <w:proofErr w:type="gramEnd"/>
+      <w:proofErr w:type="spellStart"/>
       <w:r>
         <w:t>on</w:t>
       </w:r>
@@ -20917,28 +20288,21 @@
         <w:spacing w:after="0"/>
       </w:pPr>
       <w:r>
-        <w:t xml:space="preserve">  </w:t>
-      </w:r>
-      <w:proofErr w:type="gramStart"/>
-      <w:r>
-        <w:t>.</w:t>
+        <w:t xml:space="preserve">  .</w:t>
       </w:r>
       <w:proofErr w:type="spellStart"/>
       <w:r>
         <w:t>should</w:t>
       </w:r>
       <w:proofErr w:type="spellEnd"/>
-      <w:proofErr w:type="gramEnd"/>
       <w:r>
         <w:t>('</w:t>
       </w:r>
       <w:proofErr w:type="spellStart"/>
-      <w:proofErr w:type="gramStart"/>
       <w:r>
         <w:t>be.visible</w:t>
       </w:r>
       <w:proofErr w:type="spellEnd"/>
-      <w:proofErr w:type="gramEnd"/>
       <w:r>
         <w:t>')</w:t>
       </w:r>
@@ -20951,17 +20315,12 @@
         <w:t xml:space="preserve">  .</w:t>
       </w:r>
       <w:proofErr w:type="spellStart"/>
-      <w:proofErr w:type="gramStart"/>
       <w:r>
         <w:t>and</w:t>
       </w:r>
       <w:proofErr w:type="spellEnd"/>
       <w:r>
-        <w:t>(</w:t>
-      </w:r>
-      <w:proofErr w:type="gramEnd"/>
-      <w:r>
-        <w:t>'</w:t>
+        <w:t>('</w:t>
       </w:r>
       <w:proofErr w:type="spellStart"/>
       <w:r>
@@ -21068,12 +20427,10 @@
         <w:spacing w:after="0"/>
       </w:pPr>
       <w:proofErr w:type="spellStart"/>
-      <w:proofErr w:type="gramStart"/>
       <w:r>
         <w:t>cy.screenshot</w:t>
       </w:r>
       <w:proofErr w:type="spellEnd"/>
-      <w:proofErr w:type="gramEnd"/>
       <w:r>
         <w:t>('login-realizado-com-sucesso')</w:t>
       </w:r>
@@ -21663,38 +21020,267 @@
         <w:spacing w:after="0"/>
       </w:pPr>
       <w:proofErr w:type="spellStart"/>
-      <w:proofErr w:type="gramStart"/>
       <w:r>
         <w:t>describe</w:t>
       </w:r>
       <w:proofErr w:type="spellEnd"/>
       <w:r>
+        <w:t>('Login', () =&gt; {</w:t>
+      </w:r>
+    </w:p>
+    <w:p>
+      <w:pPr>
+        <w:spacing w:after="0"/>
+      </w:pPr>
+      <w:r>
+        <w:t xml:space="preserve">  </w:t>
+      </w:r>
+      <w:proofErr w:type="spellStart"/>
+      <w:r>
+        <w:t>beforeEach</w:t>
+      </w:r>
+      <w:proofErr w:type="spellEnd"/>
+      <w:r>
+        <w:t>(() =&gt; {</w:t>
+      </w:r>
+    </w:p>
+    <w:p>
+      <w:pPr>
+        <w:spacing w:after="0"/>
+      </w:pPr>
+      <w:r>
+        <w:t xml:space="preserve">    </w:t>
+      </w:r>
+      <w:proofErr w:type="spellStart"/>
+      <w:r>
+        <w:t>cy.visit</w:t>
+      </w:r>
+      <w:proofErr w:type="spellEnd"/>
+      <w:r>
+        <w:t>('http://localhost:4000')</w:t>
+      </w:r>
+    </w:p>
+    <w:p>
+      <w:pPr>
+        <w:spacing w:after="0"/>
+      </w:pPr>
+      <w:r>
+        <w:t xml:space="preserve">  })</w:t>
+      </w:r>
+    </w:p>
+    <w:p>
+      <w:pPr>
+        <w:spacing w:after="0"/>
+      </w:pPr>
+    </w:p>
+    <w:p>
+      <w:pPr>
+        <w:spacing w:after="0"/>
+      </w:pPr>
+      <w:r>
+        <w:t xml:space="preserve">  it('Login válido deve permitir entrada no sistema', () =&gt; {</w:t>
+      </w:r>
+    </w:p>
+    <w:p>
+      <w:pPr>
+        <w:spacing w:after="0"/>
+      </w:pPr>
+      <w:r>
+        <w:t xml:space="preserve">    </w:t>
+      </w:r>
+      <w:proofErr w:type="spellStart"/>
+      <w:r>
+        <w:t>cy.fixture</w:t>
+      </w:r>
+      <w:proofErr w:type="spellEnd"/>
+      <w:r>
+        <w:t>('credenciais').</w:t>
+      </w:r>
+      <w:proofErr w:type="spellStart"/>
+      <w:r>
+        <w:t>then</w:t>
+      </w:r>
+      <w:proofErr w:type="spellEnd"/>
+      <w:r>
+        <w:t>((credenciais) =&gt; {</w:t>
+      </w:r>
+    </w:p>
+    <w:p>
+      <w:pPr>
+        <w:spacing w:after="0"/>
+      </w:pPr>
+      <w:r>
+        <w:t xml:space="preserve">      </w:t>
+      </w:r>
+      <w:proofErr w:type="spellStart"/>
+      <w:r>
+        <w:t>cy.get</w:t>
+      </w:r>
+      <w:proofErr w:type="spellEnd"/>
+      <w:r>
+        <w:t>('#</w:t>
+      </w:r>
+      <w:proofErr w:type="spellStart"/>
+      <w:r>
+        <w:t>username</w:t>
+      </w:r>
+      <w:proofErr w:type="spellEnd"/>
+      <w:r>
+        <w:t>').</w:t>
+      </w:r>
+      <w:proofErr w:type="spellStart"/>
+      <w:r>
+        <w:t>type</w:t>
+      </w:r>
+      <w:proofErr w:type="spellEnd"/>
+      <w:r>
         <w:t>(</w:t>
       </w:r>
-      <w:proofErr w:type="gramEnd"/>
-      <w:r>
-        <w:t>'Login', () =&gt; {</w:t>
-      </w:r>
-    </w:p>
-    <w:p>
-      <w:pPr>
-        <w:spacing w:after="0"/>
-      </w:pPr>
-      <w:r>
-        <w:t xml:space="preserve">  </w:t>
-      </w:r>
-      <w:proofErr w:type="spellStart"/>
-      <w:proofErr w:type="gramStart"/>
-      <w:r>
-        <w:t>beforeEach</w:t>
+      <w:proofErr w:type="spellStart"/>
+      <w:r>
+        <w:t>credenciais.valida.usuario</w:t>
+      </w:r>
+      <w:proofErr w:type="spellEnd"/>
+      <w:r>
+        <w:t>)</w:t>
+      </w:r>
+    </w:p>
+    <w:p>
+      <w:pPr>
+        <w:spacing w:after="0"/>
+      </w:pPr>
+      <w:r>
+        <w:t xml:space="preserve">      </w:t>
+      </w:r>
+      <w:proofErr w:type="spellStart"/>
+      <w:r>
+        <w:t>cy.get</w:t>
+      </w:r>
+      <w:proofErr w:type="spellEnd"/>
+      <w:r>
+        <w:t>('#</w:t>
+      </w:r>
+      <w:proofErr w:type="spellStart"/>
+      <w:r>
+        <w:t>password</w:t>
+      </w:r>
+      <w:proofErr w:type="spellEnd"/>
+      <w:r>
+        <w:t>').</w:t>
+      </w:r>
+      <w:proofErr w:type="spellStart"/>
+      <w:r>
+        <w:t>type</w:t>
       </w:r>
       <w:proofErr w:type="spellEnd"/>
       <w:r>
         <w:t>(</w:t>
       </w:r>
-      <w:proofErr w:type="gramEnd"/>
-      <w:r>
-        <w:t>() =&gt; {</w:t>
+      <w:proofErr w:type="spellStart"/>
+      <w:r>
+        <w:t>credenciais.valida.senha</w:t>
+      </w:r>
+      <w:proofErr w:type="spellEnd"/>
+      <w:r>
+        <w:t>)</w:t>
+      </w:r>
+    </w:p>
+    <w:p>
+      <w:pPr>
+        <w:spacing w:after="0"/>
+      </w:pPr>
+      <w:r>
+        <w:t xml:space="preserve">      </w:t>
+      </w:r>
+      <w:proofErr w:type="spellStart"/>
+      <w:r>
+        <w:t>cy.contains</w:t>
+      </w:r>
+      <w:proofErr w:type="spellEnd"/>
+      <w:r>
+        <w:t>('</w:t>
+      </w:r>
+      <w:proofErr w:type="spellStart"/>
+      <w:r>
+        <w:t>button</w:t>
+      </w:r>
+      <w:proofErr w:type="spellEnd"/>
+      <w:r>
+        <w:t>', 'Entrar').click()</w:t>
+      </w:r>
+    </w:p>
+    <w:p>
+      <w:pPr>
+        <w:spacing w:after="0"/>
+      </w:pPr>
+    </w:p>
+    <w:p>
+      <w:pPr>
+        <w:spacing w:after="0"/>
+      </w:pPr>
+      <w:r>
+        <w:t xml:space="preserve">      </w:t>
+      </w:r>
+      <w:proofErr w:type="spellStart"/>
+      <w:r>
+        <w:t>cy.contains</w:t>
+      </w:r>
+      <w:proofErr w:type="spellEnd"/>
+      <w:r>
+        <w:t>('h4', 'Realizar transferência')</w:t>
+      </w:r>
+    </w:p>
+    <w:p>
+      <w:pPr>
+        <w:spacing w:after="0"/>
+      </w:pPr>
+      <w:r>
+        <w:t xml:space="preserve">        .</w:t>
+      </w:r>
+      <w:proofErr w:type="spellStart"/>
+      <w:r>
+        <w:t>should</w:t>
+      </w:r>
+      <w:proofErr w:type="spellEnd"/>
+      <w:r>
+        <w:t>('</w:t>
+      </w:r>
+      <w:proofErr w:type="spellStart"/>
+      <w:r>
+        <w:t>be.visible</w:t>
+      </w:r>
+      <w:proofErr w:type="spellEnd"/>
+      <w:r>
+        <w:t>')</w:t>
+      </w:r>
+    </w:p>
+    <w:p>
+      <w:pPr>
+        <w:spacing w:after="0"/>
+      </w:pPr>
+      <w:r>
+        <w:t xml:space="preserve">    })</w:t>
+      </w:r>
+    </w:p>
+    <w:p>
+      <w:pPr>
+        <w:spacing w:after="0"/>
+      </w:pPr>
+      <w:r>
+        <w:t xml:space="preserve">  })</w:t>
+      </w:r>
+    </w:p>
+    <w:p>
+      <w:pPr>
+        <w:spacing w:after="0"/>
+      </w:pPr>
+    </w:p>
+    <w:p>
+      <w:pPr>
+        <w:spacing w:after="0"/>
+      </w:pPr>
+      <w:r>
+        <w:t xml:space="preserve">  it('Login inválido deve apresentar mensagem de erro', () =&gt; {</w:t>
       </w:r>
     </w:p>
     <w:p>
@@ -21705,72 +21291,18 @@
         <w:t xml:space="preserve">    </w:t>
       </w:r>
       <w:proofErr w:type="spellStart"/>
-      <w:proofErr w:type="gramStart"/>
-      <w:r>
-        <w:t>cy.visit</w:t>
-      </w:r>
-      <w:proofErr w:type="spellEnd"/>
-      <w:proofErr w:type="gramEnd"/>
-      <w:r>
-        <w:t>('http://localhost:4000')</w:t>
-      </w:r>
-    </w:p>
-    <w:p>
-      <w:pPr>
-        <w:spacing w:after="0"/>
-      </w:pPr>
-      <w:r>
-        <w:t xml:space="preserve">  })</w:t>
-      </w:r>
-    </w:p>
-    <w:p>
-      <w:pPr>
-        <w:spacing w:after="0"/>
-      </w:pPr>
-    </w:p>
-    <w:p>
-      <w:pPr>
-        <w:spacing w:after="0"/>
-      </w:pPr>
-      <w:r>
-        <w:t xml:space="preserve">  </w:t>
-      </w:r>
-      <w:proofErr w:type="gramStart"/>
-      <w:r>
-        <w:t>it(</w:t>
-      </w:r>
-      <w:proofErr w:type="gramEnd"/>
-      <w:r>
-        <w:t>'Login válido deve permitir entrada no sistema', () =&gt; {</w:t>
-      </w:r>
-    </w:p>
-    <w:p>
-      <w:pPr>
-        <w:spacing w:after="0"/>
-      </w:pPr>
-      <w:r>
-        <w:t xml:space="preserve">    </w:t>
-      </w:r>
-      <w:proofErr w:type="spellStart"/>
-      <w:proofErr w:type="gramStart"/>
       <w:r>
         <w:t>cy.fixture</w:t>
       </w:r>
       <w:proofErr w:type="spellEnd"/>
-      <w:proofErr w:type="gramEnd"/>
-      <w:r>
-        <w:t>('credenciais'</w:t>
-      </w:r>
-      <w:proofErr w:type="gramStart"/>
-      <w:r>
-        <w:t>).</w:t>
+      <w:r>
+        <w:t>('credenciais').</w:t>
       </w:r>
       <w:proofErr w:type="spellStart"/>
       <w:r>
         <w:t>then</w:t>
       </w:r>
       <w:proofErr w:type="spellEnd"/>
-      <w:proofErr w:type="gramEnd"/>
       <w:r>
         <w:t>((credenciais) =&gt; {</w:t>
       </w:r>
@@ -21796,29 +21328,19 @@
       </w:r>
       <w:proofErr w:type="spellEnd"/>
       <w:r>
-        <w:t>'</w:t>
-      </w:r>
-      <w:proofErr w:type="gramStart"/>
-      <w:r>
-        <w:t>).</w:t>
+        <w:t>').</w:t>
       </w:r>
       <w:proofErr w:type="spellStart"/>
       <w:r>
         <w:t>type</w:t>
       </w:r>
       <w:proofErr w:type="spellEnd"/>
-      <w:proofErr w:type="gramEnd"/>
       <w:r>
         <w:t>(</w:t>
       </w:r>
       <w:proofErr w:type="spellStart"/>
-      <w:proofErr w:type="gramStart"/>
-      <w:r>
-        <w:t>credenciais.valida</w:t>
-      </w:r>
-      <w:proofErr w:type="gramEnd"/>
-      <w:r>
-        <w:t>.usuario</w:t>
+      <w:r>
+        <w:t>credenciais.invalida.usuario</w:t>
       </w:r>
       <w:proofErr w:type="spellEnd"/>
       <w:r>
@@ -21846,29 +21368,19 @@
       </w:r>
       <w:proofErr w:type="spellEnd"/>
       <w:r>
-        <w:t>'</w:t>
-      </w:r>
-      <w:proofErr w:type="gramStart"/>
-      <w:r>
-        <w:t>).</w:t>
+        <w:t>').</w:t>
       </w:r>
       <w:proofErr w:type="spellStart"/>
       <w:r>
         <w:t>type</w:t>
       </w:r>
       <w:proofErr w:type="spellEnd"/>
-      <w:proofErr w:type="gramEnd"/>
       <w:r>
         <w:t>(</w:t>
       </w:r>
       <w:proofErr w:type="spellStart"/>
-      <w:proofErr w:type="gramStart"/>
-      <w:r>
-        <w:t>credenciais.valida</w:t>
-      </w:r>
-      <w:proofErr w:type="gramEnd"/>
-      <w:r>
-        <w:t>.senha</w:t>
+      <w:r>
+        <w:t>credenciais.invalida.senha</w:t>
       </w:r>
       <w:proofErr w:type="spellEnd"/>
       <w:r>
@@ -21883,12 +21395,10 @@
         <w:t xml:space="preserve">      </w:t>
       </w:r>
       <w:proofErr w:type="spellStart"/>
-      <w:proofErr w:type="gramStart"/>
       <w:r>
         <w:t>cy.contains</w:t>
       </w:r>
       <w:proofErr w:type="spellEnd"/>
-      <w:proofErr w:type="gramEnd"/>
       <w:r>
         <w:t>('</w:t>
       </w:r>
@@ -21898,15 +21408,7 @@
       </w:r>
       <w:proofErr w:type="spellEnd"/>
       <w:r>
-        <w:t>', 'Entrar'</w:t>
-      </w:r>
-      <w:proofErr w:type="gramStart"/>
-      <w:r>
-        <w:t>).click</w:t>
-      </w:r>
-      <w:proofErr w:type="gramEnd"/>
-      <w:r>
-        <w:t>()</w:t>
+        <w:t>', 'Entrar').click()</w:t>
       </w:r>
     </w:p>
     <w:p>
@@ -21922,43 +21424,42 @@
         <w:t xml:space="preserve">      </w:t>
       </w:r>
       <w:proofErr w:type="spellStart"/>
-      <w:proofErr w:type="gramStart"/>
-      <w:r>
-        <w:t>cy.contains</w:t>
-      </w:r>
-      <w:proofErr w:type="spellEnd"/>
-      <w:proofErr w:type="gramEnd"/>
-      <w:r>
-        <w:t>('h4', 'Realizar transferência')</w:t>
-      </w:r>
-    </w:p>
-    <w:p>
-      <w:pPr>
-        <w:spacing w:after="0"/>
-      </w:pPr>
-      <w:r>
-        <w:t xml:space="preserve">        </w:t>
-      </w:r>
-      <w:proofErr w:type="gramStart"/>
-      <w:r>
-        <w:t>.</w:t>
+      <w:r>
+        <w:t>cy.get</w:t>
+      </w:r>
+      <w:proofErr w:type="spellEnd"/>
+      <w:r>
+        <w:t>('.</w:t>
+      </w:r>
+      <w:proofErr w:type="spellStart"/>
+      <w:r>
+        <w:t>toast</w:t>
+      </w:r>
+      <w:proofErr w:type="spellEnd"/>
+      <w:r>
+        <w:t>')</w:t>
+      </w:r>
+    </w:p>
+    <w:p>
+      <w:pPr>
+        <w:spacing w:after="0"/>
+      </w:pPr>
+      <w:r>
+        <w:t xml:space="preserve">        .</w:t>
       </w:r>
       <w:proofErr w:type="spellStart"/>
       <w:r>
         <w:t>should</w:t>
       </w:r>
       <w:proofErr w:type="spellEnd"/>
-      <w:proofErr w:type="gramEnd"/>
       <w:r>
         <w:t>('</w:t>
       </w:r>
       <w:proofErr w:type="spellStart"/>
-      <w:proofErr w:type="gramStart"/>
       <w:r>
         <w:t>be.visible</w:t>
       </w:r>
       <w:proofErr w:type="spellEnd"/>
-      <w:proofErr w:type="gramEnd"/>
       <w:r>
         <w:t>')</w:t>
       </w:r>
@@ -21968,282 +21469,15 @@
         <w:spacing w:after="0"/>
       </w:pPr>
       <w:r>
-        <w:t xml:space="preserve">    })</w:t>
-      </w:r>
-    </w:p>
-    <w:p>
-      <w:pPr>
-        <w:spacing w:after="0"/>
-      </w:pPr>
-      <w:r>
-        <w:t xml:space="preserve">  })</w:t>
-      </w:r>
-    </w:p>
-    <w:p>
-      <w:pPr>
-        <w:spacing w:after="0"/>
-      </w:pPr>
-    </w:p>
-    <w:p>
-      <w:pPr>
-        <w:spacing w:after="0"/>
-      </w:pPr>
-      <w:r>
-        <w:t xml:space="preserve">  </w:t>
-      </w:r>
-      <w:proofErr w:type="gramStart"/>
-      <w:r>
-        <w:t>it(</w:t>
-      </w:r>
-      <w:proofErr w:type="gramEnd"/>
-      <w:r>
-        <w:t>'Login inválido deve apresentar mensagem de erro', () =&gt; {</w:t>
-      </w:r>
-    </w:p>
-    <w:p>
-      <w:pPr>
-        <w:spacing w:after="0"/>
-      </w:pPr>
-      <w:r>
-        <w:t xml:space="preserve">    </w:t>
-      </w:r>
-      <w:proofErr w:type="spellStart"/>
-      <w:proofErr w:type="gramStart"/>
-      <w:r>
-        <w:t>cy.fixture</w:t>
-      </w:r>
-      <w:proofErr w:type="spellEnd"/>
-      <w:proofErr w:type="gramEnd"/>
-      <w:r>
-        <w:t>('credenciais'</w:t>
-      </w:r>
-      <w:proofErr w:type="gramStart"/>
-      <w:r>
-        <w:t>).</w:t>
-      </w:r>
-      <w:proofErr w:type="spellStart"/>
-      <w:r>
-        <w:t>then</w:t>
-      </w:r>
-      <w:proofErr w:type="spellEnd"/>
-      <w:proofErr w:type="gramEnd"/>
-      <w:r>
-        <w:t>((credenciais) =&gt; {</w:t>
-      </w:r>
-    </w:p>
-    <w:p>
-      <w:pPr>
-        <w:spacing w:after="0"/>
-      </w:pPr>
-      <w:r>
-        <w:t xml:space="preserve">      </w:t>
-      </w:r>
-      <w:proofErr w:type="spellStart"/>
-      <w:r>
-        <w:t>cy.get</w:t>
-      </w:r>
-      <w:proofErr w:type="spellEnd"/>
-      <w:r>
-        <w:t>('#</w:t>
-      </w:r>
-      <w:proofErr w:type="spellStart"/>
-      <w:r>
-        <w:t>username</w:t>
-      </w:r>
-      <w:proofErr w:type="spellEnd"/>
-      <w:r>
-        <w:t>'</w:t>
-      </w:r>
-      <w:proofErr w:type="gramStart"/>
-      <w:r>
-        <w:t>).</w:t>
-      </w:r>
-      <w:proofErr w:type="spellStart"/>
-      <w:r>
-        <w:t>type</w:t>
-      </w:r>
-      <w:proofErr w:type="spellEnd"/>
-      <w:proofErr w:type="gramEnd"/>
-      <w:r>
-        <w:t>(</w:t>
-      </w:r>
-      <w:proofErr w:type="spellStart"/>
-      <w:proofErr w:type="gramStart"/>
-      <w:r>
-        <w:t>credenciais.invalida</w:t>
-      </w:r>
-      <w:proofErr w:type="gramEnd"/>
-      <w:r>
-        <w:t>.usuario</w:t>
-      </w:r>
-      <w:proofErr w:type="spellEnd"/>
-      <w:r>
-        <w:t>)</w:t>
-      </w:r>
-    </w:p>
-    <w:p>
-      <w:pPr>
-        <w:spacing w:after="0"/>
-      </w:pPr>
-      <w:r>
-        <w:t xml:space="preserve">      </w:t>
-      </w:r>
-      <w:proofErr w:type="spellStart"/>
-      <w:r>
-        <w:t>cy.get</w:t>
-      </w:r>
-      <w:proofErr w:type="spellEnd"/>
-      <w:r>
-        <w:t>('#</w:t>
-      </w:r>
-      <w:proofErr w:type="spellStart"/>
-      <w:r>
-        <w:t>password</w:t>
-      </w:r>
-      <w:proofErr w:type="spellEnd"/>
-      <w:r>
-        <w:t>'</w:t>
-      </w:r>
-      <w:proofErr w:type="gramStart"/>
-      <w:r>
-        <w:t>).</w:t>
-      </w:r>
-      <w:proofErr w:type="spellStart"/>
-      <w:r>
-        <w:t>type</w:t>
-      </w:r>
-      <w:proofErr w:type="spellEnd"/>
-      <w:proofErr w:type="gramEnd"/>
-      <w:r>
-        <w:t>(</w:t>
-      </w:r>
-      <w:proofErr w:type="spellStart"/>
-      <w:proofErr w:type="gramStart"/>
-      <w:r>
-        <w:t>credenciais.invalida</w:t>
-      </w:r>
-      <w:proofErr w:type="gramEnd"/>
-      <w:r>
-        <w:t>.senha</w:t>
-      </w:r>
-      <w:proofErr w:type="spellEnd"/>
-      <w:r>
-        <w:t>)</w:t>
-      </w:r>
-    </w:p>
-    <w:p>
-      <w:pPr>
-        <w:spacing w:after="0"/>
-      </w:pPr>
-      <w:r>
-        <w:t xml:space="preserve">      </w:t>
-      </w:r>
-      <w:proofErr w:type="spellStart"/>
-      <w:proofErr w:type="gramStart"/>
-      <w:r>
-        <w:t>cy.contains</w:t>
-      </w:r>
-      <w:proofErr w:type="spellEnd"/>
-      <w:proofErr w:type="gramEnd"/>
+        <w:t xml:space="preserve">        .</w:t>
+      </w:r>
+      <w:proofErr w:type="spellStart"/>
+      <w:r>
+        <w:t>and</w:t>
+      </w:r>
+      <w:proofErr w:type="spellEnd"/>
       <w:r>
         <w:t>('</w:t>
-      </w:r>
-      <w:proofErr w:type="spellStart"/>
-      <w:r>
-        <w:t>button</w:t>
-      </w:r>
-      <w:proofErr w:type="spellEnd"/>
-      <w:r>
-        <w:t>', 'Entrar'</w:t>
-      </w:r>
-      <w:proofErr w:type="gramStart"/>
-      <w:r>
-        <w:t>).click</w:t>
-      </w:r>
-      <w:proofErr w:type="gramEnd"/>
-      <w:r>
-        <w:t>()</w:t>
-      </w:r>
-    </w:p>
-    <w:p>
-      <w:pPr>
-        <w:spacing w:after="0"/>
-      </w:pPr>
-    </w:p>
-    <w:p>
-      <w:pPr>
-        <w:spacing w:after="0"/>
-      </w:pPr>
-      <w:r>
-        <w:t xml:space="preserve">      </w:t>
-      </w:r>
-      <w:proofErr w:type="spellStart"/>
-      <w:r>
-        <w:t>cy.get</w:t>
-      </w:r>
-      <w:proofErr w:type="spellEnd"/>
-      <w:r>
-        <w:t>('.</w:t>
-      </w:r>
-      <w:proofErr w:type="spellStart"/>
-      <w:r>
-        <w:t>toast</w:t>
-      </w:r>
-      <w:proofErr w:type="spellEnd"/>
-      <w:r>
-        <w:t>')</w:t>
-      </w:r>
-    </w:p>
-    <w:p>
-      <w:pPr>
-        <w:spacing w:after="0"/>
-      </w:pPr>
-      <w:r>
-        <w:t xml:space="preserve">        </w:t>
-      </w:r>
-      <w:proofErr w:type="gramStart"/>
-      <w:r>
-        <w:t>.</w:t>
-      </w:r>
-      <w:proofErr w:type="spellStart"/>
-      <w:r>
-        <w:t>should</w:t>
-      </w:r>
-      <w:proofErr w:type="spellEnd"/>
-      <w:proofErr w:type="gramEnd"/>
-      <w:r>
-        <w:t>('</w:t>
-      </w:r>
-      <w:proofErr w:type="spellStart"/>
-      <w:proofErr w:type="gramStart"/>
-      <w:r>
-        <w:t>be.visible</w:t>
-      </w:r>
-      <w:proofErr w:type="spellEnd"/>
-      <w:proofErr w:type="gramEnd"/>
-      <w:r>
-        <w:t>')</w:t>
-      </w:r>
-    </w:p>
-    <w:p>
-      <w:pPr>
-        <w:spacing w:after="0"/>
-      </w:pPr>
-      <w:r>
-        <w:t xml:space="preserve">        .</w:t>
-      </w:r>
-      <w:proofErr w:type="spellStart"/>
-      <w:proofErr w:type="gramStart"/>
-      <w:r>
-        <w:t>and</w:t>
-      </w:r>
-      <w:proofErr w:type="spellEnd"/>
-      <w:r>
-        <w:t>(</w:t>
-      </w:r>
-      <w:proofErr w:type="gramEnd"/>
-      <w:r>
-        <w:t>'</w:t>
       </w:r>
       <w:proofErr w:type="spellStart"/>
       <w:r>
@@ -22308,25 +21542,18 @@
         <w:spacing w:after="0"/>
       </w:pPr>
       <w:proofErr w:type="spellStart"/>
-      <w:proofErr w:type="gramStart"/>
       <w:r>
         <w:t>cy.fixture</w:t>
       </w:r>
       <w:proofErr w:type="spellEnd"/>
-      <w:proofErr w:type="gramEnd"/>
-      <w:r>
-        <w:t xml:space="preserve">('credenciais'): carrega o arquivo sem precisar </w:t>
-      </w:r>
-      <w:proofErr w:type="gramStart"/>
-      <w:r>
-        <w:t>informar .</w:t>
+      <w:r>
+        <w:t>('credenciais'): carrega o arquivo sem precisar informar .</w:t>
       </w:r>
       <w:proofErr w:type="spellStart"/>
       <w:r>
         <w:t>json</w:t>
       </w:r>
       <w:proofErr w:type="spellEnd"/>
-      <w:proofErr w:type="gramEnd"/>
       <w:r>
         <w:t>.</w:t>
       </w:r>
@@ -22339,7 +21566,6 @@
         </w:numPr>
         <w:spacing w:after="0"/>
       </w:pPr>
-      <w:proofErr w:type="gramStart"/>
       <w:r>
         <w:t>.</w:t>
       </w:r>
@@ -22348,17 +21574,8 @@
         <w:t>then</w:t>
       </w:r>
       <w:proofErr w:type="spellEnd"/>
-      <w:proofErr w:type="gramEnd"/>
-      <w:r>
-        <w:t xml:space="preserve">((credenciais) =&gt; </w:t>
-      </w:r>
-      <w:proofErr w:type="gramStart"/>
-      <w:r>
-        <w:t>{ ...</w:t>
-      </w:r>
-      <w:proofErr w:type="gramEnd"/>
-      <w:r>
-        <w:t xml:space="preserve"> }): disponibiliza os dados carregados.</w:t>
+      <w:r>
+        <w:t>((credenciais) =&gt; { ... }): disponibiliza os dados carregados.</w:t>
       </w:r>
     </w:p>
     <w:p>
@@ -22370,13 +21587,8 @@
         <w:spacing w:after="0"/>
       </w:pPr>
       <w:proofErr w:type="spellStart"/>
-      <w:proofErr w:type="gramStart"/>
-      <w:r>
-        <w:t>credenciais.valida</w:t>
-      </w:r>
-      <w:proofErr w:type="gramEnd"/>
-      <w:r>
-        <w:t>.usuario</w:t>
+      <w:r>
+        <w:t>credenciais.valida.usuario</w:t>
       </w:r>
       <w:proofErr w:type="spellEnd"/>
       <w:r>
@@ -22392,13 +21604,8 @@
         <w:spacing w:after="0"/>
       </w:pPr>
       <w:proofErr w:type="spellStart"/>
-      <w:proofErr w:type="gramStart"/>
-      <w:r>
-        <w:t>credenciais.invalida</w:t>
-      </w:r>
-      <w:proofErr w:type="gramEnd"/>
-      <w:r>
-        <w:t>.senha</w:t>
+      <w:r>
+        <w:t>credenciais.invalida.senha</w:t>
       </w:r>
       <w:proofErr w:type="spellEnd"/>
       <w:r>
@@ -22461,18 +21668,13 @@
       </w:pPr>
       <w:r>
         <w:lastRenderedPageBreak/>
-        <w:t xml:space="preserve">Adicione ao </w:t>
-      </w:r>
-      <w:proofErr w:type="gramStart"/>
-      <w:r>
-        <w:t>arquivo .</w:t>
+        <w:t>Adicione ao arquivo .</w:t>
       </w:r>
       <w:proofErr w:type="spellStart"/>
       <w:r>
         <w:t>gitignore</w:t>
       </w:r>
       <w:proofErr w:type="spellEnd"/>
-      <w:proofErr w:type="gramEnd"/>
       <w:r>
         <w:t>:</w:t>
       </w:r>
@@ -22594,7 +21796,6 @@
         <w:t xml:space="preserve"> </w:t>
       </w:r>
       <w:proofErr w:type="spellStart"/>
-      <w:proofErr w:type="gramStart"/>
       <w:r>
         <w:t>add</w:t>
       </w:r>
@@ -22602,7 +21803,6 @@
       <w:r>
         <w:t xml:space="preserve"> .</w:t>
       </w:r>
-      <w:proofErr w:type="gramEnd"/>
     </w:p>
     <w:p>
       <w:pPr>
@@ -22997,7 +22197,6 @@
         <w:t xml:space="preserve">2. Configurando variáveis de ambiente no </w:t>
       </w:r>
       <w:proofErr w:type="spellStart"/>
-      <w:proofErr w:type="gramStart"/>
       <w:r>
         <w:rPr>
           <w:b/>
@@ -23006,7 +22205,6 @@
         <w:t>package.json</w:t>
       </w:r>
       <w:proofErr w:type="spellEnd"/>
-      <w:proofErr w:type="gramEnd"/>
     </w:p>
     <w:p>
       <w:pPr>
@@ -23021,12 +22219,10 @@
         <w:t xml:space="preserve">No arquivo </w:t>
       </w:r>
       <w:proofErr w:type="spellStart"/>
-      <w:proofErr w:type="gramStart"/>
       <w:r>
         <w:t>package.json</w:t>
       </w:r>
       <w:proofErr w:type="spellEnd"/>
-      <w:proofErr w:type="gramEnd"/>
       <w:r>
         <w:t>, podemos definir comandos diferentes para executar os testes em cada ambiente.</w:t>
       </w:r>
@@ -23266,12 +22462,10 @@
         <w:t xml:space="preserve">No arquivo login.cy.js, substituímos o endereço fixo utilizado no comando </w:t>
       </w:r>
       <w:proofErr w:type="spellStart"/>
-      <w:proofErr w:type="gramStart"/>
       <w:r>
         <w:t>cy.visit</w:t>
       </w:r>
       <w:proofErr w:type="spellEnd"/>
-      <w:proofErr w:type="gramEnd"/>
       <w:r>
         <w:t>() pela variável de ambiente.</w:t>
       </w:r>
@@ -23291,7 +22485,6 @@
         <w:t xml:space="preserve"> </w:t>
       </w:r>
       <w:proofErr w:type="spellStart"/>
-      <w:proofErr w:type="gramStart"/>
       <w:r>
         <w:rPr>
           <w:b/>
@@ -23300,7 +22493,6 @@
         <w:t>cy.visit</w:t>
       </w:r>
       <w:proofErr w:type="spellEnd"/>
-      <w:proofErr w:type="gramEnd"/>
       <w:r>
         <w:rPr>
           <w:b/>
@@ -23324,7 +22516,6 @@
         <w:t xml:space="preserve"> </w:t>
       </w:r>
       <w:proofErr w:type="spellStart"/>
-      <w:proofErr w:type="gramStart"/>
       <w:r>
         <w:rPr>
           <w:b/>
@@ -23333,7 +22524,6 @@
         <w:t>cy.visit</w:t>
       </w:r>
       <w:proofErr w:type="spellEnd"/>
-      <w:proofErr w:type="gramEnd"/>
       <w:r>
         <w:rPr>
           <w:b/>
@@ -23409,12 +22599,10 @@
         <w:t xml:space="preserve">Os comandos definidos no </w:t>
       </w:r>
       <w:proofErr w:type="spellStart"/>
-      <w:proofErr w:type="gramStart"/>
       <w:r>
         <w:t>package.json</w:t>
       </w:r>
       <w:proofErr w:type="spellEnd"/>
-      <w:proofErr w:type="gramEnd"/>
       <w:r>
         <w:t xml:space="preserve"> permitem selecionar o ambiente desejado:</w:t>
       </w:r>
@@ -23775,12 +22963,10 @@
         <w:t xml:space="preserve">As variáveis de ambiente tornam os testes automatizados mais flexíveis e reutilizáveis. No Cypress, podemos definir os valores no </w:t>
       </w:r>
       <w:proofErr w:type="spellStart"/>
-      <w:proofErr w:type="gramStart"/>
       <w:r>
         <w:t>package.json</w:t>
       </w:r>
       <w:proofErr w:type="spellEnd"/>
-      <w:proofErr w:type="gramEnd"/>
       <w:r>
         <w:t xml:space="preserve"> utilizando --</w:t>
       </w:r>
@@ -23793,17 +22979,12 @@
         <w:t xml:space="preserve"> e recuperá-los no script por meio de </w:t>
       </w:r>
       <w:proofErr w:type="spellStart"/>
-      <w:proofErr w:type="gramStart"/>
       <w:r>
         <w:t>Cypress.env</w:t>
       </w:r>
       <w:proofErr w:type="spellEnd"/>
       <w:r>
-        <w:t>(</w:t>
-      </w:r>
-      <w:proofErr w:type="gramEnd"/>
-      <w:r>
-        <w:t>).</w:t>
+        <w:t>().</w:t>
       </w:r>
     </w:p>
     <w:p>
@@ -24045,18 +23226,13 @@
       </w:r>
       <w:proofErr w:type="spellEnd"/>
       <w:r>
-        <w:t xml:space="preserve"> </w:t>
-      </w:r>
-      <w:proofErr w:type="gramStart"/>
-      <w:r>
-        <w:t xml:space="preserve">{ </w:t>
+        <w:t xml:space="preserve"> { </w:t>
       </w:r>
       <w:proofErr w:type="spellStart"/>
       <w:r>
         <w:t>defineConfig</w:t>
       </w:r>
       <w:proofErr w:type="spellEnd"/>
-      <w:proofErr w:type="gramEnd"/>
       <w:r>
         <w:t xml:space="preserve"> } = require('</w:t>
       </w:r>
@@ -24079,27 +23255,20 @@
         <w:spacing w:after="0"/>
       </w:pPr>
       <w:proofErr w:type="spellStart"/>
-      <w:proofErr w:type="gramStart"/>
       <w:r>
         <w:t>module.exports</w:t>
       </w:r>
       <w:proofErr w:type="spellEnd"/>
-      <w:proofErr w:type="gramEnd"/>
       <w:r>
         <w:t xml:space="preserve"> = </w:t>
       </w:r>
       <w:proofErr w:type="spellStart"/>
-      <w:proofErr w:type="gramStart"/>
       <w:r>
         <w:t>defineConfig</w:t>
       </w:r>
       <w:proofErr w:type="spellEnd"/>
       <w:r>
-        <w:t>(</w:t>
-      </w:r>
-      <w:proofErr w:type="gramEnd"/>
-      <w:r>
-        <w:t>{</w:t>
+        <w:t>({</w:t>
       </w:r>
     </w:p>
     <w:p>
@@ -24210,7 +23379,6 @@
         </w:rPr>
       </w:pPr>
       <w:proofErr w:type="spellStart"/>
-      <w:proofErr w:type="gramStart"/>
       <w:r>
         <w:rPr>
           <w:b/>
@@ -24219,7 +23387,6 @@
         <w:t>cy.visit</w:t>
       </w:r>
       <w:proofErr w:type="spellEnd"/>
-      <w:proofErr w:type="gramEnd"/>
       <w:r>
         <w:rPr>
           <w:b/>
@@ -24258,7 +23425,6 @@
         </w:rPr>
       </w:pPr>
       <w:proofErr w:type="spellStart"/>
-      <w:proofErr w:type="gramStart"/>
       <w:r>
         <w:rPr>
           <w:b/>
@@ -24267,7 +23433,6 @@
         <w:t>cy.visit</w:t>
       </w:r>
       <w:proofErr w:type="spellEnd"/>
-      <w:proofErr w:type="gramEnd"/>
       <w:r>
         <w:rPr>
           <w:b/>
@@ -24306,7 +23471,6 @@
         </w:rPr>
       </w:pPr>
       <w:proofErr w:type="spellStart"/>
-      <w:proofErr w:type="gramStart"/>
       <w:r>
         <w:rPr>
           <w:b/>
@@ -24315,7 +23479,6 @@
         <w:t>cy.request</w:t>
       </w:r>
       <w:proofErr w:type="spellEnd"/>
-      <w:proofErr w:type="gramEnd"/>
       <w:r>
         <w:rPr>
           <w:b/>
@@ -24438,22 +23601,18 @@
         <w:t xml:space="preserve"> define o endereço-base da aplicação e é utilizado automaticamente por comandos como </w:t>
       </w:r>
       <w:proofErr w:type="spellStart"/>
-      <w:proofErr w:type="gramStart"/>
       <w:r>
         <w:t>cy.visit</w:t>
       </w:r>
       <w:proofErr w:type="spellEnd"/>
-      <w:proofErr w:type="gramEnd"/>
       <w:r>
         <w:t xml:space="preserve">() e </w:t>
       </w:r>
       <w:proofErr w:type="spellStart"/>
-      <w:proofErr w:type="gramStart"/>
       <w:r>
         <w:t>cy.request</w:t>
       </w:r>
       <w:proofErr w:type="spellEnd"/>
-      <w:proofErr w:type="gramEnd"/>
       <w:r>
         <w:t>() quando recebem caminhos relativos.</w:t>
       </w:r>
@@ -24578,12 +23737,10 @@
         <w:t xml:space="preserve"> </w:t>
       </w:r>
       <w:proofErr w:type="spellStart"/>
-      <w:proofErr w:type="gramStart"/>
       <w:r>
         <w:t>cy.visit</w:t>
       </w:r>
       <w:proofErr w:type="spellEnd"/>
-      <w:proofErr w:type="gramEnd"/>
       <w:r>
         <w:t>('/login').</w:t>
       </w:r>
@@ -24727,17 +23884,12 @@
         <w:spacing w:after="0"/>
       </w:pPr>
       <w:proofErr w:type="spellStart"/>
-      <w:proofErr w:type="gramStart"/>
       <w:r>
         <w:t>describe</w:t>
       </w:r>
       <w:proofErr w:type="spellEnd"/>
       <w:r>
-        <w:t>(</w:t>
-      </w:r>
-      <w:proofErr w:type="gramEnd"/>
-      <w:r>
-        <w:t>): agrupa testes relacionados.</w:t>
+        <w:t>(): agrupa testes relacionados.</w:t>
       </w:r>
     </w:p>
     <w:p>
@@ -24748,13 +23900,8 @@
         </w:numPr>
         <w:spacing w:after="0"/>
       </w:pPr>
-      <w:proofErr w:type="gramStart"/>
-      <w:r>
-        <w:t>it(</w:t>
-      </w:r>
-      <w:proofErr w:type="gramEnd"/>
-      <w:r>
-        <w:t>): define um caso de teste.</w:t>
+      <w:r>
+        <w:t>it(): define um caso de teste.</w:t>
       </w:r>
     </w:p>
     <w:p>
@@ -24766,17 +23913,12 @@
         <w:spacing w:after="0"/>
       </w:pPr>
       <w:proofErr w:type="spellStart"/>
-      <w:proofErr w:type="gramStart"/>
       <w:r>
         <w:t>beforeEach</w:t>
       </w:r>
       <w:proofErr w:type="spellEnd"/>
       <w:r>
-        <w:t>(</w:t>
-      </w:r>
-      <w:proofErr w:type="gramEnd"/>
-      <w:r>
-        <w:t>): executa uma preparação antes de cada teste.</w:t>
+        <w:t>(): executa uma preparação antes de cada teste.</w:t>
       </w:r>
     </w:p>
     <w:p>
@@ -24788,12 +23930,10 @@
         <w:spacing w:after="0"/>
       </w:pPr>
       <w:proofErr w:type="spellStart"/>
-      <w:proofErr w:type="gramStart"/>
       <w:r>
         <w:t>cy.visit</w:t>
       </w:r>
       <w:proofErr w:type="spellEnd"/>
-      <w:proofErr w:type="gramEnd"/>
       <w:r>
         <w:t xml:space="preserve">('/'): acessa a página inicial definida em </w:t>
       </w:r>
@@ -24815,17 +23955,12 @@
         <w:spacing w:after="0"/>
       </w:pPr>
       <w:proofErr w:type="spellStart"/>
-      <w:proofErr w:type="gramStart"/>
       <w:r>
         <w:t>cy.get</w:t>
       </w:r>
       <w:proofErr w:type="spellEnd"/>
       <w:r>
-        <w:t>(</w:t>
-      </w:r>
-      <w:proofErr w:type="gramEnd"/>
-      <w:r>
-        <w:t>): localiza elementos usando seletores CSS.</w:t>
+        <w:t>(): localiza elementos usando seletores CSS.</w:t>
       </w:r>
     </w:p>
     <w:p>
@@ -24837,12 +23972,10 @@
         <w:spacing w:after="0"/>
       </w:pPr>
       <w:proofErr w:type="spellStart"/>
-      <w:proofErr w:type="gramStart"/>
       <w:r>
         <w:t>cy.contains</w:t>
       </w:r>
       <w:proofErr w:type="spellEnd"/>
-      <w:proofErr w:type="gramEnd"/>
       <w:r>
         <w:t>(): localiza elementos pelo texto.</w:t>
       </w:r>
@@ -24856,12 +23989,10 @@
         <w:spacing w:after="0"/>
       </w:pPr>
       <w:proofErr w:type="spellStart"/>
-      <w:proofErr w:type="gramStart"/>
       <w:r>
         <w:t>cy.click</w:t>
       </w:r>
       <w:proofErr w:type="spellEnd"/>
-      <w:proofErr w:type="gramEnd"/>
       <w:r>
         <w:t>(): realiza um clique.</w:t>
       </w:r>
@@ -24875,12 +24006,10 @@
         <w:spacing w:after="0"/>
       </w:pPr>
       <w:proofErr w:type="spellStart"/>
-      <w:proofErr w:type="gramStart"/>
       <w:r>
         <w:t>cy.type</w:t>
       </w:r>
       <w:proofErr w:type="spellEnd"/>
-      <w:proofErr w:type="gramEnd"/>
       <w:r>
         <w:t>(): digita um valor.</w:t>
       </w:r>
@@ -24894,12 +24023,10 @@
         <w:spacing w:after="0"/>
       </w:pPr>
       <w:proofErr w:type="spellStart"/>
-      <w:proofErr w:type="gramStart"/>
       <w:r>
         <w:t>cy.should</w:t>
       </w:r>
       <w:proofErr w:type="spellEnd"/>
-      <w:proofErr w:type="gramEnd"/>
       <w:r>
         <w:t>(): verifica uma condição.</w:t>
       </w:r>
@@ -24923,17 +24050,12 @@
         <w:spacing w:after="0"/>
       </w:pPr>
       <w:proofErr w:type="spellStart"/>
-      <w:proofErr w:type="gramStart"/>
       <w:r>
         <w:t>describe</w:t>
       </w:r>
       <w:proofErr w:type="spellEnd"/>
       <w:r>
-        <w:t>(</w:t>
-      </w:r>
-      <w:proofErr w:type="gramEnd"/>
-      <w:r>
-        <w:t>'Transferência bancária', () =&gt; {</w:t>
+        <w:t>('Transferência bancária', () =&gt; {</w:t>
       </w:r>
     </w:p>
     <w:p>
@@ -24944,17 +24066,12 @@
         <w:t xml:space="preserve">    </w:t>
       </w:r>
       <w:proofErr w:type="spellStart"/>
-      <w:proofErr w:type="gramStart"/>
       <w:r>
         <w:t>beforeEach</w:t>
       </w:r>
       <w:proofErr w:type="spellEnd"/>
       <w:r>
-        <w:t>(</w:t>
-      </w:r>
-      <w:proofErr w:type="gramEnd"/>
-      <w:r>
-        <w:t>() =&gt; {</w:t>
+        <w:t>(() =&gt; {</w:t>
       </w:r>
     </w:p>
     <w:p>
@@ -24965,12 +24082,10 @@
         <w:t xml:space="preserve">        </w:t>
       </w:r>
       <w:proofErr w:type="spellStart"/>
-      <w:proofErr w:type="gramStart"/>
       <w:r>
         <w:t>cy.visit</w:t>
       </w:r>
       <w:proofErr w:type="spellEnd"/>
-      <w:proofErr w:type="gramEnd"/>
       <w:r>
         <w:t>('/');</w:t>
       </w:r>
@@ -24993,15 +24108,7 @@
         <w:spacing w:after="0"/>
       </w:pPr>
       <w:r>
-        <w:t xml:space="preserve">    </w:t>
-      </w:r>
-      <w:proofErr w:type="gramStart"/>
-      <w:r>
-        <w:t>it(</w:t>
-      </w:r>
-      <w:proofErr w:type="gramEnd"/>
-      <w:r>
-        <w:t>'deve realizar uma transferência', () =&gt; {</w:t>
+        <w:t xml:space="preserve">    it('deve realizar uma transferência', () =&gt; {</w:t>
       </w:r>
     </w:p>
     <w:p>
@@ -25105,18 +24212,13 @@
         <w:spacing w:after="0"/>
       </w:pPr>
       <w:r>
-        <w:t xml:space="preserve">    </w:t>
-      </w:r>
-      <w:proofErr w:type="gramStart"/>
-      <w:r>
-        <w:t>.</w:t>
+        <w:t xml:space="preserve">    .</w:t>
       </w:r>
       <w:proofErr w:type="spellStart"/>
       <w:r>
         <w:t>parent</w:t>
       </w:r>
       <w:proofErr w:type="spellEnd"/>
-      <w:proofErr w:type="gramEnd"/>
       <w:r>
         <w:t>()</w:t>
       </w:r>
@@ -25159,17 +24261,12 @@
         <w:spacing w:after="0"/>
       </w:pPr>
       <w:proofErr w:type="spellStart"/>
-      <w:proofErr w:type="gramStart"/>
       <w:r>
         <w:t>cy.get</w:t>
       </w:r>
       <w:proofErr w:type="spellEnd"/>
       <w:r>
-        <w:t>(</w:t>
-      </w:r>
-      <w:proofErr w:type="gramEnd"/>
-      <w:r>
-        <w:t>): localiza o elemento pelo seletor CSS.</w:t>
+        <w:t>(): localiza o elemento pelo seletor CSS.</w:t>
       </w:r>
     </w:p>
     <w:p>
@@ -25205,7 +24302,6 @@
         </w:numPr>
         <w:spacing w:after="0"/>
       </w:pPr>
-      <w:proofErr w:type="gramStart"/>
       <w:r>
         <w:t>.</w:t>
       </w:r>
@@ -25214,7 +24310,6 @@
         <w:t>parent</w:t>
       </w:r>
       <w:proofErr w:type="spellEnd"/>
-      <w:proofErr w:type="gramEnd"/>
       <w:r>
         <w:t>(): seleciona o elemento pai direto.</w:t>
       </w:r>
@@ -25270,15 +24365,7 @@
       </w:r>
       <w:proofErr w:type="spellEnd"/>
       <w:r>
-        <w:t>'</w:t>
-      </w:r>
-      <w:proofErr w:type="gramStart"/>
-      <w:r>
-        <w:t>).click</w:t>
-      </w:r>
-      <w:proofErr w:type="gramEnd"/>
-      <w:r>
-        <w:t>();</w:t>
+        <w:t>').click();</w:t>
       </w:r>
     </w:p>
     <w:p>
@@ -25305,17 +24392,12 @@
         <w:t xml:space="preserve"> </w:t>
       </w:r>
       <w:proofErr w:type="spellStart"/>
-      <w:proofErr w:type="gramStart"/>
       <w:r>
         <w:t>parent</w:t>
       </w:r>
       <w:proofErr w:type="spellEnd"/>
       <w:r>
-        <w:t>(</w:t>
-      </w:r>
-      <w:proofErr w:type="gramEnd"/>
-      <w:r>
-        <w:t>) só seleciona o pai direto. É necessário conferir o HTML para garantir que o elemento encontrado seja o correto.</w:t>
+        <w:t>() só seleciona o pai direto. É necessário conferir o HTML para garantir que o elemento encontrado seja o correto.</w:t>
       </w:r>
     </w:p>
     <w:p>
@@ -25382,18 +24464,13 @@
         <w:spacing w:after="0"/>
       </w:pPr>
       <w:r>
-        <w:t xml:space="preserve">    </w:t>
-      </w:r>
-      <w:proofErr w:type="gramStart"/>
-      <w:r>
-        <w:t>.</w:t>
+        <w:t xml:space="preserve">    .</w:t>
       </w:r>
       <w:proofErr w:type="spellStart"/>
       <w:r>
         <w:t>parent</w:t>
       </w:r>
       <w:proofErr w:type="spellEnd"/>
-      <w:proofErr w:type="gramEnd"/>
       <w:r>
         <w:t>()</w:t>
       </w:r>
@@ -25403,43 +24480,25 @@
         <w:spacing w:after="0"/>
       </w:pPr>
       <w:r>
-        <w:t xml:space="preserve">    </w:t>
-      </w:r>
-      <w:proofErr w:type="gramStart"/>
-      <w:r>
-        <w:t>.click</w:t>
-      </w:r>
-      <w:proofErr w:type="gramEnd"/>
-      <w:r>
-        <w:t>();</w:t>
-      </w:r>
-    </w:p>
-    <w:p>
-      <w:pPr>
-        <w:spacing w:after="0"/>
-      </w:pPr>
-    </w:p>
-    <w:p>
-      <w:pPr>
-        <w:spacing w:after="0"/>
-      </w:pPr>
-      <w:proofErr w:type="spellStart"/>
-      <w:proofErr w:type="gramStart"/>
+        <w:t xml:space="preserve">    .click();</w:t>
+      </w:r>
+    </w:p>
+    <w:p>
+      <w:pPr>
+        <w:spacing w:after="0"/>
+      </w:pPr>
+    </w:p>
+    <w:p>
+      <w:pPr>
+        <w:spacing w:after="0"/>
+      </w:pPr>
+      <w:proofErr w:type="spellStart"/>
       <w:r>
         <w:t>cy.contains</w:t>
       </w:r>
       <w:proofErr w:type="spellEnd"/>
-      <w:proofErr w:type="gramEnd"/>
-      <w:r>
-        <w:t>('Priscila'</w:t>
-      </w:r>
-      <w:proofErr w:type="gramStart"/>
-      <w:r>
-        <w:t>).click</w:t>
-      </w:r>
-      <w:proofErr w:type="gramEnd"/>
-      <w:r>
-        <w:t>();</w:t>
+      <w:r>
+        <w:t>('Priscila').click();</w:t>
       </w:r>
     </w:p>
     <w:p>
@@ -25523,18 +24582,13 @@
       </w:r>
       <w:proofErr w:type="spellEnd"/>
       <w:r>
-        <w:t xml:space="preserve">&gt;, o Cypress oferece o </w:t>
-      </w:r>
-      <w:proofErr w:type="gramStart"/>
-      <w:r>
-        <w:t>comando .</w:t>
+        <w:t>&gt;, o Cypress oferece o comando .</w:t>
       </w:r>
       <w:proofErr w:type="spellStart"/>
       <w:r>
         <w:t>select</w:t>
       </w:r>
       <w:proofErr w:type="spellEnd"/>
-      <w:proofErr w:type="gramEnd"/>
       <w:r>
         <w:t>():</w:t>
       </w:r>
@@ -25565,18 +24619,13 @@
       </w:r>
       <w:proofErr w:type="spellEnd"/>
       <w:r>
-        <w:t>="conta-origem"]'</w:t>
-      </w:r>
-      <w:proofErr w:type="gramStart"/>
-      <w:r>
-        <w:t>).</w:t>
+        <w:t>="conta-origem"]').</w:t>
       </w:r>
       <w:proofErr w:type="spellStart"/>
       <w:r>
         <w:t>select</w:t>
       </w:r>
       <w:proofErr w:type="spellEnd"/>
-      <w:proofErr w:type="gramEnd"/>
       <w:r>
         <w:t>('Priscila');</w:t>
       </w:r>
@@ -25666,18 +24715,13 @@
         <w:spacing w:after="0"/>
       </w:pPr>
       <w:r>
-        <w:t xml:space="preserve">    </w:t>
-      </w:r>
-      <w:proofErr w:type="gramStart"/>
-      <w:r>
-        <w:t>.</w:t>
+        <w:t xml:space="preserve">    .</w:t>
       </w:r>
       <w:proofErr w:type="spellStart"/>
       <w:r>
         <w:t>clear</w:t>
       </w:r>
       <w:proofErr w:type="spellEnd"/>
-      <w:proofErr w:type="gramEnd"/>
       <w:r>
         <w:t>()</w:t>
       </w:r>
@@ -25687,18 +24731,13 @@
         <w:spacing w:after="0"/>
       </w:pPr>
       <w:r>
-        <w:t xml:space="preserve">    </w:t>
-      </w:r>
-      <w:proofErr w:type="gramStart"/>
-      <w:r>
-        <w:t>.</w:t>
+        <w:t xml:space="preserve">    .</w:t>
       </w:r>
       <w:proofErr w:type="spellStart"/>
       <w:r>
         <w:t>type</w:t>
       </w:r>
       <w:proofErr w:type="spellEnd"/>
-      <w:proofErr w:type="gramEnd"/>
       <w:r>
         <w:t>('11');</w:t>
       </w:r>
@@ -25723,7 +24762,6 @@
         </w:numPr>
         <w:spacing w:after="0"/>
       </w:pPr>
-      <w:proofErr w:type="gramStart"/>
       <w:r>
         <w:t>.</w:t>
       </w:r>
@@ -25732,7 +24770,6 @@
         <w:t>clear</w:t>
       </w:r>
       <w:proofErr w:type="spellEnd"/>
-      <w:proofErr w:type="gramEnd"/>
       <w:r>
         <w:t>(): limpa o conteúdo atual.</w:t>
       </w:r>
@@ -25745,7 +24782,6 @@
         </w:numPr>
         <w:spacing w:after="0"/>
       </w:pPr>
-      <w:proofErr w:type="gramStart"/>
       <w:r>
         <w:t>.</w:t>
       </w:r>
@@ -25754,7 +24790,6 @@
         <w:t>type</w:t>
       </w:r>
       <w:proofErr w:type="spellEnd"/>
-      <w:proofErr w:type="gramEnd"/>
       <w:r>
         <w:t>('11'): digita o valor 11.</w:t>
       </w:r>
@@ -25797,12 +24832,10 @@
         <w:spacing w:after="0"/>
       </w:pPr>
       <w:proofErr w:type="spellStart"/>
-      <w:proofErr w:type="gramStart"/>
       <w:r>
         <w:t>cy.contains</w:t>
       </w:r>
       <w:proofErr w:type="spellEnd"/>
-      <w:proofErr w:type="gramEnd"/>
       <w:r>
         <w:t>('</w:t>
       </w:r>
@@ -25812,15 +24845,7 @@
       </w:r>
       <w:proofErr w:type="spellEnd"/>
       <w:r>
-        <w:t>', 'Transferir'</w:t>
-      </w:r>
-      <w:proofErr w:type="gramStart"/>
-      <w:r>
-        <w:t>).click</w:t>
-      </w:r>
-      <w:proofErr w:type="gramEnd"/>
-      <w:r>
-        <w:t>();</w:t>
+        <w:t>', 'Transferir').click();</w:t>
       </w:r>
     </w:p>
     <w:p>
@@ -25841,35 +24866,26 @@
         <w:spacing w:after="0"/>
       </w:pPr>
       <w:proofErr w:type="spellStart"/>
-      <w:proofErr w:type="gramStart"/>
       <w:r>
         <w:t>cy.contains</w:t>
       </w:r>
       <w:proofErr w:type="spellEnd"/>
-      <w:proofErr w:type="gramEnd"/>
-      <w:r>
-        <w:t>('Transferência realizada'</w:t>
-      </w:r>
-      <w:proofErr w:type="gramStart"/>
-      <w:r>
-        <w:t>).</w:t>
+      <w:r>
+        <w:t>('Transferência realizada').</w:t>
       </w:r>
       <w:proofErr w:type="spellStart"/>
       <w:r>
         <w:t>should</w:t>
       </w:r>
       <w:proofErr w:type="spellEnd"/>
-      <w:proofErr w:type="gramEnd"/>
       <w:r>
         <w:t>('</w:t>
       </w:r>
       <w:proofErr w:type="spellStart"/>
-      <w:proofErr w:type="gramStart"/>
       <w:r>
         <w:t>be.visible</w:t>
       </w:r>
       <w:proofErr w:type="spellEnd"/>
-      <w:proofErr w:type="gramEnd"/>
       <w:r>
         <w:t>');</w:t>
       </w:r>
@@ -25968,17 +24984,12 @@
         <w:t xml:space="preserve">Confira o HTML antes de utilizar </w:t>
       </w:r>
       <w:proofErr w:type="spellStart"/>
-      <w:proofErr w:type="gramStart"/>
       <w:r>
         <w:t>parent</w:t>
       </w:r>
       <w:proofErr w:type="spellEnd"/>
       <w:r>
-        <w:t>(</w:t>
-      </w:r>
-      <w:proofErr w:type="gramEnd"/>
-      <w:r>
-        <w:t>).</w:t>
+        <w:t>().</w:t>
       </w:r>
     </w:p>
     <w:p>
@@ -26064,31 +25075,21 @@
       </w:r>
       <w:proofErr w:type="spellEnd"/>
       <w:r>
-        <w:t>"]'</w:t>
-      </w:r>
-      <w:proofErr w:type="gramStart"/>
-      <w:r>
-        <w:t>).</w:t>
+        <w:t>"]').</w:t>
       </w:r>
       <w:proofErr w:type="spellStart"/>
       <w:r>
         <w:t>clear</w:t>
       </w:r>
       <w:proofErr w:type="spellEnd"/>
-      <w:proofErr w:type="gramEnd"/>
-      <w:r>
-        <w:t>(</w:t>
-      </w:r>
-      <w:proofErr w:type="gramStart"/>
-      <w:r>
-        <w:t>).</w:t>
+      <w:r>
+        <w:t>().</w:t>
       </w:r>
       <w:proofErr w:type="spellStart"/>
       <w:r>
         <w:t>type</w:t>
       </w:r>
       <w:proofErr w:type="spellEnd"/>
-      <w:proofErr w:type="gramEnd"/>
       <w:r>
         <w:t>('11');</w:t>
       </w:r>
@@ -26192,17 +25193,12 @@
         <w:t xml:space="preserve">Comando </w:t>
       </w:r>
       <w:proofErr w:type="spellStart"/>
-      <w:proofErr w:type="gramStart"/>
       <w:r>
         <w:t>parent</w:t>
       </w:r>
       <w:proofErr w:type="spellEnd"/>
       <w:r>
-        <w:t>(</w:t>
-      </w:r>
-      <w:proofErr w:type="gramEnd"/>
-      <w:r>
-        <w:t xml:space="preserve">): </w:t>
+        <w:t xml:space="preserve">(): </w:t>
       </w:r>
       <w:hyperlink r:id="rId27" w:history="1">
         <w:r>
@@ -26225,17 +25221,12 @@
         <w:t xml:space="preserve">Comando </w:t>
       </w:r>
       <w:proofErr w:type="spellStart"/>
-      <w:proofErr w:type="gramStart"/>
       <w:r>
         <w:t>contains</w:t>
       </w:r>
       <w:proofErr w:type="spellEnd"/>
       <w:r>
-        <w:t>(</w:t>
-      </w:r>
-      <w:proofErr w:type="gramEnd"/>
-      <w:r>
-        <w:t xml:space="preserve">): </w:t>
+        <w:t xml:space="preserve">(): </w:t>
       </w:r>
       <w:hyperlink r:id="rId28" w:history="1">
         <w:r>
@@ -26255,15 +25246,7 @@
         <w:spacing w:after="0"/>
       </w:pPr>
       <w:r>
-        <w:t xml:space="preserve">Comando </w:t>
-      </w:r>
-      <w:proofErr w:type="gramStart"/>
-      <w:r>
-        <w:t>as(</w:t>
-      </w:r>
-      <w:proofErr w:type="gramEnd"/>
-      <w:r>
-        <w:t xml:space="preserve">): </w:t>
+        <w:t xml:space="preserve">Comando as(): </w:t>
       </w:r>
       <w:hyperlink r:id="rId29" w:history="1">
         <w:r>
@@ -26397,17 +25380,12 @@
         <w:spacing w:after="0"/>
       </w:pPr>
       <w:proofErr w:type="spellStart"/>
-      <w:proofErr w:type="gramStart"/>
       <w:r>
         <w:t>cy.get</w:t>
       </w:r>
       <w:proofErr w:type="spellEnd"/>
       <w:r>
-        <w:t>(</w:t>
-      </w:r>
-      <w:proofErr w:type="gramEnd"/>
-      <w:r>
-        <w:t>) localiza elementos por seletores.</w:t>
+        <w:t>() localiza elementos por seletores.</w:t>
       </w:r>
     </w:p>
     <w:p>
@@ -26419,17 +25397,12 @@
         <w:spacing w:after="0"/>
       </w:pPr>
       <w:proofErr w:type="spellStart"/>
-      <w:proofErr w:type="gramStart"/>
       <w:r>
         <w:t>parent</w:t>
       </w:r>
       <w:proofErr w:type="spellEnd"/>
       <w:r>
-        <w:t>(</w:t>
-      </w:r>
-      <w:proofErr w:type="gramEnd"/>
-      <w:r>
-        <w:t>) permite navegar até o elemento pai direto.</w:t>
+        <w:t>() permite navegar até o elemento pai direto.</w:t>
       </w:r>
     </w:p>
     <w:p>
@@ -26440,13 +25413,8 @@
         </w:numPr>
         <w:spacing w:after="0"/>
       </w:pPr>
-      <w:proofErr w:type="gramStart"/>
-      <w:r>
-        <w:t>as(</w:t>
-      </w:r>
-      <w:proofErr w:type="gramEnd"/>
-      <w:r>
-        <w:t>) cria um alias para reutilizar uma seleção.</w:t>
+      <w:r>
+        <w:t>as() cria um alias para reutilizar uma seleção.</w:t>
       </w:r>
     </w:p>
     <w:p>
@@ -26458,17 +25426,12 @@
         <w:spacing w:after="0"/>
       </w:pPr>
       <w:proofErr w:type="spellStart"/>
-      <w:proofErr w:type="gramStart"/>
       <w:r>
         <w:t>contains</w:t>
       </w:r>
       <w:proofErr w:type="spellEnd"/>
       <w:r>
-        <w:t>(</w:t>
-      </w:r>
-      <w:proofErr w:type="gramEnd"/>
-      <w:r>
-        <w:t>) localiza elementos pelo texto.</w:t>
+        <w:t>() localiza elementos pelo texto.</w:t>
       </w:r>
     </w:p>
     <w:p>
@@ -26479,7 +25442,6 @@
         </w:numPr>
         <w:spacing w:after="0"/>
       </w:pPr>
-      <w:proofErr w:type="gramStart"/>
       <w:r>
         <w:t>.</w:t>
       </w:r>
@@ -26488,7 +25450,6 @@
         <w:t>select</w:t>
       </w:r>
       <w:proofErr w:type="spellEnd"/>
-      <w:proofErr w:type="gramEnd"/>
       <w:r>
         <w:t>() é usado em elementos HTML nativos &lt;</w:t>
       </w:r>
@@ -26509,24 +25470,14 @@
         </w:numPr>
         <w:spacing w:after="0"/>
       </w:pPr>
-      <w:proofErr w:type="gramStart"/>
-      <w:r>
-        <w:t>.click</w:t>
-      </w:r>
-      <w:proofErr w:type="gramEnd"/>
-      <w:r>
-        <w:t xml:space="preserve">() executa cliques </w:t>
-      </w:r>
-      <w:proofErr w:type="gramStart"/>
-      <w:r>
-        <w:t>e .</w:t>
+      <w:r>
+        <w:t>.click() executa cliques e .</w:t>
       </w:r>
       <w:proofErr w:type="spellStart"/>
       <w:r>
         <w:t>type</w:t>
       </w:r>
       <w:proofErr w:type="spellEnd"/>
-      <w:proofErr w:type="gramEnd"/>
       <w:r>
         <w:t>() preenche campos.</w:t>
       </w:r>
@@ -26540,17 +25491,12 @@
         <w:spacing w:after="0"/>
       </w:pPr>
       <w:proofErr w:type="spellStart"/>
-      <w:proofErr w:type="gramStart"/>
       <w:r>
         <w:t>should</w:t>
       </w:r>
       <w:proofErr w:type="spellEnd"/>
       <w:r>
-        <w:t>(</w:t>
-      </w:r>
-      <w:proofErr w:type="gramEnd"/>
-      <w:r>
-        <w:t>) verifica se o resultado esperado ocorreu.</w:t>
+        <w:t>() verifica se o resultado esperado ocorreu.</w:t>
       </w:r>
     </w:p>
     <w:p>
@@ -27063,14 +26009,9 @@
       </w:r>
       <w:proofErr w:type="spellEnd"/>
       <w:r>
-        <w:t xml:space="preserve"> </w:t>
-      </w:r>
-      <w:proofErr w:type="gramStart"/>
-      <w:r>
-        <w:t>'./</w:t>
-      </w:r>
-      <w:proofErr w:type="spellStart"/>
-      <w:proofErr w:type="gramEnd"/>
+        <w:t xml:space="preserve"> './</w:t>
+      </w:r>
+      <w:proofErr w:type="spellStart"/>
       <w:r>
         <w:t>commands</w:t>
       </w:r>
@@ -27089,14 +26030,9 @@
       </w:r>
       <w:proofErr w:type="spellEnd"/>
       <w:r>
-        <w:t xml:space="preserve"> </w:t>
-      </w:r>
-      <w:proofErr w:type="gramStart"/>
-      <w:r>
-        <w:t>'./</w:t>
-      </w:r>
-      <w:proofErr w:type="spellStart"/>
-      <w:proofErr w:type="gramEnd"/>
+        <w:t xml:space="preserve"> './</w:t>
+      </w:r>
+      <w:proofErr w:type="spellStart"/>
       <w:r>
         <w:t>commands</w:t>
       </w:r>
@@ -27115,14 +26051,9 @@
       </w:r>
       <w:proofErr w:type="spellEnd"/>
       <w:r>
-        <w:t xml:space="preserve"> </w:t>
-      </w:r>
-      <w:proofErr w:type="gramStart"/>
-      <w:r>
-        <w:t>'./</w:t>
-      </w:r>
-      <w:proofErr w:type="spellStart"/>
-      <w:proofErr w:type="gramEnd"/>
+        <w:t xml:space="preserve"> './</w:t>
+      </w:r>
+      <w:proofErr w:type="spellStart"/>
       <w:r>
         <w:t>commands</w:t>
       </w:r>
@@ -27204,17 +26135,12 @@
         <w:t xml:space="preserve">O comando </w:t>
       </w:r>
       <w:proofErr w:type="spellStart"/>
-      <w:proofErr w:type="gramStart"/>
       <w:r>
         <w:t>Cypress.Commands.add</w:t>
       </w:r>
       <w:proofErr w:type="spellEnd"/>
       <w:r>
-        <w:t>(</w:t>
-      </w:r>
-      <w:proofErr w:type="gramEnd"/>
-      <w:r>
-        <w:t>) registra um comando personalizado.</w:t>
+        <w:t>() registra um comando personalizado.</w:t>
       </w:r>
     </w:p>
     <w:p>
@@ -27235,17 +26161,12 @@
         <w:spacing w:after="0"/>
       </w:pPr>
       <w:proofErr w:type="spellStart"/>
-      <w:proofErr w:type="gramStart"/>
       <w:r>
         <w:t>Cypress.Commands.add</w:t>
       </w:r>
       <w:proofErr w:type="spellEnd"/>
       <w:r>
-        <w:t>(</w:t>
-      </w:r>
-      <w:proofErr w:type="gramEnd"/>
-      <w:r>
-        <w:t>'</w:t>
+        <w:t>('</w:t>
       </w:r>
       <w:proofErr w:type="spellStart"/>
       <w:r>
@@ -27285,17 +26206,12 @@
         <w:spacing w:after="0"/>
       </w:pPr>
       <w:proofErr w:type="spellStart"/>
-      <w:proofErr w:type="gramStart"/>
       <w:r>
         <w:t>Cypress.Commands.add</w:t>
       </w:r>
       <w:proofErr w:type="spellEnd"/>
       <w:r>
-        <w:t>(</w:t>
-      </w:r>
-      <w:proofErr w:type="gramEnd"/>
-      <w:r>
-        <w:t>'</w:t>
+        <w:t>('</w:t>
       </w:r>
       <w:proofErr w:type="spellStart"/>
       <w:r>
@@ -27393,17 +26309,12 @@
         <w:spacing w:after="0"/>
       </w:pPr>
       <w:proofErr w:type="spellStart"/>
-      <w:proofErr w:type="gramStart"/>
       <w:r>
         <w:t>Cypress.Commands.add</w:t>
       </w:r>
       <w:proofErr w:type="spellEnd"/>
       <w:r>
-        <w:t>(</w:t>
-      </w:r>
-      <w:proofErr w:type="gramEnd"/>
-      <w:r>
-        <w:t>'</w:t>
+        <w:t>('</w:t>
       </w:r>
       <w:proofErr w:type="spellStart"/>
       <w:r>
@@ -27435,18 +26346,13 @@
       </w:r>
       <w:proofErr w:type="spellEnd"/>
       <w:r>
-        <w:t>'</w:t>
-      </w:r>
-      <w:proofErr w:type="gramStart"/>
-      <w:r>
-        <w:t>).</w:t>
+        <w:t>').</w:t>
       </w:r>
       <w:proofErr w:type="spellStart"/>
       <w:r>
         <w:t>type</w:t>
       </w:r>
       <w:proofErr w:type="spellEnd"/>
-      <w:proofErr w:type="gramEnd"/>
       <w:r>
         <w:t>('</w:t>
       </w:r>
@@ -27480,18 +26386,13 @@
       </w:r>
       <w:proofErr w:type="spellEnd"/>
       <w:r>
-        <w:t>'</w:t>
-      </w:r>
-      <w:proofErr w:type="gramStart"/>
-      <w:r>
-        <w:t>).</w:t>
+        <w:t>').</w:t>
       </w:r>
       <w:proofErr w:type="spellStart"/>
       <w:r>
         <w:t>type</w:t>
       </w:r>
       <w:proofErr w:type="spellEnd"/>
-      <w:proofErr w:type="gramEnd"/>
       <w:r>
         <w:t>('senha');</w:t>
       </w:r>
@@ -27504,12 +26405,10 @@
         <w:t xml:space="preserve">    </w:t>
       </w:r>
       <w:proofErr w:type="spellStart"/>
-      <w:proofErr w:type="gramStart"/>
       <w:r>
         <w:t>cy.contains</w:t>
       </w:r>
       <w:proofErr w:type="spellEnd"/>
-      <w:proofErr w:type="gramEnd"/>
       <w:r>
         <w:t>('</w:t>
       </w:r>
@@ -27519,15 +26418,7 @@
       </w:r>
       <w:proofErr w:type="spellEnd"/>
       <w:r>
-        <w:t>', 'Entrar'</w:t>
-      </w:r>
-      <w:proofErr w:type="gramStart"/>
-      <w:r>
-        <w:t>).click</w:t>
-      </w:r>
-      <w:proofErr w:type="gramEnd"/>
-      <w:r>
-        <w:t>();</w:t>
+        <w:t>', 'Entrar').click();</w:t>
       </w:r>
     </w:p>
     <w:p>
@@ -27560,12 +26451,10 @@
         <w:spacing w:after="0"/>
       </w:pPr>
       <w:proofErr w:type="spellStart"/>
-      <w:proofErr w:type="gramStart"/>
       <w:r>
         <w:t>cy.fazerLoginComCredenciaisValidas</w:t>
       </w:r>
       <w:proofErr w:type="spellEnd"/>
-      <w:proofErr w:type="gramEnd"/>
       <w:r>
         <w:t>();</w:t>
       </w:r>
@@ -27621,466 +26510,425 @@
         <w:spacing w:after="0"/>
       </w:pPr>
       <w:proofErr w:type="spellStart"/>
-      <w:proofErr w:type="gramStart"/>
       <w:r>
         <w:t>Cypress.Commands.add</w:t>
       </w:r>
       <w:proofErr w:type="spellEnd"/>
       <w:r>
+        <w:t>('</w:t>
+      </w:r>
+      <w:proofErr w:type="spellStart"/>
+      <w:r>
+        <w:t>fazerLoginComCredenciaisInvalidas</w:t>
+      </w:r>
+      <w:proofErr w:type="spellEnd"/>
+      <w:r>
+        <w:t>', () =&gt; {</w:t>
+      </w:r>
+    </w:p>
+    <w:p>
+      <w:pPr>
+        <w:spacing w:after="0"/>
+      </w:pPr>
+      <w:r>
+        <w:t xml:space="preserve">    // Preencher credenciais inválidas</w:t>
+      </w:r>
+    </w:p>
+    <w:p>
+      <w:pPr>
+        <w:spacing w:after="0"/>
+      </w:pPr>
+      <w:r>
+        <w:t xml:space="preserve">    // Clicar no botão Entrar</w:t>
+      </w:r>
+    </w:p>
+    <w:p>
+      <w:pPr>
+        <w:spacing w:after="0"/>
+      </w:pPr>
+      <w:r>
+        <w:t>});</w:t>
+      </w:r>
+    </w:p>
+    <w:p>
+      <w:pPr>
+        <w:spacing w:after="0"/>
+      </w:pPr>
+    </w:p>
+    <w:p>
+      <w:pPr>
+        <w:spacing w:after="0"/>
+      </w:pPr>
+      <w:r>
+        <w:t>Uso no teste:</w:t>
+      </w:r>
+    </w:p>
+    <w:p>
+      <w:pPr>
+        <w:spacing w:after="0"/>
+      </w:pPr>
+      <w:proofErr w:type="spellStart"/>
+      <w:r>
+        <w:t>cy.fazerLoginComCredenciaisInvalidas</w:t>
+      </w:r>
+      <w:proofErr w:type="spellEnd"/>
+      <w:r>
+        <w:t>();</w:t>
+      </w:r>
+    </w:p>
+    <w:p>
+      <w:pPr>
+        <w:spacing w:after="0"/>
+      </w:pPr>
+      <w:r>
+        <w:t>O conteúdo interno deve reproduzir as etapas necessárias para testar o comportamento de login inválido.</w:t>
+      </w:r>
+    </w:p>
+    <w:p>
+      <w:pPr>
+        <w:spacing w:after="0"/>
+        <w:rPr>
+          <w:b/>
+          <w:bCs/>
+        </w:rPr>
+      </w:pPr>
+    </w:p>
+    <w:p>
+      <w:pPr>
+        <w:spacing w:after="0"/>
+        <w:rPr>
+          <w:b/>
+          <w:bCs/>
+        </w:rPr>
+      </w:pPr>
+      <w:r>
+        <w:rPr>
+          <w:b/>
+          <w:bCs/>
+        </w:rPr>
+        <w:t xml:space="preserve">5. Comando comum para verificar mensagens de </w:t>
+      </w:r>
+      <w:proofErr w:type="spellStart"/>
+      <w:r>
+        <w:rPr>
+          <w:b/>
+          <w:bCs/>
+        </w:rPr>
+        <w:t>Toast</w:t>
+      </w:r>
+      <w:proofErr w:type="spellEnd"/>
+    </w:p>
+    <w:p>
+      <w:pPr>
+        <w:spacing w:after="0"/>
+      </w:pPr>
+      <w:r>
+        <w:t xml:space="preserve">Uma mensagem de </w:t>
+      </w:r>
+      <w:proofErr w:type="spellStart"/>
+      <w:r>
+        <w:t>Toast</w:t>
+      </w:r>
+      <w:proofErr w:type="spellEnd"/>
+      <w:r>
+        <w:t xml:space="preserve"> pode aparecer em diferentes funcionalidades, como login e transferência. Por isso, a validação pode ficar em common.js.</w:t>
+      </w:r>
+    </w:p>
+    <w:p>
+      <w:pPr>
+        <w:spacing w:after="0"/>
+      </w:pPr>
+    </w:p>
+    <w:p>
+      <w:pPr>
+        <w:spacing w:after="0"/>
+      </w:pPr>
+      <w:proofErr w:type="spellStart"/>
+      <w:r>
+        <w:t>Cypress.Commands.add</w:t>
+      </w:r>
+      <w:proofErr w:type="spellEnd"/>
+      <w:r>
+        <w:t>('</w:t>
+      </w:r>
+      <w:proofErr w:type="spellStart"/>
+      <w:r>
+        <w:t>verificarMensagemToast</w:t>
+      </w:r>
+      <w:proofErr w:type="spellEnd"/>
+      <w:r>
+        <w:t>', mensagem =&gt; {</w:t>
+      </w:r>
+    </w:p>
+    <w:p>
+      <w:pPr>
+        <w:spacing w:after="0"/>
+      </w:pPr>
+      <w:r>
+        <w:t xml:space="preserve">    </w:t>
+      </w:r>
+      <w:proofErr w:type="spellStart"/>
+      <w:r>
+        <w:t>cy.get</w:t>
+      </w:r>
+      <w:proofErr w:type="spellEnd"/>
+      <w:r>
+        <w:t>('.</w:t>
+      </w:r>
+      <w:proofErr w:type="spellStart"/>
+      <w:r>
+        <w:t>toast</w:t>
+      </w:r>
+      <w:proofErr w:type="spellEnd"/>
+      <w:r>
+        <w:t>').</w:t>
+      </w:r>
+      <w:proofErr w:type="spellStart"/>
+      <w:r>
+        <w:t>should</w:t>
+      </w:r>
+      <w:proofErr w:type="spellEnd"/>
+      <w:r>
+        <w:t>('</w:t>
+      </w:r>
+      <w:proofErr w:type="spellStart"/>
+      <w:r>
+        <w:t>have.text</w:t>
+      </w:r>
+      <w:proofErr w:type="spellEnd"/>
+      <w:r>
+        <w:t>', mensagem);</w:t>
+      </w:r>
+    </w:p>
+    <w:p>
+      <w:pPr>
+        <w:spacing w:after="0"/>
+      </w:pPr>
+      <w:r>
+        <w:t>});</w:t>
+      </w:r>
+    </w:p>
+    <w:p>
+      <w:pPr>
+        <w:spacing w:after="0"/>
+      </w:pPr>
+    </w:p>
+    <w:p>
+      <w:pPr>
+        <w:spacing w:after="0"/>
+      </w:pPr>
+      <w:r>
+        <w:t>O parâmetro mensagem permite reutilizar o mesmo comando com textos diferentes.</w:t>
+      </w:r>
+    </w:p>
+    <w:p>
+      <w:pPr>
+        <w:spacing w:after="0"/>
+      </w:pPr>
+    </w:p>
+    <w:p>
+      <w:pPr>
+        <w:spacing w:after="0"/>
+      </w:pPr>
+      <w:r>
+        <w:t>Exemplo de uso:</w:t>
+      </w:r>
+    </w:p>
+    <w:p>
+      <w:pPr>
+        <w:spacing w:after="0"/>
+      </w:pPr>
+      <w:proofErr w:type="spellStart"/>
+      <w:r>
+        <w:t>cy.verificarMensagemToast</w:t>
+      </w:r>
+      <w:proofErr w:type="spellEnd"/>
+      <w:r>
+        <w:t>('Autenticação necessária para transferências acima de R$5.000,00.');</w:t>
+      </w:r>
+    </w:p>
+    <w:p>
+      <w:pPr>
+        <w:spacing w:after="0"/>
+      </w:pPr>
+    </w:p>
+    <w:p>
+      <w:pPr>
+        <w:spacing w:after="0"/>
+      </w:pPr>
+      <w:r>
+        <w:t xml:space="preserve">A comparação com </w:t>
+      </w:r>
+      <w:proofErr w:type="spellStart"/>
+      <w:r>
+        <w:t>have.text</w:t>
+      </w:r>
+      <w:proofErr w:type="spellEnd"/>
+      <w:r>
+        <w:t xml:space="preserve"> é exata. Pontuação, espaços e formatação precisam corresponder ao texto exibido pela aplicação.</w:t>
+      </w:r>
+    </w:p>
+    <w:p>
+      <w:pPr>
+        <w:spacing w:after="0"/>
+        <w:rPr>
+          <w:b/>
+          <w:bCs/>
+        </w:rPr>
+      </w:pPr>
+    </w:p>
+    <w:p>
+      <w:pPr>
+        <w:spacing w:after="0"/>
+        <w:rPr>
+          <w:b/>
+          <w:bCs/>
+        </w:rPr>
+      </w:pPr>
+      <w:r>
+        <w:rPr>
+          <w:b/>
+          <w:bCs/>
+        </w:rPr>
+        <w:t>6. Comando para selecionar uma opção em uma combo box</w:t>
+      </w:r>
+    </w:p>
+    <w:p>
+      <w:pPr>
+        <w:spacing w:after="0"/>
+      </w:pPr>
+      <w:r>
+        <w:t>Quando o procedimento de seleção se repete, podemos criar um comando que receba o nome do campo e a opção desejada.</w:t>
+      </w:r>
+    </w:p>
+    <w:p>
+      <w:pPr>
+        <w:spacing w:after="0"/>
+      </w:pPr>
+    </w:p>
+    <w:p>
+      <w:pPr>
+        <w:spacing w:after="0"/>
+      </w:pPr>
+      <w:r>
+        <w:t>No arquivo common.js:</w:t>
+      </w:r>
+    </w:p>
+    <w:p>
+      <w:pPr>
+        <w:spacing w:after="0"/>
+      </w:pPr>
+      <w:proofErr w:type="spellStart"/>
+      <w:r>
+        <w:t>Cypress.Commands.add</w:t>
+      </w:r>
+      <w:proofErr w:type="spellEnd"/>
+      <w:r>
         <w:t>(</w:t>
       </w:r>
-      <w:proofErr w:type="gramEnd"/>
-      <w:r>
-        <w:t>'</w:t>
-      </w:r>
-      <w:proofErr w:type="spellStart"/>
-      <w:r>
-        <w:t>fazerLoginComCredenciaisInvalidas</w:t>
-      </w:r>
-      <w:proofErr w:type="spellEnd"/>
-      <w:r>
-        <w:t>', () =&gt; {</w:t>
-      </w:r>
-    </w:p>
-    <w:p>
-      <w:pPr>
-        <w:spacing w:after="0"/>
-      </w:pPr>
-      <w:r>
-        <w:t xml:space="preserve">    // Preencher credenciais inválidas</w:t>
-      </w:r>
-    </w:p>
-    <w:p>
-      <w:pPr>
-        <w:spacing w:after="0"/>
-      </w:pPr>
-      <w:r>
-        <w:t xml:space="preserve">    // Clicar no botão Entrar</w:t>
-      </w:r>
-    </w:p>
-    <w:p>
-      <w:pPr>
-        <w:spacing w:after="0"/>
-      </w:pPr>
-      <w:r>
-        <w:t>});</w:t>
-      </w:r>
-    </w:p>
-    <w:p>
-      <w:pPr>
-        <w:spacing w:after="0"/>
-      </w:pPr>
-    </w:p>
-    <w:p>
-      <w:pPr>
-        <w:spacing w:after="0"/>
-      </w:pPr>
-      <w:r>
-        <w:t>Uso no teste:</w:t>
-      </w:r>
-    </w:p>
-    <w:p>
-      <w:pPr>
-        <w:spacing w:after="0"/>
-      </w:pPr>
-      <w:proofErr w:type="spellStart"/>
-      <w:proofErr w:type="gramStart"/>
-      <w:r>
-        <w:t>cy.fazerLoginComCredenciaisInvalidas</w:t>
-      </w:r>
-      <w:proofErr w:type="spellEnd"/>
-      <w:proofErr w:type="gramEnd"/>
-      <w:r>
-        <w:t>();</w:t>
-      </w:r>
-    </w:p>
-    <w:p>
-      <w:pPr>
-        <w:spacing w:after="0"/>
-      </w:pPr>
-      <w:r>
-        <w:t>O conteúdo interno deve reproduzir as etapas necessárias para testar o comportamento de login inválido.</w:t>
-      </w:r>
-    </w:p>
-    <w:p>
-      <w:pPr>
-        <w:spacing w:after="0"/>
-        <w:rPr>
-          <w:b/>
-          <w:bCs/>
-        </w:rPr>
-      </w:pPr>
-    </w:p>
-    <w:p>
-      <w:pPr>
-        <w:spacing w:after="0"/>
-        <w:rPr>
-          <w:b/>
-          <w:bCs/>
-        </w:rPr>
-      </w:pPr>
-      <w:r>
-        <w:rPr>
-          <w:b/>
-          <w:bCs/>
-        </w:rPr>
-        <w:t xml:space="preserve">5. Comando comum para verificar mensagens de </w:t>
-      </w:r>
-      <w:proofErr w:type="spellStart"/>
-      <w:r>
-        <w:rPr>
-          <w:b/>
-          <w:bCs/>
-        </w:rPr>
-        <w:t>Toast</w:t>
-      </w:r>
-      <w:proofErr w:type="spellEnd"/>
-    </w:p>
-    <w:p>
-      <w:pPr>
-        <w:spacing w:after="0"/>
-      </w:pPr>
-      <w:r>
-        <w:t xml:space="preserve">Uma mensagem de </w:t>
-      </w:r>
-      <w:proofErr w:type="spellStart"/>
-      <w:r>
-        <w:t>Toast</w:t>
-      </w:r>
-      <w:proofErr w:type="spellEnd"/>
-      <w:r>
-        <w:t xml:space="preserve"> pode aparecer em diferentes funcionalidades, como login e transferência. Por isso, a validação pode ficar em common.js.</w:t>
-      </w:r>
-    </w:p>
-    <w:p>
-      <w:pPr>
-        <w:spacing w:after="0"/>
-      </w:pPr>
-    </w:p>
-    <w:p>
-      <w:pPr>
-        <w:spacing w:after="0"/>
-      </w:pPr>
-      <w:proofErr w:type="spellStart"/>
-      <w:proofErr w:type="gramStart"/>
-      <w:r>
-        <w:t>Cypress.Commands.add</w:t>
+    </w:p>
+    <w:p>
+      <w:pPr>
+        <w:spacing w:after="0"/>
+      </w:pPr>
+      <w:r>
+        <w:t xml:space="preserve">    '</w:t>
+      </w:r>
+      <w:proofErr w:type="spellStart"/>
+      <w:r>
+        <w:t>selecionarOpcaoNaCombobox</w:t>
+      </w:r>
+      <w:proofErr w:type="spellEnd"/>
+      <w:r>
+        <w:t>',</w:t>
+      </w:r>
+    </w:p>
+    <w:p>
+      <w:pPr>
+        <w:spacing w:after="0"/>
+      </w:pPr>
+      <w:r>
+        <w:t xml:space="preserve">    (</w:t>
+      </w:r>
+      <w:proofErr w:type="spellStart"/>
+      <w:r>
+        <w:t>labelDoCampo</w:t>
+      </w:r>
+      <w:proofErr w:type="spellEnd"/>
+      <w:r>
+        <w:t xml:space="preserve">, </w:t>
+      </w:r>
+      <w:proofErr w:type="spellStart"/>
+      <w:r>
+        <w:t>opcao</w:t>
+      </w:r>
+      <w:proofErr w:type="spellEnd"/>
+      <w:r>
+        <w:t>) =&gt; {</w:t>
+      </w:r>
+    </w:p>
+    <w:p>
+      <w:pPr>
+        <w:spacing w:after="0"/>
+      </w:pPr>
+      <w:r>
+        <w:t xml:space="preserve">        </w:t>
+      </w:r>
+      <w:proofErr w:type="spellStart"/>
+      <w:r>
+        <w:t>cy.get</w:t>
+      </w:r>
+      <w:proofErr w:type="spellEnd"/>
+      <w:r>
+        <w:t>(`</w:t>
+      </w:r>
+      <w:proofErr w:type="spellStart"/>
+      <w:r>
+        <w:t>label</w:t>
+      </w:r>
+      <w:proofErr w:type="spellEnd"/>
+      <w:r>
+        <w:t>[for="${</w:t>
+      </w:r>
+      <w:proofErr w:type="spellStart"/>
+      <w:r>
+        <w:t>labelDoCampo</w:t>
+      </w:r>
+      <w:proofErr w:type="spellEnd"/>
+      <w:r>
+        <w:t>}"]`).</w:t>
+      </w:r>
+      <w:proofErr w:type="spellStart"/>
+      <w:r>
+        <w:t>parent</w:t>
+      </w:r>
+      <w:proofErr w:type="spellEnd"/>
+      <w:r>
+        <w:t>().click();</w:t>
+      </w:r>
+    </w:p>
+    <w:p>
+      <w:pPr>
+        <w:spacing w:after="0"/>
+      </w:pPr>
+      <w:r>
+        <w:t xml:space="preserve">        </w:t>
+      </w:r>
+      <w:proofErr w:type="spellStart"/>
+      <w:r>
+        <w:t>cy.contains</w:t>
       </w:r>
       <w:proofErr w:type="spellEnd"/>
       <w:r>
         <w:t>(</w:t>
       </w:r>
-      <w:proofErr w:type="gramEnd"/>
-      <w:r>
-        <w:t>'</w:t>
-      </w:r>
-      <w:proofErr w:type="spellStart"/>
-      <w:r>
-        <w:t>verificarMensagemToast</w:t>
-      </w:r>
-      <w:proofErr w:type="spellEnd"/>
-      <w:r>
-        <w:t>', mensagem =&gt; {</w:t>
-      </w:r>
-    </w:p>
-    <w:p>
-      <w:pPr>
-        <w:spacing w:after="0"/>
-      </w:pPr>
-      <w:r>
-        <w:t xml:space="preserve">    </w:t>
-      </w:r>
-      <w:proofErr w:type="spellStart"/>
-      <w:r>
-        <w:t>cy.get</w:t>
-      </w:r>
-      <w:proofErr w:type="spellEnd"/>
-      <w:r>
-        <w:t>('.</w:t>
-      </w:r>
-      <w:proofErr w:type="spellStart"/>
-      <w:r>
-        <w:t>toast</w:t>
-      </w:r>
-      <w:proofErr w:type="spellEnd"/>
-      <w:r>
-        <w:t>'</w:t>
-      </w:r>
-      <w:proofErr w:type="gramStart"/>
-      <w:r>
-        <w:t>).</w:t>
-      </w:r>
-      <w:proofErr w:type="spellStart"/>
-      <w:r>
-        <w:t>should</w:t>
-      </w:r>
-      <w:proofErr w:type="spellEnd"/>
-      <w:proofErr w:type="gramEnd"/>
-      <w:r>
-        <w:t>('</w:t>
-      </w:r>
-      <w:proofErr w:type="spellStart"/>
-      <w:r>
-        <w:t>have.text</w:t>
-      </w:r>
-      <w:proofErr w:type="spellEnd"/>
-      <w:r>
-        <w:t>', mensagem);</w:t>
-      </w:r>
-    </w:p>
-    <w:p>
-      <w:pPr>
-        <w:spacing w:after="0"/>
-      </w:pPr>
-      <w:r>
-        <w:t>});</w:t>
-      </w:r>
-    </w:p>
-    <w:p>
-      <w:pPr>
-        <w:spacing w:after="0"/>
-      </w:pPr>
-    </w:p>
-    <w:p>
-      <w:pPr>
-        <w:spacing w:after="0"/>
-      </w:pPr>
-      <w:r>
-        <w:t>O parâmetro mensagem permite reutilizar o mesmo comando com textos diferentes.</w:t>
-      </w:r>
-    </w:p>
-    <w:p>
-      <w:pPr>
-        <w:spacing w:after="0"/>
-      </w:pPr>
-    </w:p>
-    <w:p>
-      <w:pPr>
-        <w:spacing w:after="0"/>
-      </w:pPr>
-      <w:r>
-        <w:t>Exemplo de uso:</w:t>
-      </w:r>
-    </w:p>
-    <w:p>
-      <w:pPr>
-        <w:spacing w:after="0"/>
-      </w:pPr>
-      <w:proofErr w:type="spellStart"/>
-      <w:proofErr w:type="gramStart"/>
-      <w:r>
-        <w:t>cy.verificarMensagemToast</w:t>
-      </w:r>
-      <w:proofErr w:type="spellEnd"/>
-      <w:proofErr w:type="gramEnd"/>
-      <w:r>
-        <w:t>('Autenticação necessária para transferências acima de R$5.000,00.');</w:t>
-      </w:r>
-    </w:p>
-    <w:p>
-      <w:pPr>
-        <w:spacing w:after="0"/>
-      </w:pPr>
-    </w:p>
-    <w:p>
-      <w:pPr>
-        <w:spacing w:after="0"/>
-      </w:pPr>
-      <w:r>
-        <w:t xml:space="preserve">A comparação com </w:t>
-      </w:r>
-      <w:proofErr w:type="spellStart"/>
-      <w:r>
-        <w:t>have.text</w:t>
-      </w:r>
-      <w:proofErr w:type="spellEnd"/>
-      <w:r>
-        <w:t xml:space="preserve"> é exata. Pontuação, espaços e formatação precisam corresponder ao texto exibido pela aplicação.</w:t>
-      </w:r>
-    </w:p>
-    <w:p>
-      <w:pPr>
-        <w:spacing w:after="0"/>
-        <w:rPr>
-          <w:b/>
-          <w:bCs/>
-        </w:rPr>
-      </w:pPr>
-    </w:p>
-    <w:p>
-      <w:pPr>
-        <w:spacing w:after="0"/>
-        <w:rPr>
-          <w:b/>
-          <w:bCs/>
-        </w:rPr>
-      </w:pPr>
-      <w:r>
-        <w:rPr>
-          <w:b/>
-          <w:bCs/>
-        </w:rPr>
-        <w:t>6. Comando para selecionar uma opção em uma combo box</w:t>
-      </w:r>
-    </w:p>
-    <w:p>
-      <w:pPr>
-        <w:spacing w:after="0"/>
-      </w:pPr>
-      <w:r>
-        <w:t>Quando o procedimento de seleção se repete, podemos criar um comando que receba o nome do campo e a opção desejada.</w:t>
-      </w:r>
-    </w:p>
-    <w:p>
-      <w:pPr>
-        <w:spacing w:after="0"/>
-      </w:pPr>
-    </w:p>
-    <w:p>
-      <w:pPr>
-        <w:spacing w:after="0"/>
-      </w:pPr>
-      <w:r>
-        <w:t>No arquivo common.js:</w:t>
-      </w:r>
-    </w:p>
-    <w:p>
-      <w:pPr>
-        <w:spacing w:after="0"/>
-      </w:pPr>
-      <w:proofErr w:type="spellStart"/>
-      <w:proofErr w:type="gramStart"/>
-      <w:r>
-        <w:t>Cypress.Commands.add</w:t>
-      </w:r>
-      <w:proofErr w:type="spellEnd"/>
-      <w:r>
-        <w:t>(</w:t>
-      </w:r>
-      <w:proofErr w:type="gramEnd"/>
-    </w:p>
-    <w:p>
-      <w:pPr>
-        <w:spacing w:after="0"/>
-      </w:pPr>
-      <w:r>
-        <w:t xml:space="preserve">    '</w:t>
-      </w:r>
-      <w:proofErr w:type="spellStart"/>
-      <w:r>
-        <w:t>selecionarOpcaoNaCombobox</w:t>
-      </w:r>
-      <w:proofErr w:type="spellEnd"/>
-      <w:r>
-        <w:t>',</w:t>
-      </w:r>
-    </w:p>
-    <w:p>
-      <w:pPr>
-        <w:spacing w:after="0"/>
-      </w:pPr>
-      <w:r>
-        <w:t xml:space="preserve">    (</w:t>
-      </w:r>
-      <w:proofErr w:type="spellStart"/>
-      <w:r>
-        <w:t>labelDoCampo</w:t>
-      </w:r>
-      <w:proofErr w:type="spellEnd"/>
-      <w:r>
-        <w:t xml:space="preserve">, </w:t>
-      </w:r>
       <w:proofErr w:type="spellStart"/>
       <w:r>
         <w:t>opcao</w:t>
       </w:r>
       <w:proofErr w:type="spellEnd"/>
       <w:r>
-        <w:t>) =&gt; {</w:t>
-      </w:r>
-    </w:p>
-    <w:p>
-      <w:pPr>
-        <w:spacing w:after="0"/>
-      </w:pPr>
-      <w:r>
-        <w:t xml:space="preserve">        </w:t>
-      </w:r>
-      <w:proofErr w:type="spellStart"/>
-      <w:r>
-        <w:t>cy.get</w:t>
-      </w:r>
-      <w:proofErr w:type="spellEnd"/>
-      <w:r>
-        <w:t>(`</w:t>
-      </w:r>
-      <w:proofErr w:type="spellStart"/>
-      <w:r>
-        <w:t>label</w:t>
-      </w:r>
-      <w:proofErr w:type="spellEnd"/>
-      <w:r>
-        <w:t>[for="${</w:t>
-      </w:r>
-      <w:proofErr w:type="spellStart"/>
-      <w:r>
-        <w:t>labelDoCampo</w:t>
-      </w:r>
-      <w:proofErr w:type="spellEnd"/>
-      <w:r>
-        <w:t>}</w:t>
-      </w:r>
-      <w:proofErr w:type="gramStart"/>
-      <w:r>
-        <w:t>"]`).</w:t>
-      </w:r>
-      <w:proofErr w:type="spellStart"/>
-      <w:r>
-        <w:t>parent</w:t>
-      </w:r>
-      <w:proofErr w:type="spellEnd"/>
-      <w:proofErr w:type="gramEnd"/>
-      <w:r>
-        <w:t>(</w:t>
-      </w:r>
-      <w:proofErr w:type="gramStart"/>
-      <w:r>
-        <w:t>).click</w:t>
-      </w:r>
-      <w:proofErr w:type="gramEnd"/>
-      <w:r>
-        <w:t>();</w:t>
-      </w:r>
-    </w:p>
-    <w:p>
-      <w:pPr>
-        <w:spacing w:after="0"/>
-      </w:pPr>
-      <w:r>
-        <w:t xml:space="preserve">        </w:t>
-      </w:r>
-      <w:proofErr w:type="spellStart"/>
-      <w:proofErr w:type="gramStart"/>
-      <w:r>
-        <w:t>cy.contains</w:t>
-      </w:r>
-      <w:proofErr w:type="spellEnd"/>
-      <w:proofErr w:type="gramEnd"/>
-      <w:r>
-        <w:t>(</w:t>
-      </w:r>
-      <w:proofErr w:type="spellStart"/>
-      <w:r>
-        <w:t>opcao</w:t>
-      </w:r>
-      <w:proofErr w:type="spellEnd"/>
-      <w:proofErr w:type="gramStart"/>
-      <w:r>
-        <w:t>).click</w:t>
-      </w:r>
-      <w:proofErr w:type="gramEnd"/>
-      <w:r>
-        <w:t>();</w:t>
+        <w:t>).click();</w:t>
       </w:r>
     </w:p>
     <w:p>
@@ -28105,12 +26953,10 @@
         <w:spacing w:after="0"/>
       </w:pPr>
       <w:proofErr w:type="spellStart"/>
-      <w:proofErr w:type="gramStart"/>
       <w:r>
         <w:t>cy.selecionarOpcaoNaCombobox</w:t>
       </w:r>
       <w:proofErr w:type="spellEnd"/>
-      <w:proofErr w:type="gramEnd"/>
       <w:r>
         <w:t>('conta-origem', 'Priscila');</w:t>
       </w:r>
@@ -28120,12 +26966,10 @@
         <w:spacing w:after="0"/>
       </w:pPr>
       <w:proofErr w:type="spellStart"/>
-      <w:proofErr w:type="gramStart"/>
       <w:r>
         <w:t>cy.selecionarOpcaoNaCombobox</w:t>
       </w:r>
       <w:proofErr w:type="spellEnd"/>
-      <w:proofErr w:type="gramEnd"/>
       <w:r>
         <w:t>('conta-destino', '</w:t>
       </w:r>
@@ -28250,18 +27094,13 @@
       </w:r>
       <w:proofErr w:type="spellEnd"/>
       <w:r>
-        <w:t xml:space="preserve">&gt; nativo, pode ser mais adequado utilizar o </w:t>
-      </w:r>
-      <w:proofErr w:type="gramStart"/>
-      <w:r>
-        <w:t>comando .</w:t>
+        <w:t>&gt; nativo, pode ser mais adequado utilizar o comando .</w:t>
       </w:r>
       <w:proofErr w:type="spellStart"/>
       <w:r>
         <w:t>select</w:t>
       </w:r>
       <w:proofErr w:type="spellEnd"/>
-      <w:proofErr w:type="gramEnd"/>
       <w:r>
         <w:t>() do Cypress.</w:t>
       </w:r>
@@ -28309,43 +27148,124 @@
         <w:spacing w:after="0"/>
       </w:pPr>
       <w:proofErr w:type="spellStart"/>
-      <w:proofErr w:type="gramStart"/>
       <w:r>
         <w:t>Cypress.Commands.add</w:t>
       </w:r>
       <w:proofErr w:type="spellEnd"/>
       <w:r>
+        <w:t>('</w:t>
+      </w:r>
+      <w:proofErr w:type="spellStart"/>
+      <w:r>
+        <w:t>realizarTransferencia</w:t>
+      </w:r>
+      <w:proofErr w:type="spellEnd"/>
+      <w:r>
+        <w:t>',(</w:t>
+      </w:r>
+      <w:proofErr w:type="spellStart"/>
+      <w:r>
+        <w:t>contaOrigem</w:t>
+      </w:r>
+      <w:proofErr w:type="spellEnd"/>
+      <w:r>
+        <w:t xml:space="preserve">, </w:t>
+      </w:r>
+      <w:proofErr w:type="spellStart"/>
+      <w:r>
+        <w:t>contaDestino</w:t>
+      </w:r>
+      <w:proofErr w:type="spellEnd"/>
+      <w:r>
+        <w:t>, valor) =&gt; {</w:t>
+      </w:r>
+    </w:p>
+    <w:p>
+      <w:pPr>
+        <w:spacing w:after="0"/>
+      </w:pPr>
+      <w:r>
+        <w:t xml:space="preserve">        </w:t>
+      </w:r>
+      <w:proofErr w:type="spellStart"/>
+      <w:r>
+        <w:t>cy.selecionarOpcaoNaCombobox</w:t>
+      </w:r>
+      <w:proofErr w:type="spellEnd"/>
+      <w:r>
+        <w:t>('conta-origem',</w:t>
+      </w:r>
+      <w:proofErr w:type="spellStart"/>
+      <w:r>
+        <w:t>contaOrigem</w:t>
+      </w:r>
+      <w:proofErr w:type="spellEnd"/>
+      <w:r>
+        <w:t>);</w:t>
+      </w:r>
+    </w:p>
+    <w:p>
+      <w:pPr>
+        <w:spacing w:after="0"/>
+      </w:pPr>
+      <w:r>
+        <w:t xml:space="preserve">        </w:t>
+      </w:r>
+      <w:proofErr w:type="spellStart"/>
+      <w:r>
+        <w:t>cy.selecionarOpcaoNaCombobox</w:t>
+      </w:r>
+      <w:proofErr w:type="spellEnd"/>
+      <w:r>
+        <w:t>('conta-destino',</w:t>
+      </w:r>
+      <w:proofErr w:type="spellStart"/>
+      <w:r>
+        <w:t>contaDestino</w:t>
+      </w:r>
+      <w:proofErr w:type="spellEnd"/>
+      <w:r>
+        <w:t>);</w:t>
+      </w:r>
+    </w:p>
+    <w:p>
+      <w:pPr>
+        <w:spacing w:after="0"/>
+      </w:pPr>
+      <w:r>
+        <w:t xml:space="preserve">        </w:t>
+      </w:r>
+      <w:proofErr w:type="spellStart"/>
+      <w:r>
+        <w:t>cy.get</w:t>
+      </w:r>
+      <w:proofErr w:type="spellEnd"/>
+      <w:r>
+        <w:t>('#valor').</w:t>
+      </w:r>
+      <w:proofErr w:type="spellStart"/>
+      <w:r>
+        <w:t>clear</w:t>
+      </w:r>
+      <w:proofErr w:type="spellEnd"/>
+      <w:r>
+        <w:t>().</w:t>
+      </w:r>
+      <w:proofErr w:type="spellStart"/>
+      <w:r>
+        <w:t>type</w:t>
+      </w:r>
+      <w:proofErr w:type="spellEnd"/>
+      <w:r>
         <w:t>(</w:t>
       </w:r>
-      <w:proofErr w:type="gramEnd"/>
-      <w:r>
-        <w:t>'</w:t>
-      </w:r>
-      <w:proofErr w:type="spellStart"/>
-      <w:r>
-        <w:t>realizarTransferencia</w:t>
-      </w:r>
-      <w:proofErr w:type="spellEnd"/>
-      <w:proofErr w:type="gramStart"/>
-      <w:r>
-        <w:t>',(</w:t>
-      </w:r>
-      <w:proofErr w:type="spellStart"/>
-      <w:proofErr w:type="gramEnd"/>
-      <w:r>
-        <w:t>contaOrigem</w:t>
-      </w:r>
-      <w:proofErr w:type="spellEnd"/>
-      <w:r>
-        <w:t xml:space="preserve">, </w:t>
-      </w:r>
-      <w:proofErr w:type="spellStart"/>
-      <w:r>
-        <w:t>contaDestino</w:t>
-      </w:r>
-      <w:proofErr w:type="spellEnd"/>
-      <w:r>
-        <w:t>, valor) =&gt; {</w:t>
+      <w:proofErr w:type="spellStart"/>
+      <w:r>
+        <w:t>String</w:t>
+      </w:r>
+      <w:proofErr w:type="spellEnd"/>
+      <w:r>
+        <w:t>(valor));</w:t>
       </w:r>
     </w:p>
     <w:p>
@@ -28356,25 +27276,34 @@
         <w:t xml:space="preserve">        </w:t>
       </w:r>
       <w:proofErr w:type="spellStart"/>
-      <w:proofErr w:type="gramStart"/>
-      <w:r>
-        <w:t>cy.selecionarOpcaoNaCombobox</w:t>
-      </w:r>
-      <w:proofErr w:type="spellEnd"/>
-      <w:proofErr w:type="gramEnd"/>
-      <w:r>
-        <w:t>('conta-origem</w:t>
-      </w:r>
-      <w:proofErr w:type="gramStart"/>
-      <w:r>
-        <w:t>',</w:t>
-      </w:r>
-      <w:proofErr w:type="spellStart"/>
-      <w:r>
-        <w:t>contaOrigem</w:t>
-      </w:r>
-      <w:proofErr w:type="spellEnd"/>
-      <w:proofErr w:type="gramEnd"/>
+      <w:r>
+        <w:t>cy.contains</w:t>
+      </w:r>
+      <w:proofErr w:type="spellEnd"/>
+      <w:r>
+        <w:t>('</w:t>
+      </w:r>
+      <w:proofErr w:type="spellStart"/>
+      <w:r>
+        <w:t>button</w:t>
+      </w:r>
+      <w:proofErr w:type="spellEnd"/>
+      <w:r>
+        <w:t>', 'Transferir').click();</w:t>
+      </w:r>
+    </w:p>
+    <w:p>
+      <w:pPr>
+        <w:spacing w:after="0"/>
+      </w:pPr>
+      <w:r>
+        <w:t xml:space="preserve">    }</w:t>
+      </w:r>
+    </w:p>
+    <w:p>
+      <w:pPr>
+        <w:spacing w:after="0"/>
+      </w:pPr>
       <w:r>
         <w:t>);</w:t>
       </w:r>
@@ -28383,113 +27312,145 @@
       <w:pPr>
         <w:spacing w:after="0"/>
       </w:pPr>
-      <w:r>
-        <w:t xml:space="preserve">        </w:t>
-      </w:r>
-      <w:proofErr w:type="spellStart"/>
-      <w:proofErr w:type="gramStart"/>
-      <w:r>
-        <w:t>cy.selecionarOpcaoNaCombobox</w:t>
-      </w:r>
-      <w:proofErr w:type="spellEnd"/>
-      <w:proofErr w:type="gramEnd"/>
-      <w:r>
-        <w:t>('conta-destino</w:t>
-      </w:r>
-      <w:proofErr w:type="gramStart"/>
-      <w:r>
-        <w:t>',</w:t>
-      </w:r>
-      <w:proofErr w:type="spellStart"/>
-      <w:r>
-        <w:t>contaDestino</w:t>
-      </w:r>
-      <w:proofErr w:type="spellEnd"/>
-      <w:proofErr w:type="gramEnd"/>
-      <w:r>
-        <w:t>);</w:t>
-      </w:r>
-    </w:p>
-    <w:p>
-      <w:pPr>
-        <w:spacing w:after="0"/>
-      </w:pPr>
-      <w:r>
-        <w:t xml:space="preserve">        </w:t>
-      </w:r>
-      <w:proofErr w:type="spellStart"/>
-      <w:r>
-        <w:t>cy.get</w:t>
-      </w:r>
-      <w:proofErr w:type="spellEnd"/>
-      <w:r>
-        <w:t>('#valor'</w:t>
-      </w:r>
-      <w:proofErr w:type="gramStart"/>
-      <w:r>
-        <w:t>).</w:t>
-      </w:r>
-      <w:proofErr w:type="spellStart"/>
-      <w:r>
-        <w:t>clear</w:t>
-      </w:r>
-      <w:proofErr w:type="spellEnd"/>
-      <w:proofErr w:type="gramEnd"/>
-      <w:r>
-        <w:t>(</w:t>
-      </w:r>
-      <w:proofErr w:type="gramStart"/>
-      <w:r>
-        <w:t>).</w:t>
-      </w:r>
-      <w:proofErr w:type="spellStart"/>
-      <w:r>
-        <w:t>type</w:t>
-      </w:r>
-      <w:proofErr w:type="spellEnd"/>
-      <w:proofErr w:type="gramEnd"/>
-      <w:r>
-        <w:t>(</w:t>
-      </w:r>
-      <w:proofErr w:type="spellStart"/>
-      <w:r>
-        <w:t>String</w:t>
-      </w:r>
-      <w:proofErr w:type="spellEnd"/>
-      <w:r>
-        <w:t>(valor));</w:t>
-      </w:r>
-    </w:p>
-    <w:p>
-      <w:pPr>
-        <w:spacing w:after="0"/>
-      </w:pPr>
-      <w:r>
-        <w:t xml:space="preserve">        </w:t>
-      </w:r>
-      <w:proofErr w:type="spellStart"/>
-      <w:proofErr w:type="gramStart"/>
-      <w:r>
-        <w:t>cy.contains</w:t>
-      </w:r>
-      <w:proofErr w:type="spellEnd"/>
-      <w:proofErr w:type="gramEnd"/>
-      <w:r>
-        <w:t>('</w:t>
-      </w:r>
-      <w:proofErr w:type="spellStart"/>
-      <w:r>
-        <w:t>button</w:t>
-      </w:r>
-      <w:proofErr w:type="spellEnd"/>
-      <w:r>
-        <w:t>', 'Transferir'</w:t>
-      </w:r>
-      <w:proofErr w:type="gramStart"/>
-      <w:r>
-        <w:t>).click</w:t>
-      </w:r>
-      <w:proofErr w:type="gramEnd"/>
+    </w:p>
+    <w:p>
+      <w:pPr>
+        <w:spacing w:after="0"/>
+      </w:pPr>
+      <w:r>
+        <w:t>Exemplo de uso:</w:t>
+      </w:r>
+    </w:p>
+    <w:p>
+      <w:pPr>
+        <w:spacing w:after="0"/>
+      </w:pPr>
+      <w:proofErr w:type="spellStart"/>
+      <w:r>
+        <w:t>cy.realizarTransferencia</w:t>
+      </w:r>
+      <w:proofErr w:type="spellEnd"/>
+      <w:r>
+        <w:t>('Priscila', '</w:t>
+      </w:r>
+      <w:proofErr w:type="spellStart"/>
+      <w:r>
+        <w:t>Julio</w:t>
+      </w:r>
+      <w:proofErr w:type="spellEnd"/>
+      <w:r>
+        <w:t>', 11);</w:t>
+      </w:r>
+    </w:p>
+    <w:p>
+      <w:pPr>
+        <w:spacing w:after="0"/>
+      </w:pPr>
+    </w:p>
+    <w:p>
+      <w:pPr>
+        <w:spacing w:after="0"/>
+      </w:pPr>
+      <w:r>
+        <w:t>Para testar uma transferência acima de R$ 5.000:</w:t>
+      </w:r>
+    </w:p>
+    <w:p>
+      <w:pPr>
+        <w:spacing w:after="0"/>
+      </w:pPr>
+      <w:proofErr w:type="spellStart"/>
+      <w:r>
+        <w:t>cy.realizarTransferencia</w:t>
+      </w:r>
+      <w:proofErr w:type="spellEnd"/>
+      <w:r>
+        <w:t>('Priscila', '</w:t>
+      </w:r>
+      <w:proofErr w:type="spellStart"/>
+      <w:r>
+        <w:t>Julio</w:t>
+      </w:r>
+      <w:proofErr w:type="spellEnd"/>
+      <w:r>
+        <w:t>', 6000);</w:t>
+      </w:r>
+    </w:p>
+    <w:p>
+      <w:pPr>
+        <w:spacing w:after="0"/>
+      </w:pPr>
+    </w:p>
+    <w:p>
+      <w:pPr>
+        <w:spacing w:after="0"/>
+      </w:pPr>
+      <w:r>
+        <w:t>Os seletores e os textos devem ser adaptados à aplicação. A validação do resultado deve continuar no teste, usando a mensagem ou outra condição esperada.</w:t>
+      </w:r>
+    </w:p>
+    <w:p>
+      <w:pPr>
+        <w:spacing w:after="0"/>
+      </w:pPr>
+    </w:p>
+    <w:p>
+      <w:pPr>
+        <w:spacing w:after="0"/>
+        <w:rPr>
+          <w:b/>
+          <w:bCs/>
+        </w:rPr>
+      </w:pPr>
+      <w:r>
+        <w:rPr>
+          <w:b/>
+          <w:bCs/>
+        </w:rPr>
+        <w:t>8. Testando a regra de autenticação por valor</w:t>
+      </w:r>
+    </w:p>
+    <w:p>
+      <w:pPr>
+        <w:spacing w:after="0"/>
+      </w:pPr>
+      <w:r>
+        <w:t>Podemos verificar se a aplicação exige autenticação para transferências acima de R$ 5.000.</w:t>
+      </w:r>
+    </w:p>
+    <w:p>
+      <w:pPr>
+        <w:spacing w:after="0"/>
+      </w:pPr>
+    </w:p>
+    <w:p>
+      <w:pPr>
+        <w:spacing w:after="0"/>
+      </w:pPr>
+      <w:r>
+        <w:t>Exemplo:</w:t>
+      </w:r>
+    </w:p>
+    <w:p>
+      <w:pPr>
+        <w:spacing w:after="0"/>
+      </w:pPr>
+      <w:r>
+        <w:t>it('deve exigir autenticação para valores acima de 5000', () =&gt; {</w:t>
+      </w:r>
+    </w:p>
+    <w:p>
+      <w:pPr>
+        <w:spacing w:after="0"/>
+      </w:pPr>
+      <w:r>
+        <w:t xml:space="preserve">    </w:t>
+      </w:r>
+      <w:proofErr w:type="spellStart"/>
+      <w:r>
+        <w:t>cy.fazerLoginComCredenciaisValidas</w:t>
+      </w:r>
+      <w:proofErr w:type="spellEnd"/>
       <w:r>
         <w:t>();</w:t>
       </w:r>
@@ -28499,41 +27460,13 @@
         <w:spacing w:after="0"/>
       </w:pPr>
       <w:r>
-        <w:t xml:space="preserve">    }</w:t>
-      </w:r>
-    </w:p>
-    <w:p>
-      <w:pPr>
-        <w:spacing w:after="0"/>
-      </w:pPr>
-      <w:r>
-        <w:t>);</w:t>
-      </w:r>
-    </w:p>
-    <w:p>
-      <w:pPr>
-        <w:spacing w:after="0"/>
-      </w:pPr>
-    </w:p>
-    <w:p>
-      <w:pPr>
-        <w:spacing w:after="0"/>
-      </w:pPr>
-      <w:r>
-        <w:t>Exemplo de uso:</w:t>
-      </w:r>
-    </w:p>
-    <w:p>
-      <w:pPr>
-        <w:spacing w:after="0"/>
-      </w:pPr>
-      <w:proofErr w:type="spellStart"/>
-      <w:proofErr w:type="gramStart"/>
+        <w:t xml:space="preserve">    </w:t>
+      </w:r>
+      <w:proofErr w:type="spellStart"/>
       <w:r>
         <w:t>cy.realizarTransferencia</w:t>
       </w:r>
       <w:proofErr w:type="spellEnd"/>
-      <w:proofErr w:type="gramEnd"/>
       <w:r>
         <w:t>('Priscila', '</w:t>
       </w:r>
@@ -28543,42 +27476,6 @@
       </w:r>
       <w:proofErr w:type="spellEnd"/>
       <w:r>
-        <w:t>', 11);</w:t>
-      </w:r>
-    </w:p>
-    <w:p>
-      <w:pPr>
-        <w:spacing w:after="0"/>
-      </w:pPr>
-    </w:p>
-    <w:p>
-      <w:pPr>
-        <w:spacing w:after="0"/>
-      </w:pPr>
-      <w:r>
-        <w:t>Para testar uma transferência acima de R$ 5.000:</w:t>
-      </w:r>
-    </w:p>
-    <w:p>
-      <w:pPr>
-        <w:spacing w:after="0"/>
-      </w:pPr>
-      <w:proofErr w:type="spellStart"/>
-      <w:proofErr w:type="gramStart"/>
-      <w:r>
-        <w:t>cy.realizarTransferencia</w:t>
-      </w:r>
-      <w:proofErr w:type="spellEnd"/>
-      <w:proofErr w:type="gramEnd"/>
-      <w:r>
-        <w:t>('Priscila', '</w:t>
-      </w:r>
-      <w:proofErr w:type="spellStart"/>
-      <w:r>
-        <w:t>Julio</w:t>
-      </w:r>
-      <w:proofErr w:type="spellEnd"/>
-      <w:r>
         <w:t>', 6000);</w:t>
       </w:r>
     </w:p>
@@ -28586,128 +27483,14 @@
       <w:pPr>
         <w:spacing w:after="0"/>
       </w:pPr>
-    </w:p>
-    <w:p>
-      <w:pPr>
-        <w:spacing w:after="0"/>
-      </w:pPr>
-      <w:r>
-        <w:t>Os seletores e os textos devem ser adaptados à aplicação. A validação do resultado deve continuar no teste, usando a mensagem ou outra condição esperada.</w:t>
-      </w:r>
-    </w:p>
-    <w:p>
-      <w:pPr>
-        <w:spacing w:after="0"/>
-      </w:pPr>
-    </w:p>
-    <w:p>
-      <w:pPr>
-        <w:spacing w:after="0"/>
-        <w:rPr>
-          <w:b/>
-          <w:bCs/>
-        </w:rPr>
-      </w:pPr>
-      <w:r>
-        <w:rPr>
-          <w:b/>
-          <w:bCs/>
-        </w:rPr>
-        <w:t>8. Testando a regra de autenticação por valor</w:t>
-      </w:r>
-    </w:p>
-    <w:p>
-      <w:pPr>
-        <w:spacing w:after="0"/>
-      </w:pPr>
-      <w:r>
-        <w:t>Podemos verificar se a aplicação exige autenticação para transferências acima de R$ 5.000.</w:t>
-      </w:r>
-    </w:p>
-    <w:p>
-      <w:pPr>
-        <w:spacing w:after="0"/>
-      </w:pPr>
-    </w:p>
-    <w:p>
-      <w:pPr>
-        <w:spacing w:after="0"/>
-      </w:pPr>
-      <w:r>
-        <w:t>Exemplo:</w:t>
-      </w:r>
-    </w:p>
-    <w:p>
-      <w:pPr>
-        <w:spacing w:after="0"/>
-      </w:pPr>
-      <w:proofErr w:type="gramStart"/>
-      <w:r>
-        <w:t>it(</w:t>
-      </w:r>
-      <w:proofErr w:type="gramEnd"/>
-      <w:r>
-        <w:t>'deve exigir autenticação para valores acima de 5000', () =&gt; {</w:t>
-      </w:r>
-    </w:p>
-    <w:p>
-      <w:pPr>
-        <w:spacing w:after="0"/>
-      </w:pPr>
       <w:r>
         <w:t xml:space="preserve">    </w:t>
       </w:r>
       <w:proofErr w:type="spellStart"/>
-      <w:proofErr w:type="gramStart"/>
-      <w:r>
-        <w:t>cy.fazerLoginComCredenciaisValidas</w:t>
-      </w:r>
-      <w:proofErr w:type="spellEnd"/>
-      <w:proofErr w:type="gramEnd"/>
-      <w:r>
-        <w:t>();</w:t>
-      </w:r>
-    </w:p>
-    <w:p>
-      <w:pPr>
-        <w:spacing w:after="0"/>
-      </w:pPr>
-      <w:r>
-        <w:t xml:space="preserve">    </w:t>
-      </w:r>
-      <w:proofErr w:type="spellStart"/>
-      <w:proofErr w:type="gramStart"/>
-      <w:r>
-        <w:t>cy.realizarTransferencia</w:t>
-      </w:r>
-      <w:proofErr w:type="spellEnd"/>
-      <w:proofErr w:type="gramEnd"/>
-      <w:r>
-        <w:t>('Priscila', '</w:t>
-      </w:r>
-      <w:proofErr w:type="spellStart"/>
-      <w:r>
-        <w:t>Julio</w:t>
-      </w:r>
-      <w:proofErr w:type="spellEnd"/>
-      <w:r>
-        <w:t>', 6000);</w:t>
-      </w:r>
-    </w:p>
-    <w:p>
-      <w:pPr>
-        <w:spacing w:after="0"/>
-      </w:pPr>
-      <w:r>
-        <w:t xml:space="preserve">    </w:t>
-      </w:r>
-      <w:proofErr w:type="spellStart"/>
-      <w:proofErr w:type="gramStart"/>
       <w:r>
         <w:t>cy.verificarMensagemToast</w:t>
       </w:r>
       <w:proofErr w:type="spellEnd"/>
-      <w:proofErr w:type="gramEnd"/>
       <w:r>
         <w:t>('Autenticação necessária para transferências acima de R$5.000,00.');</w:t>
       </w:r>
@@ -29291,17 +28074,12 @@
         <w:spacing w:after="0"/>
       </w:pPr>
       <w:proofErr w:type="spellStart"/>
-      <w:proofErr w:type="gramStart"/>
       <w:r>
         <w:t>Cypress.Commands.add</w:t>
       </w:r>
       <w:proofErr w:type="spellEnd"/>
       <w:r>
-        <w:t>(</w:t>
-      </w:r>
-      <w:proofErr w:type="gramEnd"/>
-      <w:r>
-        <w:t>) cria comandos personalizados.</w:t>
+        <w:t>() cria comandos personalizados.</w:t>
       </w:r>
     </w:p>
     <w:p>
@@ -30143,14 +28921,9 @@
       </w:r>
       <w:proofErr w:type="spellEnd"/>
       <w:r>
-        <w:t>/plugin</w:t>
-      </w:r>
-      <w:proofErr w:type="gramStart"/>
-      <w:r>
-        <w:t>")(</w:t>
-      </w:r>
-      <w:proofErr w:type="spellStart"/>
-      <w:proofErr w:type="gramEnd"/>
+        <w:t>/plugin")(</w:t>
+      </w:r>
+      <w:proofErr w:type="spellStart"/>
       <w:r>
         <w:t>on</w:t>
       </w:r>
@@ -30641,16 +29414,6 @@
     <w:p>
       <w:pPr>
         <w:spacing w:after="0"/>
-      </w:pPr>
-    </w:p>
-    <w:p>
-      <w:pPr>
-        <w:spacing w:after="0"/>
-      </w:pPr>
-    </w:p>
-    <w:p>
-      <w:pPr>
-        <w:spacing w:after="0"/>
         <w:rPr>
           <w:b/>
           <w:bCs/>
@@ -30666,6 +29429,10 @@
     <w:p>
       <w:pPr>
         <w:spacing w:after="0"/>
+        <w:rPr>
+          <w:b/>
+          <w:bCs/>
+        </w:rPr>
       </w:pPr>
       <w:r>
         <w:rPr>
@@ -30688,11 +29455,452 @@
         </w:rPr>
         <w:t xml:space="preserve">. </w:t>
       </w:r>
-    </w:p>
-    <w:p>
-      <w:pPr>
-        <w:spacing w:after="0"/>
-      </w:pPr>
+      <w:r>
+        <w:rPr>
+          <w:b/>
+          <w:bCs/>
+        </w:rPr>
+        <w:t>CRIANDO O ARQUIVO README COM IA GENERATIVA</w:t>
+      </w:r>
+    </w:p>
+    <w:p>
+      <w:pPr>
+        <w:spacing w:after="0"/>
+        <w:rPr>
+          <w:b/>
+          <w:bCs/>
+        </w:rPr>
+      </w:pPr>
+    </w:p>
+    <w:p>
+      <w:pPr>
+        <w:spacing w:after="0"/>
+        <w:rPr>
+          <w:b/>
+          <w:bCs/>
+        </w:rPr>
+      </w:pPr>
+      <w:r>
+        <w:rPr>
+          <w:b/>
+          <w:bCs/>
+        </w:rPr>
+        <w:t>Etapas da atividade</w:t>
+      </w:r>
+    </w:p>
+    <w:p>
+      <w:pPr>
+        <w:numPr>
+          <w:ilvl w:val="0"/>
+          <w:numId w:val="68"/>
+        </w:numPr>
+        <w:spacing w:after="0"/>
+      </w:pPr>
+      <w:r>
+        <w:t xml:space="preserve">Abra o VS </w:t>
+      </w:r>
+      <w:proofErr w:type="spellStart"/>
+      <w:r>
+        <w:t>Code</w:t>
+      </w:r>
+      <w:proofErr w:type="spellEnd"/>
+      <w:r>
+        <w:t xml:space="preserve"> e acesse </w:t>
+      </w:r>
+      <w:r>
+        <w:rPr>
+          <w:b/>
+          <w:bCs/>
+        </w:rPr>
+        <w:t>Extensões</w:t>
+      </w:r>
+      <w:r>
+        <w:t xml:space="preserve"> (Ctrl + Shift + X).</w:t>
+      </w:r>
+    </w:p>
+    <w:p>
+      <w:pPr>
+        <w:numPr>
+          <w:ilvl w:val="0"/>
+          <w:numId w:val="68"/>
+        </w:numPr>
+        <w:spacing w:after="0"/>
+      </w:pPr>
+      <w:r>
+        <w:t xml:space="preserve">Pesquise por </w:t>
+      </w:r>
+      <w:r>
+        <w:rPr>
+          <w:b/>
+          <w:bCs/>
+        </w:rPr>
+        <w:t xml:space="preserve">GitHub </w:t>
+      </w:r>
+      <w:proofErr w:type="spellStart"/>
+      <w:r>
+        <w:rPr>
+          <w:b/>
+          <w:bCs/>
+        </w:rPr>
+        <w:t>Copilot</w:t>
+      </w:r>
+      <w:proofErr w:type="spellEnd"/>
+      <w:r>
+        <w:t>, instale a extensão oficial e faça login na sua conta GitHub, caso seja solicitado.</w:t>
+      </w:r>
+    </w:p>
+    <w:p>
+      <w:pPr>
+        <w:numPr>
+          <w:ilvl w:val="0"/>
+          <w:numId w:val="68"/>
+        </w:numPr>
+        <w:spacing w:after="0"/>
+      </w:pPr>
+      <w:r>
+        <w:t xml:space="preserve">Abra o Chat do </w:t>
+      </w:r>
+      <w:proofErr w:type="spellStart"/>
+      <w:r>
+        <w:t>Copilot</w:t>
+      </w:r>
+      <w:proofErr w:type="spellEnd"/>
+      <w:r>
+        <w:t xml:space="preserve"> pelo ícone na interface ou pelo menu </w:t>
+      </w:r>
+      <w:r>
+        <w:rPr>
+          <w:b/>
+          <w:bCs/>
+        </w:rPr>
+        <w:t>Exibir (</w:t>
+      </w:r>
+      <w:proofErr w:type="spellStart"/>
+      <w:r>
+        <w:rPr>
+          <w:b/>
+          <w:bCs/>
+        </w:rPr>
+        <w:t>View</w:t>
+      </w:r>
+      <w:proofErr w:type="spellEnd"/>
+      <w:r>
+        <w:rPr>
+          <w:b/>
+          <w:bCs/>
+        </w:rPr>
+        <w:t>) → Chat</w:t>
+      </w:r>
+      <w:r>
+        <w:t>.</w:t>
+      </w:r>
+    </w:p>
+    <w:p>
+      <w:pPr>
+        <w:numPr>
+          <w:ilvl w:val="0"/>
+          <w:numId w:val="68"/>
+        </w:numPr>
+        <w:spacing w:after="0"/>
+      </w:pPr>
+      <w:r>
+        <w:lastRenderedPageBreak/>
+        <w:t xml:space="preserve">Abra a pasta do projeto 5-teste-web-cypress no VS </w:t>
+      </w:r>
+      <w:proofErr w:type="spellStart"/>
+      <w:r>
+        <w:t>Code</w:t>
+      </w:r>
+      <w:proofErr w:type="spellEnd"/>
+      <w:r>
+        <w:t xml:space="preserve"> para fornecer o contexto correto à IA.</w:t>
+      </w:r>
+    </w:p>
+    <w:p>
+      <w:pPr>
+        <w:numPr>
+          <w:ilvl w:val="0"/>
+          <w:numId w:val="68"/>
+        </w:numPr>
+        <w:spacing w:after="0"/>
+      </w:pPr>
+      <w:r>
+        <w:t xml:space="preserve">Copie o prompt abaixo, cole no chat do </w:t>
+      </w:r>
+      <w:proofErr w:type="spellStart"/>
+      <w:r>
+        <w:t>Copilot</w:t>
+      </w:r>
+      <w:proofErr w:type="spellEnd"/>
+      <w:r>
+        <w:t xml:space="preserve"> e envie a solicitação.</w:t>
+      </w:r>
+    </w:p>
+    <w:p>
+      <w:pPr>
+        <w:numPr>
+          <w:ilvl w:val="0"/>
+          <w:numId w:val="68"/>
+        </w:numPr>
+        <w:spacing w:after="0"/>
+      </w:pPr>
+      <w:r>
+        <w:t>Revise o README gerado, verificando se as informações correspondem aos arquivos reais do projeto.</w:t>
+      </w:r>
+    </w:p>
+    <w:p>
+      <w:pPr>
+        <w:spacing w:after="0"/>
+        <w:rPr>
+          <w:b/>
+          <w:bCs/>
+        </w:rPr>
+      </w:pPr>
+    </w:p>
+    <w:p>
+      <w:pPr>
+        <w:spacing w:after="0"/>
+        <w:rPr>
+          <w:b/>
+          <w:bCs/>
+        </w:rPr>
+      </w:pPr>
+      <w:r>
+        <w:rPr>
+          <w:b/>
+          <w:bCs/>
+        </w:rPr>
+        <w:t>Prompt para a IA</w:t>
+      </w:r>
+    </w:p>
+    <w:p>
+      <w:pPr>
+        <w:spacing w:after="0"/>
+      </w:pPr>
+      <w:r>
+        <w:t xml:space="preserve">Crie um arquivo README para esse projeto de testes automatizados em Cypress e </w:t>
+      </w:r>
+      <w:proofErr w:type="spellStart"/>
+      <w:r>
+        <w:t>JavaScript</w:t>
+      </w:r>
+      <w:proofErr w:type="spellEnd"/>
+      <w:r>
+        <w:t>.</w:t>
+      </w:r>
+    </w:p>
+    <w:p>
+      <w:pPr>
+        <w:spacing w:after="0"/>
+        <w:rPr>
+          <w:b/>
+          <w:bCs/>
+        </w:rPr>
+      </w:pPr>
+    </w:p>
+    <w:p>
+      <w:pPr>
+        <w:spacing w:after="0"/>
+      </w:pPr>
+      <w:r>
+        <w:rPr>
+          <w:b/>
+          <w:bCs/>
+        </w:rPr>
+        <w:t>Contexto:</w:t>
+      </w:r>
+    </w:p>
+    <w:p>
+      <w:pPr>
+        <w:numPr>
+          <w:ilvl w:val="0"/>
+          <w:numId w:val="69"/>
+        </w:numPr>
+        <w:spacing w:after="0"/>
+      </w:pPr>
+      <w:r>
+        <w:t xml:space="preserve">Todas as dependências do projeto estão no </w:t>
+      </w:r>
+      <w:proofErr w:type="spellStart"/>
+      <w:r>
+        <w:t>package.json</w:t>
+      </w:r>
+      <w:proofErr w:type="spellEnd"/>
+      <w:r>
+        <w:t>.</w:t>
+      </w:r>
+    </w:p>
+    <w:p>
+      <w:pPr>
+        <w:numPr>
+          <w:ilvl w:val="0"/>
+          <w:numId w:val="69"/>
+        </w:numPr>
+        <w:spacing w:after="0"/>
+      </w:pPr>
+      <w:r>
+        <w:t xml:space="preserve">Usei automação com Cypress, organizando o código com Custom </w:t>
+      </w:r>
+      <w:proofErr w:type="spellStart"/>
+      <w:r>
+        <w:t>Commands</w:t>
+      </w:r>
+      <w:proofErr w:type="spellEnd"/>
+      <w:r>
+        <w:t>.</w:t>
+      </w:r>
+    </w:p>
+    <w:p>
+      <w:pPr>
+        <w:numPr>
+          <w:ilvl w:val="0"/>
+          <w:numId w:val="69"/>
+        </w:numPr>
+        <w:spacing w:after="0"/>
+      </w:pPr>
+      <w:r>
+        <w:t xml:space="preserve">Os relatórios são gerados com </w:t>
+      </w:r>
+      <w:proofErr w:type="spellStart"/>
+      <w:r>
+        <w:t>cypress-mochawesome-reporter</w:t>
+      </w:r>
+      <w:proofErr w:type="spellEnd"/>
+      <w:r>
+        <w:t>.</w:t>
+      </w:r>
+    </w:p>
+    <w:p>
+      <w:pPr>
+        <w:numPr>
+          <w:ilvl w:val="0"/>
+          <w:numId w:val="69"/>
+        </w:numPr>
+        <w:spacing w:after="0"/>
+      </w:pPr>
+      <w:r>
+        <w:t>Para que os testes sejam executados, a API e a aplicação web devem estar em execução:</w:t>
+      </w:r>
+    </w:p>
+    <w:p>
+      <w:pPr>
+        <w:numPr>
+          <w:ilvl w:val="1"/>
+          <w:numId w:val="69"/>
+        </w:numPr>
+        <w:spacing w:after="0"/>
+      </w:pPr>
+      <w:r>
+        <w:t xml:space="preserve">API: </w:t>
+      </w:r>
+      <w:hyperlink r:id="rId39" w:history="1">
+        <w:r>
+          <w:rPr>
+            <w:rStyle w:val="Hyperlink"/>
+          </w:rPr>
+          <w:t>https://github.com/MarianaCaetanoCosta/Mentoria-2.0-JulioDeLima/tree/main/Projetos/banco-api</w:t>
+        </w:r>
+      </w:hyperlink>
+    </w:p>
+    <w:p>
+      <w:pPr>
+        <w:numPr>
+          <w:ilvl w:val="1"/>
+          <w:numId w:val="69"/>
+        </w:numPr>
+        <w:spacing w:after="0"/>
+      </w:pPr>
+      <w:r>
+        <w:t xml:space="preserve">Aplicação web: </w:t>
+      </w:r>
+      <w:hyperlink r:id="rId40" w:history="1">
+        <w:r>
+          <w:rPr>
+            <w:rStyle w:val="Hyperlink"/>
+          </w:rPr>
+          <w:t>https://github.com/MarianaCaetanoCosta/Mentoria-2.0-JulioDeLima/tree/main/Projetos/banco-web</w:t>
+        </w:r>
+      </w:hyperlink>
+    </w:p>
+    <w:p>
+      <w:pPr>
+        <w:spacing w:after="0"/>
+      </w:pPr>
+      <w:r>
+        <w:rPr>
+          <w:b/>
+          <w:bCs/>
+        </w:rPr>
+        <w:t>Regras:</w:t>
+      </w:r>
+    </w:p>
+    <w:p>
+      <w:pPr>
+        <w:numPr>
+          <w:ilvl w:val="0"/>
+          <w:numId w:val="70"/>
+        </w:numPr>
+        <w:spacing w:after="0"/>
+      </w:pPr>
+      <w:r>
+        <w:t>Descreva o objetivo do projeto, que é mostrar aos alunos da Mentoria 2.0 como automatizar testes com Cypress.</w:t>
+      </w:r>
+    </w:p>
+    <w:p>
+      <w:pPr>
+        <w:numPr>
+          <w:ilvl w:val="0"/>
+          <w:numId w:val="70"/>
+        </w:numPr>
+        <w:spacing w:after="0"/>
+      </w:pPr>
+      <w:r>
+        <w:t>Descreva os componentes que compõem o projeto.</w:t>
+      </w:r>
+    </w:p>
+    <w:p>
+      <w:pPr>
+        <w:numPr>
+          <w:ilvl w:val="0"/>
+          <w:numId w:val="70"/>
+        </w:numPr>
+        <w:spacing w:after="0"/>
+      </w:pPr>
+      <w:r>
+        <w:t>Forneça um guia de instalação.</w:t>
+      </w:r>
+    </w:p>
+    <w:p>
+      <w:pPr>
+        <w:numPr>
+          <w:ilvl w:val="0"/>
+          <w:numId w:val="70"/>
+        </w:numPr>
+        <w:spacing w:after="0"/>
+      </w:pPr>
+      <w:r>
+        <w:t xml:space="preserve">Documente os testes e os Custom </w:t>
+      </w:r>
+      <w:proofErr w:type="spellStart"/>
+      <w:r>
+        <w:t>Commands</w:t>
+      </w:r>
+      <w:proofErr w:type="spellEnd"/>
+      <w:r>
+        <w:t>.</w:t>
+      </w:r>
+    </w:p>
+    <w:p>
+      <w:pPr>
+        <w:numPr>
+          <w:ilvl w:val="0"/>
+          <w:numId w:val="70"/>
+        </w:numPr>
+        <w:spacing w:after="0"/>
+      </w:pPr>
+      <w:r>
+        <w:t>Utilize os arquivos existentes como referência e não invente funcionalidades, testes ou comandos.</w:t>
+      </w:r>
     </w:p>
     <w:p>
       <w:pPr>
@@ -30711,46 +29919,283 @@
     <w:p>
       <w:pPr>
         <w:spacing w:after="0"/>
-      </w:pPr>
-      <w:r>
-        <w:rPr>
-          <w:b/>
-          <w:bCs/>
-        </w:rPr>
-        <w:t>2</w:t>
-      </w:r>
-      <w:r>
-        <w:rPr>
-          <w:b/>
-          <w:bCs/>
-        </w:rPr>
-        <w:t>4</w:t>
-      </w:r>
-      <w:r>
-        <w:rPr>
-          <w:b/>
-          <w:bCs/>
-        </w:rPr>
-        <w:t xml:space="preserve">. </w:t>
-      </w:r>
-    </w:p>
-    <w:p>
-      <w:pPr>
-        <w:spacing w:after="0"/>
-      </w:pPr>
-    </w:p>
-    <w:p>
-      <w:pPr>
-        <w:spacing w:after="0"/>
-        <w:rPr>
-          <w:b/>
-          <w:bCs/>
-        </w:rPr>
-      </w:pPr>
-      <w:r>
-        <w:lastRenderedPageBreak/>
-        <w:pict w14:anchorId="1C40D12D">
-          <v:rect id="_x0000_i1095" style="width:0;height:1.5pt" o:bullet="t" o:hrstd="t" o:hr="t" fillcolor="#a0a0a0" stroked="f"/>
+        <w:rPr>
+          <w:b/>
+          <w:bCs/>
+        </w:rPr>
+      </w:pPr>
+      <w:r>
+        <w:rPr>
+          <w:b/>
+          <w:bCs/>
+        </w:rPr>
+        <w:t>24. Referências oficiais</w:t>
+      </w:r>
+    </w:p>
+    <w:p>
+      <w:pPr>
+        <w:numPr>
+          <w:ilvl w:val="0"/>
+          <w:numId w:val="71"/>
+        </w:numPr>
+        <w:spacing w:after="0"/>
+      </w:pPr>
+      <w:r>
+        <w:t xml:space="preserve">Cypress: </w:t>
+      </w:r>
+      <w:hyperlink r:id="rId41" w:history="1">
+        <w:r>
+          <w:rPr>
+            <w:rStyle w:val="Hyperlink"/>
+          </w:rPr>
+          <w:t>https://docs.cypress.io/</w:t>
+        </w:r>
+      </w:hyperlink>
+    </w:p>
+    <w:p>
+      <w:pPr>
+        <w:numPr>
+          <w:ilvl w:val="0"/>
+          <w:numId w:val="71"/>
+        </w:numPr>
+        <w:spacing w:after="0"/>
+      </w:pPr>
+      <w:r>
+        <w:t xml:space="preserve">Organização dos testes: </w:t>
+      </w:r>
+      <w:hyperlink r:id="rId42" w:history="1">
+        <w:r>
+          <w:rPr>
+            <w:rStyle w:val="Hyperlink"/>
+          </w:rPr>
+          <w:t>https://docs.cypress.io/app/core-concepts/writing-and-organizing-tests</w:t>
+        </w:r>
+      </w:hyperlink>
+    </w:p>
+    <w:p>
+      <w:pPr>
+        <w:numPr>
+          <w:ilvl w:val="0"/>
+          <w:numId w:val="71"/>
+        </w:numPr>
+        <w:spacing w:after="0"/>
+      </w:pPr>
+      <w:proofErr w:type="spellStart"/>
+      <w:r>
+        <w:t>Fixtures</w:t>
+      </w:r>
+      <w:proofErr w:type="spellEnd"/>
+      <w:r>
+        <w:t xml:space="preserve">: </w:t>
+      </w:r>
+      <w:hyperlink r:id="rId43" w:history="1">
+        <w:r>
+          <w:rPr>
+            <w:rStyle w:val="Hyperlink"/>
+          </w:rPr>
+          <w:t>https://docs.cypress.io/api/commands/fixture</w:t>
+        </w:r>
+      </w:hyperlink>
+    </w:p>
+    <w:p>
+      <w:pPr>
+        <w:numPr>
+          <w:ilvl w:val="0"/>
+          <w:numId w:val="71"/>
+        </w:numPr>
+        <w:spacing w:after="0"/>
+      </w:pPr>
+      <w:r>
+        <w:t xml:space="preserve">Custom </w:t>
+      </w:r>
+      <w:proofErr w:type="spellStart"/>
+      <w:r>
+        <w:t>Commands</w:t>
+      </w:r>
+      <w:proofErr w:type="spellEnd"/>
+      <w:r>
+        <w:t xml:space="preserve">: </w:t>
+      </w:r>
+      <w:hyperlink r:id="rId44" w:history="1">
+        <w:r>
+          <w:rPr>
+            <w:rStyle w:val="Hyperlink"/>
+          </w:rPr>
+          <w:t>https://docs.cypress.io/api/cypress-api/custom-commands</w:t>
+        </w:r>
+      </w:hyperlink>
+    </w:p>
+    <w:p>
+      <w:pPr>
+        <w:numPr>
+          <w:ilvl w:val="0"/>
+          <w:numId w:val="71"/>
+        </w:numPr>
+        <w:spacing w:after="0"/>
+      </w:pPr>
+      <w:r>
+        <w:t xml:space="preserve">Comando </w:t>
+      </w:r>
+      <w:proofErr w:type="spellStart"/>
+      <w:r>
+        <w:t>parent</w:t>
+      </w:r>
+      <w:proofErr w:type="spellEnd"/>
+      <w:r>
+        <w:t xml:space="preserve">(): </w:t>
+      </w:r>
+      <w:hyperlink r:id="rId45" w:history="1">
+        <w:r>
+          <w:rPr>
+            <w:rStyle w:val="Hyperlink"/>
+          </w:rPr>
+          <w:t>https://docs.cypress.io/api/commands/parent</w:t>
+        </w:r>
+      </w:hyperlink>
+    </w:p>
+    <w:p>
+      <w:pPr>
+        <w:numPr>
+          <w:ilvl w:val="0"/>
+          <w:numId w:val="71"/>
+        </w:numPr>
+        <w:spacing w:after="0"/>
+      </w:pPr>
+      <w:r>
+        <w:t xml:space="preserve">Comando </w:t>
+      </w:r>
+      <w:proofErr w:type="spellStart"/>
+      <w:r>
+        <w:t>contains</w:t>
+      </w:r>
+      <w:proofErr w:type="spellEnd"/>
+      <w:r>
+        <w:t xml:space="preserve">(): </w:t>
+      </w:r>
+      <w:hyperlink r:id="rId46" w:history="1">
+        <w:r>
+          <w:rPr>
+            <w:rStyle w:val="Hyperlink"/>
+          </w:rPr>
+          <w:t>https://docs.cypress.io/api/commands/contains</w:t>
+        </w:r>
+      </w:hyperlink>
+    </w:p>
+    <w:p>
+      <w:pPr>
+        <w:numPr>
+          <w:ilvl w:val="0"/>
+          <w:numId w:val="71"/>
+        </w:numPr>
+        <w:spacing w:after="0"/>
+      </w:pPr>
+      <w:r>
+        <w:t xml:space="preserve">Comando as(): </w:t>
+      </w:r>
+      <w:hyperlink r:id="rId47" w:history="1">
+        <w:r>
+          <w:rPr>
+            <w:rStyle w:val="Hyperlink"/>
+          </w:rPr>
+          <w:t>https://docs.cypress.io/api/commands/as</w:t>
+        </w:r>
+      </w:hyperlink>
+    </w:p>
+    <w:p>
+      <w:pPr>
+        <w:numPr>
+          <w:ilvl w:val="0"/>
+          <w:numId w:val="71"/>
+        </w:numPr>
+        <w:spacing w:after="0"/>
+      </w:pPr>
+      <w:r>
+        <w:t xml:space="preserve">Boas práticas: </w:t>
+      </w:r>
+      <w:hyperlink r:id="rId48" w:history="1">
+        <w:r>
+          <w:rPr>
+            <w:rStyle w:val="Hyperlink"/>
+          </w:rPr>
+          <w:t>https://docs.cypress.io/app/core-concepts/best-practices</w:t>
+        </w:r>
+      </w:hyperlink>
+    </w:p>
+    <w:p>
+      <w:pPr>
+        <w:numPr>
+          <w:ilvl w:val="0"/>
+          <w:numId w:val="71"/>
+        </w:numPr>
+        <w:spacing w:after="0"/>
+      </w:pPr>
+      <w:r>
+        <w:t>W3Schools — &lt;</w:t>
+      </w:r>
+      <w:proofErr w:type="spellStart"/>
+      <w:r>
+        <w:t>select</w:t>
+      </w:r>
+      <w:proofErr w:type="spellEnd"/>
+      <w:r>
+        <w:t xml:space="preserve">&gt;: </w:t>
+      </w:r>
+      <w:hyperlink r:id="rId49" w:history="1">
+        <w:r>
+          <w:rPr>
+            <w:rStyle w:val="Hyperlink"/>
+          </w:rPr>
+          <w:t>https://www.w3schools.com/tags/tag_select.asp</w:t>
+        </w:r>
+      </w:hyperlink>
+    </w:p>
+    <w:p>
+      <w:pPr>
+        <w:numPr>
+          <w:ilvl w:val="0"/>
+          <w:numId w:val="71"/>
+        </w:numPr>
+        <w:spacing w:after="0"/>
+      </w:pPr>
+      <w:r>
+        <w:t xml:space="preserve">W3Schools — </w:t>
+      </w:r>
+      <w:proofErr w:type="spellStart"/>
+      <w:r>
+        <w:t>Template</w:t>
+      </w:r>
+      <w:proofErr w:type="spellEnd"/>
+      <w:r>
+        <w:t xml:space="preserve"> </w:t>
+      </w:r>
+      <w:proofErr w:type="spellStart"/>
+      <w:r>
+        <w:t>Strings</w:t>
+      </w:r>
+      <w:proofErr w:type="spellEnd"/>
+      <w:r>
+        <w:t xml:space="preserve">: </w:t>
+      </w:r>
+      <w:hyperlink r:id="rId50" w:history="1">
+        <w:r>
+          <w:rPr>
+            <w:rStyle w:val="Hyperlink"/>
+          </w:rPr>
+          <w:t>https://www.w3schools.com/js/js_string_templates.asp</w:t>
+        </w:r>
+      </w:hyperlink>
+    </w:p>
+    <w:p>
+      <w:pPr>
+        <w:spacing w:after="0"/>
+        <w:rPr>
+          <w:b/>
+          <w:bCs/>
+        </w:rPr>
+      </w:pPr>
+      <w:r>
+        <w:pict w14:anchorId="43D102B4">
+          <v:rect id="_x0000_i1121" style="width:0;height:1.5pt" o:bullet="t" o:hrstd="t" o:hr="t" fillcolor="#a0a0a0" stroked="f"/>
         </w:pict>
       </w:r>
     </w:p>
@@ -30767,25 +30212,24 @@
           <w:b/>
           <w:bCs/>
         </w:rPr>
-        <w:t>23</w:t>
-      </w:r>
-      <w:r>
-        <w:rPr>
-          <w:b/>
-          <w:bCs/>
-        </w:rPr>
-        <w:t>. SÍNTESE DO APRENDIZADO</w:t>
-      </w:r>
-    </w:p>
-    <w:p>
-      <w:pPr>
-        <w:spacing w:after="0"/>
-      </w:pPr>
-    </w:p>
-    <w:p>
-      <w:pPr>
-        <w:spacing w:after="0"/>
-      </w:pPr>
+        <w:t>Conclusão do módulo</w:t>
+      </w:r>
+    </w:p>
+    <w:p>
+      <w:pPr>
+        <w:spacing w:after="0"/>
+      </w:pPr>
+      <w:r>
+        <w:t>O objetivo é aprender a planejar testes, identificar problemas em aplicações web e automatizar cenários com Cypress. A evolução passa por escrever testes claros, verificar resultados com asserções, reduzir duplicação, organizar os dados, investigar falhas e documentar as execuções.</w:t>
+      </w:r>
+    </w:p>
+    <w:p>
+      <w:pPr>
+        <w:spacing w:after="0"/>
+      </w:pPr>
+      <w:r>
+        <w:t>Para trabalhar com QA, o mais importante não é apenas saber executar comandos: é entender o comportamento esperado, escolher cenários relevantes, detectar defeitos e apresentar evidências confiáveis.</w:t>
+      </w:r>
       <w:r>
         <w:pict w14:anchorId="3AE0A69E">
           <v:rect id="_x0000_i1040" style="width:0;height:1.5pt" o:bullet="t" o:hrstd="t" o:hr="t" fillcolor="#a0a0a0" stroked="f"/>
@@ -32355,6 +31799,268 @@
     </w:lvl>
   </w:abstractNum>
   <w:abstractNum w:abstractNumId="11" w15:restartNumberingAfterBreak="0">
+    <w:nsid w:val="13F846AA"/>
+    <w:multiLevelType w:val="multilevel"/>
+    <w:tmpl w:val="6F9A026C"/>
+    <w:lvl w:ilvl="0">
+      <w:start w:val="1"/>
+      <w:numFmt w:val="decimal"/>
+      <w:lvlText w:val="%1."/>
+      <w:lvlJc w:val="left"/>
+      <w:pPr>
+        <w:tabs>
+          <w:tab w:val="num" w:pos="720"/>
+        </w:tabs>
+        <w:ind w:left="720" w:hanging="360"/>
+      </w:pPr>
+    </w:lvl>
+    <w:lvl w:ilvl="1" w:tentative="1">
+      <w:start w:val="1"/>
+      <w:numFmt w:val="decimal"/>
+      <w:lvlText w:val="%2."/>
+      <w:lvlJc w:val="left"/>
+      <w:pPr>
+        <w:tabs>
+          <w:tab w:val="num" w:pos="1440"/>
+        </w:tabs>
+        <w:ind w:left="1440" w:hanging="360"/>
+      </w:pPr>
+    </w:lvl>
+    <w:lvl w:ilvl="2" w:tentative="1">
+      <w:start w:val="1"/>
+      <w:numFmt w:val="decimal"/>
+      <w:lvlText w:val="%3."/>
+      <w:lvlJc w:val="left"/>
+      <w:pPr>
+        <w:tabs>
+          <w:tab w:val="num" w:pos="2160"/>
+        </w:tabs>
+        <w:ind w:left="2160" w:hanging="360"/>
+      </w:pPr>
+    </w:lvl>
+    <w:lvl w:ilvl="3" w:tentative="1">
+      <w:start w:val="1"/>
+      <w:numFmt w:val="decimal"/>
+      <w:lvlText w:val="%4."/>
+      <w:lvlJc w:val="left"/>
+      <w:pPr>
+        <w:tabs>
+          <w:tab w:val="num" w:pos="2880"/>
+        </w:tabs>
+        <w:ind w:left="2880" w:hanging="360"/>
+      </w:pPr>
+    </w:lvl>
+    <w:lvl w:ilvl="4" w:tentative="1">
+      <w:start w:val="1"/>
+      <w:numFmt w:val="decimal"/>
+      <w:lvlText w:val="%5."/>
+      <w:lvlJc w:val="left"/>
+      <w:pPr>
+        <w:tabs>
+          <w:tab w:val="num" w:pos="3600"/>
+        </w:tabs>
+        <w:ind w:left="3600" w:hanging="360"/>
+      </w:pPr>
+    </w:lvl>
+    <w:lvl w:ilvl="5" w:tentative="1">
+      <w:start w:val="1"/>
+      <w:numFmt w:val="decimal"/>
+      <w:lvlText w:val="%6."/>
+      <w:lvlJc w:val="left"/>
+      <w:pPr>
+        <w:tabs>
+          <w:tab w:val="num" w:pos="4320"/>
+        </w:tabs>
+        <w:ind w:left="4320" w:hanging="360"/>
+      </w:pPr>
+    </w:lvl>
+    <w:lvl w:ilvl="6" w:tentative="1">
+      <w:start w:val="1"/>
+      <w:numFmt w:val="decimal"/>
+      <w:lvlText w:val="%7."/>
+      <w:lvlJc w:val="left"/>
+      <w:pPr>
+        <w:tabs>
+          <w:tab w:val="num" w:pos="5040"/>
+        </w:tabs>
+        <w:ind w:left="5040" w:hanging="360"/>
+      </w:pPr>
+    </w:lvl>
+    <w:lvl w:ilvl="7" w:tentative="1">
+      <w:start w:val="1"/>
+      <w:numFmt w:val="decimal"/>
+      <w:lvlText w:val="%8."/>
+      <w:lvlJc w:val="left"/>
+      <w:pPr>
+        <w:tabs>
+          <w:tab w:val="num" w:pos="5760"/>
+        </w:tabs>
+        <w:ind w:left="5760" w:hanging="360"/>
+      </w:pPr>
+    </w:lvl>
+    <w:lvl w:ilvl="8" w:tentative="1">
+      <w:start w:val="1"/>
+      <w:numFmt w:val="decimal"/>
+      <w:lvlText w:val="%9."/>
+      <w:lvlJc w:val="left"/>
+      <w:pPr>
+        <w:tabs>
+          <w:tab w:val="num" w:pos="6480"/>
+        </w:tabs>
+        <w:ind w:left="6480" w:hanging="360"/>
+      </w:pPr>
+    </w:lvl>
+  </w:abstractNum>
+  <w:abstractNum w:abstractNumId="12" w15:restartNumberingAfterBreak="0">
+    <w:nsid w:val="16B95A49"/>
+    <w:multiLevelType w:val="multilevel"/>
+    <w:tmpl w:val="284434FE"/>
+    <w:lvl w:ilvl="0">
+      <w:start w:val="1"/>
+      <w:numFmt w:val="bullet"/>
+      <w:lvlText w:val=""/>
+      <w:lvlJc w:val="left"/>
+      <w:pPr>
+        <w:tabs>
+          <w:tab w:val="num" w:pos="720"/>
+        </w:tabs>
+        <w:ind w:left="720" w:hanging="360"/>
+      </w:pPr>
+      <w:rPr>
+        <w:rFonts w:ascii="Symbol" w:hAnsi="Symbol" w:hint="default"/>
+        <w:sz w:val="20"/>
+      </w:rPr>
+    </w:lvl>
+    <w:lvl w:ilvl="1" w:tentative="1">
+      <w:start w:val="1"/>
+      <w:numFmt w:val="bullet"/>
+      <w:lvlText w:val="o"/>
+      <w:lvlJc w:val="left"/>
+      <w:pPr>
+        <w:tabs>
+          <w:tab w:val="num" w:pos="1440"/>
+        </w:tabs>
+        <w:ind w:left="1440" w:hanging="360"/>
+      </w:pPr>
+      <w:rPr>
+        <w:rFonts w:ascii="Courier New" w:hAnsi="Courier New" w:hint="default"/>
+        <w:sz w:val="20"/>
+      </w:rPr>
+    </w:lvl>
+    <w:lvl w:ilvl="2" w:tentative="1">
+      <w:start w:val="1"/>
+      <w:numFmt w:val="bullet"/>
+      <w:lvlText w:val=""/>
+      <w:lvlJc w:val="left"/>
+      <w:pPr>
+        <w:tabs>
+          <w:tab w:val="num" w:pos="2160"/>
+        </w:tabs>
+        <w:ind w:left="2160" w:hanging="360"/>
+      </w:pPr>
+      <w:rPr>
+        <w:rFonts w:ascii="Wingdings" w:hAnsi="Wingdings" w:hint="default"/>
+        <w:sz w:val="20"/>
+      </w:rPr>
+    </w:lvl>
+    <w:lvl w:ilvl="3" w:tentative="1">
+      <w:start w:val="1"/>
+      <w:numFmt w:val="bullet"/>
+      <w:lvlText w:val=""/>
+      <w:lvlJc w:val="left"/>
+      <w:pPr>
+        <w:tabs>
+          <w:tab w:val="num" w:pos="2880"/>
+        </w:tabs>
+        <w:ind w:left="2880" w:hanging="360"/>
+      </w:pPr>
+      <w:rPr>
+        <w:rFonts w:ascii="Wingdings" w:hAnsi="Wingdings" w:hint="default"/>
+        <w:sz w:val="20"/>
+      </w:rPr>
+    </w:lvl>
+    <w:lvl w:ilvl="4" w:tentative="1">
+      <w:start w:val="1"/>
+      <w:numFmt w:val="bullet"/>
+      <w:lvlText w:val=""/>
+      <w:lvlJc w:val="left"/>
+      <w:pPr>
+        <w:tabs>
+          <w:tab w:val="num" w:pos="3600"/>
+        </w:tabs>
+        <w:ind w:left="3600" w:hanging="360"/>
+      </w:pPr>
+      <w:rPr>
+        <w:rFonts w:ascii="Wingdings" w:hAnsi="Wingdings" w:hint="default"/>
+        <w:sz w:val="20"/>
+      </w:rPr>
+    </w:lvl>
+    <w:lvl w:ilvl="5" w:tentative="1">
+      <w:start w:val="1"/>
+      <w:numFmt w:val="bullet"/>
+      <w:lvlText w:val=""/>
+      <w:lvlJc w:val="left"/>
+      <w:pPr>
+        <w:tabs>
+          <w:tab w:val="num" w:pos="4320"/>
+        </w:tabs>
+        <w:ind w:left="4320" w:hanging="360"/>
+      </w:pPr>
+      <w:rPr>
+        <w:rFonts w:ascii="Wingdings" w:hAnsi="Wingdings" w:hint="default"/>
+        <w:sz w:val="20"/>
+      </w:rPr>
+    </w:lvl>
+    <w:lvl w:ilvl="6" w:tentative="1">
+      <w:start w:val="1"/>
+      <w:numFmt w:val="bullet"/>
+      <w:lvlText w:val=""/>
+      <w:lvlJc w:val="left"/>
+      <w:pPr>
+        <w:tabs>
+          <w:tab w:val="num" w:pos="5040"/>
+        </w:tabs>
+        <w:ind w:left="5040" w:hanging="360"/>
+      </w:pPr>
+      <w:rPr>
+        <w:rFonts w:ascii="Wingdings" w:hAnsi="Wingdings" w:hint="default"/>
+        <w:sz w:val="20"/>
+      </w:rPr>
+    </w:lvl>
+    <w:lvl w:ilvl="7" w:tentative="1">
+      <w:start w:val="1"/>
+      <w:numFmt w:val="bullet"/>
+      <w:lvlText w:val=""/>
+      <w:lvlJc w:val="left"/>
+      <w:pPr>
+        <w:tabs>
+          <w:tab w:val="num" w:pos="5760"/>
+        </w:tabs>
+        <w:ind w:left="5760" w:hanging="360"/>
+      </w:pPr>
+      <w:rPr>
+        <w:rFonts w:ascii="Wingdings" w:hAnsi="Wingdings" w:hint="default"/>
+        <w:sz w:val="20"/>
+      </w:rPr>
+    </w:lvl>
+    <w:lvl w:ilvl="8" w:tentative="1">
+      <w:start w:val="1"/>
+      <w:numFmt w:val="bullet"/>
+      <w:lvlText w:val=""/>
+      <w:lvlJc w:val="left"/>
+      <w:pPr>
+        <w:tabs>
+          <w:tab w:val="num" w:pos="6480"/>
+        </w:tabs>
+        <w:ind w:left="6480" w:hanging="360"/>
+      </w:pPr>
+      <w:rPr>
+        <w:rFonts w:ascii="Wingdings" w:hAnsi="Wingdings" w:hint="default"/>
+        <w:sz w:val="20"/>
+      </w:rPr>
+    </w:lvl>
+  </w:abstractNum>
+  <w:abstractNum w:abstractNumId="13" w15:restartNumberingAfterBreak="0">
     <w:nsid w:val="18D009B6"/>
     <w:multiLevelType w:val="multilevel"/>
     <w:tmpl w:val="8BBAD87E"/>
@@ -32503,7 +32209,7 @@
       </w:rPr>
     </w:lvl>
   </w:abstractNum>
-  <w:abstractNum w:abstractNumId="12" w15:restartNumberingAfterBreak="0">
+  <w:abstractNum w:abstractNumId="14" w15:restartNumberingAfterBreak="0">
     <w:nsid w:val="19657E0E"/>
     <w:multiLevelType w:val="multilevel"/>
     <w:tmpl w:val="284434FE"/>
@@ -32652,7 +32358,7 @@
       </w:rPr>
     </w:lvl>
   </w:abstractNum>
-  <w:abstractNum w:abstractNumId="13" w15:restartNumberingAfterBreak="0">
+  <w:abstractNum w:abstractNumId="15" w15:restartNumberingAfterBreak="0">
     <w:nsid w:val="1A8C1E10"/>
     <w:multiLevelType w:val="multilevel"/>
     <w:tmpl w:val="1FC2C6E0"/>
@@ -32801,7 +32507,7 @@
       </w:rPr>
     </w:lvl>
   </w:abstractNum>
-  <w:abstractNum w:abstractNumId="14" w15:restartNumberingAfterBreak="0">
+  <w:abstractNum w:abstractNumId="16" w15:restartNumberingAfterBreak="0">
     <w:nsid w:val="1B037E19"/>
     <w:multiLevelType w:val="multilevel"/>
     <w:tmpl w:val="284434FE"/>
@@ -32950,7 +32656,156 @@
       </w:rPr>
     </w:lvl>
   </w:abstractNum>
-  <w:abstractNum w:abstractNumId="15" w15:restartNumberingAfterBreak="0">
+  <w:abstractNum w:abstractNumId="17" w15:restartNumberingAfterBreak="0">
+    <w:nsid w:val="1BE43A5E"/>
+    <w:multiLevelType w:val="multilevel"/>
+    <w:tmpl w:val="284434FE"/>
+    <w:lvl w:ilvl="0">
+      <w:start w:val="1"/>
+      <w:numFmt w:val="bullet"/>
+      <w:lvlText w:val=""/>
+      <w:lvlJc w:val="left"/>
+      <w:pPr>
+        <w:tabs>
+          <w:tab w:val="num" w:pos="720"/>
+        </w:tabs>
+        <w:ind w:left="720" w:hanging="360"/>
+      </w:pPr>
+      <w:rPr>
+        <w:rFonts w:ascii="Symbol" w:hAnsi="Symbol" w:hint="default"/>
+        <w:sz w:val="20"/>
+      </w:rPr>
+    </w:lvl>
+    <w:lvl w:ilvl="1" w:tentative="1">
+      <w:start w:val="1"/>
+      <w:numFmt w:val="bullet"/>
+      <w:lvlText w:val="o"/>
+      <w:lvlJc w:val="left"/>
+      <w:pPr>
+        <w:tabs>
+          <w:tab w:val="num" w:pos="1440"/>
+        </w:tabs>
+        <w:ind w:left="1440" w:hanging="360"/>
+      </w:pPr>
+      <w:rPr>
+        <w:rFonts w:ascii="Courier New" w:hAnsi="Courier New" w:hint="default"/>
+        <w:sz w:val="20"/>
+      </w:rPr>
+    </w:lvl>
+    <w:lvl w:ilvl="2" w:tentative="1">
+      <w:start w:val="1"/>
+      <w:numFmt w:val="bullet"/>
+      <w:lvlText w:val=""/>
+      <w:lvlJc w:val="left"/>
+      <w:pPr>
+        <w:tabs>
+          <w:tab w:val="num" w:pos="2160"/>
+        </w:tabs>
+        <w:ind w:left="2160" w:hanging="360"/>
+      </w:pPr>
+      <w:rPr>
+        <w:rFonts w:ascii="Wingdings" w:hAnsi="Wingdings" w:hint="default"/>
+        <w:sz w:val="20"/>
+      </w:rPr>
+    </w:lvl>
+    <w:lvl w:ilvl="3" w:tentative="1">
+      <w:start w:val="1"/>
+      <w:numFmt w:val="bullet"/>
+      <w:lvlText w:val=""/>
+      <w:lvlJc w:val="left"/>
+      <w:pPr>
+        <w:tabs>
+          <w:tab w:val="num" w:pos="2880"/>
+        </w:tabs>
+        <w:ind w:left="2880" w:hanging="360"/>
+      </w:pPr>
+      <w:rPr>
+        <w:rFonts w:ascii="Wingdings" w:hAnsi="Wingdings" w:hint="default"/>
+        <w:sz w:val="20"/>
+      </w:rPr>
+    </w:lvl>
+    <w:lvl w:ilvl="4" w:tentative="1">
+      <w:start w:val="1"/>
+      <w:numFmt w:val="bullet"/>
+      <w:lvlText w:val=""/>
+      <w:lvlJc w:val="left"/>
+      <w:pPr>
+        <w:tabs>
+          <w:tab w:val="num" w:pos="3600"/>
+        </w:tabs>
+        <w:ind w:left="3600" w:hanging="360"/>
+      </w:pPr>
+      <w:rPr>
+        <w:rFonts w:ascii="Wingdings" w:hAnsi="Wingdings" w:hint="default"/>
+        <w:sz w:val="20"/>
+      </w:rPr>
+    </w:lvl>
+    <w:lvl w:ilvl="5" w:tentative="1">
+      <w:start w:val="1"/>
+      <w:numFmt w:val="bullet"/>
+      <w:lvlText w:val=""/>
+      <w:lvlJc w:val="left"/>
+      <w:pPr>
+        <w:tabs>
+          <w:tab w:val="num" w:pos="4320"/>
+        </w:tabs>
+        <w:ind w:left="4320" w:hanging="360"/>
+      </w:pPr>
+      <w:rPr>
+        <w:rFonts w:ascii="Wingdings" w:hAnsi="Wingdings" w:hint="default"/>
+        <w:sz w:val="20"/>
+      </w:rPr>
+    </w:lvl>
+    <w:lvl w:ilvl="6" w:tentative="1">
+      <w:start w:val="1"/>
+      <w:numFmt w:val="bullet"/>
+      <w:lvlText w:val=""/>
+      <w:lvlJc w:val="left"/>
+      <w:pPr>
+        <w:tabs>
+          <w:tab w:val="num" w:pos="5040"/>
+        </w:tabs>
+        <w:ind w:left="5040" w:hanging="360"/>
+      </w:pPr>
+      <w:rPr>
+        <w:rFonts w:ascii="Wingdings" w:hAnsi="Wingdings" w:hint="default"/>
+        <w:sz w:val="20"/>
+      </w:rPr>
+    </w:lvl>
+    <w:lvl w:ilvl="7" w:tentative="1">
+      <w:start w:val="1"/>
+      <w:numFmt w:val="bullet"/>
+      <w:lvlText w:val=""/>
+      <w:lvlJc w:val="left"/>
+      <w:pPr>
+        <w:tabs>
+          <w:tab w:val="num" w:pos="5760"/>
+        </w:tabs>
+        <w:ind w:left="5760" w:hanging="360"/>
+      </w:pPr>
+      <w:rPr>
+        <w:rFonts w:ascii="Wingdings" w:hAnsi="Wingdings" w:hint="default"/>
+        <w:sz w:val="20"/>
+      </w:rPr>
+    </w:lvl>
+    <w:lvl w:ilvl="8" w:tentative="1">
+      <w:start w:val="1"/>
+      <w:numFmt w:val="bullet"/>
+      <w:lvlText w:val=""/>
+      <w:lvlJc w:val="left"/>
+      <w:pPr>
+        <w:tabs>
+          <w:tab w:val="num" w:pos="6480"/>
+        </w:tabs>
+        <w:ind w:left="6480" w:hanging="360"/>
+      </w:pPr>
+      <w:rPr>
+        <w:rFonts w:ascii="Wingdings" w:hAnsi="Wingdings" w:hint="default"/>
+        <w:sz w:val="20"/>
+      </w:rPr>
+    </w:lvl>
+  </w:abstractNum>
+  <w:abstractNum w:abstractNumId="18" w15:restartNumberingAfterBreak="0">
     <w:nsid w:val="1CCF769D"/>
     <w:multiLevelType w:val="multilevel"/>
     <w:tmpl w:val="81B2FB98"/>
@@ -33099,7 +32954,7 @@
       </w:rPr>
     </w:lvl>
   </w:abstractNum>
-  <w:abstractNum w:abstractNumId="16" w15:restartNumberingAfterBreak="0">
+  <w:abstractNum w:abstractNumId="19" w15:restartNumberingAfterBreak="0">
     <w:nsid w:val="1CE81B98"/>
     <w:multiLevelType w:val="multilevel"/>
     <w:tmpl w:val="284434FE"/>
@@ -33248,7 +33103,7 @@
       </w:rPr>
     </w:lvl>
   </w:abstractNum>
-  <w:abstractNum w:abstractNumId="17" w15:restartNumberingAfterBreak="0">
+  <w:abstractNum w:abstractNumId="20" w15:restartNumberingAfterBreak="0">
     <w:nsid w:val="1FB818D5"/>
     <w:multiLevelType w:val="multilevel"/>
     <w:tmpl w:val="9C2CCD1C"/>
@@ -33361,7 +33216,7 @@
       </w:pPr>
     </w:lvl>
   </w:abstractNum>
-  <w:abstractNum w:abstractNumId="18" w15:restartNumberingAfterBreak="0">
+  <w:abstractNum w:abstractNumId="21" w15:restartNumberingAfterBreak="0">
     <w:nsid w:val="231211C9"/>
     <w:multiLevelType w:val="multilevel"/>
     <w:tmpl w:val="284434FE"/>
@@ -33510,7 +33365,7 @@
       </w:rPr>
     </w:lvl>
   </w:abstractNum>
-  <w:abstractNum w:abstractNumId="19" w15:restartNumberingAfterBreak="0">
+  <w:abstractNum w:abstractNumId="22" w15:restartNumberingAfterBreak="0">
     <w:nsid w:val="23896E71"/>
     <w:multiLevelType w:val="multilevel"/>
     <w:tmpl w:val="87D21BCC"/>
@@ -33659,7 +33514,7 @@
       </w:rPr>
     </w:lvl>
   </w:abstractNum>
-  <w:abstractNum w:abstractNumId="20" w15:restartNumberingAfterBreak="0">
+  <w:abstractNum w:abstractNumId="23" w15:restartNumberingAfterBreak="0">
     <w:nsid w:val="245763A6"/>
     <w:multiLevelType w:val="multilevel"/>
     <w:tmpl w:val="284434FE"/>
@@ -33808,7 +33663,7 @@
       </w:rPr>
     </w:lvl>
   </w:abstractNum>
-  <w:abstractNum w:abstractNumId="21" w15:restartNumberingAfterBreak="0">
+  <w:abstractNum w:abstractNumId="24" w15:restartNumberingAfterBreak="0">
     <w:nsid w:val="283C448A"/>
     <w:multiLevelType w:val="multilevel"/>
     <w:tmpl w:val="5518EB7A"/>
@@ -33957,7 +33812,7 @@
       </w:rPr>
     </w:lvl>
   </w:abstractNum>
-  <w:abstractNum w:abstractNumId="22" w15:restartNumberingAfterBreak="0">
+  <w:abstractNum w:abstractNumId="25" w15:restartNumberingAfterBreak="0">
     <w:nsid w:val="2A7E5B87"/>
     <w:multiLevelType w:val="multilevel"/>
     <w:tmpl w:val="236AE22C"/>
@@ -34106,7 +33961,7 @@
       </w:rPr>
     </w:lvl>
   </w:abstractNum>
-  <w:abstractNum w:abstractNumId="23" w15:restartNumberingAfterBreak="0">
+  <w:abstractNum w:abstractNumId="26" w15:restartNumberingAfterBreak="0">
     <w:nsid w:val="2B5A5E0B"/>
     <w:multiLevelType w:val="multilevel"/>
     <w:tmpl w:val="24F04C84"/>
@@ -34255,7 +34110,7 @@
       </w:rPr>
     </w:lvl>
   </w:abstractNum>
-  <w:abstractNum w:abstractNumId="24" w15:restartNumberingAfterBreak="0">
+  <w:abstractNum w:abstractNumId="27" w15:restartNumberingAfterBreak="0">
     <w:nsid w:val="2E92572E"/>
     <w:multiLevelType w:val="multilevel"/>
     <w:tmpl w:val="284434FE"/>
@@ -34404,7 +34259,7 @@
       </w:rPr>
     </w:lvl>
   </w:abstractNum>
-  <w:abstractNum w:abstractNumId="25" w15:restartNumberingAfterBreak="0">
+  <w:abstractNum w:abstractNumId="28" w15:restartNumberingAfterBreak="0">
     <w:nsid w:val="2F550B18"/>
     <w:multiLevelType w:val="multilevel"/>
     <w:tmpl w:val="78CA4050"/>
@@ -34553,7 +34408,7 @@
       </w:rPr>
     </w:lvl>
   </w:abstractNum>
-  <w:abstractNum w:abstractNumId="26" w15:restartNumberingAfterBreak="0">
+  <w:abstractNum w:abstractNumId="29" w15:restartNumberingAfterBreak="0">
     <w:nsid w:val="2F6159A4"/>
     <w:multiLevelType w:val="multilevel"/>
     <w:tmpl w:val="623ADA6E"/>
@@ -34666,7 +34521,7 @@
       </w:pPr>
     </w:lvl>
   </w:abstractNum>
-  <w:abstractNum w:abstractNumId="27" w15:restartNumberingAfterBreak="0">
+  <w:abstractNum w:abstractNumId="30" w15:restartNumberingAfterBreak="0">
     <w:nsid w:val="2F655F95"/>
     <w:multiLevelType w:val="multilevel"/>
     <w:tmpl w:val="9C2CCD1C"/>
@@ -34779,7 +34634,7 @@
       </w:pPr>
     </w:lvl>
   </w:abstractNum>
-  <w:abstractNum w:abstractNumId="28" w15:restartNumberingAfterBreak="0">
+  <w:abstractNum w:abstractNumId="31" w15:restartNumberingAfterBreak="0">
     <w:nsid w:val="34205F5B"/>
     <w:multiLevelType w:val="multilevel"/>
     <w:tmpl w:val="D7E4E6AA"/>
@@ -34928,7 +34783,7 @@
       </w:rPr>
     </w:lvl>
   </w:abstractNum>
-  <w:abstractNum w:abstractNumId="29" w15:restartNumberingAfterBreak="0">
+  <w:abstractNum w:abstractNumId="32" w15:restartNumberingAfterBreak="0">
     <w:nsid w:val="35EC4C35"/>
     <w:multiLevelType w:val="multilevel"/>
     <w:tmpl w:val="C044817E"/>
@@ -35077,7 +34932,7 @@
       </w:rPr>
     </w:lvl>
   </w:abstractNum>
-  <w:abstractNum w:abstractNumId="30" w15:restartNumberingAfterBreak="0">
+  <w:abstractNum w:abstractNumId="33" w15:restartNumberingAfterBreak="0">
     <w:nsid w:val="4001201C"/>
     <w:multiLevelType w:val="multilevel"/>
     <w:tmpl w:val="04082470"/>
@@ -35190,7 +35045,7 @@
       </w:pPr>
     </w:lvl>
   </w:abstractNum>
-  <w:abstractNum w:abstractNumId="31" w15:restartNumberingAfterBreak="0">
+  <w:abstractNum w:abstractNumId="34" w15:restartNumberingAfterBreak="0">
     <w:nsid w:val="42F32C40"/>
     <w:multiLevelType w:val="multilevel"/>
     <w:tmpl w:val="A91E7F4A"/>
@@ -35303,7 +35158,7 @@
       </w:pPr>
     </w:lvl>
   </w:abstractNum>
-  <w:abstractNum w:abstractNumId="32" w15:restartNumberingAfterBreak="0">
+  <w:abstractNum w:abstractNumId="35" w15:restartNumberingAfterBreak="0">
     <w:nsid w:val="486051E4"/>
     <w:multiLevelType w:val="multilevel"/>
     <w:tmpl w:val="284434FE"/>
@@ -35452,7 +35307,7 @@
       </w:rPr>
     </w:lvl>
   </w:abstractNum>
-  <w:abstractNum w:abstractNumId="33" w15:restartNumberingAfterBreak="0">
+  <w:abstractNum w:abstractNumId="36" w15:restartNumberingAfterBreak="0">
     <w:nsid w:val="4AA84A18"/>
     <w:multiLevelType w:val="multilevel"/>
     <w:tmpl w:val="806AE8EA"/>
@@ -35601,7 +35456,7 @@
       </w:rPr>
     </w:lvl>
   </w:abstractNum>
-  <w:abstractNum w:abstractNumId="34" w15:restartNumberingAfterBreak="0">
+  <w:abstractNum w:abstractNumId="37" w15:restartNumberingAfterBreak="0">
     <w:nsid w:val="4ACC3D8E"/>
     <w:multiLevelType w:val="multilevel"/>
     <w:tmpl w:val="689CC926"/>
@@ -35750,7 +35605,7 @@
       </w:rPr>
     </w:lvl>
   </w:abstractNum>
-  <w:abstractNum w:abstractNumId="35" w15:restartNumberingAfterBreak="0">
+  <w:abstractNum w:abstractNumId="38" w15:restartNumberingAfterBreak="0">
     <w:nsid w:val="4D1A269D"/>
     <w:multiLevelType w:val="multilevel"/>
     <w:tmpl w:val="284434FE"/>
@@ -35899,7 +35754,7 @@
       </w:rPr>
     </w:lvl>
   </w:abstractNum>
-  <w:abstractNum w:abstractNumId="36" w15:restartNumberingAfterBreak="0">
+  <w:abstractNum w:abstractNumId="39" w15:restartNumberingAfterBreak="0">
     <w:nsid w:val="508D7154"/>
     <w:multiLevelType w:val="multilevel"/>
     <w:tmpl w:val="05BA29AE"/>
@@ -36048,7 +35903,7 @@
       </w:rPr>
     </w:lvl>
   </w:abstractNum>
-  <w:abstractNum w:abstractNumId="37" w15:restartNumberingAfterBreak="0">
+  <w:abstractNum w:abstractNumId="40" w15:restartNumberingAfterBreak="0">
     <w:nsid w:val="50AF1916"/>
     <w:multiLevelType w:val="multilevel"/>
     <w:tmpl w:val="1CDEC6D6"/>
@@ -36197,7 +36052,7 @@
       </w:rPr>
     </w:lvl>
   </w:abstractNum>
-  <w:abstractNum w:abstractNumId="38" w15:restartNumberingAfterBreak="0">
+  <w:abstractNum w:abstractNumId="41" w15:restartNumberingAfterBreak="0">
     <w:nsid w:val="52B35D9C"/>
     <w:multiLevelType w:val="multilevel"/>
     <w:tmpl w:val="F036D8DA"/>
@@ -36346,7 +36201,7 @@
       </w:rPr>
     </w:lvl>
   </w:abstractNum>
-  <w:abstractNum w:abstractNumId="39" w15:restartNumberingAfterBreak="0">
+  <w:abstractNum w:abstractNumId="42" w15:restartNumberingAfterBreak="0">
     <w:nsid w:val="54050725"/>
     <w:multiLevelType w:val="multilevel"/>
     <w:tmpl w:val="82C40B8A"/>
@@ -36495,7 +36350,7 @@
       </w:rPr>
     </w:lvl>
   </w:abstractNum>
-  <w:abstractNum w:abstractNumId="40" w15:restartNumberingAfterBreak="0">
+  <w:abstractNum w:abstractNumId="43" w15:restartNumberingAfterBreak="0">
     <w:nsid w:val="549B7A3F"/>
     <w:multiLevelType w:val="multilevel"/>
     <w:tmpl w:val="0F20AB3A"/>
@@ -36644,7 +36499,7 @@
       </w:rPr>
     </w:lvl>
   </w:abstractNum>
-  <w:abstractNum w:abstractNumId="41" w15:restartNumberingAfterBreak="0">
+  <w:abstractNum w:abstractNumId="44" w15:restartNumberingAfterBreak="0">
     <w:nsid w:val="55154413"/>
     <w:multiLevelType w:val="multilevel"/>
     <w:tmpl w:val="284434FE"/>
@@ -36793,7 +36648,7 @@
       </w:rPr>
     </w:lvl>
   </w:abstractNum>
-  <w:abstractNum w:abstractNumId="42" w15:restartNumberingAfterBreak="0">
+  <w:abstractNum w:abstractNumId="45" w15:restartNumberingAfterBreak="0">
     <w:nsid w:val="562D489C"/>
     <w:multiLevelType w:val="multilevel"/>
     <w:tmpl w:val="86F008FA"/>
@@ -36942,7 +36797,7 @@
       </w:rPr>
     </w:lvl>
   </w:abstractNum>
-  <w:abstractNum w:abstractNumId="43" w15:restartNumberingAfterBreak="0">
+  <w:abstractNum w:abstractNumId="46" w15:restartNumberingAfterBreak="0">
     <w:nsid w:val="582A1385"/>
     <w:multiLevelType w:val="multilevel"/>
     <w:tmpl w:val="284434FE"/>
@@ -37091,7 +36946,7 @@
       </w:rPr>
     </w:lvl>
   </w:abstractNum>
-  <w:abstractNum w:abstractNumId="44" w15:restartNumberingAfterBreak="0">
+  <w:abstractNum w:abstractNumId="47" w15:restartNumberingAfterBreak="0">
     <w:nsid w:val="5B564A1A"/>
     <w:multiLevelType w:val="multilevel"/>
     <w:tmpl w:val="284434FE"/>
@@ -37240,7 +37095,7 @@
       </w:rPr>
     </w:lvl>
   </w:abstractNum>
-  <w:abstractNum w:abstractNumId="45" w15:restartNumberingAfterBreak="0">
+  <w:abstractNum w:abstractNumId="48" w15:restartNumberingAfterBreak="0">
     <w:nsid w:val="5E4B3C32"/>
     <w:multiLevelType w:val="multilevel"/>
     <w:tmpl w:val="2C82D658"/>
@@ -37389,7 +37244,7 @@
       </w:rPr>
     </w:lvl>
   </w:abstractNum>
-  <w:abstractNum w:abstractNumId="46" w15:restartNumberingAfterBreak="0">
+  <w:abstractNum w:abstractNumId="49" w15:restartNumberingAfterBreak="0">
     <w:nsid w:val="600B5A80"/>
     <w:multiLevelType w:val="multilevel"/>
     <w:tmpl w:val="4D9E1450"/>
@@ -37538,7 +37393,7 @@
       </w:rPr>
     </w:lvl>
   </w:abstractNum>
-  <w:abstractNum w:abstractNumId="47" w15:restartNumberingAfterBreak="0">
+  <w:abstractNum w:abstractNumId="50" w15:restartNumberingAfterBreak="0">
     <w:nsid w:val="62356821"/>
     <w:multiLevelType w:val="multilevel"/>
     <w:tmpl w:val="284434FE"/>
@@ -37687,7 +37542,7 @@
       </w:rPr>
     </w:lvl>
   </w:abstractNum>
-  <w:abstractNum w:abstractNumId="48" w15:restartNumberingAfterBreak="0">
+  <w:abstractNum w:abstractNumId="51" w15:restartNumberingAfterBreak="0">
     <w:nsid w:val="628D780C"/>
     <w:multiLevelType w:val="multilevel"/>
     <w:tmpl w:val="6338E36A"/>
@@ -37836,7 +37691,7 @@
       </w:rPr>
     </w:lvl>
   </w:abstractNum>
-  <w:abstractNum w:abstractNumId="49" w15:restartNumberingAfterBreak="0">
+  <w:abstractNum w:abstractNumId="52" w15:restartNumberingAfterBreak="0">
     <w:nsid w:val="63811D52"/>
     <w:multiLevelType w:val="multilevel"/>
     <w:tmpl w:val="284434FE"/>
@@ -37985,7 +37840,7 @@
       </w:rPr>
     </w:lvl>
   </w:abstractNum>
-  <w:abstractNum w:abstractNumId="50" w15:restartNumberingAfterBreak="0">
+  <w:abstractNum w:abstractNumId="53" w15:restartNumberingAfterBreak="0">
     <w:nsid w:val="63D52A4F"/>
     <w:multiLevelType w:val="multilevel"/>
     <w:tmpl w:val="BE346338"/>
@@ -38134,7 +37989,7 @@
       </w:rPr>
     </w:lvl>
   </w:abstractNum>
-  <w:abstractNum w:abstractNumId="51" w15:restartNumberingAfterBreak="0">
+  <w:abstractNum w:abstractNumId="54" w15:restartNumberingAfterBreak="0">
     <w:nsid w:val="64C63B97"/>
     <w:multiLevelType w:val="multilevel"/>
     <w:tmpl w:val="81889C6E"/>
@@ -38247,7 +38102,7 @@
       </w:pPr>
     </w:lvl>
   </w:abstractNum>
-  <w:abstractNum w:abstractNumId="52" w15:restartNumberingAfterBreak="0">
+  <w:abstractNum w:abstractNumId="55" w15:restartNumberingAfterBreak="0">
     <w:nsid w:val="685308A7"/>
     <w:multiLevelType w:val="multilevel"/>
     <w:tmpl w:val="27A080CC"/>
@@ -38396,7 +38251,7 @@
       </w:rPr>
     </w:lvl>
   </w:abstractNum>
-  <w:abstractNum w:abstractNumId="53" w15:restartNumberingAfterBreak="0">
+  <w:abstractNum w:abstractNumId="56" w15:restartNumberingAfterBreak="0">
     <w:nsid w:val="688914B3"/>
     <w:multiLevelType w:val="multilevel"/>
     <w:tmpl w:val="BC92A496"/>
@@ -38545,7 +38400,7 @@
       </w:rPr>
     </w:lvl>
   </w:abstractNum>
-  <w:abstractNum w:abstractNumId="54" w15:restartNumberingAfterBreak="0">
+  <w:abstractNum w:abstractNumId="57" w15:restartNumberingAfterBreak="0">
     <w:nsid w:val="6C890C70"/>
     <w:multiLevelType w:val="multilevel"/>
     <w:tmpl w:val="284434FE"/>
@@ -38694,7 +38549,7 @@
       </w:rPr>
     </w:lvl>
   </w:abstractNum>
-  <w:abstractNum w:abstractNumId="55" w15:restartNumberingAfterBreak="0">
+  <w:abstractNum w:abstractNumId="58" w15:restartNumberingAfterBreak="0">
     <w:nsid w:val="750B7303"/>
     <w:multiLevelType w:val="multilevel"/>
     <w:tmpl w:val="109A2098"/>
@@ -38843,7 +38698,7 @@
       </w:rPr>
     </w:lvl>
   </w:abstractNum>
-  <w:abstractNum w:abstractNumId="56" w15:restartNumberingAfterBreak="0">
+  <w:abstractNum w:abstractNumId="59" w15:restartNumberingAfterBreak="0">
     <w:nsid w:val="76E61CAC"/>
     <w:multiLevelType w:val="multilevel"/>
     <w:tmpl w:val="76503626"/>
@@ -38956,7 +38811,7 @@
       </w:pPr>
     </w:lvl>
   </w:abstractNum>
-  <w:abstractNum w:abstractNumId="57" w15:restartNumberingAfterBreak="0">
+  <w:abstractNum w:abstractNumId="60" w15:restartNumberingAfterBreak="0">
     <w:nsid w:val="77D029A7"/>
     <w:multiLevelType w:val="multilevel"/>
     <w:tmpl w:val="330CDB2A"/>
@@ -39069,7 +38924,7 @@
       </w:pPr>
     </w:lvl>
   </w:abstractNum>
-  <w:abstractNum w:abstractNumId="58" w15:restartNumberingAfterBreak="0">
+  <w:abstractNum w:abstractNumId="61" w15:restartNumberingAfterBreak="0">
     <w:nsid w:val="7834320F"/>
     <w:multiLevelType w:val="multilevel"/>
     <w:tmpl w:val="27728F5E"/>
@@ -39182,7 +39037,156 @@
       </w:pPr>
     </w:lvl>
   </w:abstractNum>
-  <w:abstractNum w:abstractNumId="59" w15:restartNumberingAfterBreak="0">
+  <w:abstractNum w:abstractNumId="62" w15:restartNumberingAfterBreak="0">
+    <w:nsid w:val="79091025"/>
+    <w:multiLevelType w:val="multilevel"/>
+    <w:tmpl w:val="284434FE"/>
+    <w:lvl w:ilvl="0">
+      <w:start w:val="1"/>
+      <w:numFmt w:val="bullet"/>
+      <w:lvlText w:val=""/>
+      <w:lvlJc w:val="left"/>
+      <w:pPr>
+        <w:tabs>
+          <w:tab w:val="num" w:pos="720"/>
+        </w:tabs>
+        <w:ind w:left="720" w:hanging="360"/>
+      </w:pPr>
+      <w:rPr>
+        <w:rFonts w:ascii="Symbol" w:hAnsi="Symbol" w:hint="default"/>
+        <w:sz w:val="20"/>
+      </w:rPr>
+    </w:lvl>
+    <w:lvl w:ilvl="1">
+      <w:start w:val="1"/>
+      <w:numFmt w:val="bullet"/>
+      <w:lvlText w:val="o"/>
+      <w:lvlJc w:val="left"/>
+      <w:pPr>
+        <w:tabs>
+          <w:tab w:val="num" w:pos="1440"/>
+        </w:tabs>
+        <w:ind w:left="1440" w:hanging="360"/>
+      </w:pPr>
+      <w:rPr>
+        <w:rFonts w:ascii="Courier New" w:hAnsi="Courier New" w:hint="default"/>
+        <w:sz w:val="20"/>
+      </w:rPr>
+    </w:lvl>
+    <w:lvl w:ilvl="2" w:tentative="1">
+      <w:start w:val="1"/>
+      <w:numFmt w:val="bullet"/>
+      <w:lvlText w:val=""/>
+      <w:lvlJc w:val="left"/>
+      <w:pPr>
+        <w:tabs>
+          <w:tab w:val="num" w:pos="2160"/>
+        </w:tabs>
+        <w:ind w:left="2160" w:hanging="360"/>
+      </w:pPr>
+      <w:rPr>
+        <w:rFonts w:ascii="Wingdings" w:hAnsi="Wingdings" w:hint="default"/>
+        <w:sz w:val="20"/>
+      </w:rPr>
+    </w:lvl>
+    <w:lvl w:ilvl="3" w:tentative="1">
+      <w:start w:val="1"/>
+      <w:numFmt w:val="bullet"/>
+      <w:lvlText w:val=""/>
+      <w:lvlJc w:val="left"/>
+      <w:pPr>
+        <w:tabs>
+          <w:tab w:val="num" w:pos="2880"/>
+        </w:tabs>
+        <w:ind w:left="2880" w:hanging="360"/>
+      </w:pPr>
+      <w:rPr>
+        <w:rFonts w:ascii="Wingdings" w:hAnsi="Wingdings" w:hint="default"/>
+        <w:sz w:val="20"/>
+      </w:rPr>
+    </w:lvl>
+    <w:lvl w:ilvl="4" w:tentative="1">
+      <w:start w:val="1"/>
+      <w:numFmt w:val="bullet"/>
+      <w:lvlText w:val=""/>
+      <w:lvlJc w:val="left"/>
+      <w:pPr>
+        <w:tabs>
+          <w:tab w:val="num" w:pos="3600"/>
+        </w:tabs>
+        <w:ind w:left="3600" w:hanging="360"/>
+      </w:pPr>
+      <w:rPr>
+        <w:rFonts w:ascii="Wingdings" w:hAnsi="Wingdings" w:hint="default"/>
+        <w:sz w:val="20"/>
+      </w:rPr>
+    </w:lvl>
+    <w:lvl w:ilvl="5" w:tentative="1">
+      <w:start w:val="1"/>
+      <w:numFmt w:val="bullet"/>
+      <w:lvlText w:val=""/>
+      <w:lvlJc w:val="left"/>
+      <w:pPr>
+        <w:tabs>
+          <w:tab w:val="num" w:pos="4320"/>
+        </w:tabs>
+        <w:ind w:left="4320" w:hanging="360"/>
+      </w:pPr>
+      <w:rPr>
+        <w:rFonts w:ascii="Wingdings" w:hAnsi="Wingdings" w:hint="default"/>
+        <w:sz w:val="20"/>
+      </w:rPr>
+    </w:lvl>
+    <w:lvl w:ilvl="6" w:tentative="1">
+      <w:start w:val="1"/>
+      <w:numFmt w:val="bullet"/>
+      <w:lvlText w:val=""/>
+      <w:lvlJc w:val="left"/>
+      <w:pPr>
+        <w:tabs>
+          <w:tab w:val="num" w:pos="5040"/>
+        </w:tabs>
+        <w:ind w:left="5040" w:hanging="360"/>
+      </w:pPr>
+      <w:rPr>
+        <w:rFonts w:ascii="Wingdings" w:hAnsi="Wingdings" w:hint="default"/>
+        <w:sz w:val="20"/>
+      </w:rPr>
+    </w:lvl>
+    <w:lvl w:ilvl="7" w:tentative="1">
+      <w:start w:val="1"/>
+      <w:numFmt w:val="bullet"/>
+      <w:lvlText w:val=""/>
+      <w:lvlJc w:val="left"/>
+      <w:pPr>
+        <w:tabs>
+          <w:tab w:val="num" w:pos="5760"/>
+        </w:tabs>
+        <w:ind w:left="5760" w:hanging="360"/>
+      </w:pPr>
+      <w:rPr>
+        <w:rFonts w:ascii="Wingdings" w:hAnsi="Wingdings" w:hint="default"/>
+        <w:sz w:val="20"/>
+      </w:rPr>
+    </w:lvl>
+    <w:lvl w:ilvl="8" w:tentative="1">
+      <w:start w:val="1"/>
+      <w:numFmt w:val="bullet"/>
+      <w:lvlText w:val=""/>
+      <w:lvlJc w:val="left"/>
+      <w:pPr>
+        <w:tabs>
+          <w:tab w:val="num" w:pos="6480"/>
+        </w:tabs>
+        <w:ind w:left="6480" w:hanging="360"/>
+      </w:pPr>
+      <w:rPr>
+        <w:rFonts w:ascii="Wingdings" w:hAnsi="Wingdings" w:hint="default"/>
+        <w:sz w:val="20"/>
+      </w:rPr>
+    </w:lvl>
+  </w:abstractNum>
+  <w:abstractNum w:abstractNumId="63" w15:restartNumberingAfterBreak="0">
     <w:nsid w:val="79243DA1"/>
     <w:multiLevelType w:val="multilevel"/>
     <w:tmpl w:val="284434FE"/>
@@ -39331,7 +39335,7 @@
       </w:rPr>
     </w:lvl>
   </w:abstractNum>
-  <w:abstractNum w:abstractNumId="60" w15:restartNumberingAfterBreak="0">
+  <w:abstractNum w:abstractNumId="64" w15:restartNumberingAfterBreak="0">
     <w:nsid w:val="7A4C1AFD"/>
     <w:multiLevelType w:val="multilevel"/>
     <w:tmpl w:val="188635DE"/>
@@ -39480,7 +39484,7 @@
       </w:rPr>
     </w:lvl>
   </w:abstractNum>
-  <w:abstractNum w:abstractNumId="61" w15:restartNumberingAfterBreak="0">
+  <w:abstractNum w:abstractNumId="65" w15:restartNumberingAfterBreak="0">
     <w:nsid w:val="7C50535F"/>
     <w:multiLevelType w:val="multilevel"/>
     <w:tmpl w:val="78C22C92"/>
@@ -39593,7 +39597,7 @@
       </w:pPr>
     </w:lvl>
   </w:abstractNum>
-  <w:abstractNum w:abstractNumId="62" w15:restartNumberingAfterBreak="0">
+  <w:abstractNum w:abstractNumId="66" w15:restartNumberingAfterBreak="0">
     <w:nsid w:val="7D190E8C"/>
     <w:multiLevelType w:val="multilevel"/>
     <w:tmpl w:val="6F4AE496"/>
@@ -39742,7 +39746,7 @@
       </w:rPr>
     </w:lvl>
   </w:abstractNum>
-  <w:abstractNum w:abstractNumId="63" w15:restartNumberingAfterBreak="0">
+  <w:abstractNum w:abstractNumId="67" w15:restartNumberingAfterBreak="0">
     <w:nsid w:val="7D7E1EB5"/>
     <w:multiLevelType w:val="multilevel"/>
     <w:tmpl w:val="A016FBCA"/>
@@ -39891,7 +39895,7 @@
       </w:rPr>
     </w:lvl>
   </w:abstractNum>
-  <w:abstractNum w:abstractNumId="64" w15:restartNumberingAfterBreak="0">
+  <w:abstractNum w:abstractNumId="68" w15:restartNumberingAfterBreak="0">
     <w:nsid w:val="7D83634C"/>
     <w:multiLevelType w:val="multilevel"/>
     <w:tmpl w:val="284434FE"/>
@@ -40040,7 +40044,7 @@
       </w:rPr>
     </w:lvl>
   </w:abstractNum>
-  <w:abstractNum w:abstractNumId="65" w15:restartNumberingAfterBreak="0">
+  <w:abstractNum w:abstractNumId="69" w15:restartNumberingAfterBreak="0">
     <w:nsid w:val="7DC12D79"/>
     <w:multiLevelType w:val="multilevel"/>
     <w:tmpl w:val="284434FE"/>
@@ -40189,7 +40193,7 @@
       </w:rPr>
     </w:lvl>
   </w:abstractNum>
-  <w:abstractNum w:abstractNumId="66" w15:restartNumberingAfterBreak="0">
+  <w:abstractNum w:abstractNumId="70" w15:restartNumberingAfterBreak="0">
     <w:nsid w:val="7E57324C"/>
     <w:multiLevelType w:val="multilevel"/>
     <w:tmpl w:val="A83A47B4"/>
@@ -40339,154 +40343,154 @@
     </w:lvl>
   </w:abstractNum>
   <w:num w:numId="1" w16cid:durableId="1807352600">
-    <w:abstractNumId w:val="60"/>
+    <w:abstractNumId w:val="64"/>
   </w:num>
   <w:num w:numId="2" w16cid:durableId="1289313639">
-    <w:abstractNumId w:val="28"/>
+    <w:abstractNumId w:val="31"/>
   </w:num>
   <w:num w:numId="3" w16cid:durableId="105345779">
-    <w:abstractNumId w:val="48"/>
+    <w:abstractNumId w:val="51"/>
   </w:num>
   <w:num w:numId="4" w16cid:durableId="210845180">
+    <w:abstractNumId w:val="70"/>
+  </w:num>
+  <w:num w:numId="5" w16cid:durableId="323512730">
+    <w:abstractNumId w:val="32"/>
+  </w:num>
+  <w:num w:numId="6" w16cid:durableId="1732658656">
+    <w:abstractNumId w:val="22"/>
+  </w:num>
+  <w:num w:numId="7" w16cid:durableId="1541936381">
+    <w:abstractNumId w:val="54"/>
+  </w:num>
+  <w:num w:numId="8" w16cid:durableId="1871409665">
     <w:abstractNumId w:val="66"/>
   </w:num>
-  <w:num w:numId="5" w16cid:durableId="323512730">
-    <w:abstractNumId w:val="29"/>
-  </w:num>
-  <w:num w:numId="6" w16cid:durableId="1732658656">
-    <w:abstractNumId w:val="19"/>
-  </w:num>
-  <w:num w:numId="7" w16cid:durableId="1541936381">
-    <w:abstractNumId w:val="51"/>
-  </w:num>
-  <w:num w:numId="8" w16cid:durableId="1871409665">
-    <w:abstractNumId w:val="62"/>
-  </w:num>
   <w:num w:numId="9" w16cid:durableId="1840072043">
-    <w:abstractNumId w:val="38"/>
+    <w:abstractNumId w:val="41"/>
   </w:num>
   <w:num w:numId="10" w16cid:durableId="972641355">
-    <w:abstractNumId w:val="40"/>
+    <w:abstractNumId w:val="43"/>
   </w:num>
   <w:num w:numId="11" w16cid:durableId="1730952846">
     <w:abstractNumId w:val="8"/>
   </w:num>
   <w:num w:numId="12" w16cid:durableId="1090081387">
-    <w:abstractNumId w:val="15"/>
+    <w:abstractNumId w:val="18"/>
   </w:num>
   <w:num w:numId="13" w16cid:durableId="750352990">
-    <w:abstractNumId w:val="22"/>
+    <w:abstractNumId w:val="25"/>
   </w:num>
   <w:num w:numId="14" w16cid:durableId="885679495">
-    <w:abstractNumId w:val="26"/>
+    <w:abstractNumId w:val="29"/>
   </w:num>
   <w:num w:numId="15" w16cid:durableId="1216351207">
-    <w:abstractNumId w:val="45"/>
+    <w:abstractNumId w:val="48"/>
   </w:num>
   <w:num w:numId="16" w16cid:durableId="1066563910">
-    <w:abstractNumId w:val="36"/>
+    <w:abstractNumId w:val="39"/>
   </w:num>
   <w:num w:numId="17" w16cid:durableId="1275405945">
-    <w:abstractNumId w:val="37"/>
+    <w:abstractNumId w:val="40"/>
   </w:num>
   <w:num w:numId="18" w16cid:durableId="1739939799">
     <w:abstractNumId w:val="9"/>
   </w:num>
   <w:num w:numId="19" w16cid:durableId="78261887">
-    <w:abstractNumId w:val="33"/>
+    <w:abstractNumId w:val="36"/>
   </w:num>
   <w:num w:numId="20" w16cid:durableId="1947617525">
     <w:abstractNumId w:val="4"/>
   </w:num>
   <w:num w:numId="21" w16cid:durableId="661465476">
-    <w:abstractNumId w:val="30"/>
+    <w:abstractNumId w:val="33"/>
   </w:num>
   <w:num w:numId="22" w16cid:durableId="1199202532">
-    <w:abstractNumId w:val="46"/>
+    <w:abstractNumId w:val="49"/>
   </w:num>
   <w:num w:numId="23" w16cid:durableId="1600677296">
-    <w:abstractNumId w:val="42"/>
+    <w:abstractNumId w:val="45"/>
   </w:num>
   <w:num w:numId="24" w16cid:durableId="598756210">
-    <w:abstractNumId w:val="17"/>
+    <w:abstractNumId w:val="20"/>
   </w:num>
   <w:num w:numId="25" w16cid:durableId="1423454322">
     <w:abstractNumId w:val="5"/>
   </w:num>
   <w:num w:numId="26" w16cid:durableId="2030838345">
-    <w:abstractNumId w:val="55"/>
+    <w:abstractNumId w:val="58"/>
   </w:num>
   <w:num w:numId="27" w16cid:durableId="1613170802">
     <w:abstractNumId w:val="2"/>
   </w:num>
   <w:num w:numId="28" w16cid:durableId="1584995561">
-    <w:abstractNumId w:val="50"/>
+    <w:abstractNumId w:val="53"/>
   </w:num>
   <w:num w:numId="29" w16cid:durableId="390422211">
-    <w:abstractNumId w:val="13"/>
+    <w:abstractNumId w:val="15"/>
   </w:num>
   <w:num w:numId="30" w16cid:durableId="1369523729">
-    <w:abstractNumId w:val="25"/>
+    <w:abstractNumId w:val="28"/>
   </w:num>
   <w:num w:numId="31" w16cid:durableId="332877556">
-    <w:abstractNumId w:val="27"/>
+    <w:abstractNumId w:val="30"/>
   </w:num>
   <w:num w:numId="32" w16cid:durableId="1820807917">
-    <w:abstractNumId w:val="23"/>
+    <w:abstractNumId w:val="26"/>
   </w:num>
   <w:num w:numId="33" w16cid:durableId="377435206">
-    <w:abstractNumId w:val="21"/>
+    <w:abstractNumId w:val="24"/>
   </w:num>
   <w:num w:numId="34" w16cid:durableId="1399357143">
-    <w:abstractNumId w:val="58"/>
+    <w:abstractNumId w:val="61"/>
   </w:num>
   <w:num w:numId="35" w16cid:durableId="1278683558">
-    <w:abstractNumId w:val="52"/>
+    <w:abstractNumId w:val="55"/>
   </w:num>
   <w:num w:numId="36" w16cid:durableId="954168010">
     <w:abstractNumId w:val="3"/>
   </w:num>
   <w:num w:numId="37" w16cid:durableId="660890753">
-    <w:abstractNumId w:val="61"/>
+    <w:abstractNumId w:val="65"/>
   </w:num>
   <w:num w:numId="38" w16cid:durableId="1690595081">
+    <w:abstractNumId w:val="59"/>
+  </w:num>
+  <w:num w:numId="39" w16cid:durableId="182745152">
+    <w:abstractNumId w:val="42"/>
+  </w:num>
+  <w:num w:numId="40" w16cid:durableId="834420943">
+    <w:abstractNumId w:val="60"/>
+  </w:num>
+  <w:num w:numId="41" w16cid:durableId="2002419068">
+    <w:abstractNumId w:val="13"/>
+  </w:num>
+  <w:num w:numId="42" w16cid:durableId="1091240492">
     <w:abstractNumId w:val="56"/>
   </w:num>
-  <w:num w:numId="39" w16cid:durableId="182745152">
-    <w:abstractNumId w:val="39"/>
-  </w:num>
-  <w:num w:numId="40" w16cid:durableId="834420943">
-    <w:abstractNumId w:val="57"/>
-  </w:num>
-  <w:num w:numId="41" w16cid:durableId="2002419068">
-    <w:abstractNumId w:val="11"/>
-  </w:num>
-  <w:num w:numId="42" w16cid:durableId="1091240492">
-    <w:abstractNumId w:val="53"/>
-  </w:num>
   <w:num w:numId="43" w16cid:durableId="970869620">
-    <w:abstractNumId w:val="34"/>
+    <w:abstractNumId w:val="37"/>
   </w:num>
   <w:num w:numId="44" w16cid:durableId="333996985">
-    <w:abstractNumId w:val="63"/>
+    <w:abstractNumId w:val="67"/>
   </w:num>
   <w:num w:numId="45" w16cid:durableId="1873029967">
     <w:abstractNumId w:val="6"/>
   </w:num>
   <w:num w:numId="46" w16cid:durableId="912086002">
-    <w:abstractNumId w:val="18"/>
+    <w:abstractNumId w:val="21"/>
   </w:num>
   <w:num w:numId="47" w16cid:durableId="358042909">
-    <w:abstractNumId w:val="59"/>
+    <w:abstractNumId w:val="63"/>
   </w:num>
   <w:num w:numId="48" w16cid:durableId="555553673">
-    <w:abstractNumId w:val="35"/>
+    <w:abstractNumId w:val="38"/>
   </w:num>
   <w:num w:numId="49" w16cid:durableId="1278945193">
-    <w:abstractNumId w:val="14"/>
+    <w:abstractNumId w:val="16"/>
   </w:num>
   <w:num w:numId="50" w16cid:durableId="362365695">
-    <w:abstractNumId w:val="49"/>
+    <w:abstractNumId w:val="52"/>
   </w:num>
   <w:num w:numId="51" w16cid:durableId="1350571105">
     <w:abstractNumId w:val="0"/>
@@ -40495,19 +40499,19 @@
     <w:abstractNumId w:val="1"/>
   </w:num>
   <w:num w:numId="53" w16cid:durableId="789277911">
-    <w:abstractNumId w:val="12"/>
+    <w:abstractNumId w:val="14"/>
   </w:num>
   <w:num w:numId="54" w16cid:durableId="1420523851">
-    <w:abstractNumId w:val="32"/>
+    <w:abstractNumId w:val="35"/>
   </w:num>
   <w:num w:numId="55" w16cid:durableId="856771908">
-    <w:abstractNumId w:val="65"/>
+    <w:abstractNumId w:val="69"/>
   </w:num>
   <w:num w:numId="56" w16cid:durableId="1245797104">
-    <w:abstractNumId w:val="54"/>
+    <w:abstractNumId w:val="57"/>
   </w:num>
   <w:num w:numId="57" w16cid:durableId="286546946">
-    <w:abstractNumId w:val="47"/>
+    <w:abstractNumId w:val="50"/>
   </w:num>
   <w:num w:numId="58" w16cid:durableId="704788680">
     <w:abstractNumId w:val="10"/>
@@ -40516,30 +40520,42 @@
     <w:abstractNumId w:val="7"/>
   </w:num>
   <w:num w:numId="60" w16cid:durableId="244801559">
-    <w:abstractNumId w:val="43"/>
+    <w:abstractNumId w:val="46"/>
   </w:num>
   <w:num w:numId="61" w16cid:durableId="1343626728">
-    <w:abstractNumId w:val="24"/>
+    <w:abstractNumId w:val="27"/>
   </w:num>
   <w:num w:numId="62" w16cid:durableId="786849234">
-    <w:abstractNumId w:val="64"/>
+    <w:abstractNumId w:val="68"/>
   </w:num>
   <w:num w:numId="63" w16cid:durableId="657264684">
-    <w:abstractNumId w:val="20"/>
+    <w:abstractNumId w:val="23"/>
   </w:num>
   <w:num w:numId="64" w16cid:durableId="1382746093">
-    <w:abstractNumId w:val="16"/>
+    <w:abstractNumId w:val="19"/>
   </w:num>
   <w:num w:numId="65" w16cid:durableId="1863518547">
-    <w:abstractNumId w:val="31"/>
+    <w:abstractNumId w:val="34"/>
   </w:num>
   <w:num w:numId="66" w16cid:durableId="9141171">
+    <w:abstractNumId w:val="47"/>
+  </w:num>
+  <w:num w:numId="67" w16cid:durableId="1324046145">
     <w:abstractNumId w:val="44"/>
   </w:num>
-  <w:num w:numId="67" w16cid:durableId="1324046145">
-    <w:abstractNumId w:val="41"/>
+  <w:num w:numId="68" w16cid:durableId="571699267">
+    <w:abstractNumId w:val="11"/>
   </w:num>
-  <w:numIdMacAtCleanup w:val="67"/>
+  <w:num w:numId="69" w16cid:durableId="465856189">
+    <w:abstractNumId w:val="62"/>
+  </w:num>
+  <w:num w:numId="70" w16cid:durableId="1723821883">
+    <w:abstractNumId w:val="17"/>
+  </w:num>
+  <w:num w:numId="71" w16cid:durableId="2029794731">
+    <w:abstractNumId w:val="12"/>
+  </w:num>
+  <w:numIdMacAtCleanup w:val="71"/>
 </w:numbering>
 </file>
 
@@ -40943,7 +40959,7 @@
   <w:style w:type="paragraph" w:default="1" w:styleId="Normal">
     <w:name w:val="Normal"/>
     <w:qFormat/>
-    <w:rsid w:val="007E4D52"/>
+    <w:rsid w:val="00BB07B1"/>
   </w:style>
   <w:style w:type="paragraph" w:styleId="Ttulo1">
     <w:name w:val="heading 1"/>
